--- a/docs/data/reports/daily-documents/latest/previous_daily_report.docx
+++ b/docs/data/reports/daily-documents/latest/previous_daily_report.docx
@@ -26,7 +26,7 @@
           <w:rFonts w:ascii="Kaiti SC" w:hAnsi="Kaiti SC" w:eastAsia="Kaiti SC" w:cs="Kaiti SC"/>
           <w:sz w:val="21"/>
         </w:rPr>
-        <w:t>2026-09-12（上一自然日）</w:t>
+        <w:t>2026-09-13（上一自然日）</w:t>
       </w:r>
     </w:p>
     <w:tbl>
@@ -81,7 +81,7 @@
                 <w:b w:val="0"/>
                 <w:sz w:val="19"/>
               </w:rPr>
-              <w:t>2026-09-12</w:t>
+              <w:t>2026-09-13</w:t>
             </w:r>
           </w:p>
         </w:tc>
@@ -127,7 +127,7 @@
                 <w:b w:val="0"/>
                 <w:sz w:val="19"/>
               </w:rPr>
-              <w:t>7 条 / 3 家</w:t>
+              <w:t>9 条 / 3 家</w:t>
             </w:r>
           </w:p>
         </w:tc>
@@ -219,7 +219,7 @@
                 <w:b w:val="0"/>
                 <w:sz w:val="19"/>
               </w:rPr>
-              <w:t>2026-09-13</w:t>
+              <w:t>2026-09-14</w:t>
             </w:r>
           </w:p>
         </w:tc>
@@ -245,7 +245,7 @@
     </w:p>
     <w:p>
       <w:r>
-        <w:t>2026-09-12 共归档 7 条新闻，覆盖 3 家公司、6 个信息来源。 新闻量较多的公司包括 SpaceX、天兵科技、Blue Origin。</w:t>
+        <w:t>2026-09-13 共归档 9 条新闻，覆盖 3 家公司、6 个信息来源。 新闻量较多的公司包括 天兵科技、SpaceX、蓝箭航天。</w:t>
       </w:r>
     </w:p>
     <w:p>
@@ -279,7 +279,7 @@
           <w:rFonts w:ascii="Kaiti SC" w:hAnsi="Kaiti SC" w:eastAsia="Kaiti SC" w:cs="Kaiti SC"/>
           <w:sz w:val="21"/>
         </w:rPr>
-        <w:t>【发射与任务】天兵科技：天龙三号遥二运载火箭完成总装、总测，预计今年第四季度择机复飞 - 新浪财经 （新浪财经）</w:t>
+        <w:t>【发射与任务】SpaceX：SpaceX is about to fly Starship on its first real orbital mission, carrying a stack of Starlink satellites （bing.com）</w:t>
       </w:r>
     </w:p>
     <w:p>
@@ -300,7 +300,7 @@
           <w:rFonts w:ascii="Kaiti SC" w:hAnsi="Kaiti SC" w:eastAsia="Kaiti SC" w:cs="Kaiti SC"/>
           <w:sz w:val="21"/>
         </w:rPr>
-        <w:t>【发射与任务】SpaceX：SpaceX Starlink satellite 'train' seen from International Space Station （bing.com）</w:t>
+        <w:t>【其他动态】SpaceX：SpaceX Falcon 9 fairing cameras capture amazing views of separation （bing.com）</w:t>
       </w:r>
     </w:p>
     <w:p>
@@ -321,7 +321,7 @@
           <w:rFonts w:ascii="Kaiti SC" w:hAnsi="Kaiti SC" w:eastAsia="Kaiti SC" w:cs="Kaiti SC"/>
           <w:sz w:val="21"/>
         </w:rPr>
-        <w:t>【其他动态】天兵科技：天龙三号遥一火箭飞行失利原因查明 - 新浪财经 （新浪财经）</w:t>
+        <w:t>【其他动态】SpaceX：SpaceX Starlink satellites deployed in stunning view from space （bing.com）</w:t>
       </w:r>
     </w:p>
     <w:p>
@@ -342,7 +342,7 @@
           <w:rFonts w:ascii="Kaiti SC" w:hAnsi="Kaiti SC" w:eastAsia="Kaiti SC" w:cs="Kaiti SC"/>
           <w:sz w:val="21"/>
         </w:rPr>
-        <w:t>【发射与任务】Blue Origin：Rocket Lab protests NASA's decision to award Blue Origin $700 million Mars orbiter contract （space.com）</w:t>
+        <w:t>【其他动态】天兵科技：天龙三号火箭年底复飞！我国多款复用火箭接连突破，到底有多难？ - sohu.com （sohu.com）</w:t>
       </w:r>
     </w:p>
     <w:p>
@@ -363,7 +363,7 @@
           <w:rFonts w:ascii="Kaiti SC" w:hAnsi="Kaiti SC" w:eastAsia="Kaiti SC" w:cs="Kaiti SC"/>
           <w:sz w:val="21"/>
         </w:rPr>
-        <w:t>【发射与任务】SpaceX：SpaceX CFO: Starship to Launch Upgraded Starlink Satellites This Month, Set to Begin Generating Revenue - finance.biggo.com （finance.biggo.com）</w:t>
+        <w:t>【其他动态】天兵科技：天龙三号遥一火箭飞行失利，原因查明！ - 新浪财经 （新浪财经）</w:t>
       </w:r>
     </w:p>
     <w:p>
@@ -384,7 +384,7 @@
           <w:rFonts w:ascii="Kaiti SC" w:hAnsi="Kaiti SC" w:eastAsia="Kaiti SC" w:cs="Kaiti SC"/>
           <w:sz w:val="21"/>
         </w:rPr>
-        <w:t>【其他动态】SpaceX：SpaceX Reportedly Plans to Deploy First V3 Starlink Satellites With Starship Next Week - TradingKey （TradingKey）</w:t>
+        <w:t>【其他动态】天兵科技：天龙三号官宣“归零” - 新浪财经 （新浪财经）</w:t>
       </w:r>
     </w:p>
     <w:p>
@@ -405,7 +405,49 @@
           <w:rFonts w:ascii="Kaiti SC" w:hAnsi="Kaiti SC" w:eastAsia="Kaiti SC" w:cs="Kaiti SC"/>
           <w:sz w:val="21"/>
         </w:rPr>
-        <w:t>【其他动态】天兵科技：天龙三号官宣“归零” 天兵科技：行业机会窗口仍在，不会为保成功降低火箭性能 - 每日经济新闻 （每日经济新闻）</w:t>
+        <w:t>【发射与任务】天兵科技：天龙三号预计拟于4月2日首飞 - Jiemian.com （Jiemian.com）</w:t>
+      </w:r>
+    </w:p>
+    <w:p>
+      <w:pPr>
+        <w:keepLines/>
+        <w:spacing w:after="60"/>
+        <w:ind w:left="369" w:hanging="227"/>
+      </w:pPr>
+      <w:r>
+        <w:rPr>
+          <w:rFonts w:ascii="Kaiti SC" w:hAnsi="Kaiti SC" w:eastAsia="Kaiti SC" w:cs="Kaiti SC"/>
+          <w:sz w:val="21"/>
+        </w:rPr>
+        <w:t xml:space="preserve">➢ </w:t>
+      </w:r>
+      <w:r>
+        <w:rPr>
+          <w:rFonts w:ascii="Kaiti SC" w:hAnsi="Kaiti SC" w:eastAsia="Kaiti SC" w:cs="Kaiti SC"/>
+          <w:sz w:val="21"/>
+        </w:rPr>
+        <w:t>【其他动态】天兵科技：天兵科技回应天龙三号失利：遥二火箭预计今年四季度择机复飞，不会为保成功降低性能 - 财联社 （财联社）</w:t>
+      </w:r>
+    </w:p>
+    <w:p>
+      <w:pPr>
+        <w:keepLines/>
+        <w:spacing w:after="60"/>
+        <w:ind w:left="369" w:hanging="227"/>
+      </w:pPr>
+      <w:r>
+        <w:rPr>
+          <w:rFonts w:ascii="Kaiti SC" w:hAnsi="Kaiti SC" w:eastAsia="Kaiti SC" w:cs="Kaiti SC"/>
+          <w:sz w:val="21"/>
+        </w:rPr>
+        <w:t xml:space="preserve">➢ </w:t>
+      </w:r>
+      <w:r>
+        <w:rPr>
+          <w:rFonts w:ascii="Kaiti SC" w:hAnsi="Kaiti SC" w:eastAsia="Kaiti SC" w:cs="Kaiti SC"/>
+          <w:sz w:val="21"/>
+        </w:rPr>
+        <w:t>【其他动态】蓝箭航天：2025年亏损17亿，预计2029年盈利！蓝箭航天冲刺“商业航天第一股” - wenxuan.news （wenxuan.news）</w:t>
       </w:r>
     </w:p>
     <w:p>
@@ -543,6 +585,93 @@
                 <w:b w:val="0"/>
                 <w:sz w:val="19"/>
               </w:rPr>
+              <w:t>天兵科技</w:t>
+            </w:r>
+          </w:p>
+        </w:tc>
+        <w:tc>
+          <w:tcPr>
+            <w:tcW w:type="dxa" w:w="2075"/>
+            <w:vAlign w:val="center"/>
+          </w:tcPr>
+          <w:p>
+            <w:pPr>
+              <w:spacing w:after="0" w:line="252" w:lineRule="auto"/>
+              <w:jc w:val="center"/>
+            </w:pPr>
+            <w:r/>
+            <w:r>
+              <w:rPr>
+                <w:rFonts w:ascii="Kaiti SC" w:hAnsi="Kaiti SC" w:eastAsia="Kaiti SC" w:cs="Kaiti SC"/>
+                <w:b w:val="0"/>
+                <w:sz w:val="19"/>
+              </w:rPr>
+              <w:t>5</w:t>
+            </w:r>
+          </w:p>
+        </w:tc>
+        <w:tc>
+          <w:tcPr>
+            <w:tcW w:type="dxa" w:w="2075"/>
+            <w:vAlign w:val="center"/>
+          </w:tcPr>
+          <w:p>
+            <w:pPr>
+              <w:spacing w:after="0" w:line="252" w:lineRule="auto"/>
+              <w:jc w:val="center"/>
+            </w:pPr>
+            <w:r/>
+            <w:r>
+              <w:rPr>
+                <w:rFonts w:ascii="Kaiti SC" w:hAnsi="Kaiti SC" w:eastAsia="Kaiti SC" w:cs="Kaiti SC"/>
+                <w:b w:val="0"/>
+                <w:sz w:val="19"/>
+              </w:rPr>
+              <w:t>其他动态、发射与任务</w:t>
+            </w:r>
+          </w:p>
+        </w:tc>
+        <w:tc>
+          <w:tcPr>
+            <w:tcW w:type="dxa" w:w="2075"/>
+            <w:vAlign w:val="center"/>
+          </w:tcPr>
+          <w:p>
+            <w:pPr>
+              <w:spacing w:after="0" w:line="252" w:lineRule="auto"/>
+            </w:pPr>
+            <w:r/>
+            <w:r>
+              <w:rPr>
+                <w:rFonts w:ascii="Kaiti SC" w:hAnsi="Kaiti SC" w:eastAsia="Kaiti SC" w:cs="Kaiti SC"/>
+                <w:b w:val="0"/>
+                <w:sz w:val="19"/>
+              </w:rPr>
+              <w:t>天龙三号火箭年底复飞！我国多款复用火箭接连突破，到底有多难？ - sohu.com</w:t>
+            </w:r>
+          </w:p>
+        </w:tc>
+      </w:tr>
+      <w:tr>
+        <w:trPr>
+          <w:cantSplit/>
+        </w:trPr>
+        <w:tc>
+          <w:tcPr>
+            <w:tcW w:type="dxa" w:w="2075"/>
+            <w:vAlign w:val="center"/>
+          </w:tcPr>
+          <w:p>
+            <w:pPr>
+              <w:spacing w:after="0" w:line="252" w:lineRule="auto"/>
+            </w:pPr>
+            <w:r/>
+            <w:r>
+              <w:rPr>
+                <w:rFonts w:ascii="Kaiti SC" w:hAnsi="Kaiti SC" w:eastAsia="Kaiti SC" w:cs="Kaiti SC"/>
+                <w:b w:val="0"/>
+                <w:sz w:val="19"/>
+              </w:rPr>
               <w:t>SpaceX</w:t>
             </w:r>
           </w:p>
@@ -605,7 +734,7 @@
                 <w:b w:val="0"/>
                 <w:sz w:val="19"/>
               </w:rPr>
-              <w:t>SpaceX Starlink satellite 'train' seen from International Space Station</w:t>
+              <w:t>SpaceX is about to fly Starship on its first real orbital mission, carrying a stack of Starlink satellites</w:t>
             </w:r>
           </w:p>
         </w:tc>
@@ -630,94 +759,7 @@
                 <w:b w:val="0"/>
                 <w:sz w:val="19"/>
               </w:rPr>
-              <w:t>天兵科技</w:t>
-            </w:r>
-          </w:p>
-        </w:tc>
-        <w:tc>
-          <w:tcPr>
-            <w:tcW w:type="dxa" w:w="2075"/>
-            <w:vAlign w:val="center"/>
-          </w:tcPr>
-          <w:p>
-            <w:pPr>
-              <w:spacing w:after="0" w:line="252" w:lineRule="auto"/>
-              <w:jc w:val="center"/>
-            </w:pPr>
-            <w:r/>
-            <w:r>
-              <w:rPr>
-                <w:rFonts w:ascii="Kaiti SC" w:hAnsi="Kaiti SC" w:eastAsia="Kaiti SC" w:cs="Kaiti SC"/>
-                <w:b w:val="0"/>
-                <w:sz w:val="19"/>
-              </w:rPr>
-              <w:t>3</w:t>
-            </w:r>
-          </w:p>
-        </w:tc>
-        <w:tc>
-          <w:tcPr>
-            <w:tcW w:type="dxa" w:w="2075"/>
-            <w:vAlign w:val="center"/>
-          </w:tcPr>
-          <w:p>
-            <w:pPr>
-              <w:spacing w:after="0" w:line="252" w:lineRule="auto"/>
-              <w:jc w:val="center"/>
-            </w:pPr>
-            <w:r/>
-            <w:r>
-              <w:rPr>
-                <w:rFonts w:ascii="Kaiti SC" w:hAnsi="Kaiti SC" w:eastAsia="Kaiti SC" w:cs="Kaiti SC"/>
-                <w:b w:val="0"/>
-                <w:sz w:val="19"/>
-              </w:rPr>
-              <w:t>发射与任务、其他动态</w:t>
-            </w:r>
-          </w:p>
-        </w:tc>
-        <w:tc>
-          <w:tcPr>
-            <w:tcW w:type="dxa" w:w="2075"/>
-            <w:vAlign w:val="center"/>
-          </w:tcPr>
-          <w:p>
-            <w:pPr>
-              <w:spacing w:after="0" w:line="252" w:lineRule="auto"/>
-            </w:pPr>
-            <w:r/>
-            <w:r>
-              <w:rPr>
-                <w:rFonts w:ascii="Kaiti SC" w:hAnsi="Kaiti SC" w:eastAsia="Kaiti SC" w:cs="Kaiti SC"/>
-                <w:b w:val="0"/>
-                <w:sz w:val="19"/>
-              </w:rPr>
-              <w:t>天龙三号遥二运载火箭完成总装、总测，预计今年第四季度择机复飞 - 新浪财经</w:t>
-            </w:r>
-          </w:p>
-        </w:tc>
-      </w:tr>
-      <w:tr>
-        <w:trPr>
-          <w:cantSplit/>
-        </w:trPr>
-        <w:tc>
-          <w:tcPr>
-            <w:tcW w:type="dxa" w:w="2075"/>
-            <w:vAlign w:val="center"/>
-          </w:tcPr>
-          <w:p>
-            <w:pPr>
-              <w:spacing w:after="0" w:line="252" w:lineRule="auto"/>
-            </w:pPr>
-            <w:r/>
-            <w:r>
-              <w:rPr>
-                <w:rFonts w:ascii="Kaiti SC" w:hAnsi="Kaiti SC" w:eastAsia="Kaiti SC" w:cs="Kaiti SC"/>
-                <w:b w:val="0"/>
-                <w:sz w:val="19"/>
-              </w:rPr>
-              <w:t>Blue Origin</w:t>
+              <w:t>蓝箭航天</w:t>
             </w:r>
           </w:p>
         </w:tc>
@@ -759,7 +801,7 @@
                 <w:b w:val="0"/>
                 <w:sz w:val="19"/>
               </w:rPr>
-              <w:t>发射与任务</w:t>
+              <w:t>其他动态</w:t>
             </w:r>
           </w:p>
         </w:tc>
@@ -779,7 +821,7 @@
                 <w:b w:val="0"/>
                 <w:sz w:val="19"/>
               </w:rPr>
-              <w:t>Rocket Lab protests NASA's decision to award Blue Origin $700 million Mars orbiter contract</w:t>
+              <w:t>2025年亏损17亿，预计2029年盈利！蓝箭航天冲刺“商业航天第一股” - wenxuan.news</w:t>
             </w:r>
           </w:p>
         </w:tc>
@@ -816,7 +858,7 @@
           <w:rFonts w:ascii="Kaiti SC" w:hAnsi="Kaiti SC" w:eastAsia="Kaiti SC" w:cs="Kaiti SC"/>
           <w:sz w:val="21"/>
         </w:rPr>
-        <w:t>[1] 2026-09-12｜新浪财经｜天兵科技：天龙三号遥二运载火箭完成总装、总测，预计今年第四季度择机复飞 - 新浪财经</w:t>
+        <w:t>[1] 2026-09-13｜bing.com｜SpaceX：SpaceX is about to fly Starship on its first real orbital mission, carrying a stack of Starlink satellites</w:t>
       </w:r>
     </w:p>
     <w:p>
@@ -837,7 +879,7 @@
           <w:rFonts w:ascii="Kaiti SC" w:hAnsi="Kaiti SC" w:eastAsia="Kaiti SC" w:cs="Kaiti SC"/>
           <w:sz w:val="21"/>
         </w:rPr>
-        <w:t>[2] 2026-09-12｜bing.com｜SpaceX：SpaceX Starlink satellite 'train' seen from International Space Station</w:t>
+        <w:t>[2] 2026-09-13｜bing.com｜SpaceX：SpaceX Falcon 9 fairing cameras capture amazing views of separation</w:t>
       </w:r>
     </w:p>
     <w:p>
@@ -858,7 +900,7 @@
           <w:rFonts w:ascii="Kaiti SC" w:hAnsi="Kaiti SC" w:eastAsia="Kaiti SC" w:cs="Kaiti SC"/>
           <w:sz w:val="21"/>
         </w:rPr>
-        <w:t>[3] 2026-09-12｜新浪财经｜天兵科技：天龙三号遥一火箭飞行失利原因查明 - 新浪财经</w:t>
+        <w:t>[3] 2026-09-13｜bing.com｜SpaceX：SpaceX Starlink satellites deployed in stunning view from space</w:t>
       </w:r>
     </w:p>
     <w:p>
@@ -879,7 +921,7 @@
           <w:rFonts w:ascii="Kaiti SC" w:hAnsi="Kaiti SC" w:eastAsia="Kaiti SC" w:cs="Kaiti SC"/>
           <w:sz w:val="21"/>
         </w:rPr>
-        <w:t>[4] 2026-09-12｜space.com｜Blue Origin：Rocket Lab protests NASA's decision to award Blue Origin $700 million Mars orbiter contract</w:t>
+        <w:t>[4] 2026-09-13｜sohu.com｜天兵科技：天龙三号火箭年底复飞！我国多款复用火箭接连突破，到底有多难？ - sohu.com</w:t>
       </w:r>
     </w:p>
     <w:p>
@@ -900,7 +942,7 @@
           <w:rFonts w:ascii="Kaiti SC" w:hAnsi="Kaiti SC" w:eastAsia="Kaiti SC" w:cs="Kaiti SC"/>
           <w:sz w:val="21"/>
         </w:rPr>
-        <w:t>[5] 2026-09-12｜finance.biggo.com｜SpaceX：SpaceX CFO: Starship to Launch Upgraded Starlink Satellites This Month, Set to Begin Generating Revenue - finance.biggo.com</w:t>
+        <w:t>[5] 2026-09-13｜新浪财经｜天兵科技：天龙三号遥一火箭飞行失利，原因查明！ - 新浪财经</w:t>
       </w:r>
     </w:p>
     <w:p>
@@ -921,7 +963,7 @@
           <w:rFonts w:ascii="Kaiti SC" w:hAnsi="Kaiti SC" w:eastAsia="Kaiti SC" w:cs="Kaiti SC"/>
           <w:sz w:val="21"/>
         </w:rPr>
-        <w:t>[6] 2026-09-12｜TradingKey｜SpaceX：SpaceX Reportedly Plans to Deploy First V3 Starlink Satellites With Starship Next Week - TradingKey</w:t>
+        <w:t>[6] 2026-09-13｜新浪财经｜天兵科技：天龙三号官宣“归零” - 新浪财经</w:t>
       </w:r>
     </w:p>
     <w:p>
@@ -942,7 +984,49 @@
           <w:rFonts w:ascii="Kaiti SC" w:hAnsi="Kaiti SC" w:eastAsia="Kaiti SC" w:cs="Kaiti SC"/>
           <w:sz w:val="21"/>
         </w:rPr>
-        <w:t>[7] 2026-09-12｜每日经济新闻｜天兵科技：天龙三号官宣“归零” 天兵科技：行业机会窗口仍在，不会为保成功降低火箭性能 - 每日经济新闻</w:t>
+        <w:t>[7] 2026-09-13｜Jiemian.com｜天兵科技：天龙三号预计拟于4月2日首飞 - Jiemian.com</w:t>
+      </w:r>
+    </w:p>
+    <w:p>
+      <w:pPr>
+        <w:keepLines/>
+        <w:spacing w:after="60"/>
+        <w:ind w:left="369" w:hanging="227"/>
+      </w:pPr>
+      <w:r>
+        <w:rPr>
+          <w:rFonts w:ascii="Kaiti SC" w:hAnsi="Kaiti SC" w:eastAsia="Kaiti SC" w:cs="Kaiti SC"/>
+          <w:sz w:val="21"/>
+        </w:rPr>
+        <w:t xml:space="preserve">✓ </w:t>
+      </w:r>
+      <w:r>
+        <w:rPr>
+          <w:rFonts w:ascii="Kaiti SC" w:hAnsi="Kaiti SC" w:eastAsia="Kaiti SC" w:cs="Kaiti SC"/>
+          <w:sz w:val="21"/>
+        </w:rPr>
+        <w:t>[8] 2026-09-13｜财联社｜天兵科技：天兵科技回应天龙三号失利：遥二火箭预计今年四季度择机复飞，不会为保成功降低性能 - 财联社</w:t>
+      </w:r>
+    </w:p>
+    <w:p>
+      <w:pPr>
+        <w:keepLines/>
+        <w:spacing w:after="60"/>
+        <w:ind w:left="369" w:hanging="227"/>
+      </w:pPr>
+      <w:r>
+        <w:rPr>
+          <w:rFonts w:ascii="Kaiti SC" w:hAnsi="Kaiti SC" w:eastAsia="Kaiti SC" w:cs="Kaiti SC"/>
+          <w:sz w:val="21"/>
+        </w:rPr>
+        <w:t xml:space="preserve">✓ </w:t>
+      </w:r>
+      <w:r>
+        <w:rPr>
+          <w:rFonts w:ascii="Kaiti SC" w:hAnsi="Kaiti SC" w:eastAsia="Kaiti SC" w:cs="Kaiti SC"/>
+          <w:sz w:val="21"/>
+        </w:rPr>
+        <w:t>[9] 2026-09-13｜wenxuan.news｜蓝箭航天：2025年亏损17亿，预计2029年盈利！蓝箭航天冲刺“商业航天第一股” - wenxuan.news</w:t>
       </w:r>
     </w:p>
     <w:sectPr>

--- a/docs/data/reports/daily-documents/latest/previous_daily_report.docx
+++ b/docs/data/reports/daily-documents/latest/previous_daily_report.docx
@@ -26,7 +26,7 @@
           <w:rFonts w:ascii="Kaiti SC" w:hAnsi="Kaiti SC" w:eastAsia="Kaiti SC" w:cs="Kaiti SC"/>
           <w:sz w:val="21"/>
         </w:rPr>
-        <w:t>2026-09-13（上一自然日）</w:t>
+        <w:t>2026-09-14（上一自然日）</w:t>
       </w:r>
     </w:p>
     <w:tbl>
@@ -81,7 +81,7 @@
                 <w:b w:val="0"/>
                 <w:sz w:val="19"/>
               </w:rPr>
-              <w:t>2026-09-13</w:t>
+              <w:t>2026-09-14</w:t>
             </w:r>
           </w:p>
         </w:tc>
@@ -127,7 +127,7 @@
                 <w:b w:val="0"/>
                 <w:sz w:val="19"/>
               </w:rPr>
-              <w:t>9 条 / 3 家</w:t>
+              <w:t>25 条 / 5 家</w:t>
             </w:r>
           </w:p>
         </w:tc>
@@ -173,7 +173,7 @@
                 <w:b w:val="0"/>
                 <w:sz w:val="19"/>
               </w:rPr>
-              <w:t>6 个</w:t>
+              <w:t>10 个</w:t>
             </w:r>
           </w:p>
         </w:tc>
@@ -219,7 +219,7 @@
                 <w:b w:val="0"/>
                 <w:sz w:val="19"/>
               </w:rPr>
-              <w:t>2026-09-14</w:t>
+              <w:t>2026-09-15</w:t>
             </w:r>
           </w:p>
         </w:tc>
@@ -245,7 +245,7 @@
     </w:p>
     <w:p>
       <w:r>
-        <w:t>2026-09-13 共归档 9 条新闻，覆盖 3 家公司、6 个信息来源。 新闻量较多的公司包括 天兵科技、SpaceX、蓝箭航天。</w:t>
+        <w:t>2026-09-14 共归档 25 条新闻，覆盖 5 家公司、10 个信息来源。 新闻量较多的公司包括 SpaceX、蓝箭航天、Blue Origin、中科宇航。</w:t>
       </w:r>
     </w:p>
     <w:p>
@@ -279,7 +279,7 @@
           <w:rFonts w:ascii="Kaiti SC" w:hAnsi="Kaiti SC" w:eastAsia="Kaiti SC" w:cs="Kaiti SC"/>
           <w:sz w:val="21"/>
         </w:rPr>
-        <w:t>【发射与任务】SpaceX：SpaceX is about to fly Starship on its first real orbital mission, carrying a stack of Starlink satellites （bing.com）</w:t>
+        <w:t>【发射与任务】SpaceX：Live coverage: SpaceX to launch final 3 O3b mPOWER satellites for SES （Spaceflight Now）</w:t>
       </w:r>
     </w:p>
     <w:p>
@@ -300,7 +300,7 @@
           <w:rFonts w:ascii="Kaiti SC" w:hAnsi="Kaiti SC" w:eastAsia="Kaiti SC" w:cs="Kaiti SC"/>
           <w:sz w:val="21"/>
         </w:rPr>
-        <w:t>【其他动态】SpaceX：SpaceX Falcon 9 fairing cameras capture amazing views of separation （bing.com）</w:t>
+        <w:t>【市场与股价】中科宇航：中科宇航三年累计亏损将近25亿元 且逐年扩大 这样还能IPO上市吗？ - 新浪财经 （新浪财经）</w:t>
       </w:r>
     </w:p>
     <w:p>
@@ -321,7 +321,7 @@
           <w:rFonts w:ascii="Kaiti SC" w:hAnsi="Kaiti SC" w:eastAsia="Kaiti SC" w:cs="Kaiti SC"/>
           <w:sz w:val="21"/>
         </w:rPr>
-        <w:t>【其他动态】SpaceX：SpaceX Starlink satellites deployed in stunning view from space （bing.com）</w:t>
+        <w:t>【市场与股价】中科宇航：中科宇航三年累计亏损将近25亿元 且逐年扩大 这样还能IPO上市吗？ - 新浪财经 （新浪财经）</w:t>
       </w:r>
     </w:p>
     <w:p>
@@ -342,7 +342,7 @@
           <w:rFonts w:ascii="Kaiti SC" w:hAnsi="Kaiti SC" w:eastAsia="Kaiti SC" w:cs="Kaiti SC"/>
           <w:sz w:val="21"/>
         </w:rPr>
-        <w:t>【其他动态】天兵科技：天龙三号火箭年底复飞！我国多款复用火箭接连突破，到底有多难？ - sohu.com （sohu.com）</w:t>
+        <w:t>【发射与任务】Blue Origin：Rocket Lab Files GAO Bid Protest Over NASA’s $700M Mars Orbiter Award to Blue Origin （satnews.com）</w:t>
       </w:r>
     </w:p>
     <w:p>
@@ -363,7 +363,7 @@
           <w:rFonts w:ascii="Kaiti SC" w:hAnsi="Kaiti SC" w:eastAsia="Kaiti SC" w:cs="Kaiti SC"/>
           <w:sz w:val="21"/>
         </w:rPr>
-        <w:t>【其他动态】天兵科技：天龙三号遥一火箭飞行失利，原因查明！ - 新浪财经 （新浪财经）</w:t>
+        <w:t>【发射与任务】蓝箭航天：LandSpace Launches Zhuque-2E Tuesday, 3 Months After Debris Cloud Hit Starlink Zone （bing.com）</w:t>
       </w:r>
     </w:p>
     <w:p>
@@ -384,7 +384,7 @@
           <w:rFonts w:ascii="Kaiti SC" w:hAnsi="Kaiti SC" w:eastAsia="Kaiti SC" w:cs="Kaiti SC"/>
           <w:sz w:val="21"/>
         </w:rPr>
-        <w:t>【其他动态】天兵科技：天龙三号官宣“归零” - 新浪财经 （新浪财经）</w:t>
+        <w:t>【发射与任务】SpaceX：SpaceX eyes 2 California rocket launches this week. Here's what they are - vcstar.com （vcstar.com）</w:t>
       </w:r>
     </w:p>
     <w:p>
@@ -405,7 +405,7 @@
           <w:rFonts w:ascii="Kaiti SC" w:hAnsi="Kaiti SC" w:eastAsia="Kaiti SC" w:cs="Kaiti SC"/>
           <w:sz w:val="21"/>
         </w:rPr>
-        <w:t>【发射与任务】天兵科技：天龙三号预计拟于4月2日首飞 - Jiemian.com （Jiemian.com）</w:t>
+        <w:t>【发射与任务】蓝箭航天：LandSpace Launches Zhuque-2E Tuesday, 3 Months After Debris Cloud Hit Starlink Zone （bing.com）</w:t>
       </w:r>
     </w:p>
     <w:p>
@@ -426,7 +426,7 @@
           <w:rFonts w:ascii="Kaiti SC" w:hAnsi="Kaiti SC" w:eastAsia="Kaiti SC" w:cs="Kaiti SC"/>
           <w:sz w:val="21"/>
         </w:rPr>
-        <w:t>【其他动态】天兵科技：天兵科技回应天龙三号失利：遥二火箭预计今年四季度择机复飞，不会为保成功降低性能 - 财联社 （财联社）</w:t>
+        <w:t>【发射与任务】SpaceX：SpaceX Is About to Put Its Starship Rocket to Work for the First Time. This Is What’s Riding on the High-Stakes Launch （bing.com）</w:t>
       </w:r>
     </w:p>
     <w:p>
@@ -447,7 +447,175 @@
           <w:rFonts w:ascii="Kaiti SC" w:hAnsi="Kaiti SC" w:eastAsia="Kaiti SC" w:cs="Kaiti SC"/>
           <w:sz w:val="21"/>
         </w:rPr>
-        <w:t>【其他动态】蓝箭航天：2025年亏损17亿，预计2029年盈利！蓝箭航天冲刺“商业航天第一股” - wenxuan.news （wenxuan.news）</w:t>
+        <w:t>【发射与任务】Blue Origin：Animation of NASA's ESCAPADE launched to Mars atop Blue Origin's New Glenn rocket （bing.com）</w:t>
+      </w:r>
+    </w:p>
+    <w:p>
+      <w:pPr>
+        <w:keepLines/>
+        <w:spacing w:after="60"/>
+        <w:ind w:left="369" w:hanging="227"/>
+      </w:pPr>
+      <w:r>
+        <w:rPr>
+          <w:rFonts w:ascii="Kaiti SC" w:hAnsi="Kaiti SC" w:eastAsia="Kaiti SC" w:cs="Kaiti SC"/>
+          <w:sz w:val="21"/>
+        </w:rPr>
+        <w:t xml:space="preserve">➢ </w:t>
+      </w:r>
+      <w:r>
+        <w:rPr>
+          <w:rFonts w:ascii="Kaiti SC" w:hAnsi="Kaiti SC" w:eastAsia="Kaiti SC" w:cs="Kaiti SC"/>
+          <w:sz w:val="21"/>
+        </w:rPr>
+        <w:t>【发射与任务】Blue Origin：Animation of NASA's ESCAPADE launched to Mars atop Blue Origin's New Glenn rocket （bing.com）</w:t>
+      </w:r>
+    </w:p>
+    <w:p>
+      <w:pPr>
+        <w:keepLines/>
+        <w:spacing w:after="60"/>
+        <w:ind w:left="369" w:hanging="227"/>
+      </w:pPr>
+      <w:r>
+        <w:rPr>
+          <w:rFonts w:ascii="Kaiti SC" w:hAnsi="Kaiti SC" w:eastAsia="Kaiti SC" w:cs="Kaiti SC"/>
+          <w:sz w:val="21"/>
+        </w:rPr>
+        <w:t xml:space="preserve">➢ </w:t>
+      </w:r>
+      <w:r>
+        <w:rPr>
+          <w:rFonts w:ascii="Kaiti SC" w:hAnsi="Kaiti SC" w:eastAsia="Kaiti SC" w:cs="Kaiti SC"/>
+          <w:sz w:val="21"/>
+        </w:rPr>
+        <w:t>【发射与任务】SpaceX：SpaceX faces Starship dilemma: Starlink revenue or moonshot R&amp;D? （bing.com）</w:t>
+      </w:r>
+    </w:p>
+    <w:p>
+      <w:pPr>
+        <w:keepLines/>
+        <w:spacing w:after="60"/>
+        <w:ind w:left="369" w:hanging="227"/>
+      </w:pPr>
+      <w:r>
+        <w:rPr>
+          <w:rFonts w:ascii="Kaiti SC" w:hAnsi="Kaiti SC" w:eastAsia="Kaiti SC" w:cs="Kaiti SC"/>
+          <w:sz w:val="21"/>
+        </w:rPr>
+        <w:t xml:space="preserve">➢ </w:t>
+      </w:r>
+      <w:r>
+        <w:rPr>
+          <w:rFonts w:ascii="Kaiti SC" w:hAnsi="Kaiti SC" w:eastAsia="Kaiti SC" w:cs="Kaiti SC"/>
+          <w:sz w:val="21"/>
+        </w:rPr>
+        <w:t>【发射与任务】SpaceX：SpaceX faces Starship dilemma: Starlink revenue or moonshot R&amp;D? （bing.com）</w:t>
+      </w:r>
+    </w:p>
+    <w:p>
+      <w:pPr>
+        <w:keepLines/>
+        <w:spacing w:after="60"/>
+        <w:ind w:left="369" w:hanging="227"/>
+      </w:pPr>
+      <w:r>
+        <w:rPr>
+          <w:rFonts w:ascii="Kaiti SC" w:hAnsi="Kaiti SC" w:eastAsia="Kaiti SC" w:cs="Kaiti SC"/>
+          <w:sz w:val="21"/>
+        </w:rPr>
+        <w:t xml:space="preserve">➢ </w:t>
+      </w:r>
+      <w:r>
+        <w:rPr>
+          <w:rFonts w:ascii="Kaiti SC" w:hAnsi="Kaiti SC" w:eastAsia="Kaiti SC" w:cs="Kaiti SC"/>
+          <w:sz w:val="21"/>
+        </w:rPr>
+        <w:t>【发射与任务】Blue Origin：Blue Origin landed its rocket perfectly - then the satellite was left too low to survive （bing.com）</w:t>
+      </w:r>
+    </w:p>
+    <w:p>
+      <w:pPr>
+        <w:keepLines/>
+        <w:spacing w:after="60"/>
+        <w:ind w:left="369" w:hanging="227"/>
+      </w:pPr>
+      <w:r>
+        <w:rPr>
+          <w:rFonts w:ascii="Kaiti SC" w:hAnsi="Kaiti SC" w:eastAsia="Kaiti SC" w:cs="Kaiti SC"/>
+          <w:sz w:val="21"/>
+        </w:rPr>
+        <w:t xml:space="preserve">➢ </w:t>
+      </w:r>
+      <w:r>
+        <w:rPr>
+          <w:rFonts w:ascii="Kaiti SC" w:hAnsi="Kaiti SC" w:eastAsia="Kaiti SC" w:cs="Kaiti SC"/>
+          <w:sz w:val="21"/>
+        </w:rPr>
+        <w:t>【发射与任务】垣信卫星：商业航天上海方案亮相：千帆星座年底冲刺324颗，海上发射把周期压到一周 - shobserver.com （shobserver.com）</w:t>
+      </w:r>
+    </w:p>
+    <w:p>
+      <w:pPr>
+        <w:keepLines/>
+        <w:spacing w:after="60"/>
+        <w:ind w:left="369" w:hanging="227"/>
+      </w:pPr>
+      <w:r>
+        <w:rPr>
+          <w:rFonts w:ascii="Kaiti SC" w:hAnsi="Kaiti SC" w:eastAsia="Kaiti SC" w:cs="Kaiti SC"/>
+          <w:sz w:val="21"/>
+        </w:rPr>
+        <w:t xml:space="preserve">➢ </w:t>
+      </w:r>
+      <w:r>
+        <w:rPr>
+          <w:rFonts w:ascii="Kaiti SC" w:hAnsi="Kaiti SC" w:eastAsia="Kaiti SC" w:cs="Kaiti SC"/>
+          <w:sz w:val="21"/>
+        </w:rPr>
+        <w:t>【其他动态】蓝箭航天：每年亏十几个亿！蓝箭航天烧钱不断，钱到底从哪来？这场资本豪赌，赌的是中国商业航天的未来吗？ - 凤凰网财经 （凤凰网财经）</w:t>
+      </w:r>
+    </w:p>
+    <w:p>
+      <w:pPr>
+        <w:keepLines/>
+        <w:spacing w:after="60"/>
+        <w:ind w:left="369" w:hanging="227"/>
+      </w:pPr>
+      <w:r>
+        <w:rPr>
+          <w:rFonts w:ascii="Kaiti SC" w:hAnsi="Kaiti SC" w:eastAsia="Kaiti SC" w:cs="Kaiti SC"/>
+          <w:sz w:val="21"/>
+        </w:rPr>
+        <w:t xml:space="preserve">➢ </w:t>
+      </w:r>
+      <w:r>
+        <w:rPr>
+          <w:rFonts w:ascii="Kaiti SC" w:hAnsi="Kaiti SC" w:eastAsia="Kaiti SC" w:cs="Kaiti SC"/>
+          <w:sz w:val="21"/>
+        </w:rPr>
+        <w:t>【其他动态】蓝箭航天：每年亏十几个亿！蓝箭航天烧钱不断，钱到底从哪来？这场资本豪赌，赌的是中国商业航天的未来吗？ - 新浪财经 （新浪财经）</w:t>
+      </w:r>
+    </w:p>
+    <w:p>
+      <w:pPr>
+        <w:keepLines/>
+        <w:spacing w:after="60"/>
+        <w:ind w:left="369" w:hanging="227"/>
+      </w:pPr>
+      <w:r>
+        <w:rPr>
+          <w:rFonts w:ascii="Kaiti SC" w:hAnsi="Kaiti SC" w:eastAsia="Kaiti SC" w:cs="Kaiti SC"/>
+          <w:sz w:val="21"/>
+        </w:rPr>
+        <w:t xml:space="preserve">➢ </w:t>
+      </w:r>
+      <w:r>
+        <w:rPr>
+          <w:rFonts w:ascii="Kaiti SC" w:hAnsi="Kaiti SC" w:eastAsia="Kaiti SC" w:cs="Kaiti SC"/>
+          <w:sz w:val="21"/>
+        </w:rPr>
+        <w:t>【其他动态】蓝箭航天：每年亏十几个亿！蓝箭航天烧钱不断，钱到底从哪来？这场资本豪赌，赌的是中国商业航天的未来吗？ - 新浪网 （新浪网）</w:t>
       </w:r>
     </w:p>
     <w:p>
@@ -585,93 +753,6 @@
                 <w:b w:val="0"/>
                 <w:sz w:val="19"/>
               </w:rPr>
-              <w:t>天兵科技</w:t>
-            </w:r>
-          </w:p>
-        </w:tc>
-        <w:tc>
-          <w:tcPr>
-            <w:tcW w:type="dxa" w:w="2075"/>
-            <w:vAlign w:val="center"/>
-          </w:tcPr>
-          <w:p>
-            <w:pPr>
-              <w:spacing w:after="0" w:line="252" w:lineRule="auto"/>
-              <w:jc w:val="center"/>
-            </w:pPr>
-            <w:r/>
-            <w:r>
-              <w:rPr>
-                <w:rFonts w:ascii="Kaiti SC" w:hAnsi="Kaiti SC" w:eastAsia="Kaiti SC" w:cs="Kaiti SC"/>
-                <w:b w:val="0"/>
-                <w:sz w:val="19"/>
-              </w:rPr>
-              <w:t>5</w:t>
-            </w:r>
-          </w:p>
-        </w:tc>
-        <w:tc>
-          <w:tcPr>
-            <w:tcW w:type="dxa" w:w="2075"/>
-            <w:vAlign w:val="center"/>
-          </w:tcPr>
-          <w:p>
-            <w:pPr>
-              <w:spacing w:after="0" w:line="252" w:lineRule="auto"/>
-              <w:jc w:val="center"/>
-            </w:pPr>
-            <w:r/>
-            <w:r>
-              <w:rPr>
-                <w:rFonts w:ascii="Kaiti SC" w:hAnsi="Kaiti SC" w:eastAsia="Kaiti SC" w:cs="Kaiti SC"/>
-                <w:b w:val="0"/>
-                <w:sz w:val="19"/>
-              </w:rPr>
-              <w:t>其他动态、发射与任务</w:t>
-            </w:r>
-          </w:p>
-        </w:tc>
-        <w:tc>
-          <w:tcPr>
-            <w:tcW w:type="dxa" w:w="2075"/>
-            <w:vAlign w:val="center"/>
-          </w:tcPr>
-          <w:p>
-            <w:pPr>
-              <w:spacing w:after="0" w:line="252" w:lineRule="auto"/>
-            </w:pPr>
-            <w:r/>
-            <w:r>
-              <w:rPr>
-                <w:rFonts w:ascii="Kaiti SC" w:hAnsi="Kaiti SC" w:eastAsia="Kaiti SC" w:cs="Kaiti SC"/>
-                <w:b w:val="0"/>
-                <w:sz w:val="19"/>
-              </w:rPr>
-              <w:t>天龙三号火箭年底复飞！我国多款复用火箭接连突破，到底有多难？ - sohu.com</w:t>
-            </w:r>
-          </w:p>
-        </w:tc>
-      </w:tr>
-      <w:tr>
-        <w:trPr>
-          <w:cantSplit/>
-        </w:trPr>
-        <w:tc>
-          <w:tcPr>
-            <w:tcW w:type="dxa" w:w="2075"/>
-            <w:vAlign w:val="center"/>
-          </w:tcPr>
-          <w:p>
-            <w:pPr>
-              <w:spacing w:after="0" w:line="252" w:lineRule="auto"/>
-            </w:pPr>
-            <w:r/>
-            <w:r>
-              <w:rPr>
-                <w:rFonts w:ascii="Kaiti SC" w:hAnsi="Kaiti SC" w:eastAsia="Kaiti SC" w:cs="Kaiti SC"/>
-                <w:b w:val="0"/>
-                <w:sz w:val="19"/>
-              </w:rPr>
               <w:t>SpaceX</w:t>
             </w:r>
           </w:p>
@@ -693,7 +774,7 @@
                 <w:b w:val="0"/>
                 <w:sz w:val="19"/>
               </w:rPr>
-              <w:t>3</w:t>
+              <w:t>13</w:t>
             </w:r>
           </w:p>
         </w:tc>
@@ -734,7 +815,7 @@
                 <w:b w:val="0"/>
                 <w:sz w:val="19"/>
               </w:rPr>
-              <w:t>SpaceX is about to fly Starship on its first real orbital mission, carrying a stack of Starlink satellites</w:t>
+              <w:t>Live coverage: SpaceX to launch final 3 O3b mPOWER satellites for SES</w:t>
             </w:r>
           </w:p>
         </w:tc>
@@ -780,6 +861,267 @@
                 <w:b w:val="0"/>
                 <w:sz w:val="19"/>
               </w:rPr>
+              <w:t>5</w:t>
+            </w:r>
+          </w:p>
+        </w:tc>
+        <w:tc>
+          <w:tcPr>
+            <w:tcW w:type="dxa" w:w="2075"/>
+            <w:vAlign w:val="center"/>
+          </w:tcPr>
+          <w:p>
+            <w:pPr>
+              <w:spacing w:after="0" w:line="252" w:lineRule="auto"/>
+              <w:jc w:val="center"/>
+            </w:pPr>
+            <w:r/>
+            <w:r>
+              <w:rPr>
+                <w:rFonts w:ascii="Kaiti SC" w:hAnsi="Kaiti SC" w:eastAsia="Kaiti SC" w:cs="Kaiti SC"/>
+                <w:b w:val="0"/>
+                <w:sz w:val="19"/>
+              </w:rPr>
+              <w:t>发射与任务、其他动态</w:t>
+            </w:r>
+          </w:p>
+        </w:tc>
+        <w:tc>
+          <w:tcPr>
+            <w:tcW w:type="dxa" w:w="2075"/>
+            <w:vAlign w:val="center"/>
+          </w:tcPr>
+          <w:p>
+            <w:pPr>
+              <w:spacing w:after="0" w:line="252" w:lineRule="auto"/>
+            </w:pPr>
+            <w:r/>
+            <w:r>
+              <w:rPr>
+                <w:rFonts w:ascii="Kaiti SC" w:hAnsi="Kaiti SC" w:eastAsia="Kaiti SC" w:cs="Kaiti SC"/>
+                <w:b w:val="0"/>
+                <w:sz w:val="19"/>
+              </w:rPr>
+              <w:t>LandSpace Launches Zhuque-2E Tuesday, 3 Months After Debris Cloud Hit Starlink Zone</w:t>
+            </w:r>
+          </w:p>
+        </w:tc>
+      </w:tr>
+      <w:tr>
+        <w:trPr>
+          <w:cantSplit/>
+        </w:trPr>
+        <w:tc>
+          <w:tcPr>
+            <w:tcW w:type="dxa" w:w="2075"/>
+            <w:vAlign w:val="center"/>
+          </w:tcPr>
+          <w:p>
+            <w:pPr>
+              <w:spacing w:after="0" w:line="252" w:lineRule="auto"/>
+            </w:pPr>
+            <w:r/>
+            <w:r>
+              <w:rPr>
+                <w:rFonts w:ascii="Kaiti SC" w:hAnsi="Kaiti SC" w:eastAsia="Kaiti SC" w:cs="Kaiti SC"/>
+                <w:b w:val="0"/>
+                <w:sz w:val="19"/>
+              </w:rPr>
+              <w:t>Blue Origin</w:t>
+            </w:r>
+          </w:p>
+        </w:tc>
+        <w:tc>
+          <w:tcPr>
+            <w:tcW w:type="dxa" w:w="2075"/>
+            <w:vAlign w:val="center"/>
+          </w:tcPr>
+          <w:p>
+            <w:pPr>
+              <w:spacing w:after="0" w:line="252" w:lineRule="auto"/>
+              <w:jc w:val="center"/>
+            </w:pPr>
+            <w:r/>
+            <w:r>
+              <w:rPr>
+                <w:rFonts w:ascii="Kaiti SC" w:hAnsi="Kaiti SC" w:eastAsia="Kaiti SC" w:cs="Kaiti SC"/>
+                <w:b w:val="0"/>
+                <w:sz w:val="19"/>
+              </w:rPr>
+              <w:t>4</w:t>
+            </w:r>
+          </w:p>
+        </w:tc>
+        <w:tc>
+          <w:tcPr>
+            <w:tcW w:type="dxa" w:w="2075"/>
+            <w:vAlign w:val="center"/>
+          </w:tcPr>
+          <w:p>
+            <w:pPr>
+              <w:spacing w:after="0" w:line="252" w:lineRule="auto"/>
+              <w:jc w:val="center"/>
+            </w:pPr>
+            <w:r/>
+            <w:r>
+              <w:rPr>
+                <w:rFonts w:ascii="Kaiti SC" w:hAnsi="Kaiti SC" w:eastAsia="Kaiti SC" w:cs="Kaiti SC"/>
+                <w:b w:val="0"/>
+                <w:sz w:val="19"/>
+              </w:rPr>
+              <w:t>发射与任务</w:t>
+            </w:r>
+          </w:p>
+        </w:tc>
+        <w:tc>
+          <w:tcPr>
+            <w:tcW w:type="dxa" w:w="2075"/>
+            <w:vAlign w:val="center"/>
+          </w:tcPr>
+          <w:p>
+            <w:pPr>
+              <w:spacing w:after="0" w:line="252" w:lineRule="auto"/>
+            </w:pPr>
+            <w:r/>
+            <w:r>
+              <w:rPr>
+                <w:rFonts w:ascii="Kaiti SC" w:hAnsi="Kaiti SC" w:eastAsia="Kaiti SC" w:cs="Kaiti SC"/>
+                <w:b w:val="0"/>
+                <w:sz w:val="19"/>
+              </w:rPr>
+              <w:t>Rocket Lab Files GAO Bid Protest Over NASA’s $700M Mars Orbiter Award to Blue Origin</w:t>
+            </w:r>
+          </w:p>
+        </w:tc>
+      </w:tr>
+      <w:tr>
+        <w:trPr>
+          <w:cantSplit/>
+        </w:trPr>
+        <w:tc>
+          <w:tcPr>
+            <w:tcW w:type="dxa" w:w="2075"/>
+            <w:vAlign w:val="center"/>
+          </w:tcPr>
+          <w:p>
+            <w:pPr>
+              <w:spacing w:after="0" w:line="252" w:lineRule="auto"/>
+            </w:pPr>
+            <w:r/>
+            <w:r>
+              <w:rPr>
+                <w:rFonts w:ascii="Kaiti SC" w:hAnsi="Kaiti SC" w:eastAsia="Kaiti SC" w:cs="Kaiti SC"/>
+                <w:b w:val="0"/>
+                <w:sz w:val="19"/>
+              </w:rPr>
+              <w:t>中科宇航</w:t>
+            </w:r>
+          </w:p>
+        </w:tc>
+        <w:tc>
+          <w:tcPr>
+            <w:tcW w:type="dxa" w:w="2075"/>
+            <w:vAlign w:val="center"/>
+          </w:tcPr>
+          <w:p>
+            <w:pPr>
+              <w:spacing w:after="0" w:line="252" w:lineRule="auto"/>
+              <w:jc w:val="center"/>
+            </w:pPr>
+            <w:r/>
+            <w:r>
+              <w:rPr>
+                <w:rFonts w:ascii="Kaiti SC" w:hAnsi="Kaiti SC" w:eastAsia="Kaiti SC" w:cs="Kaiti SC"/>
+                <w:b w:val="0"/>
+                <w:sz w:val="19"/>
+              </w:rPr>
+              <w:t>2</w:t>
+            </w:r>
+          </w:p>
+        </w:tc>
+        <w:tc>
+          <w:tcPr>
+            <w:tcW w:type="dxa" w:w="2075"/>
+            <w:vAlign w:val="center"/>
+          </w:tcPr>
+          <w:p>
+            <w:pPr>
+              <w:spacing w:after="0" w:line="252" w:lineRule="auto"/>
+              <w:jc w:val="center"/>
+            </w:pPr>
+            <w:r/>
+            <w:r>
+              <w:rPr>
+                <w:rFonts w:ascii="Kaiti SC" w:hAnsi="Kaiti SC" w:eastAsia="Kaiti SC" w:cs="Kaiti SC"/>
+                <w:b w:val="0"/>
+                <w:sz w:val="19"/>
+              </w:rPr>
+              <w:t>市场与股价</w:t>
+            </w:r>
+          </w:p>
+        </w:tc>
+        <w:tc>
+          <w:tcPr>
+            <w:tcW w:type="dxa" w:w="2075"/>
+            <w:vAlign w:val="center"/>
+          </w:tcPr>
+          <w:p>
+            <w:pPr>
+              <w:spacing w:after="0" w:line="252" w:lineRule="auto"/>
+            </w:pPr>
+            <w:r/>
+            <w:r>
+              <w:rPr>
+                <w:rFonts w:ascii="Kaiti SC" w:hAnsi="Kaiti SC" w:eastAsia="Kaiti SC" w:cs="Kaiti SC"/>
+                <w:b w:val="0"/>
+                <w:sz w:val="19"/>
+              </w:rPr>
+              <w:t>中科宇航三年累计亏损将近25亿元 且逐年扩大 这样还能IPO上市吗？ - 新浪财经</w:t>
+            </w:r>
+          </w:p>
+        </w:tc>
+      </w:tr>
+      <w:tr>
+        <w:trPr>
+          <w:cantSplit/>
+        </w:trPr>
+        <w:tc>
+          <w:tcPr>
+            <w:tcW w:type="dxa" w:w="2075"/>
+            <w:vAlign w:val="center"/>
+          </w:tcPr>
+          <w:p>
+            <w:pPr>
+              <w:spacing w:after="0" w:line="252" w:lineRule="auto"/>
+            </w:pPr>
+            <w:r/>
+            <w:r>
+              <w:rPr>
+                <w:rFonts w:ascii="Kaiti SC" w:hAnsi="Kaiti SC" w:eastAsia="Kaiti SC" w:cs="Kaiti SC"/>
+                <w:b w:val="0"/>
+                <w:sz w:val="19"/>
+              </w:rPr>
+              <w:t>垣信卫星</w:t>
+            </w:r>
+          </w:p>
+        </w:tc>
+        <w:tc>
+          <w:tcPr>
+            <w:tcW w:type="dxa" w:w="2075"/>
+            <w:vAlign w:val="center"/>
+          </w:tcPr>
+          <w:p>
+            <w:pPr>
+              <w:spacing w:after="0" w:line="252" w:lineRule="auto"/>
+              <w:jc w:val="center"/>
+            </w:pPr>
+            <w:r/>
+            <w:r>
+              <w:rPr>
+                <w:rFonts w:ascii="Kaiti SC" w:hAnsi="Kaiti SC" w:eastAsia="Kaiti SC" w:cs="Kaiti SC"/>
+                <w:b w:val="0"/>
+                <w:sz w:val="19"/>
+              </w:rPr>
               <w:t>1</w:t>
             </w:r>
           </w:p>
@@ -801,7 +1143,7 @@
                 <w:b w:val="0"/>
                 <w:sz w:val="19"/>
               </w:rPr>
-              <w:t>其他动态</w:t>
+              <w:t>发射与任务</w:t>
             </w:r>
           </w:p>
         </w:tc>
@@ -821,7 +1163,7 @@
                 <w:b w:val="0"/>
                 <w:sz w:val="19"/>
               </w:rPr>
-              <w:t>2025年亏损17亿，预计2029年盈利！蓝箭航天冲刺“商业航天第一股” - wenxuan.news</w:t>
+              <w:t>商业航天上海方案亮相：千帆星座年底冲刺324颗，海上发射把周期压到一周 - shobserver.com</w:t>
             </w:r>
           </w:p>
         </w:tc>
@@ -858,7 +1200,7 @@
           <w:rFonts w:ascii="Kaiti SC" w:hAnsi="Kaiti SC" w:eastAsia="Kaiti SC" w:cs="Kaiti SC"/>
           <w:sz w:val="21"/>
         </w:rPr>
-        <w:t>[1] 2026-09-13｜bing.com｜SpaceX：SpaceX is about to fly Starship on its first real orbital mission, carrying a stack of Starlink satellites</w:t>
+        <w:t>[1] 2026-09-14｜Spaceflight Now｜SpaceX：Live coverage: SpaceX to launch final 3 O3b mPOWER satellites for SES</w:t>
       </w:r>
     </w:p>
     <w:p>
@@ -879,7 +1221,7 @@
           <w:rFonts w:ascii="Kaiti SC" w:hAnsi="Kaiti SC" w:eastAsia="Kaiti SC" w:cs="Kaiti SC"/>
           <w:sz w:val="21"/>
         </w:rPr>
-        <w:t>[2] 2026-09-13｜bing.com｜SpaceX：SpaceX Falcon 9 fairing cameras capture amazing views of separation</w:t>
+        <w:t>[2] 2026-09-14｜新浪财经｜中科宇航：中科宇航三年累计亏损将近25亿元 且逐年扩大 这样还能IPO上市吗？ - 新浪财经</w:t>
       </w:r>
     </w:p>
     <w:p>
@@ -900,7 +1242,7 @@
           <w:rFonts w:ascii="Kaiti SC" w:hAnsi="Kaiti SC" w:eastAsia="Kaiti SC" w:cs="Kaiti SC"/>
           <w:sz w:val="21"/>
         </w:rPr>
-        <w:t>[3] 2026-09-13｜bing.com｜SpaceX：SpaceX Starlink satellites deployed in stunning view from space</w:t>
+        <w:t>[3] 2026-09-14｜新浪财经｜中科宇航：中科宇航三年累计亏损将近25亿元 且逐年扩大 这样还能IPO上市吗？ - 新浪财经</w:t>
       </w:r>
     </w:p>
     <w:p>
@@ -921,7 +1263,7 @@
           <w:rFonts w:ascii="Kaiti SC" w:hAnsi="Kaiti SC" w:eastAsia="Kaiti SC" w:cs="Kaiti SC"/>
           <w:sz w:val="21"/>
         </w:rPr>
-        <w:t>[4] 2026-09-13｜sohu.com｜天兵科技：天龙三号火箭年底复飞！我国多款复用火箭接连突破，到底有多难？ - sohu.com</w:t>
+        <w:t>[4] 2026-09-14｜satnews.com｜Blue Origin：Rocket Lab Files GAO Bid Protest Over NASA’s $700M Mars Orbiter Award to Blue Origin</w:t>
       </w:r>
     </w:p>
     <w:p>
@@ -942,7 +1284,7 @@
           <w:rFonts w:ascii="Kaiti SC" w:hAnsi="Kaiti SC" w:eastAsia="Kaiti SC" w:cs="Kaiti SC"/>
           <w:sz w:val="21"/>
         </w:rPr>
-        <w:t>[5] 2026-09-13｜新浪财经｜天兵科技：天龙三号遥一火箭飞行失利，原因查明！ - 新浪财经</w:t>
+        <w:t>[5] 2026-09-14｜bing.com｜蓝箭航天：LandSpace Launches Zhuque-2E Tuesday, 3 Months After Debris Cloud Hit Starlink Zone</w:t>
       </w:r>
     </w:p>
     <w:p>
@@ -963,7 +1305,7 @@
           <w:rFonts w:ascii="Kaiti SC" w:hAnsi="Kaiti SC" w:eastAsia="Kaiti SC" w:cs="Kaiti SC"/>
           <w:sz w:val="21"/>
         </w:rPr>
-        <w:t>[6] 2026-09-13｜新浪财经｜天兵科技：天龙三号官宣“归零” - 新浪财经</w:t>
+        <w:t>[6] 2026-09-14｜vcstar.com｜SpaceX：SpaceX eyes 2 California rocket launches this week. Here's what they are - vcstar.com</w:t>
       </w:r>
     </w:p>
     <w:p>
@@ -984,7 +1326,7 @@
           <w:rFonts w:ascii="Kaiti SC" w:hAnsi="Kaiti SC" w:eastAsia="Kaiti SC" w:cs="Kaiti SC"/>
           <w:sz w:val="21"/>
         </w:rPr>
-        <w:t>[7] 2026-09-13｜Jiemian.com｜天兵科技：天龙三号预计拟于4月2日首飞 - Jiemian.com</w:t>
+        <w:t>[7] 2026-09-14｜bing.com｜蓝箭航天：LandSpace Launches Zhuque-2E Tuesday, 3 Months After Debris Cloud Hit Starlink Zone</w:t>
       </w:r>
     </w:p>
     <w:p>
@@ -1005,7 +1347,7 @@
           <w:rFonts w:ascii="Kaiti SC" w:hAnsi="Kaiti SC" w:eastAsia="Kaiti SC" w:cs="Kaiti SC"/>
           <w:sz w:val="21"/>
         </w:rPr>
-        <w:t>[8] 2026-09-13｜财联社｜天兵科技：天兵科技回应天龙三号失利：遥二火箭预计今年四季度择机复飞，不会为保成功降低性能 - 财联社</w:t>
+        <w:t>[8] 2026-09-14｜bing.com｜SpaceX：SpaceX Is About to Put Its Starship Rocket to Work for the First Time. This Is What’s Riding on the High-Stakes Launch</w:t>
       </w:r>
     </w:p>
     <w:p>
@@ -1026,7 +1368,175 @@
           <w:rFonts w:ascii="Kaiti SC" w:hAnsi="Kaiti SC" w:eastAsia="Kaiti SC" w:cs="Kaiti SC"/>
           <w:sz w:val="21"/>
         </w:rPr>
-        <w:t>[9] 2026-09-13｜wenxuan.news｜蓝箭航天：2025年亏损17亿，预计2029年盈利！蓝箭航天冲刺“商业航天第一股” - wenxuan.news</w:t>
+        <w:t>[9] 2026-09-14｜bing.com｜Blue Origin：Animation of NASA's ESCAPADE launched to Mars atop Blue Origin's New Glenn rocket</w:t>
+      </w:r>
+    </w:p>
+    <w:p>
+      <w:pPr>
+        <w:keepLines/>
+        <w:spacing w:after="60"/>
+        <w:ind w:left="369" w:hanging="227"/>
+      </w:pPr>
+      <w:r>
+        <w:rPr>
+          <w:rFonts w:ascii="Kaiti SC" w:hAnsi="Kaiti SC" w:eastAsia="Kaiti SC" w:cs="Kaiti SC"/>
+          <w:sz w:val="21"/>
+        </w:rPr>
+        <w:t xml:space="preserve">✓ </w:t>
+      </w:r>
+      <w:r>
+        <w:rPr>
+          <w:rFonts w:ascii="Kaiti SC" w:hAnsi="Kaiti SC" w:eastAsia="Kaiti SC" w:cs="Kaiti SC"/>
+          <w:sz w:val="21"/>
+        </w:rPr>
+        <w:t>[10] 2026-09-14｜bing.com｜Blue Origin：Animation of NASA's ESCAPADE launched to Mars atop Blue Origin's New Glenn rocket</w:t>
+      </w:r>
+    </w:p>
+    <w:p>
+      <w:pPr>
+        <w:keepLines/>
+        <w:spacing w:after="60"/>
+        <w:ind w:left="369" w:hanging="227"/>
+      </w:pPr>
+      <w:r>
+        <w:rPr>
+          <w:rFonts w:ascii="Kaiti SC" w:hAnsi="Kaiti SC" w:eastAsia="Kaiti SC" w:cs="Kaiti SC"/>
+          <w:sz w:val="21"/>
+        </w:rPr>
+        <w:t xml:space="preserve">✓ </w:t>
+      </w:r>
+      <w:r>
+        <w:rPr>
+          <w:rFonts w:ascii="Kaiti SC" w:hAnsi="Kaiti SC" w:eastAsia="Kaiti SC" w:cs="Kaiti SC"/>
+          <w:sz w:val="21"/>
+        </w:rPr>
+        <w:t>[11] 2026-09-14｜bing.com｜SpaceX：SpaceX faces Starship dilemma: Starlink revenue or moonshot R&amp;D?</w:t>
+      </w:r>
+    </w:p>
+    <w:p>
+      <w:pPr>
+        <w:keepLines/>
+        <w:spacing w:after="60"/>
+        <w:ind w:left="369" w:hanging="227"/>
+      </w:pPr>
+      <w:r>
+        <w:rPr>
+          <w:rFonts w:ascii="Kaiti SC" w:hAnsi="Kaiti SC" w:eastAsia="Kaiti SC" w:cs="Kaiti SC"/>
+          <w:sz w:val="21"/>
+        </w:rPr>
+        <w:t xml:space="preserve">✓ </w:t>
+      </w:r>
+      <w:r>
+        <w:rPr>
+          <w:rFonts w:ascii="Kaiti SC" w:hAnsi="Kaiti SC" w:eastAsia="Kaiti SC" w:cs="Kaiti SC"/>
+          <w:sz w:val="21"/>
+        </w:rPr>
+        <w:t>[12] 2026-09-14｜bing.com｜SpaceX：SpaceX faces Starship dilemma: Starlink revenue or moonshot R&amp;D?</w:t>
+      </w:r>
+    </w:p>
+    <w:p>
+      <w:pPr>
+        <w:keepLines/>
+        <w:spacing w:after="60"/>
+        <w:ind w:left="369" w:hanging="227"/>
+      </w:pPr>
+      <w:r>
+        <w:rPr>
+          <w:rFonts w:ascii="Kaiti SC" w:hAnsi="Kaiti SC" w:eastAsia="Kaiti SC" w:cs="Kaiti SC"/>
+          <w:sz w:val="21"/>
+        </w:rPr>
+        <w:t xml:space="preserve">✓ </w:t>
+      </w:r>
+      <w:r>
+        <w:rPr>
+          <w:rFonts w:ascii="Kaiti SC" w:hAnsi="Kaiti SC" w:eastAsia="Kaiti SC" w:cs="Kaiti SC"/>
+          <w:sz w:val="21"/>
+        </w:rPr>
+        <w:t>[13] 2026-09-14｜bing.com｜Blue Origin：Blue Origin landed its rocket perfectly - then the satellite was left too low to survive</w:t>
+      </w:r>
+    </w:p>
+    <w:p>
+      <w:pPr>
+        <w:keepLines/>
+        <w:spacing w:after="60"/>
+        <w:ind w:left="369" w:hanging="227"/>
+      </w:pPr>
+      <w:r>
+        <w:rPr>
+          <w:rFonts w:ascii="Kaiti SC" w:hAnsi="Kaiti SC" w:eastAsia="Kaiti SC" w:cs="Kaiti SC"/>
+          <w:sz w:val="21"/>
+        </w:rPr>
+        <w:t xml:space="preserve">✓ </w:t>
+      </w:r>
+      <w:r>
+        <w:rPr>
+          <w:rFonts w:ascii="Kaiti SC" w:hAnsi="Kaiti SC" w:eastAsia="Kaiti SC" w:cs="Kaiti SC"/>
+          <w:sz w:val="21"/>
+        </w:rPr>
+        <w:t>[14] 2026-09-14｜shobserver.com｜垣信卫星：商业航天上海方案亮相：千帆星座年底冲刺324颗，海上发射把周期压到一周 - shobserver.com</w:t>
+      </w:r>
+    </w:p>
+    <w:p>
+      <w:pPr>
+        <w:keepLines/>
+        <w:spacing w:after="60"/>
+        <w:ind w:left="369" w:hanging="227"/>
+      </w:pPr>
+      <w:r>
+        <w:rPr>
+          <w:rFonts w:ascii="Kaiti SC" w:hAnsi="Kaiti SC" w:eastAsia="Kaiti SC" w:cs="Kaiti SC"/>
+          <w:sz w:val="21"/>
+        </w:rPr>
+        <w:t xml:space="preserve">✓ </w:t>
+      </w:r>
+      <w:r>
+        <w:rPr>
+          <w:rFonts w:ascii="Kaiti SC" w:hAnsi="Kaiti SC" w:eastAsia="Kaiti SC" w:cs="Kaiti SC"/>
+          <w:sz w:val="21"/>
+        </w:rPr>
+        <w:t>[15] 2026-09-14｜凤凰网财经｜蓝箭航天：每年亏十几个亿！蓝箭航天烧钱不断，钱到底从哪来？这场资本豪赌，赌的是中国商业航天的未来吗？ - 凤凰网财经</w:t>
+      </w:r>
+    </w:p>
+    <w:p>
+      <w:pPr>
+        <w:keepLines/>
+        <w:spacing w:after="60"/>
+        <w:ind w:left="369" w:hanging="227"/>
+      </w:pPr>
+      <w:r>
+        <w:rPr>
+          <w:rFonts w:ascii="Kaiti SC" w:hAnsi="Kaiti SC" w:eastAsia="Kaiti SC" w:cs="Kaiti SC"/>
+          <w:sz w:val="21"/>
+        </w:rPr>
+        <w:t xml:space="preserve">✓ </w:t>
+      </w:r>
+      <w:r>
+        <w:rPr>
+          <w:rFonts w:ascii="Kaiti SC" w:hAnsi="Kaiti SC" w:eastAsia="Kaiti SC" w:cs="Kaiti SC"/>
+          <w:sz w:val="21"/>
+        </w:rPr>
+        <w:t>[16] 2026-09-14｜新浪财经｜蓝箭航天：每年亏十几个亿！蓝箭航天烧钱不断，钱到底从哪来？这场资本豪赌，赌的是中国商业航天的未来吗？ - 新浪财经</w:t>
+      </w:r>
+    </w:p>
+    <w:p>
+      <w:pPr>
+        <w:keepLines/>
+        <w:spacing w:after="60"/>
+        <w:ind w:left="369" w:hanging="227"/>
+      </w:pPr>
+      <w:r>
+        <w:rPr>
+          <w:rFonts w:ascii="Kaiti SC" w:hAnsi="Kaiti SC" w:eastAsia="Kaiti SC" w:cs="Kaiti SC"/>
+          <w:sz w:val="21"/>
+        </w:rPr>
+        <w:t xml:space="preserve">✓ </w:t>
+      </w:r>
+      <w:r>
+        <w:rPr>
+          <w:rFonts w:ascii="Kaiti SC" w:hAnsi="Kaiti SC" w:eastAsia="Kaiti SC" w:cs="Kaiti SC"/>
+          <w:sz w:val="21"/>
+        </w:rPr>
+        <w:t>[17] 2026-09-14｜新浪网｜蓝箭航天：每年亏十几个亿！蓝箭航天烧钱不断，钱到底从哪来？这场资本豪赌，赌的是中国商业航天的未来吗？ - 新浪网</w:t>
       </w:r>
     </w:p>
     <w:sectPr>

--- a/docs/data/reports/daily-documents/latest/previous_daily_report.docx
+++ b/docs/data/reports/daily-documents/latest/previous_daily_report.docx
@@ -26,7 +26,7 @@
           <w:rFonts w:ascii="Kaiti SC" w:hAnsi="Kaiti SC" w:eastAsia="Kaiti SC" w:cs="Kaiti SC"/>
           <w:sz w:val="21"/>
         </w:rPr>
-        <w:t>2026-09-14（上一自然日）</w:t>
+        <w:t>2026-09-15（上一自然日）</w:t>
       </w:r>
     </w:p>
     <w:tbl>
@@ -81,7 +81,7 @@
                 <w:b w:val="0"/>
                 <w:sz w:val="19"/>
               </w:rPr>
-              <w:t>2026-09-14</w:t>
+              <w:t>2026-09-15</w:t>
             </w:r>
           </w:p>
         </w:tc>
@@ -127,7 +127,7 @@
                 <w:b w:val="0"/>
                 <w:sz w:val="19"/>
               </w:rPr>
-              <w:t>25 条 / 5 家</w:t>
+              <w:t>42 条 / 5 家</w:t>
             </w:r>
           </w:p>
         </w:tc>
@@ -173,7 +173,7 @@
                 <w:b w:val="0"/>
                 <w:sz w:val="19"/>
               </w:rPr>
-              <w:t>10 个</w:t>
+              <w:t>19 个</w:t>
             </w:r>
           </w:p>
         </w:tc>
@@ -219,7 +219,7 @@
                 <w:b w:val="0"/>
                 <w:sz w:val="19"/>
               </w:rPr>
-              <w:t>2026-09-15</w:t>
+              <w:t>2026-09-16</w:t>
             </w:r>
           </w:p>
         </w:tc>
@@ -245,7 +245,7 @@
     </w:p>
     <w:p>
       <w:r>
-        <w:t>2026-09-14 共归档 25 条新闻，覆盖 5 家公司、10 个信息来源。 新闻量较多的公司包括 SpaceX、蓝箭航天、Blue Origin、中科宇航。</w:t>
+        <w:t>2026-09-15 共归档 42 条新闻，覆盖 5 家公司、19 个信息来源。 新闻量较多的公司包括 蓝箭航天、SpaceX、垣信卫星、Blue Origin。</w:t>
       </w:r>
     </w:p>
     <w:p>
@@ -279,7 +279,7 @@
           <w:rFonts w:ascii="Kaiti SC" w:hAnsi="Kaiti SC" w:eastAsia="Kaiti SC" w:cs="Kaiti SC"/>
           <w:sz w:val="21"/>
         </w:rPr>
-        <w:t>【发射与任务】SpaceX：Live coverage: SpaceX to launch final 3 O3b mPOWER satellites for SES （Spaceflight Now）</w:t>
+        <w:t>【其他动态】垣信卫星：千帆星座卫星数量增至248颗 - 证券时报 （证券时报）</w:t>
       </w:r>
     </w:p>
     <w:p>
@@ -300,7 +300,7 @@
           <w:rFonts w:ascii="Kaiti SC" w:hAnsi="Kaiti SC" w:eastAsia="Kaiti SC" w:cs="Kaiti SC"/>
           <w:sz w:val="21"/>
         </w:rPr>
-        <w:t>【市场与股价】中科宇航：中科宇航三年累计亏损将近25亿元 且逐年扩大 这样还能IPO上市吗？ - 新浪财经 （新浪财经）</w:t>
+        <w:t>【其他动态】垣信卫星：千帆星座卫星数量增至248颗 - 证券时报 （证券时报）</w:t>
       </w:r>
     </w:p>
     <w:p>
@@ -321,7 +321,7 @@
           <w:rFonts w:ascii="Kaiti SC" w:hAnsi="Kaiti SC" w:eastAsia="Kaiti SC" w:cs="Kaiti SC"/>
           <w:sz w:val="21"/>
         </w:rPr>
-        <w:t>【市场与股价】中科宇航：中科宇航三年累计亏损将近25亿元 且逐年扩大 这样还能IPO上市吗？ - 新浪财经 （新浪财经）</w:t>
+        <w:t>【发射与任务】蓝箭航天：朱雀二号改进型遥七发射成功，10颗千帆卫星入轨 - 证券时报 （证券时报）</w:t>
       </w:r>
     </w:p>
     <w:p>
@@ -342,7 +342,7 @@
           <w:rFonts w:ascii="Kaiti SC" w:hAnsi="Kaiti SC" w:eastAsia="Kaiti SC" w:cs="Kaiti SC"/>
           <w:sz w:val="21"/>
         </w:rPr>
-        <w:t>【发射与任务】Blue Origin：Rocket Lab Files GAO Bid Protest Over NASA’s $700M Mars Orbiter Award to Blue Origin （satnews.com）</w:t>
+        <w:t>【发射与任务】蓝箭航天：一箭十星 朱雀二号改进型遥七运载火箭发射成功 - 证券时报 （证券时报）</w:t>
       </w:r>
     </w:p>
     <w:p>
@@ -363,7 +363,7 @@
           <w:rFonts w:ascii="Kaiti SC" w:hAnsi="Kaiti SC" w:eastAsia="Kaiti SC" w:cs="Kaiti SC"/>
           <w:sz w:val="21"/>
         </w:rPr>
-        <w:t>【发射与任务】蓝箭航天：LandSpace Launches Zhuque-2E Tuesday, 3 Months After Debris Cloud Hit Starlink Zone （bing.com）</w:t>
+        <w:t>【发射与任务】Blue Origin：‘Incredible progress’ for Blue Origin rebuild of Cape Canaveral launch site, CEO says - Hanford Sentinel （Hanford Sentinel）</w:t>
       </w:r>
     </w:p>
     <w:p>
@@ -384,7 +384,7 @@
           <w:rFonts w:ascii="Kaiti SC" w:hAnsi="Kaiti SC" w:eastAsia="Kaiti SC" w:cs="Kaiti SC"/>
           <w:sz w:val="21"/>
         </w:rPr>
-        <w:t>【发射与任务】SpaceX：SpaceX eyes 2 California rocket launches this week. Here's what they are - vcstar.com （vcstar.com）</w:t>
+        <w:t>【订单与合作】SpaceX：KDDI Signs Asia-First Starlink Mobile V2 Agreement with SpaceX （bing.com）</w:t>
       </w:r>
     </w:p>
     <w:p>
@@ -405,7 +405,7 @@
           <w:rFonts w:ascii="Kaiti SC" w:hAnsi="Kaiti SC" w:eastAsia="Kaiti SC" w:cs="Kaiti SC"/>
           <w:sz w:val="21"/>
         </w:rPr>
-        <w:t>【发射与任务】蓝箭航天：LandSpace Launches Zhuque-2E Tuesday, 3 Months After Debris Cloud Hit Starlink Zone （bing.com）</w:t>
+        <w:t>【发射与任务】Blue Origin：‘Incredible progress’ for Blue Origin rebuild of Cape Canaveral launch site, CEO says - Orlando Sentinel （Orlando Sentinel）</w:t>
       </w:r>
     </w:p>
     <w:p>
@@ -426,7 +426,7 @@
           <w:rFonts w:ascii="Kaiti SC" w:hAnsi="Kaiti SC" w:eastAsia="Kaiti SC" w:cs="Kaiti SC"/>
           <w:sz w:val="21"/>
         </w:rPr>
-        <w:t>【发射与任务】SpaceX：SpaceX Is About to Put Its Starship Rocket to Work for the First Time. This Is What’s Riding on the High-Stakes Launch （bing.com）</w:t>
+        <w:t>【发射与任务】SpaceX：Amazon Just Ordered Six More Rockets. Why Starlink Should Not Be Worried Yet. （bing.com）</w:t>
       </w:r>
     </w:p>
     <w:p>
@@ -447,7 +447,7 @@
           <w:rFonts w:ascii="Kaiti SC" w:hAnsi="Kaiti SC" w:eastAsia="Kaiti SC" w:cs="Kaiti SC"/>
           <w:sz w:val="21"/>
         </w:rPr>
-        <w:t>【发射与任务】Blue Origin：Animation of NASA's ESCAPADE launched to Mars atop Blue Origin's New Glenn rocket （bing.com）</w:t>
+        <w:t>【发射与任务】SpaceX：SpaceX plans Starship’s first orbital flight next week （bing.com）</w:t>
       </w:r>
     </w:p>
     <w:p>
@@ -468,7 +468,7 @@
           <w:rFonts w:ascii="Kaiti SC" w:hAnsi="Kaiti SC" w:eastAsia="Kaiti SC" w:cs="Kaiti SC"/>
           <w:sz w:val="21"/>
         </w:rPr>
-        <w:t>【发射与任务】Blue Origin：Animation of NASA's ESCAPADE launched to Mars atop Blue Origin's New Glenn rocket （bing.com）</w:t>
+        <w:t>【发射与任务】SpaceX：SpaceX launching 2nd classified mission for US Space Force in less than a week tonight: Watch it live （space.com）</w:t>
       </w:r>
     </w:p>
     <w:p>
@@ -489,7 +489,7 @@
           <w:rFonts w:ascii="Kaiti SC" w:hAnsi="Kaiti SC" w:eastAsia="Kaiti SC" w:cs="Kaiti SC"/>
           <w:sz w:val="21"/>
         </w:rPr>
-        <w:t>【发射与任务】SpaceX：SpaceX faces Starship dilemma: Starlink revenue or moonshot R&amp;D? （bing.com）</w:t>
+        <w:t>【发射与任务】SpaceX：SpaceX targets first Starship orbital test on September 22 （bing.com）</w:t>
       </w:r>
     </w:p>
     <w:p>
@@ -510,7 +510,7 @@
           <w:rFonts w:ascii="Kaiti SC" w:hAnsi="Kaiti SC" w:eastAsia="Kaiti SC" w:cs="Kaiti SC"/>
           <w:sz w:val="21"/>
         </w:rPr>
-        <w:t>【发射与任务】SpaceX：SpaceX faces Starship dilemma: Starlink revenue or moonshot R&amp;D? （bing.com）</w:t>
+        <w:t>【发射与任务】蓝箭航天：朱雀二号系列运载火箭首次完成规模化卫星互联网星座组网任务 - 新京报 （新京报）</w:t>
       </w:r>
     </w:p>
     <w:p>
@@ -531,7 +531,7 @@
           <w:rFonts w:ascii="Kaiti SC" w:hAnsi="Kaiti SC" w:eastAsia="Kaiti SC" w:cs="Kaiti SC"/>
           <w:sz w:val="21"/>
         </w:rPr>
-        <w:t>【发射与任务】Blue Origin：Blue Origin landed its rocket perfectly - then the satellite was left too low to survive （bing.com）</w:t>
+        <w:t>【发射与任务】蓝箭航天：朱雀二号改进型火箭成功发射千帆极轨19组卫星 - 中国科技网 （中国科技网）</w:t>
       </w:r>
     </w:p>
     <w:p>
@@ -552,7 +552,7 @@
           <w:rFonts w:ascii="Kaiti SC" w:hAnsi="Kaiti SC" w:eastAsia="Kaiti SC" w:cs="Kaiti SC"/>
           <w:sz w:val="21"/>
         </w:rPr>
-        <w:t>【发射与任务】垣信卫星：商业航天上海方案亮相：千帆星座年底冲刺324颗，海上发射把周期压到一周 - shobserver.com （shobserver.com）</w:t>
+        <w:t>【发射与任务】垣信卫星：朱雀二号改进型遥七一箭十星成功入轨，上海“千帆星座”加速织网 - Sohu （Sohu）</w:t>
       </w:r>
     </w:p>
     <w:p>
@@ -573,7 +573,7 @@
           <w:rFonts w:ascii="Kaiti SC" w:hAnsi="Kaiti SC" w:eastAsia="Kaiti SC" w:cs="Kaiti SC"/>
           <w:sz w:val="21"/>
         </w:rPr>
-        <w:t>【其他动态】蓝箭航天：每年亏十几个亿！蓝箭航天烧钱不断，钱到底从哪来？这场资本豪赌，赌的是中国商业航天的未来吗？ - 凤凰网财经 （凤凰网财经）</w:t>
+        <w:t>【发射与任务】垣信卫星：朱雀二号改进型遥七一箭十星成功入轨，上海“千帆星座”加速织网 - 新浪财经 （新浪财经）</w:t>
       </w:r>
     </w:p>
     <w:p>
@@ -594,7 +594,7 @@
           <w:rFonts w:ascii="Kaiti SC" w:hAnsi="Kaiti SC" w:eastAsia="Kaiti SC" w:cs="Kaiti SC"/>
           <w:sz w:val="21"/>
         </w:rPr>
-        <w:t>【其他动态】蓝箭航天：每年亏十几个亿！蓝箭航天烧钱不断，钱到底从哪来？这场资本豪赌，赌的是中国商业航天的未来吗？ - 新浪财经 （新浪财经）</w:t>
+        <w:t>【发射与任务】蓝箭航天：朱雀二号改进型遥七火箭成功发射千帆星座10颗卫星_手机新浪网 - 新浪财经 （新浪财经）</w:t>
       </w:r>
     </w:p>
     <w:p>
@@ -615,7 +615,28 @@
           <w:rFonts w:ascii="Kaiti SC" w:hAnsi="Kaiti SC" w:eastAsia="Kaiti SC" w:cs="Kaiti SC"/>
           <w:sz w:val="21"/>
         </w:rPr>
-        <w:t>【其他动态】蓝箭航天：每年亏十几个亿！蓝箭航天烧钱不断，钱到底从哪来？这场资本豪赌，赌的是中国商业航天的未来吗？ - 新浪网 （新浪网）</w:t>
+        <w:t>【发射与任务】垣信卫星：朱雀二号改进型遥七火箭成功发射千帆星座10颗卫星_手机新浪网 - 新浪财经 （新浪财经）</w:t>
+      </w:r>
+    </w:p>
+    <w:p>
+      <w:pPr>
+        <w:keepLines/>
+        <w:spacing w:after="60"/>
+        <w:ind w:left="369" w:hanging="227"/>
+      </w:pPr>
+      <w:r>
+        <w:rPr>
+          <w:rFonts w:ascii="Kaiti SC" w:hAnsi="Kaiti SC" w:eastAsia="Kaiti SC" w:cs="Kaiti SC"/>
+          <w:sz w:val="21"/>
+        </w:rPr>
+        <w:t xml:space="preserve">➢ </w:t>
+      </w:r>
+      <w:r>
+        <w:rPr>
+          <w:rFonts w:ascii="Kaiti SC" w:hAnsi="Kaiti SC" w:eastAsia="Kaiti SC" w:cs="Kaiti SC"/>
+          <w:sz w:val="21"/>
+        </w:rPr>
+        <w:t>【其他动态】星河动力：星河动力夏东坤：太空算力时代 火箭不只是运输工具 - 东方财富 （东方财富）</w:t>
       </w:r>
     </w:p>
     <w:p>
@@ -753,7 +774,7 @@
                 <w:b w:val="0"/>
                 <w:sz w:val="19"/>
               </w:rPr>
-              <w:t>SpaceX</w:t>
+              <w:t>蓝箭航天</w:t>
             </w:r>
           </w:p>
         </w:tc>
@@ -774,7 +795,7 @@
                 <w:b w:val="0"/>
                 <w:sz w:val="19"/>
               </w:rPr>
-              <w:t>13</w:t>
+              <w:t>18</w:t>
             </w:r>
           </w:p>
         </w:tc>
@@ -815,7 +836,7 @@
                 <w:b w:val="0"/>
                 <w:sz w:val="19"/>
               </w:rPr>
-              <w:t>Live coverage: SpaceX to launch final 3 O3b mPOWER satellites for SES</w:t>
+              <w:t>朱雀二号改进型遥七发射成功，10颗千帆卫星入轨 - 证券时报</w:t>
             </w:r>
           </w:p>
         </w:tc>
@@ -840,7 +861,7 @@
                 <w:b w:val="0"/>
                 <w:sz w:val="19"/>
               </w:rPr>
-              <w:t>蓝箭航天</w:t>
+              <w:t>SpaceX</w:t>
             </w:r>
           </w:p>
         </w:tc>
@@ -861,7 +882,7 @@
                 <w:b w:val="0"/>
                 <w:sz w:val="19"/>
               </w:rPr>
-              <w:t>5</w:t>
+              <w:t>11</w:t>
             </w:r>
           </w:p>
         </w:tc>
@@ -882,7 +903,7 @@
                 <w:b w:val="0"/>
                 <w:sz w:val="19"/>
               </w:rPr>
-              <w:t>发射与任务、其他动态</w:t>
+              <w:t>订单与合作、发射与任务、其他动态</w:t>
             </w:r>
           </w:p>
         </w:tc>
@@ -902,7 +923,94 @@
                 <w:b w:val="0"/>
                 <w:sz w:val="19"/>
               </w:rPr>
-              <w:t>LandSpace Launches Zhuque-2E Tuesday, 3 Months After Debris Cloud Hit Starlink Zone</w:t>
+              <w:t>KDDI Signs Asia-First Starlink Mobile V2 Agreement with SpaceX</w:t>
+            </w:r>
+          </w:p>
+        </w:tc>
+      </w:tr>
+      <w:tr>
+        <w:trPr>
+          <w:cantSplit/>
+        </w:trPr>
+        <w:tc>
+          <w:tcPr>
+            <w:tcW w:type="dxa" w:w="2075"/>
+            <w:vAlign w:val="center"/>
+          </w:tcPr>
+          <w:p>
+            <w:pPr>
+              <w:spacing w:after="0" w:line="252" w:lineRule="auto"/>
+            </w:pPr>
+            <w:r/>
+            <w:r>
+              <w:rPr>
+                <w:rFonts w:ascii="Kaiti SC" w:hAnsi="Kaiti SC" w:eastAsia="Kaiti SC" w:cs="Kaiti SC"/>
+                <w:b w:val="0"/>
+                <w:sz w:val="19"/>
+              </w:rPr>
+              <w:t>垣信卫星</w:t>
+            </w:r>
+          </w:p>
+        </w:tc>
+        <w:tc>
+          <w:tcPr>
+            <w:tcW w:type="dxa" w:w="2075"/>
+            <w:vAlign w:val="center"/>
+          </w:tcPr>
+          <w:p>
+            <w:pPr>
+              <w:spacing w:after="0" w:line="252" w:lineRule="auto"/>
+              <w:jc w:val="center"/>
+            </w:pPr>
+            <w:r/>
+            <w:r>
+              <w:rPr>
+                <w:rFonts w:ascii="Kaiti SC" w:hAnsi="Kaiti SC" w:eastAsia="Kaiti SC" w:cs="Kaiti SC"/>
+                <w:b w:val="0"/>
+                <w:sz w:val="19"/>
+              </w:rPr>
+              <w:t>9</w:t>
+            </w:r>
+          </w:p>
+        </w:tc>
+        <w:tc>
+          <w:tcPr>
+            <w:tcW w:type="dxa" w:w="2075"/>
+            <w:vAlign w:val="center"/>
+          </w:tcPr>
+          <w:p>
+            <w:pPr>
+              <w:spacing w:after="0" w:line="252" w:lineRule="auto"/>
+              <w:jc w:val="center"/>
+            </w:pPr>
+            <w:r/>
+            <w:r>
+              <w:rPr>
+                <w:rFonts w:ascii="Kaiti SC" w:hAnsi="Kaiti SC" w:eastAsia="Kaiti SC" w:cs="Kaiti SC"/>
+                <w:b w:val="0"/>
+                <w:sz w:val="19"/>
+              </w:rPr>
+              <w:t>其他动态、发射与任务</w:t>
+            </w:r>
+          </w:p>
+        </w:tc>
+        <w:tc>
+          <w:tcPr>
+            <w:tcW w:type="dxa" w:w="2075"/>
+            <w:vAlign w:val="center"/>
+          </w:tcPr>
+          <w:p>
+            <w:pPr>
+              <w:spacing w:after="0" w:line="252" w:lineRule="auto"/>
+            </w:pPr>
+            <w:r/>
+            <w:r>
+              <w:rPr>
+                <w:rFonts w:ascii="Kaiti SC" w:hAnsi="Kaiti SC" w:eastAsia="Kaiti SC" w:cs="Kaiti SC"/>
+                <w:b w:val="0"/>
+                <w:sz w:val="19"/>
+              </w:rPr>
+              <w:t>千帆星座卫星数量增至248颗 - 证券时报</w:t>
             </w:r>
           </w:p>
         </w:tc>
@@ -948,7 +1056,7 @@
                 <w:b w:val="0"/>
                 <w:sz w:val="19"/>
               </w:rPr>
-              <w:t>4</w:t>
+              <w:t>3</w:t>
             </w:r>
           </w:p>
         </w:tc>
@@ -969,7 +1077,7 @@
                 <w:b w:val="0"/>
                 <w:sz w:val="19"/>
               </w:rPr>
-              <w:t>发射与任务</w:t>
+              <w:t>发射与任务、订单与合作</w:t>
             </w:r>
           </w:p>
         </w:tc>
@@ -989,7 +1097,7 @@
                 <w:b w:val="0"/>
                 <w:sz w:val="19"/>
               </w:rPr>
-              <w:t>Rocket Lab Files GAO Bid Protest Over NASA’s $700M Mars Orbiter Award to Blue Origin</w:t>
+              <w:t>‘Incredible progress’ for Blue Origin rebuild of Cape Canaveral launch site, CEO says - Hanford Sentinel</w:t>
             </w:r>
           </w:p>
         </w:tc>
@@ -1014,94 +1122,7 @@
                 <w:b w:val="0"/>
                 <w:sz w:val="19"/>
               </w:rPr>
-              <w:t>中科宇航</w:t>
-            </w:r>
-          </w:p>
-        </w:tc>
-        <w:tc>
-          <w:tcPr>
-            <w:tcW w:type="dxa" w:w="2075"/>
-            <w:vAlign w:val="center"/>
-          </w:tcPr>
-          <w:p>
-            <w:pPr>
-              <w:spacing w:after="0" w:line="252" w:lineRule="auto"/>
-              <w:jc w:val="center"/>
-            </w:pPr>
-            <w:r/>
-            <w:r>
-              <w:rPr>
-                <w:rFonts w:ascii="Kaiti SC" w:hAnsi="Kaiti SC" w:eastAsia="Kaiti SC" w:cs="Kaiti SC"/>
-                <w:b w:val="0"/>
-                <w:sz w:val="19"/>
-              </w:rPr>
-              <w:t>2</w:t>
-            </w:r>
-          </w:p>
-        </w:tc>
-        <w:tc>
-          <w:tcPr>
-            <w:tcW w:type="dxa" w:w="2075"/>
-            <w:vAlign w:val="center"/>
-          </w:tcPr>
-          <w:p>
-            <w:pPr>
-              <w:spacing w:after="0" w:line="252" w:lineRule="auto"/>
-              <w:jc w:val="center"/>
-            </w:pPr>
-            <w:r/>
-            <w:r>
-              <w:rPr>
-                <w:rFonts w:ascii="Kaiti SC" w:hAnsi="Kaiti SC" w:eastAsia="Kaiti SC" w:cs="Kaiti SC"/>
-                <w:b w:val="0"/>
-                <w:sz w:val="19"/>
-              </w:rPr>
-              <w:t>市场与股价</w:t>
-            </w:r>
-          </w:p>
-        </w:tc>
-        <w:tc>
-          <w:tcPr>
-            <w:tcW w:type="dxa" w:w="2075"/>
-            <w:vAlign w:val="center"/>
-          </w:tcPr>
-          <w:p>
-            <w:pPr>
-              <w:spacing w:after="0" w:line="252" w:lineRule="auto"/>
-            </w:pPr>
-            <w:r/>
-            <w:r>
-              <w:rPr>
-                <w:rFonts w:ascii="Kaiti SC" w:hAnsi="Kaiti SC" w:eastAsia="Kaiti SC" w:cs="Kaiti SC"/>
-                <w:b w:val="0"/>
-                <w:sz w:val="19"/>
-              </w:rPr>
-              <w:t>中科宇航三年累计亏损将近25亿元 且逐年扩大 这样还能IPO上市吗？ - 新浪财经</w:t>
-            </w:r>
-          </w:p>
-        </w:tc>
-      </w:tr>
-      <w:tr>
-        <w:trPr>
-          <w:cantSplit/>
-        </w:trPr>
-        <w:tc>
-          <w:tcPr>
-            <w:tcW w:type="dxa" w:w="2075"/>
-            <w:vAlign w:val="center"/>
-          </w:tcPr>
-          <w:p>
-            <w:pPr>
-              <w:spacing w:after="0" w:line="252" w:lineRule="auto"/>
-            </w:pPr>
-            <w:r/>
-            <w:r>
-              <w:rPr>
-                <w:rFonts w:ascii="Kaiti SC" w:hAnsi="Kaiti SC" w:eastAsia="Kaiti SC" w:cs="Kaiti SC"/>
-                <w:b w:val="0"/>
-                <w:sz w:val="19"/>
-              </w:rPr>
-              <w:t>垣信卫星</w:t>
+              <w:t>星河动力</w:t>
             </w:r>
           </w:p>
         </w:tc>
@@ -1143,7 +1164,7 @@
                 <w:b w:val="0"/>
                 <w:sz w:val="19"/>
               </w:rPr>
-              <w:t>发射与任务</w:t>
+              <w:t>其他动态</w:t>
             </w:r>
           </w:p>
         </w:tc>
@@ -1163,7 +1184,7 @@
                 <w:b w:val="0"/>
                 <w:sz w:val="19"/>
               </w:rPr>
-              <w:t>商业航天上海方案亮相：千帆星座年底冲刺324颗，海上发射把周期压到一周 - shobserver.com</w:t>
+              <w:t>星河动力夏东坤：太空算力时代 火箭不只是运输工具 - 东方财富</w:t>
             </w:r>
           </w:p>
         </w:tc>
@@ -1200,7 +1221,7 @@
           <w:rFonts w:ascii="Kaiti SC" w:hAnsi="Kaiti SC" w:eastAsia="Kaiti SC" w:cs="Kaiti SC"/>
           <w:sz w:val="21"/>
         </w:rPr>
-        <w:t>[1] 2026-09-14｜Spaceflight Now｜SpaceX：Live coverage: SpaceX to launch final 3 O3b mPOWER satellites for SES</w:t>
+        <w:t>[1] 2026-09-15｜证券时报｜垣信卫星：千帆星座卫星数量增至248颗 - 证券时报</w:t>
       </w:r>
     </w:p>
     <w:p>
@@ -1221,7 +1242,7 @@
           <w:rFonts w:ascii="Kaiti SC" w:hAnsi="Kaiti SC" w:eastAsia="Kaiti SC" w:cs="Kaiti SC"/>
           <w:sz w:val="21"/>
         </w:rPr>
-        <w:t>[2] 2026-09-14｜新浪财经｜中科宇航：中科宇航三年累计亏损将近25亿元 且逐年扩大 这样还能IPO上市吗？ - 新浪财经</w:t>
+        <w:t>[2] 2026-09-15｜证券时报｜垣信卫星：千帆星座卫星数量增至248颗 - 证券时报</w:t>
       </w:r>
     </w:p>
     <w:p>
@@ -1242,7 +1263,7 @@
           <w:rFonts w:ascii="Kaiti SC" w:hAnsi="Kaiti SC" w:eastAsia="Kaiti SC" w:cs="Kaiti SC"/>
           <w:sz w:val="21"/>
         </w:rPr>
-        <w:t>[3] 2026-09-14｜新浪财经｜中科宇航：中科宇航三年累计亏损将近25亿元 且逐年扩大 这样还能IPO上市吗？ - 新浪财经</w:t>
+        <w:t>[3] 2026-09-15｜证券时报｜蓝箭航天：朱雀二号改进型遥七发射成功，10颗千帆卫星入轨 - 证券时报</w:t>
       </w:r>
     </w:p>
     <w:p>
@@ -1263,7 +1284,7 @@
           <w:rFonts w:ascii="Kaiti SC" w:hAnsi="Kaiti SC" w:eastAsia="Kaiti SC" w:cs="Kaiti SC"/>
           <w:sz w:val="21"/>
         </w:rPr>
-        <w:t>[4] 2026-09-14｜satnews.com｜Blue Origin：Rocket Lab Files GAO Bid Protest Over NASA’s $700M Mars Orbiter Award to Blue Origin</w:t>
+        <w:t>[4] 2026-09-15｜证券时报｜蓝箭航天：一箭十星 朱雀二号改进型遥七运载火箭发射成功 - 证券时报</w:t>
       </w:r>
     </w:p>
     <w:p>
@@ -1284,7 +1305,7 @@
           <w:rFonts w:ascii="Kaiti SC" w:hAnsi="Kaiti SC" w:eastAsia="Kaiti SC" w:cs="Kaiti SC"/>
           <w:sz w:val="21"/>
         </w:rPr>
-        <w:t>[5] 2026-09-14｜bing.com｜蓝箭航天：LandSpace Launches Zhuque-2E Tuesday, 3 Months After Debris Cloud Hit Starlink Zone</w:t>
+        <w:t>[5] 2026-09-15｜Hanford Sentinel｜Blue Origin：‘Incredible progress’ for Blue Origin rebuild of Cape Canaveral launch site, CEO says - Hanford Sentinel</w:t>
       </w:r>
     </w:p>
     <w:p>
@@ -1305,7 +1326,7 @@
           <w:rFonts w:ascii="Kaiti SC" w:hAnsi="Kaiti SC" w:eastAsia="Kaiti SC" w:cs="Kaiti SC"/>
           <w:sz w:val="21"/>
         </w:rPr>
-        <w:t>[6] 2026-09-14｜vcstar.com｜SpaceX：SpaceX eyes 2 California rocket launches this week. Here's what they are - vcstar.com</w:t>
+        <w:t>[6] 2026-09-15｜bing.com｜SpaceX：KDDI Signs Asia-First Starlink Mobile V2 Agreement with SpaceX</w:t>
       </w:r>
     </w:p>
     <w:p>
@@ -1326,7 +1347,7 @@
           <w:rFonts w:ascii="Kaiti SC" w:hAnsi="Kaiti SC" w:eastAsia="Kaiti SC" w:cs="Kaiti SC"/>
           <w:sz w:val="21"/>
         </w:rPr>
-        <w:t>[7] 2026-09-14｜bing.com｜蓝箭航天：LandSpace Launches Zhuque-2E Tuesday, 3 Months After Debris Cloud Hit Starlink Zone</w:t>
+        <w:t>[7] 2026-09-15｜Orlando Sentinel｜Blue Origin：‘Incredible progress’ for Blue Origin rebuild of Cape Canaveral launch site, CEO says - Orlando Sentinel</w:t>
       </w:r>
     </w:p>
     <w:p>
@@ -1347,7 +1368,7 @@
           <w:rFonts w:ascii="Kaiti SC" w:hAnsi="Kaiti SC" w:eastAsia="Kaiti SC" w:cs="Kaiti SC"/>
           <w:sz w:val="21"/>
         </w:rPr>
-        <w:t>[8] 2026-09-14｜bing.com｜SpaceX：SpaceX Is About to Put Its Starship Rocket to Work for the First Time. This Is What’s Riding on the High-Stakes Launch</w:t>
+        <w:t>[8] 2026-09-15｜bing.com｜SpaceX：Amazon Just Ordered Six More Rockets. Why Starlink Should Not Be Worried Yet.</w:t>
       </w:r>
     </w:p>
     <w:p>
@@ -1368,7 +1389,7 @@
           <w:rFonts w:ascii="Kaiti SC" w:hAnsi="Kaiti SC" w:eastAsia="Kaiti SC" w:cs="Kaiti SC"/>
           <w:sz w:val="21"/>
         </w:rPr>
-        <w:t>[9] 2026-09-14｜bing.com｜Blue Origin：Animation of NASA's ESCAPADE launched to Mars atop Blue Origin's New Glenn rocket</w:t>
+        <w:t>[9] 2026-09-15｜bing.com｜SpaceX：SpaceX plans Starship’s first orbital flight next week</w:t>
       </w:r>
     </w:p>
     <w:p>
@@ -1389,7 +1410,7 @@
           <w:rFonts w:ascii="Kaiti SC" w:hAnsi="Kaiti SC" w:eastAsia="Kaiti SC" w:cs="Kaiti SC"/>
           <w:sz w:val="21"/>
         </w:rPr>
-        <w:t>[10] 2026-09-14｜bing.com｜Blue Origin：Animation of NASA's ESCAPADE launched to Mars atop Blue Origin's New Glenn rocket</w:t>
+        <w:t>[10] 2026-09-15｜space.com｜SpaceX：SpaceX launching 2nd classified mission for US Space Force in less than a week tonight: Watch it live</w:t>
       </w:r>
     </w:p>
     <w:p>
@@ -1410,7 +1431,7 @@
           <w:rFonts w:ascii="Kaiti SC" w:hAnsi="Kaiti SC" w:eastAsia="Kaiti SC" w:cs="Kaiti SC"/>
           <w:sz w:val="21"/>
         </w:rPr>
-        <w:t>[11] 2026-09-14｜bing.com｜SpaceX：SpaceX faces Starship dilemma: Starlink revenue or moonshot R&amp;D?</w:t>
+        <w:t>[11] 2026-09-15｜bing.com｜SpaceX：SpaceX targets first Starship orbital test on September 22</w:t>
       </w:r>
     </w:p>
     <w:p>
@@ -1431,7 +1452,7 @@
           <w:rFonts w:ascii="Kaiti SC" w:hAnsi="Kaiti SC" w:eastAsia="Kaiti SC" w:cs="Kaiti SC"/>
           <w:sz w:val="21"/>
         </w:rPr>
-        <w:t>[12] 2026-09-14｜bing.com｜SpaceX：SpaceX faces Starship dilemma: Starlink revenue or moonshot R&amp;D?</w:t>
+        <w:t>[12] 2026-09-15｜新京报｜蓝箭航天：朱雀二号系列运载火箭首次完成规模化卫星互联网星座组网任务 - 新京报</w:t>
       </w:r>
     </w:p>
     <w:p>
@@ -1452,7 +1473,7 @@
           <w:rFonts w:ascii="Kaiti SC" w:hAnsi="Kaiti SC" w:eastAsia="Kaiti SC" w:cs="Kaiti SC"/>
           <w:sz w:val="21"/>
         </w:rPr>
-        <w:t>[13] 2026-09-14｜bing.com｜Blue Origin：Blue Origin landed its rocket perfectly - then the satellite was left too low to survive</w:t>
+        <w:t>[13] 2026-09-15｜中国科技网｜蓝箭航天：朱雀二号改进型火箭成功发射千帆极轨19组卫星 - 中国科技网</w:t>
       </w:r>
     </w:p>
     <w:p>
@@ -1473,7 +1494,7 @@
           <w:rFonts w:ascii="Kaiti SC" w:hAnsi="Kaiti SC" w:eastAsia="Kaiti SC" w:cs="Kaiti SC"/>
           <w:sz w:val="21"/>
         </w:rPr>
-        <w:t>[14] 2026-09-14｜shobserver.com｜垣信卫星：商业航天上海方案亮相：千帆星座年底冲刺324颗，海上发射把周期压到一周 - shobserver.com</w:t>
+        <w:t>[14] 2026-09-15｜Sohu｜垣信卫星：朱雀二号改进型遥七一箭十星成功入轨，上海“千帆星座”加速织网 - Sohu</w:t>
       </w:r>
     </w:p>
     <w:p>
@@ -1494,7 +1515,7 @@
           <w:rFonts w:ascii="Kaiti SC" w:hAnsi="Kaiti SC" w:eastAsia="Kaiti SC" w:cs="Kaiti SC"/>
           <w:sz w:val="21"/>
         </w:rPr>
-        <w:t>[15] 2026-09-14｜凤凰网财经｜蓝箭航天：每年亏十几个亿！蓝箭航天烧钱不断，钱到底从哪来？这场资本豪赌，赌的是中国商业航天的未来吗？ - 凤凰网财经</w:t>
+        <w:t>[15] 2026-09-15｜新浪财经｜垣信卫星：朱雀二号改进型遥七一箭十星成功入轨，上海“千帆星座”加速织网 - 新浪财经</w:t>
       </w:r>
     </w:p>
     <w:p>
@@ -1515,7 +1536,7 @@
           <w:rFonts w:ascii="Kaiti SC" w:hAnsi="Kaiti SC" w:eastAsia="Kaiti SC" w:cs="Kaiti SC"/>
           <w:sz w:val="21"/>
         </w:rPr>
-        <w:t>[16] 2026-09-14｜新浪财经｜蓝箭航天：每年亏十几个亿！蓝箭航天烧钱不断，钱到底从哪来？这场资本豪赌，赌的是中国商业航天的未来吗？ - 新浪财经</w:t>
+        <w:t>[16] 2026-09-15｜新浪财经｜蓝箭航天：朱雀二号改进型遥七火箭成功发射千帆星座10颗卫星_手机新浪网 - 新浪财经</w:t>
       </w:r>
     </w:p>
     <w:p>
@@ -1536,7 +1557,49 @@
           <w:rFonts w:ascii="Kaiti SC" w:hAnsi="Kaiti SC" w:eastAsia="Kaiti SC" w:cs="Kaiti SC"/>
           <w:sz w:val="21"/>
         </w:rPr>
-        <w:t>[17] 2026-09-14｜新浪网｜蓝箭航天：每年亏十几个亿！蓝箭航天烧钱不断，钱到底从哪来？这场资本豪赌，赌的是中国商业航天的未来吗？ - 新浪网</w:t>
+        <w:t>[17] 2026-09-15｜新浪财经｜垣信卫星：朱雀二号改进型遥七火箭成功发射千帆星座10颗卫星_手机新浪网 - 新浪财经</w:t>
+      </w:r>
+    </w:p>
+    <w:p>
+      <w:pPr>
+        <w:keepLines/>
+        <w:spacing w:after="60"/>
+        <w:ind w:left="369" w:hanging="227"/>
+      </w:pPr>
+      <w:r>
+        <w:rPr>
+          <w:rFonts w:ascii="Kaiti SC" w:hAnsi="Kaiti SC" w:eastAsia="Kaiti SC" w:cs="Kaiti SC"/>
+          <w:sz w:val="21"/>
+        </w:rPr>
+        <w:t xml:space="preserve">✓ </w:t>
+      </w:r>
+      <w:r>
+        <w:rPr>
+          <w:rFonts w:ascii="Kaiti SC" w:hAnsi="Kaiti SC" w:eastAsia="Kaiti SC" w:cs="Kaiti SC"/>
+          <w:sz w:val="21"/>
+        </w:rPr>
+        <w:t>[18] 2026-09-15｜东方财富｜星河动力：星河动力夏东坤：太空算力时代 火箭不只是运输工具 - 东方财富</w:t>
+      </w:r>
+    </w:p>
+    <w:p>
+      <w:pPr>
+        <w:keepLines/>
+        <w:spacing w:after="60"/>
+        <w:ind w:left="369" w:hanging="227"/>
+      </w:pPr>
+      <w:r>
+        <w:rPr>
+          <w:rFonts w:ascii="Kaiti SC" w:hAnsi="Kaiti SC" w:eastAsia="Kaiti SC" w:cs="Kaiti SC"/>
+          <w:sz w:val="21"/>
+        </w:rPr>
+        <w:t xml:space="preserve">✓ </w:t>
+      </w:r>
+      <w:r>
+        <w:rPr>
+          <w:rFonts w:ascii="Kaiti SC" w:hAnsi="Kaiti SC" w:eastAsia="Kaiti SC" w:cs="Kaiti SC"/>
+          <w:sz w:val="21"/>
+        </w:rPr>
+        <w:t>[19] 2026-09-15｜Blue Origin｜Blue Origin：Blue Origin Expands Partnership with Air Force Research Laboratory to Access Advanced Rocket Engine Technology - Blue Origin</w:t>
       </w:r>
     </w:p>
     <w:sectPr>

--- a/docs/data/reports/daily-documents/latest/previous_daily_report.docx
+++ b/docs/data/reports/daily-documents/latest/previous_daily_report.docx
@@ -26,7 +26,7 @@
           <w:rFonts w:ascii="Kaiti SC" w:hAnsi="Kaiti SC" w:eastAsia="Kaiti SC" w:cs="Kaiti SC"/>
           <w:sz w:val="21"/>
         </w:rPr>
-        <w:t>2026-09-15（上一自然日）</w:t>
+        <w:t>2026-09-16（上一自然日）</w:t>
       </w:r>
     </w:p>
     <w:tbl>
@@ -81,7 +81,7 @@
                 <w:b w:val="0"/>
                 <w:sz w:val="19"/>
               </w:rPr>
-              <w:t>2026-09-15</w:t>
+              <w:t>2026-09-16</w:t>
             </w:r>
           </w:p>
         </w:tc>
@@ -127,7 +127,7 @@
                 <w:b w:val="0"/>
                 <w:sz w:val="19"/>
               </w:rPr>
-              <w:t>42 条 / 5 家</w:t>
+              <w:t>60 条 / 7 家</w:t>
             </w:r>
           </w:p>
         </w:tc>
@@ -173,7 +173,7 @@
                 <w:b w:val="0"/>
                 <w:sz w:val="19"/>
               </w:rPr>
-              <w:t>19 个</w:t>
+              <w:t>26 个</w:t>
             </w:r>
           </w:p>
         </w:tc>
@@ -219,7 +219,7 @@
                 <w:b w:val="0"/>
                 <w:sz w:val="19"/>
               </w:rPr>
-              <w:t>2026-09-16</w:t>
+              <w:t>2026-09-17</w:t>
             </w:r>
           </w:p>
         </w:tc>
@@ -245,7 +245,7 @@
     </w:p>
     <w:p>
       <w:r>
-        <w:t>2026-09-15 共归档 42 条新闻，覆盖 5 家公司、19 个信息来源。 新闻量较多的公司包括 蓝箭航天、SpaceX、垣信卫星、Blue Origin。</w:t>
+        <w:t>2026-09-16 共归档 60 条新闻，覆盖 7 家公司、26 个信息来源。 新闻量较多的公司包括 SpaceX、垣信卫星、蓝箭航天、银河航天。</w:t>
       </w:r>
     </w:p>
     <w:p>
@@ -279,7 +279,7 @@
           <w:rFonts w:ascii="Kaiti SC" w:hAnsi="Kaiti SC" w:eastAsia="Kaiti SC" w:cs="Kaiti SC"/>
           <w:sz w:val="21"/>
         </w:rPr>
-        <w:t>【其他动态】垣信卫星：千帆星座卫星数量增至248颗 - 证券时报 （证券时报）</w:t>
+        <w:t>【发射与任务】SpaceX：Starship to Attempt First Orbital Flight Next Week （SpacePolicyOnline.com）</w:t>
       </w:r>
     </w:p>
     <w:p>
@@ -300,7 +300,7 @@
           <w:rFonts w:ascii="Kaiti SC" w:hAnsi="Kaiti SC" w:eastAsia="Kaiti SC" w:cs="Kaiti SC"/>
           <w:sz w:val="21"/>
         </w:rPr>
-        <w:t>【其他动态】垣信卫星：千帆星座卫星数量增至248颗 - 证券时报 （证券时报）</w:t>
+        <w:t>【发射与任务】SpaceX：Live coverage: SpaceX to launch national security payload for the U.S. Space Force on Falcon 9 rocket from Vandenberg （Spaceflight Now）</w:t>
       </w:r>
     </w:p>
     <w:p>
@@ -321,7 +321,7 @@
           <w:rFonts w:ascii="Kaiti SC" w:hAnsi="Kaiti SC" w:eastAsia="Kaiti SC" w:cs="Kaiti SC"/>
           <w:sz w:val="21"/>
         </w:rPr>
-        <w:t>【发射与任务】蓝箭航天：朱雀二号改进型遥七发射成功，10颗千帆卫星入轨 - 证券时报 （证券时报）</w:t>
+        <w:t>【发射与任务】SpaceX：SpaceX soars 5% after Starship reusable rocket launch date revealed （bing.com）</w:t>
       </w:r>
     </w:p>
     <w:p>
@@ -342,7 +342,7 @@
           <w:rFonts w:ascii="Kaiti SC" w:hAnsi="Kaiti SC" w:eastAsia="Kaiti SC" w:cs="Kaiti SC"/>
           <w:sz w:val="21"/>
         </w:rPr>
-        <w:t>【发射与任务】蓝箭航天：一箭十星 朱雀二号改进型遥七运载火箭发射成功 - 证券时报 （证券时报）</w:t>
+        <w:t>【发射与任务】SpaceX：SpaceX sets launch date for Starship’s next orbital flight. Shares jump （bing.com）</w:t>
       </w:r>
     </w:p>
     <w:p>
@@ -363,7 +363,7 @@
           <w:rFonts w:ascii="Kaiti SC" w:hAnsi="Kaiti SC" w:eastAsia="Kaiti SC" w:cs="Kaiti SC"/>
           <w:sz w:val="21"/>
         </w:rPr>
-        <w:t>【发射与任务】Blue Origin：‘Incredible progress’ for Blue Origin rebuild of Cape Canaveral launch site, CEO says - Hanford Sentinel （Hanford Sentinel）</w:t>
+        <w:t>【市场与股价】SpaceX：Cathie Wood Says Starship’s First Orbital Flight Could Make SpaceX’s $1.75 Trillion IPO Seem Like A ‘Deep Value Opportunity’ In Hindsight （bing.com）</w:t>
       </w:r>
     </w:p>
     <w:p>
@@ -384,7 +384,7 @@
           <w:rFonts w:ascii="Kaiti SC" w:hAnsi="Kaiti SC" w:eastAsia="Kaiti SC" w:cs="Kaiti SC"/>
           <w:sz w:val="21"/>
         </w:rPr>
-        <w:t>【订单与合作】SpaceX：KDDI Signs Asia-First Starlink Mobile V2 Agreement with SpaceX （bing.com）</w:t>
+        <w:t>【发射与任务】垣信卫星：东海海域首次千帆星座组网卫星发射成功，预计年底正式全球商业化运营 - 新浪财经 （新浪财经）</w:t>
       </w:r>
     </w:p>
     <w:p>
@@ -405,7 +405,7 @@
           <w:rFonts w:ascii="Kaiti SC" w:hAnsi="Kaiti SC" w:eastAsia="Kaiti SC" w:cs="Kaiti SC"/>
           <w:sz w:val="21"/>
         </w:rPr>
-        <w:t>【发射与任务】Blue Origin：‘Incredible progress’ for Blue Origin rebuild of Cape Canaveral launch site, CEO says - Orlando Sentinel （Orlando Sentinel）</w:t>
+        <w:t>【发射与任务】蓝箭航天：朱雀二号改进型火箭发射成功 中国民营航天迈入批量组网新阶段 - 香港01 （香港01）</w:t>
       </w:r>
     </w:p>
     <w:p>
@@ -426,7 +426,7 @@
           <w:rFonts w:ascii="Kaiti SC" w:hAnsi="Kaiti SC" w:eastAsia="Kaiti SC" w:cs="Kaiti SC"/>
           <w:sz w:val="21"/>
         </w:rPr>
-        <w:t>【发射与任务】SpaceX：Amazon Just Ordered Six More Rockets. Why Starlink Should Not Be Worried Yet. （bing.com）</w:t>
+        <w:t>【发射与任务】星际荣耀：科技昨夜今晨：h365官网登录入口链接 星际荣耀成功发射 勇士公司公布卫星计划 - 体坛加 （体坛加）</w:t>
       </w:r>
     </w:p>
     <w:p>
@@ -447,7 +447,7 @@
           <w:rFonts w:ascii="Kaiti SC" w:hAnsi="Kaiti SC" w:eastAsia="Kaiti SC" w:cs="Kaiti SC"/>
           <w:sz w:val="21"/>
         </w:rPr>
-        <w:t>【发射与任务】SpaceX：SpaceX plans Starship’s first orbital flight next week （bing.com）</w:t>
+        <w:t>【其他动态】中国星网：中国星网董事长：开通北斗短信公众用户量已增至4.5亿 - 新浪财经 （新浪财经）</w:t>
       </w:r>
     </w:p>
     <w:p>
@@ -468,7 +468,7 @@
           <w:rFonts w:ascii="Kaiti SC" w:hAnsi="Kaiti SC" w:eastAsia="Kaiti SC" w:cs="Kaiti SC"/>
           <w:sz w:val="21"/>
         </w:rPr>
-        <w:t>【发射与任务】SpaceX：SpaceX launching 2nd classified mission for US Space Force in less than a week tonight: Watch it live （space.com）</w:t>
+        <w:t>【发射与任务】垣信卫星：东海海域首次千帆星座组网卫星发射成功，预计年底正式全球商业化运营 - 新浪财经 （新浪财经）</w:t>
       </w:r>
     </w:p>
     <w:p>
@@ -489,91 +489,7 @@
           <w:rFonts w:ascii="Kaiti SC" w:hAnsi="Kaiti SC" w:eastAsia="Kaiti SC" w:cs="Kaiti SC"/>
           <w:sz w:val="21"/>
         </w:rPr>
-        <w:t>【发射与任务】SpaceX：SpaceX targets first Starship orbital test on September 22 （bing.com）</w:t>
-      </w:r>
-    </w:p>
-    <w:p>
-      <w:pPr>
-        <w:keepLines/>
-        <w:spacing w:after="60"/>
-        <w:ind w:left="369" w:hanging="227"/>
-      </w:pPr>
-      <w:r>
-        <w:rPr>
-          <w:rFonts w:ascii="Kaiti SC" w:hAnsi="Kaiti SC" w:eastAsia="Kaiti SC" w:cs="Kaiti SC"/>
-          <w:sz w:val="21"/>
-        </w:rPr>
-        <w:t xml:space="preserve">➢ </w:t>
-      </w:r>
-      <w:r>
-        <w:rPr>
-          <w:rFonts w:ascii="Kaiti SC" w:hAnsi="Kaiti SC" w:eastAsia="Kaiti SC" w:cs="Kaiti SC"/>
-          <w:sz w:val="21"/>
-        </w:rPr>
-        <w:t>【发射与任务】蓝箭航天：朱雀二号系列运载火箭首次完成规模化卫星互联网星座组网任务 - 新京报 （新京报）</w:t>
-      </w:r>
-    </w:p>
-    <w:p>
-      <w:pPr>
-        <w:keepLines/>
-        <w:spacing w:after="60"/>
-        <w:ind w:left="369" w:hanging="227"/>
-      </w:pPr>
-      <w:r>
-        <w:rPr>
-          <w:rFonts w:ascii="Kaiti SC" w:hAnsi="Kaiti SC" w:eastAsia="Kaiti SC" w:cs="Kaiti SC"/>
-          <w:sz w:val="21"/>
-        </w:rPr>
-        <w:t xml:space="preserve">➢ </w:t>
-      </w:r>
-      <w:r>
-        <w:rPr>
-          <w:rFonts w:ascii="Kaiti SC" w:hAnsi="Kaiti SC" w:eastAsia="Kaiti SC" w:cs="Kaiti SC"/>
-          <w:sz w:val="21"/>
-        </w:rPr>
-        <w:t>【发射与任务】蓝箭航天：朱雀二号改进型火箭成功发射千帆极轨19组卫星 - 中国科技网 （中国科技网）</w:t>
-      </w:r>
-    </w:p>
-    <w:p>
-      <w:pPr>
-        <w:keepLines/>
-        <w:spacing w:after="60"/>
-        <w:ind w:left="369" w:hanging="227"/>
-      </w:pPr>
-      <w:r>
-        <w:rPr>
-          <w:rFonts w:ascii="Kaiti SC" w:hAnsi="Kaiti SC" w:eastAsia="Kaiti SC" w:cs="Kaiti SC"/>
-          <w:sz w:val="21"/>
-        </w:rPr>
-        <w:t xml:space="preserve">➢ </w:t>
-      </w:r>
-      <w:r>
-        <w:rPr>
-          <w:rFonts w:ascii="Kaiti SC" w:hAnsi="Kaiti SC" w:eastAsia="Kaiti SC" w:cs="Kaiti SC"/>
-          <w:sz w:val="21"/>
-        </w:rPr>
-        <w:t>【发射与任务】垣信卫星：朱雀二号改进型遥七一箭十星成功入轨，上海“千帆星座”加速织网 - Sohu （Sohu）</w:t>
-      </w:r>
-    </w:p>
-    <w:p>
-      <w:pPr>
-        <w:keepLines/>
-        <w:spacing w:after="60"/>
-        <w:ind w:left="369" w:hanging="227"/>
-      </w:pPr>
-      <w:r>
-        <w:rPr>
-          <w:rFonts w:ascii="Kaiti SC" w:hAnsi="Kaiti SC" w:eastAsia="Kaiti SC" w:cs="Kaiti SC"/>
-          <w:sz w:val="21"/>
-        </w:rPr>
-        <w:t xml:space="preserve">➢ </w:t>
-      </w:r>
-      <w:r>
-        <w:rPr>
-          <w:rFonts w:ascii="Kaiti SC" w:hAnsi="Kaiti SC" w:eastAsia="Kaiti SC" w:cs="Kaiti SC"/>
-          <w:sz w:val="21"/>
-        </w:rPr>
-        <w:t>【发射与任务】垣信卫星：朱雀二号改进型遥七一箭十星成功入轨，上海“千帆星座”加速织网 - 新浪财经 （新浪财经）</w:t>
+        <w:t>【发射与任务】垣信卫星：朱雀二号改进型遥七火箭成功发射千帆星座10颗卫星_手机新浪网 - 新浪财经 （新浪财经）</w:t>
       </w:r>
     </w:p>
     <w:p>
@@ -615,7 +531,7 @@
           <w:rFonts w:ascii="Kaiti SC" w:hAnsi="Kaiti SC" w:eastAsia="Kaiti SC" w:cs="Kaiti SC"/>
           <w:sz w:val="21"/>
         </w:rPr>
-        <w:t>【发射与任务】垣信卫星：朱雀二号改进型遥七火箭成功发射千帆星座10颗卫星_手机新浪网 - 新浪财经 （新浪财经）</w:t>
+        <w:t>【其他动态】垣信卫星：松江企业垣信卫星两日两发，千帆星座增至256颗_上观新闻 - 上观新闻 （上观新闻）</w:t>
       </w:r>
     </w:p>
     <w:p>
@@ -636,7 +552,91 @@
           <w:rFonts w:ascii="Kaiti SC" w:hAnsi="Kaiti SC" w:eastAsia="Kaiti SC" w:cs="Kaiti SC"/>
           <w:sz w:val="21"/>
         </w:rPr>
-        <w:t>【其他动态】星河动力：星河动力夏东坤：太空算力时代 火箭不只是运输工具 - 东方财富 （东方财富）</w:t>
+        <w:t>【发射与任务】蓝箭航天：一箭十星 朱雀二号改进型遥七运载火箭发射成功 - cnsa.gov.cn （cnsa.gov.cn）</w:t>
+      </w:r>
+    </w:p>
+    <w:p>
+      <w:pPr>
+        <w:keepLines/>
+        <w:spacing w:after="60"/>
+        <w:ind w:left="369" w:hanging="227"/>
+      </w:pPr>
+      <w:r>
+        <w:rPr>
+          <w:rFonts w:ascii="Kaiti SC" w:hAnsi="Kaiti SC" w:eastAsia="Kaiti SC" w:cs="Kaiti SC"/>
+          <w:sz w:val="21"/>
+        </w:rPr>
+        <w:t xml:space="preserve">➢ </w:t>
+      </w:r>
+      <w:r>
+        <w:rPr>
+          <w:rFonts w:ascii="Kaiti SC" w:hAnsi="Kaiti SC" w:eastAsia="Kaiti SC" w:cs="Kaiti SC"/>
+          <w:sz w:val="21"/>
+        </w:rPr>
+        <w:t>【其他动态】中国星网：中国星网董事长苟坪：推动北斗短信手机功能预置 - 中证网 （中证网）</w:t>
+      </w:r>
+    </w:p>
+    <w:p>
+      <w:pPr>
+        <w:keepLines/>
+        <w:spacing w:after="60"/>
+        <w:ind w:left="369" w:hanging="227"/>
+      </w:pPr>
+      <w:r>
+        <w:rPr>
+          <w:rFonts w:ascii="Kaiti SC" w:hAnsi="Kaiti SC" w:eastAsia="Kaiti SC" w:cs="Kaiti SC"/>
+          <w:sz w:val="21"/>
+        </w:rPr>
+        <w:t xml:space="preserve">➢ </w:t>
+      </w:r>
+      <w:r>
+        <w:rPr>
+          <w:rFonts w:ascii="Kaiti SC" w:hAnsi="Kaiti SC" w:eastAsia="Kaiti SC" w:cs="Kaiti SC"/>
+          <w:sz w:val="21"/>
+        </w:rPr>
+        <w:t>【发射与任务】垣信卫星：东海海域首次千帆星座组网卫星发射成功，预计年底正式全球商业化运营 - 新浪财经 （新浪财经）</w:t>
+      </w:r>
+    </w:p>
+    <w:p>
+      <w:pPr>
+        <w:keepLines/>
+        <w:spacing w:after="60"/>
+        <w:ind w:left="369" w:hanging="227"/>
+      </w:pPr>
+      <w:r>
+        <w:rPr>
+          <w:rFonts w:ascii="Kaiti SC" w:hAnsi="Kaiti SC" w:eastAsia="Kaiti SC" w:cs="Kaiti SC"/>
+          <w:sz w:val="21"/>
+        </w:rPr>
+        <w:t xml:space="preserve">➢ </w:t>
+      </w:r>
+      <w:r>
+        <w:rPr>
+          <w:rFonts w:ascii="Kaiti SC" w:hAnsi="Kaiti SC" w:eastAsia="Kaiti SC" w:cs="Kaiti SC"/>
+          <w:sz w:val="21"/>
+        </w:rPr>
+        <w:t>【发射与任务】蓝箭航天：朱雀二号改进型火箭成功发射千帆极轨19组卫星 - ncsti.gov.cn （ncsti.gov.cn）</w:t>
+      </w:r>
+    </w:p>
+    <w:p>
+      <w:pPr>
+        <w:keepLines/>
+        <w:spacing w:after="60"/>
+        <w:ind w:left="369" w:hanging="227"/>
+      </w:pPr>
+      <w:r>
+        <w:rPr>
+          <w:rFonts w:ascii="Kaiti SC" w:hAnsi="Kaiti SC" w:eastAsia="Kaiti SC" w:cs="Kaiti SC"/>
+          <w:sz w:val="21"/>
+        </w:rPr>
+        <w:t xml:space="preserve">➢ </w:t>
+      </w:r>
+      <w:r>
+        <w:rPr>
+          <w:rFonts w:ascii="Kaiti SC" w:hAnsi="Kaiti SC" w:eastAsia="Kaiti SC" w:cs="Kaiti SC"/>
+          <w:sz w:val="21"/>
+        </w:rPr>
+        <w:t>【发射与任务】蓝箭航天：界面晚报 | 8月工业增加值增速升至5.2%；朱雀二号改进型遥七运载火箭发射成功 - Jiemian.com （Jiemian.com）</w:t>
       </w:r>
     </w:p>
     <w:p>
@@ -774,93 +774,6 @@
                 <w:b w:val="0"/>
                 <w:sz w:val="19"/>
               </w:rPr>
-              <w:t>蓝箭航天</w:t>
-            </w:r>
-          </w:p>
-        </w:tc>
-        <w:tc>
-          <w:tcPr>
-            <w:tcW w:type="dxa" w:w="2075"/>
-            <w:vAlign w:val="center"/>
-          </w:tcPr>
-          <w:p>
-            <w:pPr>
-              <w:spacing w:after="0" w:line="252" w:lineRule="auto"/>
-              <w:jc w:val="center"/>
-            </w:pPr>
-            <w:r/>
-            <w:r>
-              <w:rPr>
-                <w:rFonts w:ascii="Kaiti SC" w:hAnsi="Kaiti SC" w:eastAsia="Kaiti SC" w:cs="Kaiti SC"/>
-                <w:b w:val="0"/>
-                <w:sz w:val="19"/>
-              </w:rPr>
-              <w:t>18</w:t>
-            </w:r>
-          </w:p>
-        </w:tc>
-        <w:tc>
-          <w:tcPr>
-            <w:tcW w:type="dxa" w:w="2075"/>
-            <w:vAlign w:val="center"/>
-          </w:tcPr>
-          <w:p>
-            <w:pPr>
-              <w:spacing w:after="0" w:line="252" w:lineRule="auto"/>
-              <w:jc w:val="center"/>
-            </w:pPr>
-            <w:r/>
-            <w:r>
-              <w:rPr>
-                <w:rFonts w:ascii="Kaiti SC" w:hAnsi="Kaiti SC" w:eastAsia="Kaiti SC" w:cs="Kaiti SC"/>
-                <w:b w:val="0"/>
-                <w:sz w:val="19"/>
-              </w:rPr>
-              <w:t>发射与任务、其他动态</w:t>
-            </w:r>
-          </w:p>
-        </w:tc>
-        <w:tc>
-          <w:tcPr>
-            <w:tcW w:type="dxa" w:w="2075"/>
-            <w:vAlign w:val="center"/>
-          </w:tcPr>
-          <w:p>
-            <w:pPr>
-              <w:spacing w:after="0" w:line="252" w:lineRule="auto"/>
-            </w:pPr>
-            <w:r/>
-            <w:r>
-              <w:rPr>
-                <w:rFonts w:ascii="Kaiti SC" w:hAnsi="Kaiti SC" w:eastAsia="Kaiti SC" w:cs="Kaiti SC"/>
-                <w:b w:val="0"/>
-                <w:sz w:val="19"/>
-              </w:rPr>
-              <w:t>朱雀二号改进型遥七发射成功，10颗千帆卫星入轨 - 证券时报</w:t>
-            </w:r>
-          </w:p>
-        </w:tc>
-      </w:tr>
-      <w:tr>
-        <w:trPr>
-          <w:cantSplit/>
-        </w:trPr>
-        <w:tc>
-          <w:tcPr>
-            <w:tcW w:type="dxa" w:w="2075"/>
-            <w:vAlign w:val="center"/>
-          </w:tcPr>
-          <w:p>
-            <w:pPr>
-              <w:spacing w:after="0" w:line="252" w:lineRule="auto"/>
-            </w:pPr>
-            <w:r/>
-            <w:r>
-              <w:rPr>
-                <w:rFonts w:ascii="Kaiti SC" w:hAnsi="Kaiti SC" w:eastAsia="Kaiti SC" w:cs="Kaiti SC"/>
-                <w:b w:val="0"/>
-                <w:sz w:val="19"/>
-              </w:rPr>
               <w:t>SpaceX</w:t>
             </w:r>
           </w:p>
@@ -882,7 +795,7 @@
                 <w:b w:val="0"/>
                 <w:sz w:val="19"/>
               </w:rPr>
-              <w:t>11</w:t>
+              <w:t>29</w:t>
             </w:r>
           </w:p>
         </w:tc>
@@ -903,7 +816,7 @@
                 <w:b w:val="0"/>
                 <w:sz w:val="19"/>
               </w:rPr>
-              <w:t>订单与合作、发射与任务、其他动态</w:t>
+              <w:t>发射与任务、市场与股价、其他动态、订单与合作</w:t>
             </w:r>
           </w:p>
         </w:tc>
@@ -923,7 +836,7 @@
                 <w:b w:val="0"/>
                 <w:sz w:val="19"/>
               </w:rPr>
-              <w:t>KDDI Signs Asia-First Starlink Mobile V2 Agreement with SpaceX</w:t>
+              <w:t>Starship to Attempt First Orbital Flight Next Week</w:t>
             </w:r>
           </w:p>
         </w:tc>
@@ -969,7 +882,7 @@
                 <w:b w:val="0"/>
                 <w:sz w:val="19"/>
               </w:rPr>
-              <w:t>9</w:t>
+              <w:t>13</w:t>
             </w:r>
           </w:p>
         </w:tc>
@@ -990,7 +903,7 @@
                 <w:b w:val="0"/>
                 <w:sz w:val="19"/>
               </w:rPr>
-              <w:t>其他动态、发射与任务</w:t>
+              <w:t>发射与任务、其他动态、订单与合作</w:t>
             </w:r>
           </w:p>
         </w:tc>
@@ -1010,7 +923,7 @@
                 <w:b w:val="0"/>
                 <w:sz w:val="19"/>
               </w:rPr>
-              <w:t>千帆星座卫星数量增至248颗 - 证券时报</w:t>
+              <w:t>东海海域首次千帆星座组网卫星发射成功，预计年底正式全球商业化运营 - 新浪财经</w:t>
             </w:r>
           </w:p>
         </w:tc>
@@ -1035,7 +948,94 @@
                 <w:b w:val="0"/>
                 <w:sz w:val="19"/>
               </w:rPr>
-              <w:t>Blue Origin</w:t>
+              <w:t>蓝箭航天</w:t>
+            </w:r>
+          </w:p>
+        </w:tc>
+        <w:tc>
+          <w:tcPr>
+            <w:tcW w:type="dxa" w:w="2075"/>
+            <w:vAlign w:val="center"/>
+          </w:tcPr>
+          <w:p>
+            <w:pPr>
+              <w:spacing w:after="0" w:line="252" w:lineRule="auto"/>
+              <w:jc w:val="center"/>
+            </w:pPr>
+            <w:r/>
+            <w:r>
+              <w:rPr>
+                <w:rFonts w:ascii="Kaiti SC" w:hAnsi="Kaiti SC" w:eastAsia="Kaiti SC" w:cs="Kaiti SC"/>
+                <w:b w:val="0"/>
+                <w:sz w:val="19"/>
+              </w:rPr>
+              <w:t>10</w:t>
+            </w:r>
+          </w:p>
+        </w:tc>
+        <w:tc>
+          <w:tcPr>
+            <w:tcW w:type="dxa" w:w="2075"/>
+            <w:vAlign w:val="center"/>
+          </w:tcPr>
+          <w:p>
+            <w:pPr>
+              <w:spacing w:after="0" w:line="252" w:lineRule="auto"/>
+              <w:jc w:val="center"/>
+            </w:pPr>
+            <w:r/>
+            <w:r>
+              <w:rPr>
+                <w:rFonts w:ascii="Kaiti SC" w:hAnsi="Kaiti SC" w:eastAsia="Kaiti SC" w:cs="Kaiti SC"/>
+                <w:b w:val="0"/>
+                <w:sz w:val="19"/>
+              </w:rPr>
+              <w:t>发射与任务、其他动态</w:t>
+            </w:r>
+          </w:p>
+        </w:tc>
+        <w:tc>
+          <w:tcPr>
+            <w:tcW w:type="dxa" w:w="2075"/>
+            <w:vAlign w:val="center"/>
+          </w:tcPr>
+          <w:p>
+            <w:pPr>
+              <w:spacing w:after="0" w:line="252" w:lineRule="auto"/>
+            </w:pPr>
+            <w:r/>
+            <w:r>
+              <w:rPr>
+                <w:rFonts w:ascii="Kaiti SC" w:hAnsi="Kaiti SC" w:eastAsia="Kaiti SC" w:cs="Kaiti SC"/>
+                <w:b w:val="0"/>
+                <w:sz w:val="19"/>
+              </w:rPr>
+              <w:t>朱雀二号改进型火箭发射成功 中国民营航天迈入批量组网新阶段 - 香港01</w:t>
+            </w:r>
+          </w:p>
+        </w:tc>
+      </w:tr>
+      <w:tr>
+        <w:trPr>
+          <w:cantSplit/>
+        </w:trPr>
+        <w:tc>
+          <w:tcPr>
+            <w:tcW w:type="dxa" w:w="2075"/>
+            <w:vAlign w:val="center"/>
+          </w:tcPr>
+          <w:p>
+            <w:pPr>
+              <w:spacing w:after="0" w:line="252" w:lineRule="auto"/>
+            </w:pPr>
+            <w:r/>
+            <w:r>
+              <w:rPr>
+                <w:rFonts w:ascii="Kaiti SC" w:hAnsi="Kaiti SC" w:eastAsia="Kaiti SC" w:cs="Kaiti SC"/>
+                <w:b w:val="0"/>
+                <w:sz w:val="19"/>
+              </w:rPr>
+              <w:t>银河航天</w:t>
             </w:r>
           </w:p>
         </w:tc>
@@ -1077,7 +1077,7 @@
                 <w:b w:val="0"/>
                 <w:sz w:val="19"/>
               </w:rPr>
-              <w:t>发射与任务、订单与合作</w:t>
+              <w:t>其他动态</w:t>
             </w:r>
           </w:p>
         </w:tc>
@@ -1097,7 +1097,7 @@
                 <w:b w:val="0"/>
                 <w:sz w:val="19"/>
               </w:rPr>
-              <w:t>‘Incredible progress’ for Blue Origin rebuild of Cape Canaveral launch site, CEO says - Hanford Sentinel</w:t>
+              <w:t>银河航天在老挝实现低轨卫星互联网试验验证 - 证券时报</w:t>
             </w:r>
           </w:p>
         </w:tc>
@@ -1122,7 +1122,181 @@
                 <w:b w:val="0"/>
                 <w:sz w:val="19"/>
               </w:rPr>
-              <w:t>星河动力</w:t>
+              <w:t>中国星网</w:t>
+            </w:r>
+          </w:p>
+        </w:tc>
+        <w:tc>
+          <w:tcPr>
+            <w:tcW w:type="dxa" w:w="2075"/>
+            <w:vAlign w:val="center"/>
+          </w:tcPr>
+          <w:p>
+            <w:pPr>
+              <w:spacing w:after="0" w:line="252" w:lineRule="auto"/>
+              <w:jc w:val="center"/>
+            </w:pPr>
+            <w:r/>
+            <w:r>
+              <w:rPr>
+                <w:rFonts w:ascii="Kaiti SC" w:hAnsi="Kaiti SC" w:eastAsia="Kaiti SC" w:cs="Kaiti SC"/>
+                <w:b w:val="0"/>
+                <w:sz w:val="19"/>
+              </w:rPr>
+              <w:t>2</w:t>
+            </w:r>
+          </w:p>
+        </w:tc>
+        <w:tc>
+          <w:tcPr>
+            <w:tcW w:type="dxa" w:w="2075"/>
+            <w:vAlign w:val="center"/>
+          </w:tcPr>
+          <w:p>
+            <w:pPr>
+              <w:spacing w:after="0" w:line="252" w:lineRule="auto"/>
+              <w:jc w:val="center"/>
+            </w:pPr>
+            <w:r/>
+            <w:r>
+              <w:rPr>
+                <w:rFonts w:ascii="Kaiti SC" w:hAnsi="Kaiti SC" w:eastAsia="Kaiti SC" w:cs="Kaiti SC"/>
+                <w:b w:val="0"/>
+                <w:sz w:val="19"/>
+              </w:rPr>
+              <w:t>其他动态</w:t>
+            </w:r>
+          </w:p>
+        </w:tc>
+        <w:tc>
+          <w:tcPr>
+            <w:tcW w:type="dxa" w:w="2075"/>
+            <w:vAlign w:val="center"/>
+          </w:tcPr>
+          <w:p>
+            <w:pPr>
+              <w:spacing w:after="0" w:line="252" w:lineRule="auto"/>
+            </w:pPr>
+            <w:r/>
+            <w:r>
+              <w:rPr>
+                <w:rFonts w:ascii="Kaiti SC" w:hAnsi="Kaiti SC" w:eastAsia="Kaiti SC" w:cs="Kaiti SC"/>
+                <w:b w:val="0"/>
+                <w:sz w:val="19"/>
+              </w:rPr>
+              <w:t>中国星网董事长：开通北斗短信公众用户量已增至4.5亿 - 新浪财经</w:t>
+            </w:r>
+          </w:p>
+        </w:tc>
+      </w:tr>
+      <w:tr>
+        <w:trPr>
+          <w:cantSplit/>
+        </w:trPr>
+        <w:tc>
+          <w:tcPr>
+            <w:tcW w:type="dxa" w:w="2075"/>
+            <w:vAlign w:val="center"/>
+          </w:tcPr>
+          <w:p>
+            <w:pPr>
+              <w:spacing w:after="0" w:line="252" w:lineRule="auto"/>
+            </w:pPr>
+            <w:r/>
+            <w:r>
+              <w:rPr>
+                <w:rFonts w:ascii="Kaiti SC" w:hAnsi="Kaiti SC" w:eastAsia="Kaiti SC" w:cs="Kaiti SC"/>
+                <w:b w:val="0"/>
+                <w:sz w:val="19"/>
+              </w:rPr>
+              <w:t>星际荣耀</w:t>
+            </w:r>
+          </w:p>
+        </w:tc>
+        <w:tc>
+          <w:tcPr>
+            <w:tcW w:type="dxa" w:w="2075"/>
+            <w:vAlign w:val="center"/>
+          </w:tcPr>
+          <w:p>
+            <w:pPr>
+              <w:spacing w:after="0" w:line="252" w:lineRule="auto"/>
+              <w:jc w:val="center"/>
+            </w:pPr>
+            <w:r/>
+            <w:r>
+              <w:rPr>
+                <w:rFonts w:ascii="Kaiti SC" w:hAnsi="Kaiti SC" w:eastAsia="Kaiti SC" w:cs="Kaiti SC"/>
+                <w:b w:val="0"/>
+                <w:sz w:val="19"/>
+              </w:rPr>
+              <w:t>2</w:t>
+            </w:r>
+          </w:p>
+        </w:tc>
+        <w:tc>
+          <w:tcPr>
+            <w:tcW w:type="dxa" w:w="2075"/>
+            <w:vAlign w:val="center"/>
+          </w:tcPr>
+          <w:p>
+            <w:pPr>
+              <w:spacing w:after="0" w:line="252" w:lineRule="auto"/>
+              <w:jc w:val="center"/>
+            </w:pPr>
+            <w:r/>
+            <w:r>
+              <w:rPr>
+                <w:rFonts w:ascii="Kaiti SC" w:hAnsi="Kaiti SC" w:eastAsia="Kaiti SC" w:cs="Kaiti SC"/>
+                <w:b w:val="0"/>
+                <w:sz w:val="19"/>
+              </w:rPr>
+              <w:t>发射与任务、其他动态</w:t>
+            </w:r>
+          </w:p>
+        </w:tc>
+        <w:tc>
+          <w:tcPr>
+            <w:tcW w:type="dxa" w:w="2075"/>
+            <w:vAlign w:val="center"/>
+          </w:tcPr>
+          <w:p>
+            <w:pPr>
+              <w:spacing w:after="0" w:line="252" w:lineRule="auto"/>
+            </w:pPr>
+            <w:r/>
+            <w:r>
+              <w:rPr>
+                <w:rFonts w:ascii="Kaiti SC" w:hAnsi="Kaiti SC" w:eastAsia="Kaiti SC" w:cs="Kaiti SC"/>
+                <w:b w:val="0"/>
+                <w:sz w:val="19"/>
+              </w:rPr>
+              <w:t>科技昨夜今晨：h365官网登录入口链接 星际荣耀成功发射 勇士公司公布卫星计划 - 体坛加</w:t>
+            </w:r>
+          </w:p>
+        </w:tc>
+      </w:tr>
+      <w:tr>
+        <w:trPr>
+          <w:cantSplit/>
+        </w:trPr>
+        <w:tc>
+          <w:tcPr>
+            <w:tcW w:type="dxa" w:w="2075"/>
+            <w:vAlign w:val="center"/>
+          </w:tcPr>
+          <w:p>
+            <w:pPr>
+              <w:spacing w:after="0" w:line="252" w:lineRule="auto"/>
+            </w:pPr>
+            <w:r/>
+            <w:r>
+              <w:rPr>
+                <w:rFonts w:ascii="Kaiti SC" w:hAnsi="Kaiti SC" w:eastAsia="Kaiti SC" w:cs="Kaiti SC"/>
+                <w:b w:val="0"/>
+                <w:sz w:val="19"/>
+              </w:rPr>
+              <w:t>微纳星空</w:t>
             </w:r>
           </w:p>
         </w:tc>
@@ -1164,7 +1338,7 @@
                 <w:b w:val="0"/>
                 <w:sz w:val="19"/>
               </w:rPr>
-              <w:t>其他动态</w:t>
+              <w:t>市场与股价</w:t>
             </w:r>
           </w:p>
         </w:tc>
@@ -1184,7 +1358,7 @@
                 <w:b w:val="0"/>
                 <w:sz w:val="19"/>
               </w:rPr>
-              <w:t>星河动力夏东坤：太空算力时代 火箭不只是运输工具 - 东方财富</w:t>
+              <w:t>微纳星空3 年累计亏损10.93亿 IPO问询次日便因为串标被军采暂停 - 新浪财经</w:t>
             </w:r>
           </w:p>
         </w:tc>
@@ -1221,7 +1395,7 @@
           <w:rFonts w:ascii="Kaiti SC" w:hAnsi="Kaiti SC" w:eastAsia="Kaiti SC" w:cs="Kaiti SC"/>
           <w:sz w:val="21"/>
         </w:rPr>
-        <w:t>[1] 2026-09-15｜证券时报｜垣信卫星：千帆星座卫星数量增至248颗 - 证券时报</w:t>
+        <w:t>[1] 2026-09-16｜SpacePolicyOnline.com｜SpaceX：Starship to Attempt First Orbital Flight Next Week</w:t>
       </w:r>
     </w:p>
     <w:p>
@@ -1242,7 +1416,7 @@
           <w:rFonts w:ascii="Kaiti SC" w:hAnsi="Kaiti SC" w:eastAsia="Kaiti SC" w:cs="Kaiti SC"/>
           <w:sz w:val="21"/>
         </w:rPr>
-        <w:t>[2] 2026-09-15｜证券时报｜垣信卫星：千帆星座卫星数量增至248颗 - 证券时报</w:t>
+        <w:t>[2] 2026-09-16｜Spaceflight Now｜SpaceX：Live coverage: SpaceX to launch national security payload for the U.S. Space Force on Falcon 9 rocket from Vandenberg</w:t>
       </w:r>
     </w:p>
     <w:p>
@@ -1263,7 +1437,7 @@
           <w:rFonts w:ascii="Kaiti SC" w:hAnsi="Kaiti SC" w:eastAsia="Kaiti SC" w:cs="Kaiti SC"/>
           <w:sz w:val="21"/>
         </w:rPr>
-        <w:t>[3] 2026-09-15｜证券时报｜蓝箭航天：朱雀二号改进型遥七发射成功，10颗千帆卫星入轨 - 证券时报</w:t>
+        <w:t>[3] 2026-09-16｜bing.com｜SpaceX：SpaceX soars 5% after Starship reusable rocket launch date revealed</w:t>
       </w:r>
     </w:p>
     <w:p>
@@ -1284,7 +1458,7 @@
           <w:rFonts w:ascii="Kaiti SC" w:hAnsi="Kaiti SC" w:eastAsia="Kaiti SC" w:cs="Kaiti SC"/>
           <w:sz w:val="21"/>
         </w:rPr>
-        <w:t>[4] 2026-09-15｜证券时报｜蓝箭航天：一箭十星 朱雀二号改进型遥七运载火箭发射成功 - 证券时报</w:t>
+        <w:t>[4] 2026-09-16｜bing.com｜SpaceX：SpaceX sets launch date for Starship’s next orbital flight. Shares jump</w:t>
       </w:r>
     </w:p>
     <w:p>
@@ -1305,7 +1479,7 @@
           <w:rFonts w:ascii="Kaiti SC" w:hAnsi="Kaiti SC" w:eastAsia="Kaiti SC" w:cs="Kaiti SC"/>
           <w:sz w:val="21"/>
         </w:rPr>
-        <w:t>[5] 2026-09-15｜Hanford Sentinel｜Blue Origin：‘Incredible progress’ for Blue Origin rebuild of Cape Canaveral launch site, CEO says - Hanford Sentinel</w:t>
+        <w:t>[5] 2026-09-16｜bing.com｜SpaceX：Cathie Wood Says Starship’s First Orbital Flight Could Make SpaceX’s $1.75 Trillion IPO Seem Like A ‘Deep Value Opportunity’ In Hindsight</w:t>
       </w:r>
     </w:p>
     <w:p>
@@ -1326,7 +1500,7 @@
           <w:rFonts w:ascii="Kaiti SC" w:hAnsi="Kaiti SC" w:eastAsia="Kaiti SC" w:cs="Kaiti SC"/>
           <w:sz w:val="21"/>
         </w:rPr>
-        <w:t>[6] 2026-09-15｜bing.com｜SpaceX：KDDI Signs Asia-First Starlink Mobile V2 Agreement with SpaceX</w:t>
+        <w:t>[6] 2026-09-16｜新浪财经｜垣信卫星：东海海域首次千帆星座组网卫星发射成功，预计年底正式全球商业化运营 - 新浪财经</w:t>
       </w:r>
     </w:p>
     <w:p>
@@ -1347,7 +1521,7 @@
           <w:rFonts w:ascii="Kaiti SC" w:hAnsi="Kaiti SC" w:eastAsia="Kaiti SC" w:cs="Kaiti SC"/>
           <w:sz w:val="21"/>
         </w:rPr>
-        <w:t>[7] 2026-09-15｜Orlando Sentinel｜Blue Origin：‘Incredible progress’ for Blue Origin rebuild of Cape Canaveral launch site, CEO says - Orlando Sentinel</w:t>
+        <w:t>[7] 2026-09-16｜香港01｜蓝箭航天：朱雀二号改进型火箭发射成功 中国民营航天迈入批量组网新阶段 - 香港01</w:t>
       </w:r>
     </w:p>
     <w:p>
@@ -1368,7 +1542,7 @@
           <w:rFonts w:ascii="Kaiti SC" w:hAnsi="Kaiti SC" w:eastAsia="Kaiti SC" w:cs="Kaiti SC"/>
           <w:sz w:val="21"/>
         </w:rPr>
-        <w:t>[8] 2026-09-15｜bing.com｜SpaceX：Amazon Just Ordered Six More Rockets. Why Starlink Should Not Be Worried Yet.</w:t>
+        <w:t>[8] 2026-09-16｜体坛加｜星际荣耀：科技昨夜今晨：h365官网登录入口链接 星际荣耀成功发射 勇士公司公布卫星计划 - 体坛加</w:t>
       </w:r>
     </w:p>
     <w:p>
@@ -1389,7 +1563,7 @@
           <w:rFonts w:ascii="Kaiti SC" w:hAnsi="Kaiti SC" w:eastAsia="Kaiti SC" w:cs="Kaiti SC"/>
           <w:sz w:val="21"/>
         </w:rPr>
-        <w:t>[9] 2026-09-15｜bing.com｜SpaceX：SpaceX plans Starship’s first orbital flight next week</w:t>
+        <w:t>[9] 2026-09-16｜新浪财经｜中国星网：中国星网董事长：开通北斗短信公众用户量已增至4.5亿 - 新浪财经</w:t>
       </w:r>
     </w:p>
     <w:p>
@@ -1410,7 +1584,7 @@
           <w:rFonts w:ascii="Kaiti SC" w:hAnsi="Kaiti SC" w:eastAsia="Kaiti SC" w:cs="Kaiti SC"/>
           <w:sz w:val="21"/>
         </w:rPr>
-        <w:t>[10] 2026-09-15｜space.com｜SpaceX：SpaceX launching 2nd classified mission for US Space Force in less than a week tonight: Watch it live</w:t>
+        <w:t>[10] 2026-09-16｜新浪财经｜垣信卫星：东海海域首次千帆星座组网卫星发射成功，预计年底正式全球商业化运营 - 新浪财经</w:t>
       </w:r>
     </w:p>
     <w:p>
@@ -1431,7 +1605,7 @@
           <w:rFonts w:ascii="Kaiti SC" w:hAnsi="Kaiti SC" w:eastAsia="Kaiti SC" w:cs="Kaiti SC"/>
           <w:sz w:val="21"/>
         </w:rPr>
-        <w:t>[11] 2026-09-15｜bing.com｜SpaceX：SpaceX targets first Starship orbital test on September 22</w:t>
+        <w:t>[11] 2026-09-16｜新浪财经｜垣信卫星：朱雀二号改进型遥七火箭成功发射千帆星座10颗卫星_手机新浪网 - 新浪财经</w:t>
       </w:r>
     </w:p>
     <w:p>
@@ -1452,7 +1626,7 @@
           <w:rFonts w:ascii="Kaiti SC" w:hAnsi="Kaiti SC" w:eastAsia="Kaiti SC" w:cs="Kaiti SC"/>
           <w:sz w:val="21"/>
         </w:rPr>
-        <w:t>[12] 2026-09-15｜新京报｜蓝箭航天：朱雀二号系列运载火箭首次完成规模化卫星互联网星座组网任务 - 新京报</w:t>
+        <w:t>[12] 2026-09-16｜新浪财经｜蓝箭航天：朱雀二号改进型遥七火箭成功发射千帆星座10颗卫星_手机新浪网 - 新浪财经</w:t>
       </w:r>
     </w:p>
     <w:p>
@@ -1473,7 +1647,7 @@
           <w:rFonts w:ascii="Kaiti SC" w:hAnsi="Kaiti SC" w:eastAsia="Kaiti SC" w:cs="Kaiti SC"/>
           <w:sz w:val="21"/>
         </w:rPr>
-        <w:t>[13] 2026-09-15｜中国科技网｜蓝箭航天：朱雀二号改进型火箭成功发射千帆极轨19组卫星 - 中国科技网</w:t>
+        <w:t>[13] 2026-09-16｜上观新闻｜垣信卫星：松江企业垣信卫星两日两发，千帆星座增至256颗_上观新闻 - 上观新闻</w:t>
       </w:r>
     </w:p>
     <w:p>
@@ -1494,7 +1668,7 @@
           <w:rFonts w:ascii="Kaiti SC" w:hAnsi="Kaiti SC" w:eastAsia="Kaiti SC" w:cs="Kaiti SC"/>
           <w:sz w:val="21"/>
         </w:rPr>
-        <w:t>[14] 2026-09-15｜Sohu｜垣信卫星：朱雀二号改进型遥七一箭十星成功入轨，上海“千帆星座”加速织网 - Sohu</w:t>
+        <w:t>[14] 2026-09-16｜cnsa.gov.cn｜蓝箭航天：一箭十星 朱雀二号改进型遥七运载火箭发射成功 - cnsa.gov.cn</w:t>
       </w:r>
     </w:p>
     <w:p>
@@ -1515,7 +1689,7 @@
           <w:rFonts w:ascii="Kaiti SC" w:hAnsi="Kaiti SC" w:eastAsia="Kaiti SC" w:cs="Kaiti SC"/>
           <w:sz w:val="21"/>
         </w:rPr>
-        <w:t>[15] 2026-09-15｜新浪财经｜垣信卫星：朱雀二号改进型遥七一箭十星成功入轨，上海“千帆星座”加速织网 - 新浪财经</w:t>
+        <w:t>[15] 2026-09-16｜中证网｜中国星网：中国星网董事长苟坪：推动北斗短信手机功能预置 - 中证网</w:t>
       </w:r>
     </w:p>
     <w:p>
@@ -1536,7 +1710,7 @@
           <w:rFonts w:ascii="Kaiti SC" w:hAnsi="Kaiti SC" w:eastAsia="Kaiti SC" w:cs="Kaiti SC"/>
           <w:sz w:val="21"/>
         </w:rPr>
-        <w:t>[16] 2026-09-15｜新浪财经｜蓝箭航天：朱雀二号改进型遥七火箭成功发射千帆星座10颗卫星_手机新浪网 - 新浪财经</w:t>
+        <w:t>[16] 2026-09-16｜新浪财经｜垣信卫星：东海海域首次千帆星座组网卫星发射成功，预计年底正式全球商业化运营 - 新浪财经</w:t>
       </w:r>
     </w:p>
     <w:p>
@@ -1557,7 +1731,7 @@
           <w:rFonts w:ascii="Kaiti SC" w:hAnsi="Kaiti SC" w:eastAsia="Kaiti SC" w:cs="Kaiti SC"/>
           <w:sz w:val="21"/>
         </w:rPr>
-        <w:t>[17] 2026-09-15｜新浪财经｜垣信卫星：朱雀二号改进型遥七火箭成功发射千帆星座10颗卫星_手机新浪网 - 新浪财经</w:t>
+        <w:t>[17] 2026-09-16｜ncsti.gov.cn｜蓝箭航天：朱雀二号改进型火箭成功发射千帆极轨19组卫星 - ncsti.gov.cn</w:t>
       </w:r>
     </w:p>
     <w:p>
@@ -1578,7 +1752,7 @@
           <w:rFonts w:ascii="Kaiti SC" w:hAnsi="Kaiti SC" w:eastAsia="Kaiti SC" w:cs="Kaiti SC"/>
           <w:sz w:val="21"/>
         </w:rPr>
-        <w:t>[18] 2026-09-15｜东方财富｜星河动力：星河动力夏东坤：太空算力时代 火箭不只是运输工具 - 东方财富</w:t>
+        <w:t>[18] 2026-09-16｜Jiemian.com｜蓝箭航天：界面晚报 | 8月工业增加值增速升至5.2%；朱雀二号改进型遥七运载火箭发射成功 - Jiemian.com</w:t>
       </w:r>
     </w:p>
     <w:p>
@@ -1599,7 +1773,91 @@
           <w:rFonts w:ascii="Kaiti SC" w:hAnsi="Kaiti SC" w:eastAsia="Kaiti SC" w:cs="Kaiti SC"/>
           <w:sz w:val="21"/>
         </w:rPr>
-        <w:t>[19] 2026-09-15｜Blue Origin｜Blue Origin：Blue Origin Expands Partnership with Air Force Research Laboratory to Access Advanced Rocket Engine Technology - Blue Origin</w:t>
+        <w:t>[19] 2026-09-16｜新浪财经｜微纳星空：微纳星空3 年累计亏损10.93亿 IPO问询次日便因为串标被军采暂停 - 新浪财经</w:t>
+      </w:r>
+    </w:p>
+    <w:p>
+      <w:pPr>
+        <w:keepLines/>
+        <w:spacing w:after="60"/>
+        <w:ind w:left="369" w:hanging="227"/>
+      </w:pPr>
+      <w:r>
+        <w:rPr>
+          <w:rFonts w:ascii="Kaiti SC" w:hAnsi="Kaiti SC" w:eastAsia="Kaiti SC" w:cs="Kaiti SC"/>
+          <w:sz w:val="21"/>
+        </w:rPr>
+        <w:t xml:space="preserve">✓ </w:t>
+      </w:r>
+      <w:r>
+        <w:rPr>
+          <w:rFonts w:ascii="Kaiti SC" w:hAnsi="Kaiti SC" w:eastAsia="Kaiti SC" w:cs="Kaiti SC"/>
+          <w:sz w:val="21"/>
+        </w:rPr>
+        <w:t>[20] 2026-09-16｜证券时报｜银河航天：银河航天在老挝实现低轨卫星互联网试验验证 - 证券时报</w:t>
+      </w:r>
+    </w:p>
+    <w:p>
+      <w:pPr>
+        <w:keepLines/>
+        <w:spacing w:after="60"/>
+        <w:ind w:left="369" w:hanging="227"/>
+      </w:pPr>
+      <w:r>
+        <w:rPr>
+          <w:rFonts w:ascii="Kaiti SC" w:hAnsi="Kaiti SC" w:eastAsia="Kaiti SC" w:cs="Kaiti SC"/>
+          <w:sz w:val="21"/>
+        </w:rPr>
+        <w:t xml:space="preserve">✓ </w:t>
+      </w:r>
+      <w:r>
+        <w:rPr>
+          <w:rFonts w:ascii="Kaiti SC" w:hAnsi="Kaiti SC" w:eastAsia="Kaiti SC" w:cs="Kaiti SC"/>
+          <w:sz w:val="21"/>
+        </w:rPr>
+        <w:t>[21] 2026-09-16｜体坛加｜星际荣耀：星际荣耀回应太阳城手机app事件：系常规测试，无伤亡，系统升级排除隐患 - 体坛加</w:t>
+      </w:r>
+    </w:p>
+    <w:p>
+      <w:pPr>
+        <w:keepLines/>
+        <w:spacing w:after="60"/>
+        <w:ind w:left="369" w:hanging="227"/>
+      </w:pPr>
+      <w:r>
+        <w:rPr>
+          <w:rFonts w:ascii="Kaiti SC" w:hAnsi="Kaiti SC" w:eastAsia="Kaiti SC" w:cs="Kaiti SC"/>
+          <w:sz w:val="21"/>
+        </w:rPr>
+        <w:t xml:space="preserve">✓ </w:t>
+      </w:r>
+      <w:r>
+        <w:rPr>
+          <w:rFonts w:ascii="Kaiti SC" w:hAnsi="Kaiti SC" w:eastAsia="Kaiti SC" w:cs="Kaiti SC"/>
+          <w:sz w:val="21"/>
+        </w:rPr>
+        <w:t>[22] 2026-09-16｜东方财富｜银河航天：银河航天在老挝实现低轨卫星互联网试验验证 - 东方财富</w:t>
+      </w:r>
+    </w:p>
+    <w:p>
+      <w:pPr>
+        <w:keepLines/>
+        <w:spacing w:after="60"/>
+        <w:ind w:left="369" w:hanging="227"/>
+      </w:pPr>
+      <w:r>
+        <w:rPr>
+          <w:rFonts w:ascii="Kaiti SC" w:hAnsi="Kaiti SC" w:eastAsia="Kaiti SC" w:cs="Kaiti SC"/>
+          <w:sz w:val="21"/>
+        </w:rPr>
+        <w:t xml:space="preserve">✓ </w:t>
+      </w:r>
+      <w:r>
+        <w:rPr>
+          <w:rFonts w:ascii="Kaiti SC" w:hAnsi="Kaiti SC" w:eastAsia="Kaiti SC" w:cs="Kaiti SC"/>
+          <w:sz w:val="21"/>
+        </w:rPr>
+        <w:t>[23] 2026-09-16｜新浪财经｜银河航天：银河航天首次在老挝万象完成低轨卫星互联网试验验证 - 新浪财经</w:t>
       </w:r>
     </w:p>
     <w:sectPr>

--- a/docs/data/reports/daily-documents/latest/previous_daily_report.docx
+++ b/docs/data/reports/daily-documents/latest/previous_daily_report.docx
@@ -26,7 +26,7 @@
           <w:rFonts w:ascii="Kaiti SC" w:hAnsi="Kaiti SC" w:eastAsia="Kaiti SC" w:cs="Kaiti SC"/>
           <w:sz w:val="21"/>
         </w:rPr>
-        <w:t>2026-09-16（上一自然日）</w:t>
+        <w:t>2026-09-17（上一自然日）</w:t>
       </w:r>
     </w:p>
     <w:tbl>
@@ -81,7 +81,7 @@
                 <w:b w:val="0"/>
                 <w:sz w:val="19"/>
               </w:rPr>
-              <w:t>2026-09-16</w:t>
+              <w:t>2026-09-17</w:t>
             </w:r>
           </w:p>
         </w:tc>
@@ -127,7 +127,7 @@
                 <w:b w:val="0"/>
                 <w:sz w:val="19"/>
               </w:rPr>
-              <w:t>60 条 / 7 家</w:t>
+              <w:t>47 条 / 5 家</w:t>
             </w:r>
           </w:p>
         </w:tc>
@@ -173,7 +173,7 @@
                 <w:b w:val="0"/>
                 <w:sz w:val="19"/>
               </w:rPr>
-              <w:t>26 个</w:t>
+              <w:t>23 个</w:t>
             </w:r>
           </w:p>
         </w:tc>
@@ -219,7 +219,7 @@
                 <w:b w:val="0"/>
                 <w:sz w:val="19"/>
               </w:rPr>
-              <w:t>2026-09-17</w:t>
+              <w:t>2026-09-18</w:t>
             </w:r>
           </w:p>
         </w:tc>
@@ -245,7 +245,7 @@
     </w:p>
     <w:p>
       <w:r>
-        <w:t>2026-09-16 共归档 60 条新闻，覆盖 7 家公司、26 个信息来源。 新闻量较多的公司包括 SpaceX、垣信卫星、蓝箭航天、银河航天。</w:t>
+        <w:t>2026-09-17 共归档 47 条新闻，覆盖 5 家公司、23 个信息来源。 新闻量较多的公司包括 SpaceX、垣信卫星、星河动力、蓝箭航天。</w:t>
       </w:r>
     </w:p>
     <w:p>
@@ -279,7 +279,7 @@
           <w:rFonts w:ascii="Kaiti SC" w:hAnsi="Kaiti SC" w:eastAsia="Kaiti SC" w:cs="Kaiti SC"/>
           <w:sz w:val="21"/>
         </w:rPr>
-        <w:t>【发射与任务】SpaceX：Starship to Attempt First Orbital Flight Next Week （SpacePolicyOnline.com）</w:t>
+        <w:t>【发射与任务】垣信卫星：引力一号遥三今早一箭九星顺利入轨 千帆星座组网增至256颗 - 上海证券报·中国证券网 （上海证券报·中国证券网）</w:t>
       </w:r>
     </w:p>
     <w:p>
@@ -300,7 +300,7 @@
           <w:rFonts w:ascii="Kaiti SC" w:hAnsi="Kaiti SC" w:eastAsia="Kaiti SC" w:cs="Kaiti SC"/>
           <w:sz w:val="21"/>
         </w:rPr>
-        <w:t>【发射与任务】SpaceX：Live coverage: SpaceX to launch national security payload for the U.S. Space Force on Falcon 9 rocket from Vandenberg （Spaceflight Now）</w:t>
+        <w:t>【其他动态】垣信卫星：千帆星座两天两发、在轨256颗：低轨地面终端产业链绕不开的相控阵T/R芯片 - Jiemian.com （Jiemian.com）</w:t>
       </w:r>
     </w:p>
     <w:p>
@@ -321,7 +321,7 @@
           <w:rFonts w:ascii="Kaiti SC" w:hAnsi="Kaiti SC" w:eastAsia="Kaiti SC" w:cs="Kaiti SC"/>
           <w:sz w:val="21"/>
         </w:rPr>
-        <w:t>【发射与任务】SpaceX：SpaceX soars 5% after Starship reusable rocket launch date revealed （bing.com）</w:t>
+        <w:t>【发射与任务】垣信卫星：海上发射首战告捷 千帆星座迈入工业化组网阶段 - 证券时报 （证券时报）</w:t>
       </w:r>
     </w:p>
     <w:p>
@@ -342,7 +342,7 @@
           <w:rFonts w:ascii="Kaiti SC" w:hAnsi="Kaiti SC" w:eastAsia="Kaiti SC" w:cs="Kaiti SC"/>
           <w:sz w:val="21"/>
         </w:rPr>
-        <w:t>【发射与任务】SpaceX：SpaceX sets launch date for Starship’s next orbital flight. Shares jump （bing.com）</w:t>
+        <w:t>【发射与任务】中国星网：宏明电子：宇航级MLCC在中国星网已发射卫星配套体系中保持行业领先地位 - 新浪财经 （新浪财经）</w:t>
       </w:r>
     </w:p>
     <w:p>
@@ -363,7 +363,7 @@
           <w:rFonts w:ascii="Kaiti SC" w:hAnsi="Kaiti SC" w:eastAsia="Kaiti SC" w:cs="Kaiti SC"/>
           <w:sz w:val="21"/>
         </w:rPr>
-        <w:t>【市场与股价】SpaceX：Cathie Wood Says Starship’s First Orbital Flight Could Make SpaceX’s $1.75 Trillion IPO Seem Like A ‘Deep Value Opportunity’ In Hindsight （bing.com）</w:t>
+        <w:t>【发射与任务】SpaceX：SPCX stock in focus — SpaceX pushes Starship launch to September 28, reportedly weighs startup-data buys for AI （bing.com）</w:t>
       </w:r>
     </w:p>
     <w:p>
@@ -384,7 +384,7 @@
           <w:rFonts w:ascii="Kaiti SC" w:hAnsi="Kaiti SC" w:eastAsia="Kaiti SC" w:cs="Kaiti SC"/>
           <w:sz w:val="21"/>
         </w:rPr>
-        <w:t>【发射与任务】垣信卫星：东海海域首次千帆星座组网卫星发射成功，预计年底正式全球商业化运营 - 新浪财经 （新浪财经）</w:t>
+        <w:t>【发射与任务】星河动力：星河动力近期拟发射谷神星一号海射型（遥八） - 第一财经 （第一财经）</w:t>
       </w:r>
     </w:p>
     <w:p>
@@ -405,7 +405,7 @@
           <w:rFonts w:ascii="Kaiti SC" w:hAnsi="Kaiti SC" w:eastAsia="Kaiti SC" w:cs="Kaiti SC"/>
           <w:sz w:val="21"/>
         </w:rPr>
-        <w:t>【发射与任务】蓝箭航天：朱雀二号改进型火箭发射成功 中国民营航天迈入批量组网新阶段 - 香港01 （香港01）</w:t>
+        <w:t>【发射与任务】星河动力：星河动力近期拟发射谷神星一号海射型（遥八） - Jiemian.com （Jiemian.com）</w:t>
       </w:r>
     </w:p>
     <w:p>
@@ -426,7 +426,7 @@
           <w:rFonts w:ascii="Kaiti SC" w:hAnsi="Kaiti SC" w:eastAsia="Kaiti SC" w:cs="Kaiti SC"/>
           <w:sz w:val="21"/>
         </w:rPr>
-        <w:t>【发射与任务】星际荣耀：科技昨夜今晨：h365官网登录入口链接 星际荣耀成功发射 勇士公司公布卫星计划 - 体坛加 （体坛加）</w:t>
+        <w:t>【发射与任务】蓝箭航天：我国民营商业航天企业首次承担大型卫星互联网星座组网任务 朱雀二号改进型遥七运载火箭成功发射 - 北京市人民政府门户网站 （北京市人民政府门户网站）</w:t>
       </w:r>
     </w:p>
     <w:p>
@@ -447,7 +447,7 @@
           <w:rFonts w:ascii="Kaiti SC" w:hAnsi="Kaiti SC" w:eastAsia="Kaiti SC" w:cs="Kaiti SC"/>
           <w:sz w:val="21"/>
         </w:rPr>
-        <w:t>【其他动态】中国星网：中国星网董事长：开通北斗短信公众用户量已增至4.5亿 - 新浪财经 （新浪财经）</w:t>
+        <w:t>【其他动态】蓝箭航天：朱雀三号成功实现陆地回收，浦发银行杭州分行助力航天强国建设 - finance.sina.com.cn （finance.sina.com.cn）</w:t>
       </w:r>
     </w:p>
     <w:p>
@@ -468,7 +468,7 @@
           <w:rFonts w:ascii="Kaiti SC" w:hAnsi="Kaiti SC" w:eastAsia="Kaiti SC" w:cs="Kaiti SC"/>
           <w:sz w:val="21"/>
         </w:rPr>
-        <w:t>【发射与任务】垣信卫星：东海海域首次千帆星座组网卫星发射成功，预计年底正式全球商业化运营 - 新浪财经 （新浪财经）</w:t>
+        <w:t>【发射与任务】垣信卫星：千帆星座组网卫星首次在上海东海海域成功发射！卫星数量增至256颗_国企动态 - gzw.sh.gov.cn （gzw.sh.gov.cn）</w:t>
       </w:r>
     </w:p>
     <w:p>
@@ -489,7 +489,7 @@
           <w:rFonts w:ascii="Kaiti SC" w:hAnsi="Kaiti SC" w:eastAsia="Kaiti SC" w:cs="Kaiti SC"/>
           <w:sz w:val="21"/>
         </w:rPr>
-        <w:t>【发射与任务】垣信卫星：朱雀二号改进型遥七火箭成功发射千帆星座10颗卫星_手机新浪网 - 新浪财经 （新浪财经）</w:t>
+        <w:t>【发射与任务】SpaceX：SpaceX (SPCX) Stock Jumps 5% as AI Demand and Starship Fuel Back-to-Back Gains （bing.com）</w:t>
       </w:r>
     </w:p>
     <w:p>
@@ -510,7 +510,7 @@
           <w:rFonts w:ascii="Kaiti SC" w:hAnsi="Kaiti SC" w:eastAsia="Kaiti SC" w:cs="Kaiti SC"/>
           <w:sz w:val="21"/>
         </w:rPr>
-        <w:t>【发射与任务】蓝箭航天：朱雀二号改进型遥七火箭成功发射千帆星座10颗卫星_手机新浪网 - 新浪财经 （新浪财经）</w:t>
+        <w:t>【发射与任务】垣信卫星：四战四捷！引力一号遥三海上发射创纪录，千帆星座迈入工业化组网新阶段 - 新浪财经 （新浪财经）</w:t>
       </w:r>
     </w:p>
     <w:p>
@@ -531,7 +531,7 @@
           <w:rFonts w:ascii="Kaiti SC" w:hAnsi="Kaiti SC" w:eastAsia="Kaiti SC" w:cs="Kaiti SC"/>
           <w:sz w:val="21"/>
         </w:rPr>
-        <w:t>【其他动态】垣信卫星：松江企业垣信卫星两日两发，千帆星座增至256颗_上观新闻 - 上观新闻 （上观新闻）</w:t>
+        <w:t>【发射与任务】星河动力：星河动力谷神星一号海射型遥八将近期发射 任务名 "海对羊城阔" - 新浪财经 （新浪财经）</w:t>
       </w:r>
     </w:p>
     <w:p>
@@ -552,7 +552,7 @@
           <w:rFonts w:ascii="Kaiti SC" w:hAnsi="Kaiti SC" w:eastAsia="Kaiti SC" w:cs="Kaiti SC"/>
           <w:sz w:val="21"/>
         </w:rPr>
-        <w:t>【发射与任务】蓝箭航天：一箭十星 朱雀二号改进型遥七运载火箭发射成功 - cnsa.gov.cn （cnsa.gov.cn）</w:t>
+        <w:t>【发射与任务】星河动力：星河动力航天：近期择机发射“谷神星一号海射型（遥八）”商业运载火箭 - 新浪财经 （新浪财经）</w:t>
       </w:r>
     </w:p>
     <w:p>
@@ -573,7 +573,7 @@
           <w:rFonts w:ascii="Kaiti SC" w:hAnsi="Kaiti SC" w:eastAsia="Kaiti SC" w:cs="Kaiti SC"/>
           <w:sz w:val="21"/>
         </w:rPr>
-        <w:t>【其他动态】中国星网：中国星网董事长苟坪：推动北斗短信手机功能预置 - 中证网 （中证网）</w:t>
+        <w:t>【发射与任务】星河动力：星河动力航天：近期择机发射“谷神星一号海射型（遥八）”商业运载火箭 - 新浪财经 （新浪财经）</w:t>
       </w:r>
     </w:p>
     <w:p>
@@ -594,7 +594,7 @@
           <w:rFonts w:ascii="Kaiti SC" w:hAnsi="Kaiti SC" w:eastAsia="Kaiti SC" w:cs="Kaiti SC"/>
           <w:sz w:val="21"/>
         </w:rPr>
-        <w:t>【发射与任务】垣信卫星：东海海域首次千帆星座组网卫星发射成功，预计年底正式全球商业化运营 - 新浪财经 （新浪财经）</w:t>
+        <w:t>【发射与任务】SpaceX：SpaceX launches 2nd classified mission for US Space Force in less than a week (video, photos) - Space （Space）</w:t>
       </w:r>
     </w:p>
     <w:p>
@@ -615,7 +615,7 @@
           <w:rFonts w:ascii="Kaiti SC" w:hAnsi="Kaiti SC" w:eastAsia="Kaiti SC" w:cs="Kaiti SC"/>
           <w:sz w:val="21"/>
         </w:rPr>
-        <w:t>【发射与任务】蓝箭航天：朱雀二号改进型火箭成功发射千帆极轨19组卫星 - ncsti.gov.cn （ncsti.gov.cn）</w:t>
+        <w:t>【其他动态】SpaceX：Starlink Mobile vs T-Mobile: Musk's satellite strategy faces a new challenge （bing.com）</w:t>
       </w:r>
     </w:p>
     <w:p>
@@ -636,7 +636,7 @@
           <w:rFonts w:ascii="Kaiti SC" w:hAnsi="Kaiti SC" w:eastAsia="Kaiti SC" w:cs="Kaiti SC"/>
           <w:sz w:val="21"/>
         </w:rPr>
-        <w:t>【发射与任务】蓝箭航天：界面晚报 | 8月工业增加值增速升至5.2%；朱雀二号改进型遥七运载火箭发射成功 - Jiemian.com （Jiemian.com）</w:t>
+        <w:t>【发射与任务】SpaceX：SpaceX's First Orbital Starship Flight Is Targeted for Sept. 22. Here's What's Riding on It for the Stock. （bing.com）</w:t>
       </w:r>
     </w:p>
     <w:p>
@@ -795,7 +795,7 @@
                 <w:b w:val="0"/>
                 <w:sz w:val="19"/>
               </w:rPr>
-              <w:t>29</w:t>
+              <w:t>18</w:t>
             </w:r>
           </w:p>
         </w:tc>
@@ -816,7 +816,7 @@
                 <w:b w:val="0"/>
                 <w:sz w:val="19"/>
               </w:rPr>
-              <w:t>发射与任务、市场与股价、其他动态、订单与合作</w:t>
+              <w:t>发射与任务、其他动态、市场与股价</w:t>
             </w:r>
           </w:p>
         </w:tc>
@@ -836,7 +836,7 @@
                 <w:b w:val="0"/>
                 <w:sz w:val="19"/>
               </w:rPr>
-              <w:t>Starship to Attempt First Orbital Flight Next Week</w:t>
+              <w:t>SPCX stock in focus — SpaceX pushes Starship launch to September 28, reportedly weighs startup-data buys for AI</w:t>
             </w:r>
           </w:p>
         </w:tc>
@@ -882,7 +882,7 @@
                 <w:b w:val="0"/>
                 <w:sz w:val="19"/>
               </w:rPr>
-              <w:t>13</w:t>
+              <w:t>17</w:t>
             </w:r>
           </w:p>
         </w:tc>
@@ -903,7 +903,7 @@
                 <w:b w:val="0"/>
                 <w:sz w:val="19"/>
               </w:rPr>
-              <w:t>发射与任务、其他动态、订单与合作</w:t>
+              <w:t>发射与任务、其他动态</w:t>
             </w:r>
           </w:p>
         </w:tc>
@@ -923,7 +923,94 @@
                 <w:b w:val="0"/>
                 <w:sz w:val="19"/>
               </w:rPr>
-              <w:t>东海海域首次千帆星座组网卫星发射成功，预计年底正式全球商业化运营 - 新浪财经</w:t>
+              <w:t>引力一号遥三今早一箭九星顺利入轨 千帆星座组网增至256颗 - 上海证券报·中国证券网</w:t>
+            </w:r>
+          </w:p>
+        </w:tc>
+      </w:tr>
+      <w:tr>
+        <w:trPr>
+          <w:cantSplit/>
+        </w:trPr>
+        <w:tc>
+          <w:tcPr>
+            <w:tcW w:type="dxa" w:w="2075"/>
+            <w:vAlign w:val="center"/>
+          </w:tcPr>
+          <w:p>
+            <w:pPr>
+              <w:spacing w:after="0" w:line="252" w:lineRule="auto"/>
+            </w:pPr>
+            <w:r/>
+            <w:r>
+              <w:rPr>
+                <w:rFonts w:ascii="Kaiti SC" w:hAnsi="Kaiti SC" w:eastAsia="Kaiti SC" w:cs="Kaiti SC"/>
+                <w:b w:val="0"/>
+                <w:sz w:val="19"/>
+              </w:rPr>
+              <w:t>星河动力</w:t>
+            </w:r>
+          </w:p>
+        </w:tc>
+        <w:tc>
+          <w:tcPr>
+            <w:tcW w:type="dxa" w:w="2075"/>
+            <w:vAlign w:val="center"/>
+          </w:tcPr>
+          <w:p>
+            <w:pPr>
+              <w:spacing w:after="0" w:line="252" w:lineRule="auto"/>
+              <w:jc w:val="center"/>
+            </w:pPr>
+            <w:r/>
+            <w:r>
+              <w:rPr>
+                <w:rFonts w:ascii="Kaiti SC" w:hAnsi="Kaiti SC" w:eastAsia="Kaiti SC" w:cs="Kaiti SC"/>
+                <w:b w:val="0"/>
+                <w:sz w:val="19"/>
+              </w:rPr>
+              <w:t>7</w:t>
+            </w:r>
+          </w:p>
+        </w:tc>
+        <w:tc>
+          <w:tcPr>
+            <w:tcW w:type="dxa" w:w="2075"/>
+            <w:vAlign w:val="center"/>
+          </w:tcPr>
+          <w:p>
+            <w:pPr>
+              <w:spacing w:after="0" w:line="252" w:lineRule="auto"/>
+              <w:jc w:val="center"/>
+            </w:pPr>
+            <w:r/>
+            <w:r>
+              <w:rPr>
+                <w:rFonts w:ascii="Kaiti SC" w:hAnsi="Kaiti SC" w:eastAsia="Kaiti SC" w:cs="Kaiti SC"/>
+                <w:b w:val="0"/>
+                <w:sz w:val="19"/>
+              </w:rPr>
+              <w:t>发射与任务</w:t>
+            </w:r>
+          </w:p>
+        </w:tc>
+        <w:tc>
+          <w:tcPr>
+            <w:tcW w:type="dxa" w:w="2075"/>
+            <w:vAlign w:val="center"/>
+          </w:tcPr>
+          <w:p>
+            <w:pPr>
+              <w:spacing w:after="0" w:line="252" w:lineRule="auto"/>
+            </w:pPr>
+            <w:r/>
+            <w:r>
+              <w:rPr>
+                <w:rFonts w:ascii="Kaiti SC" w:hAnsi="Kaiti SC" w:eastAsia="Kaiti SC" w:cs="Kaiti SC"/>
+                <w:b w:val="0"/>
+                <w:sz w:val="19"/>
+              </w:rPr>
+              <w:t>星河动力近期拟发射谷神星一号海射型（遥八） - 第一财经</w:t>
             </w:r>
           </w:p>
         </w:tc>
@@ -969,7 +1056,7 @@
                 <w:b w:val="0"/>
                 <w:sz w:val="19"/>
               </w:rPr>
-              <w:t>10</w:t>
+              <w:t>4</w:t>
             </w:r>
           </w:p>
         </w:tc>
@@ -1010,94 +1097,7 @@
                 <w:b w:val="0"/>
                 <w:sz w:val="19"/>
               </w:rPr>
-              <w:t>朱雀二号改进型火箭发射成功 中国民营航天迈入批量组网新阶段 - 香港01</w:t>
-            </w:r>
-          </w:p>
-        </w:tc>
-      </w:tr>
-      <w:tr>
-        <w:trPr>
-          <w:cantSplit/>
-        </w:trPr>
-        <w:tc>
-          <w:tcPr>
-            <w:tcW w:type="dxa" w:w="2075"/>
-            <w:vAlign w:val="center"/>
-          </w:tcPr>
-          <w:p>
-            <w:pPr>
-              <w:spacing w:after="0" w:line="252" w:lineRule="auto"/>
-            </w:pPr>
-            <w:r/>
-            <w:r>
-              <w:rPr>
-                <w:rFonts w:ascii="Kaiti SC" w:hAnsi="Kaiti SC" w:eastAsia="Kaiti SC" w:cs="Kaiti SC"/>
-                <w:b w:val="0"/>
-                <w:sz w:val="19"/>
-              </w:rPr>
-              <w:t>银河航天</w:t>
-            </w:r>
-          </w:p>
-        </w:tc>
-        <w:tc>
-          <w:tcPr>
-            <w:tcW w:type="dxa" w:w="2075"/>
-            <w:vAlign w:val="center"/>
-          </w:tcPr>
-          <w:p>
-            <w:pPr>
-              <w:spacing w:after="0" w:line="252" w:lineRule="auto"/>
-              <w:jc w:val="center"/>
-            </w:pPr>
-            <w:r/>
-            <w:r>
-              <w:rPr>
-                <w:rFonts w:ascii="Kaiti SC" w:hAnsi="Kaiti SC" w:eastAsia="Kaiti SC" w:cs="Kaiti SC"/>
-                <w:b w:val="0"/>
-                <w:sz w:val="19"/>
-              </w:rPr>
-              <w:t>3</w:t>
-            </w:r>
-          </w:p>
-        </w:tc>
-        <w:tc>
-          <w:tcPr>
-            <w:tcW w:type="dxa" w:w="2075"/>
-            <w:vAlign w:val="center"/>
-          </w:tcPr>
-          <w:p>
-            <w:pPr>
-              <w:spacing w:after="0" w:line="252" w:lineRule="auto"/>
-              <w:jc w:val="center"/>
-            </w:pPr>
-            <w:r/>
-            <w:r>
-              <w:rPr>
-                <w:rFonts w:ascii="Kaiti SC" w:hAnsi="Kaiti SC" w:eastAsia="Kaiti SC" w:cs="Kaiti SC"/>
-                <w:b w:val="0"/>
-                <w:sz w:val="19"/>
-              </w:rPr>
-              <w:t>其他动态</w:t>
-            </w:r>
-          </w:p>
-        </w:tc>
-        <w:tc>
-          <w:tcPr>
-            <w:tcW w:type="dxa" w:w="2075"/>
-            <w:vAlign w:val="center"/>
-          </w:tcPr>
-          <w:p>
-            <w:pPr>
-              <w:spacing w:after="0" w:line="252" w:lineRule="auto"/>
-            </w:pPr>
-            <w:r/>
-            <w:r>
-              <w:rPr>
-                <w:rFonts w:ascii="Kaiti SC" w:hAnsi="Kaiti SC" w:eastAsia="Kaiti SC" w:cs="Kaiti SC"/>
-                <w:b w:val="0"/>
-                <w:sz w:val="19"/>
-              </w:rPr>
-              <w:t>银河航天在老挝实现低轨卫星互联网试验验证 - 证券时报</w:t>
+              <w:t>我国民营商业航天企业首次承担大型卫星互联网星座组网任务 朱雀二号改进型遥七运载火箭成功发射 - 北京市人民政府门户网站</w:t>
             </w:r>
           </w:p>
         </w:tc>
@@ -1143,180 +1143,6 @@
                 <w:b w:val="0"/>
                 <w:sz w:val="19"/>
               </w:rPr>
-              <w:t>2</w:t>
-            </w:r>
-          </w:p>
-        </w:tc>
-        <w:tc>
-          <w:tcPr>
-            <w:tcW w:type="dxa" w:w="2075"/>
-            <w:vAlign w:val="center"/>
-          </w:tcPr>
-          <w:p>
-            <w:pPr>
-              <w:spacing w:after="0" w:line="252" w:lineRule="auto"/>
-              <w:jc w:val="center"/>
-            </w:pPr>
-            <w:r/>
-            <w:r>
-              <w:rPr>
-                <w:rFonts w:ascii="Kaiti SC" w:hAnsi="Kaiti SC" w:eastAsia="Kaiti SC" w:cs="Kaiti SC"/>
-                <w:b w:val="0"/>
-                <w:sz w:val="19"/>
-              </w:rPr>
-              <w:t>其他动态</w:t>
-            </w:r>
-          </w:p>
-        </w:tc>
-        <w:tc>
-          <w:tcPr>
-            <w:tcW w:type="dxa" w:w="2075"/>
-            <w:vAlign w:val="center"/>
-          </w:tcPr>
-          <w:p>
-            <w:pPr>
-              <w:spacing w:after="0" w:line="252" w:lineRule="auto"/>
-            </w:pPr>
-            <w:r/>
-            <w:r>
-              <w:rPr>
-                <w:rFonts w:ascii="Kaiti SC" w:hAnsi="Kaiti SC" w:eastAsia="Kaiti SC" w:cs="Kaiti SC"/>
-                <w:b w:val="0"/>
-                <w:sz w:val="19"/>
-              </w:rPr>
-              <w:t>中国星网董事长：开通北斗短信公众用户量已增至4.5亿 - 新浪财经</w:t>
-            </w:r>
-          </w:p>
-        </w:tc>
-      </w:tr>
-      <w:tr>
-        <w:trPr>
-          <w:cantSplit/>
-        </w:trPr>
-        <w:tc>
-          <w:tcPr>
-            <w:tcW w:type="dxa" w:w="2075"/>
-            <w:vAlign w:val="center"/>
-          </w:tcPr>
-          <w:p>
-            <w:pPr>
-              <w:spacing w:after="0" w:line="252" w:lineRule="auto"/>
-            </w:pPr>
-            <w:r/>
-            <w:r>
-              <w:rPr>
-                <w:rFonts w:ascii="Kaiti SC" w:hAnsi="Kaiti SC" w:eastAsia="Kaiti SC" w:cs="Kaiti SC"/>
-                <w:b w:val="0"/>
-                <w:sz w:val="19"/>
-              </w:rPr>
-              <w:t>星际荣耀</w:t>
-            </w:r>
-          </w:p>
-        </w:tc>
-        <w:tc>
-          <w:tcPr>
-            <w:tcW w:type="dxa" w:w="2075"/>
-            <w:vAlign w:val="center"/>
-          </w:tcPr>
-          <w:p>
-            <w:pPr>
-              <w:spacing w:after="0" w:line="252" w:lineRule="auto"/>
-              <w:jc w:val="center"/>
-            </w:pPr>
-            <w:r/>
-            <w:r>
-              <w:rPr>
-                <w:rFonts w:ascii="Kaiti SC" w:hAnsi="Kaiti SC" w:eastAsia="Kaiti SC" w:cs="Kaiti SC"/>
-                <w:b w:val="0"/>
-                <w:sz w:val="19"/>
-              </w:rPr>
-              <w:t>2</w:t>
-            </w:r>
-          </w:p>
-        </w:tc>
-        <w:tc>
-          <w:tcPr>
-            <w:tcW w:type="dxa" w:w="2075"/>
-            <w:vAlign w:val="center"/>
-          </w:tcPr>
-          <w:p>
-            <w:pPr>
-              <w:spacing w:after="0" w:line="252" w:lineRule="auto"/>
-              <w:jc w:val="center"/>
-            </w:pPr>
-            <w:r/>
-            <w:r>
-              <w:rPr>
-                <w:rFonts w:ascii="Kaiti SC" w:hAnsi="Kaiti SC" w:eastAsia="Kaiti SC" w:cs="Kaiti SC"/>
-                <w:b w:val="0"/>
-                <w:sz w:val="19"/>
-              </w:rPr>
-              <w:t>发射与任务、其他动态</w:t>
-            </w:r>
-          </w:p>
-        </w:tc>
-        <w:tc>
-          <w:tcPr>
-            <w:tcW w:type="dxa" w:w="2075"/>
-            <w:vAlign w:val="center"/>
-          </w:tcPr>
-          <w:p>
-            <w:pPr>
-              <w:spacing w:after="0" w:line="252" w:lineRule="auto"/>
-            </w:pPr>
-            <w:r/>
-            <w:r>
-              <w:rPr>
-                <w:rFonts w:ascii="Kaiti SC" w:hAnsi="Kaiti SC" w:eastAsia="Kaiti SC" w:cs="Kaiti SC"/>
-                <w:b w:val="0"/>
-                <w:sz w:val="19"/>
-              </w:rPr>
-              <w:t>科技昨夜今晨：h365官网登录入口链接 星际荣耀成功发射 勇士公司公布卫星计划 - 体坛加</w:t>
-            </w:r>
-          </w:p>
-        </w:tc>
-      </w:tr>
-      <w:tr>
-        <w:trPr>
-          <w:cantSplit/>
-        </w:trPr>
-        <w:tc>
-          <w:tcPr>
-            <w:tcW w:type="dxa" w:w="2075"/>
-            <w:vAlign w:val="center"/>
-          </w:tcPr>
-          <w:p>
-            <w:pPr>
-              <w:spacing w:after="0" w:line="252" w:lineRule="auto"/>
-            </w:pPr>
-            <w:r/>
-            <w:r>
-              <w:rPr>
-                <w:rFonts w:ascii="Kaiti SC" w:hAnsi="Kaiti SC" w:eastAsia="Kaiti SC" w:cs="Kaiti SC"/>
-                <w:b w:val="0"/>
-                <w:sz w:val="19"/>
-              </w:rPr>
-              <w:t>微纳星空</w:t>
-            </w:r>
-          </w:p>
-        </w:tc>
-        <w:tc>
-          <w:tcPr>
-            <w:tcW w:type="dxa" w:w="2075"/>
-            <w:vAlign w:val="center"/>
-          </w:tcPr>
-          <w:p>
-            <w:pPr>
-              <w:spacing w:after="0" w:line="252" w:lineRule="auto"/>
-              <w:jc w:val="center"/>
-            </w:pPr>
-            <w:r/>
-            <w:r>
-              <w:rPr>
-                <w:rFonts w:ascii="Kaiti SC" w:hAnsi="Kaiti SC" w:eastAsia="Kaiti SC" w:cs="Kaiti SC"/>
-                <w:b w:val="0"/>
-                <w:sz w:val="19"/>
-              </w:rPr>
               <w:t>1</w:t>
             </w:r>
           </w:p>
@@ -1338,7 +1164,7 @@
                 <w:b w:val="0"/>
                 <w:sz w:val="19"/>
               </w:rPr>
-              <w:t>市场与股价</w:t>
+              <w:t>发射与任务</w:t>
             </w:r>
           </w:p>
         </w:tc>
@@ -1358,7 +1184,7 @@
                 <w:b w:val="0"/>
                 <w:sz w:val="19"/>
               </w:rPr>
-              <w:t>微纳星空3 年累计亏损10.93亿 IPO问询次日便因为串标被军采暂停 - 新浪财经</w:t>
+              <w:t>宏明电子：宇航级MLCC在中国星网已发射卫星配套体系中保持行业领先地位 - 新浪财经</w:t>
             </w:r>
           </w:p>
         </w:tc>
@@ -1395,7 +1221,7 @@
           <w:rFonts w:ascii="Kaiti SC" w:hAnsi="Kaiti SC" w:eastAsia="Kaiti SC" w:cs="Kaiti SC"/>
           <w:sz w:val="21"/>
         </w:rPr>
-        <w:t>[1] 2026-09-16｜SpacePolicyOnline.com｜SpaceX：Starship to Attempt First Orbital Flight Next Week</w:t>
+        <w:t>[1] 2026-09-17｜上海证券报·中国证券网｜垣信卫星：引力一号遥三今早一箭九星顺利入轨 千帆星座组网增至256颗 - 上海证券报·中国证券网</w:t>
       </w:r>
     </w:p>
     <w:p>
@@ -1416,7 +1242,7 @@
           <w:rFonts w:ascii="Kaiti SC" w:hAnsi="Kaiti SC" w:eastAsia="Kaiti SC" w:cs="Kaiti SC"/>
           <w:sz w:val="21"/>
         </w:rPr>
-        <w:t>[2] 2026-09-16｜Spaceflight Now｜SpaceX：Live coverage: SpaceX to launch national security payload for the U.S. Space Force on Falcon 9 rocket from Vandenberg</w:t>
+        <w:t>[2] 2026-09-17｜Jiemian.com｜垣信卫星：千帆星座两天两发、在轨256颗：低轨地面终端产业链绕不开的相控阵T/R芯片 - Jiemian.com</w:t>
       </w:r>
     </w:p>
     <w:p>
@@ -1437,7 +1263,7 @@
           <w:rFonts w:ascii="Kaiti SC" w:hAnsi="Kaiti SC" w:eastAsia="Kaiti SC" w:cs="Kaiti SC"/>
           <w:sz w:val="21"/>
         </w:rPr>
-        <w:t>[3] 2026-09-16｜bing.com｜SpaceX：SpaceX soars 5% after Starship reusable rocket launch date revealed</w:t>
+        <w:t>[3] 2026-09-17｜证券时报｜垣信卫星：海上发射首战告捷 千帆星座迈入工业化组网阶段 - 证券时报</w:t>
       </w:r>
     </w:p>
     <w:p>
@@ -1458,7 +1284,7 @@
           <w:rFonts w:ascii="Kaiti SC" w:hAnsi="Kaiti SC" w:eastAsia="Kaiti SC" w:cs="Kaiti SC"/>
           <w:sz w:val="21"/>
         </w:rPr>
-        <w:t>[4] 2026-09-16｜bing.com｜SpaceX：SpaceX sets launch date for Starship’s next orbital flight. Shares jump</w:t>
+        <w:t>[4] 2026-09-17｜新浪财经｜中国星网：宏明电子：宇航级MLCC在中国星网已发射卫星配套体系中保持行业领先地位 - 新浪财经</w:t>
       </w:r>
     </w:p>
     <w:p>
@@ -1479,7 +1305,7 @@
           <w:rFonts w:ascii="Kaiti SC" w:hAnsi="Kaiti SC" w:eastAsia="Kaiti SC" w:cs="Kaiti SC"/>
           <w:sz w:val="21"/>
         </w:rPr>
-        <w:t>[5] 2026-09-16｜bing.com｜SpaceX：Cathie Wood Says Starship’s First Orbital Flight Could Make SpaceX’s $1.75 Trillion IPO Seem Like A ‘Deep Value Opportunity’ In Hindsight</w:t>
+        <w:t>[5] 2026-09-17｜bing.com｜SpaceX：SPCX stock in focus — SpaceX pushes Starship launch to September 28, reportedly weighs startup-data buys for AI</w:t>
       </w:r>
     </w:p>
     <w:p>
@@ -1500,7 +1326,7 @@
           <w:rFonts w:ascii="Kaiti SC" w:hAnsi="Kaiti SC" w:eastAsia="Kaiti SC" w:cs="Kaiti SC"/>
           <w:sz w:val="21"/>
         </w:rPr>
-        <w:t>[6] 2026-09-16｜新浪财经｜垣信卫星：东海海域首次千帆星座组网卫星发射成功，预计年底正式全球商业化运营 - 新浪财经</w:t>
+        <w:t>[6] 2026-09-17｜第一财经｜星河动力：星河动力近期拟发射谷神星一号海射型（遥八） - 第一财经</w:t>
       </w:r>
     </w:p>
     <w:p>
@@ -1521,7 +1347,7 @@
           <w:rFonts w:ascii="Kaiti SC" w:hAnsi="Kaiti SC" w:eastAsia="Kaiti SC" w:cs="Kaiti SC"/>
           <w:sz w:val="21"/>
         </w:rPr>
-        <w:t>[7] 2026-09-16｜香港01｜蓝箭航天：朱雀二号改进型火箭发射成功 中国民营航天迈入批量组网新阶段 - 香港01</w:t>
+        <w:t>[7] 2026-09-17｜Jiemian.com｜星河动力：星河动力近期拟发射谷神星一号海射型（遥八） - Jiemian.com</w:t>
       </w:r>
     </w:p>
     <w:p>
@@ -1542,7 +1368,7 @@
           <w:rFonts w:ascii="Kaiti SC" w:hAnsi="Kaiti SC" w:eastAsia="Kaiti SC" w:cs="Kaiti SC"/>
           <w:sz w:val="21"/>
         </w:rPr>
-        <w:t>[8] 2026-09-16｜体坛加｜星际荣耀：科技昨夜今晨：h365官网登录入口链接 星际荣耀成功发射 勇士公司公布卫星计划 - 体坛加</w:t>
+        <w:t>[8] 2026-09-17｜北京市人民政府门户网站｜蓝箭航天：我国民营商业航天企业首次承担大型卫星互联网星座组网任务 朱雀二号改进型遥七运载火箭成功发射 - 北京市人民政府门户网站</w:t>
       </w:r>
     </w:p>
     <w:p>
@@ -1563,7 +1389,7 @@
           <w:rFonts w:ascii="Kaiti SC" w:hAnsi="Kaiti SC" w:eastAsia="Kaiti SC" w:cs="Kaiti SC"/>
           <w:sz w:val="21"/>
         </w:rPr>
-        <w:t>[9] 2026-09-16｜新浪财经｜中国星网：中国星网董事长：开通北斗短信公众用户量已增至4.5亿 - 新浪财经</w:t>
+        <w:t>[9] 2026-09-17｜finance.sina.com.cn｜蓝箭航天：朱雀三号成功实现陆地回收，浦发银行杭州分行助力航天强国建设 - finance.sina.com.cn</w:t>
       </w:r>
     </w:p>
     <w:p>
@@ -1584,7 +1410,7 @@
           <w:rFonts w:ascii="Kaiti SC" w:hAnsi="Kaiti SC" w:eastAsia="Kaiti SC" w:cs="Kaiti SC"/>
           <w:sz w:val="21"/>
         </w:rPr>
-        <w:t>[10] 2026-09-16｜新浪财经｜垣信卫星：东海海域首次千帆星座组网卫星发射成功，预计年底正式全球商业化运营 - 新浪财经</w:t>
+        <w:t>[10] 2026-09-17｜gzw.sh.gov.cn｜垣信卫星：千帆星座组网卫星首次在上海东海海域成功发射！卫星数量增至256颗_国企动态 - gzw.sh.gov.cn</w:t>
       </w:r>
     </w:p>
     <w:p>
@@ -1605,7 +1431,7 @@
           <w:rFonts w:ascii="Kaiti SC" w:hAnsi="Kaiti SC" w:eastAsia="Kaiti SC" w:cs="Kaiti SC"/>
           <w:sz w:val="21"/>
         </w:rPr>
-        <w:t>[11] 2026-09-16｜新浪财经｜垣信卫星：朱雀二号改进型遥七火箭成功发射千帆星座10颗卫星_手机新浪网 - 新浪财经</w:t>
+        <w:t>[11] 2026-09-17｜bing.com｜SpaceX：SpaceX (SPCX) Stock Jumps 5% as AI Demand and Starship Fuel Back-to-Back Gains</w:t>
       </w:r>
     </w:p>
     <w:p>
@@ -1626,7 +1452,7 @@
           <w:rFonts w:ascii="Kaiti SC" w:hAnsi="Kaiti SC" w:eastAsia="Kaiti SC" w:cs="Kaiti SC"/>
           <w:sz w:val="21"/>
         </w:rPr>
-        <w:t>[12] 2026-09-16｜新浪财经｜蓝箭航天：朱雀二号改进型遥七火箭成功发射千帆星座10颗卫星_手机新浪网 - 新浪财经</w:t>
+        <w:t>[12] 2026-09-17｜新浪财经｜垣信卫星：四战四捷！引力一号遥三海上发射创纪录，千帆星座迈入工业化组网新阶段 - 新浪财经</w:t>
       </w:r>
     </w:p>
     <w:p>
@@ -1647,7 +1473,7 @@
           <w:rFonts w:ascii="Kaiti SC" w:hAnsi="Kaiti SC" w:eastAsia="Kaiti SC" w:cs="Kaiti SC"/>
           <w:sz w:val="21"/>
         </w:rPr>
-        <w:t>[13] 2026-09-16｜上观新闻｜垣信卫星：松江企业垣信卫星两日两发，千帆星座增至256颗_上观新闻 - 上观新闻</w:t>
+        <w:t>[13] 2026-09-17｜新浪财经｜星河动力：星河动力谷神星一号海射型遥八将近期发射 任务名 "海对羊城阔" - 新浪财经</w:t>
       </w:r>
     </w:p>
     <w:p>
@@ -1668,7 +1494,7 @@
           <w:rFonts w:ascii="Kaiti SC" w:hAnsi="Kaiti SC" w:eastAsia="Kaiti SC" w:cs="Kaiti SC"/>
           <w:sz w:val="21"/>
         </w:rPr>
-        <w:t>[14] 2026-09-16｜cnsa.gov.cn｜蓝箭航天：一箭十星 朱雀二号改进型遥七运载火箭发射成功 - cnsa.gov.cn</w:t>
+        <w:t>[14] 2026-09-17｜新浪财经｜星河动力：星河动力航天：近期择机发射“谷神星一号海射型（遥八）”商业运载火箭 - 新浪财经</w:t>
       </w:r>
     </w:p>
     <w:p>
@@ -1689,7 +1515,7 @@
           <w:rFonts w:ascii="Kaiti SC" w:hAnsi="Kaiti SC" w:eastAsia="Kaiti SC" w:cs="Kaiti SC"/>
           <w:sz w:val="21"/>
         </w:rPr>
-        <w:t>[15] 2026-09-16｜中证网｜中国星网：中国星网董事长苟坪：推动北斗短信手机功能预置 - 中证网</w:t>
+        <w:t>[15] 2026-09-17｜新浪财经｜星河动力：星河动力航天：近期择机发射“谷神星一号海射型（遥八）”商业运载火箭 - 新浪财经</w:t>
       </w:r>
     </w:p>
     <w:p>
@@ -1710,7 +1536,7 @@
           <w:rFonts w:ascii="Kaiti SC" w:hAnsi="Kaiti SC" w:eastAsia="Kaiti SC" w:cs="Kaiti SC"/>
           <w:sz w:val="21"/>
         </w:rPr>
-        <w:t>[16] 2026-09-16｜新浪财经｜垣信卫星：东海海域首次千帆星座组网卫星发射成功，预计年底正式全球商业化运营 - 新浪财经</w:t>
+        <w:t>[16] 2026-09-17｜Space｜SpaceX：SpaceX launches 2nd classified mission for US Space Force in less than a week (video, photos) - Space</w:t>
       </w:r>
     </w:p>
     <w:p>
@@ -1731,7 +1557,7 @@
           <w:rFonts w:ascii="Kaiti SC" w:hAnsi="Kaiti SC" w:eastAsia="Kaiti SC" w:cs="Kaiti SC"/>
           <w:sz w:val="21"/>
         </w:rPr>
-        <w:t>[17] 2026-09-16｜ncsti.gov.cn｜蓝箭航天：朱雀二号改进型火箭成功发射千帆极轨19组卫星 - ncsti.gov.cn</w:t>
+        <w:t>[17] 2026-09-17｜bing.com｜SpaceX：Starlink Mobile vs T-Mobile: Musk's satellite strategy faces a new challenge</w:t>
       </w:r>
     </w:p>
     <w:p>
@@ -1752,7 +1578,7 @@
           <w:rFonts w:ascii="Kaiti SC" w:hAnsi="Kaiti SC" w:eastAsia="Kaiti SC" w:cs="Kaiti SC"/>
           <w:sz w:val="21"/>
         </w:rPr>
-        <w:t>[18] 2026-09-16｜Jiemian.com｜蓝箭航天：界面晚报 | 8月工业增加值增速升至5.2%；朱雀二号改进型遥七运载火箭发射成功 - Jiemian.com</w:t>
+        <w:t>[18] 2026-09-17｜bing.com｜SpaceX：SpaceX's First Orbital Starship Flight Is Targeted for Sept. 22. Here's What's Riding on It for the Stock.</w:t>
       </w:r>
     </w:p>
     <w:p>
@@ -1773,7 +1599,7 @@
           <w:rFonts w:ascii="Kaiti SC" w:hAnsi="Kaiti SC" w:eastAsia="Kaiti SC" w:cs="Kaiti SC"/>
           <w:sz w:val="21"/>
         </w:rPr>
-        <w:t>[19] 2026-09-16｜新浪财经｜微纳星空：微纳星空3 年累计亏损10.93亿 IPO问询次日便因为串标被军采暂停 - 新浪财经</w:t>
+        <w:t>[19] 2026-09-17｜新浪财经｜蓝箭航天：“嘉兴火箭”发射成功，朱雀二号火箭迎来新里程碑 - 新浪财经</w:t>
       </w:r>
     </w:p>
     <w:p>
@@ -1794,70 +1620,7 @@
           <w:rFonts w:ascii="Kaiti SC" w:hAnsi="Kaiti SC" w:eastAsia="Kaiti SC" w:cs="Kaiti SC"/>
           <w:sz w:val="21"/>
         </w:rPr>
-        <w:t>[20] 2026-09-16｜证券时报｜银河航天：银河航天在老挝实现低轨卫星互联网试验验证 - 证券时报</w:t>
-      </w:r>
-    </w:p>
-    <w:p>
-      <w:pPr>
-        <w:keepLines/>
-        <w:spacing w:after="60"/>
-        <w:ind w:left="369" w:hanging="227"/>
-      </w:pPr>
-      <w:r>
-        <w:rPr>
-          <w:rFonts w:ascii="Kaiti SC" w:hAnsi="Kaiti SC" w:eastAsia="Kaiti SC" w:cs="Kaiti SC"/>
-          <w:sz w:val="21"/>
-        </w:rPr>
-        <w:t xml:space="preserve">✓ </w:t>
-      </w:r>
-      <w:r>
-        <w:rPr>
-          <w:rFonts w:ascii="Kaiti SC" w:hAnsi="Kaiti SC" w:eastAsia="Kaiti SC" w:cs="Kaiti SC"/>
-          <w:sz w:val="21"/>
-        </w:rPr>
-        <w:t>[21] 2026-09-16｜体坛加｜星际荣耀：星际荣耀回应太阳城手机app事件：系常规测试，无伤亡，系统升级排除隐患 - 体坛加</w:t>
-      </w:r>
-    </w:p>
-    <w:p>
-      <w:pPr>
-        <w:keepLines/>
-        <w:spacing w:after="60"/>
-        <w:ind w:left="369" w:hanging="227"/>
-      </w:pPr>
-      <w:r>
-        <w:rPr>
-          <w:rFonts w:ascii="Kaiti SC" w:hAnsi="Kaiti SC" w:eastAsia="Kaiti SC" w:cs="Kaiti SC"/>
-          <w:sz w:val="21"/>
-        </w:rPr>
-        <w:t xml:space="preserve">✓ </w:t>
-      </w:r>
-      <w:r>
-        <w:rPr>
-          <w:rFonts w:ascii="Kaiti SC" w:hAnsi="Kaiti SC" w:eastAsia="Kaiti SC" w:cs="Kaiti SC"/>
-          <w:sz w:val="21"/>
-        </w:rPr>
-        <w:t>[22] 2026-09-16｜东方财富｜银河航天：银河航天在老挝实现低轨卫星互联网试验验证 - 东方财富</w:t>
-      </w:r>
-    </w:p>
-    <w:p>
-      <w:pPr>
-        <w:keepLines/>
-        <w:spacing w:after="60"/>
-        <w:ind w:left="369" w:hanging="227"/>
-      </w:pPr>
-      <w:r>
-        <w:rPr>
-          <w:rFonts w:ascii="Kaiti SC" w:hAnsi="Kaiti SC" w:eastAsia="Kaiti SC" w:cs="Kaiti SC"/>
-          <w:sz w:val="21"/>
-        </w:rPr>
-        <w:t xml:space="preserve">✓ </w:t>
-      </w:r>
-      <w:r>
-        <w:rPr>
-          <w:rFonts w:ascii="Kaiti SC" w:hAnsi="Kaiti SC" w:eastAsia="Kaiti SC" w:cs="Kaiti SC"/>
-          <w:sz w:val="21"/>
-        </w:rPr>
-        <w:t>[23] 2026-09-16｜新浪财经｜银河航天：银河航天首次在老挝万象完成低轨卫星互联网试验验证 - 新浪财经</w:t>
+        <w:t>[20] 2026-09-17｜Sohu｜蓝箭航天：【新动能基金公司投资企业蓝箭航天创造历史】我国首次实现火箭陆地回收！ - Sohu</w:t>
       </w:r>
     </w:p>
     <w:sectPr>

--- a/docs/data/reports/daily-documents/latest/previous_daily_report.docx
+++ b/docs/data/reports/daily-documents/latest/previous_daily_report.docx
@@ -26,7 +26,7 @@
           <w:rFonts w:ascii="Kaiti SC" w:hAnsi="Kaiti SC" w:eastAsia="Kaiti SC" w:cs="Kaiti SC"/>
           <w:sz w:val="21"/>
         </w:rPr>
-        <w:t>2026-09-17（上一自然日）</w:t>
+        <w:t>2026-09-18（上一自然日）</w:t>
       </w:r>
     </w:p>
     <w:tbl>
@@ -81,7 +81,7 @@
                 <w:b w:val="0"/>
                 <w:sz w:val="19"/>
               </w:rPr>
-              <w:t>2026-09-17</w:t>
+              <w:t>2026-09-18</w:t>
             </w:r>
           </w:p>
         </w:tc>
@@ -127,7 +127,7 @@
                 <w:b w:val="0"/>
                 <w:sz w:val="19"/>
               </w:rPr>
-              <w:t>47 条 / 5 家</w:t>
+              <w:t>22 条 / 5 家</w:t>
             </w:r>
           </w:p>
         </w:tc>
@@ -173,7 +173,7 @@
                 <w:b w:val="0"/>
                 <w:sz w:val="19"/>
               </w:rPr>
-              <w:t>23 个</w:t>
+              <w:t>14 个</w:t>
             </w:r>
           </w:p>
         </w:tc>
@@ -219,7 +219,7 @@
                 <w:b w:val="0"/>
                 <w:sz w:val="19"/>
               </w:rPr>
-              <w:t>2026-09-18</w:t>
+              <w:t>2026-09-19</w:t>
             </w:r>
           </w:p>
         </w:tc>
@@ -245,7 +245,7 @@
     </w:p>
     <w:p>
       <w:r>
-        <w:t>2026-09-17 共归档 47 条新闻，覆盖 5 家公司、23 个信息来源。 新闻量较多的公司包括 SpaceX、垣信卫星、星河动力、蓝箭航天。</w:t>
+        <w:t>2026-09-18 共归档 22 条新闻，覆盖 5 家公司、14 个信息来源。 新闻量较多的公司包括 SpaceX、星际荣耀、垣信卫星、Blue Origin。</w:t>
       </w:r>
     </w:p>
     <w:p>
@@ -279,7 +279,7 @@
           <w:rFonts w:ascii="Kaiti SC" w:hAnsi="Kaiti SC" w:eastAsia="Kaiti SC" w:cs="Kaiti SC"/>
           <w:sz w:val="21"/>
         </w:rPr>
-        <w:t>【发射与任务】垣信卫星：引力一号遥三今早一箭九星顺利入轨 千帆星座组网增至256颗 - 上海证券报·中国证券网 （上海证券报·中国证券网）</w:t>
+        <w:t>【发射与任务】SpaceX：Starship’s upcoming missions: Waiting on Orbit, Building toward the Cape （NASASpaceflight）</w:t>
       </w:r>
     </w:p>
     <w:p>
@@ -300,7 +300,7 @@
           <w:rFonts w:ascii="Kaiti SC" w:hAnsi="Kaiti SC" w:eastAsia="Kaiti SC" w:cs="Kaiti SC"/>
           <w:sz w:val="21"/>
         </w:rPr>
-        <w:t>【其他动态】垣信卫星：千帆星座两天两发、在轨256颗：低轨地面终端产业链绕不开的相控阵T/R芯片 - Jiemian.com （Jiemian.com）</w:t>
+        <w:t>【发射与任务】SpaceX：NASA Invites Media to SpaceX’s 35th Resupply Launch to Space Station （NASA）</w:t>
       </w:r>
     </w:p>
     <w:p>
@@ -321,7 +321,7 @@
           <w:rFonts w:ascii="Kaiti SC" w:hAnsi="Kaiti SC" w:eastAsia="Kaiti SC" w:cs="Kaiti SC"/>
           <w:sz w:val="21"/>
         </w:rPr>
-        <w:t>【发射与任务】垣信卫星：海上发射首战告捷 千帆星座迈入工业化组网阶段 - 证券时报 （证券时报）</w:t>
+        <w:t>【发射与任务】SpaceX：SpaceX stock falls as Starship's test flight slips to Sept. 28, retail investors sell shares （bing.com）</w:t>
       </w:r>
     </w:p>
     <w:p>
@@ -342,7 +342,7 @@
           <w:rFonts w:ascii="Kaiti SC" w:hAnsi="Kaiti SC" w:eastAsia="Kaiti SC" w:cs="Kaiti SC"/>
           <w:sz w:val="21"/>
         </w:rPr>
-        <w:t>【发射与任务】中国星网：宏明电子：宇航级MLCC在中国星网已发射卫星配套体系中保持行业领先地位 - 新浪财经 （新浪财经）</w:t>
+        <w:t>【发射与任务】垣信卫星：海上发射首战告捷 千帆星座迈入工业化组网阶段 - 上海证券报电子版 （上海证券报电子版）</w:t>
       </w:r>
     </w:p>
     <w:p>
@@ -363,7 +363,7 @@
           <w:rFonts w:ascii="Kaiti SC" w:hAnsi="Kaiti SC" w:eastAsia="Kaiti SC" w:cs="Kaiti SC"/>
           <w:sz w:val="21"/>
         </w:rPr>
-        <w:t>【发射与任务】SpaceX：SPCX stock in focus — SpaceX pushes Starship launch to September 28, reportedly weighs startup-data buys for AI （bing.com）</w:t>
+        <w:t>【发射与任务】SpaceX：Launch As Infrastructure: What SpaceX's 100th Mission Of 2026 Tells Investors - Seeking Alpha （Seeking Alpha）</w:t>
       </w:r>
     </w:p>
     <w:p>
@@ -384,7 +384,7 @@
           <w:rFonts w:ascii="Kaiti SC" w:hAnsi="Kaiti SC" w:eastAsia="Kaiti SC" w:cs="Kaiti SC"/>
           <w:sz w:val="21"/>
         </w:rPr>
-        <w:t>【发射与任务】星河动力：星河动力近期拟发射谷神星一号海射型（遥八） - 第一财经 （第一财经）</w:t>
+        <w:t>【发射与任务】Blue Origin：NASA | Animation of ESCAPADE launched to Mars atop Blue Origin's New Glenn rocket （bing.com）</w:t>
       </w:r>
     </w:p>
     <w:p>
@@ -405,7 +405,7 @@
           <w:rFonts w:ascii="Kaiti SC" w:hAnsi="Kaiti SC" w:eastAsia="Kaiti SC" w:cs="Kaiti SC"/>
           <w:sz w:val="21"/>
         </w:rPr>
-        <w:t>【发射与任务】星河动力：星河动力近期拟发射谷神星一号海射型（遥八） - Jiemian.com （Jiemian.com）</w:t>
+        <w:t>【其他动态】SpaceX：Rocket Report: China wants a Raptor 3 engine; SpaceX set for big Starship test （arstechnica.com）</w:t>
       </w:r>
     </w:p>
     <w:p>
@@ -426,7 +426,7 @@
           <w:rFonts w:ascii="Kaiti SC" w:hAnsi="Kaiti SC" w:eastAsia="Kaiti SC" w:cs="Kaiti SC"/>
           <w:sz w:val="21"/>
         </w:rPr>
-        <w:t>【发射与任务】蓝箭航天：我国民营商业航天企业首次承担大型卫星互联网星座组网任务 朱雀二号改进型遥七运载火箭成功发射 - 北京市人民政府门户网站 （北京市人民政府门户网站）</w:t>
+        <w:t>【其他动态】中科宇航：探路太空制造，中科宇航谋划“航天+生物医药”拼图 - 21财经 （21财经）</w:t>
       </w:r>
     </w:p>
     <w:p>
@@ -447,7 +447,7 @@
           <w:rFonts w:ascii="Kaiti SC" w:hAnsi="Kaiti SC" w:eastAsia="Kaiti SC" w:cs="Kaiti SC"/>
           <w:sz w:val="21"/>
         </w:rPr>
-        <w:t>【其他动态】蓝箭航天：朱雀三号成功实现陆地回收，浦发银行杭州分行助力航天强国建设 - finance.sina.com.cn （finance.sina.com.cn）</w:t>
+        <w:t>【发射与任务】星际荣耀：星际荣耀双曲线三号运载火箭贮箱极限载荷试验告捷 - futurephecda.com （futurephecda.com）</w:t>
       </w:r>
     </w:p>
     <w:p>
@@ -468,7 +468,7 @@
           <w:rFonts w:ascii="Kaiti SC" w:hAnsi="Kaiti SC" w:eastAsia="Kaiti SC" w:cs="Kaiti SC"/>
           <w:sz w:val="21"/>
         </w:rPr>
-        <w:t>【发射与任务】垣信卫星：千帆星座组网卫星首次在上海东海海域成功发射！卫星数量增至256颗_国企动态 - gzw.sh.gov.cn （gzw.sh.gov.cn）</w:t>
+        <w:t>【发射与任务】星际荣耀：星际荣耀完成可回收大型液体运载火箭SQX-3贮箱极限载荷静力试验_手机新浪网 - 新浪财经 （新浪财经）</w:t>
       </w:r>
     </w:p>
     <w:p>
@@ -489,7 +489,7 @@
           <w:rFonts w:ascii="Kaiti SC" w:hAnsi="Kaiti SC" w:eastAsia="Kaiti SC" w:cs="Kaiti SC"/>
           <w:sz w:val="21"/>
         </w:rPr>
-        <w:t>【发射与任务】SpaceX：SpaceX (SPCX) Stock Jumps 5% as AI Demand and Starship Fuel Back-to-Back Gains （bing.com）</w:t>
+        <w:t>【发射与任务】星际荣耀：星际荣耀完成可回收大型液体运载火箭 SQX-3 贮箱极限载荷静力试验 - 新浪财经 （新浪财经）</w:t>
       </w:r>
     </w:p>
     <w:p>
@@ -510,7 +510,7 @@
           <w:rFonts w:ascii="Kaiti SC" w:hAnsi="Kaiti SC" w:eastAsia="Kaiti SC" w:cs="Kaiti SC"/>
           <w:sz w:val="21"/>
         </w:rPr>
-        <w:t>【发射与任务】垣信卫星：四战四捷！引力一号遥三海上发射创纪录，千帆星座迈入工业化组网新阶段 - 新浪财经 （新浪财经）</w:t>
+        <w:t>【发射与任务】星际荣耀：星际荣耀双曲线三号运载火箭一子级甲烷贮箱、二子级共底贮箱极限载荷静力试验顺利完成 - 新浪财经 （新浪财经）</w:t>
       </w:r>
     </w:p>
     <w:p>
@@ -531,112 +531,7 @@
           <w:rFonts w:ascii="Kaiti SC" w:hAnsi="Kaiti SC" w:eastAsia="Kaiti SC" w:cs="Kaiti SC"/>
           <w:sz w:val="21"/>
         </w:rPr>
-        <w:t>【发射与任务】星河动力：星河动力谷神星一号海射型遥八将近期发射 任务名 "海对羊城阔" - 新浪财经 （新浪财经）</w:t>
-      </w:r>
-    </w:p>
-    <w:p>
-      <w:pPr>
-        <w:keepLines/>
-        <w:spacing w:after="60"/>
-        <w:ind w:left="369" w:hanging="227"/>
-      </w:pPr>
-      <w:r>
-        <w:rPr>
-          <w:rFonts w:ascii="Kaiti SC" w:hAnsi="Kaiti SC" w:eastAsia="Kaiti SC" w:cs="Kaiti SC"/>
-          <w:sz w:val="21"/>
-        </w:rPr>
-        <w:t xml:space="preserve">➢ </w:t>
-      </w:r>
-      <w:r>
-        <w:rPr>
-          <w:rFonts w:ascii="Kaiti SC" w:hAnsi="Kaiti SC" w:eastAsia="Kaiti SC" w:cs="Kaiti SC"/>
-          <w:sz w:val="21"/>
-        </w:rPr>
-        <w:t>【发射与任务】星河动力：星河动力航天：近期择机发射“谷神星一号海射型（遥八）”商业运载火箭 - 新浪财经 （新浪财经）</w:t>
-      </w:r>
-    </w:p>
-    <w:p>
-      <w:pPr>
-        <w:keepLines/>
-        <w:spacing w:after="60"/>
-        <w:ind w:left="369" w:hanging="227"/>
-      </w:pPr>
-      <w:r>
-        <w:rPr>
-          <w:rFonts w:ascii="Kaiti SC" w:hAnsi="Kaiti SC" w:eastAsia="Kaiti SC" w:cs="Kaiti SC"/>
-          <w:sz w:val="21"/>
-        </w:rPr>
-        <w:t xml:space="preserve">➢ </w:t>
-      </w:r>
-      <w:r>
-        <w:rPr>
-          <w:rFonts w:ascii="Kaiti SC" w:hAnsi="Kaiti SC" w:eastAsia="Kaiti SC" w:cs="Kaiti SC"/>
-          <w:sz w:val="21"/>
-        </w:rPr>
-        <w:t>【发射与任务】星河动力：星河动力航天：近期择机发射“谷神星一号海射型（遥八）”商业运载火箭 - 新浪财经 （新浪财经）</w:t>
-      </w:r>
-    </w:p>
-    <w:p>
-      <w:pPr>
-        <w:keepLines/>
-        <w:spacing w:after="60"/>
-        <w:ind w:left="369" w:hanging="227"/>
-      </w:pPr>
-      <w:r>
-        <w:rPr>
-          <w:rFonts w:ascii="Kaiti SC" w:hAnsi="Kaiti SC" w:eastAsia="Kaiti SC" w:cs="Kaiti SC"/>
-          <w:sz w:val="21"/>
-        </w:rPr>
-        <w:t xml:space="preserve">➢ </w:t>
-      </w:r>
-      <w:r>
-        <w:rPr>
-          <w:rFonts w:ascii="Kaiti SC" w:hAnsi="Kaiti SC" w:eastAsia="Kaiti SC" w:cs="Kaiti SC"/>
-          <w:sz w:val="21"/>
-        </w:rPr>
-        <w:t>【发射与任务】SpaceX：SpaceX launches 2nd classified mission for US Space Force in less than a week (video, photos) - Space （Space）</w:t>
-      </w:r>
-    </w:p>
-    <w:p>
-      <w:pPr>
-        <w:keepLines/>
-        <w:spacing w:after="60"/>
-        <w:ind w:left="369" w:hanging="227"/>
-      </w:pPr>
-      <w:r>
-        <w:rPr>
-          <w:rFonts w:ascii="Kaiti SC" w:hAnsi="Kaiti SC" w:eastAsia="Kaiti SC" w:cs="Kaiti SC"/>
-          <w:sz w:val="21"/>
-        </w:rPr>
-        <w:t xml:space="preserve">➢ </w:t>
-      </w:r>
-      <w:r>
-        <w:rPr>
-          <w:rFonts w:ascii="Kaiti SC" w:hAnsi="Kaiti SC" w:eastAsia="Kaiti SC" w:cs="Kaiti SC"/>
-          <w:sz w:val="21"/>
-        </w:rPr>
-        <w:t>【其他动态】SpaceX：Starlink Mobile vs T-Mobile: Musk's satellite strategy faces a new challenge （bing.com）</w:t>
-      </w:r>
-    </w:p>
-    <w:p>
-      <w:pPr>
-        <w:keepLines/>
-        <w:spacing w:after="60"/>
-        <w:ind w:left="369" w:hanging="227"/>
-      </w:pPr>
-      <w:r>
-        <w:rPr>
-          <w:rFonts w:ascii="Kaiti SC" w:hAnsi="Kaiti SC" w:eastAsia="Kaiti SC" w:cs="Kaiti SC"/>
-          <w:sz w:val="21"/>
-        </w:rPr>
-        <w:t xml:space="preserve">➢ </w:t>
-      </w:r>
-      <w:r>
-        <w:rPr>
-          <w:rFonts w:ascii="Kaiti SC" w:hAnsi="Kaiti SC" w:eastAsia="Kaiti SC" w:cs="Kaiti SC"/>
-          <w:sz w:val="21"/>
-        </w:rPr>
-        <w:t>【发射与任务】SpaceX：SpaceX's First Orbital Starship Flight Is Targeted for Sept. 22. Here's What's Riding on It for the Stock. （bing.com）</w:t>
+        <w:t>【发射与任务】垣信卫星：两天18颗卫星入轨，千帆星座组网规模增至256颗_手机新浪网 - 新浪财经 （新浪财经）</w:t>
       </w:r>
     </w:p>
     <w:p>
@@ -795,7 +690,7 @@
                 <w:b w:val="0"/>
                 <w:sz w:val="19"/>
               </w:rPr>
-              <w:t>18</w:t>
+              <w:t>14</w:t>
             </w:r>
           </w:p>
         </w:tc>
@@ -816,7 +711,7 @@
                 <w:b w:val="0"/>
                 <w:sz w:val="19"/>
               </w:rPr>
-              <w:t>发射与任务、其他动态、市场与股价</w:t>
+              <w:t>发射与任务、其他动态、监管与政策</w:t>
             </w:r>
           </w:p>
         </w:tc>
@@ -836,7 +731,94 @@
                 <w:b w:val="0"/>
                 <w:sz w:val="19"/>
               </w:rPr>
-              <w:t>SPCX stock in focus — SpaceX pushes Starship launch to September 28, reportedly weighs startup-data buys for AI</w:t>
+              <w:t>Starship’s upcoming missions: Waiting on Orbit, Building toward the Cape</w:t>
+            </w:r>
+          </w:p>
+        </w:tc>
+      </w:tr>
+      <w:tr>
+        <w:trPr>
+          <w:cantSplit/>
+        </w:trPr>
+        <w:tc>
+          <w:tcPr>
+            <w:tcW w:type="dxa" w:w="2075"/>
+            <w:vAlign w:val="center"/>
+          </w:tcPr>
+          <w:p>
+            <w:pPr>
+              <w:spacing w:after="0" w:line="252" w:lineRule="auto"/>
+            </w:pPr>
+            <w:r/>
+            <w:r>
+              <w:rPr>
+                <w:rFonts w:ascii="Kaiti SC" w:hAnsi="Kaiti SC" w:eastAsia="Kaiti SC" w:cs="Kaiti SC"/>
+                <w:b w:val="0"/>
+                <w:sz w:val="19"/>
+              </w:rPr>
+              <w:t>星际荣耀</w:t>
+            </w:r>
+          </w:p>
+        </w:tc>
+        <w:tc>
+          <w:tcPr>
+            <w:tcW w:type="dxa" w:w="2075"/>
+            <w:vAlign w:val="center"/>
+          </w:tcPr>
+          <w:p>
+            <w:pPr>
+              <w:spacing w:after="0" w:line="252" w:lineRule="auto"/>
+              <w:jc w:val="center"/>
+            </w:pPr>
+            <w:r/>
+            <w:r>
+              <w:rPr>
+                <w:rFonts w:ascii="Kaiti SC" w:hAnsi="Kaiti SC" w:eastAsia="Kaiti SC" w:cs="Kaiti SC"/>
+                <w:b w:val="0"/>
+                <w:sz w:val="19"/>
+              </w:rPr>
+              <w:t>4</w:t>
+            </w:r>
+          </w:p>
+        </w:tc>
+        <w:tc>
+          <w:tcPr>
+            <w:tcW w:type="dxa" w:w="2075"/>
+            <w:vAlign w:val="center"/>
+          </w:tcPr>
+          <w:p>
+            <w:pPr>
+              <w:spacing w:after="0" w:line="252" w:lineRule="auto"/>
+              <w:jc w:val="center"/>
+            </w:pPr>
+            <w:r/>
+            <w:r>
+              <w:rPr>
+                <w:rFonts w:ascii="Kaiti SC" w:hAnsi="Kaiti SC" w:eastAsia="Kaiti SC" w:cs="Kaiti SC"/>
+                <w:b w:val="0"/>
+                <w:sz w:val="19"/>
+              </w:rPr>
+              <w:t>发射与任务</w:t>
+            </w:r>
+          </w:p>
+        </w:tc>
+        <w:tc>
+          <w:tcPr>
+            <w:tcW w:type="dxa" w:w="2075"/>
+            <w:vAlign w:val="center"/>
+          </w:tcPr>
+          <w:p>
+            <w:pPr>
+              <w:spacing w:after="0" w:line="252" w:lineRule="auto"/>
+            </w:pPr>
+            <w:r/>
+            <w:r>
+              <w:rPr>
+                <w:rFonts w:ascii="Kaiti SC" w:hAnsi="Kaiti SC" w:eastAsia="Kaiti SC" w:cs="Kaiti SC"/>
+                <w:b w:val="0"/>
+                <w:sz w:val="19"/>
+              </w:rPr>
+              <w:t>星际荣耀双曲线三号运载火箭贮箱极限载荷试验告捷 - futurephecda.com</w:t>
             </w:r>
           </w:p>
         </w:tc>
@@ -882,94 +864,7 @@
                 <w:b w:val="0"/>
                 <w:sz w:val="19"/>
               </w:rPr>
-              <w:t>17</w:t>
-            </w:r>
-          </w:p>
-        </w:tc>
-        <w:tc>
-          <w:tcPr>
-            <w:tcW w:type="dxa" w:w="2075"/>
-            <w:vAlign w:val="center"/>
-          </w:tcPr>
-          <w:p>
-            <w:pPr>
-              <w:spacing w:after="0" w:line="252" w:lineRule="auto"/>
-              <w:jc w:val="center"/>
-            </w:pPr>
-            <w:r/>
-            <w:r>
-              <w:rPr>
-                <w:rFonts w:ascii="Kaiti SC" w:hAnsi="Kaiti SC" w:eastAsia="Kaiti SC" w:cs="Kaiti SC"/>
-                <w:b w:val="0"/>
-                <w:sz w:val="19"/>
-              </w:rPr>
-              <w:t>发射与任务、其他动态</w:t>
-            </w:r>
-          </w:p>
-        </w:tc>
-        <w:tc>
-          <w:tcPr>
-            <w:tcW w:type="dxa" w:w="2075"/>
-            <w:vAlign w:val="center"/>
-          </w:tcPr>
-          <w:p>
-            <w:pPr>
-              <w:spacing w:after="0" w:line="252" w:lineRule="auto"/>
-            </w:pPr>
-            <w:r/>
-            <w:r>
-              <w:rPr>
-                <w:rFonts w:ascii="Kaiti SC" w:hAnsi="Kaiti SC" w:eastAsia="Kaiti SC" w:cs="Kaiti SC"/>
-                <w:b w:val="0"/>
-                <w:sz w:val="19"/>
-              </w:rPr>
-              <w:t>引力一号遥三今早一箭九星顺利入轨 千帆星座组网增至256颗 - 上海证券报·中国证券网</w:t>
-            </w:r>
-          </w:p>
-        </w:tc>
-      </w:tr>
-      <w:tr>
-        <w:trPr>
-          <w:cantSplit/>
-        </w:trPr>
-        <w:tc>
-          <w:tcPr>
-            <w:tcW w:type="dxa" w:w="2075"/>
-            <w:vAlign w:val="center"/>
-          </w:tcPr>
-          <w:p>
-            <w:pPr>
-              <w:spacing w:after="0" w:line="252" w:lineRule="auto"/>
-            </w:pPr>
-            <w:r/>
-            <w:r>
-              <w:rPr>
-                <w:rFonts w:ascii="Kaiti SC" w:hAnsi="Kaiti SC" w:eastAsia="Kaiti SC" w:cs="Kaiti SC"/>
-                <w:b w:val="0"/>
-                <w:sz w:val="19"/>
-              </w:rPr>
-              <w:t>星河动力</w:t>
-            </w:r>
-          </w:p>
-        </w:tc>
-        <w:tc>
-          <w:tcPr>
-            <w:tcW w:type="dxa" w:w="2075"/>
-            <w:vAlign w:val="center"/>
-          </w:tcPr>
-          <w:p>
-            <w:pPr>
-              <w:spacing w:after="0" w:line="252" w:lineRule="auto"/>
-              <w:jc w:val="center"/>
-            </w:pPr>
-            <w:r/>
-            <w:r>
-              <w:rPr>
-                <w:rFonts w:ascii="Kaiti SC" w:hAnsi="Kaiti SC" w:eastAsia="Kaiti SC" w:cs="Kaiti SC"/>
-                <w:b w:val="0"/>
-                <w:sz w:val="19"/>
-              </w:rPr>
-              <w:t>7</w:t>
+              <w:t>2</w:t>
             </w:r>
           </w:p>
         </w:tc>
@@ -1010,7 +905,7 @@
                 <w:b w:val="0"/>
                 <w:sz w:val="19"/>
               </w:rPr>
-              <w:t>星河动力近期拟发射谷神星一号海射型（遥八） - 第一财经</w:t>
+              <w:t>海上发射首战告捷 千帆星座迈入工业化组网阶段 - 上海证券报电子版</w:t>
             </w:r>
           </w:p>
         </w:tc>
@@ -1035,94 +930,7 @@
                 <w:b w:val="0"/>
                 <w:sz w:val="19"/>
               </w:rPr>
-              <w:t>蓝箭航天</w:t>
-            </w:r>
-          </w:p>
-        </w:tc>
-        <w:tc>
-          <w:tcPr>
-            <w:tcW w:type="dxa" w:w="2075"/>
-            <w:vAlign w:val="center"/>
-          </w:tcPr>
-          <w:p>
-            <w:pPr>
-              <w:spacing w:after="0" w:line="252" w:lineRule="auto"/>
-              <w:jc w:val="center"/>
-            </w:pPr>
-            <w:r/>
-            <w:r>
-              <w:rPr>
-                <w:rFonts w:ascii="Kaiti SC" w:hAnsi="Kaiti SC" w:eastAsia="Kaiti SC" w:cs="Kaiti SC"/>
-                <w:b w:val="0"/>
-                <w:sz w:val="19"/>
-              </w:rPr>
-              <w:t>4</w:t>
-            </w:r>
-          </w:p>
-        </w:tc>
-        <w:tc>
-          <w:tcPr>
-            <w:tcW w:type="dxa" w:w="2075"/>
-            <w:vAlign w:val="center"/>
-          </w:tcPr>
-          <w:p>
-            <w:pPr>
-              <w:spacing w:after="0" w:line="252" w:lineRule="auto"/>
-              <w:jc w:val="center"/>
-            </w:pPr>
-            <w:r/>
-            <w:r>
-              <w:rPr>
-                <w:rFonts w:ascii="Kaiti SC" w:hAnsi="Kaiti SC" w:eastAsia="Kaiti SC" w:cs="Kaiti SC"/>
-                <w:b w:val="0"/>
-                <w:sz w:val="19"/>
-              </w:rPr>
-              <w:t>发射与任务、其他动态</w:t>
-            </w:r>
-          </w:p>
-        </w:tc>
-        <w:tc>
-          <w:tcPr>
-            <w:tcW w:type="dxa" w:w="2075"/>
-            <w:vAlign w:val="center"/>
-          </w:tcPr>
-          <w:p>
-            <w:pPr>
-              <w:spacing w:after="0" w:line="252" w:lineRule="auto"/>
-            </w:pPr>
-            <w:r/>
-            <w:r>
-              <w:rPr>
-                <w:rFonts w:ascii="Kaiti SC" w:hAnsi="Kaiti SC" w:eastAsia="Kaiti SC" w:cs="Kaiti SC"/>
-                <w:b w:val="0"/>
-                <w:sz w:val="19"/>
-              </w:rPr>
-              <w:t>我国民营商业航天企业首次承担大型卫星互联网星座组网任务 朱雀二号改进型遥七运载火箭成功发射 - 北京市人民政府门户网站</w:t>
-            </w:r>
-          </w:p>
-        </w:tc>
-      </w:tr>
-      <w:tr>
-        <w:trPr>
-          <w:cantSplit/>
-        </w:trPr>
-        <w:tc>
-          <w:tcPr>
-            <w:tcW w:type="dxa" w:w="2075"/>
-            <w:vAlign w:val="center"/>
-          </w:tcPr>
-          <w:p>
-            <w:pPr>
-              <w:spacing w:after="0" w:line="252" w:lineRule="auto"/>
-            </w:pPr>
-            <w:r/>
-            <w:r>
-              <w:rPr>
-                <w:rFonts w:ascii="Kaiti SC" w:hAnsi="Kaiti SC" w:eastAsia="Kaiti SC" w:cs="Kaiti SC"/>
-                <w:b w:val="0"/>
-                <w:sz w:val="19"/>
-              </w:rPr>
-              <w:t>中国星网</w:t>
+              <w:t>Blue Origin</w:t>
             </w:r>
           </w:p>
         </w:tc>
@@ -1184,7 +992,94 @@
                 <w:b w:val="0"/>
                 <w:sz w:val="19"/>
               </w:rPr>
-              <w:t>宏明电子：宇航级MLCC在中国星网已发射卫星配套体系中保持行业领先地位 - 新浪财经</w:t>
+              <w:t>NASA | Animation of ESCAPADE launched to Mars atop Blue Origin's New Glenn rocket</w:t>
+            </w:r>
+          </w:p>
+        </w:tc>
+      </w:tr>
+      <w:tr>
+        <w:trPr>
+          <w:cantSplit/>
+        </w:trPr>
+        <w:tc>
+          <w:tcPr>
+            <w:tcW w:type="dxa" w:w="2075"/>
+            <w:vAlign w:val="center"/>
+          </w:tcPr>
+          <w:p>
+            <w:pPr>
+              <w:spacing w:after="0" w:line="252" w:lineRule="auto"/>
+            </w:pPr>
+            <w:r/>
+            <w:r>
+              <w:rPr>
+                <w:rFonts w:ascii="Kaiti SC" w:hAnsi="Kaiti SC" w:eastAsia="Kaiti SC" w:cs="Kaiti SC"/>
+                <w:b w:val="0"/>
+                <w:sz w:val="19"/>
+              </w:rPr>
+              <w:t>中科宇航</w:t>
+            </w:r>
+          </w:p>
+        </w:tc>
+        <w:tc>
+          <w:tcPr>
+            <w:tcW w:type="dxa" w:w="2075"/>
+            <w:vAlign w:val="center"/>
+          </w:tcPr>
+          <w:p>
+            <w:pPr>
+              <w:spacing w:after="0" w:line="252" w:lineRule="auto"/>
+              <w:jc w:val="center"/>
+            </w:pPr>
+            <w:r/>
+            <w:r>
+              <w:rPr>
+                <w:rFonts w:ascii="Kaiti SC" w:hAnsi="Kaiti SC" w:eastAsia="Kaiti SC" w:cs="Kaiti SC"/>
+                <w:b w:val="0"/>
+                <w:sz w:val="19"/>
+              </w:rPr>
+              <w:t>1</w:t>
+            </w:r>
+          </w:p>
+        </w:tc>
+        <w:tc>
+          <w:tcPr>
+            <w:tcW w:type="dxa" w:w="2075"/>
+            <w:vAlign w:val="center"/>
+          </w:tcPr>
+          <w:p>
+            <w:pPr>
+              <w:spacing w:after="0" w:line="252" w:lineRule="auto"/>
+              <w:jc w:val="center"/>
+            </w:pPr>
+            <w:r/>
+            <w:r>
+              <w:rPr>
+                <w:rFonts w:ascii="Kaiti SC" w:hAnsi="Kaiti SC" w:eastAsia="Kaiti SC" w:cs="Kaiti SC"/>
+                <w:b w:val="0"/>
+                <w:sz w:val="19"/>
+              </w:rPr>
+              <w:t>其他动态</w:t>
+            </w:r>
+          </w:p>
+        </w:tc>
+        <w:tc>
+          <w:tcPr>
+            <w:tcW w:type="dxa" w:w="2075"/>
+            <w:vAlign w:val="center"/>
+          </w:tcPr>
+          <w:p>
+            <w:pPr>
+              <w:spacing w:after="0" w:line="252" w:lineRule="auto"/>
+            </w:pPr>
+            <w:r/>
+            <w:r>
+              <w:rPr>
+                <w:rFonts w:ascii="Kaiti SC" w:hAnsi="Kaiti SC" w:eastAsia="Kaiti SC" w:cs="Kaiti SC"/>
+                <w:b w:val="0"/>
+                <w:sz w:val="19"/>
+              </w:rPr>
+              <w:t>探路太空制造，中科宇航谋划“航天+生物医药”拼图 - 21财经</w:t>
             </w:r>
           </w:p>
         </w:tc>
@@ -1221,7 +1116,7 @@
           <w:rFonts w:ascii="Kaiti SC" w:hAnsi="Kaiti SC" w:eastAsia="Kaiti SC" w:cs="Kaiti SC"/>
           <w:sz w:val="21"/>
         </w:rPr>
-        <w:t>[1] 2026-09-17｜上海证券报·中国证券网｜垣信卫星：引力一号遥三今早一箭九星顺利入轨 千帆星座组网增至256颗 - 上海证券报·中国证券网</w:t>
+        <w:t>[1] 2026-09-18｜NASASpaceflight｜SpaceX：Starship’s upcoming missions: Waiting on Orbit, Building toward the Cape</w:t>
       </w:r>
     </w:p>
     <w:p>
@@ -1242,7 +1137,7 @@
           <w:rFonts w:ascii="Kaiti SC" w:hAnsi="Kaiti SC" w:eastAsia="Kaiti SC" w:cs="Kaiti SC"/>
           <w:sz w:val="21"/>
         </w:rPr>
-        <w:t>[2] 2026-09-17｜Jiemian.com｜垣信卫星：千帆星座两天两发、在轨256颗：低轨地面终端产业链绕不开的相控阵T/R芯片 - Jiemian.com</w:t>
+        <w:t>[2] 2026-09-18｜NASA｜SpaceX：NASA Invites Media to SpaceX’s 35th Resupply Launch to Space Station</w:t>
       </w:r>
     </w:p>
     <w:p>
@@ -1263,7 +1158,7 @@
           <w:rFonts w:ascii="Kaiti SC" w:hAnsi="Kaiti SC" w:eastAsia="Kaiti SC" w:cs="Kaiti SC"/>
           <w:sz w:val="21"/>
         </w:rPr>
-        <w:t>[3] 2026-09-17｜证券时报｜垣信卫星：海上发射首战告捷 千帆星座迈入工业化组网阶段 - 证券时报</w:t>
+        <w:t>[3] 2026-09-18｜bing.com｜SpaceX：SpaceX stock falls as Starship's test flight slips to Sept. 28, retail investors sell shares</w:t>
       </w:r>
     </w:p>
     <w:p>
@@ -1284,7 +1179,7 @@
           <w:rFonts w:ascii="Kaiti SC" w:hAnsi="Kaiti SC" w:eastAsia="Kaiti SC" w:cs="Kaiti SC"/>
           <w:sz w:val="21"/>
         </w:rPr>
-        <w:t>[4] 2026-09-17｜新浪财经｜中国星网：宏明电子：宇航级MLCC在中国星网已发射卫星配套体系中保持行业领先地位 - 新浪财经</w:t>
+        <w:t>[4] 2026-09-18｜上海证券报电子版｜垣信卫星：海上发射首战告捷 千帆星座迈入工业化组网阶段 - 上海证券报电子版</w:t>
       </w:r>
     </w:p>
     <w:p>
@@ -1305,7 +1200,7 @@
           <w:rFonts w:ascii="Kaiti SC" w:hAnsi="Kaiti SC" w:eastAsia="Kaiti SC" w:cs="Kaiti SC"/>
           <w:sz w:val="21"/>
         </w:rPr>
-        <w:t>[5] 2026-09-17｜bing.com｜SpaceX：SPCX stock in focus — SpaceX pushes Starship launch to September 28, reportedly weighs startup-data buys for AI</w:t>
+        <w:t>[5] 2026-09-18｜Seeking Alpha｜SpaceX：Launch As Infrastructure: What SpaceX's 100th Mission Of 2026 Tells Investors - Seeking Alpha</w:t>
       </w:r>
     </w:p>
     <w:p>
@@ -1326,7 +1221,7 @@
           <w:rFonts w:ascii="Kaiti SC" w:hAnsi="Kaiti SC" w:eastAsia="Kaiti SC" w:cs="Kaiti SC"/>
           <w:sz w:val="21"/>
         </w:rPr>
-        <w:t>[6] 2026-09-17｜第一财经｜星河动力：星河动力近期拟发射谷神星一号海射型（遥八） - 第一财经</w:t>
+        <w:t>[6] 2026-09-18｜bing.com｜Blue Origin：NASA | Animation of ESCAPADE launched to Mars atop Blue Origin's New Glenn rocket</w:t>
       </w:r>
     </w:p>
     <w:p>
@@ -1347,7 +1242,7 @@
           <w:rFonts w:ascii="Kaiti SC" w:hAnsi="Kaiti SC" w:eastAsia="Kaiti SC" w:cs="Kaiti SC"/>
           <w:sz w:val="21"/>
         </w:rPr>
-        <w:t>[7] 2026-09-17｜Jiemian.com｜星河动力：星河动力近期拟发射谷神星一号海射型（遥八） - Jiemian.com</w:t>
+        <w:t>[7] 2026-09-18｜arstechnica.com｜SpaceX：Rocket Report: China wants a Raptor 3 engine; SpaceX set for big Starship test</w:t>
       </w:r>
     </w:p>
     <w:p>
@@ -1368,7 +1263,7 @@
           <w:rFonts w:ascii="Kaiti SC" w:hAnsi="Kaiti SC" w:eastAsia="Kaiti SC" w:cs="Kaiti SC"/>
           <w:sz w:val="21"/>
         </w:rPr>
-        <w:t>[8] 2026-09-17｜北京市人民政府门户网站｜蓝箭航天：我国民营商业航天企业首次承担大型卫星互联网星座组网任务 朱雀二号改进型遥七运载火箭成功发射 - 北京市人民政府门户网站</w:t>
+        <w:t>[8] 2026-09-18｜21财经｜中科宇航：探路太空制造，中科宇航谋划“航天+生物医药”拼图 - 21财经</w:t>
       </w:r>
     </w:p>
     <w:p>
@@ -1389,7 +1284,7 @@
           <w:rFonts w:ascii="Kaiti SC" w:hAnsi="Kaiti SC" w:eastAsia="Kaiti SC" w:cs="Kaiti SC"/>
           <w:sz w:val="21"/>
         </w:rPr>
-        <w:t>[9] 2026-09-17｜finance.sina.com.cn｜蓝箭航天：朱雀三号成功实现陆地回收，浦发银行杭州分行助力航天强国建设 - finance.sina.com.cn</w:t>
+        <w:t>[9] 2026-09-18｜futurephecda.com｜星际荣耀：星际荣耀双曲线三号运载火箭贮箱极限载荷试验告捷 - futurephecda.com</w:t>
       </w:r>
     </w:p>
     <w:p>
@@ -1410,7 +1305,7 @@
           <w:rFonts w:ascii="Kaiti SC" w:hAnsi="Kaiti SC" w:eastAsia="Kaiti SC" w:cs="Kaiti SC"/>
           <w:sz w:val="21"/>
         </w:rPr>
-        <w:t>[10] 2026-09-17｜gzw.sh.gov.cn｜垣信卫星：千帆星座组网卫星首次在上海东海海域成功发射！卫星数量增至256颗_国企动态 - gzw.sh.gov.cn</w:t>
+        <w:t>[10] 2026-09-18｜新浪财经｜星际荣耀：星际荣耀完成可回收大型液体运载火箭SQX-3贮箱极限载荷静力试验_手机新浪网 - 新浪财经</w:t>
       </w:r>
     </w:p>
     <w:p>
@@ -1431,7 +1326,7 @@
           <w:rFonts w:ascii="Kaiti SC" w:hAnsi="Kaiti SC" w:eastAsia="Kaiti SC" w:cs="Kaiti SC"/>
           <w:sz w:val="21"/>
         </w:rPr>
-        <w:t>[11] 2026-09-17｜bing.com｜SpaceX：SpaceX (SPCX) Stock Jumps 5% as AI Demand and Starship Fuel Back-to-Back Gains</w:t>
+        <w:t>[11] 2026-09-18｜新浪财经｜星际荣耀：星际荣耀完成可回收大型液体运载火箭 SQX-3 贮箱极限载荷静力试验 - 新浪财经</w:t>
       </w:r>
     </w:p>
     <w:p>
@@ -1452,7 +1347,7 @@
           <w:rFonts w:ascii="Kaiti SC" w:hAnsi="Kaiti SC" w:eastAsia="Kaiti SC" w:cs="Kaiti SC"/>
           <w:sz w:val="21"/>
         </w:rPr>
-        <w:t>[12] 2026-09-17｜新浪财经｜垣信卫星：四战四捷！引力一号遥三海上发射创纪录，千帆星座迈入工业化组网新阶段 - 新浪财经</w:t>
+        <w:t>[12] 2026-09-18｜新浪财经｜星际荣耀：星际荣耀双曲线三号运载火箭一子级甲烷贮箱、二子级共底贮箱极限载荷静力试验顺利完成 - 新浪财经</w:t>
       </w:r>
     </w:p>
     <w:p>
@@ -1473,154 +1368,7 @@
           <w:rFonts w:ascii="Kaiti SC" w:hAnsi="Kaiti SC" w:eastAsia="Kaiti SC" w:cs="Kaiti SC"/>
           <w:sz w:val="21"/>
         </w:rPr>
-        <w:t>[13] 2026-09-17｜新浪财经｜星河动力：星河动力谷神星一号海射型遥八将近期发射 任务名 "海对羊城阔" - 新浪财经</w:t>
-      </w:r>
-    </w:p>
-    <w:p>
-      <w:pPr>
-        <w:keepLines/>
-        <w:spacing w:after="60"/>
-        <w:ind w:left="369" w:hanging="227"/>
-      </w:pPr>
-      <w:r>
-        <w:rPr>
-          <w:rFonts w:ascii="Kaiti SC" w:hAnsi="Kaiti SC" w:eastAsia="Kaiti SC" w:cs="Kaiti SC"/>
-          <w:sz w:val="21"/>
-        </w:rPr>
-        <w:t xml:space="preserve">✓ </w:t>
-      </w:r>
-      <w:r>
-        <w:rPr>
-          <w:rFonts w:ascii="Kaiti SC" w:hAnsi="Kaiti SC" w:eastAsia="Kaiti SC" w:cs="Kaiti SC"/>
-          <w:sz w:val="21"/>
-        </w:rPr>
-        <w:t>[14] 2026-09-17｜新浪财经｜星河动力：星河动力航天：近期择机发射“谷神星一号海射型（遥八）”商业运载火箭 - 新浪财经</w:t>
-      </w:r>
-    </w:p>
-    <w:p>
-      <w:pPr>
-        <w:keepLines/>
-        <w:spacing w:after="60"/>
-        <w:ind w:left="369" w:hanging="227"/>
-      </w:pPr>
-      <w:r>
-        <w:rPr>
-          <w:rFonts w:ascii="Kaiti SC" w:hAnsi="Kaiti SC" w:eastAsia="Kaiti SC" w:cs="Kaiti SC"/>
-          <w:sz w:val="21"/>
-        </w:rPr>
-        <w:t xml:space="preserve">✓ </w:t>
-      </w:r>
-      <w:r>
-        <w:rPr>
-          <w:rFonts w:ascii="Kaiti SC" w:hAnsi="Kaiti SC" w:eastAsia="Kaiti SC" w:cs="Kaiti SC"/>
-          <w:sz w:val="21"/>
-        </w:rPr>
-        <w:t>[15] 2026-09-17｜新浪财经｜星河动力：星河动力航天：近期择机发射“谷神星一号海射型（遥八）”商业运载火箭 - 新浪财经</w:t>
-      </w:r>
-    </w:p>
-    <w:p>
-      <w:pPr>
-        <w:keepLines/>
-        <w:spacing w:after="60"/>
-        <w:ind w:left="369" w:hanging="227"/>
-      </w:pPr>
-      <w:r>
-        <w:rPr>
-          <w:rFonts w:ascii="Kaiti SC" w:hAnsi="Kaiti SC" w:eastAsia="Kaiti SC" w:cs="Kaiti SC"/>
-          <w:sz w:val="21"/>
-        </w:rPr>
-        <w:t xml:space="preserve">✓ </w:t>
-      </w:r>
-      <w:r>
-        <w:rPr>
-          <w:rFonts w:ascii="Kaiti SC" w:hAnsi="Kaiti SC" w:eastAsia="Kaiti SC" w:cs="Kaiti SC"/>
-          <w:sz w:val="21"/>
-        </w:rPr>
-        <w:t>[16] 2026-09-17｜Space｜SpaceX：SpaceX launches 2nd classified mission for US Space Force in less than a week (video, photos) - Space</w:t>
-      </w:r>
-    </w:p>
-    <w:p>
-      <w:pPr>
-        <w:keepLines/>
-        <w:spacing w:after="60"/>
-        <w:ind w:left="369" w:hanging="227"/>
-      </w:pPr>
-      <w:r>
-        <w:rPr>
-          <w:rFonts w:ascii="Kaiti SC" w:hAnsi="Kaiti SC" w:eastAsia="Kaiti SC" w:cs="Kaiti SC"/>
-          <w:sz w:val="21"/>
-        </w:rPr>
-        <w:t xml:space="preserve">✓ </w:t>
-      </w:r>
-      <w:r>
-        <w:rPr>
-          <w:rFonts w:ascii="Kaiti SC" w:hAnsi="Kaiti SC" w:eastAsia="Kaiti SC" w:cs="Kaiti SC"/>
-          <w:sz w:val="21"/>
-        </w:rPr>
-        <w:t>[17] 2026-09-17｜bing.com｜SpaceX：Starlink Mobile vs T-Mobile: Musk's satellite strategy faces a new challenge</w:t>
-      </w:r>
-    </w:p>
-    <w:p>
-      <w:pPr>
-        <w:keepLines/>
-        <w:spacing w:after="60"/>
-        <w:ind w:left="369" w:hanging="227"/>
-      </w:pPr>
-      <w:r>
-        <w:rPr>
-          <w:rFonts w:ascii="Kaiti SC" w:hAnsi="Kaiti SC" w:eastAsia="Kaiti SC" w:cs="Kaiti SC"/>
-          <w:sz w:val="21"/>
-        </w:rPr>
-        <w:t xml:space="preserve">✓ </w:t>
-      </w:r>
-      <w:r>
-        <w:rPr>
-          <w:rFonts w:ascii="Kaiti SC" w:hAnsi="Kaiti SC" w:eastAsia="Kaiti SC" w:cs="Kaiti SC"/>
-          <w:sz w:val="21"/>
-        </w:rPr>
-        <w:t>[18] 2026-09-17｜bing.com｜SpaceX：SpaceX's First Orbital Starship Flight Is Targeted for Sept. 22. Here's What's Riding on It for the Stock.</w:t>
-      </w:r>
-    </w:p>
-    <w:p>
-      <w:pPr>
-        <w:keepLines/>
-        <w:spacing w:after="60"/>
-        <w:ind w:left="369" w:hanging="227"/>
-      </w:pPr>
-      <w:r>
-        <w:rPr>
-          <w:rFonts w:ascii="Kaiti SC" w:hAnsi="Kaiti SC" w:eastAsia="Kaiti SC" w:cs="Kaiti SC"/>
-          <w:sz w:val="21"/>
-        </w:rPr>
-        <w:t xml:space="preserve">✓ </w:t>
-      </w:r>
-      <w:r>
-        <w:rPr>
-          <w:rFonts w:ascii="Kaiti SC" w:hAnsi="Kaiti SC" w:eastAsia="Kaiti SC" w:cs="Kaiti SC"/>
-          <w:sz w:val="21"/>
-        </w:rPr>
-        <w:t>[19] 2026-09-17｜新浪财经｜蓝箭航天：“嘉兴火箭”发射成功，朱雀二号火箭迎来新里程碑 - 新浪财经</w:t>
-      </w:r>
-    </w:p>
-    <w:p>
-      <w:pPr>
-        <w:keepLines/>
-        <w:spacing w:after="60"/>
-        <w:ind w:left="369" w:hanging="227"/>
-      </w:pPr>
-      <w:r>
-        <w:rPr>
-          <w:rFonts w:ascii="Kaiti SC" w:hAnsi="Kaiti SC" w:eastAsia="Kaiti SC" w:cs="Kaiti SC"/>
-          <w:sz w:val="21"/>
-        </w:rPr>
-        <w:t xml:space="preserve">✓ </w:t>
-      </w:r>
-      <w:r>
-        <w:rPr>
-          <w:rFonts w:ascii="Kaiti SC" w:hAnsi="Kaiti SC" w:eastAsia="Kaiti SC" w:cs="Kaiti SC"/>
-          <w:sz w:val="21"/>
-        </w:rPr>
-        <w:t>[20] 2026-09-17｜Sohu｜蓝箭航天：【新动能基金公司投资企业蓝箭航天创造历史】我国首次实现火箭陆地回收！ - Sohu</w:t>
+        <w:t>[13] 2026-09-18｜新浪财经｜垣信卫星：两天18颗卫星入轨，千帆星座组网规模增至256颗_手机新浪网 - 新浪财经</w:t>
       </w:r>
     </w:p>
     <w:sectPr>

--- a/docs/data/reports/daily-documents/latest/previous_daily_report.docx
+++ b/docs/data/reports/daily-documents/latest/previous_daily_report.docx
@@ -26,7 +26,7 @@
           <w:rFonts w:ascii="Kaiti SC" w:hAnsi="Kaiti SC" w:eastAsia="Kaiti SC" w:cs="Kaiti SC"/>
           <w:sz w:val="21"/>
         </w:rPr>
-        <w:t>2026-09-18（上一自然日）</w:t>
+        <w:t>2026-09-19（上一自然日）</w:t>
       </w:r>
     </w:p>
     <w:tbl>
@@ -81,7 +81,7 @@
                 <w:b w:val="0"/>
                 <w:sz w:val="19"/>
               </w:rPr>
-              <w:t>2026-09-18</w:t>
+              <w:t>2026-09-19</w:t>
             </w:r>
           </w:p>
         </w:tc>
@@ -127,7 +127,7 @@
                 <w:b w:val="0"/>
                 <w:sz w:val="19"/>
               </w:rPr>
-              <w:t>22 条 / 5 家</w:t>
+              <w:t>24 条 / 3 家</w:t>
             </w:r>
           </w:p>
         </w:tc>
@@ -173,7 +173,7 @@
                 <w:b w:val="0"/>
                 <w:sz w:val="19"/>
               </w:rPr>
-              <w:t>14 个</w:t>
+              <w:t>11 个</w:t>
             </w:r>
           </w:p>
         </w:tc>
@@ -219,7 +219,7 @@
                 <w:b w:val="0"/>
                 <w:sz w:val="19"/>
               </w:rPr>
-              <w:t>2026-09-19</w:t>
+              <w:t>2026-09-20</w:t>
             </w:r>
           </w:p>
         </w:tc>
@@ -245,7 +245,7 @@
     </w:p>
     <w:p>
       <w:r>
-        <w:t>2026-09-18 共归档 22 条新闻，覆盖 5 家公司、14 个信息来源。 新闻量较多的公司包括 SpaceX、星际荣耀、垣信卫星、Blue Origin。</w:t>
+        <w:t>2026-09-19 共归档 24 条新闻，覆盖 3 家公司、11 个信息来源。 新闻量较多的公司包括 银河航天、SpaceX、星际荣耀。</w:t>
       </w:r>
     </w:p>
     <w:p>
@@ -279,7 +279,7 @@
           <w:rFonts w:ascii="Kaiti SC" w:hAnsi="Kaiti SC" w:eastAsia="Kaiti SC" w:cs="Kaiti SC"/>
           <w:sz w:val="21"/>
         </w:rPr>
-        <w:t>【发射与任务】SpaceX：Starship’s upcoming missions: Waiting on Orbit, Building toward the Cape （NASASpaceflight）</w:t>
+        <w:t>【发射与任务】SpaceX：NASA Awards SpaceX Three Crew Flights to Space Station （NASA）</w:t>
       </w:r>
     </w:p>
     <w:p>
@@ -300,7 +300,7 @@
           <w:rFonts w:ascii="Kaiti SC" w:hAnsi="Kaiti SC" w:eastAsia="Kaiti SC" w:cs="Kaiti SC"/>
           <w:sz w:val="21"/>
         </w:rPr>
-        <w:t>【发射与任务】SpaceX：NASA Invites Media to SpaceX’s 35th Resupply Launch to Space Station （NASA）</w:t>
+        <w:t>【监管与政策】SpaceX：SpaceX Starlink is no longer just a satellite partner （bing.com）</w:t>
       </w:r>
     </w:p>
     <w:p>
@@ -321,7 +321,7 @@
           <w:rFonts w:ascii="Kaiti SC" w:hAnsi="Kaiti SC" w:eastAsia="Kaiti SC" w:cs="Kaiti SC"/>
           <w:sz w:val="21"/>
         </w:rPr>
-        <w:t>【发射与任务】SpaceX：SpaceX stock falls as Starship's test flight slips to Sept. 28, retail investors sell shares （bing.com）</w:t>
+        <w:t>【发射与任务】SpaceX：SpaceX Targets September 28 For Starship's First Orbital Flight （bing.com）</w:t>
       </w:r>
     </w:p>
     <w:p>
@@ -342,7 +342,7 @@
           <w:rFonts w:ascii="Kaiti SC" w:hAnsi="Kaiti SC" w:eastAsia="Kaiti SC" w:cs="Kaiti SC"/>
           <w:sz w:val="21"/>
         </w:rPr>
-        <w:t>【发射与任务】垣信卫星：海上发射首战告捷 千帆星座迈入工业化组网阶段 - 上海证券报电子版 （上海证券报电子版）</w:t>
+        <w:t>【发射与任务】星际荣耀：双曲线三号即将发射，中国民营火箭最激进的一次挑战 - 手机网易网 （手机网易网）</w:t>
       </w:r>
     </w:p>
     <w:p>
@@ -363,7 +363,7 @@
           <w:rFonts w:ascii="Kaiti SC" w:hAnsi="Kaiti SC" w:eastAsia="Kaiti SC" w:cs="Kaiti SC"/>
           <w:sz w:val="21"/>
         </w:rPr>
-        <w:t>【发射与任务】SpaceX：Launch As Infrastructure: What SpaceX's 100th Mission Of 2026 Tells Investors - Seeking Alpha （Seeking Alpha）</w:t>
+        <w:t>【其他动态】SpaceX：A SpaceX Falcon 9 rocket is due to fly near Arizona this weekend - sacbee.com （sacbee.com）</w:t>
       </w:r>
     </w:p>
     <w:p>
@@ -384,7 +384,7 @@
           <w:rFonts w:ascii="Kaiti SC" w:hAnsi="Kaiti SC" w:eastAsia="Kaiti SC" w:cs="Kaiti SC"/>
           <w:sz w:val="21"/>
         </w:rPr>
-        <w:t>【发射与任务】Blue Origin：NASA | Animation of ESCAPADE launched to Mars atop Blue Origin's New Glenn rocket （bing.com）</w:t>
+        <w:t>【发射与任务】SpaceX：An evening SpaceX rocket launch is due up this weekend in California - vcstar.com （vcstar.com）</w:t>
       </w:r>
     </w:p>
     <w:p>
@@ -405,7 +405,7 @@
           <w:rFonts w:ascii="Kaiti SC" w:hAnsi="Kaiti SC" w:eastAsia="Kaiti SC" w:cs="Kaiti SC"/>
           <w:sz w:val="21"/>
         </w:rPr>
-        <w:t>【其他动态】SpaceX：Rocket Report: China wants a Raptor 3 engine; SpaceX set for big Starship test （arstechnica.com）</w:t>
+        <w:t>【发射与任务】银河航天：银河航天四颗SAR卫星成功发射 - 新浪财经 （新浪财经）</w:t>
       </w:r>
     </w:p>
     <w:p>
@@ -426,7 +426,7 @@
           <w:rFonts w:ascii="Kaiti SC" w:hAnsi="Kaiti SC" w:eastAsia="Kaiti SC" w:cs="Kaiti SC"/>
           <w:sz w:val="21"/>
         </w:rPr>
-        <w:t>【其他动态】中科宇航：探路太空制造，中科宇航谋划“航天+生物医药”拼图 - 21财经 （21财经）</w:t>
+        <w:t>【发射与任务】银河航天：一箭四星成功发射 银河航天SAR卫星快速批产能力再获验证 - 新浪财经 （新浪财经）</w:t>
       </w:r>
     </w:p>
     <w:p>
@@ -447,7 +447,7 @@
           <w:rFonts w:ascii="Kaiti SC" w:hAnsi="Kaiti SC" w:eastAsia="Kaiti SC" w:cs="Kaiti SC"/>
           <w:sz w:val="21"/>
         </w:rPr>
-        <w:t>【发射与任务】星际荣耀：星际荣耀双曲线三号运载火箭贮箱极限载荷试验告捷 - futurephecda.com （futurephecda.com）</w:t>
+        <w:t>【发射与任务】银河航天：一箭四星成功发射 银河航天SAR卫星快速批产能力再获验证 - 新浪财经 （新浪财经）</w:t>
       </w:r>
     </w:p>
     <w:p>
@@ -468,7 +468,7 @@
           <w:rFonts w:ascii="Kaiti SC" w:hAnsi="Kaiti SC" w:eastAsia="Kaiti SC" w:cs="Kaiti SC"/>
           <w:sz w:val="21"/>
         </w:rPr>
-        <w:t>【发射与任务】星际荣耀：星际荣耀完成可回收大型液体运载火箭SQX-3贮箱极限载荷静力试验_手机新浪网 - 新浪财经 （新浪财经）</w:t>
+        <w:t>【发射与任务】银河航天：银河航天一箭四星发射SAR卫星 累计发射自主研制卫星53颗 - 新浪财经 （新浪财经）</w:t>
       </w:r>
     </w:p>
     <w:p>
@@ -489,49 +489,7 @@
           <w:rFonts w:ascii="Kaiti SC" w:hAnsi="Kaiti SC" w:eastAsia="Kaiti SC" w:cs="Kaiti SC"/>
           <w:sz w:val="21"/>
         </w:rPr>
-        <w:t>【发射与任务】星际荣耀：星际荣耀完成可回收大型液体运载火箭 SQX-3 贮箱极限载荷静力试验 - 新浪财经 （新浪财经）</w:t>
-      </w:r>
-    </w:p>
-    <w:p>
-      <w:pPr>
-        <w:keepLines/>
-        <w:spacing w:after="60"/>
-        <w:ind w:left="369" w:hanging="227"/>
-      </w:pPr>
-      <w:r>
-        <w:rPr>
-          <w:rFonts w:ascii="Kaiti SC" w:hAnsi="Kaiti SC" w:eastAsia="Kaiti SC" w:cs="Kaiti SC"/>
-          <w:sz w:val="21"/>
-        </w:rPr>
-        <w:t xml:space="preserve">➢ </w:t>
-      </w:r>
-      <w:r>
-        <w:rPr>
-          <w:rFonts w:ascii="Kaiti SC" w:hAnsi="Kaiti SC" w:eastAsia="Kaiti SC" w:cs="Kaiti SC"/>
-          <w:sz w:val="21"/>
-        </w:rPr>
-        <w:t>【发射与任务】星际荣耀：星际荣耀双曲线三号运载火箭一子级甲烷贮箱、二子级共底贮箱极限载荷静力试验顺利完成 - 新浪财经 （新浪财经）</w:t>
-      </w:r>
-    </w:p>
-    <w:p>
-      <w:pPr>
-        <w:keepLines/>
-        <w:spacing w:after="60"/>
-        <w:ind w:left="369" w:hanging="227"/>
-      </w:pPr>
-      <w:r>
-        <w:rPr>
-          <w:rFonts w:ascii="Kaiti SC" w:hAnsi="Kaiti SC" w:eastAsia="Kaiti SC" w:cs="Kaiti SC"/>
-          <w:sz w:val="21"/>
-        </w:rPr>
-        <w:t xml:space="preserve">➢ </w:t>
-      </w:r>
-      <w:r>
-        <w:rPr>
-          <w:rFonts w:ascii="Kaiti SC" w:hAnsi="Kaiti SC" w:eastAsia="Kaiti SC" w:cs="Kaiti SC"/>
-          <w:sz w:val="21"/>
-        </w:rPr>
-        <w:t>【发射与任务】垣信卫星：两天18颗卫星入轨，千帆星座组网规模增至256颗_手机新浪网 - 新浪财经 （新浪财经）</w:t>
+        <w:t>【发射与任务】银河航天：银河航天四颗SAR卫星成功发射 多颗卫星已规模化应用星上智能处理 - cls.cn （cls.cn）</w:t>
       </w:r>
     </w:p>
     <w:p>
@@ -669,7 +627,7 @@
                 <w:b w:val="0"/>
                 <w:sz w:val="19"/>
               </w:rPr>
-              <w:t>SpaceX</w:t>
+              <w:t>银河航天</w:t>
             </w:r>
           </w:p>
         </w:tc>
@@ -690,94 +648,7 @@
                 <w:b w:val="0"/>
                 <w:sz w:val="19"/>
               </w:rPr>
-              <w:t>14</w:t>
-            </w:r>
-          </w:p>
-        </w:tc>
-        <w:tc>
-          <w:tcPr>
-            <w:tcW w:type="dxa" w:w="2075"/>
-            <w:vAlign w:val="center"/>
-          </w:tcPr>
-          <w:p>
-            <w:pPr>
-              <w:spacing w:after="0" w:line="252" w:lineRule="auto"/>
-              <w:jc w:val="center"/>
-            </w:pPr>
-            <w:r/>
-            <w:r>
-              <w:rPr>
-                <w:rFonts w:ascii="Kaiti SC" w:hAnsi="Kaiti SC" w:eastAsia="Kaiti SC" w:cs="Kaiti SC"/>
-                <w:b w:val="0"/>
-                <w:sz w:val="19"/>
-              </w:rPr>
-              <w:t>发射与任务、其他动态、监管与政策</w:t>
-            </w:r>
-          </w:p>
-        </w:tc>
-        <w:tc>
-          <w:tcPr>
-            <w:tcW w:type="dxa" w:w="2075"/>
-            <w:vAlign w:val="center"/>
-          </w:tcPr>
-          <w:p>
-            <w:pPr>
-              <w:spacing w:after="0" w:line="252" w:lineRule="auto"/>
-            </w:pPr>
-            <w:r/>
-            <w:r>
-              <w:rPr>
-                <w:rFonts w:ascii="Kaiti SC" w:hAnsi="Kaiti SC" w:eastAsia="Kaiti SC" w:cs="Kaiti SC"/>
-                <w:b w:val="0"/>
-                <w:sz w:val="19"/>
-              </w:rPr>
-              <w:t>Starship’s upcoming missions: Waiting on Orbit, Building toward the Cape</w:t>
-            </w:r>
-          </w:p>
-        </w:tc>
-      </w:tr>
-      <w:tr>
-        <w:trPr>
-          <w:cantSplit/>
-        </w:trPr>
-        <w:tc>
-          <w:tcPr>
-            <w:tcW w:type="dxa" w:w="2075"/>
-            <w:vAlign w:val="center"/>
-          </w:tcPr>
-          <w:p>
-            <w:pPr>
-              <w:spacing w:after="0" w:line="252" w:lineRule="auto"/>
-            </w:pPr>
-            <w:r/>
-            <w:r>
-              <w:rPr>
-                <w:rFonts w:ascii="Kaiti SC" w:hAnsi="Kaiti SC" w:eastAsia="Kaiti SC" w:cs="Kaiti SC"/>
-                <w:b w:val="0"/>
-                <w:sz w:val="19"/>
-              </w:rPr>
-              <w:t>星际荣耀</w:t>
-            </w:r>
-          </w:p>
-        </w:tc>
-        <w:tc>
-          <w:tcPr>
-            <w:tcW w:type="dxa" w:w="2075"/>
-            <w:vAlign w:val="center"/>
-          </w:tcPr>
-          <w:p>
-            <w:pPr>
-              <w:spacing w:after="0" w:line="252" w:lineRule="auto"/>
-              <w:jc w:val="center"/>
-            </w:pPr>
-            <w:r/>
-            <w:r>
-              <w:rPr>
-                <w:rFonts w:ascii="Kaiti SC" w:hAnsi="Kaiti SC" w:eastAsia="Kaiti SC" w:cs="Kaiti SC"/>
-                <w:b w:val="0"/>
-                <w:sz w:val="19"/>
-              </w:rPr>
-              <w:t>4</w:t>
+              <w:t>13</w:t>
             </w:r>
           </w:p>
         </w:tc>
@@ -818,7 +689,7 @@
                 <w:b w:val="0"/>
                 <w:sz w:val="19"/>
               </w:rPr>
-              <w:t>星际荣耀双曲线三号运载火箭贮箱极限载荷试验告捷 - futurephecda.com</w:t>
+              <w:t>银河航天四颗SAR卫星成功发射 - 新浪财经</w:t>
             </w:r>
           </w:p>
         </w:tc>
@@ -843,7 +714,7 @@
                 <w:b w:val="0"/>
                 <w:sz w:val="19"/>
               </w:rPr>
-              <w:t>垣信卫星</w:t>
+              <w:t>SpaceX</w:t>
             </w:r>
           </w:p>
         </w:tc>
@@ -864,7 +735,7 @@
                 <w:b w:val="0"/>
                 <w:sz w:val="19"/>
               </w:rPr>
-              <w:t>2</w:t>
+              <w:t>10</w:t>
             </w:r>
           </w:p>
         </w:tc>
@@ -885,7 +756,7 @@
                 <w:b w:val="0"/>
                 <w:sz w:val="19"/>
               </w:rPr>
-              <w:t>发射与任务</w:t>
+              <w:t>发射与任务、监管与政策、其他动态</w:t>
             </w:r>
           </w:p>
         </w:tc>
@@ -905,7 +776,7 @@
                 <w:b w:val="0"/>
                 <w:sz w:val="19"/>
               </w:rPr>
-              <w:t>海上发射首战告捷 千帆星座迈入工业化组网阶段 - 上海证券报电子版</w:t>
+              <w:t>NASA Awards SpaceX Three Crew Flights to Space Station</w:t>
             </w:r>
           </w:p>
         </w:tc>
@@ -930,7 +801,7 @@
                 <w:b w:val="0"/>
                 <w:sz w:val="19"/>
               </w:rPr>
-              <w:t>Blue Origin</w:t>
+              <w:t>星际荣耀</w:t>
             </w:r>
           </w:p>
         </w:tc>
@@ -992,94 +863,7 @@
                 <w:b w:val="0"/>
                 <w:sz w:val="19"/>
               </w:rPr>
-              <w:t>NASA | Animation of ESCAPADE launched to Mars atop Blue Origin's New Glenn rocket</w:t>
-            </w:r>
-          </w:p>
-        </w:tc>
-      </w:tr>
-      <w:tr>
-        <w:trPr>
-          <w:cantSplit/>
-        </w:trPr>
-        <w:tc>
-          <w:tcPr>
-            <w:tcW w:type="dxa" w:w="2075"/>
-            <w:vAlign w:val="center"/>
-          </w:tcPr>
-          <w:p>
-            <w:pPr>
-              <w:spacing w:after="0" w:line="252" w:lineRule="auto"/>
-            </w:pPr>
-            <w:r/>
-            <w:r>
-              <w:rPr>
-                <w:rFonts w:ascii="Kaiti SC" w:hAnsi="Kaiti SC" w:eastAsia="Kaiti SC" w:cs="Kaiti SC"/>
-                <w:b w:val="0"/>
-                <w:sz w:val="19"/>
-              </w:rPr>
-              <w:t>中科宇航</w:t>
-            </w:r>
-          </w:p>
-        </w:tc>
-        <w:tc>
-          <w:tcPr>
-            <w:tcW w:type="dxa" w:w="2075"/>
-            <w:vAlign w:val="center"/>
-          </w:tcPr>
-          <w:p>
-            <w:pPr>
-              <w:spacing w:after="0" w:line="252" w:lineRule="auto"/>
-              <w:jc w:val="center"/>
-            </w:pPr>
-            <w:r/>
-            <w:r>
-              <w:rPr>
-                <w:rFonts w:ascii="Kaiti SC" w:hAnsi="Kaiti SC" w:eastAsia="Kaiti SC" w:cs="Kaiti SC"/>
-                <w:b w:val="0"/>
-                <w:sz w:val="19"/>
-              </w:rPr>
-              <w:t>1</w:t>
-            </w:r>
-          </w:p>
-        </w:tc>
-        <w:tc>
-          <w:tcPr>
-            <w:tcW w:type="dxa" w:w="2075"/>
-            <w:vAlign w:val="center"/>
-          </w:tcPr>
-          <w:p>
-            <w:pPr>
-              <w:spacing w:after="0" w:line="252" w:lineRule="auto"/>
-              <w:jc w:val="center"/>
-            </w:pPr>
-            <w:r/>
-            <w:r>
-              <w:rPr>
-                <w:rFonts w:ascii="Kaiti SC" w:hAnsi="Kaiti SC" w:eastAsia="Kaiti SC" w:cs="Kaiti SC"/>
-                <w:b w:val="0"/>
-                <w:sz w:val="19"/>
-              </w:rPr>
-              <w:t>其他动态</w:t>
-            </w:r>
-          </w:p>
-        </w:tc>
-        <w:tc>
-          <w:tcPr>
-            <w:tcW w:type="dxa" w:w="2075"/>
-            <w:vAlign w:val="center"/>
-          </w:tcPr>
-          <w:p>
-            <w:pPr>
-              <w:spacing w:after="0" w:line="252" w:lineRule="auto"/>
-            </w:pPr>
-            <w:r/>
-            <w:r>
-              <w:rPr>
-                <w:rFonts w:ascii="Kaiti SC" w:hAnsi="Kaiti SC" w:eastAsia="Kaiti SC" w:cs="Kaiti SC"/>
-                <w:b w:val="0"/>
-                <w:sz w:val="19"/>
-              </w:rPr>
-              <w:t>探路太空制造，中科宇航谋划“航天+生物医药”拼图 - 21财经</w:t>
+              <w:t>双曲线三号即将发射，中国民营火箭最激进的一次挑战 - 手机网易网</w:t>
             </w:r>
           </w:p>
         </w:tc>
@@ -1116,7 +900,7 @@
           <w:rFonts w:ascii="Kaiti SC" w:hAnsi="Kaiti SC" w:eastAsia="Kaiti SC" w:cs="Kaiti SC"/>
           <w:sz w:val="21"/>
         </w:rPr>
-        <w:t>[1] 2026-09-18｜NASASpaceflight｜SpaceX：Starship’s upcoming missions: Waiting on Orbit, Building toward the Cape</w:t>
+        <w:t>[1] 2026-09-19｜NASA｜SpaceX：NASA Awards SpaceX Three Crew Flights to Space Station</w:t>
       </w:r>
     </w:p>
     <w:p>
@@ -1137,7 +921,7 @@
           <w:rFonts w:ascii="Kaiti SC" w:hAnsi="Kaiti SC" w:eastAsia="Kaiti SC" w:cs="Kaiti SC"/>
           <w:sz w:val="21"/>
         </w:rPr>
-        <w:t>[2] 2026-09-18｜NASA｜SpaceX：NASA Invites Media to SpaceX’s 35th Resupply Launch to Space Station</w:t>
+        <w:t>[2] 2026-09-19｜bing.com｜SpaceX：SpaceX Starlink is no longer just a satellite partner</w:t>
       </w:r>
     </w:p>
     <w:p>
@@ -1158,7 +942,7 @@
           <w:rFonts w:ascii="Kaiti SC" w:hAnsi="Kaiti SC" w:eastAsia="Kaiti SC" w:cs="Kaiti SC"/>
           <w:sz w:val="21"/>
         </w:rPr>
-        <w:t>[3] 2026-09-18｜bing.com｜SpaceX：SpaceX stock falls as Starship's test flight slips to Sept. 28, retail investors sell shares</w:t>
+        <w:t>[3] 2026-09-19｜bing.com｜SpaceX：SpaceX Targets September 28 For Starship's First Orbital Flight</w:t>
       </w:r>
     </w:p>
     <w:p>
@@ -1179,7 +963,7 @@
           <w:rFonts w:ascii="Kaiti SC" w:hAnsi="Kaiti SC" w:eastAsia="Kaiti SC" w:cs="Kaiti SC"/>
           <w:sz w:val="21"/>
         </w:rPr>
-        <w:t>[4] 2026-09-18｜上海证券报电子版｜垣信卫星：海上发射首战告捷 千帆星座迈入工业化组网阶段 - 上海证券报电子版</w:t>
+        <w:t>[4] 2026-09-19｜手机网易网｜星际荣耀：双曲线三号即将发射，中国民营火箭最激进的一次挑战 - 手机网易网</w:t>
       </w:r>
     </w:p>
     <w:p>
@@ -1200,7 +984,7 @@
           <w:rFonts w:ascii="Kaiti SC" w:hAnsi="Kaiti SC" w:eastAsia="Kaiti SC" w:cs="Kaiti SC"/>
           <w:sz w:val="21"/>
         </w:rPr>
-        <w:t>[5] 2026-09-18｜Seeking Alpha｜SpaceX：Launch As Infrastructure: What SpaceX's 100th Mission Of 2026 Tells Investors - Seeking Alpha</w:t>
+        <w:t>[5] 2026-09-19｜sacbee.com｜SpaceX：A SpaceX Falcon 9 rocket is due to fly near Arizona this weekend - sacbee.com</w:t>
       </w:r>
     </w:p>
     <w:p>
@@ -1221,7 +1005,7 @@
           <w:rFonts w:ascii="Kaiti SC" w:hAnsi="Kaiti SC" w:eastAsia="Kaiti SC" w:cs="Kaiti SC"/>
           <w:sz w:val="21"/>
         </w:rPr>
-        <w:t>[6] 2026-09-18｜bing.com｜Blue Origin：NASA | Animation of ESCAPADE launched to Mars atop Blue Origin's New Glenn rocket</w:t>
+        <w:t>[6] 2026-09-19｜vcstar.com｜SpaceX：An evening SpaceX rocket launch is due up this weekend in California - vcstar.com</w:t>
       </w:r>
     </w:p>
     <w:p>
@@ -1242,7 +1026,7 @@
           <w:rFonts w:ascii="Kaiti SC" w:hAnsi="Kaiti SC" w:eastAsia="Kaiti SC" w:cs="Kaiti SC"/>
           <w:sz w:val="21"/>
         </w:rPr>
-        <w:t>[7] 2026-09-18｜arstechnica.com｜SpaceX：Rocket Report: China wants a Raptor 3 engine; SpaceX set for big Starship test</w:t>
+        <w:t>[7] 2026-09-19｜新浪财经｜银河航天：银河航天四颗SAR卫星成功发射 - 新浪财经</w:t>
       </w:r>
     </w:p>
     <w:p>
@@ -1263,7 +1047,7 @@
           <w:rFonts w:ascii="Kaiti SC" w:hAnsi="Kaiti SC" w:eastAsia="Kaiti SC" w:cs="Kaiti SC"/>
           <w:sz w:val="21"/>
         </w:rPr>
-        <w:t>[8] 2026-09-18｜21财经｜中科宇航：探路太空制造，中科宇航谋划“航天+生物医药”拼图 - 21财经</w:t>
+        <w:t>[8] 2026-09-19｜新浪财经｜银河航天：一箭四星成功发射 银河航天SAR卫星快速批产能力再获验证 - 新浪财经</w:t>
       </w:r>
     </w:p>
     <w:p>
@@ -1284,7 +1068,7 @@
           <w:rFonts w:ascii="Kaiti SC" w:hAnsi="Kaiti SC" w:eastAsia="Kaiti SC" w:cs="Kaiti SC"/>
           <w:sz w:val="21"/>
         </w:rPr>
-        <w:t>[9] 2026-09-18｜futurephecda.com｜星际荣耀：星际荣耀双曲线三号运载火箭贮箱极限载荷试验告捷 - futurephecda.com</w:t>
+        <w:t>[9] 2026-09-19｜新浪财经｜银河航天：一箭四星成功发射 银河航天SAR卫星快速批产能力再获验证 - 新浪财经</w:t>
       </w:r>
     </w:p>
     <w:p>
@@ -1305,7 +1089,7 @@
           <w:rFonts w:ascii="Kaiti SC" w:hAnsi="Kaiti SC" w:eastAsia="Kaiti SC" w:cs="Kaiti SC"/>
           <w:sz w:val="21"/>
         </w:rPr>
-        <w:t>[10] 2026-09-18｜新浪财经｜星际荣耀：星际荣耀完成可回收大型液体运载火箭SQX-3贮箱极限载荷静力试验_手机新浪网 - 新浪财经</w:t>
+        <w:t>[10] 2026-09-19｜新浪财经｜银河航天：银河航天一箭四星发射SAR卫星 累计发射自主研制卫星53颗 - 新浪财经</w:t>
       </w:r>
     </w:p>
     <w:p>
@@ -1326,49 +1110,7 @@
           <w:rFonts w:ascii="Kaiti SC" w:hAnsi="Kaiti SC" w:eastAsia="Kaiti SC" w:cs="Kaiti SC"/>
           <w:sz w:val="21"/>
         </w:rPr>
-        <w:t>[11] 2026-09-18｜新浪财经｜星际荣耀：星际荣耀完成可回收大型液体运载火箭 SQX-3 贮箱极限载荷静力试验 - 新浪财经</w:t>
-      </w:r>
-    </w:p>
-    <w:p>
-      <w:pPr>
-        <w:keepLines/>
-        <w:spacing w:after="60"/>
-        <w:ind w:left="369" w:hanging="227"/>
-      </w:pPr>
-      <w:r>
-        <w:rPr>
-          <w:rFonts w:ascii="Kaiti SC" w:hAnsi="Kaiti SC" w:eastAsia="Kaiti SC" w:cs="Kaiti SC"/>
-          <w:sz w:val="21"/>
-        </w:rPr>
-        <w:t xml:space="preserve">✓ </w:t>
-      </w:r>
-      <w:r>
-        <w:rPr>
-          <w:rFonts w:ascii="Kaiti SC" w:hAnsi="Kaiti SC" w:eastAsia="Kaiti SC" w:cs="Kaiti SC"/>
-          <w:sz w:val="21"/>
-        </w:rPr>
-        <w:t>[12] 2026-09-18｜新浪财经｜星际荣耀：星际荣耀双曲线三号运载火箭一子级甲烷贮箱、二子级共底贮箱极限载荷静力试验顺利完成 - 新浪财经</w:t>
-      </w:r>
-    </w:p>
-    <w:p>
-      <w:pPr>
-        <w:keepLines/>
-        <w:spacing w:after="60"/>
-        <w:ind w:left="369" w:hanging="227"/>
-      </w:pPr>
-      <w:r>
-        <w:rPr>
-          <w:rFonts w:ascii="Kaiti SC" w:hAnsi="Kaiti SC" w:eastAsia="Kaiti SC" w:cs="Kaiti SC"/>
-          <w:sz w:val="21"/>
-        </w:rPr>
-        <w:t xml:space="preserve">✓ </w:t>
-      </w:r>
-      <w:r>
-        <w:rPr>
-          <w:rFonts w:ascii="Kaiti SC" w:hAnsi="Kaiti SC" w:eastAsia="Kaiti SC" w:cs="Kaiti SC"/>
-          <w:sz w:val="21"/>
-        </w:rPr>
-        <w:t>[13] 2026-09-18｜新浪财经｜垣信卫星：两天18颗卫星入轨，千帆星座组网规模增至256颗_手机新浪网 - 新浪财经</w:t>
+        <w:t>[11] 2026-09-19｜cls.cn｜银河航天：银河航天四颗SAR卫星成功发射 多颗卫星已规模化应用星上智能处理 - cls.cn</w:t>
       </w:r>
     </w:p>
     <w:sectPr>

--- a/docs/data/reports/daily-documents/latest/previous_daily_report.docx
+++ b/docs/data/reports/daily-documents/latest/previous_daily_report.docx
@@ -26,7 +26,7 @@
           <w:rFonts w:ascii="Kaiti SC" w:hAnsi="Kaiti SC" w:eastAsia="Kaiti SC" w:cs="Kaiti SC"/>
           <w:sz w:val="21"/>
         </w:rPr>
-        <w:t>2026-09-19（上一自然日）</w:t>
+        <w:t>2026-09-20（上一自然日）</w:t>
       </w:r>
     </w:p>
     <w:tbl>
@@ -81,7 +81,7 @@
                 <w:b w:val="0"/>
                 <w:sz w:val="19"/>
               </w:rPr>
-              <w:t>2026-09-19</w:t>
+              <w:t>2026-09-20</w:t>
             </w:r>
           </w:p>
         </w:tc>
@@ -127,7 +127,7 @@
                 <w:b w:val="0"/>
                 <w:sz w:val="19"/>
               </w:rPr>
-              <w:t>24 条 / 3 家</w:t>
+              <w:t>51 条 / 7 家</w:t>
             </w:r>
           </w:p>
         </w:tc>
@@ -173,7 +173,7 @@
                 <w:b w:val="0"/>
                 <w:sz w:val="19"/>
               </w:rPr>
-              <w:t>11 个</w:t>
+              <w:t>26 个</w:t>
             </w:r>
           </w:p>
         </w:tc>
@@ -219,7 +219,7 @@
                 <w:b w:val="0"/>
                 <w:sz w:val="19"/>
               </w:rPr>
-              <w:t>2026-09-20</w:t>
+              <w:t>2026-09-21</w:t>
             </w:r>
           </w:p>
         </w:tc>
@@ -245,7 +245,7 @@
     </w:p>
     <w:p>
       <w:r>
-        <w:t>2026-09-19 共归档 24 条新闻，覆盖 3 家公司、11 个信息来源。 新闻量较多的公司包括 银河航天、SpaceX、星际荣耀。</w:t>
+        <w:t>2026-09-20 共归档 51 条新闻，覆盖 7 家公司、26 个信息来源。 新闻量较多的公司包括 中科宇航、SpaceX、银河航天、Blue Origin。</w:t>
       </w:r>
     </w:p>
     <w:p>
@@ -279,7 +279,7 @@
           <w:rFonts w:ascii="Kaiti SC" w:hAnsi="Kaiti SC" w:eastAsia="Kaiti SC" w:cs="Kaiti SC"/>
           <w:sz w:val="21"/>
         </w:rPr>
-        <w:t>【发射与任务】SpaceX：NASA Awards SpaceX Three Crew Flights to Space Station （NASA）</w:t>
+        <w:t>【发射与任务】SpaceX：Live coverage: SpaceX to launch 27 Starlink V2 Mini satellites on Falcon 9 rocket from Vandenberg （Spaceflight Now）</w:t>
       </w:r>
     </w:p>
     <w:p>
@@ -300,7 +300,7 @@
           <w:rFonts w:ascii="Kaiti SC" w:hAnsi="Kaiti SC" w:eastAsia="Kaiti SC" w:cs="Kaiti SC"/>
           <w:sz w:val="21"/>
         </w:rPr>
-        <w:t>【监管与政策】SpaceX：SpaceX Starlink is no longer just a satellite partner （bing.com）</w:t>
+        <w:t>【发射与任务】中科宇航：力箭一号遥十八运载火箭圆满完成“一箭9星”发射 - jingjiribao.cn （jingjiribao.cn）</w:t>
       </w:r>
     </w:p>
     <w:p>
@@ -321,7 +321,7 @@
           <w:rFonts w:ascii="Kaiti SC" w:hAnsi="Kaiti SC" w:eastAsia="Kaiti SC" w:cs="Kaiti SC"/>
           <w:sz w:val="21"/>
         </w:rPr>
-        <w:t>【发射与任务】SpaceX：SpaceX Targets September 28 For Starship's First Orbital Flight （bing.com）</w:t>
+        <w:t>【发射与任务】Blue Origin：SpaceX Starship flight 5 launch window - Blue Origin gearing up for New Glenn launch! （bing.com）</w:t>
       </w:r>
     </w:p>
     <w:p>
@@ -342,7 +342,7 @@
           <w:rFonts w:ascii="Kaiti SC" w:hAnsi="Kaiti SC" w:eastAsia="Kaiti SC" w:cs="Kaiti SC"/>
           <w:sz w:val="21"/>
         </w:rPr>
-        <w:t>【发射与任务】星际荣耀：双曲线三号即将发射，中国民营火箭最激进的一次挑战 - 手机网易网 （手机网易网）</w:t>
+        <w:t>【发射与任务】中科宇航：中科宇航力箭一号"一箭9星"发射成功 - 中国日报网 （中国日报网）</w:t>
       </w:r>
     </w:p>
     <w:p>
@@ -363,7 +363,7 @@
           <w:rFonts w:ascii="Kaiti SC" w:hAnsi="Kaiti SC" w:eastAsia="Kaiti SC" w:cs="Kaiti SC"/>
           <w:sz w:val="21"/>
         </w:rPr>
-        <w:t>【其他动态】SpaceX：A SpaceX Falcon 9 rocket is due to fly near Arizona this weekend - sacbee.com （sacbee.com）</w:t>
+        <w:t>【其他动态】SpaceX：Elon Musk Predicts Starlink Satellites Could Rewrite the Rules of Global Connectivity （bing.com）</w:t>
       </w:r>
     </w:p>
     <w:p>
@@ -384,7 +384,7 @@
           <w:rFonts w:ascii="Kaiti SC" w:hAnsi="Kaiti SC" w:eastAsia="Kaiti SC" w:cs="Kaiti SC"/>
           <w:sz w:val="21"/>
         </w:rPr>
-        <w:t>【发射与任务】SpaceX：An evening SpaceX rocket launch is due up this weekend in California - vcstar.com （vcstar.com）</w:t>
+        <w:t>【发射与任务】中科宇航：中科宇航：力箭一号近期将首次海上发射，执行一箭 3 星 - 新浪财经_金融信息服务商 （新浪财经_金融信息服务商）</w:t>
       </w:r>
     </w:p>
     <w:p>
@@ -405,7 +405,7 @@
           <w:rFonts w:ascii="Kaiti SC" w:hAnsi="Kaiti SC" w:eastAsia="Kaiti SC" w:cs="Kaiti SC"/>
           <w:sz w:val="21"/>
         </w:rPr>
-        <w:t>【发射与任务】银河航天：银河航天四颗SAR卫星成功发射 - 新浪财经 （新浪财经）</w:t>
+        <w:t>【发射与任务】中科宇航：力箭一号“一箭9星”入轨，商业火箭进入“航班化”交付竞争时代 - 新浪财经_金融信息服务商 （新浪财经_金融信息服务商）</w:t>
       </w:r>
     </w:p>
     <w:p>
@@ -426,7 +426,7 @@
           <w:rFonts w:ascii="Kaiti SC" w:hAnsi="Kaiti SC" w:eastAsia="Kaiti SC" w:cs="Kaiti SC"/>
           <w:sz w:val="21"/>
         </w:rPr>
-        <w:t>【发射与任务】银河航天：一箭四星成功发射 银河航天SAR卫星快速批产能力再获验证 - 新浪财经 （新浪财经）</w:t>
+        <w:t>【发射与任务】中科宇航：中科宇航力箭一号遥十八运载火箭圆满完成“一箭9星”发射 - 新浪财经 （新浪财经）</w:t>
       </w:r>
     </w:p>
     <w:p>
@@ -447,7 +447,7 @@
           <w:rFonts w:ascii="Kaiti SC" w:hAnsi="Kaiti SC" w:eastAsia="Kaiti SC" w:cs="Kaiti SC"/>
           <w:sz w:val="21"/>
         </w:rPr>
-        <w:t>【发射与任务】银河航天：一箭四星成功发射 银河航天SAR卫星快速批产能力再获验证 - 新浪财经 （新浪财经）</w:t>
+        <w:t>【发射与任务】SpaceX：SpaceX launches 27 Starlink satellites to orbit from California (photos) - Space （Space）</w:t>
       </w:r>
     </w:p>
     <w:p>
@@ -468,7 +468,7 @@
           <w:rFonts w:ascii="Kaiti SC" w:hAnsi="Kaiti SC" w:eastAsia="Kaiti SC" w:cs="Kaiti SC"/>
           <w:sz w:val="21"/>
         </w:rPr>
-        <w:t>【发射与任务】银河航天：银河航天一箭四星发射SAR卫星 累计发射自主研制卫星53颗 - 新浪财经 （新浪财经）</w:t>
+        <w:t>【发射与任务】垣信卫星：256颗只是开始！千帆星座目标超1.5万颗卫星，真正难点不在发射 - Sohu （Sohu）</w:t>
       </w:r>
     </w:p>
     <w:p>
@@ -489,7 +489,154 @@
           <w:rFonts w:ascii="Kaiti SC" w:hAnsi="Kaiti SC" w:eastAsia="Kaiti SC" w:cs="Kaiti SC"/>
           <w:sz w:val="21"/>
         </w:rPr>
-        <w:t>【发射与任务】银河航天：银河航天四颗SAR卫星成功发射 多颗卫星已规模化应用星上智能处理 - cls.cn （cls.cn）</w:t>
+        <w:t>【发射与任务】SpaceX：SpaceX launches 27 Starlink satellites in 107th Falcon 9 launch （bing.com）</w:t>
+      </w:r>
+    </w:p>
+    <w:p>
+      <w:pPr>
+        <w:keepLines/>
+        <w:spacing w:after="60"/>
+        <w:ind w:left="369" w:hanging="227"/>
+      </w:pPr>
+      <w:r>
+        <w:rPr>
+          <w:rFonts w:ascii="Kaiti SC" w:hAnsi="Kaiti SC" w:eastAsia="Kaiti SC" w:cs="Kaiti SC"/>
+          <w:sz w:val="21"/>
+        </w:rPr>
+        <w:t xml:space="preserve">➢ </w:t>
+      </w:r>
+      <w:r>
+        <w:rPr>
+          <w:rFonts w:ascii="Kaiti SC" w:hAnsi="Kaiti SC" w:eastAsia="Kaiti SC" w:cs="Kaiti SC"/>
+          <w:sz w:val="21"/>
+        </w:rPr>
+        <w:t>【发射与任务】SpaceX：SpaceX launches 27 Starlink satellites in 107th Falcon 9 launch （bing.com）</w:t>
+      </w:r>
+    </w:p>
+    <w:p>
+      <w:pPr>
+        <w:keepLines/>
+        <w:spacing w:after="60"/>
+        <w:ind w:left="369" w:hanging="227"/>
+      </w:pPr>
+      <w:r>
+        <w:rPr>
+          <w:rFonts w:ascii="Kaiti SC" w:hAnsi="Kaiti SC" w:eastAsia="Kaiti SC" w:cs="Kaiti SC"/>
+          <w:sz w:val="21"/>
+        </w:rPr>
+        <w:t xml:space="preserve">➢ </w:t>
+      </w:r>
+      <w:r>
+        <w:rPr>
+          <w:rFonts w:ascii="Kaiti SC" w:hAnsi="Kaiti SC" w:eastAsia="Kaiti SC" w:cs="Kaiti SC"/>
+          <w:sz w:val="21"/>
+        </w:rPr>
+        <w:t>【其他动态】中国星网：中国星网董事长、党组书记苟坪：推动北斗与卫星互联网深度融合 - t.cj.sina.cn （t.cj.sina.cn）</w:t>
+      </w:r>
+    </w:p>
+    <w:p>
+      <w:pPr>
+        <w:keepLines/>
+        <w:spacing w:after="60"/>
+        <w:ind w:left="369" w:hanging="227"/>
+      </w:pPr>
+      <w:r>
+        <w:rPr>
+          <w:rFonts w:ascii="Kaiti SC" w:hAnsi="Kaiti SC" w:eastAsia="Kaiti SC" w:cs="Kaiti SC"/>
+          <w:sz w:val="21"/>
+        </w:rPr>
+        <w:t xml:space="preserve">➢ </w:t>
+      </w:r>
+      <w:r>
+        <w:rPr>
+          <w:rFonts w:ascii="Kaiti SC" w:hAnsi="Kaiti SC" w:eastAsia="Kaiti SC" w:cs="Kaiti SC"/>
+          <w:sz w:val="21"/>
+        </w:rPr>
+        <w:t>【发射与任务】银河航天：银河航天成功发射“通感智算”一体化技术验证卫星 - 证券时报 （证券时报）</w:t>
+      </w:r>
+    </w:p>
+    <w:p>
+      <w:pPr>
+        <w:keepLines/>
+        <w:spacing w:after="60"/>
+        <w:ind w:left="369" w:hanging="227"/>
+      </w:pPr>
+      <w:r>
+        <w:rPr>
+          <w:rFonts w:ascii="Kaiti SC" w:hAnsi="Kaiti SC" w:eastAsia="Kaiti SC" w:cs="Kaiti SC"/>
+          <w:sz w:val="21"/>
+        </w:rPr>
+        <w:t xml:space="preserve">➢ </w:t>
+      </w:r>
+      <w:r>
+        <w:rPr>
+          <w:rFonts w:ascii="Kaiti SC" w:hAnsi="Kaiti SC" w:eastAsia="Kaiti SC" w:cs="Kaiti SC"/>
+          <w:sz w:val="21"/>
+        </w:rPr>
+        <w:t>【产品与技术】蓝箭航天：蓝箭航天动力研发部、动力制造基地总经理刘磊：以先进制造夯实商业航天发展根基｜科学家谈先进制造业 - 新浪财经 （新浪财经）</w:t>
+      </w:r>
+    </w:p>
+    <w:p>
+      <w:pPr>
+        <w:keepLines/>
+        <w:spacing w:after="60"/>
+        <w:ind w:left="369" w:hanging="227"/>
+      </w:pPr>
+      <w:r>
+        <w:rPr>
+          <w:rFonts w:ascii="Kaiti SC" w:hAnsi="Kaiti SC" w:eastAsia="Kaiti SC" w:cs="Kaiti SC"/>
+          <w:sz w:val="21"/>
+        </w:rPr>
+        <w:t xml:space="preserve">➢ </w:t>
+      </w:r>
+      <w:r>
+        <w:rPr>
+          <w:rFonts w:ascii="Kaiti SC" w:hAnsi="Kaiti SC" w:eastAsia="Kaiti SC" w:cs="Kaiti SC"/>
+          <w:sz w:val="21"/>
+        </w:rPr>
+        <w:t>【发射与任务】银河航天：银河航天两次发射任务告捷 银河航天验证SAR卫星批产能力与“通感智算”一体化技术 - 新华网客户端 （新华网客户端）</w:t>
+      </w:r>
+    </w:p>
+    <w:p>
+      <w:pPr>
+        <w:keepLines/>
+        <w:spacing w:after="60"/>
+        <w:ind w:left="369" w:hanging="227"/>
+      </w:pPr>
+      <w:r>
+        <w:rPr>
+          <w:rFonts w:ascii="Kaiti SC" w:hAnsi="Kaiti SC" w:eastAsia="Kaiti SC" w:cs="Kaiti SC"/>
+          <w:sz w:val="21"/>
+        </w:rPr>
+        <w:t xml:space="preserve">➢ </w:t>
+      </w:r>
+      <w:r>
+        <w:rPr>
+          <w:rFonts w:ascii="Kaiti SC" w:hAnsi="Kaiti SC" w:eastAsia="Kaiti SC" w:cs="Kaiti SC"/>
+          <w:sz w:val="21"/>
+        </w:rPr>
+        <w:t>【发射与任务】银河航天：一箭九星！力箭一号遥十八成功发射，银河航天“通感智算”一体化技术验证卫星入轨 - thepaper.cn （thepaper.cn）</w:t>
+      </w:r>
+    </w:p>
+    <w:p>
+      <w:pPr>
+        <w:keepLines/>
+        <w:spacing w:after="60"/>
+        <w:ind w:left="369" w:hanging="227"/>
+      </w:pPr>
+      <w:r>
+        <w:rPr>
+          <w:rFonts w:ascii="Kaiti SC" w:hAnsi="Kaiti SC" w:eastAsia="Kaiti SC" w:cs="Kaiti SC"/>
+          <w:sz w:val="21"/>
+        </w:rPr>
+        <w:t xml:space="preserve">➢ </w:t>
+      </w:r>
+      <w:r>
+        <w:rPr>
+          <w:rFonts w:ascii="Kaiti SC" w:hAnsi="Kaiti SC" w:eastAsia="Kaiti SC" w:cs="Kaiti SC"/>
+          <w:sz w:val="21"/>
+        </w:rPr>
+        <w:t>【发射与任务】银河航天：一箭九星！力箭一号遥十八成功发射，银河航天“通感智算”一体化技术验证卫星入轨 - thepaper.cn （thepaper.cn）</w:t>
       </w:r>
     </w:p>
     <w:p>
@@ -627,7 +774,7 @@
                 <w:b w:val="0"/>
                 <w:sz w:val="19"/>
               </w:rPr>
-              <w:t>银河航天</w:t>
+              <w:t>中科宇航</w:t>
             </w:r>
           </w:p>
         </w:tc>
@@ -648,7 +795,7 @@
                 <w:b w:val="0"/>
                 <w:sz w:val="19"/>
               </w:rPr>
-              <w:t>13</w:t>
+              <w:t>31</w:t>
             </w:r>
           </w:p>
         </w:tc>
@@ -669,7 +816,7 @@
                 <w:b w:val="0"/>
                 <w:sz w:val="19"/>
               </w:rPr>
-              <w:t>发射与任务</w:t>
+              <w:t>发射与任务、其他动态、订单与合作</w:t>
             </w:r>
           </w:p>
         </w:tc>
@@ -689,7 +836,7 @@
                 <w:b w:val="0"/>
                 <w:sz w:val="19"/>
               </w:rPr>
-              <w:t>银河航天四颗SAR卫星成功发射 - 新浪财经</w:t>
+              <w:t>力箭一号遥十八运载火箭圆满完成“一箭9星”发射 - jingjiribao.cn</w:t>
             </w:r>
           </w:p>
         </w:tc>
@@ -735,7 +882,7 @@
                 <w:b w:val="0"/>
                 <w:sz w:val="19"/>
               </w:rPr>
-              <w:t>10</w:t>
+              <w:t>12</w:t>
             </w:r>
           </w:p>
         </w:tc>
@@ -756,7 +903,7 @@
                 <w:b w:val="0"/>
                 <w:sz w:val="19"/>
               </w:rPr>
-              <w:t>发射与任务、监管与政策、其他动态</w:t>
+              <w:t>发射与任务、其他动态</w:t>
             </w:r>
           </w:p>
         </w:tc>
@@ -776,7 +923,7 @@
                 <w:b w:val="0"/>
                 <w:sz w:val="19"/>
               </w:rPr>
-              <w:t>NASA Awards SpaceX Three Crew Flights to Space Station</w:t>
+              <w:t>Live coverage: SpaceX to launch 27 Starlink V2 Mini satellites on Falcon 9 rocket from Vandenberg</w:t>
             </w:r>
           </w:p>
         </w:tc>
@@ -801,7 +948,94 @@
                 <w:b w:val="0"/>
                 <w:sz w:val="19"/>
               </w:rPr>
-              <w:t>星际荣耀</w:t>
+              <w:t>银河航天</w:t>
+            </w:r>
+          </w:p>
+        </w:tc>
+        <w:tc>
+          <w:tcPr>
+            <w:tcW w:type="dxa" w:w="2075"/>
+            <w:vAlign w:val="center"/>
+          </w:tcPr>
+          <w:p>
+            <w:pPr>
+              <w:spacing w:after="0" w:line="252" w:lineRule="auto"/>
+              <w:jc w:val="center"/>
+            </w:pPr>
+            <w:r/>
+            <w:r>
+              <w:rPr>
+                <w:rFonts w:ascii="Kaiti SC" w:hAnsi="Kaiti SC" w:eastAsia="Kaiti SC" w:cs="Kaiti SC"/>
+                <w:b w:val="0"/>
+                <w:sz w:val="19"/>
+              </w:rPr>
+              <w:t>4</w:t>
+            </w:r>
+          </w:p>
+        </w:tc>
+        <w:tc>
+          <w:tcPr>
+            <w:tcW w:type="dxa" w:w="2075"/>
+            <w:vAlign w:val="center"/>
+          </w:tcPr>
+          <w:p>
+            <w:pPr>
+              <w:spacing w:after="0" w:line="252" w:lineRule="auto"/>
+              <w:jc w:val="center"/>
+            </w:pPr>
+            <w:r/>
+            <w:r>
+              <w:rPr>
+                <w:rFonts w:ascii="Kaiti SC" w:hAnsi="Kaiti SC" w:eastAsia="Kaiti SC" w:cs="Kaiti SC"/>
+                <w:b w:val="0"/>
+                <w:sz w:val="19"/>
+              </w:rPr>
+              <w:t>发射与任务</w:t>
+            </w:r>
+          </w:p>
+        </w:tc>
+        <w:tc>
+          <w:tcPr>
+            <w:tcW w:type="dxa" w:w="2075"/>
+            <w:vAlign w:val="center"/>
+          </w:tcPr>
+          <w:p>
+            <w:pPr>
+              <w:spacing w:after="0" w:line="252" w:lineRule="auto"/>
+            </w:pPr>
+            <w:r/>
+            <w:r>
+              <w:rPr>
+                <w:rFonts w:ascii="Kaiti SC" w:hAnsi="Kaiti SC" w:eastAsia="Kaiti SC" w:cs="Kaiti SC"/>
+                <w:b w:val="0"/>
+                <w:sz w:val="19"/>
+              </w:rPr>
+              <w:t>银河航天成功发射“通感智算”一体化技术验证卫星 - 证券时报</w:t>
+            </w:r>
+          </w:p>
+        </w:tc>
+      </w:tr>
+      <w:tr>
+        <w:trPr>
+          <w:cantSplit/>
+        </w:trPr>
+        <w:tc>
+          <w:tcPr>
+            <w:tcW w:type="dxa" w:w="2075"/>
+            <w:vAlign w:val="center"/>
+          </w:tcPr>
+          <w:p>
+            <w:pPr>
+              <w:spacing w:after="0" w:line="252" w:lineRule="auto"/>
+            </w:pPr>
+            <w:r/>
+            <w:r>
+              <w:rPr>
+                <w:rFonts w:ascii="Kaiti SC" w:hAnsi="Kaiti SC" w:eastAsia="Kaiti SC" w:cs="Kaiti SC"/>
+                <w:b w:val="0"/>
+                <w:sz w:val="19"/>
+              </w:rPr>
+              <w:t>Blue Origin</w:t>
             </w:r>
           </w:p>
         </w:tc>
@@ -863,7 +1097,268 @@
                 <w:b w:val="0"/>
                 <w:sz w:val="19"/>
               </w:rPr>
-              <w:t>双曲线三号即将发射，中国民营火箭最激进的一次挑战 - 手机网易网</w:t>
+              <w:t>SpaceX Starship flight 5 launch window - Blue Origin gearing up for New Glenn launch!</w:t>
+            </w:r>
+          </w:p>
+        </w:tc>
+      </w:tr>
+      <w:tr>
+        <w:trPr>
+          <w:cantSplit/>
+        </w:trPr>
+        <w:tc>
+          <w:tcPr>
+            <w:tcW w:type="dxa" w:w="2075"/>
+            <w:vAlign w:val="center"/>
+          </w:tcPr>
+          <w:p>
+            <w:pPr>
+              <w:spacing w:after="0" w:line="252" w:lineRule="auto"/>
+            </w:pPr>
+            <w:r/>
+            <w:r>
+              <w:rPr>
+                <w:rFonts w:ascii="Kaiti SC" w:hAnsi="Kaiti SC" w:eastAsia="Kaiti SC" w:cs="Kaiti SC"/>
+                <w:b w:val="0"/>
+                <w:sz w:val="19"/>
+              </w:rPr>
+              <w:t>中国星网</w:t>
+            </w:r>
+          </w:p>
+        </w:tc>
+        <w:tc>
+          <w:tcPr>
+            <w:tcW w:type="dxa" w:w="2075"/>
+            <w:vAlign w:val="center"/>
+          </w:tcPr>
+          <w:p>
+            <w:pPr>
+              <w:spacing w:after="0" w:line="252" w:lineRule="auto"/>
+              <w:jc w:val="center"/>
+            </w:pPr>
+            <w:r/>
+            <w:r>
+              <w:rPr>
+                <w:rFonts w:ascii="Kaiti SC" w:hAnsi="Kaiti SC" w:eastAsia="Kaiti SC" w:cs="Kaiti SC"/>
+                <w:b w:val="0"/>
+                <w:sz w:val="19"/>
+              </w:rPr>
+              <w:t>1</w:t>
+            </w:r>
+          </w:p>
+        </w:tc>
+        <w:tc>
+          <w:tcPr>
+            <w:tcW w:type="dxa" w:w="2075"/>
+            <w:vAlign w:val="center"/>
+          </w:tcPr>
+          <w:p>
+            <w:pPr>
+              <w:spacing w:after="0" w:line="252" w:lineRule="auto"/>
+              <w:jc w:val="center"/>
+            </w:pPr>
+            <w:r/>
+            <w:r>
+              <w:rPr>
+                <w:rFonts w:ascii="Kaiti SC" w:hAnsi="Kaiti SC" w:eastAsia="Kaiti SC" w:cs="Kaiti SC"/>
+                <w:b w:val="0"/>
+                <w:sz w:val="19"/>
+              </w:rPr>
+              <w:t>其他动态</w:t>
+            </w:r>
+          </w:p>
+        </w:tc>
+        <w:tc>
+          <w:tcPr>
+            <w:tcW w:type="dxa" w:w="2075"/>
+            <w:vAlign w:val="center"/>
+          </w:tcPr>
+          <w:p>
+            <w:pPr>
+              <w:spacing w:after="0" w:line="252" w:lineRule="auto"/>
+            </w:pPr>
+            <w:r/>
+            <w:r>
+              <w:rPr>
+                <w:rFonts w:ascii="Kaiti SC" w:hAnsi="Kaiti SC" w:eastAsia="Kaiti SC" w:cs="Kaiti SC"/>
+                <w:b w:val="0"/>
+                <w:sz w:val="19"/>
+              </w:rPr>
+              <w:t>中国星网董事长、党组书记苟坪：推动北斗与卫星互联网深度融合 - t.cj.sina.cn</w:t>
+            </w:r>
+          </w:p>
+        </w:tc>
+      </w:tr>
+      <w:tr>
+        <w:trPr>
+          <w:cantSplit/>
+        </w:trPr>
+        <w:tc>
+          <w:tcPr>
+            <w:tcW w:type="dxa" w:w="2075"/>
+            <w:vAlign w:val="center"/>
+          </w:tcPr>
+          <w:p>
+            <w:pPr>
+              <w:spacing w:after="0" w:line="252" w:lineRule="auto"/>
+            </w:pPr>
+            <w:r/>
+            <w:r>
+              <w:rPr>
+                <w:rFonts w:ascii="Kaiti SC" w:hAnsi="Kaiti SC" w:eastAsia="Kaiti SC" w:cs="Kaiti SC"/>
+                <w:b w:val="0"/>
+                <w:sz w:val="19"/>
+              </w:rPr>
+              <w:t>垣信卫星</w:t>
+            </w:r>
+          </w:p>
+        </w:tc>
+        <w:tc>
+          <w:tcPr>
+            <w:tcW w:type="dxa" w:w="2075"/>
+            <w:vAlign w:val="center"/>
+          </w:tcPr>
+          <w:p>
+            <w:pPr>
+              <w:spacing w:after="0" w:line="252" w:lineRule="auto"/>
+              <w:jc w:val="center"/>
+            </w:pPr>
+            <w:r/>
+            <w:r>
+              <w:rPr>
+                <w:rFonts w:ascii="Kaiti SC" w:hAnsi="Kaiti SC" w:eastAsia="Kaiti SC" w:cs="Kaiti SC"/>
+                <w:b w:val="0"/>
+                <w:sz w:val="19"/>
+              </w:rPr>
+              <w:t>1</w:t>
+            </w:r>
+          </w:p>
+        </w:tc>
+        <w:tc>
+          <w:tcPr>
+            <w:tcW w:type="dxa" w:w="2075"/>
+            <w:vAlign w:val="center"/>
+          </w:tcPr>
+          <w:p>
+            <w:pPr>
+              <w:spacing w:after="0" w:line="252" w:lineRule="auto"/>
+              <w:jc w:val="center"/>
+            </w:pPr>
+            <w:r/>
+            <w:r>
+              <w:rPr>
+                <w:rFonts w:ascii="Kaiti SC" w:hAnsi="Kaiti SC" w:eastAsia="Kaiti SC" w:cs="Kaiti SC"/>
+                <w:b w:val="0"/>
+                <w:sz w:val="19"/>
+              </w:rPr>
+              <w:t>发射与任务</w:t>
+            </w:r>
+          </w:p>
+        </w:tc>
+        <w:tc>
+          <w:tcPr>
+            <w:tcW w:type="dxa" w:w="2075"/>
+            <w:vAlign w:val="center"/>
+          </w:tcPr>
+          <w:p>
+            <w:pPr>
+              <w:spacing w:after="0" w:line="252" w:lineRule="auto"/>
+            </w:pPr>
+            <w:r/>
+            <w:r>
+              <w:rPr>
+                <w:rFonts w:ascii="Kaiti SC" w:hAnsi="Kaiti SC" w:eastAsia="Kaiti SC" w:cs="Kaiti SC"/>
+                <w:b w:val="0"/>
+                <w:sz w:val="19"/>
+              </w:rPr>
+              <w:t>256颗只是开始！千帆星座目标超1.5万颗卫星，真正难点不在发射 - Sohu</w:t>
+            </w:r>
+          </w:p>
+        </w:tc>
+      </w:tr>
+      <w:tr>
+        <w:trPr>
+          <w:cantSplit/>
+        </w:trPr>
+        <w:tc>
+          <w:tcPr>
+            <w:tcW w:type="dxa" w:w="2075"/>
+            <w:vAlign w:val="center"/>
+          </w:tcPr>
+          <w:p>
+            <w:pPr>
+              <w:spacing w:after="0" w:line="252" w:lineRule="auto"/>
+            </w:pPr>
+            <w:r/>
+            <w:r>
+              <w:rPr>
+                <w:rFonts w:ascii="Kaiti SC" w:hAnsi="Kaiti SC" w:eastAsia="Kaiti SC" w:cs="Kaiti SC"/>
+                <w:b w:val="0"/>
+                <w:sz w:val="19"/>
+              </w:rPr>
+              <w:t>蓝箭航天</w:t>
+            </w:r>
+          </w:p>
+        </w:tc>
+        <w:tc>
+          <w:tcPr>
+            <w:tcW w:type="dxa" w:w="2075"/>
+            <w:vAlign w:val="center"/>
+          </w:tcPr>
+          <w:p>
+            <w:pPr>
+              <w:spacing w:after="0" w:line="252" w:lineRule="auto"/>
+              <w:jc w:val="center"/>
+            </w:pPr>
+            <w:r/>
+            <w:r>
+              <w:rPr>
+                <w:rFonts w:ascii="Kaiti SC" w:hAnsi="Kaiti SC" w:eastAsia="Kaiti SC" w:cs="Kaiti SC"/>
+                <w:b w:val="0"/>
+                <w:sz w:val="19"/>
+              </w:rPr>
+              <w:t>1</w:t>
+            </w:r>
+          </w:p>
+        </w:tc>
+        <w:tc>
+          <w:tcPr>
+            <w:tcW w:type="dxa" w:w="2075"/>
+            <w:vAlign w:val="center"/>
+          </w:tcPr>
+          <w:p>
+            <w:pPr>
+              <w:spacing w:after="0" w:line="252" w:lineRule="auto"/>
+              <w:jc w:val="center"/>
+            </w:pPr>
+            <w:r/>
+            <w:r>
+              <w:rPr>
+                <w:rFonts w:ascii="Kaiti SC" w:hAnsi="Kaiti SC" w:eastAsia="Kaiti SC" w:cs="Kaiti SC"/>
+                <w:b w:val="0"/>
+                <w:sz w:val="19"/>
+              </w:rPr>
+              <w:t>产品与技术</w:t>
+            </w:r>
+          </w:p>
+        </w:tc>
+        <w:tc>
+          <w:tcPr>
+            <w:tcW w:type="dxa" w:w="2075"/>
+            <w:vAlign w:val="center"/>
+          </w:tcPr>
+          <w:p>
+            <w:pPr>
+              <w:spacing w:after="0" w:line="252" w:lineRule="auto"/>
+            </w:pPr>
+            <w:r/>
+            <w:r>
+              <w:rPr>
+                <w:rFonts w:ascii="Kaiti SC" w:hAnsi="Kaiti SC" w:eastAsia="Kaiti SC" w:cs="Kaiti SC"/>
+                <w:b w:val="0"/>
+                <w:sz w:val="19"/>
+              </w:rPr>
+              <w:t>蓝箭航天动力研发部、动力制造基地总经理刘磊：以先进制造夯实商业航天发展根基｜科学家谈先进制造业 - 新浪财经</w:t>
             </w:r>
           </w:p>
         </w:tc>
@@ -900,7 +1395,7 @@
           <w:rFonts w:ascii="Kaiti SC" w:hAnsi="Kaiti SC" w:eastAsia="Kaiti SC" w:cs="Kaiti SC"/>
           <w:sz w:val="21"/>
         </w:rPr>
-        <w:t>[1] 2026-09-19｜NASA｜SpaceX：NASA Awards SpaceX Three Crew Flights to Space Station</w:t>
+        <w:t>[1] 2026-09-20｜Spaceflight Now｜SpaceX：Live coverage: SpaceX to launch 27 Starlink V2 Mini satellites on Falcon 9 rocket from Vandenberg</w:t>
       </w:r>
     </w:p>
     <w:p>
@@ -921,7 +1416,7 @@
           <w:rFonts w:ascii="Kaiti SC" w:hAnsi="Kaiti SC" w:eastAsia="Kaiti SC" w:cs="Kaiti SC"/>
           <w:sz w:val="21"/>
         </w:rPr>
-        <w:t>[2] 2026-09-19｜bing.com｜SpaceX：SpaceX Starlink is no longer just a satellite partner</w:t>
+        <w:t>[2] 2026-09-20｜jingjiribao.cn｜中科宇航：力箭一号遥十八运载火箭圆满完成“一箭9星”发射 - jingjiribao.cn</w:t>
       </w:r>
     </w:p>
     <w:p>
@@ -942,7 +1437,7 @@
           <w:rFonts w:ascii="Kaiti SC" w:hAnsi="Kaiti SC" w:eastAsia="Kaiti SC" w:cs="Kaiti SC"/>
           <w:sz w:val="21"/>
         </w:rPr>
-        <w:t>[3] 2026-09-19｜bing.com｜SpaceX：SpaceX Targets September 28 For Starship's First Orbital Flight</w:t>
+        <w:t>[3] 2026-09-20｜bing.com｜Blue Origin：SpaceX Starship flight 5 launch window - Blue Origin gearing up for New Glenn launch!</w:t>
       </w:r>
     </w:p>
     <w:p>
@@ -963,7 +1458,7 @@
           <w:rFonts w:ascii="Kaiti SC" w:hAnsi="Kaiti SC" w:eastAsia="Kaiti SC" w:cs="Kaiti SC"/>
           <w:sz w:val="21"/>
         </w:rPr>
-        <w:t>[4] 2026-09-19｜手机网易网｜星际荣耀：双曲线三号即将发射，中国民营火箭最激进的一次挑战 - 手机网易网</w:t>
+        <w:t>[4] 2026-09-20｜中国日报网｜中科宇航：中科宇航力箭一号"一箭9星"发射成功 - 中国日报网</w:t>
       </w:r>
     </w:p>
     <w:p>
@@ -984,7 +1479,7 @@
           <w:rFonts w:ascii="Kaiti SC" w:hAnsi="Kaiti SC" w:eastAsia="Kaiti SC" w:cs="Kaiti SC"/>
           <w:sz w:val="21"/>
         </w:rPr>
-        <w:t>[5] 2026-09-19｜sacbee.com｜SpaceX：A SpaceX Falcon 9 rocket is due to fly near Arizona this weekend - sacbee.com</w:t>
+        <w:t>[5] 2026-09-20｜bing.com｜SpaceX：Elon Musk Predicts Starlink Satellites Could Rewrite the Rules of Global Connectivity</w:t>
       </w:r>
     </w:p>
     <w:p>
@@ -1005,7 +1500,7 @@
           <w:rFonts w:ascii="Kaiti SC" w:hAnsi="Kaiti SC" w:eastAsia="Kaiti SC" w:cs="Kaiti SC"/>
           <w:sz w:val="21"/>
         </w:rPr>
-        <w:t>[6] 2026-09-19｜vcstar.com｜SpaceX：An evening SpaceX rocket launch is due up this weekend in California - vcstar.com</w:t>
+        <w:t>[6] 2026-09-20｜新浪财经_金融信息服务商｜中科宇航：中科宇航：力箭一号近期将首次海上发射，执行一箭 3 星 - 新浪财经_金融信息服务商</w:t>
       </w:r>
     </w:p>
     <w:p>
@@ -1026,7 +1521,7 @@
           <w:rFonts w:ascii="Kaiti SC" w:hAnsi="Kaiti SC" w:eastAsia="Kaiti SC" w:cs="Kaiti SC"/>
           <w:sz w:val="21"/>
         </w:rPr>
-        <w:t>[7] 2026-09-19｜新浪财经｜银河航天：银河航天四颗SAR卫星成功发射 - 新浪财经</w:t>
+        <w:t>[7] 2026-09-20｜新浪财经_金融信息服务商｜中科宇航：力箭一号“一箭9星”入轨，商业火箭进入“航班化”交付竞争时代 - 新浪财经_金融信息服务商</w:t>
       </w:r>
     </w:p>
     <w:p>
@@ -1047,7 +1542,7 @@
           <w:rFonts w:ascii="Kaiti SC" w:hAnsi="Kaiti SC" w:eastAsia="Kaiti SC" w:cs="Kaiti SC"/>
           <w:sz w:val="21"/>
         </w:rPr>
-        <w:t>[8] 2026-09-19｜新浪财经｜银河航天：一箭四星成功发射 银河航天SAR卫星快速批产能力再获验证 - 新浪财经</w:t>
+        <w:t>[8] 2026-09-20｜新浪财经｜中科宇航：中科宇航力箭一号遥十八运载火箭圆满完成“一箭9星”发射 - 新浪财经</w:t>
       </w:r>
     </w:p>
     <w:p>
@@ -1068,7 +1563,7 @@
           <w:rFonts w:ascii="Kaiti SC" w:hAnsi="Kaiti SC" w:eastAsia="Kaiti SC" w:cs="Kaiti SC"/>
           <w:sz w:val="21"/>
         </w:rPr>
-        <w:t>[9] 2026-09-19｜新浪财经｜银河航天：一箭四星成功发射 银河航天SAR卫星快速批产能力再获验证 - 新浪财经</w:t>
+        <w:t>[9] 2026-09-20｜Space｜SpaceX：SpaceX launches 27 Starlink satellites to orbit from California (photos) - Space</w:t>
       </w:r>
     </w:p>
     <w:p>
@@ -1089,7 +1584,7 @@
           <w:rFonts w:ascii="Kaiti SC" w:hAnsi="Kaiti SC" w:eastAsia="Kaiti SC" w:cs="Kaiti SC"/>
           <w:sz w:val="21"/>
         </w:rPr>
-        <w:t>[10] 2026-09-19｜新浪财经｜银河航天：银河航天一箭四星发射SAR卫星 累计发射自主研制卫星53颗 - 新浪财经</w:t>
+        <w:t>[10] 2026-09-20｜Sohu｜垣信卫星：256颗只是开始！千帆星座目标超1.5万颗卫星，真正难点不在发射 - Sohu</w:t>
       </w:r>
     </w:p>
     <w:p>
@@ -1110,7 +1605,154 @@
           <w:rFonts w:ascii="Kaiti SC" w:hAnsi="Kaiti SC" w:eastAsia="Kaiti SC" w:cs="Kaiti SC"/>
           <w:sz w:val="21"/>
         </w:rPr>
-        <w:t>[11] 2026-09-19｜cls.cn｜银河航天：银河航天四颗SAR卫星成功发射 多颗卫星已规模化应用星上智能处理 - cls.cn</w:t>
+        <w:t>[11] 2026-09-20｜bing.com｜SpaceX：SpaceX launches 27 Starlink satellites in 107th Falcon 9 launch</w:t>
+      </w:r>
+    </w:p>
+    <w:p>
+      <w:pPr>
+        <w:keepLines/>
+        <w:spacing w:after="60"/>
+        <w:ind w:left="369" w:hanging="227"/>
+      </w:pPr>
+      <w:r>
+        <w:rPr>
+          <w:rFonts w:ascii="Kaiti SC" w:hAnsi="Kaiti SC" w:eastAsia="Kaiti SC" w:cs="Kaiti SC"/>
+          <w:sz w:val="21"/>
+        </w:rPr>
+        <w:t xml:space="preserve">✓ </w:t>
+      </w:r>
+      <w:r>
+        <w:rPr>
+          <w:rFonts w:ascii="Kaiti SC" w:hAnsi="Kaiti SC" w:eastAsia="Kaiti SC" w:cs="Kaiti SC"/>
+          <w:sz w:val="21"/>
+        </w:rPr>
+        <w:t>[12] 2026-09-20｜bing.com｜SpaceX：SpaceX launches 27 Starlink satellites in 107th Falcon 9 launch</w:t>
+      </w:r>
+    </w:p>
+    <w:p>
+      <w:pPr>
+        <w:keepLines/>
+        <w:spacing w:after="60"/>
+        <w:ind w:left="369" w:hanging="227"/>
+      </w:pPr>
+      <w:r>
+        <w:rPr>
+          <w:rFonts w:ascii="Kaiti SC" w:hAnsi="Kaiti SC" w:eastAsia="Kaiti SC" w:cs="Kaiti SC"/>
+          <w:sz w:val="21"/>
+        </w:rPr>
+        <w:t xml:space="preserve">✓ </w:t>
+      </w:r>
+      <w:r>
+        <w:rPr>
+          <w:rFonts w:ascii="Kaiti SC" w:hAnsi="Kaiti SC" w:eastAsia="Kaiti SC" w:cs="Kaiti SC"/>
+          <w:sz w:val="21"/>
+        </w:rPr>
+        <w:t>[13] 2026-09-20｜t.cj.sina.cn｜中国星网：中国星网董事长、党组书记苟坪：推动北斗与卫星互联网深度融合 - t.cj.sina.cn</w:t>
+      </w:r>
+    </w:p>
+    <w:p>
+      <w:pPr>
+        <w:keepLines/>
+        <w:spacing w:after="60"/>
+        <w:ind w:left="369" w:hanging="227"/>
+      </w:pPr>
+      <w:r>
+        <w:rPr>
+          <w:rFonts w:ascii="Kaiti SC" w:hAnsi="Kaiti SC" w:eastAsia="Kaiti SC" w:cs="Kaiti SC"/>
+          <w:sz w:val="21"/>
+        </w:rPr>
+        <w:t xml:space="preserve">✓ </w:t>
+      </w:r>
+      <w:r>
+        <w:rPr>
+          <w:rFonts w:ascii="Kaiti SC" w:hAnsi="Kaiti SC" w:eastAsia="Kaiti SC" w:cs="Kaiti SC"/>
+          <w:sz w:val="21"/>
+        </w:rPr>
+        <w:t>[14] 2026-09-20｜证券时报｜银河航天：银河航天成功发射“通感智算”一体化技术验证卫星 - 证券时报</w:t>
+      </w:r>
+    </w:p>
+    <w:p>
+      <w:pPr>
+        <w:keepLines/>
+        <w:spacing w:after="60"/>
+        <w:ind w:left="369" w:hanging="227"/>
+      </w:pPr>
+      <w:r>
+        <w:rPr>
+          <w:rFonts w:ascii="Kaiti SC" w:hAnsi="Kaiti SC" w:eastAsia="Kaiti SC" w:cs="Kaiti SC"/>
+          <w:sz w:val="21"/>
+        </w:rPr>
+        <w:t xml:space="preserve">✓ </w:t>
+      </w:r>
+      <w:r>
+        <w:rPr>
+          <w:rFonts w:ascii="Kaiti SC" w:hAnsi="Kaiti SC" w:eastAsia="Kaiti SC" w:cs="Kaiti SC"/>
+          <w:sz w:val="21"/>
+        </w:rPr>
+        <w:t>[15] 2026-09-20｜新浪财经｜蓝箭航天：蓝箭航天动力研发部、动力制造基地总经理刘磊：以先进制造夯实商业航天发展根基｜科学家谈先进制造业 - 新浪财经</w:t>
+      </w:r>
+    </w:p>
+    <w:p>
+      <w:pPr>
+        <w:keepLines/>
+        <w:spacing w:after="60"/>
+        <w:ind w:left="369" w:hanging="227"/>
+      </w:pPr>
+      <w:r>
+        <w:rPr>
+          <w:rFonts w:ascii="Kaiti SC" w:hAnsi="Kaiti SC" w:eastAsia="Kaiti SC" w:cs="Kaiti SC"/>
+          <w:sz w:val="21"/>
+        </w:rPr>
+        <w:t xml:space="preserve">✓ </w:t>
+      </w:r>
+      <w:r>
+        <w:rPr>
+          <w:rFonts w:ascii="Kaiti SC" w:hAnsi="Kaiti SC" w:eastAsia="Kaiti SC" w:cs="Kaiti SC"/>
+          <w:sz w:val="21"/>
+        </w:rPr>
+        <w:t>[16] 2026-09-20｜新华网客户端｜银河航天：银河航天两次发射任务告捷 银河航天验证SAR卫星批产能力与“通感智算”一体化技术 - 新华网客户端</w:t>
+      </w:r>
+    </w:p>
+    <w:p>
+      <w:pPr>
+        <w:keepLines/>
+        <w:spacing w:after="60"/>
+        <w:ind w:left="369" w:hanging="227"/>
+      </w:pPr>
+      <w:r>
+        <w:rPr>
+          <w:rFonts w:ascii="Kaiti SC" w:hAnsi="Kaiti SC" w:eastAsia="Kaiti SC" w:cs="Kaiti SC"/>
+          <w:sz w:val="21"/>
+        </w:rPr>
+        <w:t xml:space="preserve">✓ </w:t>
+      </w:r>
+      <w:r>
+        <w:rPr>
+          <w:rFonts w:ascii="Kaiti SC" w:hAnsi="Kaiti SC" w:eastAsia="Kaiti SC" w:cs="Kaiti SC"/>
+          <w:sz w:val="21"/>
+        </w:rPr>
+        <w:t>[17] 2026-09-20｜thepaper.cn｜银河航天：一箭九星！力箭一号遥十八成功发射，银河航天“通感智算”一体化技术验证卫星入轨 - thepaper.cn</w:t>
+      </w:r>
+    </w:p>
+    <w:p>
+      <w:pPr>
+        <w:keepLines/>
+        <w:spacing w:after="60"/>
+        <w:ind w:left="369" w:hanging="227"/>
+      </w:pPr>
+      <w:r>
+        <w:rPr>
+          <w:rFonts w:ascii="Kaiti SC" w:hAnsi="Kaiti SC" w:eastAsia="Kaiti SC" w:cs="Kaiti SC"/>
+          <w:sz w:val="21"/>
+        </w:rPr>
+        <w:t xml:space="preserve">✓ </w:t>
+      </w:r>
+      <w:r>
+        <w:rPr>
+          <w:rFonts w:ascii="Kaiti SC" w:hAnsi="Kaiti SC" w:eastAsia="Kaiti SC" w:cs="Kaiti SC"/>
+          <w:sz w:val="21"/>
+        </w:rPr>
+        <w:t>[18] 2026-09-20｜thepaper.cn｜银河航天：一箭九星！力箭一号遥十八成功发射，银河航天“通感智算”一体化技术验证卫星入轨 - thepaper.cn</w:t>
       </w:r>
     </w:p>
     <w:sectPr>

--- a/docs/data/reports/daily-documents/latest/previous_daily_report.docx
+++ b/docs/data/reports/daily-documents/latest/previous_daily_report.docx
@@ -26,7 +26,7 @@
           <w:rFonts w:ascii="Kaiti SC" w:hAnsi="Kaiti SC" w:eastAsia="Kaiti SC" w:cs="Kaiti SC"/>
           <w:sz w:val="21"/>
         </w:rPr>
-        <w:t>2026-09-20（上一自然日）</w:t>
+        <w:t>2026-09-21（上一自然日）</w:t>
       </w:r>
     </w:p>
     <w:tbl>
@@ -81,7 +81,7 @@
                 <w:b w:val="0"/>
                 <w:sz w:val="19"/>
               </w:rPr>
-              <w:t>2026-09-20</w:t>
+              <w:t>2026-09-21</w:t>
             </w:r>
           </w:p>
         </w:tc>
@@ -127,7 +127,7 @@
                 <w:b w:val="0"/>
                 <w:sz w:val="19"/>
               </w:rPr>
-              <w:t>51 条 / 7 家</w:t>
+              <w:t>13 条 / 4 家</w:t>
             </w:r>
           </w:p>
         </w:tc>
@@ -173,7 +173,7 @@
                 <w:b w:val="0"/>
                 <w:sz w:val="19"/>
               </w:rPr>
-              <w:t>26 个</w:t>
+              <w:t>10 个</w:t>
             </w:r>
           </w:p>
         </w:tc>
@@ -219,7 +219,7 @@
                 <w:b w:val="0"/>
                 <w:sz w:val="19"/>
               </w:rPr>
-              <w:t>2026-09-21</w:t>
+              <w:t>2026-09-22</w:t>
             </w:r>
           </w:p>
         </w:tc>
@@ -245,7 +245,7 @@
     </w:p>
     <w:p>
       <w:r>
-        <w:t>2026-09-20 共归档 51 条新闻，覆盖 7 家公司、26 个信息来源。 新闻量较多的公司包括 中科宇航、SpaceX、银河航天、Blue Origin。</w:t>
+        <w:t>2026-09-21 共归档 13 条新闻，覆盖 4 家公司、10 个信息来源。 新闻量较多的公司包括 中科宇航、SpaceX、天兵科技、银河航天。</w:t>
       </w:r>
     </w:p>
     <w:p>
@@ -279,7 +279,7 @@
           <w:rFonts w:ascii="Kaiti SC" w:hAnsi="Kaiti SC" w:eastAsia="Kaiti SC" w:cs="Kaiti SC"/>
           <w:sz w:val="21"/>
         </w:rPr>
-        <w:t>【发射与任务】SpaceX：Live coverage: SpaceX to launch 27 Starlink V2 Mini satellites on Falcon 9 rocket from Vandenberg （Spaceflight Now）</w:t>
+        <w:t>【发射与任务】中科宇航：民营火箭迎来密集发射 中科宇航一箭9星推“算力上天” - 证券时报 （证券时报）</w:t>
       </w:r>
     </w:p>
     <w:p>
@@ -300,7 +300,7 @@
           <w:rFonts w:ascii="Kaiti SC" w:hAnsi="Kaiti SC" w:eastAsia="Kaiti SC" w:cs="Kaiti SC"/>
           <w:sz w:val="21"/>
         </w:rPr>
-        <w:t>【发射与任务】中科宇航：力箭一号遥十八运载火箭圆满完成“一箭9星”发射 - jingjiribao.cn （jingjiribao.cn）</w:t>
+        <w:t>【发射与任务】中科宇航：力箭一号遥十八火箭成功发射9颗卫星，将执行首次海上发射任务_手机新浪网 - 新浪财经 （新浪财经）</w:t>
       </w:r>
     </w:p>
     <w:p>
@@ -321,7 +321,7 @@
           <w:rFonts w:ascii="Kaiti SC" w:hAnsi="Kaiti SC" w:eastAsia="Kaiti SC" w:cs="Kaiti SC"/>
           <w:sz w:val="21"/>
         </w:rPr>
-        <w:t>【发射与任务】Blue Origin：SpaceX Starship flight 5 launch window - Blue Origin gearing up for New Glenn launch! （bing.com）</w:t>
+        <w:t>【发射与任务】中科宇航：力箭一号“一箭9星”送算力上天，近期拟实施首次海上发射任务 - 21财经 （21财经）</w:t>
       </w:r>
     </w:p>
     <w:p>
@@ -342,7 +342,7 @@
           <w:rFonts w:ascii="Kaiti SC" w:hAnsi="Kaiti SC" w:eastAsia="Kaiti SC" w:cs="Kaiti SC"/>
           <w:sz w:val="21"/>
         </w:rPr>
-        <w:t>【发射与任务】中科宇航：中科宇航力箭一号"一箭9星"发射成功 - 中国日报网 （中国日报网）</w:t>
+        <w:t>【发射与任务】SpaceX：Is SpaceX stock worth buying ahead of its 14th Starship test? （bing.com）</w:t>
       </w:r>
     </w:p>
     <w:p>
@@ -363,7 +363,7 @@
           <w:rFonts w:ascii="Kaiti SC" w:hAnsi="Kaiti SC" w:eastAsia="Kaiti SC" w:cs="Kaiti SC"/>
           <w:sz w:val="21"/>
         </w:rPr>
-        <w:t>【其他动态】SpaceX：Elon Musk Predicts Starlink Satellites Could Rewrite the Rules of Global Connectivity （bing.com）</w:t>
+        <w:t>【发射与任务】中科宇航：广州产投领投企业中科宇航力箭一号遥十八运载火箭“一箭9星”发射圆满成功！ - 广州市国资委 （广州市国资委）</w:t>
       </w:r>
     </w:p>
     <w:p>
@@ -384,7 +384,7 @@
           <w:rFonts w:ascii="Kaiti SC" w:hAnsi="Kaiti SC" w:eastAsia="Kaiti SC" w:cs="Kaiti SC"/>
           <w:sz w:val="21"/>
         </w:rPr>
-        <w:t>【发射与任务】中科宇航：中科宇航：力箭一号近期将首次海上发射，执行一箭 3 星 - 新浪财经_金融信息服务商 （新浪财经_金融信息服务商）</w:t>
+        <w:t>【发射与任务】中科宇航：力箭一号“一箭9星”发射成功 - 新华网 （新华网）</w:t>
       </w:r>
     </w:p>
     <w:p>
@@ -405,7 +405,7 @@
           <w:rFonts w:ascii="Kaiti SC" w:hAnsi="Kaiti SC" w:eastAsia="Kaiti SC" w:cs="Kaiti SC"/>
           <w:sz w:val="21"/>
         </w:rPr>
-        <w:t>【发射与任务】中科宇航：力箭一号“一箭9星”入轨，商业火箭进入“航班化”交付竞争时代 - 新浪财经_金融信息服务商 （新浪财经_金融信息服务商）</w:t>
+        <w:t>【发射与任务】SpaceX：SpaceX shows how 27 Starlink satellites are packed together in orbit （bing.com）</w:t>
       </w:r>
     </w:p>
     <w:p>
@@ -426,7 +426,7 @@
           <w:rFonts w:ascii="Kaiti SC" w:hAnsi="Kaiti SC" w:eastAsia="Kaiti SC" w:cs="Kaiti SC"/>
           <w:sz w:val="21"/>
         </w:rPr>
-        <w:t>【发射与任务】中科宇航：中科宇航力箭一号遥十八运载火箭圆满完成“一箭9星”发射 - 新浪财经 （新浪财经）</w:t>
+        <w:t>【发射与任务】银河航天：银河航天成功发射 “通感智算”一体化技术验证卫星 - 上海证券报电子版 （上海证券报电子版）</w:t>
       </w:r>
     </w:p>
     <w:p>
@@ -447,7 +447,7 @@
           <w:rFonts w:ascii="Kaiti SC" w:hAnsi="Kaiti SC" w:eastAsia="Kaiti SC" w:cs="Kaiti SC"/>
           <w:sz w:val="21"/>
         </w:rPr>
-        <w:t>【发射与任务】SpaceX：SpaceX launches 27 Starlink satellites to orbit from California (photos) - Space （Space）</w:t>
+        <w:t>【其他动态】SpaceX：SpaceX Seems to Expand 'Free' Starlink Mini Perk to All Residential Plans （bing.com）</w:t>
       </w:r>
     </w:p>
     <w:p>
@@ -468,175 +468,7 @@
           <w:rFonts w:ascii="Kaiti SC" w:hAnsi="Kaiti SC" w:eastAsia="Kaiti SC" w:cs="Kaiti SC"/>
           <w:sz w:val="21"/>
         </w:rPr>
-        <w:t>【发射与任务】垣信卫星：256颗只是开始！千帆星座目标超1.5万颗卫星，真正难点不在发射 - Sohu （Sohu）</w:t>
-      </w:r>
-    </w:p>
-    <w:p>
-      <w:pPr>
-        <w:keepLines/>
-        <w:spacing w:after="60"/>
-        <w:ind w:left="369" w:hanging="227"/>
-      </w:pPr>
-      <w:r>
-        <w:rPr>
-          <w:rFonts w:ascii="Kaiti SC" w:hAnsi="Kaiti SC" w:eastAsia="Kaiti SC" w:cs="Kaiti SC"/>
-          <w:sz w:val="21"/>
-        </w:rPr>
-        <w:t xml:space="preserve">➢ </w:t>
-      </w:r>
-      <w:r>
-        <w:rPr>
-          <w:rFonts w:ascii="Kaiti SC" w:hAnsi="Kaiti SC" w:eastAsia="Kaiti SC" w:cs="Kaiti SC"/>
-          <w:sz w:val="21"/>
-        </w:rPr>
-        <w:t>【发射与任务】SpaceX：SpaceX launches 27 Starlink satellites in 107th Falcon 9 launch （bing.com）</w:t>
-      </w:r>
-    </w:p>
-    <w:p>
-      <w:pPr>
-        <w:keepLines/>
-        <w:spacing w:after="60"/>
-        <w:ind w:left="369" w:hanging="227"/>
-      </w:pPr>
-      <w:r>
-        <w:rPr>
-          <w:rFonts w:ascii="Kaiti SC" w:hAnsi="Kaiti SC" w:eastAsia="Kaiti SC" w:cs="Kaiti SC"/>
-          <w:sz w:val="21"/>
-        </w:rPr>
-        <w:t xml:space="preserve">➢ </w:t>
-      </w:r>
-      <w:r>
-        <w:rPr>
-          <w:rFonts w:ascii="Kaiti SC" w:hAnsi="Kaiti SC" w:eastAsia="Kaiti SC" w:cs="Kaiti SC"/>
-          <w:sz w:val="21"/>
-        </w:rPr>
-        <w:t>【发射与任务】SpaceX：SpaceX launches 27 Starlink satellites in 107th Falcon 9 launch （bing.com）</w:t>
-      </w:r>
-    </w:p>
-    <w:p>
-      <w:pPr>
-        <w:keepLines/>
-        <w:spacing w:after="60"/>
-        <w:ind w:left="369" w:hanging="227"/>
-      </w:pPr>
-      <w:r>
-        <w:rPr>
-          <w:rFonts w:ascii="Kaiti SC" w:hAnsi="Kaiti SC" w:eastAsia="Kaiti SC" w:cs="Kaiti SC"/>
-          <w:sz w:val="21"/>
-        </w:rPr>
-        <w:t xml:space="preserve">➢ </w:t>
-      </w:r>
-      <w:r>
-        <w:rPr>
-          <w:rFonts w:ascii="Kaiti SC" w:hAnsi="Kaiti SC" w:eastAsia="Kaiti SC" w:cs="Kaiti SC"/>
-          <w:sz w:val="21"/>
-        </w:rPr>
-        <w:t>【其他动态】中国星网：中国星网董事长、党组书记苟坪：推动北斗与卫星互联网深度融合 - t.cj.sina.cn （t.cj.sina.cn）</w:t>
-      </w:r>
-    </w:p>
-    <w:p>
-      <w:pPr>
-        <w:keepLines/>
-        <w:spacing w:after="60"/>
-        <w:ind w:left="369" w:hanging="227"/>
-      </w:pPr>
-      <w:r>
-        <w:rPr>
-          <w:rFonts w:ascii="Kaiti SC" w:hAnsi="Kaiti SC" w:eastAsia="Kaiti SC" w:cs="Kaiti SC"/>
-          <w:sz w:val="21"/>
-        </w:rPr>
-        <w:t xml:space="preserve">➢ </w:t>
-      </w:r>
-      <w:r>
-        <w:rPr>
-          <w:rFonts w:ascii="Kaiti SC" w:hAnsi="Kaiti SC" w:eastAsia="Kaiti SC" w:cs="Kaiti SC"/>
-          <w:sz w:val="21"/>
-        </w:rPr>
-        <w:t>【发射与任务】银河航天：银河航天成功发射“通感智算”一体化技术验证卫星 - 证券时报 （证券时报）</w:t>
-      </w:r>
-    </w:p>
-    <w:p>
-      <w:pPr>
-        <w:keepLines/>
-        <w:spacing w:after="60"/>
-        <w:ind w:left="369" w:hanging="227"/>
-      </w:pPr>
-      <w:r>
-        <w:rPr>
-          <w:rFonts w:ascii="Kaiti SC" w:hAnsi="Kaiti SC" w:eastAsia="Kaiti SC" w:cs="Kaiti SC"/>
-          <w:sz w:val="21"/>
-        </w:rPr>
-        <w:t xml:space="preserve">➢ </w:t>
-      </w:r>
-      <w:r>
-        <w:rPr>
-          <w:rFonts w:ascii="Kaiti SC" w:hAnsi="Kaiti SC" w:eastAsia="Kaiti SC" w:cs="Kaiti SC"/>
-          <w:sz w:val="21"/>
-        </w:rPr>
-        <w:t>【产品与技术】蓝箭航天：蓝箭航天动力研发部、动力制造基地总经理刘磊：以先进制造夯实商业航天发展根基｜科学家谈先进制造业 - 新浪财经 （新浪财经）</w:t>
-      </w:r>
-    </w:p>
-    <w:p>
-      <w:pPr>
-        <w:keepLines/>
-        <w:spacing w:after="60"/>
-        <w:ind w:left="369" w:hanging="227"/>
-      </w:pPr>
-      <w:r>
-        <w:rPr>
-          <w:rFonts w:ascii="Kaiti SC" w:hAnsi="Kaiti SC" w:eastAsia="Kaiti SC" w:cs="Kaiti SC"/>
-          <w:sz w:val="21"/>
-        </w:rPr>
-        <w:t xml:space="preserve">➢ </w:t>
-      </w:r>
-      <w:r>
-        <w:rPr>
-          <w:rFonts w:ascii="Kaiti SC" w:hAnsi="Kaiti SC" w:eastAsia="Kaiti SC" w:cs="Kaiti SC"/>
-          <w:sz w:val="21"/>
-        </w:rPr>
-        <w:t>【发射与任务】银河航天：银河航天两次发射任务告捷 银河航天验证SAR卫星批产能力与“通感智算”一体化技术 - 新华网客户端 （新华网客户端）</w:t>
-      </w:r>
-    </w:p>
-    <w:p>
-      <w:pPr>
-        <w:keepLines/>
-        <w:spacing w:after="60"/>
-        <w:ind w:left="369" w:hanging="227"/>
-      </w:pPr>
-      <w:r>
-        <w:rPr>
-          <w:rFonts w:ascii="Kaiti SC" w:hAnsi="Kaiti SC" w:eastAsia="Kaiti SC" w:cs="Kaiti SC"/>
-          <w:sz w:val="21"/>
-        </w:rPr>
-        <w:t xml:space="preserve">➢ </w:t>
-      </w:r>
-      <w:r>
-        <w:rPr>
-          <w:rFonts w:ascii="Kaiti SC" w:hAnsi="Kaiti SC" w:eastAsia="Kaiti SC" w:cs="Kaiti SC"/>
-          <w:sz w:val="21"/>
-        </w:rPr>
-        <w:t>【发射与任务】银河航天：一箭九星！力箭一号遥十八成功发射，银河航天“通感智算”一体化技术验证卫星入轨 - thepaper.cn （thepaper.cn）</w:t>
-      </w:r>
-    </w:p>
-    <w:p>
-      <w:pPr>
-        <w:keepLines/>
-        <w:spacing w:after="60"/>
-        <w:ind w:left="369" w:hanging="227"/>
-      </w:pPr>
-      <w:r>
-        <w:rPr>
-          <w:rFonts w:ascii="Kaiti SC" w:hAnsi="Kaiti SC" w:eastAsia="Kaiti SC" w:cs="Kaiti SC"/>
-          <w:sz w:val="21"/>
-        </w:rPr>
-        <w:t xml:space="preserve">➢ </w:t>
-      </w:r>
-      <w:r>
-        <w:rPr>
-          <w:rFonts w:ascii="Kaiti SC" w:hAnsi="Kaiti SC" w:eastAsia="Kaiti SC" w:cs="Kaiti SC"/>
-          <w:sz w:val="21"/>
-        </w:rPr>
-        <w:t>【发射与任务】银河航天：一箭九星！力箭一号遥十八成功发射，银河航天“通感智算”一体化技术验证卫星入轨 - thepaper.cn （thepaper.cn）</w:t>
+        <w:t>【发射与任务】天兵科技：天兵科技公布天龙三号遥一运载火箭首飞试验任务失利原因并已完成归零 - eastmoney.com （eastmoney.com）</w:t>
       </w:r>
     </w:p>
     <w:p>
@@ -795,7 +627,7 @@
                 <w:b w:val="0"/>
                 <w:sz w:val="19"/>
               </w:rPr>
-              <w:t>31</w:t>
+              <w:t>8</w:t>
             </w:r>
           </w:p>
         </w:tc>
@@ -816,7 +648,7 @@
                 <w:b w:val="0"/>
                 <w:sz w:val="19"/>
               </w:rPr>
-              <w:t>发射与任务、其他动态、订单与合作</w:t>
+              <w:t>发射与任务、订单与合作</w:t>
             </w:r>
           </w:p>
         </w:tc>
@@ -836,7 +668,7 @@
                 <w:b w:val="0"/>
                 <w:sz w:val="19"/>
               </w:rPr>
-              <w:t>力箭一号遥十八运载火箭圆满完成“一箭9星”发射 - jingjiribao.cn</w:t>
+              <w:t>民营火箭迎来密集发射 中科宇航一箭9星推“算力上天” - 证券时报</w:t>
             </w:r>
           </w:p>
         </w:tc>
@@ -882,7 +714,7 @@
                 <w:b w:val="0"/>
                 <w:sz w:val="19"/>
               </w:rPr>
-              <w:t>12</w:t>
+              <w:t>3</w:t>
             </w:r>
           </w:p>
         </w:tc>
@@ -923,7 +755,7 @@
                 <w:b w:val="0"/>
                 <w:sz w:val="19"/>
               </w:rPr>
-              <w:t>Live coverage: SpaceX to launch 27 Starlink V2 Mini satellites on Falcon 9 rocket from Vandenberg</w:t>
+              <w:t>Is SpaceX stock worth buying ahead of its 14th Starship test?</w:t>
             </w:r>
           </w:p>
         </w:tc>
@@ -948,94 +780,7 @@
                 <w:b w:val="0"/>
                 <w:sz w:val="19"/>
               </w:rPr>
-              <w:t>银河航天</w:t>
-            </w:r>
-          </w:p>
-        </w:tc>
-        <w:tc>
-          <w:tcPr>
-            <w:tcW w:type="dxa" w:w="2075"/>
-            <w:vAlign w:val="center"/>
-          </w:tcPr>
-          <w:p>
-            <w:pPr>
-              <w:spacing w:after="0" w:line="252" w:lineRule="auto"/>
-              <w:jc w:val="center"/>
-            </w:pPr>
-            <w:r/>
-            <w:r>
-              <w:rPr>
-                <w:rFonts w:ascii="Kaiti SC" w:hAnsi="Kaiti SC" w:eastAsia="Kaiti SC" w:cs="Kaiti SC"/>
-                <w:b w:val="0"/>
-                <w:sz w:val="19"/>
-              </w:rPr>
-              <w:t>4</w:t>
-            </w:r>
-          </w:p>
-        </w:tc>
-        <w:tc>
-          <w:tcPr>
-            <w:tcW w:type="dxa" w:w="2075"/>
-            <w:vAlign w:val="center"/>
-          </w:tcPr>
-          <w:p>
-            <w:pPr>
-              <w:spacing w:after="0" w:line="252" w:lineRule="auto"/>
-              <w:jc w:val="center"/>
-            </w:pPr>
-            <w:r/>
-            <w:r>
-              <w:rPr>
-                <w:rFonts w:ascii="Kaiti SC" w:hAnsi="Kaiti SC" w:eastAsia="Kaiti SC" w:cs="Kaiti SC"/>
-                <w:b w:val="0"/>
-                <w:sz w:val="19"/>
-              </w:rPr>
-              <w:t>发射与任务</w:t>
-            </w:r>
-          </w:p>
-        </w:tc>
-        <w:tc>
-          <w:tcPr>
-            <w:tcW w:type="dxa" w:w="2075"/>
-            <w:vAlign w:val="center"/>
-          </w:tcPr>
-          <w:p>
-            <w:pPr>
-              <w:spacing w:after="0" w:line="252" w:lineRule="auto"/>
-            </w:pPr>
-            <w:r/>
-            <w:r>
-              <w:rPr>
-                <w:rFonts w:ascii="Kaiti SC" w:hAnsi="Kaiti SC" w:eastAsia="Kaiti SC" w:cs="Kaiti SC"/>
-                <w:b w:val="0"/>
-                <w:sz w:val="19"/>
-              </w:rPr>
-              <w:t>银河航天成功发射“通感智算”一体化技术验证卫星 - 证券时报</w:t>
-            </w:r>
-          </w:p>
-        </w:tc>
-      </w:tr>
-      <w:tr>
-        <w:trPr>
-          <w:cantSplit/>
-        </w:trPr>
-        <w:tc>
-          <w:tcPr>
-            <w:tcW w:type="dxa" w:w="2075"/>
-            <w:vAlign w:val="center"/>
-          </w:tcPr>
-          <w:p>
-            <w:pPr>
-              <w:spacing w:after="0" w:line="252" w:lineRule="auto"/>
-            </w:pPr>
-            <w:r/>
-            <w:r>
-              <w:rPr>
-                <w:rFonts w:ascii="Kaiti SC" w:hAnsi="Kaiti SC" w:eastAsia="Kaiti SC" w:cs="Kaiti SC"/>
-                <w:b w:val="0"/>
-                <w:sz w:val="19"/>
-              </w:rPr>
-              <w:t>Blue Origin</w:t>
+              <w:t>天兵科技</w:t>
             </w:r>
           </w:p>
         </w:tc>
@@ -1097,7 +842,7 @@
                 <w:b w:val="0"/>
                 <w:sz w:val="19"/>
               </w:rPr>
-              <w:t>SpaceX Starship flight 5 launch window - Blue Origin gearing up for New Glenn launch!</w:t>
+              <w:t>天兵科技公布天龙三号遥一运载火箭首飞试验任务失利原因并已完成归零 - eastmoney.com</w:t>
             </w:r>
           </w:p>
         </w:tc>
@@ -1122,94 +867,7 @@
                 <w:b w:val="0"/>
                 <w:sz w:val="19"/>
               </w:rPr>
-              <w:t>中国星网</w:t>
-            </w:r>
-          </w:p>
-        </w:tc>
-        <w:tc>
-          <w:tcPr>
-            <w:tcW w:type="dxa" w:w="2075"/>
-            <w:vAlign w:val="center"/>
-          </w:tcPr>
-          <w:p>
-            <w:pPr>
-              <w:spacing w:after="0" w:line="252" w:lineRule="auto"/>
-              <w:jc w:val="center"/>
-            </w:pPr>
-            <w:r/>
-            <w:r>
-              <w:rPr>
-                <w:rFonts w:ascii="Kaiti SC" w:hAnsi="Kaiti SC" w:eastAsia="Kaiti SC" w:cs="Kaiti SC"/>
-                <w:b w:val="0"/>
-                <w:sz w:val="19"/>
-              </w:rPr>
-              <w:t>1</w:t>
-            </w:r>
-          </w:p>
-        </w:tc>
-        <w:tc>
-          <w:tcPr>
-            <w:tcW w:type="dxa" w:w="2075"/>
-            <w:vAlign w:val="center"/>
-          </w:tcPr>
-          <w:p>
-            <w:pPr>
-              <w:spacing w:after="0" w:line="252" w:lineRule="auto"/>
-              <w:jc w:val="center"/>
-            </w:pPr>
-            <w:r/>
-            <w:r>
-              <w:rPr>
-                <w:rFonts w:ascii="Kaiti SC" w:hAnsi="Kaiti SC" w:eastAsia="Kaiti SC" w:cs="Kaiti SC"/>
-                <w:b w:val="0"/>
-                <w:sz w:val="19"/>
-              </w:rPr>
-              <w:t>其他动态</w:t>
-            </w:r>
-          </w:p>
-        </w:tc>
-        <w:tc>
-          <w:tcPr>
-            <w:tcW w:type="dxa" w:w="2075"/>
-            <w:vAlign w:val="center"/>
-          </w:tcPr>
-          <w:p>
-            <w:pPr>
-              <w:spacing w:after="0" w:line="252" w:lineRule="auto"/>
-            </w:pPr>
-            <w:r/>
-            <w:r>
-              <w:rPr>
-                <w:rFonts w:ascii="Kaiti SC" w:hAnsi="Kaiti SC" w:eastAsia="Kaiti SC" w:cs="Kaiti SC"/>
-                <w:b w:val="0"/>
-                <w:sz w:val="19"/>
-              </w:rPr>
-              <w:t>中国星网董事长、党组书记苟坪：推动北斗与卫星互联网深度融合 - t.cj.sina.cn</w:t>
-            </w:r>
-          </w:p>
-        </w:tc>
-      </w:tr>
-      <w:tr>
-        <w:trPr>
-          <w:cantSplit/>
-        </w:trPr>
-        <w:tc>
-          <w:tcPr>
-            <w:tcW w:type="dxa" w:w="2075"/>
-            <w:vAlign w:val="center"/>
-          </w:tcPr>
-          <w:p>
-            <w:pPr>
-              <w:spacing w:after="0" w:line="252" w:lineRule="auto"/>
-            </w:pPr>
-            <w:r/>
-            <w:r>
-              <w:rPr>
-                <w:rFonts w:ascii="Kaiti SC" w:hAnsi="Kaiti SC" w:eastAsia="Kaiti SC" w:cs="Kaiti SC"/>
-                <w:b w:val="0"/>
-                <w:sz w:val="19"/>
-              </w:rPr>
-              <w:t>垣信卫星</w:t>
+              <w:t>银河航天</w:t>
             </w:r>
           </w:p>
         </w:tc>
@@ -1271,94 +929,7 @@
                 <w:b w:val="0"/>
                 <w:sz w:val="19"/>
               </w:rPr>
-              <w:t>256颗只是开始！千帆星座目标超1.5万颗卫星，真正难点不在发射 - Sohu</w:t>
-            </w:r>
-          </w:p>
-        </w:tc>
-      </w:tr>
-      <w:tr>
-        <w:trPr>
-          <w:cantSplit/>
-        </w:trPr>
-        <w:tc>
-          <w:tcPr>
-            <w:tcW w:type="dxa" w:w="2075"/>
-            <w:vAlign w:val="center"/>
-          </w:tcPr>
-          <w:p>
-            <w:pPr>
-              <w:spacing w:after="0" w:line="252" w:lineRule="auto"/>
-            </w:pPr>
-            <w:r/>
-            <w:r>
-              <w:rPr>
-                <w:rFonts w:ascii="Kaiti SC" w:hAnsi="Kaiti SC" w:eastAsia="Kaiti SC" w:cs="Kaiti SC"/>
-                <w:b w:val="0"/>
-                <w:sz w:val="19"/>
-              </w:rPr>
-              <w:t>蓝箭航天</w:t>
-            </w:r>
-          </w:p>
-        </w:tc>
-        <w:tc>
-          <w:tcPr>
-            <w:tcW w:type="dxa" w:w="2075"/>
-            <w:vAlign w:val="center"/>
-          </w:tcPr>
-          <w:p>
-            <w:pPr>
-              <w:spacing w:after="0" w:line="252" w:lineRule="auto"/>
-              <w:jc w:val="center"/>
-            </w:pPr>
-            <w:r/>
-            <w:r>
-              <w:rPr>
-                <w:rFonts w:ascii="Kaiti SC" w:hAnsi="Kaiti SC" w:eastAsia="Kaiti SC" w:cs="Kaiti SC"/>
-                <w:b w:val="0"/>
-                <w:sz w:val="19"/>
-              </w:rPr>
-              <w:t>1</w:t>
-            </w:r>
-          </w:p>
-        </w:tc>
-        <w:tc>
-          <w:tcPr>
-            <w:tcW w:type="dxa" w:w="2075"/>
-            <w:vAlign w:val="center"/>
-          </w:tcPr>
-          <w:p>
-            <w:pPr>
-              <w:spacing w:after="0" w:line="252" w:lineRule="auto"/>
-              <w:jc w:val="center"/>
-            </w:pPr>
-            <w:r/>
-            <w:r>
-              <w:rPr>
-                <w:rFonts w:ascii="Kaiti SC" w:hAnsi="Kaiti SC" w:eastAsia="Kaiti SC" w:cs="Kaiti SC"/>
-                <w:b w:val="0"/>
-                <w:sz w:val="19"/>
-              </w:rPr>
-              <w:t>产品与技术</w:t>
-            </w:r>
-          </w:p>
-        </w:tc>
-        <w:tc>
-          <w:tcPr>
-            <w:tcW w:type="dxa" w:w="2075"/>
-            <w:vAlign w:val="center"/>
-          </w:tcPr>
-          <w:p>
-            <w:pPr>
-              <w:spacing w:after="0" w:line="252" w:lineRule="auto"/>
-            </w:pPr>
-            <w:r/>
-            <w:r>
-              <w:rPr>
-                <w:rFonts w:ascii="Kaiti SC" w:hAnsi="Kaiti SC" w:eastAsia="Kaiti SC" w:cs="Kaiti SC"/>
-                <w:b w:val="0"/>
-                <w:sz w:val="19"/>
-              </w:rPr>
-              <w:t>蓝箭航天动力研发部、动力制造基地总经理刘磊：以先进制造夯实商业航天发展根基｜科学家谈先进制造业 - 新浪财经</w:t>
+              <w:t>银河航天成功发射 “通感智算”一体化技术验证卫星 - 上海证券报电子版</w:t>
             </w:r>
           </w:p>
         </w:tc>
@@ -1395,7 +966,7 @@
           <w:rFonts w:ascii="Kaiti SC" w:hAnsi="Kaiti SC" w:eastAsia="Kaiti SC" w:cs="Kaiti SC"/>
           <w:sz w:val="21"/>
         </w:rPr>
-        <w:t>[1] 2026-09-20｜Spaceflight Now｜SpaceX：Live coverage: SpaceX to launch 27 Starlink V2 Mini satellites on Falcon 9 rocket from Vandenberg</w:t>
+        <w:t>[1] 2026-09-21｜证券时报｜中科宇航：民营火箭迎来密集发射 中科宇航一箭9星推“算力上天” - 证券时报</w:t>
       </w:r>
     </w:p>
     <w:p>
@@ -1416,7 +987,7 @@
           <w:rFonts w:ascii="Kaiti SC" w:hAnsi="Kaiti SC" w:eastAsia="Kaiti SC" w:cs="Kaiti SC"/>
           <w:sz w:val="21"/>
         </w:rPr>
-        <w:t>[2] 2026-09-20｜jingjiribao.cn｜中科宇航：力箭一号遥十八运载火箭圆满完成“一箭9星”发射 - jingjiribao.cn</w:t>
+        <w:t>[2] 2026-09-21｜新浪财经｜中科宇航：力箭一号遥十八火箭成功发射9颗卫星，将执行首次海上发射任务_手机新浪网 - 新浪财经</w:t>
       </w:r>
     </w:p>
     <w:p>
@@ -1437,7 +1008,7 @@
           <w:rFonts w:ascii="Kaiti SC" w:hAnsi="Kaiti SC" w:eastAsia="Kaiti SC" w:cs="Kaiti SC"/>
           <w:sz w:val="21"/>
         </w:rPr>
-        <w:t>[3] 2026-09-20｜bing.com｜Blue Origin：SpaceX Starship flight 5 launch window - Blue Origin gearing up for New Glenn launch!</w:t>
+        <w:t>[3] 2026-09-21｜21财经｜中科宇航：力箭一号“一箭9星”送算力上天，近期拟实施首次海上发射任务 - 21财经</w:t>
       </w:r>
     </w:p>
     <w:p>
@@ -1458,7 +1029,7 @@
           <w:rFonts w:ascii="Kaiti SC" w:hAnsi="Kaiti SC" w:eastAsia="Kaiti SC" w:cs="Kaiti SC"/>
           <w:sz w:val="21"/>
         </w:rPr>
-        <w:t>[4] 2026-09-20｜中国日报网｜中科宇航：中科宇航力箭一号"一箭9星"发射成功 - 中国日报网</w:t>
+        <w:t>[4] 2026-09-21｜bing.com｜SpaceX：Is SpaceX stock worth buying ahead of its 14th Starship test?</w:t>
       </w:r>
     </w:p>
     <w:p>
@@ -1479,7 +1050,7 @@
           <w:rFonts w:ascii="Kaiti SC" w:hAnsi="Kaiti SC" w:eastAsia="Kaiti SC" w:cs="Kaiti SC"/>
           <w:sz w:val="21"/>
         </w:rPr>
-        <w:t>[5] 2026-09-20｜bing.com｜SpaceX：Elon Musk Predicts Starlink Satellites Could Rewrite the Rules of Global Connectivity</w:t>
+        <w:t>[5] 2026-09-21｜广州市国资委｜中科宇航：广州产投领投企业中科宇航力箭一号遥十八运载火箭“一箭9星”发射圆满成功！ - 广州市国资委</w:t>
       </w:r>
     </w:p>
     <w:p>
@@ -1500,7 +1071,7 @@
           <w:rFonts w:ascii="Kaiti SC" w:hAnsi="Kaiti SC" w:eastAsia="Kaiti SC" w:cs="Kaiti SC"/>
           <w:sz w:val="21"/>
         </w:rPr>
-        <w:t>[6] 2026-09-20｜新浪财经_金融信息服务商｜中科宇航：中科宇航：力箭一号近期将首次海上发射，执行一箭 3 星 - 新浪财经_金融信息服务商</w:t>
+        <w:t>[6] 2026-09-21｜新华网｜中科宇航：力箭一号“一箭9星”发射成功 - 新华网</w:t>
       </w:r>
     </w:p>
     <w:p>
@@ -1521,7 +1092,7 @@
           <w:rFonts w:ascii="Kaiti SC" w:hAnsi="Kaiti SC" w:eastAsia="Kaiti SC" w:cs="Kaiti SC"/>
           <w:sz w:val="21"/>
         </w:rPr>
-        <w:t>[7] 2026-09-20｜新浪财经_金融信息服务商｜中科宇航：力箭一号“一箭9星”入轨，商业火箭进入“航班化”交付竞争时代 - 新浪财经_金融信息服务商</w:t>
+        <w:t>[7] 2026-09-21｜bing.com｜SpaceX：SpaceX shows how 27 Starlink satellites are packed together in orbit</w:t>
       </w:r>
     </w:p>
     <w:p>
@@ -1542,7 +1113,7 @@
           <w:rFonts w:ascii="Kaiti SC" w:hAnsi="Kaiti SC" w:eastAsia="Kaiti SC" w:cs="Kaiti SC"/>
           <w:sz w:val="21"/>
         </w:rPr>
-        <w:t>[8] 2026-09-20｜新浪财经｜中科宇航：中科宇航力箭一号遥十八运载火箭圆满完成“一箭9星”发射 - 新浪财经</w:t>
+        <w:t>[8] 2026-09-21｜上海证券报电子版｜银河航天：银河航天成功发射 “通感智算”一体化技术验证卫星 - 上海证券报电子版</w:t>
       </w:r>
     </w:p>
     <w:p>
@@ -1563,7 +1134,7 @@
           <w:rFonts w:ascii="Kaiti SC" w:hAnsi="Kaiti SC" w:eastAsia="Kaiti SC" w:cs="Kaiti SC"/>
           <w:sz w:val="21"/>
         </w:rPr>
-        <w:t>[9] 2026-09-20｜Space｜SpaceX：SpaceX launches 27 Starlink satellites to orbit from California (photos) - Space</w:t>
+        <w:t>[9] 2026-09-21｜bing.com｜SpaceX：SpaceX Seems to Expand 'Free' Starlink Mini Perk to All Residential Plans</w:t>
       </w:r>
     </w:p>
     <w:p>
@@ -1584,175 +1155,7 @@
           <w:rFonts w:ascii="Kaiti SC" w:hAnsi="Kaiti SC" w:eastAsia="Kaiti SC" w:cs="Kaiti SC"/>
           <w:sz w:val="21"/>
         </w:rPr>
-        <w:t>[10] 2026-09-20｜Sohu｜垣信卫星：256颗只是开始！千帆星座目标超1.5万颗卫星，真正难点不在发射 - Sohu</w:t>
-      </w:r>
-    </w:p>
-    <w:p>
-      <w:pPr>
-        <w:keepLines/>
-        <w:spacing w:after="60"/>
-        <w:ind w:left="369" w:hanging="227"/>
-      </w:pPr>
-      <w:r>
-        <w:rPr>
-          <w:rFonts w:ascii="Kaiti SC" w:hAnsi="Kaiti SC" w:eastAsia="Kaiti SC" w:cs="Kaiti SC"/>
-          <w:sz w:val="21"/>
-        </w:rPr>
-        <w:t xml:space="preserve">✓ </w:t>
-      </w:r>
-      <w:r>
-        <w:rPr>
-          <w:rFonts w:ascii="Kaiti SC" w:hAnsi="Kaiti SC" w:eastAsia="Kaiti SC" w:cs="Kaiti SC"/>
-          <w:sz w:val="21"/>
-        </w:rPr>
-        <w:t>[11] 2026-09-20｜bing.com｜SpaceX：SpaceX launches 27 Starlink satellites in 107th Falcon 9 launch</w:t>
-      </w:r>
-    </w:p>
-    <w:p>
-      <w:pPr>
-        <w:keepLines/>
-        <w:spacing w:after="60"/>
-        <w:ind w:left="369" w:hanging="227"/>
-      </w:pPr>
-      <w:r>
-        <w:rPr>
-          <w:rFonts w:ascii="Kaiti SC" w:hAnsi="Kaiti SC" w:eastAsia="Kaiti SC" w:cs="Kaiti SC"/>
-          <w:sz w:val="21"/>
-        </w:rPr>
-        <w:t xml:space="preserve">✓ </w:t>
-      </w:r>
-      <w:r>
-        <w:rPr>
-          <w:rFonts w:ascii="Kaiti SC" w:hAnsi="Kaiti SC" w:eastAsia="Kaiti SC" w:cs="Kaiti SC"/>
-          <w:sz w:val="21"/>
-        </w:rPr>
-        <w:t>[12] 2026-09-20｜bing.com｜SpaceX：SpaceX launches 27 Starlink satellites in 107th Falcon 9 launch</w:t>
-      </w:r>
-    </w:p>
-    <w:p>
-      <w:pPr>
-        <w:keepLines/>
-        <w:spacing w:after="60"/>
-        <w:ind w:left="369" w:hanging="227"/>
-      </w:pPr>
-      <w:r>
-        <w:rPr>
-          <w:rFonts w:ascii="Kaiti SC" w:hAnsi="Kaiti SC" w:eastAsia="Kaiti SC" w:cs="Kaiti SC"/>
-          <w:sz w:val="21"/>
-        </w:rPr>
-        <w:t xml:space="preserve">✓ </w:t>
-      </w:r>
-      <w:r>
-        <w:rPr>
-          <w:rFonts w:ascii="Kaiti SC" w:hAnsi="Kaiti SC" w:eastAsia="Kaiti SC" w:cs="Kaiti SC"/>
-          <w:sz w:val="21"/>
-        </w:rPr>
-        <w:t>[13] 2026-09-20｜t.cj.sina.cn｜中国星网：中国星网董事长、党组书记苟坪：推动北斗与卫星互联网深度融合 - t.cj.sina.cn</w:t>
-      </w:r>
-    </w:p>
-    <w:p>
-      <w:pPr>
-        <w:keepLines/>
-        <w:spacing w:after="60"/>
-        <w:ind w:left="369" w:hanging="227"/>
-      </w:pPr>
-      <w:r>
-        <w:rPr>
-          <w:rFonts w:ascii="Kaiti SC" w:hAnsi="Kaiti SC" w:eastAsia="Kaiti SC" w:cs="Kaiti SC"/>
-          <w:sz w:val="21"/>
-        </w:rPr>
-        <w:t xml:space="preserve">✓ </w:t>
-      </w:r>
-      <w:r>
-        <w:rPr>
-          <w:rFonts w:ascii="Kaiti SC" w:hAnsi="Kaiti SC" w:eastAsia="Kaiti SC" w:cs="Kaiti SC"/>
-          <w:sz w:val="21"/>
-        </w:rPr>
-        <w:t>[14] 2026-09-20｜证券时报｜银河航天：银河航天成功发射“通感智算”一体化技术验证卫星 - 证券时报</w:t>
-      </w:r>
-    </w:p>
-    <w:p>
-      <w:pPr>
-        <w:keepLines/>
-        <w:spacing w:after="60"/>
-        <w:ind w:left="369" w:hanging="227"/>
-      </w:pPr>
-      <w:r>
-        <w:rPr>
-          <w:rFonts w:ascii="Kaiti SC" w:hAnsi="Kaiti SC" w:eastAsia="Kaiti SC" w:cs="Kaiti SC"/>
-          <w:sz w:val="21"/>
-        </w:rPr>
-        <w:t xml:space="preserve">✓ </w:t>
-      </w:r>
-      <w:r>
-        <w:rPr>
-          <w:rFonts w:ascii="Kaiti SC" w:hAnsi="Kaiti SC" w:eastAsia="Kaiti SC" w:cs="Kaiti SC"/>
-          <w:sz w:val="21"/>
-        </w:rPr>
-        <w:t>[15] 2026-09-20｜新浪财经｜蓝箭航天：蓝箭航天动力研发部、动力制造基地总经理刘磊：以先进制造夯实商业航天发展根基｜科学家谈先进制造业 - 新浪财经</w:t>
-      </w:r>
-    </w:p>
-    <w:p>
-      <w:pPr>
-        <w:keepLines/>
-        <w:spacing w:after="60"/>
-        <w:ind w:left="369" w:hanging="227"/>
-      </w:pPr>
-      <w:r>
-        <w:rPr>
-          <w:rFonts w:ascii="Kaiti SC" w:hAnsi="Kaiti SC" w:eastAsia="Kaiti SC" w:cs="Kaiti SC"/>
-          <w:sz w:val="21"/>
-        </w:rPr>
-        <w:t xml:space="preserve">✓ </w:t>
-      </w:r>
-      <w:r>
-        <w:rPr>
-          <w:rFonts w:ascii="Kaiti SC" w:hAnsi="Kaiti SC" w:eastAsia="Kaiti SC" w:cs="Kaiti SC"/>
-          <w:sz w:val="21"/>
-        </w:rPr>
-        <w:t>[16] 2026-09-20｜新华网客户端｜银河航天：银河航天两次发射任务告捷 银河航天验证SAR卫星批产能力与“通感智算”一体化技术 - 新华网客户端</w:t>
-      </w:r>
-    </w:p>
-    <w:p>
-      <w:pPr>
-        <w:keepLines/>
-        <w:spacing w:after="60"/>
-        <w:ind w:left="369" w:hanging="227"/>
-      </w:pPr>
-      <w:r>
-        <w:rPr>
-          <w:rFonts w:ascii="Kaiti SC" w:hAnsi="Kaiti SC" w:eastAsia="Kaiti SC" w:cs="Kaiti SC"/>
-          <w:sz w:val="21"/>
-        </w:rPr>
-        <w:t xml:space="preserve">✓ </w:t>
-      </w:r>
-      <w:r>
-        <w:rPr>
-          <w:rFonts w:ascii="Kaiti SC" w:hAnsi="Kaiti SC" w:eastAsia="Kaiti SC" w:cs="Kaiti SC"/>
-          <w:sz w:val="21"/>
-        </w:rPr>
-        <w:t>[17] 2026-09-20｜thepaper.cn｜银河航天：一箭九星！力箭一号遥十八成功发射，银河航天“通感智算”一体化技术验证卫星入轨 - thepaper.cn</w:t>
-      </w:r>
-    </w:p>
-    <w:p>
-      <w:pPr>
-        <w:keepLines/>
-        <w:spacing w:after="60"/>
-        <w:ind w:left="369" w:hanging="227"/>
-      </w:pPr>
-      <w:r>
-        <w:rPr>
-          <w:rFonts w:ascii="Kaiti SC" w:hAnsi="Kaiti SC" w:eastAsia="Kaiti SC" w:cs="Kaiti SC"/>
-          <w:sz w:val="21"/>
-        </w:rPr>
-        <w:t xml:space="preserve">✓ </w:t>
-      </w:r>
-      <w:r>
-        <w:rPr>
-          <w:rFonts w:ascii="Kaiti SC" w:hAnsi="Kaiti SC" w:eastAsia="Kaiti SC" w:cs="Kaiti SC"/>
-          <w:sz w:val="21"/>
-        </w:rPr>
-        <w:t>[18] 2026-09-20｜thepaper.cn｜银河航天：一箭九星！力箭一号遥十八成功发射，银河航天“通感智算”一体化技术验证卫星入轨 - thepaper.cn</w:t>
+        <w:t>[10] 2026-09-21｜eastmoney.com｜天兵科技：天兵科技公布天龙三号遥一运载火箭首飞试验任务失利原因并已完成归零 - eastmoney.com</w:t>
       </w:r>
     </w:p>
     <w:sectPr>

--- a/docs/data/reports/daily-documents/latest/previous_daily_report.docx
+++ b/docs/data/reports/daily-documents/latest/previous_daily_report.docx
@@ -26,7 +26,7 @@
           <w:rFonts w:ascii="Kaiti SC" w:hAnsi="Kaiti SC" w:eastAsia="Kaiti SC" w:cs="Kaiti SC"/>
           <w:sz w:val="21"/>
         </w:rPr>
-        <w:t>2026-09-21（上一自然日）</w:t>
+        <w:t>2026-09-22（上一自然日）</w:t>
       </w:r>
     </w:p>
     <w:tbl>
@@ -81,7 +81,7 @@
                 <w:b w:val="0"/>
                 <w:sz w:val="19"/>
               </w:rPr>
-              <w:t>2026-09-21</w:t>
+              <w:t>2026-09-22</w:t>
             </w:r>
           </w:p>
         </w:tc>
@@ -127,7 +127,7 @@
                 <w:b w:val="0"/>
                 <w:sz w:val="19"/>
               </w:rPr>
-              <w:t>13 条 / 4 家</w:t>
+              <w:t>21 条 / 5 家</w:t>
             </w:r>
           </w:p>
         </w:tc>
@@ -173,7 +173,7 @@
                 <w:b w:val="0"/>
                 <w:sz w:val="19"/>
               </w:rPr>
-              <w:t>10 个</w:t>
+              <w:t>9 个</w:t>
             </w:r>
           </w:p>
         </w:tc>
@@ -219,7 +219,7 @@
                 <w:b w:val="0"/>
                 <w:sz w:val="19"/>
               </w:rPr>
-              <w:t>2026-09-22</w:t>
+              <w:t>2026-09-23</w:t>
             </w:r>
           </w:p>
         </w:tc>
@@ -245,7 +245,7 @@
     </w:p>
     <w:p>
       <w:r>
-        <w:t>2026-09-21 共归档 13 条新闻，覆盖 4 家公司、10 个信息来源。 新闻量较多的公司包括 中科宇航、SpaceX、天兵科技、银河航天。</w:t>
+        <w:t>2026-09-22 共归档 21 条新闻，覆盖 5 家公司、9 个信息来源。 新闻量较多的公司包括 SpaceX、Blue Origin、银河航天、中科宇航。</w:t>
       </w:r>
     </w:p>
     <w:p>
@@ -279,7 +279,7 @@
           <w:rFonts w:ascii="Kaiti SC" w:hAnsi="Kaiti SC" w:eastAsia="Kaiti SC" w:cs="Kaiti SC"/>
           <w:sz w:val="21"/>
         </w:rPr>
-        <w:t>【发射与任务】中科宇航：民营火箭迎来密集发射 中科宇航一箭9星推“算力上天” - 证券时报 （证券时报）</w:t>
+        <w:t>【发射与任务】SpaceX：Launch Preview: Electron, Falcon 9, and Starship set for launches （NASASpaceflight）</w:t>
       </w:r>
     </w:p>
     <w:p>
@@ -300,7 +300,7 @@
           <w:rFonts w:ascii="Kaiti SC" w:hAnsi="Kaiti SC" w:eastAsia="Kaiti SC" w:cs="Kaiti SC"/>
           <w:sz w:val="21"/>
         </w:rPr>
-        <w:t>【发射与任务】中科宇航：力箭一号遥十八火箭成功发射9颗卫星，将执行首次海上发射任务_手机新浪网 - 新浪财经 （新浪财经）</w:t>
+        <w:t>【发射与任务】SpaceX：SpaceX’s Super Heavy booster arrives at pad ahead of first orbital Starship launch （Spaceflight Now）</w:t>
       </w:r>
     </w:p>
     <w:p>
@@ -321,7 +321,7 @@
           <w:rFonts w:ascii="Kaiti SC" w:hAnsi="Kaiti SC" w:eastAsia="Kaiti SC" w:cs="Kaiti SC"/>
           <w:sz w:val="21"/>
         </w:rPr>
-        <w:t>【发射与任务】中科宇航：力箭一号“一箭9星”送算力上天，近期拟实施首次海上发射任务 - 21财经 （21财经）</w:t>
+        <w:t>【发射与任务】SpaceX：Exolaunch Contracts Dedicated SpaceX Starship Mission for 2029 Starfall Return-to-Earth Program （satnews.com）</w:t>
       </w:r>
     </w:p>
     <w:p>
@@ -342,7 +342,7 @@
           <w:rFonts w:ascii="Kaiti SC" w:hAnsi="Kaiti SC" w:eastAsia="Kaiti SC" w:cs="Kaiti SC"/>
           <w:sz w:val="21"/>
         </w:rPr>
-        <w:t>【发射与任务】SpaceX：Is SpaceX stock worth buying ahead of its 14th Starship test? （bing.com）</w:t>
+        <w:t>【发射与任务】Blue Origin：Blue Origin's massive New Glenn rocket on move to launch pad （bing.com）</w:t>
       </w:r>
     </w:p>
     <w:p>
@@ -363,7 +363,7 @@
           <w:rFonts w:ascii="Kaiti SC" w:hAnsi="Kaiti SC" w:eastAsia="Kaiti SC" w:cs="Kaiti SC"/>
           <w:sz w:val="21"/>
         </w:rPr>
-        <w:t>【发射与任务】中科宇航：广州产投领投企业中科宇航力箭一号遥十八运载火箭“一箭9星”发射圆满成功！ - 广州市国资委 （广州市国资委）</w:t>
+        <w:t>【发射与任务】SpaceX：SpaceX has launched Starship 13 times in Texas. Relive all flight tests - Corpus Christi Caller-Times （Corpus Christi Caller-Times）</w:t>
       </w:r>
     </w:p>
     <w:p>
@@ -384,7 +384,7 @@
           <w:rFonts w:ascii="Kaiti SC" w:hAnsi="Kaiti SC" w:eastAsia="Kaiti SC" w:cs="Kaiti SC"/>
           <w:sz w:val="21"/>
         </w:rPr>
-        <w:t>【发射与任务】中科宇航：力箭一号“一箭9星”发射成功 - 新华网 （新华网）</w:t>
+        <w:t>【发射与任务】Blue Origin：Blue Origin's massive New Glenn rocket on move to launch pad （bing.com）</w:t>
       </w:r>
     </w:p>
     <w:p>
@@ -405,7 +405,7 @@
           <w:rFonts w:ascii="Kaiti SC" w:hAnsi="Kaiti SC" w:eastAsia="Kaiti SC" w:cs="Kaiti SC"/>
           <w:sz w:val="21"/>
         </w:rPr>
-        <w:t>【发射与任务】SpaceX：SpaceX shows how 27 Starlink satellites are packed together in orbit （bing.com）</w:t>
+        <w:t>【发射与任务】SpaceX：No Pressure: A Massive Starlink Upgrade Hinges on SpaceX's Next Starship Launch （bing.com）</w:t>
       </w:r>
     </w:p>
     <w:p>
@@ -426,7 +426,7 @@
           <w:rFonts w:ascii="Kaiti SC" w:hAnsi="Kaiti SC" w:eastAsia="Kaiti SC" w:cs="Kaiti SC"/>
           <w:sz w:val="21"/>
         </w:rPr>
-        <w:t>【发射与任务】银河航天：银河航天成功发射 “通感智算”一体化技术验证卫星 - 上海证券报电子版 （上海证券报电子版）</w:t>
+        <w:t>【发射与任务】中科宇航：中科宇航力箭一号遥十八火箭一箭9星发射成功 - 观点网 （观点网）</w:t>
       </w:r>
     </w:p>
     <w:p>
@@ -447,7 +447,7 @@
           <w:rFonts w:ascii="Kaiti SC" w:hAnsi="Kaiti SC" w:eastAsia="Kaiti SC" w:cs="Kaiti SC"/>
           <w:sz w:val="21"/>
         </w:rPr>
-        <w:t>【其他动态】SpaceX：SpaceX Seems to Expand 'Free' Starlink Mini Perk to All Residential Plans （bing.com）</w:t>
+        <w:t>【订单与合作】星际荣耀：上海光之年诉星际荣耀中介合同纠纷案10月22日开庭将厘清权责边界 - 新浪财经 （新浪财经）</w:t>
       </w:r>
     </w:p>
     <w:p>
@@ -468,7 +468,70 @@
           <w:rFonts w:ascii="Kaiti SC" w:hAnsi="Kaiti SC" w:eastAsia="Kaiti SC" w:cs="Kaiti SC"/>
           <w:sz w:val="21"/>
         </w:rPr>
-        <w:t>【发射与任务】天兵科技：天兵科技公布天龙三号遥一运载火箭首飞试验任务失利原因并已完成归零 - eastmoney.com （eastmoney.com）</w:t>
+        <w:t>【其他动态】Blue Origin：New Glenn's sub-cooled propellant upgrade pushed thrust to 4.5 million pounds （bing.com）</w:t>
+      </w:r>
+    </w:p>
+    <w:p>
+      <w:pPr>
+        <w:keepLines/>
+        <w:spacing w:after="60"/>
+        <w:ind w:left="369" w:hanging="227"/>
+      </w:pPr>
+      <w:r>
+        <w:rPr>
+          <w:rFonts w:ascii="Kaiti SC" w:hAnsi="Kaiti SC" w:eastAsia="Kaiti SC" w:cs="Kaiti SC"/>
+          <w:sz w:val="21"/>
+        </w:rPr>
+        <w:t xml:space="preserve">➢ </w:t>
+      </w:r>
+      <w:r>
+        <w:rPr>
+          <w:rFonts w:ascii="Kaiti SC" w:hAnsi="Kaiti SC" w:eastAsia="Kaiti SC" w:cs="Kaiti SC"/>
+          <w:sz w:val="21"/>
+        </w:rPr>
+        <w:t>【其他动态】Blue Origin：New Glenn's sub-cooled propellant upgrade pushed thrust to 4.5 million pounds （bing.com）</w:t>
+      </w:r>
+    </w:p>
+    <w:p>
+      <w:pPr>
+        <w:keepLines/>
+        <w:spacing w:after="60"/>
+        <w:ind w:left="369" w:hanging="227"/>
+      </w:pPr>
+      <w:r>
+        <w:rPr>
+          <w:rFonts w:ascii="Kaiti SC" w:hAnsi="Kaiti SC" w:eastAsia="Kaiti SC" w:cs="Kaiti SC"/>
+          <w:sz w:val="21"/>
+        </w:rPr>
+        <w:t xml:space="preserve">➢ </w:t>
+      </w:r>
+      <w:r>
+        <w:rPr>
+          <w:rFonts w:ascii="Kaiti SC" w:hAnsi="Kaiti SC" w:eastAsia="Kaiti SC" w:cs="Kaiti SC"/>
+          <w:sz w:val="21"/>
+        </w:rPr>
+        <w:t>【发射与任务】银河航天：仅隔18小时！银河航天研制卫星再腾飞 “通感智算”一体化卫星成功入轨 - 北京市人民政府门户网站 （北京市人民政府门户网站）</w:t>
+      </w:r>
+    </w:p>
+    <w:p>
+      <w:pPr>
+        <w:keepLines/>
+        <w:spacing w:after="60"/>
+        <w:ind w:left="369" w:hanging="227"/>
+      </w:pPr>
+      <w:r>
+        <w:rPr>
+          <w:rFonts w:ascii="Kaiti SC" w:hAnsi="Kaiti SC" w:eastAsia="Kaiti SC" w:cs="Kaiti SC"/>
+          <w:sz w:val="21"/>
+        </w:rPr>
+        <w:t xml:space="preserve">➢ </w:t>
+      </w:r>
+      <w:r>
+        <w:rPr>
+          <w:rFonts w:ascii="Kaiti SC" w:hAnsi="Kaiti SC" w:eastAsia="Kaiti SC" w:cs="Kaiti SC"/>
+          <w:sz w:val="21"/>
+        </w:rPr>
+        <w:t>【发射与任务】银河航天：仅隔18小时！银河航天研制卫星再腾飞 “通感智算”一体化卫星成功入轨 - 北京市人民政府门户网站 （北京市人民政府门户网站）</w:t>
       </w:r>
     </w:p>
     <w:p>
@@ -606,93 +669,6 @@
                 <w:b w:val="0"/>
                 <w:sz w:val="19"/>
               </w:rPr>
-              <w:t>中科宇航</w:t>
-            </w:r>
-          </w:p>
-        </w:tc>
-        <w:tc>
-          <w:tcPr>
-            <w:tcW w:type="dxa" w:w="2075"/>
-            <w:vAlign w:val="center"/>
-          </w:tcPr>
-          <w:p>
-            <w:pPr>
-              <w:spacing w:after="0" w:line="252" w:lineRule="auto"/>
-              <w:jc w:val="center"/>
-            </w:pPr>
-            <w:r/>
-            <w:r>
-              <w:rPr>
-                <w:rFonts w:ascii="Kaiti SC" w:hAnsi="Kaiti SC" w:eastAsia="Kaiti SC" w:cs="Kaiti SC"/>
-                <w:b w:val="0"/>
-                <w:sz w:val="19"/>
-              </w:rPr>
-              <w:t>8</w:t>
-            </w:r>
-          </w:p>
-        </w:tc>
-        <w:tc>
-          <w:tcPr>
-            <w:tcW w:type="dxa" w:w="2075"/>
-            <w:vAlign w:val="center"/>
-          </w:tcPr>
-          <w:p>
-            <w:pPr>
-              <w:spacing w:after="0" w:line="252" w:lineRule="auto"/>
-              <w:jc w:val="center"/>
-            </w:pPr>
-            <w:r/>
-            <w:r>
-              <w:rPr>
-                <w:rFonts w:ascii="Kaiti SC" w:hAnsi="Kaiti SC" w:eastAsia="Kaiti SC" w:cs="Kaiti SC"/>
-                <w:b w:val="0"/>
-                <w:sz w:val="19"/>
-              </w:rPr>
-              <w:t>发射与任务、订单与合作</w:t>
-            </w:r>
-          </w:p>
-        </w:tc>
-        <w:tc>
-          <w:tcPr>
-            <w:tcW w:type="dxa" w:w="2075"/>
-            <w:vAlign w:val="center"/>
-          </w:tcPr>
-          <w:p>
-            <w:pPr>
-              <w:spacing w:after="0" w:line="252" w:lineRule="auto"/>
-            </w:pPr>
-            <w:r/>
-            <w:r>
-              <w:rPr>
-                <w:rFonts w:ascii="Kaiti SC" w:hAnsi="Kaiti SC" w:eastAsia="Kaiti SC" w:cs="Kaiti SC"/>
-                <w:b w:val="0"/>
-                <w:sz w:val="19"/>
-              </w:rPr>
-              <w:t>民营火箭迎来密集发射 中科宇航一箭9星推“算力上天” - 证券时报</w:t>
-            </w:r>
-          </w:p>
-        </w:tc>
-      </w:tr>
-      <w:tr>
-        <w:trPr>
-          <w:cantSplit/>
-        </w:trPr>
-        <w:tc>
-          <w:tcPr>
-            <w:tcW w:type="dxa" w:w="2075"/>
-            <w:vAlign w:val="center"/>
-          </w:tcPr>
-          <w:p>
-            <w:pPr>
-              <w:spacing w:after="0" w:line="252" w:lineRule="auto"/>
-            </w:pPr>
-            <w:r/>
-            <w:r>
-              <w:rPr>
-                <w:rFonts w:ascii="Kaiti SC" w:hAnsi="Kaiti SC" w:eastAsia="Kaiti SC" w:cs="Kaiti SC"/>
-                <w:b w:val="0"/>
-                <w:sz w:val="19"/>
-              </w:rPr>
               <w:t>SpaceX</w:t>
             </w:r>
           </w:p>
@@ -714,7 +690,7 @@
                 <w:b w:val="0"/>
                 <w:sz w:val="19"/>
               </w:rPr>
-              <w:t>3</w:t>
+              <w:t>13</w:t>
             </w:r>
           </w:p>
         </w:tc>
@@ -755,7 +731,7 @@
                 <w:b w:val="0"/>
                 <w:sz w:val="19"/>
               </w:rPr>
-              <w:t>Is SpaceX stock worth buying ahead of its 14th Starship test?</w:t>
+              <w:t>Launch Preview: Electron, Falcon 9, and Starship set for launches</w:t>
             </w:r>
           </w:p>
         </w:tc>
@@ -780,7 +756,181 @@
                 <w:b w:val="0"/>
                 <w:sz w:val="19"/>
               </w:rPr>
-              <w:t>天兵科技</w:t>
+              <w:t>Blue Origin</w:t>
+            </w:r>
+          </w:p>
+        </w:tc>
+        <w:tc>
+          <w:tcPr>
+            <w:tcW w:type="dxa" w:w="2075"/>
+            <w:vAlign w:val="center"/>
+          </w:tcPr>
+          <w:p>
+            <w:pPr>
+              <w:spacing w:after="0" w:line="252" w:lineRule="auto"/>
+              <w:jc w:val="center"/>
+            </w:pPr>
+            <w:r/>
+            <w:r>
+              <w:rPr>
+                <w:rFonts w:ascii="Kaiti SC" w:hAnsi="Kaiti SC" w:eastAsia="Kaiti SC" w:cs="Kaiti SC"/>
+                <w:b w:val="0"/>
+                <w:sz w:val="19"/>
+              </w:rPr>
+              <w:t>4</w:t>
+            </w:r>
+          </w:p>
+        </w:tc>
+        <w:tc>
+          <w:tcPr>
+            <w:tcW w:type="dxa" w:w="2075"/>
+            <w:vAlign w:val="center"/>
+          </w:tcPr>
+          <w:p>
+            <w:pPr>
+              <w:spacing w:after="0" w:line="252" w:lineRule="auto"/>
+              <w:jc w:val="center"/>
+            </w:pPr>
+            <w:r/>
+            <w:r>
+              <w:rPr>
+                <w:rFonts w:ascii="Kaiti SC" w:hAnsi="Kaiti SC" w:eastAsia="Kaiti SC" w:cs="Kaiti SC"/>
+                <w:b w:val="0"/>
+                <w:sz w:val="19"/>
+              </w:rPr>
+              <w:t>发射与任务、其他动态</w:t>
+            </w:r>
+          </w:p>
+        </w:tc>
+        <w:tc>
+          <w:tcPr>
+            <w:tcW w:type="dxa" w:w="2075"/>
+            <w:vAlign w:val="center"/>
+          </w:tcPr>
+          <w:p>
+            <w:pPr>
+              <w:spacing w:after="0" w:line="252" w:lineRule="auto"/>
+            </w:pPr>
+            <w:r/>
+            <w:r>
+              <w:rPr>
+                <w:rFonts w:ascii="Kaiti SC" w:hAnsi="Kaiti SC" w:eastAsia="Kaiti SC" w:cs="Kaiti SC"/>
+                <w:b w:val="0"/>
+                <w:sz w:val="19"/>
+              </w:rPr>
+              <w:t>Blue Origin's massive New Glenn rocket on move to launch pad</w:t>
+            </w:r>
+          </w:p>
+        </w:tc>
+      </w:tr>
+      <w:tr>
+        <w:trPr>
+          <w:cantSplit/>
+        </w:trPr>
+        <w:tc>
+          <w:tcPr>
+            <w:tcW w:type="dxa" w:w="2075"/>
+            <w:vAlign w:val="center"/>
+          </w:tcPr>
+          <w:p>
+            <w:pPr>
+              <w:spacing w:after="0" w:line="252" w:lineRule="auto"/>
+            </w:pPr>
+            <w:r/>
+            <w:r>
+              <w:rPr>
+                <w:rFonts w:ascii="Kaiti SC" w:hAnsi="Kaiti SC" w:eastAsia="Kaiti SC" w:cs="Kaiti SC"/>
+                <w:b w:val="0"/>
+                <w:sz w:val="19"/>
+              </w:rPr>
+              <w:t>银河航天</w:t>
+            </w:r>
+          </w:p>
+        </w:tc>
+        <w:tc>
+          <w:tcPr>
+            <w:tcW w:type="dxa" w:w="2075"/>
+            <w:vAlign w:val="center"/>
+          </w:tcPr>
+          <w:p>
+            <w:pPr>
+              <w:spacing w:after="0" w:line="252" w:lineRule="auto"/>
+              <w:jc w:val="center"/>
+            </w:pPr>
+            <w:r/>
+            <w:r>
+              <w:rPr>
+                <w:rFonts w:ascii="Kaiti SC" w:hAnsi="Kaiti SC" w:eastAsia="Kaiti SC" w:cs="Kaiti SC"/>
+                <w:b w:val="0"/>
+                <w:sz w:val="19"/>
+              </w:rPr>
+              <w:t>2</w:t>
+            </w:r>
+          </w:p>
+        </w:tc>
+        <w:tc>
+          <w:tcPr>
+            <w:tcW w:type="dxa" w:w="2075"/>
+            <w:vAlign w:val="center"/>
+          </w:tcPr>
+          <w:p>
+            <w:pPr>
+              <w:spacing w:after="0" w:line="252" w:lineRule="auto"/>
+              <w:jc w:val="center"/>
+            </w:pPr>
+            <w:r/>
+            <w:r>
+              <w:rPr>
+                <w:rFonts w:ascii="Kaiti SC" w:hAnsi="Kaiti SC" w:eastAsia="Kaiti SC" w:cs="Kaiti SC"/>
+                <w:b w:val="0"/>
+                <w:sz w:val="19"/>
+              </w:rPr>
+              <w:t>发射与任务</w:t>
+            </w:r>
+          </w:p>
+        </w:tc>
+        <w:tc>
+          <w:tcPr>
+            <w:tcW w:type="dxa" w:w="2075"/>
+            <w:vAlign w:val="center"/>
+          </w:tcPr>
+          <w:p>
+            <w:pPr>
+              <w:spacing w:after="0" w:line="252" w:lineRule="auto"/>
+            </w:pPr>
+            <w:r/>
+            <w:r>
+              <w:rPr>
+                <w:rFonts w:ascii="Kaiti SC" w:hAnsi="Kaiti SC" w:eastAsia="Kaiti SC" w:cs="Kaiti SC"/>
+                <w:b w:val="0"/>
+                <w:sz w:val="19"/>
+              </w:rPr>
+              <w:t>仅隔18小时！银河航天研制卫星再腾飞 “通感智算”一体化卫星成功入轨 - 北京市人民政府门户网站</w:t>
+            </w:r>
+          </w:p>
+        </w:tc>
+      </w:tr>
+      <w:tr>
+        <w:trPr>
+          <w:cantSplit/>
+        </w:trPr>
+        <w:tc>
+          <w:tcPr>
+            <w:tcW w:type="dxa" w:w="2075"/>
+            <w:vAlign w:val="center"/>
+          </w:tcPr>
+          <w:p>
+            <w:pPr>
+              <w:spacing w:after="0" w:line="252" w:lineRule="auto"/>
+            </w:pPr>
+            <w:r/>
+            <w:r>
+              <w:rPr>
+                <w:rFonts w:ascii="Kaiti SC" w:hAnsi="Kaiti SC" w:eastAsia="Kaiti SC" w:cs="Kaiti SC"/>
+                <w:b w:val="0"/>
+                <w:sz w:val="19"/>
+              </w:rPr>
+              <w:t>中科宇航</w:t>
             </w:r>
           </w:p>
         </w:tc>
@@ -842,7 +992,7 @@
                 <w:b w:val="0"/>
                 <w:sz w:val="19"/>
               </w:rPr>
-              <w:t>天兵科技公布天龙三号遥一运载火箭首飞试验任务失利原因并已完成归零 - eastmoney.com</w:t>
+              <w:t>中科宇航力箭一号遥十八火箭一箭9星发射成功 - 观点网</w:t>
             </w:r>
           </w:p>
         </w:tc>
@@ -867,7 +1017,7 @@
                 <w:b w:val="0"/>
                 <w:sz w:val="19"/>
               </w:rPr>
-              <w:t>银河航天</w:t>
+              <w:t>星际荣耀</w:t>
             </w:r>
           </w:p>
         </w:tc>
@@ -909,7 +1059,7 @@
                 <w:b w:val="0"/>
                 <w:sz w:val="19"/>
               </w:rPr>
-              <w:t>发射与任务</w:t>
+              <w:t>订单与合作</w:t>
             </w:r>
           </w:p>
         </w:tc>
@@ -929,7 +1079,7 @@
                 <w:b w:val="0"/>
                 <w:sz w:val="19"/>
               </w:rPr>
-              <w:t>银河航天成功发射 “通感智算”一体化技术验证卫星 - 上海证券报电子版</w:t>
+              <w:t>上海光之年诉星际荣耀中介合同纠纷案10月22日开庭将厘清权责边界 - 新浪财经</w:t>
             </w:r>
           </w:p>
         </w:tc>
@@ -966,7 +1116,7 @@
           <w:rFonts w:ascii="Kaiti SC" w:hAnsi="Kaiti SC" w:eastAsia="Kaiti SC" w:cs="Kaiti SC"/>
           <w:sz w:val="21"/>
         </w:rPr>
-        <w:t>[1] 2026-09-21｜证券时报｜中科宇航：民营火箭迎来密集发射 中科宇航一箭9星推“算力上天” - 证券时报</w:t>
+        <w:t>[1] 2026-09-22｜NASASpaceflight｜SpaceX：Launch Preview: Electron, Falcon 9, and Starship set for launches</w:t>
       </w:r>
     </w:p>
     <w:p>
@@ -987,7 +1137,7 @@
           <w:rFonts w:ascii="Kaiti SC" w:hAnsi="Kaiti SC" w:eastAsia="Kaiti SC" w:cs="Kaiti SC"/>
           <w:sz w:val="21"/>
         </w:rPr>
-        <w:t>[2] 2026-09-21｜新浪财经｜中科宇航：力箭一号遥十八火箭成功发射9颗卫星，将执行首次海上发射任务_手机新浪网 - 新浪财经</w:t>
+        <w:t>[2] 2026-09-22｜Spaceflight Now｜SpaceX：SpaceX’s Super Heavy booster arrives at pad ahead of first orbital Starship launch</w:t>
       </w:r>
     </w:p>
     <w:p>
@@ -1008,7 +1158,7 @@
           <w:rFonts w:ascii="Kaiti SC" w:hAnsi="Kaiti SC" w:eastAsia="Kaiti SC" w:cs="Kaiti SC"/>
           <w:sz w:val="21"/>
         </w:rPr>
-        <w:t>[3] 2026-09-21｜21财经｜中科宇航：力箭一号“一箭9星”送算力上天，近期拟实施首次海上发射任务 - 21财经</w:t>
+        <w:t>[3] 2026-09-22｜satnews.com｜SpaceX：Exolaunch Contracts Dedicated SpaceX Starship Mission for 2029 Starfall Return-to-Earth Program</w:t>
       </w:r>
     </w:p>
     <w:p>
@@ -1029,7 +1179,7 @@
           <w:rFonts w:ascii="Kaiti SC" w:hAnsi="Kaiti SC" w:eastAsia="Kaiti SC" w:cs="Kaiti SC"/>
           <w:sz w:val="21"/>
         </w:rPr>
-        <w:t>[4] 2026-09-21｜bing.com｜SpaceX：Is SpaceX stock worth buying ahead of its 14th Starship test?</w:t>
+        <w:t>[4] 2026-09-22｜bing.com｜Blue Origin：Blue Origin's massive New Glenn rocket on move to launch pad</w:t>
       </w:r>
     </w:p>
     <w:p>
@@ -1050,7 +1200,7 @@
           <w:rFonts w:ascii="Kaiti SC" w:hAnsi="Kaiti SC" w:eastAsia="Kaiti SC" w:cs="Kaiti SC"/>
           <w:sz w:val="21"/>
         </w:rPr>
-        <w:t>[5] 2026-09-21｜广州市国资委｜中科宇航：广州产投领投企业中科宇航力箭一号遥十八运载火箭“一箭9星”发射圆满成功！ - 广州市国资委</w:t>
+        <w:t>[5] 2026-09-22｜Corpus Christi Caller-Times｜SpaceX：SpaceX has launched Starship 13 times in Texas. Relive all flight tests - Corpus Christi Caller-Times</w:t>
       </w:r>
     </w:p>
     <w:p>
@@ -1071,7 +1221,7 @@
           <w:rFonts w:ascii="Kaiti SC" w:hAnsi="Kaiti SC" w:eastAsia="Kaiti SC" w:cs="Kaiti SC"/>
           <w:sz w:val="21"/>
         </w:rPr>
-        <w:t>[6] 2026-09-21｜新华网｜中科宇航：力箭一号“一箭9星”发射成功 - 新华网</w:t>
+        <w:t>[6] 2026-09-22｜bing.com｜Blue Origin：Blue Origin's massive New Glenn rocket on move to launch pad</w:t>
       </w:r>
     </w:p>
     <w:p>
@@ -1092,7 +1242,7 @@
           <w:rFonts w:ascii="Kaiti SC" w:hAnsi="Kaiti SC" w:eastAsia="Kaiti SC" w:cs="Kaiti SC"/>
           <w:sz w:val="21"/>
         </w:rPr>
-        <w:t>[7] 2026-09-21｜bing.com｜SpaceX：SpaceX shows how 27 Starlink satellites are packed together in orbit</w:t>
+        <w:t>[7] 2026-09-22｜bing.com｜SpaceX：No Pressure: A Massive Starlink Upgrade Hinges on SpaceX's Next Starship Launch</w:t>
       </w:r>
     </w:p>
     <w:p>
@@ -1113,7 +1263,7 @@
           <w:rFonts w:ascii="Kaiti SC" w:hAnsi="Kaiti SC" w:eastAsia="Kaiti SC" w:cs="Kaiti SC"/>
           <w:sz w:val="21"/>
         </w:rPr>
-        <w:t>[8] 2026-09-21｜上海证券报电子版｜银河航天：银河航天成功发射 “通感智算”一体化技术验证卫星 - 上海证券报电子版</w:t>
+        <w:t>[8] 2026-09-22｜观点网｜中科宇航：中科宇航力箭一号遥十八火箭一箭9星发射成功 - 观点网</w:t>
       </w:r>
     </w:p>
     <w:p>
@@ -1134,7 +1284,7 @@
           <w:rFonts w:ascii="Kaiti SC" w:hAnsi="Kaiti SC" w:eastAsia="Kaiti SC" w:cs="Kaiti SC"/>
           <w:sz w:val="21"/>
         </w:rPr>
-        <w:t>[9] 2026-09-21｜bing.com｜SpaceX：SpaceX Seems to Expand 'Free' Starlink Mini Perk to All Residential Plans</w:t>
+        <w:t>[9] 2026-09-22｜新浪财经｜星际荣耀：上海光之年诉星际荣耀中介合同纠纷案10月22日开庭将厘清权责边界 - 新浪财经</w:t>
       </w:r>
     </w:p>
     <w:p>
@@ -1155,7 +1305,70 @@
           <w:rFonts w:ascii="Kaiti SC" w:hAnsi="Kaiti SC" w:eastAsia="Kaiti SC" w:cs="Kaiti SC"/>
           <w:sz w:val="21"/>
         </w:rPr>
-        <w:t>[10] 2026-09-21｜eastmoney.com｜天兵科技：天兵科技公布天龙三号遥一运载火箭首飞试验任务失利原因并已完成归零 - eastmoney.com</w:t>
+        <w:t>[10] 2026-09-22｜bing.com｜Blue Origin：New Glenn's sub-cooled propellant upgrade pushed thrust to 4.5 million pounds</w:t>
+      </w:r>
+    </w:p>
+    <w:p>
+      <w:pPr>
+        <w:keepLines/>
+        <w:spacing w:after="60"/>
+        <w:ind w:left="369" w:hanging="227"/>
+      </w:pPr>
+      <w:r>
+        <w:rPr>
+          <w:rFonts w:ascii="Kaiti SC" w:hAnsi="Kaiti SC" w:eastAsia="Kaiti SC" w:cs="Kaiti SC"/>
+          <w:sz w:val="21"/>
+        </w:rPr>
+        <w:t xml:space="preserve">✓ </w:t>
+      </w:r>
+      <w:r>
+        <w:rPr>
+          <w:rFonts w:ascii="Kaiti SC" w:hAnsi="Kaiti SC" w:eastAsia="Kaiti SC" w:cs="Kaiti SC"/>
+          <w:sz w:val="21"/>
+        </w:rPr>
+        <w:t>[11] 2026-09-22｜bing.com｜Blue Origin：New Glenn's sub-cooled propellant upgrade pushed thrust to 4.5 million pounds</w:t>
+      </w:r>
+    </w:p>
+    <w:p>
+      <w:pPr>
+        <w:keepLines/>
+        <w:spacing w:after="60"/>
+        <w:ind w:left="369" w:hanging="227"/>
+      </w:pPr>
+      <w:r>
+        <w:rPr>
+          <w:rFonts w:ascii="Kaiti SC" w:hAnsi="Kaiti SC" w:eastAsia="Kaiti SC" w:cs="Kaiti SC"/>
+          <w:sz w:val="21"/>
+        </w:rPr>
+        <w:t xml:space="preserve">✓ </w:t>
+      </w:r>
+      <w:r>
+        <w:rPr>
+          <w:rFonts w:ascii="Kaiti SC" w:hAnsi="Kaiti SC" w:eastAsia="Kaiti SC" w:cs="Kaiti SC"/>
+          <w:sz w:val="21"/>
+        </w:rPr>
+        <w:t>[12] 2026-09-22｜北京市人民政府门户网站｜银河航天：仅隔18小时！银河航天研制卫星再腾飞 “通感智算”一体化卫星成功入轨 - 北京市人民政府门户网站</w:t>
+      </w:r>
+    </w:p>
+    <w:p>
+      <w:pPr>
+        <w:keepLines/>
+        <w:spacing w:after="60"/>
+        <w:ind w:left="369" w:hanging="227"/>
+      </w:pPr>
+      <w:r>
+        <w:rPr>
+          <w:rFonts w:ascii="Kaiti SC" w:hAnsi="Kaiti SC" w:eastAsia="Kaiti SC" w:cs="Kaiti SC"/>
+          <w:sz w:val="21"/>
+        </w:rPr>
+        <w:t xml:space="preserve">✓ </w:t>
+      </w:r>
+      <w:r>
+        <w:rPr>
+          <w:rFonts w:ascii="Kaiti SC" w:hAnsi="Kaiti SC" w:eastAsia="Kaiti SC" w:cs="Kaiti SC"/>
+          <w:sz w:val="21"/>
+        </w:rPr>
+        <w:t>[13] 2026-09-22｜北京市人民政府门户网站｜银河航天：仅隔18小时！银河航天研制卫星再腾飞 “通感智算”一体化卫星成功入轨 - 北京市人民政府门户网站</w:t>
       </w:r>
     </w:p>
     <w:sectPr>

--- a/docs/data/reports/daily-documents/latest/previous_daily_report.docx
+++ b/docs/data/reports/daily-documents/latest/previous_daily_report.docx
@@ -26,7 +26,7 @@
           <w:rFonts w:ascii="Kaiti SC" w:hAnsi="Kaiti SC" w:eastAsia="Kaiti SC" w:cs="Kaiti SC"/>
           <w:sz w:val="21"/>
         </w:rPr>
-        <w:t>2026-09-22（上一自然日）</w:t>
+        <w:t>2026-09-23（上一自然日）</w:t>
       </w:r>
     </w:p>
     <w:tbl>
@@ -81,7 +81,7 @@
                 <w:b w:val="0"/>
                 <w:sz w:val="19"/>
               </w:rPr>
-              <w:t>2026-09-22</w:t>
+              <w:t>2026-09-23</w:t>
             </w:r>
           </w:p>
         </w:tc>
@@ -127,7 +127,7 @@
                 <w:b w:val="0"/>
                 <w:sz w:val="19"/>
               </w:rPr>
-              <w:t>21 条 / 5 家</w:t>
+              <w:t>10 条 / 3 家</w:t>
             </w:r>
           </w:p>
         </w:tc>
@@ -173,7 +173,7 @@
                 <w:b w:val="0"/>
                 <w:sz w:val="19"/>
               </w:rPr>
-              <w:t>9 个</w:t>
+              <w:t>6 个</w:t>
             </w:r>
           </w:p>
         </w:tc>
@@ -219,7 +219,7 @@
                 <w:b w:val="0"/>
                 <w:sz w:val="19"/>
               </w:rPr>
-              <w:t>2026-09-23</w:t>
+              <w:t>2026-09-24</w:t>
             </w:r>
           </w:p>
         </w:tc>
@@ -245,7 +245,7 @@
     </w:p>
     <w:p>
       <w:r>
-        <w:t>2026-09-22 共归档 21 条新闻，覆盖 5 家公司、9 个信息来源。 新闻量较多的公司包括 SpaceX、Blue Origin、银河航天、中科宇航。</w:t>
+        <w:t>2026-09-23 共归档 10 条新闻，覆盖 3 家公司、6 个信息来源。 新闻量较多的公司包括 SpaceX、银河航天、中国星网。</w:t>
       </w:r>
     </w:p>
     <w:p>
@@ -279,7 +279,7 @@
           <w:rFonts w:ascii="Kaiti SC" w:hAnsi="Kaiti SC" w:eastAsia="Kaiti SC" w:cs="Kaiti SC"/>
           <w:sz w:val="21"/>
         </w:rPr>
-        <w:t>【发射与任务】SpaceX：Launch Preview: Electron, Falcon 9, and Starship set for launches （NASASpaceflight）</w:t>
+        <w:t>【市场与股价】SpaceX：SpaceX Breaches $150 Again: Will the ‘Golden Dome’ Announcements Be Enough to Keep Prices Above IPO Levels? （bing.com）</w:t>
       </w:r>
     </w:p>
     <w:p>
@@ -300,7 +300,7 @@
           <w:rFonts w:ascii="Kaiti SC" w:hAnsi="Kaiti SC" w:eastAsia="Kaiti SC" w:cs="Kaiti SC"/>
           <w:sz w:val="21"/>
         </w:rPr>
-        <w:t>【发射与任务】SpaceX：SpaceX’s Super Heavy booster arrives at pad ahead of first orbital Starship launch （Spaceflight Now）</w:t>
+        <w:t>【发射与任务】SpaceX：Elon Musk Projects Starlink Constellation Will Deliver Majority of Global Internet Traffic Within a Decade （satnews.com）</w:t>
       </w:r>
     </w:p>
     <w:p>
@@ -321,7 +321,7 @@
           <w:rFonts w:ascii="Kaiti SC" w:hAnsi="Kaiti SC" w:eastAsia="Kaiti SC" w:cs="Kaiti SC"/>
           <w:sz w:val="21"/>
         </w:rPr>
-        <w:t>【发射与任务】SpaceX：Exolaunch Contracts Dedicated SpaceX Starship Mission for 2029 Starfall Return-to-Earth Program （satnews.com）</w:t>
+        <w:t>【其他动态】银河航天：Amazon Leo Partners With UZ-SAT to Expand Satellite Internet in Uzbekistan （spacewatch.global）</w:t>
       </w:r>
     </w:p>
     <w:p>
@@ -342,7 +342,7 @@
           <w:rFonts w:ascii="Kaiti SC" w:hAnsi="Kaiti SC" w:eastAsia="Kaiti SC" w:cs="Kaiti SC"/>
           <w:sz w:val="21"/>
         </w:rPr>
-        <w:t>【发射与任务】Blue Origin：Blue Origin's massive New Glenn rocket on move to launch pad （bing.com）</w:t>
+        <w:t>【其他动态】SpaceX：Elon Musk-led SpaceX's Starlink faces new military connectivity alternative as Boeing drone unit tests Gogo Link （bing.com）</w:t>
       </w:r>
     </w:p>
     <w:p>
@@ -363,7 +363,7 @@
           <w:rFonts w:ascii="Kaiti SC" w:hAnsi="Kaiti SC" w:eastAsia="Kaiti SC" w:cs="Kaiti SC"/>
           <w:sz w:val="21"/>
         </w:rPr>
-        <w:t>【发射与任务】SpaceX：SpaceX has launched Starship 13 times in Texas. Relive all flight tests - Corpus Christi Caller-Times （Corpus Christi Caller-Times）</w:t>
+        <w:t>【发射与任务】SpaceX：Here's What $10,000 Invested in SpaceX Stock Could Look Like in 5 Years （bing.com）</w:t>
       </w:r>
     </w:p>
     <w:p>
@@ -384,7 +384,7 @@
           <w:rFonts w:ascii="Kaiti SC" w:hAnsi="Kaiti SC" w:eastAsia="Kaiti SC" w:cs="Kaiti SC"/>
           <w:sz w:val="21"/>
         </w:rPr>
-        <w:t>【发射与任务】Blue Origin：Blue Origin's massive New Glenn rocket on move to launch pad （bing.com）</w:t>
+        <w:t>【发射与任务】SpaceX：Here's What $10,000 Invested in SpaceX Stock Could Look Like in 5 Years （bing.com）</w:t>
       </w:r>
     </w:p>
     <w:p>
@@ -405,7 +405,7 @@
           <w:rFonts w:ascii="Kaiti SC" w:hAnsi="Kaiti SC" w:eastAsia="Kaiti SC" w:cs="Kaiti SC"/>
           <w:sz w:val="21"/>
         </w:rPr>
-        <w:t>【发射与任务】SpaceX：No Pressure: A Massive Starlink Upgrade Hinges on SpaceX's Next Starship Launch （bing.com）</w:t>
+        <w:t>【其他动态】银河航天：银河航天董事长兼CEO徐鸣：卫星互联网成为太空经济重要增长引擎 - 证券时报网 （证券时报网）</w:t>
       </w:r>
     </w:p>
     <w:p>
@@ -426,112 +426,7 @@
           <w:rFonts w:ascii="Kaiti SC" w:hAnsi="Kaiti SC" w:eastAsia="Kaiti SC" w:cs="Kaiti SC"/>
           <w:sz w:val="21"/>
         </w:rPr>
-        <w:t>【发射与任务】中科宇航：中科宇航力箭一号遥十八火箭一箭9星发射成功 - 观点网 （观点网）</w:t>
-      </w:r>
-    </w:p>
-    <w:p>
-      <w:pPr>
-        <w:keepLines/>
-        <w:spacing w:after="60"/>
-        <w:ind w:left="369" w:hanging="227"/>
-      </w:pPr>
-      <w:r>
-        <w:rPr>
-          <w:rFonts w:ascii="Kaiti SC" w:hAnsi="Kaiti SC" w:eastAsia="Kaiti SC" w:cs="Kaiti SC"/>
-          <w:sz w:val="21"/>
-        </w:rPr>
-        <w:t xml:space="preserve">➢ </w:t>
-      </w:r>
-      <w:r>
-        <w:rPr>
-          <w:rFonts w:ascii="Kaiti SC" w:hAnsi="Kaiti SC" w:eastAsia="Kaiti SC" w:cs="Kaiti SC"/>
-          <w:sz w:val="21"/>
-        </w:rPr>
-        <w:t>【订单与合作】星际荣耀：上海光之年诉星际荣耀中介合同纠纷案10月22日开庭将厘清权责边界 - 新浪财经 （新浪财经）</w:t>
-      </w:r>
-    </w:p>
-    <w:p>
-      <w:pPr>
-        <w:keepLines/>
-        <w:spacing w:after="60"/>
-        <w:ind w:left="369" w:hanging="227"/>
-      </w:pPr>
-      <w:r>
-        <w:rPr>
-          <w:rFonts w:ascii="Kaiti SC" w:hAnsi="Kaiti SC" w:eastAsia="Kaiti SC" w:cs="Kaiti SC"/>
-          <w:sz w:val="21"/>
-        </w:rPr>
-        <w:t xml:space="preserve">➢ </w:t>
-      </w:r>
-      <w:r>
-        <w:rPr>
-          <w:rFonts w:ascii="Kaiti SC" w:hAnsi="Kaiti SC" w:eastAsia="Kaiti SC" w:cs="Kaiti SC"/>
-          <w:sz w:val="21"/>
-        </w:rPr>
-        <w:t>【其他动态】Blue Origin：New Glenn's sub-cooled propellant upgrade pushed thrust to 4.5 million pounds （bing.com）</w:t>
-      </w:r>
-    </w:p>
-    <w:p>
-      <w:pPr>
-        <w:keepLines/>
-        <w:spacing w:after="60"/>
-        <w:ind w:left="369" w:hanging="227"/>
-      </w:pPr>
-      <w:r>
-        <w:rPr>
-          <w:rFonts w:ascii="Kaiti SC" w:hAnsi="Kaiti SC" w:eastAsia="Kaiti SC" w:cs="Kaiti SC"/>
-          <w:sz w:val="21"/>
-        </w:rPr>
-        <w:t xml:space="preserve">➢ </w:t>
-      </w:r>
-      <w:r>
-        <w:rPr>
-          <w:rFonts w:ascii="Kaiti SC" w:hAnsi="Kaiti SC" w:eastAsia="Kaiti SC" w:cs="Kaiti SC"/>
-          <w:sz w:val="21"/>
-        </w:rPr>
-        <w:t>【其他动态】Blue Origin：New Glenn's sub-cooled propellant upgrade pushed thrust to 4.5 million pounds （bing.com）</w:t>
-      </w:r>
-    </w:p>
-    <w:p>
-      <w:pPr>
-        <w:keepLines/>
-        <w:spacing w:after="60"/>
-        <w:ind w:left="369" w:hanging="227"/>
-      </w:pPr>
-      <w:r>
-        <w:rPr>
-          <w:rFonts w:ascii="Kaiti SC" w:hAnsi="Kaiti SC" w:eastAsia="Kaiti SC" w:cs="Kaiti SC"/>
-          <w:sz w:val="21"/>
-        </w:rPr>
-        <w:t xml:space="preserve">➢ </w:t>
-      </w:r>
-      <w:r>
-        <w:rPr>
-          <w:rFonts w:ascii="Kaiti SC" w:hAnsi="Kaiti SC" w:eastAsia="Kaiti SC" w:cs="Kaiti SC"/>
-          <w:sz w:val="21"/>
-        </w:rPr>
-        <w:t>【发射与任务】银河航天：仅隔18小时！银河航天研制卫星再腾飞 “通感智算”一体化卫星成功入轨 - 北京市人民政府门户网站 （北京市人民政府门户网站）</w:t>
-      </w:r>
-    </w:p>
-    <w:p>
-      <w:pPr>
-        <w:keepLines/>
-        <w:spacing w:after="60"/>
-        <w:ind w:left="369" w:hanging="227"/>
-      </w:pPr>
-      <w:r>
-        <w:rPr>
-          <w:rFonts w:ascii="Kaiti SC" w:hAnsi="Kaiti SC" w:eastAsia="Kaiti SC" w:cs="Kaiti SC"/>
-          <w:sz w:val="21"/>
-        </w:rPr>
-        <w:t xml:space="preserve">➢ </w:t>
-      </w:r>
-      <w:r>
-        <w:rPr>
-          <w:rFonts w:ascii="Kaiti SC" w:hAnsi="Kaiti SC" w:eastAsia="Kaiti SC" w:cs="Kaiti SC"/>
-          <w:sz w:val="21"/>
-        </w:rPr>
-        <w:t>【发射与任务】银河航天：仅隔18小时！银河航天研制卫星再腾飞 “通感智算”一体化卫星成功入轨 - 北京市人民政府门户网站 （北京市人民政府门户网站）</w:t>
+        <w:t>【其他动态】中国星网：中国星网旗下公司拟转让20%股权 - 泰伯网 （泰伯网）</w:t>
       </w:r>
     </w:p>
     <w:p>
@@ -690,7 +585,7 @@
                 <w:b w:val="0"/>
                 <w:sz w:val="19"/>
               </w:rPr>
-              <w:t>13</w:t>
+              <w:t>7</w:t>
             </w:r>
           </w:p>
         </w:tc>
@@ -711,7 +606,7 @@
                 <w:b w:val="0"/>
                 <w:sz w:val="19"/>
               </w:rPr>
-              <w:t>发射与任务、其他动态</w:t>
+              <w:t>市场与股价、发射与任务、其他动态</w:t>
             </w:r>
           </w:p>
         </w:tc>
@@ -731,94 +626,7 @@
                 <w:b w:val="0"/>
                 <w:sz w:val="19"/>
               </w:rPr>
-              <w:t>Launch Preview: Electron, Falcon 9, and Starship set for launches</w:t>
-            </w:r>
-          </w:p>
-        </w:tc>
-      </w:tr>
-      <w:tr>
-        <w:trPr>
-          <w:cantSplit/>
-        </w:trPr>
-        <w:tc>
-          <w:tcPr>
-            <w:tcW w:type="dxa" w:w="2075"/>
-            <w:vAlign w:val="center"/>
-          </w:tcPr>
-          <w:p>
-            <w:pPr>
-              <w:spacing w:after="0" w:line="252" w:lineRule="auto"/>
-            </w:pPr>
-            <w:r/>
-            <w:r>
-              <w:rPr>
-                <w:rFonts w:ascii="Kaiti SC" w:hAnsi="Kaiti SC" w:eastAsia="Kaiti SC" w:cs="Kaiti SC"/>
-                <w:b w:val="0"/>
-                <w:sz w:val="19"/>
-              </w:rPr>
-              <w:t>Blue Origin</w:t>
-            </w:r>
-          </w:p>
-        </w:tc>
-        <w:tc>
-          <w:tcPr>
-            <w:tcW w:type="dxa" w:w="2075"/>
-            <w:vAlign w:val="center"/>
-          </w:tcPr>
-          <w:p>
-            <w:pPr>
-              <w:spacing w:after="0" w:line="252" w:lineRule="auto"/>
-              <w:jc w:val="center"/>
-            </w:pPr>
-            <w:r/>
-            <w:r>
-              <w:rPr>
-                <w:rFonts w:ascii="Kaiti SC" w:hAnsi="Kaiti SC" w:eastAsia="Kaiti SC" w:cs="Kaiti SC"/>
-                <w:b w:val="0"/>
-                <w:sz w:val="19"/>
-              </w:rPr>
-              <w:t>4</w:t>
-            </w:r>
-          </w:p>
-        </w:tc>
-        <w:tc>
-          <w:tcPr>
-            <w:tcW w:type="dxa" w:w="2075"/>
-            <w:vAlign w:val="center"/>
-          </w:tcPr>
-          <w:p>
-            <w:pPr>
-              <w:spacing w:after="0" w:line="252" w:lineRule="auto"/>
-              <w:jc w:val="center"/>
-            </w:pPr>
-            <w:r/>
-            <w:r>
-              <w:rPr>
-                <w:rFonts w:ascii="Kaiti SC" w:hAnsi="Kaiti SC" w:eastAsia="Kaiti SC" w:cs="Kaiti SC"/>
-                <w:b w:val="0"/>
-                <w:sz w:val="19"/>
-              </w:rPr>
-              <w:t>发射与任务、其他动态</w:t>
-            </w:r>
-          </w:p>
-        </w:tc>
-        <w:tc>
-          <w:tcPr>
-            <w:tcW w:type="dxa" w:w="2075"/>
-            <w:vAlign w:val="center"/>
-          </w:tcPr>
-          <w:p>
-            <w:pPr>
-              <w:spacing w:after="0" w:line="252" w:lineRule="auto"/>
-            </w:pPr>
-            <w:r/>
-            <w:r>
-              <w:rPr>
-                <w:rFonts w:ascii="Kaiti SC" w:hAnsi="Kaiti SC" w:eastAsia="Kaiti SC" w:cs="Kaiti SC"/>
-                <w:b w:val="0"/>
-                <w:sz w:val="19"/>
-              </w:rPr>
-              <w:t>Blue Origin's massive New Glenn rocket on move to launch pad</w:t>
+              <w:t>SpaceX Breaches $150 Again: Will the ‘Golden Dome’ Announcements Be Enough to Keep Prices Above IPO Levels?</w:t>
             </w:r>
           </w:p>
         </w:tc>
@@ -885,7 +693,7 @@
                 <w:b w:val="0"/>
                 <w:sz w:val="19"/>
               </w:rPr>
-              <w:t>发射与任务</w:t>
+              <w:t>其他动态</w:t>
             </w:r>
           </w:p>
         </w:tc>
@@ -905,7 +713,7 @@
                 <w:b w:val="0"/>
                 <w:sz w:val="19"/>
               </w:rPr>
-              <w:t>仅隔18小时！银河航天研制卫星再腾飞 “通感智算”一体化卫星成功入轨 - 北京市人民政府门户网站</w:t>
+              <w:t>Amazon Leo Partners With UZ-SAT to Expand Satellite Internet in Uzbekistan</w:t>
             </w:r>
           </w:p>
         </w:tc>
@@ -930,7 +738,7 @@
                 <w:b w:val="0"/>
                 <w:sz w:val="19"/>
               </w:rPr>
-              <w:t>中科宇航</w:t>
+              <w:t>中国星网</w:t>
             </w:r>
           </w:p>
         </w:tc>
@@ -972,7 +780,7 @@
                 <w:b w:val="0"/>
                 <w:sz w:val="19"/>
               </w:rPr>
-              <w:t>发射与任务</w:t>
+              <w:t>其他动态</w:t>
             </w:r>
           </w:p>
         </w:tc>
@@ -992,94 +800,7 @@
                 <w:b w:val="0"/>
                 <w:sz w:val="19"/>
               </w:rPr>
-              <w:t>中科宇航力箭一号遥十八火箭一箭9星发射成功 - 观点网</w:t>
-            </w:r>
-          </w:p>
-        </w:tc>
-      </w:tr>
-      <w:tr>
-        <w:trPr>
-          <w:cantSplit/>
-        </w:trPr>
-        <w:tc>
-          <w:tcPr>
-            <w:tcW w:type="dxa" w:w="2075"/>
-            <w:vAlign w:val="center"/>
-          </w:tcPr>
-          <w:p>
-            <w:pPr>
-              <w:spacing w:after="0" w:line="252" w:lineRule="auto"/>
-            </w:pPr>
-            <w:r/>
-            <w:r>
-              <w:rPr>
-                <w:rFonts w:ascii="Kaiti SC" w:hAnsi="Kaiti SC" w:eastAsia="Kaiti SC" w:cs="Kaiti SC"/>
-                <w:b w:val="0"/>
-                <w:sz w:val="19"/>
-              </w:rPr>
-              <w:t>星际荣耀</w:t>
-            </w:r>
-          </w:p>
-        </w:tc>
-        <w:tc>
-          <w:tcPr>
-            <w:tcW w:type="dxa" w:w="2075"/>
-            <w:vAlign w:val="center"/>
-          </w:tcPr>
-          <w:p>
-            <w:pPr>
-              <w:spacing w:after="0" w:line="252" w:lineRule="auto"/>
-              <w:jc w:val="center"/>
-            </w:pPr>
-            <w:r/>
-            <w:r>
-              <w:rPr>
-                <w:rFonts w:ascii="Kaiti SC" w:hAnsi="Kaiti SC" w:eastAsia="Kaiti SC" w:cs="Kaiti SC"/>
-                <w:b w:val="0"/>
-                <w:sz w:val="19"/>
-              </w:rPr>
-              <w:t>1</w:t>
-            </w:r>
-          </w:p>
-        </w:tc>
-        <w:tc>
-          <w:tcPr>
-            <w:tcW w:type="dxa" w:w="2075"/>
-            <w:vAlign w:val="center"/>
-          </w:tcPr>
-          <w:p>
-            <w:pPr>
-              <w:spacing w:after="0" w:line="252" w:lineRule="auto"/>
-              <w:jc w:val="center"/>
-            </w:pPr>
-            <w:r/>
-            <w:r>
-              <w:rPr>
-                <w:rFonts w:ascii="Kaiti SC" w:hAnsi="Kaiti SC" w:eastAsia="Kaiti SC" w:cs="Kaiti SC"/>
-                <w:b w:val="0"/>
-                <w:sz w:val="19"/>
-              </w:rPr>
-              <w:t>订单与合作</w:t>
-            </w:r>
-          </w:p>
-        </w:tc>
-        <w:tc>
-          <w:tcPr>
-            <w:tcW w:type="dxa" w:w="2075"/>
-            <w:vAlign w:val="center"/>
-          </w:tcPr>
-          <w:p>
-            <w:pPr>
-              <w:spacing w:after="0" w:line="252" w:lineRule="auto"/>
-            </w:pPr>
-            <w:r/>
-            <w:r>
-              <w:rPr>
-                <w:rFonts w:ascii="Kaiti SC" w:hAnsi="Kaiti SC" w:eastAsia="Kaiti SC" w:cs="Kaiti SC"/>
-                <w:b w:val="0"/>
-                <w:sz w:val="19"/>
-              </w:rPr>
-              <w:t>上海光之年诉星际荣耀中介合同纠纷案10月22日开庭将厘清权责边界 - 新浪财经</w:t>
+              <w:t>中国星网旗下公司拟转让20%股权 - 泰伯网</w:t>
             </w:r>
           </w:p>
         </w:tc>
@@ -1116,7 +837,7 @@
           <w:rFonts w:ascii="Kaiti SC" w:hAnsi="Kaiti SC" w:eastAsia="Kaiti SC" w:cs="Kaiti SC"/>
           <w:sz w:val="21"/>
         </w:rPr>
-        <w:t>[1] 2026-09-22｜NASASpaceflight｜SpaceX：Launch Preview: Electron, Falcon 9, and Starship set for launches</w:t>
+        <w:t>[1] 2026-09-23｜bing.com｜SpaceX：SpaceX Breaches $150 Again: Will the ‘Golden Dome’ Announcements Be Enough to Keep Prices Above IPO Levels?</w:t>
       </w:r>
     </w:p>
     <w:p>
@@ -1137,7 +858,7 @@
           <w:rFonts w:ascii="Kaiti SC" w:hAnsi="Kaiti SC" w:eastAsia="Kaiti SC" w:cs="Kaiti SC"/>
           <w:sz w:val="21"/>
         </w:rPr>
-        <w:t>[2] 2026-09-22｜Spaceflight Now｜SpaceX：SpaceX’s Super Heavy booster arrives at pad ahead of first orbital Starship launch</w:t>
+        <w:t>[2] 2026-09-23｜satnews.com｜SpaceX：Elon Musk Projects Starlink Constellation Will Deliver Majority of Global Internet Traffic Within a Decade</w:t>
       </w:r>
     </w:p>
     <w:p>
@@ -1158,7 +879,7 @@
           <w:rFonts w:ascii="Kaiti SC" w:hAnsi="Kaiti SC" w:eastAsia="Kaiti SC" w:cs="Kaiti SC"/>
           <w:sz w:val="21"/>
         </w:rPr>
-        <w:t>[3] 2026-09-22｜satnews.com｜SpaceX：Exolaunch Contracts Dedicated SpaceX Starship Mission for 2029 Starfall Return-to-Earth Program</w:t>
+        <w:t>[3] 2026-09-23｜spacewatch.global｜银河航天：Amazon Leo Partners With UZ-SAT to Expand Satellite Internet in Uzbekistan</w:t>
       </w:r>
     </w:p>
     <w:p>
@@ -1179,7 +900,7 @@
           <w:rFonts w:ascii="Kaiti SC" w:hAnsi="Kaiti SC" w:eastAsia="Kaiti SC" w:cs="Kaiti SC"/>
           <w:sz w:val="21"/>
         </w:rPr>
-        <w:t>[4] 2026-09-22｜bing.com｜Blue Origin：Blue Origin's massive New Glenn rocket on move to launch pad</w:t>
+        <w:t>[4] 2026-09-23｜bing.com｜SpaceX：Elon Musk-led SpaceX's Starlink faces new military connectivity alternative as Boeing drone unit tests Gogo Link</w:t>
       </w:r>
     </w:p>
     <w:p>
@@ -1200,7 +921,7 @@
           <w:rFonts w:ascii="Kaiti SC" w:hAnsi="Kaiti SC" w:eastAsia="Kaiti SC" w:cs="Kaiti SC"/>
           <w:sz w:val="21"/>
         </w:rPr>
-        <w:t>[5] 2026-09-22｜Corpus Christi Caller-Times｜SpaceX：SpaceX has launched Starship 13 times in Texas. Relive all flight tests - Corpus Christi Caller-Times</w:t>
+        <w:t>[5] 2026-09-23｜bing.com｜SpaceX：Here's What $10,000 Invested in SpaceX Stock Could Look Like in 5 Years</w:t>
       </w:r>
     </w:p>
     <w:p>
@@ -1221,7 +942,7 @@
           <w:rFonts w:ascii="Kaiti SC" w:hAnsi="Kaiti SC" w:eastAsia="Kaiti SC" w:cs="Kaiti SC"/>
           <w:sz w:val="21"/>
         </w:rPr>
-        <w:t>[6] 2026-09-22｜bing.com｜Blue Origin：Blue Origin's massive New Glenn rocket on move to launch pad</w:t>
+        <w:t>[6] 2026-09-23｜bing.com｜SpaceX：Here's What $10,000 Invested in SpaceX Stock Could Look Like in 5 Years</w:t>
       </w:r>
     </w:p>
     <w:p>
@@ -1242,7 +963,7 @@
           <w:rFonts w:ascii="Kaiti SC" w:hAnsi="Kaiti SC" w:eastAsia="Kaiti SC" w:cs="Kaiti SC"/>
           <w:sz w:val="21"/>
         </w:rPr>
-        <w:t>[7] 2026-09-22｜bing.com｜SpaceX：No Pressure: A Massive Starlink Upgrade Hinges on SpaceX's Next Starship Launch</w:t>
+        <w:t>[7] 2026-09-23｜证券时报网｜银河航天：银河航天董事长兼CEO徐鸣：卫星互联网成为太空经济重要增长引擎 - 证券时报网</w:t>
       </w:r>
     </w:p>
     <w:p>
@@ -1263,112 +984,7 @@
           <w:rFonts w:ascii="Kaiti SC" w:hAnsi="Kaiti SC" w:eastAsia="Kaiti SC" w:cs="Kaiti SC"/>
           <w:sz w:val="21"/>
         </w:rPr>
-        <w:t>[8] 2026-09-22｜观点网｜中科宇航：中科宇航力箭一号遥十八火箭一箭9星发射成功 - 观点网</w:t>
-      </w:r>
-    </w:p>
-    <w:p>
-      <w:pPr>
-        <w:keepLines/>
-        <w:spacing w:after="60"/>
-        <w:ind w:left="369" w:hanging="227"/>
-      </w:pPr>
-      <w:r>
-        <w:rPr>
-          <w:rFonts w:ascii="Kaiti SC" w:hAnsi="Kaiti SC" w:eastAsia="Kaiti SC" w:cs="Kaiti SC"/>
-          <w:sz w:val="21"/>
-        </w:rPr>
-        <w:t xml:space="preserve">✓ </w:t>
-      </w:r>
-      <w:r>
-        <w:rPr>
-          <w:rFonts w:ascii="Kaiti SC" w:hAnsi="Kaiti SC" w:eastAsia="Kaiti SC" w:cs="Kaiti SC"/>
-          <w:sz w:val="21"/>
-        </w:rPr>
-        <w:t>[9] 2026-09-22｜新浪财经｜星际荣耀：上海光之年诉星际荣耀中介合同纠纷案10月22日开庭将厘清权责边界 - 新浪财经</w:t>
-      </w:r>
-    </w:p>
-    <w:p>
-      <w:pPr>
-        <w:keepLines/>
-        <w:spacing w:after="60"/>
-        <w:ind w:left="369" w:hanging="227"/>
-      </w:pPr>
-      <w:r>
-        <w:rPr>
-          <w:rFonts w:ascii="Kaiti SC" w:hAnsi="Kaiti SC" w:eastAsia="Kaiti SC" w:cs="Kaiti SC"/>
-          <w:sz w:val="21"/>
-        </w:rPr>
-        <w:t xml:space="preserve">✓ </w:t>
-      </w:r>
-      <w:r>
-        <w:rPr>
-          <w:rFonts w:ascii="Kaiti SC" w:hAnsi="Kaiti SC" w:eastAsia="Kaiti SC" w:cs="Kaiti SC"/>
-          <w:sz w:val="21"/>
-        </w:rPr>
-        <w:t>[10] 2026-09-22｜bing.com｜Blue Origin：New Glenn's sub-cooled propellant upgrade pushed thrust to 4.5 million pounds</w:t>
-      </w:r>
-    </w:p>
-    <w:p>
-      <w:pPr>
-        <w:keepLines/>
-        <w:spacing w:after="60"/>
-        <w:ind w:left="369" w:hanging="227"/>
-      </w:pPr>
-      <w:r>
-        <w:rPr>
-          <w:rFonts w:ascii="Kaiti SC" w:hAnsi="Kaiti SC" w:eastAsia="Kaiti SC" w:cs="Kaiti SC"/>
-          <w:sz w:val="21"/>
-        </w:rPr>
-        <w:t xml:space="preserve">✓ </w:t>
-      </w:r>
-      <w:r>
-        <w:rPr>
-          <w:rFonts w:ascii="Kaiti SC" w:hAnsi="Kaiti SC" w:eastAsia="Kaiti SC" w:cs="Kaiti SC"/>
-          <w:sz w:val="21"/>
-        </w:rPr>
-        <w:t>[11] 2026-09-22｜bing.com｜Blue Origin：New Glenn's sub-cooled propellant upgrade pushed thrust to 4.5 million pounds</w:t>
-      </w:r>
-    </w:p>
-    <w:p>
-      <w:pPr>
-        <w:keepLines/>
-        <w:spacing w:after="60"/>
-        <w:ind w:left="369" w:hanging="227"/>
-      </w:pPr>
-      <w:r>
-        <w:rPr>
-          <w:rFonts w:ascii="Kaiti SC" w:hAnsi="Kaiti SC" w:eastAsia="Kaiti SC" w:cs="Kaiti SC"/>
-          <w:sz w:val="21"/>
-        </w:rPr>
-        <w:t xml:space="preserve">✓ </w:t>
-      </w:r>
-      <w:r>
-        <w:rPr>
-          <w:rFonts w:ascii="Kaiti SC" w:hAnsi="Kaiti SC" w:eastAsia="Kaiti SC" w:cs="Kaiti SC"/>
-          <w:sz w:val="21"/>
-        </w:rPr>
-        <w:t>[12] 2026-09-22｜北京市人民政府门户网站｜银河航天：仅隔18小时！银河航天研制卫星再腾飞 “通感智算”一体化卫星成功入轨 - 北京市人民政府门户网站</w:t>
-      </w:r>
-    </w:p>
-    <w:p>
-      <w:pPr>
-        <w:keepLines/>
-        <w:spacing w:after="60"/>
-        <w:ind w:left="369" w:hanging="227"/>
-      </w:pPr>
-      <w:r>
-        <w:rPr>
-          <w:rFonts w:ascii="Kaiti SC" w:hAnsi="Kaiti SC" w:eastAsia="Kaiti SC" w:cs="Kaiti SC"/>
-          <w:sz w:val="21"/>
-        </w:rPr>
-        <w:t xml:space="preserve">✓ </w:t>
-      </w:r>
-      <w:r>
-        <w:rPr>
-          <w:rFonts w:ascii="Kaiti SC" w:hAnsi="Kaiti SC" w:eastAsia="Kaiti SC" w:cs="Kaiti SC"/>
-          <w:sz w:val="21"/>
-        </w:rPr>
-        <w:t>[13] 2026-09-22｜北京市人民政府门户网站｜银河航天：仅隔18小时！银河航天研制卫星再腾飞 “通感智算”一体化卫星成功入轨 - 北京市人民政府门户网站</w:t>
+        <w:t>[8] 2026-09-23｜泰伯网｜中国星网：中国星网旗下公司拟转让20%股权 - 泰伯网</w:t>
       </w:r>
     </w:p>
     <w:sectPr>

--- a/docs/data/reports/daily-documents/latest/previous_daily_report.docx
+++ b/docs/data/reports/daily-documents/latest/previous_daily_report.docx
@@ -26,7 +26,7 @@
           <w:rFonts w:ascii="Kaiti SC" w:hAnsi="Kaiti SC" w:eastAsia="Kaiti SC" w:cs="Kaiti SC"/>
           <w:sz w:val="21"/>
         </w:rPr>
-        <w:t>2026-09-23（上一自然日）</w:t>
+        <w:t>2026-09-24（上一自然日）</w:t>
       </w:r>
     </w:p>
     <w:tbl>
@@ -81,7 +81,7 @@
                 <w:b w:val="0"/>
                 <w:sz w:val="19"/>
               </w:rPr>
-              <w:t>2026-09-23</w:t>
+              <w:t>2026-09-24</w:t>
             </w:r>
           </w:p>
         </w:tc>
@@ -127,7 +127,7 @@
                 <w:b w:val="0"/>
                 <w:sz w:val="19"/>
               </w:rPr>
-              <w:t>10 条 / 3 家</w:t>
+              <w:t>14 条 / 4 家</w:t>
             </w:r>
           </w:p>
         </w:tc>
@@ -219,7 +219,7 @@
                 <w:b w:val="0"/>
                 <w:sz w:val="19"/>
               </w:rPr>
-              <w:t>2026-09-24</w:t>
+              <w:t>2026-09-25</w:t>
             </w:r>
           </w:p>
         </w:tc>
@@ -245,7 +245,7 @@
     </w:p>
     <w:p>
       <w:r>
-        <w:t>2026-09-23 共归档 10 条新闻，覆盖 3 家公司、6 个信息来源。 新闻量较多的公司包括 SpaceX、银河航天、中国星网。</w:t>
+        <w:t>2026-09-24 共归档 14 条新闻，覆盖 4 家公司、6 个信息来源。 新闻量较多的公司包括 SpaceX、Blue Origin、中国星网、中科宇航。</w:t>
       </w:r>
     </w:p>
     <w:p>
@@ -279,7 +279,7 @@
           <w:rFonts w:ascii="Kaiti SC" w:hAnsi="Kaiti SC" w:eastAsia="Kaiti SC" w:cs="Kaiti SC"/>
           <w:sz w:val="21"/>
         </w:rPr>
-        <w:t>【市场与股价】SpaceX：SpaceX Breaches $150 Again: Will the ‘Golden Dome’ Announcements Be Enough to Keep Prices Above IPO Levels? （bing.com）</w:t>
+        <w:t>【发射与任务】SpaceX：SpaceX stack Starship and Super Heavy for first orbital flight （Spaceflight Now）</w:t>
       </w:r>
     </w:p>
     <w:p>
@@ -300,7 +300,7 @@
           <w:rFonts w:ascii="Kaiti SC" w:hAnsi="Kaiti SC" w:eastAsia="Kaiti SC" w:cs="Kaiti SC"/>
           <w:sz w:val="21"/>
         </w:rPr>
-        <w:t>【发射与任务】SpaceX：Elon Musk Projects Starlink Constellation Will Deliver Majority of Global Internet Traffic Within a Decade （satnews.com）</w:t>
+        <w:t>【其他动态】SpaceX：Carney Wants Canada Off Starlink, But Its Rival Still Needs SpaceX （bing.com）</w:t>
       </w:r>
     </w:p>
     <w:p>
@@ -321,7 +321,7 @@
           <w:rFonts w:ascii="Kaiti SC" w:hAnsi="Kaiti SC" w:eastAsia="Kaiti SC" w:cs="Kaiti SC"/>
           <w:sz w:val="21"/>
         </w:rPr>
-        <w:t>【其他动态】银河航天：Amazon Leo Partners With UZ-SAT to Expand Satellite Internet in Uzbekistan （spacewatch.global）</w:t>
+        <w:t>【发射与任务】SpaceX：Falcon 9’s Starlink 9-3 failure left 20 satellites doomed to reentry （bing.com）</w:t>
       </w:r>
     </w:p>
     <w:p>
@@ -342,7 +342,7 @@
           <w:rFonts w:ascii="Kaiti SC" w:hAnsi="Kaiti SC" w:eastAsia="Kaiti SC" w:cs="Kaiti SC"/>
           <w:sz w:val="21"/>
         </w:rPr>
-        <w:t>【其他动态】SpaceX：Elon Musk-led SpaceX's Starlink faces new military connectivity alternative as Boeing drone unit tests Gogo Link （bing.com）</w:t>
+        <w:t>【发射与任务】SpaceX：Falcon 9’s Starlink 9-3 failure left 20 satellites doomed to reentry （bing.com）</w:t>
       </w:r>
     </w:p>
     <w:p>
@@ -363,7 +363,7 @@
           <w:rFonts w:ascii="Kaiti SC" w:hAnsi="Kaiti SC" w:eastAsia="Kaiti SC" w:cs="Kaiti SC"/>
           <w:sz w:val="21"/>
         </w:rPr>
-        <w:t>【发射与任务】SpaceX：Here's What $10,000 Invested in SpaceX Stock Could Look Like in 5 Years （bing.com）</w:t>
+        <w:t>【其他动态】SpaceX：Starlink Tips Gigabit Speeds for Maritime Users Who Own $2,000 Dish （bing.com）</w:t>
       </w:r>
     </w:p>
     <w:p>
@@ -384,7 +384,7 @@
           <w:rFonts w:ascii="Kaiti SC" w:hAnsi="Kaiti SC" w:eastAsia="Kaiti SC" w:cs="Kaiti SC"/>
           <w:sz w:val="21"/>
         </w:rPr>
-        <w:t>【发射与任务】SpaceX：Here's What $10,000 Invested in SpaceX Stock Could Look Like in 5 Years （bing.com）</w:t>
+        <w:t>【发射与任务】中科宇航：中国力箭一号“一箭九星”成功发射 多颗遥感与技术试验卫星入轨 - jpchinapress.com （jpchinapress.com）</w:t>
       </w:r>
     </w:p>
     <w:p>
@@ -405,7 +405,7 @@
           <w:rFonts w:ascii="Kaiti SC" w:hAnsi="Kaiti SC" w:eastAsia="Kaiti SC" w:cs="Kaiti SC"/>
           <w:sz w:val="21"/>
         </w:rPr>
-        <w:t>【其他动态】银河航天：银河航天董事长兼CEO徐鸣：卫星互联网成为太空经济重要增长引擎 - 证券时报网 （证券时报网）</w:t>
+        <w:t>【其他动态】中国星网：中国星网旗下公司拟转让20%股权 - 搜狐网 （搜狐网）</w:t>
       </w:r>
     </w:p>
     <w:p>
@@ -426,7 +426,7 @@
           <w:rFonts w:ascii="Kaiti SC" w:hAnsi="Kaiti SC" w:eastAsia="Kaiti SC" w:cs="Kaiti SC"/>
           <w:sz w:val="21"/>
         </w:rPr>
-        <w:t>【其他动态】中国星网：中国星网旗下公司拟转让20%股权 - 泰伯网 （泰伯网）</w:t>
+        <w:t>【发射与任务】Blue Origin：European Lunar Rover Secures Spot Aboard Blue Origin Blue Moon Mission （europeanspaceflight.com）</w:t>
       </w:r>
     </w:p>
     <w:p>
@@ -585,7 +585,7 @@
                 <w:b w:val="0"/>
                 <w:sz w:val="19"/>
               </w:rPr>
-              <w:t>7</w:t>
+              <w:t>11</w:t>
             </w:r>
           </w:p>
         </w:tc>
@@ -606,7 +606,7 @@
                 <w:b w:val="0"/>
                 <w:sz w:val="19"/>
               </w:rPr>
-              <w:t>市场与股价、发射与任务、其他动态</w:t>
+              <w:t>发射与任务、其他动态</w:t>
             </w:r>
           </w:p>
         </w:tc>
@@ -626,7 +626,7 @@
                 <w:b w:val="0"/>
                 <w:sz w:val="19"/>
               </w:rPr>
-              <w:t>SpaceX Breaches $150 Again: Will the ‘Golden Dome’ Announcements Be Enough to Keep Prices Above IPO Levels?</w:t>
+              <w:t>SpaceX stack Starship and Super Heavy for first orbital flight</w:t>
             </w:r>
           </w:p>
         </w:tc>
@@ -651,7 +651,7 @@
                 <w:b w:val="0"/>
                 <w:sz w:val="19"/>
               </w:rPr>
-              <w:t>银河航天</w:t>
+              <w:t>Blue Origin</w:t>
             </w:r>
           </w:p>
         </w:tc>
@@ -672,7 +672,7 @@
                 <w:b w:val="0"/>
                 <w:sz w:val="19"/>
               </w:rPr>
-              <w:t>2</w:t>
+              <w:t>1</w:t>
             </w:r>
           </w:p>
         </w:tc>
@@ -693,7 +693,7 @@
                 <w:b w:val="0"/>
                 <w:sz w:val="19"/>
               </w:rPr>
-              <w:t>其他动态</w:t>
+              <w:t>发射与任务</w:t>
             </w:r>
           </w:p>
         </w:tc>
@@ -713,7 +713,7 @@
                 <w:b w:val="0"/>
                 <w:sz w:val="19"/>
               </w:rPr>
-              <w:t>Amazon Leo Partners With UZ-SAT to Expand Satellite Internet in Uzbekistan</w:t>
+              <w:t>European Lunar Rover Secures Spot Aboard Blue Origin Blue Moon Mission</w:t>
             </w:r>
           </w:p>
         </w:tc>
@@ -800,7 +800,94 @@
                 <w:b w:val="0"/>
                 <w:sz w:val="19"/>
               </w:rPr>
-              <w:t>中国星网旗下公司拟转让20%股权 - 泰伯网</w:t>
+              <w:t>中国星网旗下公司拟转让20%股权 - 搜狐网</w:t>
+            </w:r>
+          </w:p>
+        </w:tc>
+      </w:tr>
+      <w:tr>
+        <w:trPr>
+          <w:cantSplit/>
+        </w:trPr>
+        <w:tc>
+          <w:tcPr>
+            <w:tcW w:type="dxa" w:w="2075"/>
+            <w:vAlign w:val="center"/>
+          </w:tcPr>
+          <w:p>
+            <w:pPr>
+              <w:spacing w:after="0" w:line="252" w:lineRule="auto"/>
+            </w:pPr>
+            <w:r/>
+            <w:r>
+              <w:rPr>
+                <w:rFonts w:ascii="Kaiti SC" w:hAnsi="Kaiti SC" w:eastAsia="Kaiti SC" w:cs="Kaiti SC"/>
+                <w:b w:val="0"/>
+                <w:sz w:val="19"/>
+              </w:rPr>
+              <w:t>中科宇航</w:t>
+            </w:r>
+          </w:p>
+        </w:tc>
+        <w:tc>
+          <w:tcPr>
+            <w:tcW w:type="dxa" w:w="2075"/>
+            <w:vAlign w:val="center"/>
+          </w:tcPr>
+          <w:p>
+            <w:pPr>
+              <w:spacing w:after="0" w:line="252" w:lineRule="auto"/>
+              <w:jc w:val="center"/>
+            </w:pPr>
+            <w:r/>
+            <w:r>
+              <w:rPr>
+                <w:rFonts w:ascii="Kaiti SC" w:hAnsi="Kaiti SC" w:eastAsia="Kaiti SC" w:cs="Kaiti SC"/>
+                <w:b w:val="0"/>
+                <w:sz w:val="19"/>
+              </w:rPr>
+              <w:t>1</w:t>
+            </w:r>
+          </w:p>
+        </w:tc>
+        <w:tc>
+          <w:tcPr>
+            <w:tcW w:type="dxa" w:w="2075"/>
+            <w:vAlign w:val="center"/>
+          </w:tcPr>
+          <w:p>
+            <w:pPr>
+              <w:spacing w:after="0" w:line="252" w:lineRule="auto"/>
+              <w:jc w:val="center"/>
+            </w:pPr>
+            <w:r/>
+            <w:r>
+              <w:rPr>
+                <w:rFonts w:ascii="Kaiti SC" w:hAnsi="Kaiti SC" w:eastAsia="Kaiti SC" w:cs="Kaiti SC"/>
+                <w:b w:val="0"/>
+                <w:sz w:val="19"/>
+              </w:rPr>
+              <w:t>发射与任务</w:t>
+            </w:r>
+          </w:p>
+        </w:tc>
+        <w:tc>
+          <w:tcPr>
+            <w:tcW w:type="dxa" w:w="2075"/>
+            <w:vAlign w:val="center"/>
+          </w:tcPr>
+          <w:p>
+            <w:pPr>
+              <w:spacing w:after="0" w:line="252" w:lineRule="auto"/>
+            </w:pPr>
+            <w:r/>
+            <w:r>
+              <w:rPr>
+                <w:rFonts w:ascii="Kaiti SC" w:hAnsi="Kaiti SC" w:eastAsia="Kaiti SC" w:cs="Kaiti SC"/>
+                <w:b w:val="0"/>
+                <w:sz w:val="19"/>
+              </w:rPr>
+              <w:t>中国力箭一号“一箭九星”成功发射 多颗遥感与技术试验卫星入轨 - jpchinapress.com</w:t>
             </w:r>
           </w:p>
         </w:tc>
@@ -837,7 +924,7 @@
           <w:rFonts w:ascii="Kaiti SC" w:hAnsi="Kaiti SC" w:eastAsia="Kaiti SC" w:cs="Kaiti SC"/>
           <w:sz w:val="21"/>
         </w:rPr>
-        <w:t>[1] 2026-09-23｜bing.com｜SpaceX：SpaceX Breaches $150 Again: Will the ‘Golden Dome’ Announcements Be Enough to Keep Prices Above IPO Levels?</w:t>
+        <w:t>[1] 2026-09-24｜Spaceflight Now｜SpaceX：SpaceX stack Starship and Super Heavy for first orbital flight</w:t>
       </w:r>
     </w:p>
     <w:p>
@@ -858,7 +945,7 @@
           <w:rFonts w:ascii="Kaiti SC" w:hAnsi="Kaiti SC" w:eastAsia="Kaiti SC" w:cs="Kaiti SC"/>
           <w:sz w:val="21"/>
         </w:rPr>
-        <w:t>[2] 2026-09-23｜satnews.com｜SpaceX：Elon Musk Projects Starlink Constellation Will Deliver Majority of Global Internet Traffic Within a Decade</w:t>
+        <w:t>[2] 2026-09-24｜bing.com｜SpaceX：Carney Wants Canada Off Starlink, But Its Rival Still Needs SpaceX</w:t>
       </w:r>
     </w:p>
     <w:p>
@@ -879,7 +966,7 @@
           <w:rFonts w:ascii="Kaiti SC" w:hAnsi="Kaiti SC" w:eastAsia="Kaiti SC" w:cs="Kaiti SC"/>
           <w:sz w:val="21"/>
         </w:rPr>
-        <w:t>[3] 2026-09-23｜spacewatch.global｜银河航天：Amazon Leo Partners With UZ-SAT to Expand Satellite Internet in Uzbekistan</w:t>
+        <w:t>[3] 2026-09-24｜bing.com｜SpaceX：Falcon 9’s Starlink 9-3 failure left 20 satellites doomed to reentry</w:t>
       </w:r>
     </w:p>
     <w:p>
@@ -900,7 +987,7 @@
           <w:rFonts w:ascii="Kaiti SC" w:hAnsi="Kaiti SC" w:eastAsia="Kaiti SC" w:cs="Kaiti SC"/>
           <w:sz w:val="21"/>
         </w:rPr>
-        <w:t>[4] 2026-09-23｜bing.com｜SpaceX：Elon Musk-led SpaceX's Starlink faces new military connectivity alternative as Boeing drone unit tests Gogo Link</w:t>
+        <w:t>[4] 2026-09-24｜bing.com｜SpaceX：Falcon 9’s Starlink 9-3 failure left 20 satellites doomed to reentry</w:t>
       </w:r>
     </w:p>
     <w:p>
@@ -921,7 +1008,7 @@
           <w:rFonts w:ascii="Kaiti SC" w:hAnsi="Kaiti SC" w:eastAsia="Kaiti SC" w:cs="Kaiti SC"/>
           <w:sz w:val="21"/>
         </w:rPr>
-        <w:t>[5] 2026-09-23｜bing.com｜SpaceX：Here's What $10,000 Invested in SpaceX Stock Could Look Like in 5 Years</w:t>
+        <w:t>[5] 2026-09-24｜bing.com｜SpaceX：Starlink Tips Gigabit Speeds for Maritime Users Who Own $2,000 Dish</w:t>
       </w:r>
     </w:p>
     <w:p>
@@ -942,7 +1029,7 @@
           <w:rFonts w:ascii="Kaiti SC" w:hAnsi="Kaiti SC" w:eastAsia="Kaiti SC" w:cs="Kaiti SC"/>
           <w:sz w:val="21"/>
         </w:rPr>
-        <w:t>[6] 2026-09-23｜bing.com｜SpaceX：Here's What $10,000 Invested in SpaceX Stock Could Look Like in 5 Years</w:t>
+        <w:t>[6] 2026-09-24｜jpchinapress.com｜中科宇航：中国力箭一号“一箭九星”成功发射 多颗遥感与技术试验卫星入轨 - jpchinapress.com</w:t>
       </w:r>
     </w:p>
     <w:p>
@@ -963,7 +1050,7 @@
           <w:rFonts w:ascii="Kaiti SC" w:hAnsi="Kaiti SC" w:eastAsia="Kaiti SC" w:cs="Kaiti SC"/>
           <w:sz w:val="21"/>
         </w:rPr>
-        <w:t>[7] 2026-09-23｜证券时报网｜银河航天：银河航天董事长兼CEO徐鸣：卫星互联网成为太空经济重要增长引擎 - 证券时报网</w:t>
+        <w:t>[7] 2026-09-24｜搜狐网｜中国星网：中国星网旗下公司拟转让20%股权 - 搜狐网</w:t>
       </w:r>
     </w:p>
     <w:p>
@@ -984,7 +1071,7 @@
           <w:rFonts w:ascii="Kaiti SC" w:hAnsi="Kaiti SC" w:eastAsia="Kaiti SC" w:cs="Kaiti SC"/>
           <w:sz w:val="21"/>
         </w:rPr>
-        <w:t>[8] 2026-09-23｜泰伯网｜中国星网：中国星网旗下公司拟转让20%股权 - 泰伯网</w:t>
+        <w:t>[8] 2026-09-24｜europeanspaceflight.com｜Blue Origin：European Lunar Rover Secures Spot Aboard Blue Origin Blue Moon Mission</w:t>
       </w:r>
     </w:p>
     <w:sectPr>

--- a/docs/data/reports/daily-documents/latest/previous_daily_report.docx
+++ b/docs/data/reports/daily-documents/latest/previous_daily_report.docx
@@ -26,7 +26,7 @@
           <w:rFonts w:ascii="Kaiti SC" w:hAnsi="Kaiti SC" w:eastAsia="Kaiti SC" w:cs="Kaiti SC"/>
           <w:sz w:val="21"/>
         </w:rPr>
-        <w:t>2026-09-24（上一自然日）</w:t>
+        <w:t>2026-09-25（上一自然日）</w:t>
       </w:r>
     </w:p>
     <w:tbl>
@@ -81,7 +81,7 @@
                 <w:b w:val="0"/>
                 <w:sz w:val="19"/>
               </w:rPr>
-              <w:t>2026-09-24</w:t>
+              <w:t>2026-09-25</w:t>
             </w:r>
           </w:p>
         </w:tc>
@@ -127,7 +127,7 @@
                 <w:b w:val="0"/>
                 <w:sz w:val="19"/>
               </w:rPr>
-              <w:t>14 条 / 4 家</w:t>
+              <w:t>18 条 / 5 家</w:t>
             </w:r>
           </w:p>
         </w:tc>
@@ -173,7 +173,7 @@
                 <w:b w:val="0"/>
                 <w:sz w:val="19"/>
               </w:rPr>
-              <w:t>6 个</w:t>
+              <w:t>10 个</w:t>
             </w:r>
           </w:p>
         </w:tc>
@@ -219,7 +219,7 @@
                 <w:b w:val="0"/>
                 <w:sz w:val="19"/>
               </w:rPr>
-              <w:t>2026-09-25</w:t>
+              <w:t>2026-09-26</w:t>
             </w:r>
           </w:p>
         </w:tc>
@@ -245,7 +245,7 @@
     </w:p>
     <w:p>
       <w:r>
-        <w:t>2026-09-24 共归档 14 条新闻，覆盖 4 家公司、6 个信息来源。 新闻量较多的公司包括 SpaceX、Blue Origin、中国星网、中科宇航。</w:t>
+        <w:t>2026-09-25 共归档 18 条新闻，覆盖 5 家公司、10 个信息来源。 新闻量较多的公司包括 Blue Origin、SpaceX、蓝箭航天、中科宇航。</w:t>
       </w:r>
     </w:p>
     <w:p>
@@ -279,7 +279,7 @@
           <w:rFonts w:ascii="Kaiti SC" w:hAnsi="Kaiti SC" w:eastAsia="Kaiti SC" w:cs="Kaiti SC"/>
           <w:sz w:val="21"/>
         </w:rPr>
-        <w:t>【发射与任务】SpaceX：SpaceX stack Starship and Super Heavy for first orbital flight （Spaceflight Now）</w:t>
+        <w:t>【发射与任务】SpaceX：NASA Shares SpaceX Crew-14 Assignments for Space Station Mission （NASA）</w:t>
       </w:r>
     </w:p>
     <w:p>
@@ -300,7 +300,7 @@
           <w:rFonts w:ascii="Kaiti SC" w:hAnsi="Kaiti SC" w:eastAsia="Kaiti SC" w:cs="Kaiti SC"/>
           <w:sz w:val="21"/>
         </w:rPr>
-        <w:t>【其他动态】SpaceX：Carney Wants Canada Off Starlink, But Its Rival Still Needs SpaceX （bing.com）</w:t>
+        <w:t>【市场与股价】Blue Origin：Blue Origin Raises $10 Billion in First Outside Funding Round, Valuation Soars to $140 Billion - finance.biggo.com （finance.biggo.com）</w:t>
       </w:r>
     </w:p>
     <w:p>
@@ -321,7 +321,7 @@
           <w:rFonts w:ascii="Kaiti SC" w:hAnsi="Kaiti SC" w:eastAsia="Kaiti SC" w:cs="Kaiti SC"/>
           <w:sz w:val="21"/>
         </w:rPr>
-        <w:t>【发射与任务】SpaceX：Falcon 9’s Starlink 9-3 failure left 20 satellites doomed to reentry （bing.com）</w:t>
+        <w:t>【发射与任务】SpaceX：Starfish Space’s Debut Otter Vehicle Hitches a Ride on SpaceX’s Transporter-18 Launch （satellitetoday.com）</w:t>
       </w:r>
     </w:p>
     <w:p>
@@ -342,7 +342,7 @@
           <w:rFonts w:ascii="Kaiti SC" w:hAnsi="Kaiti SC" w:eastAsia="Kaiti SC" w:cs="Kaiti SC"/>
           <w:sz w:val="21"/>
         </w:rPr>
-        <w:t>【发射与任务】SpaceX：Falcon 9’s Starlink 9-3 failure left 20 satellites doomed to reentry （bing.com）</w:t>
+        <w:t>【其他动态】SpaceX：SpaceX Starlink satellites deployed in stunning view from space （bing.com）</w:t>
       </w:r>
     </w:p>
     <w:p>
@@ -363,7 +363,7 @@
           <w:rFonts w:ascii="Kaiti SC" w:hAnsi="Kaiti SC" w:eastAsia="Kaiti SC" w:cs="Kaiti SC"/>
           <w:sz w:val="21"/>
         </w:rPr>
-        <w:t>【其他动态】SpaceX：Starlink Tips Gigabit Speeds for Maritime Users Who Own $2,000 Dish （bing.com）</w:t>
+        <w:t>【其他动态】SpaceX：SpaceX Starlink satellites deployed in stunning view from space （bing.com）</w:t>
       </w:r>
     </w:p>
     <w:p>
@@ -384,7 +384,7 @@
           <w:rFonts w:ascii="Kaiti SC" w:hAnsi="Kaiti SC" w:eastAsia="Kaiti SC" w:cs="Kaiti SC"/>
           <w:sz w:val="21"/>
         </w:rPr>
-        <w:t>【发射与任务】中科宇航：中国力箭一号“一箭九星”成功发射 多颗遥感与技术试验卫星入轨 - jpchinapress.com （jpchinapress.com）</w:t>
+        <w:t>【发射与任务】Blue Origin：Blue Origin Is Valued at 175x Revenue. Its Plan Runs Through One Launchpad - Business Model Analyst （Business Model Analyst）</w:t>
       </w:r>
     </w:p>
     <w:p>
@@ -405,7 +405,7 @@
           <w:rFonts w:ascii="Kaiti SC" w:hAnsi="Kaiti SC" w:eastAsia="Kaiti SC" w:cs="Kaiti SC"/>
           <w:sz w:val="21"/>
         </w:rPr>
-        <w:t>【其他动态】中国星网：中国星网旗下公司拟转让20%股权 - 搜狐网 （搜狐网）</w:t>
+        <w:t>【其他动态】SpaceX：SpaceX has a 'cash cow' hiding in plain sight. Here’s why I’m buying the stock （bing.com）</w:t>
       </w:r>
     </w:p>
     <w:p>
@@ -426,7 +426,133 @@
           <w:rFonts w:ascii="Kaiti SC" w:hAnsi="Kaiti SC" w:eastAsia="Kaiti SC" w:cs="Kaiti SC"/>
           <w:sz w:val="21"/>
         </w:rPr>
-        <w:t>【发射与任务】Blue Origin：European Lunar Rover Secures Spot Aboard Blue Origin Blue Moon Mission （europeanspaceflight.com）</w:t>
+        <w:t>【融资与资本】Blue Origin：Blue Origin raises $10 billion in first outside funding - Proactive financial news （Proactive financial news）</w:t>
+      </w:r>
+    </w:p>
+    <w:p>
+      <w:pPr>
+        <w:keepLines/>
+        <w:spacing w:after="60"/>
+        <w:ind w:left="369" w:hanging="227"/>
+      </w:pPr>
+      <w:r>
+        <w:rPr>
+          <w:rFonts w:ascii="Kaiti SC" w:hAnsi="Kaiti SC" w:eastAsia="Kaiti SC" w:cs="Kaiti SC"/>
+          <w:sz w:val="21"/>
+        </w:rPr>
+        <w:t xml:space="preserve">➢ </w:t>
+      </w:r>
+      <w:r>
+        <w:rPr>
+          <w:rFonts w:ascii="Kaiti SC" w:hAnsi="Kaiti SC" w:eastAsia="Kaiti SC" w:cs="Kaiti SC"/>
+          <w:sz w:val="21"/>
+        </w:rPr>
+        <w:t>【订单与合作】Blue Origin：Jeff Bezos' Blue Origin Raises $10 Billion To Fuel Rockets, Satellites And Government Contracts As SpaceX - benzinga.com （benzinga.com）</w:t>
+      </w:r>
+    </w:p>
+    <w:p>
+      <w:pPr>
+        <w:keepLines/>
+        <w:spacing w:after="60"/>
+        <w:ind w:left="369" w:hanging="227"/>
+      </w:pPr>
+      <w:r>
+        <w:rPr>
+          <w:rFonts w:ascii="Kaiti SC" w:hAnsi="Kaiti SC" w:eastAsia="Kaiti SC" w:cs="Kaiti SC"/>
+          <w:sz w:val="21"/>
+        </w:rPr>
+        <w:t xml:space="preserve">➢ </w:t>
+      </w:r>
+      <w:r>
+        <w:rPr>
+          <w:rFonts w:ascii="Kaiti SC" w:hAnsi="Kaiti SC" w:eastAsia="Kaiti SC" w:cs="Kaiti SC"/>
+          <w:sz w:val="21"/>
+        </w:rPr>
+        <w:t>【订单与合作】中科宇航：翼菲科技(06871.HK)与中科宇航订立战略合作协议 探索太空制造及商业航天智能制造合作 - 新浪财经 （新浪财经）</w:t>
+      </w:r>
+    </w:p>
+    <w:p>
+      <w:pPr>
+        <w:keepLines/>
+        <w:spacing w:after="60"/>
+        <w:ind w:left="369" w:hanging="227"/>
+      </w:pPr>
+      <w:r>
+        <w:rPr>
+          <w:rFonts w:ascii="Kaiti SC" w:hAnsi="Kaiti SC" w:eastAsia="Kaiti SC" w:cs="Kaiti SC"/>
+          <w:sz w:val="21"/>
+        </w:rPr>
+        <w:t xml:space="preserve">➢ </w:t>
+      </w:r>
+      <w:r>
+        <w:rPr>
+          <w:rFonts w:ascii="Kaiti SC" w:hAnsi="Kaiti SC" w:eastAsia="Kaiti SC" w:cs="Kaiti SC"/>
+          <w:sz w:val="21"/>
+        </w:rPr>
+        <w:t>【融资与资本】Blue Origin：Jeff Bezos' Blue Origin raises $10 billion to fuel rockets, satellites and government contracts as SpaceX rival bets big on New Glenn, TeraWave: report （bing.com）</w:t>
+      </w:r>
+    </w:p>
+    <w:p>
+      <w:pPr>
+        <w:keepLines/>
+        <w:spacing w:after="60"/>
+        <w:ind w:left="369" w:hanging="227"/>
+      </w:pPr>
+      <w:r>
+        <w:rPr>
+          <w:rFonts w:ascii="Kaiti SC" w:hAnsi="Kaiti SC" w:eastAsia="Kaiti SC" w:cs="Kaiti SC"/>
+          <w:sz w:val="21"/>
+        </w:rPr>
+        <w:t xml:space="preserve">➢ </w:t>
+      </w:r>
+      <w:r>
+        <w:rPr>
+          <w:rFonts w:ascii="Kaiti SC" w:hAnsi="Kaiti SC" w:eastAsia="Kaiti SC" w:cs="Kaiti SC"/>
+          <w:sz w:val="21"/>
+        </w:rPr>
+        <w:t>【其他动态】蓝箭航天：2025年亏损17亿，预计2029年盈利！蓝箭航天冲刺“商业航天第一股” - wenxuan.news （wenxuan.news）</w:t>
+      </w:r>
+    </w:p>
+    <w:p>
+      <w:pPr>
+        <w:keepLines/>
+        <w:spacing w:after="60"/>
+        <w:ind w:left="369" w:hanging="227"/>
+      </w:pPr>
+      <w:r>
+        <w:rPr>
+          <w:rFonts w:ascii="Kaiti SC" w:hAnsi="Kaiti SC" w:eastAsia="Kaiti SC" w:cs="Kaiti SC"/>
+          <w:sz w:val="21"/>
+        </w:rPr>
+        <w:t xml:space="preserve">➢ </w:t>
+      </w:r>
+      <w:r>
+        <w:rPr>
+          <w:rFonts w:ascii="Kaiti SC" w:hAnsi="Kaiti SC" w:eastAsia="Kaiti SC" w:cs="Kaiti SC"/>
+          <w:sz w:val="21"/>
+        </w:rPr>
+        <w:t>【产品与技术】蓝箭航天：朱雀三号亮相央视中秋晚会，蓝箭航天好事将近？ - 凤凰网 （凤凰网）</w:t>
+      </w:r>
+    </w:p>
+    <w:p>
+      <w:pPr>
+        <w:keepLines/>
+        <w:spacing w:after="60"/>
+        <w:ind w:left="369" w:hanging="227"/>
+      </w:pPr>
+      <w:r>
+        <w:rPr>
+          <w:rFonts w:ascii="Kaiti SC" w:hAnsi="Kaiti SC" w:eastAsia="Kaiti SC" w:cs="Kaiti SC"/>
+          <w:sz w:val="21"/>
+        </w:rPr>
+        <w:t xml:space="preserve">➢ </w:t>
+      </w:r>
+      <w:r>
+        <w:rPr>
+          <w:rFonts w:ascii="Kaiti SC" w:hAnsi="Kaiti SC" w:eastAsia="Kaiti SC" w:cs="Kaiti SC"/>
+          <w:sz w:val="21"/>
+        </w:rPr>
+        <w:t>【其他动态】银河航天：银河航天联合创始人、CTO朱正贤：把卫星造进“工业时代”丨企业家谈先进制造业 - 新浪财经 （新浪财经）</w:t>
       </w:r>
     </w:p>
     <w:p>
@@ -564,6 +690,93 @@
                 <w:b w:val="0"/>
                 <w:sz w:val="19"/>
               </w:rPr>
+              <w:t>Blue Origin</w:t>
+            </w:r>
+          </w:p>
+        </w:tc>
+        <w:tc>
+          <w:tcPr>
+            <w:tcW w:type="dxa" w:w="2075"/>
+            <w:vAlign w:val="center"/>
+          </w:tcPr>
+          <w:p>
+            <w:pPr>
+              <w:spacing w:after="0" w:line="252" w:lineRule="auto"/>
+              <w:jc w:val="center"/>
+            </w:pPr>
+            <w:r/>
+            <w:r>
+              <w:rPr>
+                <w:rFonts w:ascii="Kaiti SC" w:hAnsi="Kaiti SC" w:eastAsia="Kaiti SC" w:cs="Kaiti SC"/>
+                <w:b w:val="0"/>
+                <w:sz w:val="19"/>
+              </w:rPr>
+              <w:t>8</w:t>
+            </w:r>
+          </w:p>
+        </w:tc>
+        <w:tc>
+          <w:tcPr>
+            <w:tcW w:type="dxa" w:w="2075"/>
+            <w:vAlign w:val="center"/>
+          </w:tcPr>
+          <w:p>
+            <w:pPr>
+              <w:spacing w:after="0" w:line="252" w:lineRule="auto"/>
+              <w:jc w:val="center"/>
+            </w:pPr>
+            <w:r/>
+            <w:r>
+              <w:rPr>
+                <w:rFonts w:ascii="Kaiti SC" w:hAnsi="Kaiti SC" w:eastAsia="Kaiti SC" w:cs="Kaiti SC"/>
+                <w:b w:val="0"/>
+                <w:sz w:val="19"/>
+              </w:rPr>
+              <w:t>市场与股价、发射与任务、融资与资本、订单与合作、其他动态</w:t>
+            </w:r>
+          </w:p>
+        </w:tc>
+        <w:tc>
+          <w:tcPr>
+            <w:tcW w:type="dxa" w:w="2075"/>
+            <w:vAlign w:val="center"/>
+          </w:tcPr>
+          <w:p>
+            <w:pPr>
+              <w:spacing w:after="0" w:line="252" w:lineRule="auto"/>
+            </w:pPr>
+            <w:r/>
+            <w:r>
+              <w:rPr>
+                <w:rFonts w:ascii="Kaiti SC" w:hAnsi="Kaiti SC" w:eastAsia="Kaiti SC" w:cs="Kaiti SC"/>
+                <w:b w:val="0"/>
+                <w:sz w:val="19"/>
+              </w:rPr>
+              <w:t>Blue Origin Raises $10 Billion in First Outside Funding Round, Valuation Soars to $140 Billion - finance.biggo.com</w:t>
+            </w:r>
+          </w:p>
+        </w:tc>
+      </w:tr>
+      <w:tr>
+        <w:trPr>
+          <w:cantSplit/>
+        </w:trPr>
+        <w:tc>
+          <w:tcPr>
+            <w:tcW w:type="dxa" w:w="2075"/>
+            <w:vAlign w:val="center"/>
+          </w:tcPr>
+          <w:p>
+            <w:pPr>
+              <w:spacing w:after="0" w:line="252" w:lineRule="auto"/>
+            </w:pPr>
+            <w:r/>
+            <w:r>
+              <w:rPr>
+                <w:rFonts w:ascii="Kaiti SC" w:hAnsi="Kaiti SC" w:eastAsia="Kaiti SC" w:cs="Kaiti SC"/>
+                <w:b w:val="0"/>
+                <w:sz w:val="19"/>
+              </w:rPr>
               <w:t>SpaceX</w:t>
             </w:r>
           </w:p>
@@ -585,7 +798,7 @@
                 <w:b w:val="0"/>
                 <w:sz w:val="19"/>
               </w:rPr>
-              <w:t>11</w:t>
+              <w:t>6</w:t>
             </w:r>
           </w:p>
         </w:tc>
@@ -626,7 +839,7 @@
                 <w:b w:val="0"/>
                 <w:sz w:val="19"/>
               </w:rPr>
-              <w:t>SpaceX stack Starship and Super Heavy for first orbital flight</w:t>
+              <w:t>NASA Shares SpaceX Crew-14 Assignments for Space Station Mission</w:t>
             </w:r>
           </w:p>
         </w:tc>
@@ -651,7 +864,7 @@
                 <w:b w:val="0"/>
                 <w:sz w:val="19"/>
               </w:rPr>
-              <w:t>Blue Origin</w:t>
+              <w:t>蓝箭航天</w:t>
             </w:r>
           </w:p>
         </w:tc>
@@ -672,7 +885,7 @@
                 <w:b w:val="0"/>
                 <w:sz w:val="19"/>
               </w:rPr>
-              <w:t>1</w:t>
+              <w:t>2</w:t>
             </w:r>
           </w:p>
         </w:tc>
@@ -693,7 +906,7 @@
                 <w:b w:val="0"/>
                 <w:sz w:val="19"/>
               </w:rPr>
-              <w:t>发射与任务</w:t>
+              <w:t>其他动态、产品与技术</w:t>
             </w:r>
           </w:p>
         </w:tc>
@@ -713,94 +926,7 @@
                 <w:b w:val="0"/>
                 <w:sz w:val="19"/>
               </w:rPr>
-              <w:t>European Lunar Rover Secures Spot Aboard Blue Origin Blue Moon Mission</w:t>
-            </w:r>
-          </w:p>
-        </w:tc>
-      </w:tr>
-      <w:tr>
-        <w:trPr>
-          <w:cantSplit/>
-        </w:trPr>
-        <w:tc>
-          <w:tcPr>
-            <w:tcW w:type="dxa" w:w="2075"/>
-            <w:vAlign w:val="center"/>
-          </w:tcPr>
-          <w:p>
-            <w:pPr>
-              <w:spacing w:after="0" w:line="252" w:lineRule="auto"/>
-            </w:pPr>
-            <w:r/>
-            <w:r>
-              <w:rPr>
-                <w:rFonts w:ascii="Kaiti SC" w:hAnsi="Kaiti SC" w:eastAsia="Kaiti SC" w:cs="Kaiti SC"/>
-                <w:b w:val="0"/>
-                <w:sz w:val="19"/>
-              </w:rPr>
-              <w:t>中国星网</w:t>
-            </w:r>
-          </w:p>
-        </w:tc>
-        <w:tc>
-          <w:tcPr>
-            <w:tcW w:type="dxa" w:w="2075"/>
-            <w:vAlign w:val="center"/>
-          </w:tcPr>
-          <w:p>
-            <w:pPr>
-              <w:spacing w:after="0" w:line="252" w:lineRule="auto"/>
-              <w:jc w:val="center"/>
-            </w:pPr>
-            <w:r/>
-            <w:r>
-              <w:rPr>
-                <w:rFonts w:ascii="Kaiti SC" w:hAnsi="Kaiti SC" w:eastAsia="Kaiti SC" w:cs="Kaiti SC"/>
-                <w:b w:val="0"/>
-                <w:sz w:val="19"/>
-              </w:rPr>
-              <w:t>1</w:t>
-            </w:r>
-          </w:p>
-        </w:tc>
-        <w:tc>
-          <w:tcPr>
-            <w:tcW w:type="dxa" w:w="2075"/>
-            <w:vAlign w:val="center"/>
-          </w:tcPr>
-          <w:p>
-            <w:pPr>
-              <w:spacing w:after="0" w:line="252" w:lineRule="auto"/>
-              <w:jc w:val="center"/>
-            </w:pPr>
-            <w:r/>
-            <w:r>
-              <w:rPr>
-                <w:rFonts w:ascii="Kaiti SC" w:hAnsi="Kaiti SC" w:eastAsia="Kaiti SC" w:cs="Kaiti SC"/>
-                <w:b w:val="0"/>
-                <w:sz w:val="19"/>
-              </w:rPr>
-              <w:t>其他动态</w:t>
-            </w:r>
-          </w:p>
-        </w:tc>
-        <w:tc>
-          <w:tcPr>
-            <w:tcW w:type="dxa" w:w="2075"/>
-            <w:vAlign w:val="center"/>
-          </w:tcPr>
-          <w:p>
-            <w:pPr>
-              <w:spacing w:after="0" w:line="252" w:lineRule="auto"/>
-            </w:pPr>
-            <w:r/>
-            <w:r>
-              <w:rPr>
-                <w:rFonts w:ascii="Kaiti SC" w:hAnsi="Kaiti SC" w:eastAsia="Kaiti SC" w:cs="Kaiti SC"/>
-                <w:b w:val="0"/>
-                <w:sz w:val="19"/>
-              </w:rPr>
-              <w:t>中国星网旗下公司拟转让20%股权 - 搜狐网</w:t>
+              <w:t>2025年亏损17亿，预计2029年盈利！蓝箭航天冲刺“商业航天第一股” - wenxuan.news</w:t>
             </w:r>
           </w:p>
         </w:tc>
@@ -867,7 +993,7 @@
                 <w:b w:val="0"/>
                 <w:sz w:val="19"/>
               </w:rPr>
-              <w:t>发射与任务</w:t>
+              <w:t>订单与合作</w:t>
             </w:r>
           </w:p>
         </w:tc>
@@ -887,7 +1013,94 @@
                 <w:b w:val="0"/>
                 <w:sz w:val="19"/>
               </w:rPr>
-              <w:t>中国力箭一号“一箭九星”成功发射 多颗遥感与技术试验卫星入轨 - jpchinapress.com</w:t>
+              <w:t>翼菲科技(06871.HK)与中科宇航订立战略合作协议 探索太空制造及商业航天智能制造合作 - 新浪财经</w:t>
+            </w:r>
+          </w:p>
+        </w:tc>
+      </w:tr>
+      <w:tr>
+        <w:trPr>
+          <w:cantSplit/>
+        </w:trPr>
+        <w:tc>
+          <w:tcPr>
+            <w:tcW w:type="dxa" w:w="2075"/>
+            <w:vAlign w:val="center"/>
+          </w:tcPr>
+          <w:p>
+            <w:pPr>
+              <w:spacing w:after="0" w:line="252" w:lineRule="auto"/>
+            </w:pPr>
+            <w:r/>
+            <w:r>
+              <w:rPr>
+                <w:rFonts w:ascii="Kaiti SC" w:hAnsi="Kaiti SC" w:eastAsia="Kaiti SC" w:cs="Kaiti SC"/>
+                <w:b w:val="0"/>
+                <w:sz w:val="19"/>
+              </w:rPr>
+              <w:t>银河航天</w:t>
+            </w:r>
+          </w:p>
+        </w:tc>
+        <w:tc>
+          <w:tcPr>
+            <w:tcW w:type="dxa" w:w="2075"/>
+            <w:vAlign w:val="center"/>
+          </w:tcPr>
+          <w:p>
+            <w:pPr>
+              <w:spacing w:after="0" w:line="252" w:lineRule="auto"/>
+              <w:jc w:val="center"/>
+            </w:pPr>
+            <w:r/>
+            <w:r>
+              <w:rPr>
+                <w:rFonts w:ascii="Kaiti SC" w:hAnsi="Kaiti SC" w:eastAsia="Kaiti SC" w:cs="Kaiti SC"/>
+                <w:b w:val="0"/>
+                <w:sz w:val="19"/>
+              </w:rPr>
+              <w:t>1</w:t>
+            </w:r>
+          </w:p>
+        </w:tc>
+        <w:tc>
+          <w:tcPr>
+            <w:tcW w:type="dxa" w:w="2075"/>
+            <w:vAlign w:val="center"/>
+          </w:tcPr>
+          <w:p>
+            <w:pPr>
+              <w:spacing w:after="0" w:line="252" w:lineRule="auto"/>
+              <w:jc w:val="center"/>
+            </w:pPr>
+            <w:r/>
+            <w:r>
+              <w:rPr>
+                <w:rFonts w:ascii="Kaiti SC" w:hAnsi="Kaiti SC" w:eastAsia="Kaiti SC" w:cs="Kaiti SC"/>
+                <w:b w:val="0"/>
+                <w:sz w:val="19"/>
+              </w:rPr>
+              <w:t>其他动态</w:t>
+            </w:r>
+          </w:p>
+        </w:tc>
+        <w:tc>
+          <w:tcPr>
+            <w:tcW w:type="dxa" w:w="2075"/>
+            <w:vAlign w:val="center"/>
+          </w:tcPr>
+          <w:p>
+            <w:pPr>
+              <w:spacing w:after="0" w:line="252" w:lineRule="auto"/>
+            </w:pPr>
+            <w:r/>
+            <w:r>
+              <w:rPr>
+                <w:rFonts w:ascii="Kaiti SC" w:hAnsi="Kaiti SC" w:eastAsia="Kaiti SC" w:cs="Kaiti SC"/>
+                <w:b w:val="0"/>
+                <w:sz w:val="19"/>
+              </w:rPr>
+              <w:t>银河航天联合创始人、CTO朱正贤：把卫星造进“工业时代”丨企业家谈先进制造业 - 新浪财经</w:t>
             </w:r>
           </w:p>
         </w:tc>
@@ -924,7 +1137,7 @@
           <w:rFonts w:ascii="Kaiti SC" w:hAnsi="Kaiti SC" w:eastAsia="Kaiti SC" w:cs="Kaiti SC"/>
           <w:sz w:val="21"/>
         </w:rPr>
-        <w:t>[1] 2026-09-24｜Spaceflight Now｜SpaceX：SpaceX stack Starship and Super Heavy for first orbital flight</w:t>
+        <w:t>[1] 2026-09-25｜NASA｜SpaceX：NASA Shares SpaceX Crew-14 Assignments for Space Station Mission</w:t>
       </w:r>
     </w:p>
     <w:p>
@@ -945,7 +1158,7 @@
           <w:rFonts w:ascii="Kaiti SC" w:hAnsi="Kaiti SC" w:eastAsia="Kaiti SC" w:cs="Kaiti SC"/>
           <w:sz w:val="21"/>
         </w:rPr>
-        <w:t>[2] 2026-09-24｜bing.com｜SpaceX：Carney Wants Canada Off Starlink, But Its Rival Still Needs SpaceX</w:t>
+        <w:t>[2] 2026-09-25｜finance.biggo.com｜Blue Origin：Blue Origin Raises $10 Billion in First Outside Funding Round, Valuation Soars to $140 Billion - finance.biggo.com</w:t>
       </w:r>
     </w:p>
     <w:p>
@@ -966,7 +1179,7 @@
           <w:rFonts w:ascii="Kaiti SC" w:hAnsi="Kaiti SC" w:eastAsia="Kaiti SC" w:cs="Kaiti SC"/>
           <w:sz w:val="21"/>
         </w:rPr>
-        <w:t>[3] 2026-09-24｜bing.com｜SpaceX：Falcon 9’s Starlink 9-3 failure left 20 satellites doomed to reentry</w:t>
+        <w:t>[3] 2026-09-25｜satellitetoday.com｜SpaceX：Starfish Space’s Debut Otter Vehicle Hitches a Ride on SpaceX’s Transporter-18 Launch</w:t>
       </w:r>
     </w:p>
     <w:p>
@@ -987,7 +1200,7 @@
           <w:rFonts w:ascii="Kaiti SC" w:hAnsi="Kaiti SC" w:eastAsia="Kaiti SC" w:cs="Kaiti SC"/>
           <w:sz w:val="21"/>
         </w:rPr>
-        <w:t>[4] 2026-09-24｜bing.com｜SpaceX：Falcon 9’s Starlink 9-3 failure left 20 satellites doomed to reentry</w:t>
+        <w:t>[4] 2026-09-25｜bing.com｜SpaceX：SpaceX Starlink satellites deployed in stunning view from space</w:t>
       </w:r>
     </w:p>
     <w:p>
@@ -1008,7 +1221,7 @@
           <w:rFonts w:ascii="Kaiti SC" w:hAnsi="Kaiti SC" w:eastAsia="Kaiti SC" w:cs="Kaiti SC"/>
           <w:sz w:val="21"/>
         </w:rPr>
-        <w:t>[5] 2026-09-24｜bing.com｜SpaceX：Starlink Tips Gigabit Speeds for Maritime Users Who Own $2,000 Dish</w:t>
+        <w:t>[5] 2026-09-25｜bing.com｜SpaceX：SpaceX Starlink satellites deployed in stunning view from space</w:t>
       </w:r>
     </w:p>
     <w:p>
@@ -1029,7 +1242,7 @@
           <w:rFonts w:ascii="Kaiti SC" w:hAnsi="Kaiti SC" w:eastAsia="Kaiti SC" w:cs="Kaiti SC"/>
           <w:sz w:val="21"/>
         </w:rPr>
-        <w:t>[6] 2026-09-24｜jpchinapress.com｜中科宇航：中国力箭一号“一箭九星”成功发射 多颗遥感与技术试验卫星入轨 - jpchinapress.com</w:t>
+        <w:t>[6] 2026-09-25｜Business Model Analyst｜Blue Origin：Blue Origin Is Valued at 175x Revenue. Its Plan Runs Through One Launchpad - Business Model Analyst</w:t>
       </w:r>
     </w:p>
     <w:p>
@@ -1050,7 +1263,7 @@
           <w:rFonts w:ascii="Kaiti SC" w:hAnsi="Kaiti SC" w:eastAsia="Kaiti SC" w:cs="Kaiti SC"/>
           <w:sz w:val="21"/>
         </w:rPr>
-        <w:t>[7] 2026-09-24｜搜狐网｜中国星网：中国星网旗下公司拟转让20%股权 - 搜狐网</w:t>
+        <w:t>[7] 2026-09-25｜bing.com｜SpaceX：SpaceX has a 'cash cow' hiding in plain sight. Here’s why I’m buying the stock</w:t>
       </w:r>
     </w:p>
     <w:p>
@@ -1071,7 +1284,133 @@
           <w:rFonts w:ascii="Kaiti SC" w:hAnsi="Kaiti SC" w:eastAsia="Kaiti SC" w:cs="Kaiti SC"/>
           <w:sz w:val="21"/>
         </w:rPr>
-        <w:t>[8] 2026-09-24｜europeanspaceflight.com｜Blue Origin：European Lunar Rover Secures Spot Aboard Blue Origin Blue Moon Mission</w:t>
+        <w:t>[8] 2026-09-25｜Proactive financial news｜Blue Origin：Blue Origin raises $10 billion in first outside funding - Proactive financial news</w:t>
+      </w:r>
+    </w:p>
+    <w:p>
+      <w:pPr>
+        <w:keepLines/>
+        <w:spacing w:after="60"/>
+        <w:ind w:left="369" w:hanging="227"/>
+      </w:pPr>
+      <w:r>
+        <w:rPr>
+          <w:rFonts w:ascii="Kaiti SC" w:hAnsi="Kaiti SC" w:eastAsia="Kaiti SC" w:cs="Kaiti SC"/>
+          <w:sz w:val="21"/>
+        </w:rPr>
+        <w:t xml:space="preserve">✓ </w:t>
+      </w:r>
+      <w:r>
+        <w:rPr>
+          <w:rFonts w:ascii="Kaiti SC" w:hAnsi="Kaiti SC" w:eastAsia="Kaiti SC" w:cs="Kaiti SC"/>
+          <w:sz w:val="21"/>
+        </w:rPr>
+        <w:t>[9] 2026-09-25｜benzinga.com｜Blue Origin：Jeff Bezos' Blue Origin Raises $10 Billion To Fuel Rockets, Satellites And Government Contracts As SpaceX - benzinga.com</w:t>
+      </w:r>
+    </w:p>
+    <w:p>
+      <w:pPr>
+        <w:keepLines/>
+        <w:spacing w:after="60"/>
+        <w:ind w:left="369" w:hanging="227"/>
+      </w:pPr>
+      <w:r>
+        <w:rPr>
+          <w:rFonts w:ascii="Kaiti SC" w:hAnsi="Kaiti SC" w:eastAsia="Kaiti SC" w:cs="Kaiti SC"/>
+          <w:sz w:val="21"/>
+        </w:rPr>
+        <w:t xml:space="preserve">✓ </w:t>
+      </w:r>
+      <w:r>
+        <w:rPr>
+          <w:rFonts w:ascii="Kaiti SC" w:hAnsi="Kaiti SC" w:eastAsia="Kaiti SC" w:cs="Kaiti SC"/>
+          <w:sz w:val="21"/>
+        </w:rPr>
+        <w:t>[10] 2026-09-25｜新浪财经｜中科宇航：翼菲科技(06871.HK)与中科宇航订立战略合作协议 探索太空制造及商业航天智能制造合作 - 新浪财经</w:t>
+      </w:r>
+    </w:p>
+    <w:p>
+      <w:pPr>
+        <w:keepLines/>
+        <w:spacing w:after="60"/>
+        <w:ind w:left="369" w:hanging="227"/>
+      </w:pPr>
+      <w:r>
+        <w:rPr>
+          <w:rFonts w:ascii="Kaiti SC" w:hAnsi="Kaiti SC" w:eastAsia="Kaiti SC" w:cs="Kaiti SC"/>
+          <w:sz w:val="21"/>
+        </w:rPr>
+        <w:t xml:space="preserve">✓ </w:t>
+      </w:r>
+      <w:r>
+        <w:rPr>
+          <w:rFonts w:ascii="Kaiti SC" w:hAnsi="Kaiti SC" w:eastAsia="Kaiti SC" w:cs="Kaiti SC"/>
+          <w:sz w:val="21"/>
+        </w:rPr>
+        <w:t>[11] 2026-09-25｜bing.com｜Blue Origin：Jeff Bezos' Blue Origin raises $10 billion to fuel rockets, satellites and government contracts as SpaceX rival bets big on New Glenn, TeraWave: report</w:t>
+      </w:r>
+    </w:p>
+    <w:p>
+      <w:pPr>
+        <w:keepLines/>
+        <w:spacing w:after="60"/>
+        <w:ind w:left="369" w:hanging="227"/>
+      </w:pPr>
+      <w:r>
+        <w:rPr>
+          <w:rFonts w:ascii="Kaiti SC" w:hAnsi="Kaiti SC" w:eastAsia="Kaiti SC" w:cs="Kaiti SC"/>
+          <w:sz w:val="21"/>
+        </w:rPr>
+        <w:t xml:space="preserve">✓ </w:t>
+      </w:r>
+      <w:r>
+        <w:rPr>
+          <w:rFonts w:ascii="Kaiti SC" w:hAnsi="Kaiti SC" w:eastAsia="Kaiti SC" w:cs="Kaiti SC"/>
+          <w:sz w:val="21"/>
+        </w:rPr>
+        <w:t>[12] 2026-09-25｜wenxuan.news｜蓝箭航天：2025年亏损17亿，预计2029年盈利！蓝箭航天冲刺“商业航天第一股” - wenxuan.news</w:t>
+      </w:r>
+    </w:p>
+    <w:p>
+      <w:pPr>
+        <w:keepLines/>
+        <w:spacing w:after="60"/>
+        <w:ind w:left="369" w:hanging="227"/>
+      </w:pPr>
+      <w:r>
+        <w:rPr>
+          <w:rFonts w:ascii="Kaiti SC" w:hAnsi="Kaiti SC" w:eastAsia="Kaiti SC" w:cs="Kaiti SC"/>
+          <w:sz w:val="21"/>
+        </w:rPr>
+        <w:t xml:space="preserve">✓ </w:t>
+      </w:r>
+      <w:r>
+        <w:rPr>
+          <w:rFonts w:ascii="Kaiti SC" w:hAnsi="Kaiti SC" w:eastAsia="Kaiti SC" w:cs="Kaiti SC"/>
+          <w:sz w:val="21"/>
+        </w:rPr>
+        <w:t>[13] 2026-09-25｜凤凰网｜蓝箭航天：朱雀三号亮相央视中秋晚会，蓝箭航天好事将近？ - 凤凰网</w:t>
+      </w:r>
+    </w:p>
+    <w:p>
+      <w:pPr>
+        <w:keepLines/>
+        <w:spacing w:after="60"/>
+        <w:ind w:left="369" w:hanging="227"/>
+      </w:pPr>
+      <w:r>
+        <w:rPr>
+          <w:rFonts w:ascii="Kaiti SC" w:hAnsi="Kaiti SC" w:eastAsia="Kaiti SC" w:cs="Kaiti SC"/>
+          <w:sz w:val="21"/>
+        </w:rPr>
+        <w:t xml:space="preserve">✓ </w:t>
+      </w:r>
+      <w:r>
+        <w:rPr>
+          <w:rFonts w:ascii="Kaiti SC" w:hAnsi="Kaiti SC" w:eastAsia="Kaiti SC" w:cs="Kaiti SC"/>
+          <w:sz w:val="21"/>
+        </w:rPr>
+        <w:t>[14] 2026-09-25｜新浪财经｜银河航天：银河航天联合创始人、CTO朱正贤：把卫星造进“工业时代”丨企业家谈先进制造业 - 新浪财经</w:t>
       </w:r>
     </w:p>
     <w:sectPr>

--- a/docs/data/reports/daily-documents/latest/previous_daily_report.docx
+++ b/docs/data/reports/daily-documents/latest/previous_daily_report.docx
@@ -26,7 +26,7 @@
           <w:rFonts w:ascii="Kaiti SC" w:hAnsi="Kaiti SC" w:eastAsia="Kaiti SC" w:cs="Kaiti SC"/>
           <w:sz w:val="21"/>
         </w:rPr>
-        <w:t>2026-09-25（上一自然日）</w:t>
+        <w:t>2026-09-26（上一自然日）</w:t>
       </w:r>
     </w:p>
     <w:tbl>
@@ -81,7 +81,7 @@
                 <w:b w:val="0"/>
                 <w:sz w:val="19"/>
               </w:rPr>
-              <w:t>2026-09-25</w:t>
+              <w:t>2026-09-26</w:t>
             </w:r>
           </w:p>
         </w:tc>
@@ -127,7 +127,7 @@
                 <w:b w:val="0"/>
                 <w:sz w:val="19"/>
               </w:rPr>
-              <w:t>18 条 / 5 家</w:t>
+              <w:t>12 条 / 3 家</w:t>
             </w:r>
           </w:p>
         </w:tc>
@@ -173,7 +173,7 @@
                 <w:b w:val="0"/>
                 <w:sz w:val="19"/>
               </w:rPr>
-              <w:t>10 个</w:t>
+              <w:t>6 个</w:t>
             </w:r>
           </w:p>
         </w:tc>
@@ -219,7 +219,7 @@
                 <w:b w:val="0"/>
                 <w:sz w:val="19"/>
               </w:rPr>
-              <w:t>2026-09-26</w:t>
+              <w:t>2026-09-27</w:t>
             </w:r>
           </w:p>
         </w:tc>
@@ -245,7 +245,7 @@
     </w:p>
     <w:p>
       <w:r>
-        <w:t>2026-09-25 共归档 18 条新闻，覆盖 5 家公司、10 个信息来源。 新闻量较多的公司包括 Blue Origin、SpaceX、蓝箭航天、中科宇航。</w:t>
+        <w:t>2026-09-26 共归档 12 条新闻，覆盖 3 家公司、6 个信息来源。 新闻量较多的公司包括 中科宇航、SpaceX、Blue Origin。</w:t>
       </w:r>
     </w:p>
     <w:p>
@@ -279,7 +279,7 @@
           <w:rFonts w:ascii="Kaiti SC" w:hAnsi="Kaiti SC" w:eastAsia="Kaiti SC" w:cs="Kaiti SC"/>
           <w:sz w:val="21"/>
         </w:rPr>
-        <w:t>【发射与任务】SpaceX：NASA Shares SpaceX Crew-14 Assignments for Space Station Mission （NASA）</w:t>
+        <w:t>【发射与任务】SpaceX：SpaceX Falcon 9 to launch classified mission for U.S. Space Force from West Coast （Spaceflight Now）</w:t>
       </w:r>
     </w:p>
     <w:p>
@@ -300,7 +300,7 @@
           <w:rFonts w:ascii="Kaiti SC" w:hAnsi="Kaiti SC" w:eastAsia="Kaiti SC" w:cs="Kaiti SC"/>
           <w:sz w:val="21"/>
         </w:rPr>
-        <w:t>【市场与股价】Blue Origin：Blue Origin Raises $10 Billion in First Outside Funding Round, Valuation Soars to $140 Billion - finance.biggo.com （finance.biggo.com）</w:t>
+        <w:t>【发射与任务】SpaceX：SpaceX launches classified mystery mission for US Space Force from California (video, photos) - Space （Space）</w:t>
       </w:r>
     </w:p>
     <w:p>
@@ -321,7 +321,7 @@
           <w:rFonts w:ascii="Kaiti SC" w:hAnsi="Kaiti SC" w:eastAsia="Kaiti SC" w:cs="Kaiti SC"/>
           <w:sz w:val="21"/>
         </w:rPr>
-        <w:t>【发射与任务】SpaceX：Starfish Space’s Debut Otter Vehicle Hitches a Ride on SpaceX’s Transporter-18 Launch （satellitetoday.com）</w:t>
+        <w:t>【发射与任务】Blue Origin：Animation of NASA's ESCAPADE launched to Mars atop Blue Origin's New Glenn rocket （bing.com）</w:t>
       </w:r>
     </w:p>
     <w:p>
@@ -342,7 +342,7 @@
           <w:rFonts w:ascii="Kaiti SC" w:hAnsi="Kaiti SC" w:eastAsia="Kaiti SC" w:cs="Kaiti SC"/>
           <w:sz w:val="21"/>
         </w:rPr>
-        <w:t>【其他动态】SpaceX：SpaceX Starlink satellites deployed in stunning view from space （bing.com）</w:t>
+        <w:t>【发射与任务】SpaceX：SpaceX Just Launched Its 100th Block 5 Rocket: Elon Musk Is Building an Unshakable Financial Fortress （bing.com）</w:t>
       </w:r>
     </w:p>
     <w:p>
@@ -363,7 +363,7 @@
           <w:rFonts w:ascii="Kaiti SC" w:hAnsi="Kaiti SC" w:eastAsia="Kaiti SC" w:cs="Kaiti SC"/>
           <w:sz w:val="21"/>
         </w:rPr>
-        <w:t>【其他动态】SpaceX：SpaceX Starlink satellites deployed in stunning view from space （bing.com）</w:t>
+        <w:t>【发射与任务】中科宇航：中科宇航力箭一号总装周期缩短至约 15 天：南沙总装厂房年产能 30 发，接单到发射周期压缩至半年内 - 手机新浪网 （手机新浪网）</w:t>
       </w:r>
     </w:p>
     <w:p>
@@ -384,7 +384,7 @@
           <w:rFonts w:ascii="Kaiti SC" w:hAnsi="Kaiti SC" w:eastAsia="Kaiti SC" w:cs="Kaiti SC"/>
           <w:sz w:val="21"/>
         </w:rPr>
-        <w:t>【发射与任务】Blue Origin：Blue Origin Is Valued at 175x Revenue. Its Plan Runs Through One Launchpad - Business Model Analyst （Business Model Analyst）</w:t>
+        <w:t>【发射与任务】中科宇航：中科宇航力箭一号总装周期缩短至约15 天：南沙总装厂房年产能30 发，接单到发射周期压缩至半年内 - 新浪财经 （新浪财经）</w:t>
       </w:r>
     </w:p>
     <w:p>
@@ -405,7 +405,7 @@
           <w:rFonts w:ascii="Kaiti SC" w:hAnsi="Kaiti SC" w:eastAsia="Kaiti SC" w:cs="Kaiti SC"/>
           <w:sz w:val="21"/>
         </w:rPr>
-        <w:t>【其他动态】SpaceX：SpaceX has a 'cash cow' hiding in plain sight. Here’s why I’m buying the stock （bing.com）</w:t>
+        <w:t>【发射与任务】SpaceX：SpaceX completes another secret Pentagon launch, adding to suspected Starshield buildout （bing.com）</w:t>
       </w:r>
     </w:p>
     <w:p>
@@ -426,7 +426,7 @@
           <w:rFonts w:ascii="Kaiti SC" w:hAnsi="Kaiti SC" w:eastAsia="Kaiti SC" w:cs="Kaiti SC"/>
           <w:sz w:val="21"/>
         </w:rPr>
-        <w:t>【融资与资本】Blue Origin：Blue Origin raises $10 billion in first outside funding - Proactive financial news （Proactive financial news）</w:t>
+        <w:t>【发射与任务】SpaceX：Blastoff! SpaceX launches 29 Starlink satellites from Florida, nails landing （bing.com）</w:t>
       </w:r>
     </w:p>
     <w:p>
@@ -447,7 +447,7 @@
           <w:rFonts w:ascii="Kaiti SC" w:hAnsi="Kaiti SC" w:eastAsia="Kaiti SC" w:cs="Kaiti SC"/>
           <w:sz w:val="21"/>
         </w:rPr>
-        <w:t>【订单与合作】Blue Origin：Jeff Bezos' Blue Origin Raises $10 Billion To Fuel Rockets, Satellites And Government Contracts As SpaceX - benzinga.com （benzinga.com）</w:t>
+        <w:t>【产品与技术】中科宇航：中科宇航力箭一号总装周期缩短至约15天：南沙总装厂房年产能30发 - 凤凰网 （凤凰网）</w:t>
       </w:r>
     </w:p>
     <w:p>
@@ -468,7 +468,7 @@
           <w:rFonts w:ascii="Kaiti SC" w:hAnsi="Kaiti SC" w:eastAsia="Kaiti SC" w:cs="Kaiti SC"/>
           <w:sz w:val="21"/>
         </w:rPr>
-        <w:t>【订单与合作】中科宇航：翼菲科技(06871.HK)与中科宇航订立战略合作协议 探索太空制造及商业航天智能制造合作 - 新浪财经 （新浪财经）</w:t>
+        <w:t>【其他动态】中科宇航：Китай показал сборку Kinetica-1 — крупнейшей твердотопливной ракеты страны （bing.com）</w:t>
       </w:r>
     </w:p>
     <w:p>
@@ -489,70 +489,7 @@
           <w:rFonts w:ascii="Kaiti SC" w:hAnsi="Kaiti SC" w:eastAsia="Kaiti SC" w:cs="Kaiti SC"/>
           <w:sz w:val="21"/>
         </w:rPr>
-        <w:t>【融资与资本】Blue Origin：Jeff Bezos' Blue Origin raises $10 billion to fuel rockets, satellites and government contracts as SpaceX rival bets big on New Glenn, TeraWave: report （bing.com）</w:t>
-      </w:r>
-    </w:p>
-    <w:p>
-      <w:pPr>
-        <w:keepLines/>
-        <w:spacing w:after="60"/>
-        <w:ind w:left="369" w:hanging="227"/>
-      </w:pPr>
-      <w:r>
-        <w:rPr>
-          <w:rFonts w:ascii="Kaiti SC" w:hAnsi="Kaiti SC" w:eastAsia="Kaiti SC" w:cs="Kaiti SC"/>
-          <w:sz w:val="21"/>
-        </w:rPr>
-        <w:t xml:space="preserve">➢ </w:t>
-      </w:r>
-      <w:r>
-        <w:rPr>
-          <w:rFonts w:ascii="Kaiti SC" w:hAnsi="Kaiti SC" w:eastAsia="Kaiti SC" w:cs="Kaiti SC"/>
-          <w:sz w:val="21"/>
-        </w:rPr>
-        <w:t>【其他动态】蓝箭航天：2025年亏损17亿，预计2029年盈利！蓝箭航天冲刺“商业航天第一股” - wenxuan.news （wenxuan.news）</w:t>
-      </w:r>
-    </w:p>
-    <w:p>
-      <w:pPr>
-        <w:keepLines/>
-        <w:spacing w:after="60"/>
-        <w:ind w:left="369" w:hanging="227"/>
-      </w:pPr>
-      <w:r>
-        <w:rPr>
-          <w:rFonts w:ascii="Kaiti SC" w:hAnsi="Kaiti SC" w:eastAsia="Kaiti SC" w:cs="Kaiti SC"/>
-          <w:sz w:val="21"/>
-        </w:rPr>
-        <w:t xml:space="preserve">➢ </w:t>
-      </w:r>
-      <w:r>
-        <w:rPr>
-          <w:rFonts w:ascii="Kaiti SC" w:hAnsi="Kaiti SC" w:eastAsia="Kaiti SC" w:cs="Kaiti SC"/>
-          <w:sz w:val="21"/>
-        </w:rPr>
-        <w:t>【产品与技术】蓝箭航天：朱雀三号亮相央视中秋晚会，蓝箭航天好事将近？ - 凤凰网 （凤凰网）</w:t>
-      </w:r>
-    </w:p>
-    <w:p>
-      <w:pPr>
-        <w:keepLines/>
-        <w:spacing w:after="60"/>
-        <w:ind w:left="369" w:hanging="227"/>
-      </w:pPr>
-      <w:r>
-        <w:rPr>
-          <w:rFonts w:ascii="Kaiti SC" w:hAnsi="Kaiti SC" w:eastAsia="Kaiti SC" w:cs="Kaiti SC"/>
-          <w:sz w:val="21"/>
-        </w:rPr>
-        <w:t xml:space="preserve">➢ </w:t>
-      </w:r>
-      <w:r>
-        <w:rPr>
-          <w:rFonts w:ascii="Kaiti SC" w:hAnsi="Kaiti SC" w:eastAsia="Kaiti SC" w:cs="Kaiti SC"/>
-          <w:sz w:val="21"/>
-        </w:rPr>
-        <w:t>【其他动态】银河航天：银河航天联合创始人、CTO朱正贤：把卫星造进“工业时代”丨企业家谈先进制造业 - 新浪财经 （新浪财经）</w:t>
+        <w:t>【其他动态】中科宇航：Китай показал сборку Kinetica-1 — крупнейшей твердотопливной ракеты страны （bing.com）</w:t>
       </w:r>
     </w:p>
     <w:p>
@@ -690,7 +627,7 @@
                 <w:b w:val="0"/>
                 <w:sz w:val="19"/>
               </w:rPr>
-              <w:t>Blue Origin</w:t>
+              <w:t>中科宇航</w:t>
             </w:r>
           </w:p>
         </w:tc>
@@ -711,7 +648,7 @@
                 <w:b w:val="0"/>
                 <w:sz w:val="19"/>
               </w:rPr>
-              <w:t>8</w:t>
+              <w:t>6</w:t>
             </w:r>
           </w:p>
         </w:tc>
@@ -732,7 +669,7 @@
                 <w:b w:val="0"/>
                 <w:sz w:val="19"/>
               </w:rPr>
-              <w:t>市场与股价、发射与任务、融资与资本、订单与合作、其他动态</w:t>
+              <w:t>发射与任务、产品与技术、其他动态</w:t>
             </w:r>
           </w:p>
         </w:tc>
@@ -752,7 +689,7 @@
                 <w:b w:val="0"/>
                 <w:sz w:val="19"/>
               </w:rPr>
-              <w:t>Blue Origin Raises $10 Billion in First Outside Funding Round, Valuation Soars to $140 Billion - finance.biggo.com</w:t>
+              <w:t>中科宇航力箭一号总装周期缩短至约 15 天：南沙总装厂房年产能 30 发，接单到发射周期压缩至半年内 - 手机新浪网</w:t>
             </w:r>
           </w:p>
         </w:tc>
@@ -798,7 +735,7 @@
                 <w:b w:val="0"/>
                 <w:sz w:val="19"/>
               </w:rPr>
-              <w:t>6</w:t>
+              <w:t>5</w:t>
             </w:r>
           </w:p>
         </w:tc>
@@ -819,7 +756,7 @@
                 <w:b w:val="0"/>
                 <w:sz w:val="19"/>
               </w:rPr>
-              <w:t>发射与任务、其他动态</w:t>
+              <w:t>发射与任务</w:t>
             </w:r>
           </w:p>
         </w:tc>
@@ -839,7 +776,7 @@
                 <w:b w:val="0"/>
                 <w:sz w:val="19"/>
               </w:rPr>
-              <w:t>NASA Shares SpaceX Crew-14 Assignments for Space Station Mission</w:t>
+              <w:t>SpaceX Falcon 9 to launch classified mission for U.S. Space Force from West Coast</w:t>
             </w:r>
           </w:p>
         </w:tc>
@@ -864,94 +801,7 @@
                 <w:b w:val="0"/>
                 <w:sz w:val="19"/>
               </w:rPr>
-              <w:t>蓝箭航天</w:t>
-            </w:r>
-          </w:p>
-        </w:tc>
-        <w:tc>
-          <w:tcPr>
-            <w:tcW w:type="dxa" w:w="2075"/>
-            <w:vAlign w:val="center"/>
-          </w:tcPr>
-          <w:p>
-            <w:pPr>
-              <w:spacing w:after="0" w:line="252" w:lineRule="auto"/>
-              <w:jc w:val="center"/>
-            </w:pPr>
-            <w:r/>
-            <w:r>
-              <w:rPr>
-                <w:rFonts w:ascii="Kaiti SC" w:hAnsi="Kaiti SC" w:eastAsia="Kaiti SC" w:cs="Kaiti SC"/>
-                <w:b w:val="0"/>
-                <w:sz w:val="19"/>
-              </w:rPr>
-              <w:t>2</w:t>
-            </w:r>
-          </w:p>
-        </w:tc>
-        <w:tc>
-          <w:tcPr>
-            <w:tcW w:type="dxa" w:w="2075"/>
-            <w:vAlign w:val="center"/>
-          </w:tcPr>
-          <w:p>
-            <w:pPr>
-              <w:spacing w:after="0" w:line="252" w:lineRule="auto"/>
-              <w:jc w:val="center"/>
-            </w:pPr>
-            <w:r/>
-            <w:r>
-              <w:rPr>
-                <w:rFonts w:ascii="Kaiti SC" w:hAnsi="Kaiti SC" w:eastAsia="Kaiti SC" w:cs="Kaiti SC"/>
-                <w:b w:val="0"/>
-                <w:sz w:val="19"/>
-              </w:rPr>
-              <w:t>其他动态、产品与技术</w:t>
-            </w:r>
-          </w:p>
-        </w:tc>
-        <w:tc>
-          <w:tcPr>
-            <w:tcW w:type="dxa" w:w="2075"/>
-            <w:vAlign w:val="center"/>
-          </w:tcPr>
-          <w:p>
-            <w:pPr>
-              <w:spacing w:after="0" w:line="252" w:lineRule="auto"/>
-            </w:pPr>
-            <w:r/>
-            <w:r>
-              <w:rPr>
-                <w:rFonts w:ascii="Kaiti SC" w:hAnsi="Kaiti SC" w:eastAsia="Kaiti SC" w:cs="Kaiti SC"/>
-                <w:b w:val="0"/>
-                <w:sz w:val="19"/>
-              </w:rPr>
-              <w:t>2025年亏损17亿，预计2029年盈利！蓝箭航天冲刺“商业航天第一股” - wenxuan.news</w:t>
-            </w:r>
-          </w:p>
-        </w:tc>
-      </w:tr>
-      <w:tr>
-        <w:trPr>
-          <w:cantSplit/>
-        </w:trPr>
-        <w:tc>
-          <w:tcPr>
-            <w:tcW w:type="dxa" w:w="2075"/>
-            <w:vAlign w:val="center"/>
-          </w:tcPr>
-          <w:p>
-            <w:pPr>
-              <w:spacing w:after="0" w:line="252" w:lineRule="auto"/>
-            </w:pPr>
-            <w:r/>
-            <w:r>
-              <w:rPr>
-                <w:rFonts w:ascii="Kaiti SC" w:hAnsi="Kaiti SC" w:eastAsia="Kaiti SC" w:cs="Kaiti SC"/>
-                <w:b w:val="0"/>
-                <w:sz w:val="19"/>
-              </w:rPr>
-              <w:t>中科宇航</w:t>
+              <w:t>Blue Origin</w:t>
             </w:r>
           </w:p>
         </w:tc>
@@ -993,7 +843,7 @@
                 <w:b w:val="0"/>
                 <w:sz w:val="19"/>
               </w:rPr>
-              <w:t>订单与合作</w:t>
+              <w:t>发射与任务</w:t>
             </w:r>
           </w:p>
         </w:tc>
@@ -1013,94 +863,7 @@
                 <w:b w:val="0"/>
                 <w:sz w:val="19"/>
               </w:rPr>
-              <w:t>翼菲科技(06871.HK)与中科宇航订立战略合作协议 探索太空制造及商业航天智能制造合作 - 新浪财经</w:t>
-            </w:r>
-          </w:p>
-        </w:tc>
-      </w:tr>
-      <w:tr>
-        <w:trPr>
-          <w:cantSplit/>
-        </w:trPr>
-        <w:tc>
-          <w:tcPr>
-            <w:tcW w:type="dxa" w:w="2075"/>
-            <w:vAlign w:val="center"/>
-          </w:tcPr>
-          <w:p>
-            <w:pPr>
-              <w:spacing w:after="0" w:line="252" w:lineRule="auto"/>
-            </w:pPr>
-            <w:r/>
-            <w:r>
-              <w:rPr>
-                <w:rFonts w:ascii="Kaiti SC" w:hAnsi="Kaiti SC" w:eastAsia="Kaiti SC" w:cs="Kaiti SC"/>
-                <w:b w:val="0"/>
-                <w:sz w:val="19"/>
-              </w:rPr>
-              <w:t>银河航天</w:t>
-            </w:r>
-          </w:p>
-        </w:tc>
-        <w:tc>
-          <w:tcPr>
-            <w:tcW w:type="dxa" w:w="2075"/>
-            <w:vAlign w:val="center"/>
-          </w:tcPr>
-          <w:p>
-            <w:pPr>
-              <w:spacing w:after="0" w:line="252" w:lineRule="auto"/>
-              <w:jc w:val="center"/>
-            </w:pPr>
-            <w:r/>
-            <w:r>
-              <w:rPr>
-                <w:rFonts w:ascii="Kaiti SC" w:hAnsi="Kaiti SC" w:eastAsia="Kaiti SC" w:cs="Kaiti SC"/>
-                <w:b w:val="0"/>
-                <w:sz w:val="19"/>
-              </w:rPr>
-              <w:t>1</w:t>
-            </w:r>
-          </w:p>
-        </w:tc>
-        <w:tc>
-          <w:tcPr>
-            <w:tcW w:type="dxa" w:w="2075"/>
-            <w:vAlign w:val="center"/>
-          </w:tcPr>
-          <w:p>
-            <w:pPr>
-              <w:spacing w:after="0" w:line="252" w:lineRule="auto"/>
-              <w:jc w:val="center"/>
-            </w:pPr>
-            <w:r/>
-            <w:r>
-              <w:rPr>
-                <w:rFonts w:ascii="Kaiti SC" w:hAnsi="Kaiti SC" w:eastAsia="Kaiti SC" w:cs="Kaiti SC"/>
-                <w:b w:val="0"/>
-                <w:sz w:val="19"/>
-              </w:rPr>
-              <w:t>其他动态</w:t>
-            </w:r>
-          </w:p>
-        </w:tc>
-        <w:tc>
-          <w:tcPr>
-            <w:tcW w:type="dxa" w:w="2075"/>
-            <w:vAlign w:val="center"/>
-          </w:tcPr>
-          <w:p>
-            <w:pPr>
-              <w:spacing w:after="0" w:line="252" w:lineRule="auto"/>
-            </w:pPr>
-            <w:r/>
-            <w:r>
-              <w:rPr>
-                <w:rFonts w:ascii="Kaiti SC" w:hAnsi="Kaiti SC" w:eastAsia="Kaiti SC" w:cs="Kaiti SC"/>
-                <w:b w:val="0"/>
-                <w:sz w:val="19"/>
-              </w:rPr>
-              <w:t>银河航天联合创始人、CTO朱正贤：把卫星造进“工业时代”丨企业家谈先进制造业 - 新浪财经</w:t>
+              <w:t>Animation of NASA's ESCAPADE launched to Mars atop Blue Origin's New Glenn rocket</w:t>
             </w:r>
           </w:p>
         </w:tc>
@@ -1137,7 +900,7 @@
           <w:rFonts w:ascii="Kaiti SC" w:hAnsi="Kaiti SC" w:eastAsia="Kaiti SC" w:cs="Kaiti SC"/>
           <w:sz w:val="21"/>
         </w:rPr>
-        <w:t>[1] 2026-09-25｜NASA｜SpaceX：NASA Shares SpaceX Crew-14 Assignments for Space Station Mission</w:t>
+        <w:t>[1] 2026-09-26｜Spaceflight Now｜SpaceX：SpaceX Falcon 9 to launch classified mission for U.S. Space Force from West Coast</w:t>
       </w:r>
     </w:p>
     <w:p>
@@ -1158,7 +921,7 @@
           <w:rFonts w:ascii="Kaiti SC" w:hAnsi="Kaiti SC" w:eastAsia="Kaiti SC" w:cs="Kaiti SC"/>
           <w:sz w:val="21"/>
         </w:rPr>
-        <w:t>[2] 2026-09-25｜finance.biggo.com｜Blue Origin：Blue Origin Raises $10 Billion in First Outside Funding Round, Valuation Soars to $140 Billion - finance.biggo.com</w:t>
+        <w:t>[2] 2026-09-26｜Space｜SpaceX：SpaceX launches classified mystery mission for US Space Force from California (video, photos) - Space</w:t>
       </w:r>
     </w:p>
     <w:p>
@@ -1179,7 +942,7 @@
           <w:rFonts w:ascii="Kaiti SC" w:hAnsi="Kaiti SC" w:eastAsia="Kaiti SC" w:cs="Kaiti SC"/>
           <w:sz w:val="21"/>
         </w:rPr>
-        <w:t>[3] 2026-09-25｜satellitetoday.com｜SpaceX：Starfish Space’s Debut Otter Vehicle Hitches a Ride on SpaceX’s Transporter-18 Launch</w:t>
+        <w:t>[3] 2026-09-26｜bing.com｜Blue Origin：Animation of NASA's ESCAPADE launched to Mars atop Blue Origin's New Glenn rocket</w:t>
       </w:r>
     </w:p>
     <w:p>
@@ -1200,7 +963,7 @@
           <w:rFonts w:ascii="Kaiti SC" w:hAnsi="Kaiti SC" w:eastAsia="Kaiti SC" w:cs="Kaiti SC"/>
           <w:sz w:val="21"/>
         </w:rPr>
-        <w:t>[4] 2026-09-25｜bing.com｜SpaceX：SpaceX Starlink satellites deployed in stunning view from space</w:t>
+        <w:t>[4] 2026-09-26｜bing.com｜SpaceX：SpaceX Just Launched Its 100th Block 5 Rocket: Elon Musk Is Building an Unshakable Financial Fortress</w:t>
       </w:r>
     </w:p>
     <w:p>
@@ -1221,7 +984,7 @@
           <w:rFonts w:ascii="Kaiti SC" w:hAnsi="Kaiti SC" w:eastAsia="Kaiti SC" w:cs="Kaiti SC"/>
           <w:sz w:val="21"/>
         </w:rPr>
-        <w:t>[5] 2026-09-25｜bing.com｜SpaceX：SpaceX Starlink satellites deployed in stunning view from space</w:t>
+        <w:t>[5] 2026-09-26｜手机新浪网｜中科宇航：中科宇航力箭一号总装周期缩短至约 15 天：南沙总装厂房年产能 30 发，接单到发射周期压缩至半年内 - 手机新浪网</w:t>
       </w:r>
     </w:p>
     <w:p>
@@ -1242,7 +1005,7 @@
           <w:rFonts w:ascii="Kaiti SC" w:hAnsi="Kaiti SC" w:eastAsia="Kaiti SC" w:cs="Kaiti SC"/>
           <w:sz w:val="21"/>
         </w:rPr>
-        <w:t>[6] 2026-09-25｜Business Model Analyst｜Blue Origin：Blue Origin Is Valued at 175x Revenue. Its Plan Runs Through One Launchpad - Business Model Analyst</w:t>
+        <w:t>[6] 2026-09-26｜新浪财经｜中科宇航：中科宇航力箭一号总装周期缩短至约15 天：南沙总装厂房年产能30 发，接单到发射周期压缩至半年内 - 新浪财经</w:t>
       </w:r>
     </w:p>
     <w:p>
@@ -1263,7 +1026,7 @@
           <w:rFonts w:ascii="Kaiti SC" w:hAnsi="Kaiti SC" w:eastAsia="Kaiti SC" w:cs="Kaiti SC"/>
           <w:sz w:val="21"/>
         </w:rPr>
-        <w:t>[7] 2026-09-25｜bing.com｜SpaceX：SpaceX has a 'cash cow' hiding in plain sight. Here’s why I’m buying the stock</w:t>
+        <w:t>[7] 2026-09-26｜bing.com｜SpaceX：SpaceX completes another secret Pentagon launch, adding to suspected Starshield buildout</w:t>
       </w:r>
     </w:p>
     <w:p>
@@ -1284,7 +1047,7 @@
           <w:rFonts w:ascii="Kaiti SC" w:hAnsi="Kaiti SC" w:eastAsia="Kaiti SC" w:cs="Kaiti SC"/>
           <w:sz w:val="21"/>
         </w:rPr>
-        <w:t>[8] 2026-09-25｜Proactive financial news｜Blue Origin：Blue Origin raises $10 billion in first outside funding - Proactive financial news</w:t>
+        <w:t>[8] 2026-09-26｜bing.com｜SpaceX：Blastoff! SpaceX launches 29 Starlink satellites from Florida, nails landing</w:t>
       </w:r>
     </w:p>
     <w:p>
@@ -1305,7 +1068,7 @@
           <w:rFonts w:ascii="Kaiti SC" w:hAnsi="Kaiti SC" w:eastAsia="Kaiti SC" w:cs="Kaiti SC"/>
           <w:sz w:val="21"/>
         </w:rPr>
-        <w:t>[9] 2026-09-25｜benzinga.com｜Blue Origin：Jeff Bezos' Blue Origin Raises $10 Billion To Fuel Rockets, Satellites And Government Contracts As SpaceX - benzinga.com</w:t>
+        <w:t>[9] 2026-09-26｜凤凰网｜中科宇航：中科宇航力箭一号总装周期缩短至约15天：南沙总装厂房年产能30发 - 凤凰网</w:t>
       </w:r>
     </w:p>
     <w:p>
@@ -1326,7 +1089,7 @@
           <w:rFonts w:ascii="Kaiti SC" w:hAnsi="Kaiti SC" w:eastAsia="Kaiti SC" w:cs="Kaiti SC"/>
           <w:sz w:val="21"/>
         </w:rPr>
-        <w:t>[10] 2026-09-25｜新浪财经｜中科宇航：翼菲科技(06871.HK)与中科宇航订立战略合作协议 探索太空制造及商业航天智能制造合作 - 新浪财经</w:t>
+        <w:t>[10] 2026-09-26｜bing.com｜中科宇航：Китай показал сборку Kinetica-1 — крупнейшей твердотопливной ракеты страны</w:t>
       </w:r>
     </w:p>
     <w:p>
@@ -1347,70 +1110,7 @@
           <w:rFonts w:ascii="Kaiti SC" w:hAnsi="Kaiti SC" w:eastAsia="Kaiti SC" w:cs="Kaiti SC"/>
           <w:sz w:val="21"/>
         </w:rPr>
-        <w:t>[11] 2026-09-25｜bing.com｜Blue Origin：Jeff Bezos' Blue Origin raises $10 billion to fuel rockets, satellites and government contracts as SpaceX rival bets big on New Glenn, TeraWave: report</w:t>
-      </w:r>
-    </w:p>
-    <w:p>
-      <w:pPr>
-        <w:keepLines/>
-        <w:spacing w:after="60"/>
-        <w:ind w:left="369" w:hanging="227"/>
-      </w:pPr>
-      <w:r>
-        <w:rPr>
-          <w:rFonts w:ascii="Kaiti SC" w:hAnsi="Kaiti SC" w:eastAsia="Kaiti SC" w:cs="Kaiti SC"/>
-          <w:sz w:val="21"/>
-        </w:rPr>
-        <w:t xml:space="preserve">✓ </w:t>
-      </w:r>
-      <w:r>
-        <w:rPr>
-          <w:rFonts w:ascii="Kaiti SC" w:hAnsi="Kaiti SC" w:eastAsia="Kaiti SC" w:cs="Kaiti SC"/>
-          <w:sz w:val="21"/>
-        </w:rPr>
-        <w:t>[12] 2026-09-25｜wenxuan.news｜蓝箭航天：2025年亏损17亿，预计2029年盈利！蓝箭航天冲刺“商业航天第一股” - wenxuan.news</w:t>
-      </w:r>
-    </w:p>
-    <w:p>
-      <w:pPr>
-        <w:keepLines/>
-        <w:spacing w:after="60"/>
-        <w:ind w:left="369" w:hanging="227"/>
-      </w:pPr>
-      <w:r>
-        <w:rPr>
-          <w:rFonts w:ascii="Kaiti SC" w:hAnsi="Kaiti SC" w:eastAsia="Kaiti SC" w:cs="Kaiti SC"/>
-          <w:sz w:val="21"/>
-        </w:rPr>
-        <w:t xml:space="preserve">✓ </w:t>
-      </w:r>
-      <w:r>
-        <w:rPr>
-          <w:rFonts w:ascii="Kaiti SC" w:hAnsi="Kaiti SC" w:eastAsia="Kaiti SC" w:cs="Kaiti SC"/>
-          <w:sz w:val="21"/>
-        </w:rPr>
-        <w:t>[13] 2026-09-25｜凤凰网｜蓝箭航天：朱雀三号亮相央视中秋晚会，蓝箭航天好事将近？ - 凤凰网</w:t>
-      </w:r>
-    </w:p>
-    <w:p>
-      <w:pPr>
-        <w:keepLines/>
-        <w:spacing w:after="60"/>
-        <w:ind w:left="369" w:hanging="227"/>
-      </w:pPr>
-      <w:r>
-        <w:rPr>
-          <w:rFonts w:ascii="Kaiti SC" w:hAnsi="Kaiti SC" w:eastAsia="Kaiti SC" w:cs="Kaiti SC"/>
-          <w:sz w:val="21"/>
-        </w:rPr>
-        <w:t xml:space="preserve">✓ </w:t>
-      </w:r>
-      <w:r>
-        <w:rPr>
-          <w:rFonts w:ascii="Kaiti SC" w:hAnsi="Kaiti SC" w:eastAsia="Kaiti SC" w:cs="Kaiti SC"/>
-          <w:sz w:val="21"/>
-        </w:rPr>
-        <w:t>[14] 2026-09-25｜新浪财经｜银河航天：银河航天联合创始人、CTO朱正贤：把卫星造进“工业时代”丨企业家谈先进制造业 - 新浪财经</w:t>
+        <w:t>[11] 2026-09-26｜bing.com｜中科宇航：Китай показал сборку Kinetica-1 — крупнейшей твердотопливной ракеты страны</w:t>
       </w:r>
     </w:p>
     <w:sectPr>

--- a/docs/data/reports/daily-documents/latest/previous_daily_report.docx
+++ b/docs/data/reports/daily-documents/latest/previous_daily_report.docx
@@ -26,7 +26,7 @@
           <w:rFonts w:ascii="Kaiti SC" w:hAnsi="Kaiti SC" w:eastAsia="Kaiti SC" w:cs="Kaiti SC"/>
           <w:sz w:val="21"/>
         </w:rPr>
-        <w:t>2026-09-26（上一自然日）</w:t>
+        <w:t>2026-09-27（上一自然日）</w:t>
       </w:r>
     </w:p>
     <w:tbl>
@@ -81,7 +81,7 @@
                 <w:b w:val="0"/>
                 <w:sz w:val="19"/>
               </w:rPr>
-              <w:t>2026-09-26</w:t>
+              <w:t>2026-09-27</w:t>
             </w:r>
           </w:p>
         </w:tc>
@@ -127,7 +127,7 @@
                 <w:b w:val="0"/>
                 <w:sz w:val="19"/>
               </w:rPr>
-              <w:t>12 条 / 3 家</w:t>
+              <w:t>6 条 / 2 家</w:t>
             </w:r>
           </w:p>
         </w:tc>
@@ -173,7 +173,7 @@
                 <w:b w:val="0"/>
                 <w:sz w:val="19"/>
               </w:rPr>
-              <w:t>6 个</w:t>
+              <w:t>4 个</w:t>
             </w:r>
           </w:p>
         </w:tc>
@@ -219,7 +219,7 @@
                 <w:b w:val="0"/>
                 <w:sz w:val="19"/>
               </w:rPr>
-              <w:t>2026-09-27</w:t>
+              <w:t>2026-09-28</w:t>
             </w:r>
           </w:p>
         </w:tc>
@@ -245,7 +245,7 @@
     </w:p>
     <w:p>
       <w:r>
-        <w:t>2026-09-26 共归档 12 条新闻，覆盖 3 家公司、6 个信息来源。 新闻量较多的公司包括 中科宇航、SpaceX、Blue Origin。</w:t>
+        <w:t>2026-09-27 共归档 6 条新闻，覆盖 2 家公司、4 个信息来源。 新闻量较多的公司包括 SpaceX、蓝箭航天。</w:t>
       </w:r>
     </w:p>
     <w:p>
@@ -279,7 +279,7 @@
           <w:rFonts w:ascii="Kaiti SC" w:hAnsi="Kaiti SC" w:eastAsia="Kaiti SC" w:cs="Kaiti SC"/>
           <w:sz w:val="21"/>
         </w:rPr>
-        <w:t>【发射与任务】SpaceX：SpaceX Falcon 9 to launch classified mission for U.S. Space Force from West Coast （Spaceflight Now）</w:t>
+        <w:t>【发射与任务】SpaceX：Planet Labs Delivers Pelican-12 Spacecraft to Cape Canaveral for SpaceX Bandwagon-5 Mission （satnews.com）</w:t>
       </w:r>
     </w:p>
     <w:p>
@@ -300,7 +300,7 @@
           <w:rFonts w:ascii="Kaiti SC" w:hAnsi="Kaiti SC" w:eastAsia="Kaiti SC" w:cs="Kaiti SC"/>
           <w:sz w:val="21"/>
         </w:rPr>
-        <w:t>【发射与任务】SpaceX：SpaceX launches classified mystery mission for US Space Force from California (video, photos) - Space （Space）</w:t>
+        <w:t>【发射与任务】SpaceX：SpaceX's Next Starship Launch Will Generate Revenue -- Sort Of - fool.com （fool.com）</w:t>
       </w:r>
     </w:p>
     <w:p>
@@ -321,7 +321,7 @@
           <w:rFonts w:ascii="Kaiti SC" w:hAnsi="Kaiti SC" w:eastAsia="Kaiti SC" w:cs="Kaiti SC"/>
           <w:sz w:val="21"/>
         </w:rPr>
-        <w:t>【发射与任务】Blue Origin：Animation of NASA's ESCAPADE launched to Mars atop Blue Origin's New Glenn rocket （bing.com）</w:t>
+        <w:t>【发射与任务】SpaceX：SpaceX (SPCX) Stock Eyes 56% Rally as Historic Orbital Starship Launch Approaches （bing.com）</w:t>
       </w:r>
     </w:p>
     <w:p>
@@ -342,7 +342,7 @@
           <w:rFonts w:ascii="Kaiti SC" w:hAnsi="Kaiti SC" w:eastAsia="Kaiti SC" w:cs="Kaiti SC"/>
           <w:sz w:val="21"/>
         </w:rPr>
-        <w:t>【发射与任务】SpaceX：SpaceX Just Launched Its 100th Block 5 Rocket: Elon Musk Is Building an Unshakable Financial Fortress （bing.com）</w:t>
+        <w:t>【发射与任务】SpaceX：SpaceX (SPCX) Stock: Analysts See 56% Upside Before Monday’s Launch （bing.com）</w:t>
       </w:r>
     </w:p>
     <w:p>
@@ -363,7 +363,7 @@
           <w:rFonts w:ascii="Kaiti SC" w:hAnsi="Kaiti SC" w:eastAsia="Kaiti SC" w:cs="Kaiti SC"/>
           <w:sz w:val="21"/>
         </w:rPr>
-        <w:t>【发射与任务】中科宇航：中科宇航力箭一号总装周期缩短至约 15 天：南沙总装厂房年产能 30 发，接单到发射周期压缩至半年内 - 手机新浪网 （手机新浪网）</w:t>
+        <w:t>【监管与政策】SpaceX：SpaceX President Gwynne Shotwell Files SEC Intent to Sell $52 Million in Executive Equity （satnews.com）</w:t>
       </w:r>
     </w:p>
     <w:p>
@@ -384,112 +384,7 @@
           <w:rFonts w:ascii="Kaiti SC" w:hAnsi="Kaiti SC" w:eastAsia="Kaiti SC" w:cs="Kaiti SC"/>
           <w:sz w:val="21"/>
         </w:rPr>
-        <w:t>【发射与任务】中科宇航：中科宇航力箭一号总装周期缩短至约15 天：南沙总装厂房年产能30 发，接单到发射周期压缩至半年内 - 新浪财经 （新浪财经）</w:t>
-      </w:r>
-    </w:p>
-    <w:p>
-      <w:pPr>
-        <w:keepLines/>
-        <w:spacing w:after="60"/>
-        <w:ind w:left="369" w:hanging="227"/>
-      </w:pPr>
-      <w:r>
-        <w:rPr>
-          <w:rFonts w:ascii="Kaiti SC" w:hAnsi="Kaiti SC" w:eastAsia="Kaiti SC" w:cs="Kaiti SC"/>
-          <w:sz w:val="21"/>
-        </w:rPr>
-        <w:t xml:space="preserve">➢ </w:t>
-      </w:r>
-      <w:r>
-        <w:rPr>
-          <w:rFonts w:ascii="Kaiti SC" w:hAnsi="Kaiti SC" w:eastAsia="Kaiti SC" w:cs="Kaiti SC"/>
-          <w:sz w:val="21"/>
-        </w:rPr>
-        <w:t>【发射与任务】SpaceX：SpaceX completes another secret Pentagon launch, adding to suspected Starshield buildout （bing.com）</w:t>
-      </w:r>
-    </w:p>
-    <w:p>
-      <w:pPr>
-        <w:keepLines/>
-        <w:spacing w:after="60"/>
-        <w:ind w:left="369" w:hanging="227"/>
-      </w:pPr>
-      <w:r>
-        <w:rPr>
-          <w:rFonts w:ascii="Kaiti SC" w:hAnsi="Kaiti SC" w:eastAsia="Kaiti SC" w:cs="Kaiti SC"/>
-          <w:sz w:val="21"/>
-        </w:rPr>
-        <w:t xml:space="preserve">➢ </w:t>
-      </w:r>
-      <w:r>
-        <w:rPr>
-          <w:rFonts w:ascii="Kaiti SC" w:hAnsi="Kaiti SC" w:eastAsia="Kaiti SC" w:cs="Kaiti SC"/>
-          <w:sz w:val="21"/>
-        </w:rPr>
-        <w:t>【发射与任务】SpaceX：Blastoff! SpaceX launches 29 Starlink satellites from Florida, nails landing （bing.com）</w:t>
-      </w:r>
-    </w:p>
-    <w:p>
-      <w:pPr>
-        <w:keepLines/>
-        <w:spacing w:after="60"/>
-        <w:ind w:left="369" w:hanging="227"/>
-      </w:pPr>
-      <w:r>
-        <w:rPr>
-          <w:rFonts w:ascii="Kaiti SC" w:hAnsi="Kaiti SC" w:eastAsia="Kaiti SC" w:cs="Kaiti SC"/>
-          <w:sz w:val="21"/>
-        </w:rPr>
-        <w:t xml:space="preserve">➢ </w:t>
-      </w:r>
-      <w:r>
-        <w:rPr>
-          <w:rFonts w:ascii="Kaiti SC" w:hAnsi="Kaiti SC" w:eastAsia="Kaiti SC" w:cs="Kaiti SC"/>
-          <w:sz w:val="21"/>
-        </w:rPr>
-        <w:t>【产品与技术】中科宇航：中科宇航力箭一号总装周期缩短至约15天：南沙总装厂房年产能30发 - 凤凰网 （凤凰网）</w:t>
-      </w:r>
-    </w:p>
-    <w:p>
-      <w:pPr>
-        <w:keepLines/>
-        <w:spacing w:after="60"/>
-        <w:ind w:left="369" w:hanging="227"/>
-      </w:pPr>
-      <w:r>
-        <w:rPr>
-          <w:rFonts w:ascii="Kaiti SC" w:hAnsi="Kaiti SC" w:eastAsia="Kaiti SC" w:cs="Kaiti SC"/>
-          <w:sz w:val="21"/>
-        </w:rPr>
-        <w:t xml:space="preserve">➢ </w:t>
-      </w:r>
-      <w:r>
-        <w:rPr>
-          <w:rFonts w:ascii="Kaiti SC" w:hAnsi="Kaiti SC" w:eastAsia="Kaiti SC" w:cs="Kaiti SC"/>
-          <w:sz w:val="21"/>
-        </w:rPr>
-        <w:t>【其他动态】中科宇航：Китай показал сборку Kinetica-1 — крупнейшей твердотопливной ракеты страны （bing.com）</w:t>
-      </w:r>
-    </w:p>
-    <w:p>
-      <w:pPr>
-        <w:keepLines/>
-        <w:spacing w:after="60"/>
-        <w:ind w:left="369" w:hanging="227"/>
-      </w:pPr>
-      <w:r>
-        <w:rPr>
-          <w:rFonts w:ascii="Kaiti SC" w:hAnsi="Kaiti SC" w:eastAsia="Kaiti SC" w:cs="Kaiti SC"/>
-          <w:sz w:val="21"/>
-        </w:rPr>
-        <w:t xml:space="preserve">➢ </w:t>
-      </w:r>
-      <w:r>
-        <w:rPr>
-          <w:rFonts w:ascii="Kaiti SC" w:hAnsi="Kaiti SC" w:eastAsia="Kaiti SC" w:cs="Kaiti SC"/>
-          <w:sz w:val="21"/>
-        </w:rPr>
-        <w:t>【其他动态】中科宇航：Китай показал сборку Kinetica-1 — крупнейшей твердотопливной ракеты страны （bing.com）</w:t>
+        <w:t>【其他动态】蓝箭航天：朱雀三号官宣登陆央视中秋晚会，商业航天迈向主流视野每经编辑：赵云9月25日，蓝箭 - 股吧 （股吧）</w:t>
       </w:r>
     </w:p>
     <w:p>
@@ -627,93 +522,6 @@
                 <w:b w:val="0"/>
                 <w:sz w:val="19"/>
               </w:rPr>
-              <w:t>中科宇航</w:t>
-            </w:r>
-          </w:p>
-        </w:tc>
-        <w:tc>
-          <w:tcPr>
-            <w:tcW w:type="dxa" w:w="2075"/>
-            <w:vAlign w:val="center"/>
-          </w:tcPr>
-          <w:p>
-            <w:pPr>
-              <w:spacing w:after="0" w:line="252" w:lineRule="auto"/>
-              <w:jc w:val="center"/>
-            </w:pPr>
-            <w:r/>
-            <w:r>
-              <w:rPr>
-                <w:rFonts w:ascii="Kaiti SC" w:hAnsi="Kaiti SC" w:eastAsia="Kaiti SC" w:cs="Kaiti SC"/>
-                <w:b w:val="0"/>
-                <w:sz w:val="19"/>
-              </w:rPr>
-              <w:t>6</w:t>
-            </w:r>
-          </w:p>
-        </w:tc>
-        <w:tc>
-          <w:tcPr>
-            <w:tcW w:type="dxa" w:w="2075"/>
-            <w:vAlign w:val="center"/>
-          </w:tcPr>
-          <w:p>
-            <w:pPr>
-              <w:spacing w:after="0" w:line="252" w:lineRule="auto"/>
-              <w:jc w:val="center"/>
-            </w:pPr>
-            <w:r/>
-            <w:r>
-              <w:rPr>
-                <w:rFonts w:ascii="Kaiti SC" w:hAnsi="Kaiti SC" w:eastAsia="Kaiti SC" w:cs="Kaiti SC"/>
-                <w:b w:val="0"/>
-                <w:sz w:val="19"/>
-              </w:rPr>
-              <w:t>发射与任务、产品与技术、其他动态</w:t>
-            </w:r>
-          </w:p>
-        </w:tc>
-        <w:tc>
-          <w:tcPr>
-            <w:tcW w:type="dxa" w:w="2075"/>
-            <w:vAlign w:val="center"/>
-          </w:tcPr>
-          <w:p>
-            <w:pPr>
-              <w:spacing w:after="0" w:line="252" w:lineRule="auto"/>
-            </w:pPr>
-            <w:r/>
-            <w:r>
-              <w:rPr>
-                <w:rFonts w:ascii="Kaiti SC" w:hAnsi="Kaiti SC" w:eastAsia="Kaiti SC" w:cs="Kaiti SC"/>
-                <w:b w:val="0"/>
-                <w:sz w:val="19"/>
-              </w:rPr>
-              <w:t>中科宇航力箭一号总装周期缩短至约 15 天：南沙总装厂房年产能 30 发，接单到发射周期压缩至半年内 - 手机新浪网</w:t>
-            </w:r>
-          </w:p>
-        </w:tc>
-      </w:tr>
-      <w:tr>
-        <w:trPr>
-          <w:cantSplit/>
-        </w:trPr>
-        <w:tc>
-          <w:tcPr>
-            <w:tcW w:type="dxa" w:w="2075"/>
-            <w:vAlign w:val="center"/>
-          </w:tcPr>
-          <w:p>
-            <w:pPr>
-              <w:spacing w:after="0" w:line="252" w:lineRule="auto"/>
-            </w:pPr>
-            <w:r/>
-            <w:r>
-              <w:rPr>
-                <w:rFonts w:ascii="Kaiti SC" w:hAnsi="Kaiti SC" w:eastAsia="Kaiti SC" w:cs="Kaiti SC"/>
-                <w:b w:val="0"/>
-                <w:sz w:val="19"/>
-              </w:rPr>
               <w:t>SpaceX</w:t>
             </w:r>
           </w:p>
@@ -756,7 +564,7 @@
                 <w:b w:val="0"/>
                 <w:sz w:val="19"/>
               </w:rPr>
-              <w:t>发射与任务</w:t>
+              <w:t>发射与任务、监管与政策</w:t>
             </w:r>
           </w:p>
         </w:tc>
@@ -776,7 +584,7 @@
                 <w:b w:val="0"/>
                 <w:sz w:val="19"/>
               </w:rPr>
-              <w:t>SpaceX Falcon 9 to launch classified mission for U.S. Space Force from West Coast</w:t>
+              <w:t>Planet Labs Delivers Pelican-12 Spacecraft to Cape Canaveral for SpaceX Bandwagon-5 Mission</w:t>
             </w:r>
           </w:p>
         </w:tc>
@@ -801,7 +609,7 @@
                 <w:b w:val="0"/>
                 <w:sz w:val="19"/>
               </w:rPr>
-              <w:t>Blue Origin</w:t>
+              <w:t>蓝箭航天</w:t>
             </w:r>
           </w:p>
         </w:tc>
@@ -843,7 +651,7 @@
                 <w:b w:val="0"/>
                 <w:sz w:val="19"/>
               </w:rPr>
-              <w:t>发射与任务</w:t>
+              <w:t>其他动态</w:t>
             </w:r>
           </w:p>
         </w:tc>
@@ -863,7 +671,7 @@
                 <w:b w:val="0"/>
                 <w:sz w:val="19"/>
               </w:rPr>
-              <w:t>Animation of NASA's ESCAPADE launched to Mars atop Blue Origin's New Glenn rocket</w:t>
+              <w:t>朱雀三号官宣登陆央视中秋晚会，商业航天迈向主流视野每经编辑：赵云9月25日，蓝箭 - 股吧</w:t>
             </w:r>
           </w:p>
         </w:tc>
@@ -900,7 +708,7 @@
           <w:rFonts w:ascii="Kaiti SC" w:hAnsi="Kaiti SC" w:eastAsia="Kaiti SC" w:cs="Kaiti SC"/>
           <w:sz w:val="21"/>
         </w:rPr>
-        <w:t>[1] 2026-09-26｜Spaceflight Now｜SpaceX：SpaceX Falcon 9 to launch classified mission for U.S. Space Force from West Coast</w:t>
+        <w:t>[1] 2026-09-27｜satnews.com｜SpaceX：Planet Labs Delivers Pelican-12 Spacecraft to Cape Canaveral for SpaceX Bandwagon-5 Mission</w:t>
       </w:r>
     </w:p>
     <w:p>
@@ -921,7 +729,7 @@
           <w:rFonts w:ascii="Kaiti SC" w:hAnsi="Kaiti SC" w:eastAsia="Kaiti SC" w:cs="Kaiti SC"/>
           <w:sz w:val="21"/>
         </w:rPr>
-        <w:t>[2] 2026-09-26｜Space｜SpaceX：SpaceX launches classified mystery mission for US Space Force from California (video, photos) - Space</w:t>
+        <w:t>[2] 2026-09-27｜fool.com｜SpaceX：SpaceX's Next Starship Launch Will Generate Revenue -- Sort Of - fool.com</w:t>
       </w:r>
     </w:p>
     <w:p>
@@ -942,7 +750,7 @@
           <w:rFonts w:ascii="Kaiti SC" w:hAnsi="Kaiti SC" w:eastAsia="Kaiti SC" w:cs="Kaiti SC"/>
           <w:sz w:val="21"/>
         </w:rPr>
-        <w:t>[3] 2026-09-26｜bing.com｜Blue Origin：Animation of NASA's ESCAPADE launched to Mars atop Blue Origin's New Glenn rocket</w:t>
+        <w:t>[3] 2026-09-27｜bing.com｜SpaceX：SpaceX (SPCX) Stock Eyes 56% Rally as Historic Orbital Starship Launch Approaches</w:t>
       </w:r>
     </w:p>
     <w:p>
@@ -963,7 +771,7 @@
           <w:rFonts w:ascii="Kaiti SC" w:hAnsi="Kaiti SC" w:eastAsia="Kaiti SC" w:cs="Kaiti SC"/>
           <w:sz w:val="21"/>
         </w:rPr>
-        <w:t>[4] 2026-09-26｜bing.com｜SpaceX：SpaceX Just Launched Its 100th Block 5 Rocket: Elon Musk Is Building an Unshakable Financial Fortress</w:t>
+        <w:t>[4] 2026-09-27｜bing.com｜SpaceX：SpaceX (SPCX) Stock: Analysts See 56% Upside Before Monday’s Launch</w:t>
       </w:r>
     </w:p>
     <w:p>
@@ -984,7 +792,7 @@
           <w:rFonts w:ascii="Kaiti SC" w:hAnsi="Kaiti SC" w:eastAsia="Kaiti SC" w:cs="Kaiti SC"/>
           <w:sz w:val="21"/>
         </w:rPr>
-        <w:t>[5] 2026-09-26｜手机新浪网｜中科宇航：中科宇航力箭一号总装周期缩短至约 15 天：南沙总装厂房年产能 30 发，接单到发射周期压缩至半年内 - 手机新浪网</w:t>
+        <w:t>[5] 2026-09-27｜satnews.com｜SpaceX：SpaceX President Gwynne Shotwell Files SEC Intent to Sell $52 Million in Executive Equity</w:t>
       </w:r>
     </w:p>
     <w:p>
@@ -1005,112 +813,7 @@
           <w:rFonts w:ascii="Kaiti SC" w:hAnsi="Kaiti SC" w:eastAsia="Kaiti SC" w:cs="Kaiti SC"/>
           <w:sz w:val="21"/>
         </w:rPr>
-        <w:t>[6] 2026-09-26｜新浪财经｜中科宇航：中科宇航力箭一号总装周期缩短至约15 天：南沙总装厂房年产能30 发，接单到发射周期压缩至半年内 - 新浪财经</w:t>
-      </w:r>
-    </w:p>
-    <w:p>
-      <w:pPr>
-        <w:keepLines/>
-        <w:spacing w:after="60"/>
-        <w:ind w:left="369" w:hanging="227"/>
-      </w:pPr>
-      <w:r>
-        <w:rPr>
-          <w:rFonts w:ascii="Kaiti SC" w:hAnsi="Kaiti SC" w:eastAsia="Kaiti SC" w:cs="Kaiti SC"/>
-          <w:sz w:val="21"/>
-        </w:rPr>
-        <w:t xml:space="preserve">✓ </w:t>
-      </w:r>
-      <w:r>
-        <w:rPr>
-          <w:rFonts w:ascii="Kaiti SC" w:hAnsi="Kaiti SC" w:eastAsia="Kaiti SC" w:cs="Kaiti SC"/>
-          <w:sz w:val="21"/>
-        </w:rPr>
-        <w:t>[7] 2026-09-26｜bing.com｜SpaceX：SpaceX completes another secret Pentagon launch, adding to suspected Starshield buildout</w:t>
-      </w:r>
-    </w:p>
-    <w:p>
-      <w:pPr>
-        <w:keepLines/>
-        <w:spacing w:after="60"/>
-        <w:ind w:left="369" w:hanging="227"/>
-      </w:pPr>
-      <w:r>
-        <w:rPr>
-          <w:rFonts w:ascii="Kaiti SC" w:hAnsi="Kaiti SC" w:eastAsia="Kaiti SC" w:cs="Kaiti SC"/>
-          <w:sz w:val="21"/>
-        </w:rPr>
-        <w:t xml:space="preserve">✓ </w:t>
-      </w:r>
-      <w:r>
-        <w:rPr>
-          <w:rFonts w:ascii="Kaiti SC" w:hAnsi="Kaiti SC" w:eastAsia="Kaiti SC" w:cs="Kaiti SC"/>
-          <w:sz w:val="21"/>
-        </w:rPr>
-        <w:t>[8] 2026-09-26｜bing.com｜SpaceX：Blastoff! SpaceX launches 29 Starlink satellites from Florida, nails landing</w:t>
-      </w:r>
-    </w:p>
-    <w:p>
-      <w:pPr>
-        <w:keepLines/>
-        <w:spacing w:after="60"/>
-        <w:ind w:left="369" w:hanging="227"/>
-      </w:pPr>
-      <w:r>
-        <w:rPr>
-          <w:rFonts w:ascii="Kaiti SC" w:hAnsi="Kaiti SC" w:eastAsia="Kaiti SC" w:cs="Kaiti SC"/>
-          <w:sz w:val="21"/>
-        </w:rPr>
-        <w:t xml:space="preserve">✓ </w:t>
-      </w:r>
-      <w:r>
-        <w:rPr>
-          <w:rFonts w:ascii="Kaiti SC" w:hAnsi="Kaiti SC" w:eastAsia="Kaiti SC" w:cs="Kaiti SC"/>
-          <w:sz w:val="21"/>
-        </w:rPr>
-        <w:t>[9] 2026-09-26｜凤凰网｜中科宇航：中科宇航力箭一号总装周期缩短至约15天：南沙总装厂房年产能30发 - 凤凰网</w:t>
-      </w:r>
-    </w:p>
-    <w:p>
-      <w:pPr>
-        <w:keepLines/>
-        <w:spacing w:after="60"/>
-        <w:ind w:left="369" w:hanging="227"/>
-      </w:pPr>
-      <w:r>
-        <w:rPr>
-          <w:rFonts w:ascii="Kaiti SC" w:hAnsi="Kaiti SC" w:eastAsia="Kaiti SC" w:cs="Kaiti SC"/>
-          <w:sz w:val="21"/>
-        </w:rPr>
-        <w:t xml:space="preserve">✓ </w:t>
-      </w:r>
-      <w:r>
-        <w:rPr>
-          <w:rFonts w:ascii="Kaiti SC" w:hAnsi="Kaiti SC" w:eastAsia="Kaiti SC" w:cs="Kaiti SC"/>
-          <w:sz w:val="21"/>
-        </w:rPr>
-        <w:t>[10] 2026-09-26｜bing.com｜中科宇航：Китай показал сборку Kinetica-1 — крупнейшей твердотопливной ракеты страны</w:t>
-      </w:r>
-    </w:p>
-    <w:p>
-      <w:pPr>
-        <w:keepLines/>
-        <w:spacing w:after="60"/>
-        <w:ind w:left="369" w:hanging="227"/>
-      </w:pPr>
-      <w:r>
-        <w:rPr>
-          <w:rFonts w:ascii="Kaiti SC" w:hAnsi="Kaiti SC" w:eastAsia="Kaiti SC" w:cs="Kaiti SC"/>
-          <w:sz w:val="21"/>
-        </w:rPr>
-        <w:t xml:space="preserve">✓ </w:t>
-      </w:r>
-      <w:r>
-        <w:rPr>
-          <w:rFonts w:ascii="Kaiti SC" w:hAnsi="Kaiti SC" w:eastAsia="Kaiti SC" w:cs="Kaiti SC"/>
-          <w:sz w:val="21"/>
-        </w:rPr>
-        <w:t>[11] 2026-09-26｜bing.com｜中科宇航：Китай показал сборку Kinetica-1 — крупнейшей твердотопливной ракеты страны</w:t>
+        <w:t>[6] 2026-09-27｜股吧｜蓝箭航天：朱雀三号官宣登陆央视中秋晚会，商业航天迈向主流视野每经编辑：赵云9月25日，蓝箭 - 股吧</w:t>
       </w:r>
     </w:p>
     <w:sectPr>

--- a/docs/data/reports/daily-documents/latest/previous_daily_report.docx
+++ b/docs/data/reports/daily-documents/latest/previous_daily_report.docx
@@ -26,7 +26,7 @@
           <w:rFonts w:ascii="Kaiti SC" w:hAnsi="Kaiti SC" w:eastAsia="Kaiti SC" w:cs="Kaiti SC"/>
           <w:sz w:val="21"/>
         </w:rPr>
-        <w:t>2026-09-27（上一自然日）</w:t>
+        <w:t>2026-09-28（上一自然日）</w:t>
       </w:r>
     </w:p>
     <w:tbl>
@@ -81,7 +81,7 @@
                 <w:b w:val="0"/>
                 <w:sz w:val="19"/>
               </w:rPr>
-              <w:t>2026-09-27</w:t>
+              <w:t>2026-09-28</w:t>
             </w:r>
           </w:p>
         </w:tc>
@@ -127,7 +127,7 @@
                 <w:b w:val="0"/>
                 <w:sz w:val="19"/>
               </w:rPr>
-              <w:t>6 条 / 2 家</w:t>
+              <w:t>30 条 / 3 家</w:t>
             </w:r>
           </w:p>
         </w:tc>
@@ -173,7 +173,7 @@
                 <w:b w:val="0"/>
                 <w:sz w:val="19"/>
               </w:rPr>
-              <w:t>4 个</w:t>
+              <w:t>15 个</w:t>
             </w:r>
           </w:p>
         </w:tc>
@@ -219,7 +219,7 @@
                 <w:b w:val="0"/>
                 <w:sz w:val="19"/>
               </w:rPr>
-              <w:t>2026-09-28</w:t>
+              <w:t>2026-09-29</w:t>
             </w:r>
           </w:p>
         </w:tc>
@@ -245,7 +245,7 @@
     </w:p>
     <w:p>
       <w:r>
-        <w:t>2026-09-27 共归档 6 条新闻，覆盖 2 家公司、4 个信息来源。 新闻量较多的公司包括 SpaceX、蓝箭航天。</w:t>
+        <w:t>2026-09-28 共归档 30 条新闻，覆盖 3 家公司、15 个信息来源。 新闻量较多的公司包括 SpaceX、中科宇航、银河航天。</w:t>
       </w:r>
     </w:p>
     <w:p>
@@ -279,7 +279,7 @@
           <w:rFonts w:ascii="Kaiti SC" w:hAnsi="Kaiti SC" w:eastAsia="Kaiti SC" w:cs="Kaiti SC"/>
           <w:sz w:val="21"/>
         </w:rPr>
-        <w:t>【发射与任务】SpaceX：Planet Labs Delivers Pelican-12 Spacecraft to Cape Canaveral for SpaceX Bandwagon-5 Mission （satnews.com）</w:t>
+        <w:t>【发射与任务】SpaceX：Live coverage: SpaceX to launch first Starlink V3 satellites to orbit on Starship （Spaceflight Now）</w:t>
       </w:r>
     </w:p>
     <w:p>
@@ -300,7 +300,7 @@
           <w:rFonts w:ascii="Kaiti SC" w:hAnsi="Kaiti SC" w:eastAsia="Kaiti SC" w:cs="Kaiti SC"/>
           <w:sz w:val="21"/>
         </w:rPr>
-        <w:t>【发射与任务】SpaceX：SpaceX's Next Starship Launch Will Generate Revenue -- Sort Of - fool.com （fool.com）</w:t>
+        <w:t>【市场与股价】中科宇航：港股异动 | 翼菲科技(06871)早盘涨超15% 携手中科宇航探索太空制造及商业航天智能制造合作 - 新浪财经 （新浪财经）</w:t>
       </w:r>
     </w:p>
     <w:p>
@@ -321,7 +321,7 @@
           <w:rFonts w:ascii="Kaiti SC" w:hAnsi="Kaiti SC" w:eastAsia="Kaiti SC" w:cs="Kaiti SC"/>
           <w:sz w:val="21"/>
         </w:rPr>
-        <w:t>【发射与任务】SpaceX：SpaceX (SPCX) Stock Eyes 56% Rally as Historic Orbital Starship Launch Approaches （bing.com）</w:t>
+        <w:t>【发射与任务】中科宇航：中科宇航深化太空制药合作，力鸿二号计划2027年携医药载荷首飞 - 证券时报网 （证券时报网）</w:t>
       </w:r>
     </w:p>
     <w:p>
@@ -342,7 +342,7 @@
           <w:rFonts w:ascii="Kaiti SC" w:hAnsi="Kaiti SC" w:eastAsia="Kaiti SC" w:cs="Kaiti SC"/>
           <w:sz w:val="21"/>
         </w:rPr>
-        <w:t>【发射与任务】SpaceX：SpaceX (SPCX) Stock: Analysts See 56% Upside Before Monday’s Launch （bing.com）</w:t>
+        <w:t>【发射与任务】中科宇航：中科宇航深化太空制药合作，力鸿二号计划2027年携医药载荷首飞 - 证券时报网 （证券时报网）</w:t>
       </w:r>
     </w:p>
     <w:p>
@@ -363,7 +363,7 @@
           <w:rFonts w:ascii="Kaiti SC" w:hAnsi="Kaiti SC" w:eastAsia="Kaiti SC" w:cs="Kaiti SC"/>
           <w:sz w:val="21"/>
         </w:rPr>
-        <w:t>【监管与政策】SpaceX：SpaceX President Gwynne Shotwell Files SEC Intent to Sell $52 Million in Executive Equity （satnews.com）</w:t>
+        <w:t>【发射与任务】SpaceX：Star Catcher Gets Ready for Protostar Mission on SpaceX Transporter-18 （satellitetoday.com）</w:t>
       </w:r>
     </w:p>
     <w:p>
@@ -384,7 +384,133 @@
           <w:rFonts w:ascii="Kaiti SC" w:hAnsi="Kaiti SC" w:eastAsia="Kaiti SC" w:cs="Kaiti SC"/>
           <w:sz w:val="21"/>
         </w:rPr>
-        <w:t>【其他动态】蓝箭航天：朱雀三号官宣登陆央视中秋晚会，商业航天迈向主流视野每经编辑：赵云9月25日，蓝箭 - 股吧 （股吧）</w:t>
+        <w:t>【订单与合作】SpaceX：Kazakhstan Population Gets Access to Starlink Connectivity Through Beeline （satellitetoday.com）</w:t>
+      </w:r>
+    </w:p>
+    <w:p>
+      <w:pPr>
+        <w:keepLines/>
+        <w:spacing w:after="60"/>
+        <w:ind w:left="369" w:hanging="227"/>
+      </w:pPr>
+      <w:r>
+        <w:rPr>
+          <w:rFonts w:ascii="Kaiti SC" w:hAnsi="Kaiti SC" w:eastAsia="Kaiti SC" w:cs="Kaiti SC"/>
+          <w:sz w:val="21"/>
+        </w:rPr>
+        <w:t xml:space="preserve">➢ </w:t>
+      </w:r>
+      <w:r>
+        <w:rPr>
+          <w:rFonts w:ascii="Kaiti SC" w:hAnsi="Kaiti SC" w:eastAsia="Kaiti SC" w:cs="Kaiti SC"/>
+          <w:sz w:val="21"/>
+        </w:rPr>
+        <w:t>【发射与任务】SpaceX：SpaceX Launches Starship Flight 14 from Starbase in Inaugural Orbital Test Flight （satnews.com）</w:t>
+      </w:r>
+    </w:p>
+    <w:p>
+      <w:pPr>
+        <w:keepLines/>
+        <w:spacing w:after="60"/>
+        <w:ind w:left="369" w:hanging="227"/>
+      </w:pPr>
+      <w:r>
+        <w:rPr>
+          <w:rFonts w:ascii="Kaiti SC" w:hAnsi="Kaiti SC" w:eastAsia="Kaiti SC" w:cs="Kaiti SC"/>
+          <w:sz w:val="21"/>
+        </w:rPr>
+        <w:t xml:space="preserve">➢ </w:t>
+      </w:r>
+      <w:r>
+        <w:rPr>
+          <w:rFonts w:ascii="Kaiti SC" w:hAnsi="Kaiti SC" w:eastAsia="Kaiti SC" w:cs="Kaiti SC"/>
+          <w:sz w:val="21"/>
+        </w:rPr>
+        <w:t>【发射与任务】SpaceX：SpaceX Starship test reaches Earth orbit, 26 Starlink satellites deployed - Yahoo Finance （Yahoo Finance）</w:t>
+      </w:r>
+    </w:p>
+    <w:p>
+      <w:pPr>
+        <w:keepLines/>
+        <w:spacing w:after="60"/>
+        <w:ind w:left="369" w:hanging="227"/>
+      </w:pPr>
+      <w:r>
+        <w:rPr>
+          <w:rFonts w:ascii="Kaiti SC" w:hAnsi="Kaiti SC" w:eastAsia="Kaiti SC" w:cs="Kaiti SC"/>
+          <w:sz w:val="21"/>
+        </w:rPr>
+        <w:t xml:space="preserve">➢ </w:t>
+      </w:r>
+      <w:r>
+        <w:rPr>
+          <w:rFonts w:ascii="Kaiti SC" w:hAnsi="Kaiti SC" w:eastAsia="Kaiti SC" w:cs="Kaiti SC"/>
+          <w:sz w:val="21"/>
+        </w:rPr>
+        <w:t>【订单与合作】中科宇航：中科宇航将力箭一号总装周期压缩至15天，商业火箭竞争转向交付效率 - 华尔街见闻 （华尔街见闻）</w:t>
+      </w:r>
+    </w:p>
+    <w:p>
+      <w:pPr>
+        <w:keepLines/>
+        <w:spacing w:after="60"/>
+        <w:ind w:left="369" w:hanging="227"/>
+      </w:pPr>
+      <w:r>
+        <w:rPr>
+          <w:rFonts w:ascii="Kaiti SC" w:hAnsi="Kaiti SC" w:eastAsia="Kaiti SC" w:cs="Kaiti SC"/>
+          <w:sz w:val="21"/>
+        </w:rPr>
+        <w:t xml:space="preserve">➢ </w:t>
+      </w:r>
+      <w:r>
+        <w:rPr>
+          <w:rFonts w:ascii="Kaiti SC" w:hAnsi="Kaiti SC" w:eastAsia="Kaiti SC" w:cs="Kaiti SC"/>
+          <w:sz w:val="21"/>
+        </w:rPr>
+        <w:t>【订单与合作】中科宇航：翼菲科技早盘一度涨超16% 宣布与中科宇航订立战略合作协议 - 新浪财经 （新浪财经）</w:t>
+      </w:r>
+    </w:p>
+    <w:p>
+      <w:pPr>
+        <w:keepLines/>
+        <w:spacing w:after="60"/>
+        <w:ind w:left="369" w:hanging="227"/>
+      </w:pPr>
+      <w:r>
+        <w:rPr>
+          <w:rFonts w:ascii="Kaiti SC" w:hAnsi="Kaiti SC" w:eastAsia="Kaiti SC" w:cs="Kaiti SC"/>
+          <w:sz w:val="21"/>
+        </w:rPr>
+        <w:t xml:space="preserve">➢ </w:t>
+      </w:r>
+      <w:r>
+        <w:rPr>
+          <w:rFonts w:ascii="Kaiti SC" w:hAnsi="Kaiti SC" w:eastAsia="Kaiti SC" w:cs="Kaiti SC"/>
+          <w:sz w:val="21"/>
+        </w:rPr>
+        <w:t>【发射与任务】银河航天：一周前沿科技盘点丨智谱GLM-5.3-FlashX上线；银河航天发射“通感智算”验证卫星 - 北京市科学技术委员会 （北京市科学技术委员会）</w:t>
+      </w:r>
+    </w:p>
+    <w:p>
+      <w:pPr>
+        <w:keepLines/>
+        <w:spacing w:after="60"/>
+        <w:ind w:left="369" w:hanging="227"/>
+      </w:pPr>
+      <w:r>
+        <w:rPr>
+          <w:rFonts w:ascii="Kaiti SC" w:hAnsi="Kaiti SC" w:eastAsia="Kaiti SC" w:cs="Kaiti SC"/>
+          <w:sz w:val="21"/>
+        </w:rPr>
+        <w:t xml:space="preserve">➢ </w:t>
+      </w:r>
+      <w:r>
+        <w:rPr>
+          <w:rFonts w:ascii="Kaiti SC" w:hAnsi="Kaiti SC" w:eastAsia="Kaiti SC" w:cs="Kaiti SC"/>
+          <w:sz w:val="21"/>
+        </w:rPr>
+        <w:t>【发射与任务】银河航天：一周企业动态盘点丨银河航天四颗SAR卫星成功发射；超智算主导研制的“超智算一号”算力卫星成功发射入轨 - 北京市科学技术委员会 （北京市科学技术委员会）</w:t>
       </w:r>
     </w:p>
     <w:p>
@@ -543,7 +669,7 @@
                 <w:b w:val="0"/>
                 <w:sz w:val="19"/>
               </w:rPr>
-              <w:t>5</w:t>
+              <w:t>22</w:t>
             </w:r>
           </w:p>
         </w:tc>
@@ -564,7 +690,7 @@
                 <w:b w:val="0"/>
                 <w:sz w:val="19"/>
               </w:rPr>
-              <w:t>发射与任务、监管与政策</w:t>
+              <w:t>发射与任务、订单与合作、其他动态</w:t>
             </w:r>
           </w:p>
         </w:tc>
@@ -584,7 +710,7 @@
                 <w:b w:val="0"/>
                 <w:sz w:val="19"/>
               </w:rPr>
-              <w:t>Planet Labs Delivers Pelican-12 Spacecraft to Cape Canaveral for SpaceX Bandwagon-5 Mission</w:t>
+              <w:t>Live coverage: SpaceX to launch first Starlink V3 satellites to orbit on Starship</w:t>
             </w:r>
           </w:p>
         </w:tc>
@@ -609,7 +735,7 @@
                 <w:b w:val="0"/>
                 <w:sz w:val="19"/>
               </w:rPr>
-              <w:t>蓝箭航天</w:t>
+              <w:t>中科宇航</w:t>
             </w:r>
           </w:p>
         </w:tc>
@@ -630,7 +756,7 @@
                 <w:b w:val="0"/>
                 <w:sz w:val="19"/>
               </w:rPr>
-              <w:t>1</w:t>
+              <w:t>6</w:t>
             </w:r>
           </w:p>
         </w:tc>
@@ -651,7 +777,7 @@
                 <w:b w:val="0"/>
                 <w:sz w:val="19"/>
               </w:rPr>
-              <w:t>其他动态</w:t>
+              <w:t>市场与股价、发射与任务、订单与合作</w:t>
             </w:r>
           </w:p>
         </w:tc>
@@ -671,7 +797,94 @@
                 <w:b w:val="0"/>
                 <w:sz w:val="19"/>
               </w:rPr>
-              <w:t>朱雀三号官宣登陆央视中秋晚会，商业航天迈向主流视野每经编辑：赵云9月25日，蓝箭 - 股吧</w:t>
+              <w:t>港股异动 | 翼菲科技(06871)早盘涨超15% 携手中科宇航探索太空制造及商业航天智能制造合作 - 新浪财经</w:t>
+            </w:r>
+          </w:p>
+        </w:tc>
+      </w:tr>
+      <w:tr>
+        <w:trPr>
+          <w:cantSplit/>
+        </w:trPr>
+        <w:tc>
+          <w:tcPr>
+            <w:tcW w:type="dxa" w:w="2075"/>
+            <w:vAlign w:val="center"/>
+          </w:tcPr>
+          <w:p>
+            <w:pPr>
+              <w:spacing w:after="0" w:line="252" w:lineRule="auto"/>
+            </w:pPr>
+            <w:r/>
+            <w:r>
+              <w:rPr>
+                <w:rFonts w:ascii="Kaiti SC" w:hAnsi="Kaiti SC" w:eastAsia="Kaiti SC" w:cs="Kaiti SC"/>
+                <w:b w:val="0"/>
+                <w:sz w:val="19"/>
+              </w:rPr>
+              <w:t>银河航天</w:t>
+            </w:r>
+          </w:p>
+        </w:tc>
+        <w:tc>
+          <w:tcPr>
+            <w:tcW w:type="dxa" w:w="2075"/>
+            <w:vAlign w:val="center"/>
+          </w:tcPr>
+          <w:p>
+            <w:pPr>
+              <w:spacing w:after="0" w:line="252" w:lineRule="auto"/>
+              <w:jc w:val="center"/>
+            </w:pPr>
+            <w:r/>
+            <w:r>
+              <w:rPr>
+                <w:rFonts w:ascii="Kaiti SC" w:hAnsi="Kaiti SC" w:eastAsia="Kaiti SC" w:cs="Kaiti SC"/>
+                <w:b w:val="0"/>
+                <w:sz w:val="19"/>
+              </w:rPr>
+              <w:t>2</w:t>
+            </w:r>
+          </w:p>
+        </w:tc>
+        <w:tc>
+          <w:tcPr>
+            <w:tcW w:type="dxa" w:w="2075"/>
+            <w:vAlign w:val="center"/>
+          </w:tcPr>
+          <w:p>
+            <w:pPr>
+              <w:spacing w:after="0" w:line="252" w:lineRule="auto"/>
+              <w:jc w:val="center"/>
+            </w:pPr>
+            <w:r/>
+            <w:r>
+              <w:rPr>
+                <w:rFonts w:ascii="Kaiti SC" w:hAnsi="Kaiti SC" w:eastAsia="Kaiti SC" w:cs="Kaiti SC"/>
+                <w:b w:val="0"/>
+                <w:sz w:val="19"/>
+              </w:rPr>
+              <w:t>发射与任务</w:t>
+            </w:r>
+          </w:p>
+        </w:tc>
+        <w:tc>
+          <w:tcPr>
+            <w:tcW w:type="dxa" w:w="2075"/>
+            <w:vAlign w:val="center"/>
+          </w:tcPr>
+          <w:p>
+            <w:pPr>
+              <w:spacing w:after="0" w:line="252" w:lineRule="auto"/>
+            </w:pPr>
+            <w:r/>
+            <w:r>
+              <w:rPr>
+                <w:rFonts w:ascii="Kaiti SC" w:hAnsi="Kaiti SC" w:eastAsia="Kaiti SC" w:cs="Kaiti SC"/>
+                <w:b w:val="0"/>
+                <w:sz w:val="19"/>
+              </w:rPr>
+              <w:t>一周前沿科技盘点丨智谱GLM-5.3-FlashX上线；银河航天发射“通感智算”验证卫星 - 北京市科学技术委员会</w:t>
             </w:r>
           </w:p>
         </w:tc>
@@ -708,7 +921,7 @@
           <w:rFonts w:ascii="Kaiti SC" w:hAnsi="Kaiti SC" w:eastAsia="Kaiti SC" w:cs="Kaiti SC"/>
           <w:sz w:val="21"/>
         </w:rPr>
-        <w:t>[1] 2026-09-27｜satnews.com｜SpaceX：Planet Labs Delivers Pelican-12 Spacecraft to Cape Canaveral for SpaceX Bandwagon-5 Mission</w:t>
+        <w:t>[1] 2026-09-28｜Spaceflight Now｜SpaceX：Live coverage: SpaceX to launch first Starlink V3 satellites to orbit on Starship</w:t>
       </w:r>
     </w:p>
     <w:p>
@@ -729,7 +942,7 @@
           <w:rFonts w:ascii="Kaiti SC" w:hAnsi="Kaiti SC" w:eastAsia="Kaiti SC" w:cs="Kaiti SC"/>
           <w:sz w:val="21"/>
         </w:rPr>
-        <w:t>[2] 2026-09-27｜fool.com｜SpaceX：SpaceX's Next Starship Launch Will Generate Revenue -- Sort Of - fool.com</w:t>
+        <w:t>[2] 2026-09-28｜新浪财经｜中科宇航：港股异动 | 翼菲科技(06871)早盘涨超15% 携手中科宇航探索太空制造及商业航天智能制造合作 - 新浪财经</w:t>
       </w:r>
     </w:p>
     <w:p>
@@ -750,7 +963,7 @@
           <w:rFonts w:ascii="Kaiti SC" w:hAnsi="Kaiti SC" w:eastAsia="Kaiti SC" w:cs="Kaiti SC"/>
           <w:sz w:val="21"/>
         </w:rPr>
-        <w:t>[3] 2026-09-27｜bing.com｜SpaceX：SpaceX (SPCX) Stock Eyes 56% Rally as Historic Orbital Starship Launch Approaches</w:t>
+        <w:t>[3] 2026-09-28｜证券时报网｜中科宇航：中科宇航深化太空制药合作，力鸿二号计划2027年携医药载荷首飞 - 证券时报网</w:t>
       </w:r>
     </w:p>
     <w:p>
@@ -771,7 +984,7 @@
           <w:rFonts w:ascii="Kaiti SC" w:hAnsi="Kaiti SC" w:eastAsia="Kaiti SC" w:cs="Kaiti SC"/>
           <w:sz w:val="21"/>
         </w:rPr>
-        <w:t>[4] 2026-09-27｜bing.com｜SpaceX：SpaceX (SPCX) Stock: Analysts See 56% Upside Before Monday’s Launch</w:t>
+        <w:t>[4] 2026-09-28｜证券时报网｜中科宇航：中科宇航深化太空制药合作，力鸿二号计划2027年携医药载荷首飞 - 证券时报网</w:t>
       </w:r>
     </w:p>
     <w:p>
@@ -792,7 +1005,7 @@
           <w:rFonts w:ascii="Kaiti SC" w:hAnsi="Kaiti SC" w:eastAsia="Kaiti SC" w:cs="Kaiti SC"/>
           <w:sz w:val="21"/>
         </w:rPr>
-        <w:t>[5] 2026-09-27｜satnews.com｜SpaceX：SpaceX President Gwynne Shotwell Files SEC Intent to Sell $52 Million in Executive Equity</w:t>
+        <w:t>[5] 2026-09-28｜satellitetoday.com｜SpaceX：Star Catcher Gets Ready for Protostar Mission on SpaceX Transporter-18</w:t>
       </w:r>
     </w:p>
     <w:p>
@@ -813,7 +1026,133 @@
           <w:rFonts w:ascii="Kaiti SC" w:hAnsi="Kaiti SC" w:eastAsia="Kaiti SC" w:cs="Kaiti SC"/>
           <w:sz w:val="21"/>
         </w:rPr>
-        <w:t>[6] 2026-09-27｜股吧｜蓝箭航天：朱雀三号官宣登陆央视中秋晚会，商业航天迈向主流视野每经编辑：赵云9月25日，蓝箭 - 股吧</w:t>
+        <w:t>[6] 2026-09-28｜satellitetoday.com｜SpaceX：Kazakhstan Population Gets Access to Starlink Connectivity Through Beeline</w:t>
+      </w:r>
+    </w:p>
+    <w:p>
+      <w:pPr>
+        <w:keepLines/>
+        <w:spacing w:after="60"/>
+        <w:ind w:left="369" w:hanging="227"/>
+      </w:pPr>
+      <w:r>
+        <w:rPr>
+          <w:rFonts w:ascii="Kaiti SC" w:hAnsi="Kaiti SC" w:eastAsia="Kaiti SC" w:cs="Kaiti SC"/>
+          <w:sz w:val="21"/>
+        </w:rPr>
+        <w:t xml:space="preserve">✓ </w:t>
+      </w:r>
+      <w:r>
+        <w:rPr>
+          <w:rFonts w:ascii="Kaiti SC" w:hAnsi="Kaiti SC" w:eastAsia="Kaiti SC" w:cs="Kaiti SC"/>
+          <w:sz w:val="21"/>
+        </w:rPr>
+        <w:t>[7] 2026-09-28｜satnews.com｜SpaceX：SpaceX Launches Starship Flight 14 from Starbase in Inaugural Orbital Test Flight</w:t>
+      </w:r>
+    </w:p>
+    <w:p>
+      <w:pPr>
+        <w:keepLines/>
+        <w:spacing w:after="60"/>
+        <w:ind w:left="369" w:hanging="227"/>
+      </w:pPr>
+      <w:r>
+        <w:rPr>
+          <w:rFonts w:ascii="Kaiti SC" w:hAnsi="Kaiti SC" w:eastAsia="Kaiti SC" w:cs="Kaiti SC"/>
+          <w:sz w:val="21"/>
+        </w:rPr>
+        <w:t xml:space="preserve">✓ </w:t>
+      </w:r>
+      <w:r>
+        <w:rPr>
+          <w:rFonts w:ascii="Kaiti SC" w:hAnsi="Kaiti SC" w:eastAsia="Kaiti SC" w:cs="Kaiti SC"/>
+          <w:sz w:val="21"/>
+        </w:rPr>
+        <w:t>[8] 2026-09-28｜Yahoo Finance｜SpaceX：SpaceX Starship test reaches Earth orbit, 26 Starlink satellites deployed - Yahoo Finance</w:t>
+      </w:r>
+    </w:p>
+    <w:p>
+      <w:pPr>
+        <w:keepLines/>
+        <w:spacing w:after="60"/>
+        <w:ind w:left="369" w:hanging="227"/>
+      </w:pPr>
+      <w:r>
+        <w:rPr>
+          <w:rFonts w:ascii="Kaiti SC" w:hAnsi="Kaiti SC" w:eastAsia="Kaiti SC" w:cs="Kaiti SC"/>
+          <w:sz w:val="21"/>
+        </w:rPr>
+        <w:t xml:space="preserve">✓ </w:t>
+      </w:r>
+      <w:r>
+        <w:rPr>
+          <w:rFonts w:ascii="Kaiti SC" w:hAnsi="Kaiti SC" w:eastAsia="Kaiti SC" w:cs="Kaiti SC"/>
+          <w:sz w:val="21"/>
+        </w:rPr>
+        <w:t>[9] 2026-09-28｜华尔街见闻｜中科宇航：中科宇航将力箭一号总装周期压缩至15天，商业火箭竞争转向交付效率 - 华尔街见闻</w:t>
+      </w:r>
+    </w:p>
+    <w:p>
+      <w:pPr>
+        <w:keepLines/>
+        <w:spacing w:after="60"/>
+        <w:ind w:left="369" w:hanging="227"/>
+      </w:pPr>
+      <w:r>
+        <w:rPr>
+          <w:rFonts w:ascii="Kaiti SC" w:hAnsi="Kaiti SC" w:eastAsia="Kaiti SC" w:cs="Kaiti SC"/>
+          <w:sz w:val="21"/>
+        </w:rPr>
+        <w:t xml:space="preserve">✓ </w:t>
+      </w:r>
+      <w:r>
+        <w:rPr>
+          <w:rFonts w:ascii="Kaiti SC" w:hAnsi="Kaiti SC" w:eastAsia="Kaiti SC" w:cs="Kaiti SC"/>
+          <w:sz w:val="21"/>
+        </w:rPr>
+        <w:t>[10] 2026-09-28｜新浪财经｜中科宇航：翼菲科技早盘一度涨超16% 宣布与中科宇航订立战略合作协议 - 新浪财经</w:t>
+      </w:r>
+    </w:p>
+    <w:p>
+      <w:pPr>
+        <w:keepLines/>
+        <w:spacing w:after="60"/>
+        <w:ind w:left="369" w:hanging="227"/>
+      </w:pPr>
+      <w:r>
+        <w:rPr>
+          <w:rFonts w:ascii="Kaiti SC" w:hAnsi="Kaiti SC" w:eastAsia="Kaiti SC" w:cs="Kaiti SC"/>
+          <w:sz w:val="21"/>
+        </w:rPr>
+        <w:t xml:space="preserve">✓ </w:t>
+      </w:r>
+      <w:r>
+        <w:rPr>
+          <w:rFonts w:ascii="Kaiti SC" w:hAnsi="Kaiti SC" w:eastAsia="Kaiti SC" w:cs="Kaiti SC"/>
+          <w:sz w:val="21"/>
+        </w:rPr>
+        <w:t>[11] 2026-09-28｜北京市科学技术委员会｜银河航天：一周前沿科技盘点丨智谱GLM-5.3-FlashX上线；银河航天发射“通感智算”验证卫星 - 北京市科学技术委员会</w:t>
+      </w:r>
+    </w:p>
+    <w:p>
+      <w:pPr>
+        <w:keepLines/>
+        <w:spacing w:after="60"/>
+        <w:ind w:left="369" w:hanging="227"/>
+      </w:pPr>
+      <w:r>
+        <w:rPr>
+          <w:rFonts w:ascii="Kaiti SC" w:hAnsi="Kaiti SC" w:eastAsia="Kaiti SC" w:cs="Kaiti SC"/>
+          <w:sz w:val="21"/>
+        </w:rPr>
+        <w:t xml:space="preserve">✓ </w:t>
+      </w:r>
+      <w:r>
+        <w:rPr>
+          <w:rFonts w:ascii="Kaiti SC" w:hAnsi="Kaiti SC" w:eastAsia="Kaiti SC" w:cs="Kaiti SC"/>
+          <w:sz w:val="21"/>
+        </w:rPr>
+        <w:t>[12] 2026-09-28｜北京市科学技术委员会｜银河航天：一周企业动态盘点丨银河航天四颗SAR卫星成功发射；超智算主导研制的“超智算一号”算力卫星成功发射入轨 - 北京市科学技术委员会</w:t>
       </w:r>
     </w:p>
     <w:sectPr>

--- a/docs/data/reports/daily-documents/latest/previous_daily_report.docx
+++ b/docs/data/reports/daily-documents/latest/previous_daily_report.docx
@@ -26,7 +26,7 @@
           <w:rFonts w:ascii="Kaiti SC" w:hAnsi="Kaiti SC" w:eastAsia="Kaiti SC" w:cs="Kaiti SC"/>
           <w:sz w:val="21"/>
         </w:rPr>
-        <w:t>2026-09-28（上一自然日）</w:t>
+        <w:t>2026-09-29（上一自然日）</w:t>
       </w:r>
     </w:p>
     <w:tbl>
@@ -81,7 +81,7 @@
                 <w:b w:val="0"/>
                 <w:sz w:val="19"/>
               </w:rPr>
-              <w:t>2026-09-28</w:t>
+              <w:t>2026-09-29</w:t>
             </w:r>
           </w:p>
         </w:tc>
@@ -127,7 +127,7 @@
                 <w:b w:val="0"/>
                 <w:sz w:val="19"/>
               </w:rPr>
-              <w:t>30 条 / 3 家</w:t>
+              <w:t>39 条 / 3 家</w:t>
             </w:r>
           </w:p>
         </w:tc>
@@ -173,7 +173,7 @@
                 <w:b w:val="0"/>
                 <w:sz w:val="19"/>
               </w:rPr>
-              <w:t>15 个</w:t>
+              <w:t>14 个</w:t>
             </w:r>
           </w:p>
         </w:tc>
@@ -219,7 +219,7 @@
                 <w:b w:val="0"/>
                 <w:sz w:val="19"/>
               </w:rPr>
-              <w:t>2026-09-29</w:t>
+              <w:t>2026-09-30</w:t>
             </w:r>
           </w:p>
         </w:tc>
@@ -245,7 +245,7 @@
     </w:p>
     <w:p>
       <w:r>
-        <w:t>2026-09-28 共归档 30 条新闻，覆盖 3 家公司、15 个信息来源。 新闻量较多的公司包括 SpaceX、中科宇航、银河航天。</w:t>
+        <w:t>2026-09-29 共归档 39 条新闻，覆盖 3 家公司、14 个信息来源。 新闻量较多的公司包括 SpaceX、Blue Origin、中科宇航。</w:t>
       </w:r>
     </w:p>
     <w:p>
@@ -279,7 +279,7 @@
           <w:rFonts w:ascii="Kaiti SC" w:hAnsi="Kaiti SC" w:eastAsia="Kaiti SC" w:cs="Kaiti SC"/>
           <w:sz w:val="21"/>
         </w:rPr>
-        <w:t>【发射与任务】SpaceX：Live coverage: SpaceX to launch first Starlink V3 satellites to orbit on Starship （Spaceflight Now）</w:t>
+        <w:t>【发射与任务】SpaceX：What You Need to Know About NASA’s SpaceX Crew-13 Mission （NASA）</w:t>
       </w:r>
     </w:p>
     <w:p>
@@ -300,7 +300,7 @@
           <w:rFonts w:ascii="Kaiti SC" w:hAnsi="Kaiti SC" w:eastAsia="Kaiti SC" w:cs="Kaiti SC"/>
           <w:sz w:val="21"/>
         </w:rPr>
-        <w:t>【市场与股价】中科宇航：港股异动 | 翼菲科技(06871)早盘涨超15% 携手中科宇航探索太空制造及商业航天智能制造合作 - 新浪财经 （新浪财经）</w:t>
+        <w:t>【市场与股价】SpaceX：SpaceX Achieves First Starship Orbit and Deploys 26 Starlink V3 Satellites （bing.com）</w:t>
       </w:r>
     </w:p>
     <w:p>
@@ -321,7 +321,7 @@
           <w:rFonts w:ascii="Kaiti SC" w:hAnsi="Kaiti SC" w:eastAsia="Kaiti SC" w:cs="Kaiti SC"/>
           <w:sz w:val="21"/>
         </w:rPr>
-        <w:t>【发射与任务】中科宇航：中科宇航深化太空制药合作，力鸿二号计划2027年携医药载荷首飞 - 证券时报网 （证券时报网）</w:t>
+        <w:t>【市场与股价】SpaceX：SpaceX Achieves First Starship Orbit and Deploys 26 Starlink V3 Satellites （bing.com）</w:t>
       </w:r>
     </w:p>
     <w:p>
@@ -342,7 +342,7 @@
           <w:rFonts w:ascii="Kaiti SC" w:hAnsi="Kaiti SC" w:eastAsia="Kaiti SC" w:cs="Kaiti SC"/>
           <w:sz w:val="21"/>
         </w:rPr>
-        <w:t>【发射与任务】中科宇航：中科宇航深化太空制药合作，力鸿二号计划2027年携医药载荷首飞 - 证券时报网 （证券时报网）</w:t>
+        <w:t>【发射与任务】SpaceX：Musk: “First Orbital Flight Successful” as SpaceX’s Starship Reaches Orbit on Flight 14 （bing.com）</w:t>
       </w:r>
     </w:p>
     <w:p>
@@ -363,7 +363,7 @@
           <w:rFonts w:ascii="Kaiti SC" w:hAnsi="Kaiti SC" w:eastAsia="Kaiti SC" w:cs="Kaiti SC"/>
           <w:sz w:val="21"/>
         </w:rPr>
-        <w:t>【发射与任务】SpaceX：Star Catcher Gets Ready for Protostar Mission on SpaceX Transporter-18 （satellitetoday.com）</w:t>
+        <w:t>【发射与任务】SpaceX：Musk: “First Orbital Flight Successful” as SpaceX’s Starship Reaches Orbit on Flight 14 （bing.com）</w:t>
       </w:r>
     </w:p>
     <w:p>
@@ -384,7 +384,7 @@
           <w:rFonts w:ascii="Kaiti SC" w:hAnsi="Kaiti SC" w:eastAsia="Kaiti SC" w:cs="Kaiti SC"/>
           <w:sz w:val="21"/>
         </w:rPr>
-        <w:t>【订单与合作】SpaceX：Kazakhstan Population Gets Access to Starlink Connectivity Through Beeline （satellitetoday.com）</w:t>
+        <w:t>【发射与任务】Blue Origin：FAA license put Blue Origin’s New Glenn within reach of its first flight （bing.com）</w:t>
       </w:r>
     </w:p>
     <w:p>
@@ -405,7 +405,7 @@
           <w:rFonts w:ascii="Kaiti SC" w:hAnsi="Kaiti SC" w:eastAsia="Kaiti SC" w:cs="Kaiti SC"/>
           <w:sz w:val="21"/>
         </w:rPr>
-        <w:t>【发射与任务】SpaceX：SpaceX Launches Starship Flight 14 from Starbase in Inaugural Orbital Test Flight （satnews.com）</w:t>
+        <w:t>【发射与任务】Blue Origin：FAA license put Blue Origin’s New Glenn within reach of its first flight （bing.com）</w:t>
       </w:r>
     </w:p>
     <w:p>
@@ -426,7 +426,7 @@
           <w:rFonts w:ascii="Kaiti SC" w:hAnsi="Kaiti SC" w:eastAsia="Kaiti SC" w:cs="Kaiti SC"/>
           <w:sz w:val="21"/>
         </w:rPr>
-        <w:t>【发射与任务】SpaceX：SpaceX Starship test reaches Earth orbit, 26 Starlink satellites deployed - Yahoo Finance （Yahoo Finance）</w:t>
+        <w:t>【发射与任务】Blue Origin：FAA license put Blue Origin’s New Glenn within reach of its first flight （bing.com）</w:t>
       </w:r>
     </w:p>
     <w:p>
@@ -447,7 +447,7 @@
           <w:rFonts w:ascii="Kaiti SC" w:hAnsi="Kaiti SC" w:eastAsia="Kaiti SC" w:cs="Kaiti SC"/>
           <w:sz w:val="21"/>
         </w:rPr>
-        <w:t>【订单与合作】中科宇航：中科宇航将力箭一号总装周期压缩至15天，商业火箭竞争转向交付效率 - 华尔街见闻 （华尔街见闻）</w:t>
+        <w:t>【发射与任务】Blue Origin：Blue Origin CEO: 'We have a path to launch this year' amid pad rebuilding effort - Florida Today （Florida Today）</w:t>
       </w:r>
     </w:p>
     <w:p>
@@ -468,49 +468,7 @@
           <w:rFonts w:ascii="Kaiti SC" w:hAnsi="Kaiti SC" w:eastAsia="Kaiti SC" w:cs="Kaiti SC"/>
           <w:sz w:val="21"/>
         </w:rPr>
-        <w:t>【订单与合作】中科宇航：翼菲科技早盘一度涨超16% 宣布与中科宇航订立战略合作协议 - 新浪财经 （新浪财经）</w:t>
-      </w:r>
-    </w:p>
-    <w:p>
-      <w:pPr>
-        <w:keepLines/>
-        <w:spacing w:after="60"/>
-        <w:ind w:left="369" w:hanging="227"/>
-      </w:pPr>
-      <w:r>
-        <w:rPr>
-          <w:rFonts w:ascii="Kaiti SC" w:hAnsi="Kaiti SC" w:eastAsia="Kaiti SC" w:cs="Kaiti SC"/>
-          <w:sz w:val="21"/>
-        </w:rPr>
-        <w:t xml:space="preserve">➢ </w:t>
-      </w:r>
-      <w:r>
-        <w:rPr>
-          <w:rFonts w:ascii="Kaiti SC" w:hAnsi="Kaiti SC" w:eastAsia="Kaiti SC" w:cs="Kaiti SC"/>
-          <w:sz w:val="21"/>
-        </w:rPr>
-        <w:t>【发射与任务】银河航天：一周前沿科技盘点丨智谱GLM-5.3-FlashX上线；银河航天发射“通感智算”验证卫星 - 北京市科学技术委员会 （北京市科学技术委员会）</w:t>
-      </w:r>
-    </w:p>
-    <w:p>
-      <w:pPr>
-        <w:keepLines/>
-        <w:spacing w:after="60"/>
-        <w:ind w:left="369" w:hanging="227"/>
-      </w:pPr>
-      <w:r>
-        <w:rPr>
-          <w:rFonts w:ascii="Kaiti SC" w:hAnsi="Kaiti SC" w:eastAsia="Kaiti SC" w:cs="Kaiti SC"/>
-          <w:sz w:val="21"/>
-        </w:rPr>
-        <w:t xml:space="preserve">➢ </w:t>
-      </w:r>
-      <w:r>
-        <w:rPr>
-          <w:rFonts w:ascii="Kaiti SC" w:hAnsi="Kaiti SC" w:eastAsia="Kaiti SC" w:cs="Kaiti SC"/>
-          <w:sz w:val="21"/>
-        </w:rPr>
-        <w:t>【发射与任务】银河航天：一周企业动态盘点丨银河航天四颗SAR卫星成功发射；超智算主导研制的“超智算一号”算力卫星成功发射入轨 - 北京市科学技术委员会 （北京市科学技术委员会）</w:t>
+        <w:t>【其他动态】中科宇航：中科宇航与广州实验室将开展太空制药场景验证 - 北京市科学技术委员会 （北京市科学技术委员会）</w:t>
       </w:r>
     </w:p>
     <w:p>
@@ -669,7 +627,7 @@
                 <w:b w:val="0"/>
                 <w:sz w:val="19"/>
               </w:rPr>
-              <w:t>22</w:t>
+              <w:t>34</w:t>
             </w:r>
           </w:p>
         </w:tc>
@@ -690,7 +648,7 @@
                 <w:b w:val="0"/>
                 <w:sz w:val="19"/>
               </w:rPr>
-              <w:t>发射与任务、订单与合作、其他动态</w:t>
+              <w:t>发射与任务、市场与股价、其他动态</w:t>
             </w:r>
           </w:p>
         </w:tc>
@@ -710,7 +668,94 @@
                 <w:b w:val="0"/>
                 <w:sz w:val="19"/>
               </w:rPr>
-              <w:t>Live coverage: SpaceX to launch first Starlink V3 satellites to orbit on Starship</w:t>
+              <w:t>What You Need to Know About NASA’s SpaceX Crew-13 Mission</w:t>
+            </w:r>
+          </w:p>
+        </w:tc>
+      </w:tr>
+      <w:tr>
+        <w:trPr>
+          <w:cantSplit/>
+        </w:trPr>
+        <w:tc>
+          <w:tcPr>
+            <w:tcW w:type="dxa" w:w="2075"/>
+            <w:vAlign w:val="center"/>
+          </w:tcPr>
+          <w:p>
+            <w:pPr>
+              <w:spacing w:after="0" w:line="252" w:lineRule="auto"/>
+            </w:pPr>
+            <w:r/>
+            <w:r>
+              <w:rPr>
+                <w:rFonts w:ascii="Kaiti SC" w:hAnsi="Kaiti SC" w:eastAsia="Kaiti SC" w:cs="Kaiti SC"/>
+                <w:b w:val="0"/>
+                <w:sz w:val="19"/>
+              </w:rPr>
+              <w:t>Blue Origin</w:t>
+            </w:r>
+          </w:p>
+        </w:tc>
+        <w:tc>
+          <w:tcPr>
+            <w:tcW w:type="dxa" w:w="2075"/>
+            <w:vAlign w:val="center"/>
+          </w:tcPr>
+          <w:p>
+            <w:pPr>
+              <w:spacing w:after="0" w:line="252" w:lineRule="auto"/>
+              <w:jc w:val="center"/>
+            </w:pPr>
+            <w:r/>
+            <w:r>
+              <w:rPr>
+                <w:rFonts w:ascii="Kaiti SC" w:hAnsi="Kaiti SC" w:eastAsia="Kaiti SC" w:cs="Kaiti SC"/>
+                <w:b w:val="0"/>
+                <w:sz w:val="19"/>
+              </w:rPr>
+              <w:t>4</w:t>
+            </w:r>
+          </w:p>
+        </w:tc>
+        <w:tc>
+          <w:tcPr>
+            <w:tcW w:type="dxa" w:w="2075"/>
+            <w:vAlign w:val="center"/>
+          </w:tcPr>
+          <w:p>
+            <w:pPr>
+              <w:spacing w:after="0" w:line="252" w:lineRule="auto"/>
+              <w:jc w:val="center"/>
+            </w:pPr>
+            <w:r/>
+            <w:r>
+              <w:rPr>
+                <w:rFonts w:ascii="Kaiti SC" w:hAnsi="Kaiti SC" w:eastAsia="Kaiti SC" w:cs="Kaiti SC"/>
+                <w:b w:val="0"/>
+                <w:sz w:val="19"/>
+              </w:rPr>
+              <w:t>发射与任务</w:t>
+            </w:r>
+          </w:p>
+        </w:tc>
+        <w:tc>
+          <w:tcPr>
+            <w:tcW w:type="dxa" w:w="2075"/>
+            <w:vAlign w:val="center"/>
+          </w:tcPr>
+          <w:p>
+            <w:pPr>
+              <w:spacing w:after="0" w:line="252" w:lineRule="auto"/>
+            </w:pPr>
+            <w:r/>
+            <w:r>
+              <w:rPr>
+                <w:rFonts w:ascii="Kaiti SC" w:hAnsi="Kaiti SC" w:eastAsia="Kaiti SC" w:cs="Kaiti SC"/>
+                <w:b w:val="0"/>
+                <w:sz w:val="19"/>
+              </w:rPr>
+              <w:t>FAA license put Blue Origin’s New Glenn within reach of its first flight</w:t>
             </w:r>
           </w:p>
         </w:tc>
@@ -756,7 +801,7 @@
                 <w:b w:val="0"/>
                 <w:sz w:val="19"/>
               </w:rPr>
-              <w:t>6</w:t>
+              <w:t>1</w:t>
             </w:r>
           </w:p>
         </w:tc>
@@ -777,7 +822,7 @@
                 <w:b w:val="0"/>
                 <w:sz w:val="19"/>
               </w:rPr>
-              <w:t>市场与股价、发射与任务、订单与合作</w:t>
+              <w:t>其他动态</w:t>
             </w:r>
           </w:p>
         </w:tc>
@@ -797,94 +842,7 @@
                 <w:b w:val="0"/>
                 <w:sz w:val="19"/>
               </w:rPr>
-              <w:t>港股异动 | 翼菲科技(06871)早盘涨超15% 携手中科宇航探索太空制造及商业航天智能制造合作 - 新浪财经</w:t>
-            </w:r>
-          </w:p>
-        </w:tc>
-      </w:tr>
-      <w:tr>
-        <w:trPr>
-          <w:cantSplit/>
-        </w:trPr>
-        <w:tc>
-          <w:tcPr>
-            <w:tcW w:type="dxa" w:w="2075"/>
-            <w:vAlign w:val="center"/>
-          </w:tcPr>
-          <w:p>
-            <w:pPr>
-              <w:spacing w:after="0" w:line="252" w:lineRule="auto"/>
-            </w:pPr>
-            <w:r/>
-            <w:r>
-              <w:rPr>
-                <w:rFonts w:ascii="Kaiti SC" w:hAnsi="Kaiti SC" w:eastAsia="Kaiti SC" w:cs="Kaiti SC"/>
-                <w:b w:val="0"/>
-                <w:sz w:val="19"/>
-              </w:rPr>
-              <w:t>银河航天</w:t>
-            </w:r>
-          </w:p>
-        </w:tc>
-        <w:tc>
-          <w:tcPr>
-            <w:tcW w:type="dxa" w:w="2075"/>
-            <w:vAlign w:val="center"/>
-          </w:tcPr>
-          <w:p>
-            <w:pPr>
-              <w:spacing w:after="0" w:line="252" w:lineRule="auto"/>
-              <w:jc w:val="center"/>
-            </w:pPr>
-            <w:r/>
-            <w:r>
-              <w:rPr>
-                <w:rFonts w:ascii="Kaiti SC" w:hAnsi="Kaiti SC" w:eastAsia="Kaiti SC" w:cs="Kaiti SC"/>
-                <w:b w:val="0"/>
-                <w:sz w:val="19"/>
-              </w:rPr>
-              <w:t>2</w:t>
-            </w:r>
-          </w:p>
-        </w:tc>
-        <w:tc>
-          <w:tcPr>
-            <w:tcW w:type="dxa" w:w="2075"/>
-            <w:vAlign w:val="center"/>
-          </w:tcPr>
-          <w:p>
-            <w:pPr>
-              <w:spacing w:after="0" w:line="252" w:lineRule="auto"/>
-              <w:jc w:val="center"/>
-            </w:pPr>
-            <w:r/>
-            <w:r>
-              <w:rPr>
-                <w:rFonts w:ascii="Kaiti SC" w:hAnsi="Kaiti SC" w:eastAsia="Kaiti SC" w:cs="Kaiti SC"/>
-                <w:b w:val="0"/>
-                <w:sz w:val="19"/>
-              </w:rPr>
-              <w:t>发射与任务</w:t>
-            </w:r>
-          </w:p>
-        </w:tc>
-        <w:tc>
-          <w:tcPr>
-            <w:tcW w:type="dxa" w:w="2075"/>
-            <w:vAlign w:val="center"/>
-          </w:tcPr>
-          <w:p>
-            <w:pPr>
-              <w:spacing w:after="0" w:line="252" w:lineRule="auto"/>
-            </w:pPr>
-            <w:r/>
-            <w:r>
-              <w:rPr>
-                <w:rFonts w:ascii="Kaiti SC" w:hAnsi="Kaiti SC" w:eastAsia="Kaiti SC" w:cs="Kaiti SC"/>
-                <w:b w:val="0"/>
-                <w:sz w:val="19"/>
-              </w:rPr>
-              <w:t>一周前沿科技盘点丨智谱GLM-5.3-FlashX上线；银河航天发射“通感智算”验证卫星 - 北京市科学技术委员会</w:t>
+              <w:t>中科宇航与广州实验室将开展太空制药场景验证 - 北京市科学技术委员会</w:t>
             </w:r>
           </w:p>
         </w:tc>
@@ -921,7 +879,7 @@
           <w:rFonts w:ascii="Kaiti SC" w:hAnsi="Kaiti SC" w:eastAsia="Kaiti SC" w:cs="Kaiti SC"/>
           <w:sz w:val="21"/>
         </w:rPr>
-        <w:t>[1] 2026-09-28｜Spaceflight Now｜SpaceX：Live coverage: SpaceX to launch first Starlink V3 satellites to orbit on Starship</w:t>
+        <w:t>[1] 2026-09-29｜NASA｜SpaceX：What You Need to Know About NASA’s SpaceX Crew-13 Mission</w:t>
       </w:r>
     </w:p>
     <w:p>
@@ -942,7 +900,7 @@
           <w:rFonts w:ascii="Kaiti SC" w:hAnsi="Kaiti SC" w:eastAsia="Kaiti SC" w:cs="Kaiti SC"/>
           <w:sz w:val="21"/>
         </w:rPr>
-        <w:t>[2] 2026-09-28｜新浪财经｜中科宇航：港股异动 | 翼菲科技(06871)早盘涨超15% 携手中科宇航探索太空制造及商业航天智能制造合作 - 新浪财经</w:t>
+        <w:t>[2] 2026-09-29｜bing.com｜SpaceX：SpaceX Achieves First Starship Orbit and Deploys 26 Starlink V3 Satellites</w:t>
       </w:r>
     </w:p>
     <w:p>
@@ -963,7 +921,7 @@
           <w:rFonts w:ascii="Kaiti SC" w:hAnsi="Kaiti SC" w:eastAsia="Kaiti SC" w:cs="Kaiti SC"/>
           <w:sz w:val="21"/>
         </w:rPr>
-        <w:t>[3] 2026-09-28｜证券时报网｜中科宇航：中科宇航深化太空制药合作，力鸿二号计划2027年携医药载荷首飞 - 证券时报网</w:t>
+        <w:t>[3] 2026-09-29｜bing.com｜SpaceX：SpaceX Achieves First Starship Orbit and Deploys 26 Starlink V3 Satellites</w:t>
       </w:r>
     </w:p>
     <w:p>
@@ -984,7 +942,7 @@
           <w:rFonts w:ascii="Kaiti SC" w:hAnsi="Kaiti SC" w:eastAsia="Kaiti SC" w:cs="Kaiti SC"/>
           <w:sz w:val="21"/>
         </w:rPr>
-        <w:t>[4] 2026-09-28｜证券时报网｜中科宇航：中科宇航深化太空制药合作，力鸿二号计划2027年携医药载荷首飞 - 证券时报网</w:t>
+        <w:t>[4] 2026-09-29｜bing.com｜SpaceX：Musk: “First Orbital Flight Successful” as SpaceX’s Starship Reaches Orbit on Flight 14</w:t>
       </w:r>
     </w:p>
     <w:p>
@@ -1005,7 +963,7 @@
           <w:rFonts w:ascii="Kaiti SC" w:hAnsi="Kaiti SC" w:eastAsia="Kaiti SC" w:cs="Kaiti SC"/>
           <w:sz w:val="21"/>
         </w:rPr>
-        <w:t>[5] 2026-09-28｜satellitetoday.com｜SpaceX：Star Catcher Gets Ready for Protostar Mission on SpaceX Transporter-18</w:t>
+        <w:t>[5] 2026-09-29｜bing.com｜SpaceX：Musk: “First Orbital Flight Successful” as SpaceX’s Starship Reaches Orbit on Flight 14</w:t>
       </w:r>
     </w:p>
     <w:p>
@@ -1026,7 +984,7 @@
           <w:rFonts w:ascii="Kaiti SC" w:hAnsi="Kaiti SC" w:eastAsia="Kaiti SC" w:cs="Kaiti SC"/>
           <w:sz w:val="21"/>
         </w:rPr>
-        <w:t>[6] 2026-09-28｜satellitetoday.com｜SpaceX：Kazakhstan Population Gets Access to Starlink Connectivity Through Beeline</w:t>
+        <w:t>[6] 2026-09-29｜bing.com｜Blue Origin：FAA license put Blue Origin’s New Glenn within reach of its first flight</w:t>
       </w:r>
     </w:p>
     <w:p>
@@ -1047,7 +1005,7 @@
           <w:rFonts w:ascii="Kaiti SC" w:hAnsi="Kaiti SC" w:eastAsia="Kaiti SC" w:cs="Kaiti SC"/>
           <w:sz w:val="21"/>
         </w:rPr>
-        <w:t>[7] 2026-09-28｜satnews.com｜SpaceX：SpaceX Launches Starship Flight 14 from Starbase in Inaugural Orbital Test Flight</w:t>
+        <w:t>[7] 2026-09-29｜bing.com｜Blue Origin：FAA license put Blue Origin’s New Glenn within reach of its first flight</w:t>
       </w:r>
     </w:p>
     <w:p>
@@ -1068,7 +1026,7 @@
           <w:rFonts w:ascii="Kaiti SC" w:hAnsi="Kaiti SC" w:eastAsia="Kaiti SC" w:cs="Kaiti SC"/>
           <w:sz w:val="21"/>
         </w:rPr>
-        <w:t>[8] 2026-09-28｜Yahoo Finance｜SpaceX：SpaceX Starship test reaches Earth orbit, 26 Starlink satellites deployed - Yahoo Finance</w:t>
+        <w:t>[8] 2026-09-29｜bing.com｜Blue Origin：FAA license put Blue Origin’s New Glenn within reach of its first flight</w:t>
       </w:r>
     </w:p>
     <w:p>
@@ -1089,7 +1047,7 @@
           <w:rFonts w:ascii="Kaiti SC" w:hAnsi="Kaiti SC" w:eastAsia="Kaiti SC" w:cs="Kaiti SC"/>
           <w:sz w:val="21"/>
         </w:rPr>
-        <w:t>[9] 2026-09-28｜华尔街见闻｜中科宇航：中科宇航将力箭一号总装周期压缩至15天，商业火箭竞争转向交付效率 - 华尔街见闻</w:t>
+        <w:t>[9] 2026-09-29｜Florida Today｜Blue Origin：Blue Origin CEO: 'We have a path to launch this year' amid pad rebuilding effort - Florida Today</w:t>
       </w:r>
     </w:p>
     <w:p>
@@ -1110,49 +1068,7 @@
           <w:rFonts w:ascii="Kaiti SC" w:hAnsi="Kaiti SC" w:eastAsia="Kaiti SC" w:cs="Kaiti SC"/>
           <w:sz w:val="21"/>
         </w:rPr>
-        <w:t>[10] 2026-09-28｜新浪财经｜中科宇航：翼菲科技早盘一度涨超16% 宣布与中科宇航订立战略合作协议 - 新浪财经</w:t>
-      </w:r>
-    </w:p>
-    <w:p>
-      <w:pPr>
-        <w:keepLines/>
-        <w:spacing w:after="60"/>
-        <w:ind w:left="369" w:hanging="227"/>
-      </w:pPr>
-      <w:r>
-        <w:rPr>
-          <w:rFonts w:ascii="Kaiti SC" w:hAnsi="Kaiti SC" w:eastAsia="Kaiti SC" w:cs="Kaiti SC"/>
-          <w:sz w:val="21"/>
-        </w:rPr>
-        <w:t xml:space="preserve">✓ </w:t>
-      </w:r>
-      <w:r>
-        <w:rPr>
-          <w:rFonts w:ascii="Kaiti SC" w:hAnsi="Kaiti SC" w:eastAsia="Kaiti SC" w:cs="Kaiti SC"/>
-          <w:sz w:val="21"/>
-        </w:rPr>
-        <w:t>[11] 2026-09-28｜北京市科学技术委员会｜银河航天：一周前沿科技盘点丨智谱GLM-5.3-FlashX上线；银河航天发射“通感智算”验证卫星 - 北京市科学技术委员会</w:t>
-      </w:r>
-    </w:p>
-    <w:p>
-      <w:pPr>
-        <w:keepLines/>
-        <w:spacing w:after="60"/>
-        <w:ind w:left="369" w:hanging="227"/>
-      </w:pPr>
-      <w:r>
-        <w:rPr>
-          <w:rFonts w:ascii="Kaiti SC" w:hAnsi="Kaiti SC" w:eastAsia="Kaiti SC" w:cs="Kaiti SC"/>
-          <w:sz w:val="21"/>
-        </w:rPr>
-        <w:t xml:space="preserve">✓ </w:t>
-      </w:r>
-      <w:r>
-        <w:rPr>
-          <w:rFonts w:ascii="Kaiti SC" w:hAnsi="Kaiti SC" w:eastAsia="Kaiti SC" w:cs="Kaiti SC"/>
-          <w:sz w:val="21"/>
-        </w:rPr>
-        <w:t>[12] 2026-09-28｜北京市科学技术委员会｜银河航天：一周企业动态盘点丨银河航天四颗SAR卫星成功发射；超智算主导研制的“超智算一号”算力卫星成功发射入轨 - 北京市科学技术委员会</w:t>
+        <w:t>[10] 2026-09-29｜北京市科学技术委员会｜中科宇航：中科宇航与广州实验室将开展太空制药场景验证 - 北京市科学技术委员会</w:t>
       </w:r>
     </w:p>
     <w:sectPr>

--- a/docs/data/reports/daily-documents/latest/previous_daily_report.docx
+++ b/docs/data/reports/daily-documents/latest/previous_daily_report.docx
@@ -26,7 +26,7 @@
           <w:rFonts w:ascii="Kaiti SC" w:hAnsi="Kaiti SC" w:eastAsia="Kaiti SC" w:cs="Kaiti SC"/>
           <w:sz w:val="21"/>
         </w:rPr>
-        <w:t>2026-09-29（上一自然日）</w:t>
+        <w:t>2026-09-30（上一自然日）</w:t>
       </w:r>
     </w:p>
     <w:tbl>
@@ -81,7 +81,7 @@
                 <w:b w:val="0"/>
                 <w:sz w:val="19"/>
               </w:rPr>
-              <w:t>2026-09-29</w:t>
+              <w:t>2026-09-30</w:t>
             </w:r>
           </w:p>
         </w:tc>
@@ -127,7 +127,7 @@
                 <w:b w:val="0"/>
                 <w:sz w:val="19"/>
               </w:rPr>
-              <w:t>39 条 / 3 家</w:t>
+              <w:t>19 条 / 3 家</w:t>
             </w:r>
           </w:p>
         </w:tc>
@@ -173,7 +173,7 @@
                 <w:b w:val="0"/>
                 <w:sz w:val="19"/>
               </w:rPr>
-              <w:t>14 个</w:t>
+              <w:t>10 个</w:t>
             </w:r>
           </w:p>
         </w:tc>
@@ -219,7 +219,7 @@
                 <w:b w:val="0"/>
                 <w:sz w:val="19"/>
               </w:rPr>
-              <w:t>2026-09-30</w:t>
+              <w:t>2026-10-01</w:t>
             </w:r>
           </w:p>
         </w:tc>
@@ -245,7 +245,7 @@
     </w:p>
     <w:p>
       <w:r>
-        <w:t>2026-09-29 共归档 39 条新闻，覆盖 3 家公司、14 个信息来源。 新闻量较多的公司包括 SpaceX、Blue Origin、中科宇航。</w:t>
+        <w:t>2026-09-30 共归档 19 条新闻，覆盖 3 家公司、10 个信息来源。 新闻量较多的公司包括 SpaceX、Blue Origin、中科宇航。</w:t>
       </w:r>
     </w:p>
     <w:p>
@@ -279,7 +279,7 @@
           <w:rFonts w:ascii="Kaiti SC" w:hAnsi="Kaiti SC" w:eastAsia="Kaiti SC" w:cs="Kaiti SC"/>
           <w:sz w:val="21"/>
         </w:rPr>
-        <w:t>【发射与任务】SpaceX：What You Need to Know About NASA’s SpaceX Crew-13 Mission （NASA）</w:t>
+        <w:t>【发射与任务】SpaceX：Launch Preview: Crew-13 to launch to ISS, Falcon Heavy to launch mission for the NRO （NASASpaceflight）</w:t>
       </w:r>
     </w:p>
     <w:p>
@@ -300,7 +300,7 @@
           <w:rFonts w:ascii="Kaiti SC" w:hAnsi="Kaiti SC" w:eastAsia="Kaiti SC" w:cs="Kaiti SC"/>
           <w:sz w:val="21"/>
         </w:rPr>
-        <w:t>【市场与股价】SpaceX：SpaceX Achieves First Starship Orbit and Deploys 26 Starlink V3 Satellites （bing.com）</w:t>
+        <w:t>【发射与任务】Blue Origin：NASA Adds Blue Origin New Glenn 9×4 to Launch Services Contract （NASA）</w:t>
       </w:r>
     </w:p>
     <w:p>
@@ -321,7 +321,7 @@
           <w:rFonts w:ascii="Kaiti SC" w:hAnsi="Kaiti SC" w:eastAsia="Kaiti SC" w:cs="Kaiti SC"/>
           <w:sz w:val="21"/>
         </w:rPr>
-        <w:t>【市场与股价】SpaceX：SpaceX Achieves First Starship Orbit and Deploys 26 Starlink V3 Satellites （bing.com）</w:t>
+        <w:t>【市场与股价】中科宇航：中科宇航IPO状态变更为中止 - 新浪财经 （新浪财经）</w:t>
       </w:r>
     </w:p>
     <w:p>
@@ -342,7 +342,7 @@
           <w:rFonts w:ascii="Kaiti SC" w:hAnsi="Kaiti SC" w:eastAsia="Kaiti SC" w:cs="Kaiti SC"/>
           <w:sz w:val="21"/>
         </w:rPr>
-        <w:t>【发射与任务】SpaceX：Musk: “First Orbital Flight Successful” as SpaceX’s Starship Reaches Orbit on Flight 14 （bing.com）</w:t>
+        <w:t>【发射与任务】SpaceX：SpaceX deployed 26 terabits per second of Starlink V3 bandwidth in a single Starship launch (Flight 14) - Tesla Oracle （Tesla Oracle）</w:t>
       </w:r>
     </w:p>
     <w:p>
@@ -363,7 +363,7 @@
           <w:rFonts w:ascii="Kaiti SC" w:hAnsi="Kaiti SC" w:eastAsia="Kaiti SC" w:cs="Kaiti SC"/>
           <w:sz w:val="21"/>
         </w:rPr>
-        <w:t>【发射与任务】SpaceX：Musk: “First Orbital Flight Successful” as SpaceX’s Starship Reaches Orbit on Flight 14 （bing.com）</w:t>
+        <w:t>【其他动态】SpaceX：SpaceX’s megarocket is on the verge of paradigm-shifting success. It’s spurring a ‘crisis’ （bing.com）</w:t>
       </w:r>
     </w:p>
     <w:p>
@@ -384,7 +384,7 @@
           <w:rFonts w:ascii="Kaiti SC" w:hAnsi="Kaiti SC" w:eastAsia="Kaiti SC" w:cs="Kaiti SC"/>
           <w:sz w:val="21"/>
         </w:rPr>
-        <w:t>【发射与任务】Blue Origin：FAA license put Blue Origin’s New Glenn within reach of its first flight （bing.com）</w:t>
+        <w:t>【发射与任务】SpaceX：SpaceX: In 10 Years, Your Kids Will Thank You For Buying After Starship Made Orbit （bing.com）</w:t>
       </w:r>
     </w:p>
     <w:p>
@@ -405,7 +405,7 @@
           <w:rFonts w:ascii="Kaiti SC" w:hAnsi="Kaiti SC" w:eastAsia="Kaiti SC" w:cs="Kaiti SC"/>
           <w:sz w:val="21"/>
         </w:rPr>
-        <w:t>【发射与任务】Blue Origin：FAA license put Blue Origin’s New Glenn within reach of its first flight （bing.com）</w:t>
+        <w:t>【发射与任务】Blue Origin：FAA Gives Initial Approval For Additional New Glenn Launches From the Cape - TalkOfTitusville.com （TalkOfTitusville.com）</w:t>
       </w:r>
     </w:p>
     <w:p>
@@ -426,7 +426,7 @@
           <w:rFonts w:ascii="Kaiti SC" w:hAnsi="Kaiti SC" w:eastAsia="Kaiti SC" w:cs="Kaiti SC"/>
           <w:sz w:val="21"/>
         </w:rPr>
-        <w:t>【发射与任务】Blue Origin：FAA license put Blue Origin’s New Glenn within reach of its first flight （bing.com）</w:t>
+        <w:t>【发射与任务】Blue Origin：Blue Origin Pursuing New Glenn Launch Rate Boost - Aviation Week （Aviation Week）</w:t>
       </w:r>
     </w:p>
     <w:p>
@@ -447,7 +447,7 @@
           <w:rFonts w:ascii="Kaiti SC" w:hAnsi="Kaiti SC" w:eastAsia="Kaiti SC" w:cs="Kaiti SC"/>
           <w:sz w:val="21"/>
         </w:rPr>
-        <w:t>【发射与任务】Blue Origin：Blue Origin CEO: 'We have a path to launch this year' amid pad rebuilding effort - Florida Today （Florida Today）</w:t>
+        <w:t>【其他动态】SpaceX：SpaceX Transporter-18 to carry three Canadian satellites （spaceq.ca）</w:t>
       </w:r>
     </w:p>
     <w:p>
@@ -468,7 +468,7 @@
           <w:rFonts w:ascii="Kaiti SC" w:hAnsi="Kaiti SC" w:eastAsia="Kaiti SC" w:cs="Kaiti SC"/>
           <w:sz w:val="21"/>
         </w:rPr>
-        <w:t>【其他动态】中科宇航：中科宇航与广州实验室将开展太空制药场景验证 - 北京市科学技术委员会 （北京市科学技术委员会）</w:t>
+        <w:t>【发射与任务】Blue Origin：Blue Origin seeks FAA approval for 50 New Glenn launches per year from Cape - Florida Today （Florida Today）</w:t>
       </w:r>
     </w:p>
     <w:p>
@@ -627,7 +627,7 @@
                 <w:b w:val="0"/>
                 <w:sz w:val="19"/>
               </w:rPr>
-              <w:t>34</w:t>
+              <w:t>14</w:t>
             </w:r>
           </w:p>
         </w:tc>
@@ -648,7 +648,7 @@
                 <w:b w:val="0"/>
                 <w:sz w:val="19"/>
               </w:rPr>
-              <w:t>发射与任务、市场与股价、其他动态</w:t>
+              <w:t>发射与任务、其他动态、市场与股价</w:t>
             </w:r>
           </w:p>
         </w:tc>
@@ -668,7 +668,7 @@
                 <w:b w:val="0"/>
                 <w:sz w:val="19"/>
               </w:rPr>
-              <w:t>What You Need to Know About NASA’s SpaceX Crew-13 Mission</w:t>
+              <w:t>Launch Preview: Crew-13 to launch to ISS, Falcon Heavy to launch mission for the NRO</w:t>
             </w:r>
           </w:p>
         </w:tc>
@@ -755,7 +755,7 @@
                 <w:b w:val="0"/>
                 <w:sz w:val="19"/>
               </w:rPr>
-              <w:t>FAA license put Blue Origin’s New Glenn within reach of its first flight</w:t>
+              <w:t>NASA Adds Blue Origin New Glenn 9×4 to Launch Services Contract</w:t>
             </w:r>
           </w:p>
         </w:tc>
@@ -822,7 +822,7 @@
                 <w:b w:val="0"/>
                 <w:sz w:val="19"/>
               </w:rPr>
-              <w:t>其他动态</w:t>
+              <w:t>市场与股价</w:t>
             </w:r>
           </w:p>
         </w:tc>
@@ -842,7 +842,7 @@
                 <w:b w:val="0"/>
                 <w:sz w:val="19"/>
               </w:rPr>
-              <w:t>中科宇航与广州实验室将开展太空制药场景验证 - 北京市科学技术委员会</w:t>
+              <w:t>中科宇航IPO状态变更为中止 - 新浪财经</w:t>
             </w:r>
           </w:p>
         </w:tc>
@@ -879,7 +879,7 @@
           <w:rFonts w:ascii="Kaiti SC" w:hAnsi="Kaiti SC" w:eastAsia="Kaiti SC" w:cs="Kaiti SC"/>
           <w:sz w:val="21"/>
         </w:rPr>
-        <w:t>[1] 2026-09-29｜NASA｜SpaceX：What You Need to Know About NASA’s SpaceX Crew-13 Mission</w:t>
+        <w:t>[1] 2026-09-30｜NASASpaceflight｜SpaceX：Launch Preview: Crew-13 to launch to ISS, Falcon Heavy to launch mission for the NRO</w:t>
       </w:r>
     </w:p>
     <w:p>
@@ -900,7 +900,7 @@
           <w:rFonts w:ascii="Kaiti SC" w:hAnsi="Kaiti SC" w:eastAsia="Kaiti SC" w:cs="Kaiti SC"/>
           <w:sz w:val="21"/>
         </w:rPr>
-        <w:t>[2] 2026-09-29｜bing.com｜SpaceX：SpaceX Achieves First Starship Orbit and Deploys 26 Starlink V3 Satellites</w:t>
+        <w:t>[2] 2026-09-30｜NASA｜Blue Origin：NASA Adds Blue Origin New Glenn 9×4 to Launch Services Contract</w:t>
       </w:r>
     </w:p>
     <w:p>
@@ -921,7 +921,7 @@
           <w:rFonts w:ascii="Kaiti SC" w:hAnsi="Kaiti SC" w:eastAsia="Kaiti SC" w:cs="Kaiti SC"/>
           <w:sz w:val="21"/>
         </w:rPr>
-        <w:t>[3] 2026-09-29｜bing.com｜SpaceX：SpaceX Achieves First Starship Orbit and Deploys 26 Starlink V3 Satellites</w:t>
+        <w:t>[3] 2026-09-30｜新浪财经｜中科宇航：中科宇航IPO状态变更为中止 - 新浪财经</w:t>
       </w:r>
     </w:p>
     <w:p>
@@ -942,7 +942,7 @@
           <w:rFonts w:ascii="Kaiti SC" w:hAnsi="Kaiti SC" w:eastAsia="Kaiti SC" w:cs="Kaiti SC"/>
           <w:sz w:val="21"/>
         </w:rPr>
-        <w:t>[4] 2026-09-29｜bing.com｜SpaceX：Musk: “First Orbital Flight Successful” as SpaceX’s Starship Reaches Orbit on Flight 14</w:t>
+        <w:t>[4] 2026-09-30｜Tesla Oracle｜SpaceX：SpaceX deployed 26 terabits per second of Starlink V3 bandwidth in a single Starship launch (Flight 14) - Tesla Oracle</w:t>
       </w:r>
     </w:p>
     <w:p>
@@ -963,7 +963,7 @@
           <w:rFonts w:ascii="Kaiti SC" w:hAnsi="Kaiti SC" w:eastAsia="Kaiti SC" w:cs="Kaiti SC"/>
           <w:sz w:val="21"/>
         </w:rPr>
-        <w:t>[5] 2026-09-29｜bing.com｜SpaceX：Musk: “First Orbital Flight Successful” as SpaceX’s Starship Reaches Orbit on Flight 14</w:t>
+        <w:t>[5] 2026-09-30｜bing.com｜SpaceX：SpaceX’s megarocket is on the verge of paradigm-shifting success. It’s spurring a ‘crisis’</w:t>
       </w:r>
     </w:p>
     <w:p>
@@ -984,7 +984,7 @@
           <w:rFonts w:ascii="Kaiti SC" w:hAnsi="Kaiti SC" w:eastAsia="Kaiti SC" w:cs="Kaiti SC"/>
           <w:sz w:val="21"/>
         </w:rPr>
-        <w:t>[6] 2026-09-29｜bing.com｜Blue Origin：FAA license put Blue Origin’s New Glenn within reach of its first flight</w:t>
+        <w:t>[6] 2026-09-30｜bing.com｜SpaceX：SpaceX: In 10 Years, Your Kids Will Thank You For Buying After Starship Made Orbit</w:t>
       </w:r>
     </w:p>
     <w:p>
@@ -1005,7 +1005,7 @@
           <w:rFonts w:ascii="Kaiti SC" w:hAnsi="Kaiti SC" w:eastAsia="Kaiti SC" w:cs="Kaiti SC"/>
           <w:sz w:val="21"/>
         </w:rPr>
-        <w:t>[7] 2026-09-29｜bing.com｜Blue Origin：FAA license put Blue Origin’s New Glenn within reach of its first flight</w:t>
+        <w:t>[7] 2026-09-30｜TalkOfTitusville.com｜Blue Origin：FAA Gives Initial Approval For Additional New Glenn Launches From the Cape - TalkOfTitusville.com</w:t>
       </w:r>
     </w:p>
     <w:p>
@@ -1026,7 +1026,7 @@
           <w:rFonts w:ascii="Kaiti SC" w:hAnsi="Kaiti SC" w:eastAsia="Kaiti SC" w:cs="Kaiti SC"/>
           <w:sz w:val="21"/>
         </w:rPr>
-        <w:t>[8] 2026-09-29｜bing.com｜Blue Origin：FAA license put Blue Origin’s New Glenn within reach of its first flight</w:t>
+        <w:t>[8] 2026-09-30｜Aviation Week｜Blue Origin：Blue Origin Pursuing New Glenn Launch Rate Boost - Aviation Week</w:t>
       </w:r>
     </w:p>
     <w:p>
@@ -1047,7 +1047,7 @@
           <w:rFonts w:ascii="Kaiti SC" w:hAnsi="Kaiti SC" w:eastAsia="Kaiti SC" w:cs="Kaiti SC"/>
           <w:sz w:val="21"/>
         </w:rPr>
-        <w:t>[9] 2026-09-29｜Florida Today｜Blue Origin：Blue Origin CEO: 'We have a path to launch this year' amid pad rebuilding effort - Florida Today</w:t>
+        <w:t>[9] 2026-09-30｜spaceq.ca｜SpaceX：SpaceX Transporter-18 to carry three Canadian satellites</w:t>
       </w:r>
     </w:p>
     <w:p>
@@ -1068,7 +1068,7 @@
           <w:rFonts w:ascii="Kaiti SC" w:hAnsi="Kaiti SC" w:eastAsia="Kaiti SC" w:cs="Kaiti SC"/>
           <w:sz w:val="21"/>
         </w:rPr>
-        <w:t>[10] 2026-09-29｜北京市科学技术委员会｜中科宇航：中科宇航与广州实验室将开展太空制药场景验证 - 北京市科学技术委员会</w:t>
+        <w:t>[10] 2026-09-30｜Florida Today｜Blue Origin：Blue Origin seeks FAA approval for 50 New Glenn launches per year from Cape - Florida Today</w:t>
       </w:r>
     </w:p>
     <w:sectPr>

--- a/docs/data/reports/daily-documents/latest/previous_daily_report.docx
+++ b/docs/data/reports/daily-documents/latest/previous_daily_report.docx
@@ -26,7 +26,7 @@
           <w:rFonts w:ascii="Kaiti SC" w:hAnsi="Kaiti SC" w:eastAsia="Kaiti SC" w:cs="Kaiti SC"/>
           <w:sz w:val="21"/>
         </w:rPr>
-        <w:t>2026-09-30（上一自然日）</w:t>
+        <w:t>2026-10-01（上一自然日）</w:t>
       </w:r>
     </w:p>
     <w:tbl>
@@ -81,7 +81,7 @@
                 <w:b w:val="0"/>
                 <w:sz w:val="19"/>
               </w:rPr>
-              <w:t>2026-09-30</w:t>
+              <w:t>2026-10-01</w:t>
             </w:r>
           </w:p>
         </w:tc>
@@ -127,7 +127,7 @@
                 <w:b w:val="0"/>
                 <w:sz w:val="19"/>
               </w:rPr>
-              <w:t>19 条 / 3 家</w:t>
+              <w:t>29 条 / 7 家</w:t>
             </w:r>
           </w:p>
         </w:tc>
@@ -173,7 +173,7 @@
                 <w:b w:val="0"/>
                 <w:sz w:val="19"/>
               </w:rPr>
-              <w:t>10 个</w:t>
+              <w:t>15 个</w:t>
             </w:r>
           </w:p>
         </w:tc>
@@ -219,7 +219,7 @@
                 <w:b w:val="0"/>
                 <w:sz w:val="19"/>
               </w:rPr>
-              <w:t>2026-10-01</w:t>
+              <w:t>2026-10-02</w:t>
             </w:r>
           </w:p>
         </w:tc>
@@ -245,7 +245,7 @@
     </w:p>
     <w:p>
       <w:r>
-        <w:t>2026-09-30 共归档 19 条新闻，覆盖 3 家公司、10 个信息来源。 新闻量较多的公司包括 SpaceX、Blue Origin、中科宇航。</w:t>
+        <w:t>2026-10-01 共归档 29 条新闻，覆盖 7 家公司、15 个信息来源。 新闻量较多的公司包括 SpaceX、Blue Origin、中科宇航、中国星网。</w:t>
       </w:r>
     </w:p>
     <w:p>
@@ -279,7 +279,7 @@
           <w:rFonts w:ascii="Kaiti SC" w:hAnsi="Kaiti SC" w:eastAsia="Kaiti SC" w:cs="Kaiti SC"/>
           <w:sz w:val="21"/>
         </w:rPr>
-        <w:t>【发射与任务】SpaceX：Launch Preview: Crew-13 to launch to ISS, Falcon Heavy to launch mission for the NRO （NASASpaceflight）</w:t>
+        <w:t>【发射与任务】SpaceX：NASA’s SpaceX Crew-13 Launches to International Space Station （NASA）</w:t>
       </w:r>
     </w:p>
     <w:p>
@@ -300,7 +300,7 @@
           <w:rFonts w:ascii="Kaiti SC" w:hAnsi="Kaiti SC" w:eastAsia="Kaiti SC" w:cs="Kaiti SC"/>
           <w:sz w:val="21"/>
         </w:rPr>
-        <w:t>【发射与任务】Blue Origin：NASA Adds Blue Origin New Glenn 9×4 to Launch Services Contract （NASA）</w:t>
+        <w:t>【发射与任务】SpaceX：Live coverage: NASA, SpaceX to launch next crewed mission to the International Space Station （Spaceflight Now）</w:t>
       </w:r>
     </w:p>
     <w:p>
@@ -321,7 +321,7 @@
           <w:rFonts w:ascii="Kaiti SC" w:hAnsi="Kaiti SC" w:eastAsia="Kaiti SC" w:cs="Kaiti SC"/>
           <w:sz w:val="21"/>
         </w:rPr>
-        <w:t>【市场与股价】中科宇航：中科宇航IPO状态变更为中止 - 新浪财经 （新浪财经）</w:t>
+        <w:t>【市场与股价】中科宇航：蓝箭航天、中科宇航和微纳星空等三家商业航天IPO同日被中止 - 手机新浪网 （手机新浪网）</w:t>
       </w:r>
     </w:p>
     <w:p>
@@ -342,7 +342,7 @@
           <w:rFonts w:ascii="Kaiti SC" w:hAnsi="Kaiti SC" w:eastAsia="Kaiti SC" w:cs="Kaiti SC"/>
           <w:sz w:val="21"/>
         </w:rPr>
-        <w:t>【发射与任务】SpaceX：SpaceX deployed 26 terabits per second of Starlink V3 bandwidth in a single Starship launch (Flight 14) - Tesla Oracle （Tesla Oracle）</w:t>
+        <w:t>【市场与股价】中科宇航：蓝箭航天、中科宇航、微纳星空三家企业IPO状态同步变更为中止 - jiemian.com （jiemian.com）</w:t>
       </w:r>
     </w:p>
     <w:p>
@@ -363,7 +363,7 @@
           <w:rFonts w:ascii="Kaiti SC" w:hAnsi="Kaiti SC" w:eastAsia="Kaiti SC" w:cs="Kaiti SC"/>
           <w:sz w:val="21"/>
         </w:rPr>
-        <w:t>【其他动态】SpaceX：SpaceX’s megarocket is on the verge of paradigm-shifting success. It’s spurring a ‘crisis’ （bing.com）</w:t>
+        <w:t>【发射与任务】SpaceX：Josh Kutryk reaches space for the first time aboard SpaceX Crew-13 （spaceq.ca）</w:t>
       </w:r>
     </w:p>
     <w:p>
@@ -384,7 +384,7 @@
           <w:rFonts w:ascii="Kaiti SC" w:hAnsi="Kaiti SC" w:eastAsia="Kaiti SC" w:cs="Kaiti SC"/>
           <w:sz w:val="21"/>
         </w:rPr>
-        <w:t>【发射与任务】SpaceX：SpaceX: In 10 Years, Your Kids Will Thank You For Buying After Starship Made Orbit （bing.com）</w:t>
+        <w:t>【发射与任务】中国星网：China launches Guowang, Yaogan-40 satellites, sets up busy Q4 manifest （3?ds=true&amp;seed=1790899296）</w:t>
       </w:r>
     </w:p>
     <w:p>
@@ -405,7 +405,7 @@
           <w:rFonts w:ascii="Kaiti SC" w:hAnsi="Kaiti SC" w:eastAsia="Kaiti SC" w:cs="Kaiti SC"/>
           <w:sz w:val="21"/>
         </w:rPr>
-        <w:t>【发射与任务】Blue Origin：FAA Gives Initial Approval For Additional New Glenn Launches From the Cape - TalkOfTitusville.com （TalkOfTitusville.com）</w:t>
+        <w:t>【其他动态】SpaceX：A rocket shortage gives SpaceX’s competitors an opportunity - The Economist （The Economist）</w:t>
       </w:r>
     </w:p>
     <w:p>
@@ -426,7 +426,7 @@
           <w:rFonts w:ascii="Kaiti SC" w:hAnsi="Kaiti SC" w:eastAsia="Kaiti SC" w:cs="Kaiti SC"/>
           <w:sz w:val="21"/>
         </w:rPr>
-        <w:t>【发射与任务】Blue Origin：Blue Origin Pursuing New Glenn Launch Rate Boost - Aviation Week （Aviation Week）</w:t>
+        <w:t>【融资与资本】Blue Origin：Blue Origin's first outside funding round is oversubscribed, CEO says - qz.com （qz.com）</w:t>
       </w:r>
     </w:p>
     <w:p>
@@ -447,7 +447,7 @@
           <w:rFonts w:ascii="Kaiti SC" w:hAnsi="Kaiti SC" w:eastAsia="Kaiti SC" w:cs="Kaiti SC"/>
           <w:sz w:val="21"/>
         </w:rPr>
-        <w:t>【其他动态】SpaceX：SpaceX Transporter-18 to carry three Canadian satellites （spaceq.ca）</w:t>
+        <w:t>【其他动态】中科宇航：CAS Space Lihong-2 suborbital rocket slips to 2027: Merlin-class engine needs three-restart test （bing.com）</w:t>
       </w:r>
     </w:p>
     <w:p>
@@ -468,7 +468,154 @@
           <w:rFonts w:ascii="Kaiti SC" w:hAnsi="Kaiti SC" w:eastAsia="Kaiti SC" w:cs="Kaiti SC"/>
           <w:sz w:val="21"/>
         </w:rPr>
-        <w:t>【发射与任务】Blue Origin：Blue Origin seeks FAA approval for 50 New Glenn launches per year from Cape - Florida Today （Florida Today）</w:t>
+        <w:t>【发射与任务】Blue Origin：Blue Origin targets 50 launches a year - Advanced Television （Advanced Television）</w:t>
+      </w:r>
+    </w:p>
+    <w:p>
+      <w:pPr>
+        <w:keepLines/>
+        <w:spacing w:after="60"/>
+        <w:ind w:left="369" w:hanging="227"/>
+      </w:pPr>
+      <w:r>
+        <w:rPr>
+          <w:rFonts w:ascii="Kaiti SC" w:hAnsi="Kaiti SC" w:eastAsia="Kaiti SC" w:cs="Kaiti SC"/>
+          <w:sz w:val="21"/>
+        </w:rPr>
+        <w:t xml:space="preserve">➢ </w:t>
+      </w:r>
+      <w:r>
+        <w:rPr>
+          <w:rFonts w:ascii="Kaiti SC" w:hAnsi="Kaiti SC" w:eastAsia="Kaiti SC" w:cs="Kaiti SC"/>
+          <w:sz w:val="21"/>
+        </w:rPr>
+        <w:t>【其他动态】SpaceX：SpaceX’s Starlink Just Got More Powerful, and Cable Giants Comcast, Charter May Feel the Heat （bing.com）</w:t>
+      </w:r>
+    </w:p>
+    <w:p>
+      <w:pPr>
+        <w:keepLines/>
+        <w:spacing w:after="60"/>
+        <w:ind w:left="369" w:hanging="227"/>
+      </w:pPr>
+      <w:r>
+        <w:rPr>
+          <w:rFonts w:ascii="Kaiti SC" w:hAnsi="Kaiti SC" w:eastAsia="Kaiti SC" w:cs="Kaiti SC"/>
+          <w:sz w:val="21"/>
+        </w:rPr>
+        <w:t xml:space="preserve">➢ </w:t>
+      </w:r>
+      <w:r>
+        <w:rPr>
+          <w:rFonts w:ascii="Kaiti SC" w:hAnsi="Kaiti SC" w:eastAsia="Kaiti SC" w:cs="Kaiti SC"/>
+          <w:sz w:val="21"/>
+        </w:rPr>
+        <w:t>【发射与任务】星河动力：智神星一号首飞成功！揭秘这枚火箭的硬核技术 - 搜狐网 （搜狐网）</w:t>
+      </w:r>
+    </w:p>
+    <w:p>
+      <w:pPr>
+        <w:keepLines/>
+        <w:spacing w:after="60"/>
+        <w:ind w:left="369" w:hanging="227"/>
+      </w:pPr>
+      <w:r>
+        <w:rPr>
+          <w:rFonts w:ascii="Kaiti SC" w:hAnsi="Kaiti SC" w:eastAsia="Kaiti SC" w:cs="Kaiti SC"/>
+          <w:sz w:val="21"/>
+        </w:rPr>
+        <w:t xml:space="preserve">➢ </w:t>
+      </w:r>
+      <w:r>
+        <w:rPr>
+          <w:rFonts w:ascii="Kaiti SC" w:hAnsi="Kaiti SC" w:eastAsia="Kaiti SC" w:cs="Kaiti SC"/>
+          <w:sz w:val="21"/>
+        </w:rPr>
+        <w:t>【发射与任务】Blue Origin：Blue Origin seeking to increase New Glenn launch cadence at Cape Canaveral - SpaceNews （SpaceNews）</w:t>
+      </w:r>
+    </w:p>
+    <w:p>
+      <w:pPr>
+        <w:keepLines/>
+        <w:spacing w:after="60"/>
+        <w:ind w:left="369" w:hanging="227"/>
+      </w:pPr>
+      <w:r>
+        <w:rPr>
+          <w:rFonts w:ascii="Kaiti SC" w:hAnsi="Kaiti SC" w:eastAsia="Kaiti SC" w:cs="Kaiti SC"/>
+          <w:sz w:val="21"/>
+        </w:rPr>
+        <w:t xml:space="preserve">➢ </w:t>
+      </w:r>
+      <w:r>
+        <w:rPr>
+          <w:rFonts w:ascii="Kaiti SC" w:hAnsi="Kaiti SC" w:eastAsia="Kaiti SC" w:cs="Kaiti SC"/>
+          <w:sz w:val="21"/>
+        </w:rPr>
+        <w:t>【融资与资本】Blue Origin：Blue Origin's first outside funding round is 'oversubscribed' and not closed yet, CEO says - cnbc.com （cnbc.com）</w:t>
+      </w:r>
+    </w:p>
+    <w:p>
+      <w:pPr>
+        <w:keepLines/>
+        <w:spacing w:after="60"/>
+        <w:ind w:left="369" w:hanging="227"/>
+      </w:pPr>
+      <w:r>
+        <w:rPr>
+          <w:rFonts w:ascii="Kaiti SC" w:hAnsi="Kaiti SC" w:eastAsia="Kaiti SC" w:cs="Kaiti SC"/>
+          <w:sz w:val="21"/>
+        </w:rPr>
+        <w:t xml:space="preserve">➢ </w:t>
+      </w:r>
+      <w:r>
+        <w:rPr>
+          <w:rFonts w:ascii="Kaiti SC" w:hAnsi="Kaiti SC" w:eastAsia="Kaiti SC" w:cs="Kaiti SC"/>
+          <w:sz w:val="21"/>
+        </w:rPr>
+        <w:t>【发射与任务】中科宇航：CAS Space Delays Maiden Flight of Reusable Lihong-2 Suborbital Rocket to 2027 （satnews.com）</w:t>
+      </w:r>
+    </w:p>
+    <w:p>
+      <w:pPr>
+        <w:keepLines/>
+        <w:spacing w:after="60"/>
+        <w:ind w:left="369" w:hanging="227"/>
+      </w:pPr>
+      <w:r>
+        <w:rPr>
+          <w:rFonts w:ascii="Kaiti SC" w:hAnsi="Kaiti SC" w:eastAsia="Kaiti SC" w:cs="Kaiti SC"/>
+          <w:sz w:val="21"/>
+        </w:rPr>
+        <w:t xml:space="preserve">➢ </w:t>
+      </w:r>
+      <w:r>
+        <w:rPr>
+          <w:rFonts w:ascii="Kaiti SC" w:hAnsi="Kaiti SC" w:eastAsia="Kaiti SC" w:cs="Kaiti SC"/>
+          <w:sz w:val="21"/>
+        </w:rPr>
+        <w:t>【市场与股价】蓝箭航天：蓝箭航天、中科宇航、微纳星空三家企业IPO状态同步变更为中止 - jiemian.com （jiemian.com）</w:t>
+      </w:r>
+    </w:p>
+    <w:p>
+      <w:pPr>
+        <w:keepLines/>
+        <w:spacing w:after="60"/>
+        <w:ind w:left="369" w:hanging="227"/>
+      </w:pPr>
+      <w:r>
+        <w:rPr>
+          <w:rFonts w:ascii="Kaiti SC" w:hAnsi="Kaiti SC" w:eastAsia="Kaiti SC" w:cs="Kaiti SC"/>
+          <w:sz w:val="21"/>
+        </w:rPr>
+        <w:t xml:space="preserve">➢ </w:t>
+      </w:r>
+      <w:r>
+        <w:rPr>
+          <w:rFonts w:ascii="Kaiti SC" w:hAnsi="Kaiti SC" w:eastAsia="Kaiti SC" w:cs="Kaiti SC"/>
+          <w:sz w:val="21"/>
+        </w:rPr>
+        <w:t>【市场与股价】微纳星空：蓝箭航天、中科宇航、微纳星空三家企业IPO状态同步变更为中止 - jiemian.com （jiemian.com）</w:t>
       </w:r>
     </w:p>
     <w:p>
@@ -627,7 +774,7 @@
                 <w:b w:val="0"/>
                 <w:sz w:val="19"/>
               </w:rPr>
-              <w:t>14</w:t>
+              <w:t>17</w:t>
             </w:r>
           </w:p>
         </w:tc>
@@ -648,7 +795,7 @@
                 <w:b w:val="0"/>
                 <w:sz w:val="19"/>
               </w:rPr>
-              <w:t>发射与任务、其他动态、市场与股价</w:t>
+              <w:t>发射与任务、其他动态、订单与合作</w:t>
             </w:r>
           </w:p>
         </w:tc>
@@ -668,7 +815,7 @@
                 <w:b w:val="0"/>
                 <w:sz w:val="19"/>
               </w:rPr>
-              <w:t>Launch Preview: Crew-13 to launch to ISS, Falcon Heavy to launch mission for the NRO</w:t>
+              <w:t>NASA’s SpaceX Crew-13 Launches to International Space Station</w:t>
             </w:r>
           </w:p>
         </w:tc>
@@ -735,7 +882,7 @@
                 <w:b w:val="0"/>
                 <w:sz w:val="19"/>
               </w:rPr>
-              <w:t>发射与任务</w:t>
+              <w:t>融资与资本、发射与任务</w:t>
             </w:r>
           </w:p>
         </w:tc>
@@ -755,7 +902,7 @@
                 <w:b w:val="0"/>
                 <w:sz w:val="19"/>
               </w:rPr>
-              <w:t>NASA Adds Blue Origin New Glenn 9×4 to Launch Services Contract</w:t>
+              <w:t>Blue Origin's first outside funding round is oversubscribed, CEO says - qz.com</w:t>
             </w:r>
           </w:p>
         </w:tc>
@@ -781,6 +928,180 @@
                 <w:sz w:val="19"/>
               </w:rPr>
               <w:t>中科宇航</w:t>
+            </w:r>
+          </w:p>
+        </w:tc>
+        <w:tc>
+          <w:tcPr>
+            <w:tcW w:type="dxa" w:w="2075"/>
+            <w:vAlign w:val="center"/>
+          </w:tcPr>
+          <w:p>
+            <w:pPr>
+              <w:spacing w:after="0" w:line="252" w:lineRule="auto"/>
+              <w:jc w:val="center"/>
+            </w:pPr>
+            <w:r/>
+            <w:r>
+              <w:rPr>
+                <w:rFonts w:ascii="Kaiti SC" w:hAnsi="Kaiti SC" w:eastAsia="Kaiti SC" w:cs="Kaiti SC"/>
+                <w:b w:val="0"/>
+                <w:sz w:val="19"/>
+              </w:rPr>
+              <w:t>4</w:t>
+            </w:r>
+          </w:p>
+        </w:tc>
+        <w:tc>
+          <w:tcPr>
+            <w:tcW w:type="dxa" w:w="2075"/>
+            <w:vAlign w:val="center"/>
+          </w:tcPr>
+          <w:p>
+            <w:pPr>
+              <w:spacing w:after="0" w:line="252" w:lineRule="auto"/>
+              <w:jc w:val="center"/>
+            </w:pPr>
+            <w:r/>
+            <w:r>
+              <w:rPr>
+                <w:rFonts w:ascii="Kaiti SC" w:hAnsi="Kaiti SC" w:eastAsia="Kaiti SC" w:cs="Kaiti SC"/>
+                <w:b w:val="0"/>
+                <w:sz w:val="19"/>
+              </w:rPr>
+              <w:t>市场与股价、其他动态、发射与任务</w:t>
+            </w:r>
+          </w:p>
+        </w:tc>
+        <w:tc>
+          <w:tcPr>
+            <w:tcW w:type="dxa" w:w="2075"/>
+            <w:vAlign w:val="center"/>
+          </w:tcPr>
+          <w:p>
+            <w:pPr>
+              <w:spacing w:after="0" w:line="252" w:lineRule="auto"/>
+            </w:pPr>
+            <w:r/>
+            <w:r>
+              <w:rPr>
+                <w:rFonts w:ascii="Kaiti SC" w:hAnsi="Kaiti SC" w:eastAsia="Kaiti SC" w:cs="Kaiti SC"/>
+                <w:b w:val="0"/>
+                <w:sz w:val="19"/>
+              </w:rPr>
+              <w:t>蓝箭航天、中科宇航和微纳星空等三家商业航天IPO同日被中止 - 手机新浪网</w:t>
+            </w:r>
+          </w:p>
+        </w:tc>
+      </w:tr>
+      <w:tr>
+        <w:trPr>
+          <w:cantSplit/>
+        </w:trPr>
+        <w:tc>
+          <w:tcPr>
+            <w:tcW w:type="dxa" w:w="2075"/>
+            <w:vAlign w:val="center"/>
+          </w:tcPr>
+          <w:p>
+            <w:pPr>
+              <w:spacing w:after="0" w:line="252" w:lineRule="auto"/>
+            </w:pPr>
+            <w:r/>
+            <w:r>
+              <w:rPr>
+                <w:rFonts w:ascii="Kaiti SC" w:hAnsi="Kaiti SC" w:eastAsia="Kaiti SC" w:cs="Kaiti SC"/>
+                <w:b w:val="0"/>
+                <w:sz w:val="19"/>
+              </w:rPr>
+              <w:t>中国星网</w:t>
+            </w:r>
+          </w:p>
+        </w:tc>
+        <w:tc>
+          <w:tcPr>
+            <w:tcW w:type="dxa" w:w="2075"/>
+            <w:vAlign w:val="center"/>
+          </w:tcPr>
+          <w:p>
+            <w:pPr>
+              <w:spacing w:after="0" w:line="252" w:lineRule="auto"/>
+              <w:jc w:val="center"/>
+            </w:pPr>
+            <w:r/>
+            <w:r>
+              <w:rPr>
+                <w:rFonts w:ascii="Kaiti SC" w:hAnsi="Kaiti SC" w:eastAsia="Kaiti SC" w:cs="Kaiti SC"/>
+                <w:b w:val="0"/>
+                <w:sz w:val="19"/>
+              </w:rPr>
+              <w:t>1</w:t>
+            </w:r>
+          </w:p>
+        </w:tc>
+        <w:tc>
+          <w:tcPr>
+            <w:tcW w:type="dxa" w:w="2075"/>
+            <w:vAlign w:val="center"/>
+          </w:tcPr>
+          <w:p>
+            <w:pPr>
+              <w:spacing w:after="0" w:line="252" w:lineRule="auto"/>
+              <w:jc w:val="center"/>
+            </w:pPr>
+            <w:r/>
+            <w:r>
+              <w:rPr>
+                <w:rFonts w:ascii="Kaiti SC" w:hAnsi="Kaiti SC" w:eastAsia="Kaiti SC" w:cs="Kaiti SC"/>
+                <w:b w:val="0"/>
+                <w:sz w:val="19"/>
+              </w:rPr>
+              <w:t>发射与任务</w:t>
+            </w:r>
+          </w:p>
+        </w:tc>
+        <w:tc>
+          <w:tcPr>
+            <w:tcW w:type="dxa" w:w="2075"/>
+            <w:vAlign w:val="center"/>
+          </w:tcPr>
+          <w:p>
+            <w:pPr>
+              <w:spacing w:after="0" w:line="252" w:lineRule="auto"/>
+            </w:pPr>
+            <w:r/>
+            <w:r>
+              <w:rPr>
+                <w:rFonts w:ascii="Kaiti SC" w:hAnsi="Kaiti SC" w:eastAsia="Kaiti SC" w:cs="Kaiti SC"/>
+                <w:b w:val="0"/>
+                <w:sz w:val="19"/>
+              </w:rPr>
+              <w:t>China launches Guowang, Yaogan-40 satellites, sets up busy Q4 manifest</w:t>
+            </w:r>
+          </w:p>
+        </w:tc>
+      </w:tr>
+      <w:tr>
+        <w:trPr>
+          <w:cantSplit/>
+        </w:trPr>
+        <w:tc>
+          <w:tcPr>
+            <w:tcW w:type="dxa" w:w="2075"/>
+            <w:vAlign w:val="center"/>
+          </w:tcPr>
+          <w:p>
+            <w:pPr>
+              <w:spacing w:after="0" w:line="252" w:lineRule="auto"/>
+            </w:pPr>
+            <w:r/>
+            <w:r>
+              <w:rPr>
+                <w:rFonts w:ascii="Kaiti SC" w:hAnsi="Kaiti SC" w:eastAsia="Kaiti SC" w:cs="Kaiti SC"/>
+                <w:b w:val="0"/>
+                <w:sz w:val="19"/>
+              </w:rPr>
+              <w:t>微纳星空</w:t>
             </w:r>
           </w:p>
         </w:tc>
@@ -842,7 +1163,181 @@
                 <w:b w:val="0"/>
                 <w:sz w:val="19"/>
               </w:rPr>
-              <w:t>中科宇航IPO状态变更为中止 - 新浪财经</w:t>
+              <w:t>蓝箭航天、中科宇航、微纳星空三家企业IPO状态同步变更为中止 - jiemian.com</w:t>
+            </w:r>
+          </w:p>
+        </w:tc>
+      </w:tr>
+      <w:tr>
+        <w:trPr>
+          <w:cantSplit/>
+        </w:trPr>
+        <w:tc>
+          <w:tcPr>
+            <w:tcW w:type="dxa" w:w="2075"/>
+            <w:vAlign w:val="center"/>
+          </w:tcPr>
+          <w:p>
+            <w:pPr>
+              <w:spacing w:after="0" w:line="252" w:lineRule="auto"/>
+            </w:pPr>
+            <w:r/>
+            <w:r>
+              <w:rPr>
+                <w:rFonts w:ascii="Kaiti SC" w:hAnsi="Kaiti SC" w:eastAsia="Kaiti SC" w:cs="Kaiti SC"/>
+                <w:b w:val="0"/>
+                <w:sz w:val="19"/>
+              </w:rPr>
+              <w:t>星河动力</w:t>
+            </w:r>
+          </w:p>
+        </w:tc>
+        <w:tc>
+          <w:tcPr>
+            <w:tcW w:type="dxa" w:w="2075"/>
+            <w:vAlign w:val="center"/>
+          </w:tcPr>
+          <w:p>
+            <w:pPr>
+              <w:spacing w:after="0" w:line="252" w:lineRule="auto"/>
+              <w:jc w:val="center"/>
+            </w:pPr>
+            <w:r/>
+            <w:r>
+              <w:rPr>
+                <w:rFonts w:ascii="Kaiti SC" w:hAnsi="Kaiti SC" w:eastAsia="Kaiti SC" w:cs="Kaiti SC"/>
+                <w:b w:val="0"/>
+                <w:sz w:val="19"/>
+              </w:rPr>
+              <w:t>1</w:t>
+            </w:r>
+          </w:p>
+        </w:tc>
+        <w:tc>
+          <w:tcPr>
+            <w:tcW w:type="dxa" w:w="2075"/>
+            <w:vAlign w:val="center"/>
+          </w:tcPr>
+          <w:p>
+            <w:pPr>
+              <w:spacing w:after="0" w:line="252" w:lineRule="auto"/>
+              <w:jc w:val="center"/>
+            </w:pPr>
+            <w:r/>
+            <w:r>
+              <w:rPr>
+                <w:rFonts w:ascii="Kaiti SC" w:hAnsi="Kaiti SC" w:eastAsia="Kaiti SC" w:cs="Kaiti SC"/>
+                <w:b w:val="0"/>
+                <w:sz w:val="19"/>
+              </w:rPr>
+              <w:t>发射与任务</w:t>
+            </w:r>
+          </w:p>
+        </w:tc>
+        <w:tc>
+          <w:tcPr>
+            <w:tcW w:type="dxa" w:w="2075"/>
+            <w:vAlign w:val="center"/>
+          </w:tcPr>
+          <w:p>
+            <w:pPr>
+              <w:spacing w:after="0" w:line="252" w:lineRule="auto"/>
+            </w:pPr>
+            <w:r/>
+            <w:r>
+              <w:rPr>
+                <w:rFonts w:ascii="Kaiti SC" w:hAnsi="Kaiti SC" w:eastAsia="Kaiti SC" w:cs="Kaiti SC"/>
+                <w:b w:val="0"/>
+                <w:sz w:val="19"/>
+              </w:rPr>
+              <w:t>智神星一号首飞成功！揭秘这枚火箭的硬核技术 - 搜狐网</w:t>
+            </w:r>
+          </w:p>
+        </w:tc>
+      </w:tr>
+      <w:tr>
+        <w:trPr>
+          <w:cantSplit/>
+        </w:trPr>
+        <w:tc>
+          <w:tcPr>
+            <w:tcW w:type="dxa" w:w="2075"/>
+            <w:vAlign w:val="center"/>
+          </w:tcPr>
+          <w:p>
+            <w:pPr>
+              <w:spacing w:after="0" w:line="252" w:lineRule="auto"/>
+            </w:pPr>
+            <w:r/>
+            <w:r>
+              <w:rPr>
+                <w:rFonts w:ascii="Kaiti SC" w:hAnsi="Kaiti SC" w:eastAsia="Kaiti SC" w:cs="Kaiti SC"/>
+                <w:b w:val="0"/>
+                <w:sz w:val="19"/>
+              </w:rPr>
+              <w:t>蓝箭航天</w:t>
+            </w:r>
+          </w:p>
+        </w:tc>
+        <w:tc>
+          <w:tcPr>
+            <w:tcW w:type="dxa" w:w="2075"/>
+            <w:vAlign w:val="center"/>
+          </w:tcPr>
+          <w:p>
+            <w:pPr>
+              <w:spacing w:after="0" w:line="252" w:lineRule="auto"/>
+              <w:jc w:val="center"/>
+            </w:pPr>
+            <w:r/>
+            <w:r>
+              <w:rPr>
+                <w:rFonts w:ascii="Kaiti SC" w:hAnsi="Kaiti SC" w:eastAsia="Kaiti SC" w:cs="Kaiti SC"/>
+                <w:b w:val="0"/>
+                <w:sz w:val="19"/>
+              </w:rPr>
+              <w:t>1</w:t>
+            </w:r>
+          </w:p>
+        </w:tc>
+        <w:tc>
+          <w:tcPr>
+            <w:tcW w:type="dxa" w:w="2075"/>
+            <w:vAlign w:val="center"/>
+          </w:tcPr>
+          <w:p>
+            <w:pPr>
+              <w:spacing w:after="0" w:line="252" w:lineRule="auto"/>
+              <w:jc w:val="center"/>
+            </w:pPr>
+            <w:r/>
+            <w:r>
+              <w:rPr>
+                <w:rFonts w:ascii="Kaiti SC" w:hAnsi="Kaiti SC" w:eastAsia="Kaiti SC" w:cs="Kaiti SC"/>
+                <w:b w:val="0"/>
+                <w:sz w:val="19"/>
+              </w:rPr>
+              <w:t>市场与股价</w:t>
+            </w:r>
+          </w:p>
+        </w:tc>
+        <w:tc>
+          <w:tcPr>
+            <w:tcW w:type="dxa" w:w="2075"/>
+            <w:vAlign w:val="center"/>
+          </w:tcPr>
+          <w:p>
+            <w:pPr>
+              <w:spacing w:after="0" w:line="252" w:lineRule="auto"/>
+            </w:pPr>
+            <w:r/>
+            <w:r>
+              <w:rPr>
+                <w:rFonts w:ascii="Kaiti SC" w:hAnsi="Kaiti SC" w:eastAsia="Kaiti SC" w:cs="Kaiti SC"/>
+                <w:b w:val="0"/>
+                <w:sz w:val="19"/>
+              </w:rPr>
+              <w:t>蓝箭航天、中科宇航、微纳星空三家企业IPO状态同步变更为中止 - jiemian.com</w:t>
             </w:r>
           </w:p>
         </w:tc>
@@ -879,7 +1374,7 @@
           <w:rFonts w:ascii="Kaiti SC" w:hAnsi="Kaiti SC" w:eastAsia="Kaiti SC" w:cs="Kaiti SC"/>
           <w:sz w:val="21"/>
         </w:rPr>
-        <w:t>[1] 2026-09-30｜NASASpaceflight｜SpaceX：Launch Preview: Crew-13 to launch to ISS, Falcon Heavy to launch mission for the NRO</w:t>
+        <w:t>[1] 2026-10-01｜NASA｜SpaceX：NASA’s SpaceX Crew-13 Launches to International Space Station</w:t>
       </w:r>
     </w:p>
     <w:p>
@@ -900,7 +1395,7 @@
           <w:rFonts w:ascii="Kaiti SC" w:hAnsi="Kaiti SC" w:eastAsia="Kaiti SC" w:cs="Kaiti SC"/>
           <w:sz w:val="21"/>
         </w:rPr>
-        <w:t>[2] 2026-09-30｜NASA｜Blue Origin：NASA Adds Blue Origin New Glenn 9×4 to Launch Services Contract</w:t>
+        <w:t>[2] 2026-10-01｜Spaceflight Now｜SpaceX：Live coverage: NASA, SpaceX to launch next crewed mission to the International Space Station</w:t>
       </w:r>
     </w:p>
     <w:p>
@@ -921,7 +1416,7 @@
           <w:rFonts w:ascii="Kaiti SC" w:hAnsi="Kaiti SC" w:eastAsia="Kaiti SC" w:cs="Kaiti SC"/>
           <w:sz w:val="21"/>
         </w:rPr>
-        <w:t>[3] 2026-09-30｜新浪财经｜中科宇航：中科宇航IPO状态变更为中止 - 新浪财经</w:t>
+        <w:t>[3] 2026-10-01｜手机新浪网｜中科宇航：蓝箭航天、中科宇航和微纳星空等三家商业航天IPO同日被中止 - 手机新浪网</w:t>
       </w:r>
     </w:p>
     <w:p>
@@ -942,7 +1437,7 @@
           <w:rFonts w:ascii="Kaiti SC" w:hAnsi="Kaiti SC" w:eastAsia="Kaiti SC" w:cs="Kaiti SC"/>
           <w:sz w:val="21"/>
         </w:rPr>
-        <w:t>[4] 2026-09-30｜Tesla Oracle｜SpaceX：SpaceX deployed 26 terabits per second of Starlink V3 bandwidth in a single Starship launch (Flight 14) - Tesla Oracle</w:t>
+        <w:t>[4] 2026-10-01｜jiemian.com｜中科宇航：蓝箭航天、中科宇航、微纳星空三家企业IPO状态同步变更为中止 - jiemian.com</w:t>
       </w:r>
     </w:p>
     <w:p>
@@ -963,7 +1458,7 @@
           <w:rFonts w:ascii="Kaiti SC" w:hAnsi="Kaiti SC" w:eastAsia="Kaiti SC" w:cs="Kaiti SC"/>
           <w:sz w:val="21"/>
         </w:rPr>
-        <w:t>[5] 2026-09-30｜bing.com｜SpaceX：SpaceX’s megarocket is on the verge of paradigm-shifting success. It’s spurring a ‘crisis’</w:t>
+        <w:t>[5] 2026-10-01｜spaceq.ca｜SpaceX：Josh Kutryk reaches space for the first time aboard SpaceX Crew-13</w:t>
       </w:r>
     </w:p>
     <w:p>
@@ -984,7 +1479,7 @@
           <w:rFonts w:ascii="Kaiti SC" w:hAnsi="Kaiti SC" w:eastAsia="Kaiti SC" w:cs="Kaiti SC"/>
           <w:sz w:val="21"/>
         </w:rPr>
-        <w:t>[6] 2026-09-30｜bing.com｜SpaceX：SpaceX: In 10 Years, Your Kids Will Thank You For Buying After Starship Made Orbit</w:t>
+        <w:t>[6] 2026-10-01｜3?ds=true&amp;seed=1790899296｜中国星网：China launches Guowang, Yaogan-40 satellites, sets up busy Q4 manifest</w:t>
       </w:r>
     </w:p>
     <w:p>
@@ -1005,7 +1500,7 @@
           <w:rFonts w:ascii="Kaiti SC" w:hAnsi="Kaiti SC" w:eastAsia="Kaiti SC" w:cs="Kaiti SC"/>
           <w:sz w:val="21"/>
         </w:rPr>
-        <w:t>[7] 2026-09-30｜TalkOfTitusville.com｜Blue Origin：FAA Gives Initial Approval For Additional New Glenn Launches From the Cape - TalkOfTitusville.com</w:t>
+        <w:t>[7] 2026-10-01｜The Economist｜SpaceX：A rocket shortage gives SpaceX’s competitors an opportunity - The Economist</w:t>
       </w:r>
     </w:p>
     <w:p>
@@ -1026,7 +1521,7 @@
           <w:rFonts w:ascii="Kaiti SC" w:hAnsi="Kaiti SC" w:eastAsia="Kaiti SC" w:cs="Kaiti SC"/>
           <w:sz w:val="21"/>
         </w:rPr>
-        <w:t>[8] 2026-09-30｜Aviation Week｜Blue Origin：Blue Origin Pursuing New Glenn Launch Rate Boost - Aviation Week</w:t>
+        <w:t>[8] 2026-10-01｜qz.com｜Blue Origin：Blue Origin's first outside funding round is oversubscribed, CEO says - qz.com</w:t>
       </w:r>
     </w:p>
     <w:p>
@@ -1047,7 +1542,7 @@
           <w:rFonts w:ascii="Kaiti SC" w:hAnsi="Kaiti SC" w:eastAsia="Kaiti SC" w:cs="Kaiti SC"/>
           <w:sz w:val="21"/>
         </w:rPr>
-        <w:t>[9] 2026-09-30｜spaceq.ca｜SpaceX：SpaceX Transporter-18 to carry three Canadian satellites</w:t>
+        <w:t>[9] 2026-10-01｜bing.com｜中科宇航：CAS Space Lihong-2 suborbital rocket slips to 2027: Merlin-class engine needs three-restart test</w:t>
       </w:r>
     </w:p>
     <w:p>
@@ -1068,7 +1563,154 @@
           <w:rFonts w:ascii="Kaiti SC" w:hAnsi="Kaiti SC" w:eastAsia="Kaiti SC" w:cs="Kaiti SC"/>
           <w:sz w:val="21"/>
         </w:rPr>
-        <w:t>[10] 2026-09-30｜Florida Today｜Blue Origin：Blue Origin seeks FAA approval for 50 New Glenn launches per year from Cape - Florida Today</w:t>
+        <w:t>[10] 2026-10-01｜Advanced Television｜Blue Origin：Blue Origin targets 50 launches a year - Advanced Television</w:t>
+      </w:r>
+    </w:p>
+    <w:p>
+      <w:pPr>
+        <w:keepLines/>
+        <w:spacing w:after="60"/>
+        <w:ind w:left="369" w:hanging="227"/>
+      </w:pPr>
+      <w:r>
+        <w:rPr>
+          <w:rFonts w:ascii="Kaiti SC" w:hAnsi="Kaiti SC" w:eastAsia="Kaiti SC" w:cs="Kaiti SC"/>
+          <w:sz w:val="21"/>
+        </w:rPr>
+        <w:t xml:space="preserve">✓ </w:t>
+      </w:r>
+      <w:r>
+        <w:rPr>
+          <w:rFonts w:ascii="Kaiti SC" w:hAnsi="Kaiti SC" w:eastAsia="Kaiti SC" w:cs="Kaiti SC"/>
+          <w:sz w:val="21"/>
+        </w:rPr>
+        <w:t>[11] 2026-10-01｜bing.com｜SpaceX：SpaceX’s Starlink Just Got More Powerful, and Cable Giants Comcast, Charter May Feel the Heat</w:t>
+      </w:r>
+    </w:p>
+    <w:p>
+      <w:pPr>
+        <w:keepLines/>
+        <w:spacing w:after="60"/>
+        <w:ind w:left="369" w:hanging="227"/>
+      </w:pPr>
+      <w:r>
+        <w:rPr>
+          <w:rFonts w:ascii="Kaiti SC" w:hAnsi="Kaiti SC" w:eastAsia="Kaiti SC" w:cs="Kaiti SC"/>
+          <w:sz w:val="21"/>
+        </w:rPr>
+        <w:t xml:space="preserve">✓ </w:t>
+      </w:r>
+      <w:r>
+        <w:rPr>
+          <w:rFonts w:ascii="Kaiti SC" w:hAnsi="Kaiti SC" w:eastAsia="Kaiti SC" w:cs="Kaiti SC"/>
+          <w:sz w:val="21"/>
+        </w:rPr>
+        <w:t>[12] 2026-10-01｜搜狐网｜星河动力：智神星一号首飞成功！揭秘这枚火箭的硬核技术 - 搜狐网</w:t>
+      </w:r>
+    </w:p>
+    <w:p>
+      <w:pPr>
+        <w:keepLines/>
+        <w:spacing w:after="60"/>
+        <w:ind w:left="369" w:hanging="227"/>
+      </w:pPr>
+      <w:r>
+        <w:rPr>
+          <w:rFonts w:ascii="Kaiti SC" w:hAnsi="Kaiti SC" w:eastAsia="Kaiti SC" w:cs="Kaiti SC"/>
+          <w:sz w:val="21"/>
+        </w:rPr>
+        <w:t xml:space="preserve">✓ </w:t>
+      </w:r>
+      <w:r>
+        <w:rPr>
+          <w:rFonts w:ascii="Kaiti SC" w:hAnsi="Kaiti SC" w:eastAsia="Kaiti SC" w:cs="Kaiti SC"/>
+          <w:sz w:val="21"/>
+        </w:rPr>
+        <w:t>[13] 2026-10-01｜SpaceNews｜Blue Origin：Blue Origin seeking to increase New Glenn launch cadence at Cape Canaveral - SpaceNews</w:t>
+      </w:r>
+    </w:p>
+    <w:p>
+      <w:pPr>
+        <w:keepLines/>
+        <w:spacing w:after="60"/>
+        <w:ind w:left="369" w:hanging="227"/>
+      </w:pPr>
+      <w:r>
+        <w:rPr>
+          <w:rFonts w:ascii="Kaiti SC" w:hAnsi="Kaiti SC" w:eastAsia="Kaiti SC" w:cs="Kaiti SC"/>
+          <w:sz w:val="21"/>
+        </w:rPr>
+        <w:t xml:space="preserve">✓ </w:t>
+      </w:r>
+      <w:r>
+        <w:rPr>
+          <w:rFonts w:ascii="Kaiti SC" w:hAnsi="Kaiti SC" w:eastAsia="Kaiti SC" w:cs="Kaiti SC"/>
+          <w:sz w:val="21"/>
+        </w:rPr>
+        <w:t>[14] 2026-10-01｜cnbc.com｜Blue Origin：Blue Origin's first outside funding round is 'oversubscribed' and not closed yet, CEO says - cnbc.com</w:t>
+      </w:r>
+    </w:p>
+    <w:p>
+      <w:pPr>
+        <w:keepLines/>
+        <w:spacing w:after="60"/>
+        <w:ind w:left="369" w:hanging="227"/>
+      </w:pPr>
+      <w:r>
+        <w:rPr>
+          <w:rFonts w:ascii="Kaiti SC" w:hAnsi="Kaiti SC" w:eastAsia="Kaiti SC" w:cs="Kaiti SC"/>
+          <w:sz w:val="21"/>
+        </w:rPr>
+        <w:t xml:space="preserve">✓ </w:t>
+      </w:r>
+      <w:r>
+        <w:rPr>
+          <w:rFonts w:ascii="Kaiti SC" w:hAnsi="Kaiti SC" w:eastAsia="Kaiti SC" w:cs="Kaiti SC"/>
+          <w:sz w:val="21"/>
+        </w:rPr>
+        <w:t>[15] 2026-10-01｜satnews.com｜中科宇航：CAS Space Delays Maiden Flight of Reusable Lihong-2 Suborbital Rocket to 2027</w:t>
+      </w:r>
+    </w:p>
+    <w:p>
+      <w:pPr>
+        <w:keepLines/>
+        <w:spacing w:after="60"/>
+        <w:ind w:left="369" w:hanging="227"/>
+      </w:pPr>
+      <w:r>
+        <w:rPr>
+          <w:rFonts w:ascii="Kaiti SC" w:hAnsi="Kaiti SC" w:eastAsia="Kaiti SC" w:cs="Kaiti SC"/>
+          <w:sz w:val="21"/>
+        </w:rPr>
+        <w:t xml:space="preserve">✓ </w:t>
+      </w:r>
+      <w:r>
+        <w:rPr>
+          <w:rFonts w:ascii="Kaiti SC" w:hAnsi="Kaiti SC" w:eastAsia="Kaiti SC" w:cs="Kaiti SC"/>
+          <w:sz w:val="21"/>
+        </w:rPr>
+        <w:t>[16] 2026-10-01｜jiemian.com｜蓝箭航天：蓝箭航天、中科宇航、微纳星空三家企业IPO状态同步变更为中止 - jiemian.com</w:t>
+      </w:r>
+    </w:p>
+    <w:p>
+      <w:pPr>
+        <w:keepLines/>
+        <w:spacing w:after="60"/>
+        <w:ind w:left="369" w:hanging="227"/>
+      </w:pPr>
+      <w:r>
+        <w:rPr>
+          <w:rFonts w:ascii="Kaiti SC" w:hAnsi="Kaiti SC" w:eastAsia="Kaiti SC" w:cs="Kaiti SC"/>
+          <w:sz w:val="21"/>
+        </w:rPr>
+        <w:t xml:space="preserve">✓ </w:t>
+      </w:r>
+      <w:r>
+        <w:rPr>
+          <w:rFonts w:ascii="Kaiti SC" w:hAnsi="Kaiti SC" w:eastAsia="Kaiti SC" w:cs="Kaiti SC"/>
+          <w:sz w:val="21"/>
+        </w:rPr>
+        <w:t>[17] 2026-10-01｜jiemian.com｜微纳星空：蓝箭航天、中科宇航、微纳星空三家企业IPO状态同步变更为中止 - jiemian.com</w:t>
       </w:r>
     </w:p>
     <w:sectPr>

--- a/docs/data/reports/daily-documents/latest/previous_daily_report.docx
+++ b/docs/data/reports/daily-documents/latest/previous_daily_report.docx
@@ -26,7 +26,7 @@
           <w:rFonts w:ascii="Kaiti SC" w:hAnsi="Kaiti SC" w:eastAsia="Kaiti SC" w:cs="Kaiti SC"/>
           <w:sz w:val="21"/>
         </w:rPr>
-        <w:t>2026-10-01（上一自然日）</w:t>
+        <w:t>2026-10-02（上一自然日）</w:t>
       </w:r>
     </w:p>
     <w:tbl>
@@ -81,7 +81,7 @@
                 <w:b w:val="0"/>
                 <w:sz w:val="19"/>
               </w:rPr>
-              <w:t>2026-10-01</w:t>
+              <w:t>2026-10-02</w:t>
             </w:r>
           </w:p>
         </w:tc>
@@ -127,7 +127,7 @@
                 <w:b w:val="0"/>
                 <w:sz w:val="19"/>
               </w:rPr>
-              <w:t>29 条 / 7 家</w:t>
+              <w:t>25 条 / 5 家</w:t>
             </w:r>
           </w:p>
         </w:tc>
@@ -173,7 +173,7 @@
                 <w:b w:val="0"/>
                 <w:sz w:val="19"/>
               </w:rPr>
-              <w:t>15 个</w:t>
+              <w:t>10 个</w:t>
             </w:r>
           </w:p>
         </w:tc>
@@ -219,7 +219,7 @@
                 <w:b w:val="0"/>
                 <w:sz w:val="19"/>
               </w:rPr>
-              <w:t>2026-10-02</w:t>
+              <w:t>2026-10-03</w:t>
             </w:r>
           </w:p>
         </w:tc>
@@ -245,7 +245,7 @@
     </w:p>
     <w:p>
       <w:r>
-        <w:t>2026-10-01 共归档 29 条新闻，覆盖 7 家公司、15 个信息来源。 新闻量较多的公司包括 SpaceX、Blue Origin、中科宇航、中国星网。</w:t>
+        <w:t>2026-10-02 共归档 25 条新闻，覆盖 5 家公司、10 个信息来源。 新闻量较多的公司包括 SpaceX、中科宇航、Blue Origin、微纳星空。</w:t>
       </w:r>
     </w:p>
     <w:p>
@@ -279,7 +279,7 @@
           <w:rFonts w:ascii="Kaiti SC" w:hAnsi="Kaiti SC" w:eastAsia="Kaiti SC" w:cs="Kaiti SC"/>
           <w:sz w:val="21"/>
         </w:rPr>
-        <w:t>【发射与任务】SpaceX：NASA’s SpaceX Crew-13 Launches to International Space Station （NASA）</w:t>
+        <w:t>【发射与任务】SpaceX：Falcon Heavy set to launch classified NROL-97 to high-energy orbit （NASASpaceflight）</w:t>
       </w:r>
     </w:p>
     <w:p>
@@ -300,7 +300,7 @@
           <w:rFonts w:ascii="Kaiti SC" w:hAnsi="Kaiti SC" w:eastAsia="Kaiti SC" w:cs="Kaiti SC"/>
           <w:sz w:val="21"/>
         </w:rPr>
-        <w:t>【发射与任务】SpaceX：Live coverage: NASA, SpaceX to launch next crewed mission to the International Space Station （Spaceflight Now）</w:t>
+        <w:t>【发射与任务】SpaceX：NASA’s SpaceX Crew-13 Launches （NASA）</w:t>
       </w:r>
     </w:p>
     <w:p>
@@ -321,7 +321,7 @@
           <w:rFonts w:ascii="Kaiti SC" w:hAnsi="Kaiti SC" w:eastAsia="Kaiti SC" w:cs="Kaiti SC"/>
           <w:sz w:val="21"/>
         </w:rPr>
-        <w:t>【市场与股价】中科宇航：蓝箭航天、中科宇航和微纳星空等三家商业航天IPO同日被中止 - 手机新浪网 （手机新浪网）</w:t>
+        <w:t>【发射与任务】SpaceX：Live coverage: AI datacenter prototypes, energy redirection demonstrators and more launching on SpaceX’s Transporter-18 （Spaceflight Now）</w:t>
       </w:r>
     </w:p>
     <w:p>
@@ -342,7 +342,7 @@
           <w:rFonts w:ascii="Kaiti SC" w:hAnsi="Kaiti SC" w:eastAsia="Kaiti SC" w:cs="Kaiti SC"/>
           <w:sz w:val="21"/>
         </w:rPr>
-        <w:t>【市场与股价】中科宇航：蓝箭航天、中科宇航、微纳星空三家企业IPO状态同步变更为中止 - jiemian.com （jiemian.com）</w:t>
+        <w:t>【市场与股价】中科宇航：蓝箭航天、中科宇航等3家商业航天公司科创板IPO中止 - 新浪财经 （新浪财经）</w:t>
       </w:r>
     </w:p>
     <w:p>
@@ -363,7 +363,7 @@
           <w:rFonts w:ascii="Kaiti SC" w:hAnsi="Kaiti SC" w:eastAsia="Kaiti SC" w:cs="Kaiti SC"/>
           <w:sz w:val="21"/>
         </w:rPr>
-        <w:t>【发射与任务】SpaceX：Josh Kutryk reaches space for the first time aboard SpaceX Crew-13 （spaceq.ca）</w:t>
+        <w:t>【市场与股价】SpaceX：Despite a Successful Starship Launch and a New 'Buy' Rating, a Steep Valuation Makes Liftoff Tough for SpaceX Stock （bing.com）</w:t>
       </w:r>
     </w:p>
     <w:p>
@@ -384,7 +384,7 @@
           <w:rFonts w:ascii="Kaiti SC" w:hAnsi="Kaiti SC" w:eastAsia="Kaiti SC" w:cs="Kaiti SC"/>
           <w:sz w:val="21"/>
         </w:rPr>
-        <w:t>【发射与任务】中国星网：China launches Guowang, Yaogan-40 satellites, sets up busy Q4 manifest （3?ds=true&amp;seed=1790899296）</w:t>
+        <w:t>【市场与股价】中科宇航：蓝箭航天、中科宇航和微纳星空IPO同日被中止，商业航天财务更新背后的程序与信号 - 新浪财经 （新浪财经）</w:t>
       </w:r>
     </w:p>
     <w:p>
@@ -405,7 +405,7 @@
           <w:rFonts w:ascii="Kaiti SC" w:hAnsi="Kaiti SC" w:eastAsia="Kaiti SC" w:cs="Kaiti SC"/>
           <w:sz w:val="21"/>
         </w:rPr>
-        <w:t>【其他动态】SpaceX：A rocket shortage gives SpaceX’s competitors an opportunity - The Economist （The Economist）</w:t>
+        <w:t>【市场与股价】中科宇航：蓝箭航天、中科宇航和微纳星空IPO同日被中止，商业航天财务更新背后的程序与信号 - 新浪财经 （新浪财经）</w:t>
       </w:r>
     </w:p>
     <w:p>
@@ -426,7 +426,7 @@
           <w:rFonts w:ascii="Kaiti SC" w:hAnsi="Kaiti SC" w:eastAsia="Kaiti SC" w:cs="Kaiti SC"/>
           <w:sz w:val="21"/>
         </w:rPr>
-        <w:t>【融资与资本】Blue Origin：Blue Origin's first outside funding round is oversubscribed, CEO says - qz.com （qz.com）</w:t>
+        <w:t>【订单与合作】SpaceX：T-Mobile Quietly Drops Starlink Name From Its T-Satellite Website （bing.com）</w:t>
       </w:r>
     </w:p>
     <w:p>
@@ -447,7 +447,7 @@
           <w:rFonts w:ascii="Kaiti SC" w:hAnsi="Kaiti SC" w:eastAsia="Kaiti SC" w:cs="Kaiti SC"/>
           <w:sz w:val="21"/>
         </w:rPr>
-        <w:t>【其他动态】中科宇航：CAS Space Lihong-2 suborbital rocket slips to 2027: Merlin-class engine needs three-restart test （bing.com）</w:t>
+        <w:t>【其他动态】Blue Origin：Blue Origin’s BE-4 Engine Gimble At Full Power During Hotfire Test （bing.com）</w:t>
       </w:r>
     </w:p>
     <w:p>
@@ -468,7 +468,7 @@
           <w:rFonts w:ascii="Kaiti SC" w:hAnsi="Kaiti SC" w:eastAsia="Kaiti SC" w:cs="Kaiti SC"/>
           <w:sz w:val="21"/>
         </w:rPr>
-        <w:t>【发射与任务】Blue Origin：Blue Origin targets 50 launches a year - Advanced Television （Advanced Television）</w:t>
+        <w:t>【其他动态】Blue Origin：Blue Origin’s BE-4 Engine Gimble At Full Power During Hotfire Test （bing.com）</w:t>
       </w:r>
     </w:p>
     <w:p>
@@ -489,7 +489,7 @@
           <w:rFonts w:ascii="Kaiti SC" w:hAnsi="Kaiti SC" w:eastAsia="Kaiti SC" w:cs="Kaiti SC"/>
           <w:sz w:val="21"/>
         </w:rPr>
-        <w:t>【其他动态】SpaceX：SpaceX’s Starlink Just Got More Powerful, and Cable Giants Comcast, Charter May Feel the Heat （bing.com）</w:t>
+        <w:t>【其他动态】中科宇航：全球民商火箭位次出炉：SpaceX第一、中科宇航第二 国内头部梯队成型 - 新浪财经 （新浪财经）</w:t>
       </w:r>
     </w:p>
     <w:p>
@@ -510,7 +510,7 @@
           <w:rFonts w:ascii="Kaiti SC" w:hAnsi="Kaiti SC" w:eastAsia="Kaiti SC" w:cs="Kaiti SC"/>
           <w:sz w:val="21"/>
         </w:rPr>
-        <w:t>【发射与任务】星河动力：智神星一号首飞成功！揭秘这枚火箭的硬核技术 - 搜狐网 （搜狐网）</w:t>
+        <w:t>【市场与股价】蓝箭航天：蓝箭航天、中科宇航等3家商业航天公司科创板IPO中止 - 新浪财经 （新浪财经）</w:t>
       </w:r>
     </w:p>
     <w:p>
@@ -531,7 +531,7 @@
           <w:rFonts w:ascii="Kaiti SC" w:hAnsi="Kaiti SC" w:eastAsia="Kaiti SC" w:cs="Kaiti SC"/>
           <w:sz w:val="21"/>
         </w:rPr>
-        <w:t>【发射与任务】Blue Origin：Blue Origin seeking to increase New Glenn launch cadence at Cape Canaveral - SpaceNews （SpaceNews）</w:t>
+        <w:t>【市场与股价】蓝箭航天：蓝箭航天、中科宇航和微纳星空IPO同日被中止，商业航天财务更新背后的程序与信号 - 新浪财经 （新浪财经）</w:t>
       </w:r>
     </w:p>
     <w:p>
@@ -552,7 +552,7 @@
           <w:rFonts w:ascii="Kaiti SC" w:hAnsi="Kaiti SC" w:eastAsia="Kaiti SC" w:cs="Kaiti SC"/>
           <w:sz w:val="21"/>
         </w:rPr>
-        <w:t>【融资与资本】Blue Origin：Blue Origin's first outside funding round is 'oversubscribed' and not closed yet, CEO says - cnbc.com （cnbc.com）</w:t>
+        <w:t>【市场与股价】微纳星空：蓝箭航天、中科宇航和微纳星空IPO同日被中止，商业航天财务更新背后的程序与信号 - 新浪财经 （新浪财经）</w:t>
       </w:r>
     </w:p>
     <w:p>
@@ -573,49 +573,7 @@
           <w:rFonts w:ascii="Kaiti SC" w:hAnsi="Kaiti SC" w:eastAsia="Kaiti SC" w:cs="Kaiti SC"/>
           <w:sz w:val="21"/>
         </w:rPr>
-        <w:t>【发射与任务】中科宇航：CAS Space Delays Maiden Flight of Reusable Lihong-2 Suborbital Rocket to 2027 （satnews.com）</w:t>
-      </w:r>
-    </w:p>
-    <w:p>
-      <w:pPr>
-        <w:keepLines/>
-        <w:spacing w:after="60"/>
-        <w:ind w:left="369" w:hanging="227"/>
-      </w:pPr>
-      <w:r>
-        <w:rPr>
-          <w:rFonts w:ascii="Kaiti SC" w:hAnsi="Kaiti SC" w:eastAsia="Kaiti SC" w:cs="Kaiti SC"/>
-          <w:sz w:val="21"/>
-        </w:rPr>
-        <w:t xml:space="preserve">➢ </w:t>
-      </w:r>
-      <w:r>
-        <w:rPr>
-          <w:rFonts w:ascii="Kaiti SC" w:hAnsi="Kaiti SC" w:eastAsia="Kaiti SC" w:cs="Kaiti SC"/>
-          <w:sz w:val="21"/>
-        </w:rPr>
-        <w:t>【市场与股价】蓝箭航天：蓝箭航天、中科宇航、微纳星空三家企业IPO状态同步变更为中止 - jiemian.com （jiemian.com）</w:t>
-      </w:r>
-    </w:p>
-    <w:p>
-      <w:pPr>
-        <w:keepLines/>
-        <w:spacing w:after="60"/>
-        <w:ind w:left="369" w:hanging="227"/>
-      </w:pPr>
-      <w:r>
-        <w:rPr>
-          <w:rFonts w:ascii="Kaiti SC" w:hAnsi="Kaiti SC" w:eastAsia="Kaiti SC" w:cs="Kaiti SC"/>
-          <w:sz w:val="21"/>
-        </w:rPr>
-        <w:t xml:space="preserve">➢ </w:t>
-      </w:r>
-      <w:r>
-        <w:rPr>
-          <w:rFonts w:ascii="Kaiti SC" w:hAnsi="Kaiti SC" w:eastAsia="Kaiti SC" w:cs="Kaiti SC"/>
-          <w:sz w:val="21"/>
-        </w:rPr>
-        <w:t>【市场与股价】微纳星空：蓝箭航天、中科宇航、微纳星空三家企业IPO状态同步变更为中止 - jiemian.com （jiemian.com）</w:t>
+        <w:t>【市场与股价】微纳星空：蓝箭航天、中科宇航和微纳星空IPO同日被中止，商业航天财务更新背后的程序与信号 - 新浪财经 （新浪财经）</w:t>
       </w:r>
     </w:p>
     <w:p>
@@ -774,7 +732,7 @@
                 <w:b w:val="0"/>
                 <w:sz w:val="19"/>
               </w:rPr>
-              <w:t>17</w:t>
+              <w:t>15</w:t>
             </w:r>
           </w:p>
         </w:tc>
@@ -795,7 +753,7 @@
                 <w:b w:val="0"/>
                 <w:sz w:val="19"/>
               </w:rPr>
-              <w:t>发射与任务、其他动态、订单与合作</w:t>
+              <w:t>发射与任务、市场与股价、订单与合作、其他动态</w:t>
             </w:r>
           </w:p>
         </w:tc>
@@ -815,94 +773,7 @@
                 <w:b w:val="0"/>
                 <w:sz w:val="19"/>
               </w:rPr>
-              <w:t>NASA’s SpaceX Crew-13 Launches to International Space Station</w:t>
-            </w:r>
-          </w:p>
-        </w:tc>
-      </w:tr>
-      <w:tr>
-        <w:trPr>
-          <w:cantSplit/>
-        </w:trPr>
-        <w:tc>
-          <w:tcPr>
-            <w:tcW w:type="dxa" w:w="2075"/>
-            <w:vAlign w:val="center"/>
-          </w:tcPr>
-          <w:p>
-            <w:pPr>
-              <w:spacing w:after="0" w:line="252" w:lineRule="auto"/>
-            </w:pPr>
-            <w:r/>
-            <w:r>
-              <w:rPr>
-                <w:rFonts w:ascii="Kaiti SC" w:hAnsi="Kaiti SC" w:eastAsia="Kaiti SC" w:cs="Kaiti SC"/>
-                <w:b w:val="0"/>
-                <w:sz w:val="19"/>
-              </w:rPr>
-              <w:t>Blue Origin</w:t>
-            </w:r>
-          </w:p>
-        </w:tc>
-        <w:tc>
-          <w:tcPr>
-            <w:tcW w:type="dxa" w:w="2075"/>
-            <w:vAlign w:val="center"/>
-          </w:tcPr>
-          <w:p>
-            <w:pPr>
-              <w:spacing w:after="0" w:line="252" w:lineRule="auto"/>
-              <w:jc w:val="center"/>
-            </w:pPr>
-            <w:r/>
-            <w:r>
-              <w:rPr>
-                <w:rFonts w:ascii="Kaiti SC" w:hAnsi="Kaiti SC" w:eastAsia="Kaiti SC" w:cs="Kaiti SC"/>
-                <w:b w:val="0"/>
-                <w:sz w:val="19"/>
-              </w:rPr>
-              <w:t>4</w:t>
-            </w:r>
-          </w:p>
-        </w:tc>
-        <w:tc>
-          <w:tcPr>
-            <w:tcW w:type="dxa" w:w="2075"/>
-            <w:vAlign w:val="center"/>
-          </w:tcPr>
-          <w:p>
-            <w:pPr>
-              <w:spacing w:after="0" w:line="252" w:lineRule="auto"/>
-              <w:jc w:val="center"/>
-            </w:pPr>
-            <w:r/>
-            <w:r>
-              <w:rPr>
-                <w:rFonts w:ascii="Kaiti SC" w:hAnsi="Kaiti SC" w:eastAsia="Kaiti SC" w:cs="Kaiti SC"/>
-                <w:b w:val="0"/>
-                <w:sz w:val="19"/>
-              </w:rPr>
-              <w:t>融资与资本、发射与任务</w:t>
-            </w:r>
-          </w:p>
-        </w:tc>
-        <w:tc>
-          <w:tcPr>
-            <w:tcW w:type="dxa" w:w="2075"/>
-            <w:vAlign w:val="center"/>
-          </w:tcPr>
-          <w:p>
-            <w:pPr>
-              <w:spacing w:after="0" w:line="252" w:lineRule="auto"/>
-            </w:pPr>
-            <w:r/>
-            <w:r>
-              <w:rPr>
-                <w:rFonts w:ascii="Kaiti SC" w:hAnsi="Kaiti SC" w:eastAsia="Kaiti SC" w:cs="Kaiti SC"/>
-                <w:b w:val="0"/>
-                <w:sz w:val="19"/>
-              </w:rPr>
-              <w:t>Blue Origin's first outside funding round is oversubscribed, CEO says - qz.com</w:t>
+              <w:t>Falcon Heavy set to launch classified NROL-97 to high-energy orbit</w:t>
             </w:r>
           </w:p>
         </w:tc>
@@ -969,7 +840,7 @@
                 <w:b w:val="0"/>
                 <w:sz w:val="19"/>
               </w:rPr>
-              <w:t>市场与股价、其他动态、发射与任务</w:t>
+              <w:t>市场与股价、其他动态</w:t>
             </w:r>
           </w:p>
         </w:tc>
@@ -989,7 +860,7 @@
                 <w:b w:val="0"/>
                 <w:sz w:val="19"/>
               </w:rPr>
-              <w:t>蓝箭航天、中科宇航和微纳星空等三家商业航天IPO同日被中止 - 手机新浪网</w:t>
+              <w:t>蓝箭航天、中科宇航等3家商业航天公司科创板IPO中止 - 新浪财经</w:t>
             </w:r>
           </w:p>
         </w:tc>
@@ -1014,7 +885,7 @@
                 <w:b w:val="0"/>
                 <w:sz w:val="19"/>
               </w:rPr>
-              <w:t>中国星网</w:t>
+              <w:t>Blue Origin</w:t>
             </w:r>
           </w:p>
         </w:tc>
@@ -1035,7 +906,7 @@
                 <w:b w:val="0"/>
                 <w:sz w:val="19"/>
               </w:rPr>
-              <w:t>1</w:t>
+              <w:t>2</w:t>
             </w:r>
           </w:p>
         </w:tc>
@@ -1056,7 +927,7 @@
                 <w:b w:val="0"/>
                 <w:sz w:val="19"/>
               </w:rPr>
-              <w:t>发射与任务</w:t>
+              <w:t>其他动态</w:t>
             </w:r>
           </w:p>
         </w:tc>
@@ -1076,7 +947,7 @@
                 <w:b w:val="0"/>
                 <w:sz w:val="19"/>
               </w:rPr>
-              <w:t>China launches Guowang, Yaogan-40 satellites, sets up busy Q4 manifest</w:t>
+              <w:t>Blue Origin’s BE-4 Engine Gimble At Full Power During Hotfire Test</w:t>
             </w:r>
           </w:p>
         </w:tc>
@@ -1122,7 +993,7 @@
                 <w:b w:val="0"/>
                 <w:sz w:val="19"/>
               </w:rPr>
-              <w:t>1</w:t>
+              <w:t>2</w:t>
             </w:r>
           </w:p>
         </w:tc>
@@ -1163,94 +1034,7 @@
                 <w:b w:val="0"/>
                 <w:sz w:val="19"/>
               </w:rPr>
-              <w:t>蓝箭航天、中科宇航、微纳星空三家企业IPO状态同步变更为中止 - jiemian.com</w:t>
-            </w:r>
-          </w:p>
-        </w:tc>
-      </w:tr>
-      <w:tr>
-        <w:trPr>
-          <w:cantSplit/>
-        </w:trPr>
-        <w:tc>
-          <w:tcPr>
-            <w:tcW w:type="dxa" w:w="2075"/>
-            <w:vAlign w:val="center"/>
-          </w:tcPr>
-          <w:p>
-            <w:pPr>
-              <w:spacing w:after="0" w:line="252" w:lineRule="auto"/>
-            </w:pPr>
-            <w:r/>
-            <w:r>
-              <w:rPr>
-                <w:rFonts w:ascii="Kaiti SC" w:hAnsi="Kaiti SC" w:eastAsia="Kaiti SC" w:cs="Kaiti SC"/>
-                <w:b w:val="0"/>
-                <w:sz w:val="19"/>
-              </w:rPr>
-              <w:t>星河动力</w:t>
-            </w:r>
-          </w:p>
-        </w:tc>
-        <w:tc>
-          <w:tcPr>
-            <w:tcW w:type="dxa" w:w="2075"/>
-            <w:vAlign w:val="center"/>
-          </w:tcPr>
-          <w:p>
-            <w:pPr>
-              <w:spacing w:after="0" w:line="252" w:lineRule="auto"/>
-              <w:jc w:val="center"/>
-            </w:pPr>
-            <w:r/>
-            <w:r>
-              <w:rPr>
-                <w:rFonts w:ascii="Kaiti SC" w:hAnsi="Kaiti SC" w:eastAsia="Kaiti SC" w:cs="Kaiti SC"/>
-                <w:b w:val="0"/>
-                <w:sz w:val="19"/>
-              </w:rPr>
-              <w:t>1</w:t>
-            </w:r>
-          </w:p>
-        </w:tc>
-        <w:tc>
-          <w:tcPr>
-            <w:tcW w:type="dxa" w:w="2075"/>
-            <w:vAlign w:val="center"/>
-          </w:tcPr>
-          <w:p>
-            <w:pPr>
-              <w:spacing w:after="0" w:line="252" w:lineRule="auto"/>
-              <w:jc w:val="center"/>
-            </w:pPr>
-            <w:r/>
-            <w:r>
-              <w:rPr>
-                <w:rFonts w:ascii="Kaiti SC" w:hAnsi="Kaiti SC" w:eastAsia="Kaiti SC" w:cs="Kaiti SC"/>
-                <w:b w:val="0"/>
-                <w:sz w:val="19"/>
-              </w:rPr>
-              <w:t>发射与任务</w:t>
-            </w:r>
-          </w:p>
-        </w:tc>
-        <w:tc>
-          <w:tcPr>
-            <w:tcW w:type="dxa" w:w="2075"/>
-            <w:vAlign w:val="center"/>
-          </w:tcPr>
-          <w:p>
-            <w:pPr>
-              <w:spacing w:after="0" w:line="252" w:lineRule="auto"/>
-            </w:pPr>
-            <w:r/>
-            <w:r>
-              <w:rPr>
-                <w:rFonts w:ascii="Kaiti SC" w:hAnsi="Kaiti SC" w:eastAsia="Kaiti SC" w:cs="Kaiti SC"/>
-                <w:b w:val="0"/>
-                <w:sz w:val="19"/>
-              </w:rPr>
-              <w:t>智神星一号首飞成功！揭秘这枚火箭的硬核技术 - 搜狐网</w:t>
+              <w:t>蓝箭航天、中科宇航和微纳星空IPO同日被中止，商业航天财务更新背后的程序与信号 - 新浪财经</w:t>
             </w:r>
           </w:p>
         </w:tc>
@@ -1296,7 +1080,7 @@
                 <w:b w:val="0"/>
                 <w:sz w:val="19"/>
               </w:rPr>
-              <w:t>1</w:t>
+              <w:t>2</w:t>
             </w:r>
           </w:p>
         </w:tc>
@@ -1337,7 +1121,7 @@
                 <w:b w:val="0"/>
                 <w:sz w:val="19"/>
               </w:rPr>
-              <w:t>蓝箭航天、中科宇航、微纳星空三家企业IPO状态同步变更为中止 - jiemian.com</w:t>
+              <w:t>蓝箭航天、中科宇航等3家商业航天公司科创板IPO中止 - 新浪财经</w:t>
             </w:r>
           </w:p>
         </w:tc>
@@ -1374,7 +1158,7 @@
           <w:rFonts w:ascii="Kaiti SC" w:hAnsi="Kaiti SC" w:eastAsia="Kaiti SC" w:cs="Kaiti SC"/>
           <w:sz w:val="21"/>
         </w:rPr>
-        <w:t>[1] 2026-10-01｜NASA｜SpaceX：NASA’s SpaceX Crew-13 Launches to International Space Station</w:t>
+        <w:t>[1] 2026-10-02｜NASASpaceflight｜SpaceX：Falcon Heavy set to launch classified NROL-97 to high-energy orbit</w:t>
       </w:r>
     </w:p>
     <w:p>
@@ -1395,7 +1179,7 @@
           <w:rFonts w:ascii="Kaiti SC" w:hAnsi="Kaiti SC" w:eastAsia="Kaiti SC" w:cs="Kaiti SC"/>
           <w:sz w:val="21"/>
         </w:rPr>
-        <w:t>[2] 2026-10-01｜Spaceflight Now｜SpaceX：Live coverage: NASA, SpaceX to launch next crewed mission to the International Space Station</w:t>
+        <w:t>[2] 2026-10-02｜NASA｜SpaceX：NASA’s SpaceX Crew-13 Launches</w:t>
       </w:r>
     </w:p>
     <w:p>
@@ -1416,7 +1200,7 @@
           <w:rFonts w:ascii="Kaiti SC" w:hAnsi="Kaiti SC" w:eastAsia="Kaiti SC" w:cs="Kaiti SC"/>
           <w:sz w:val="21"/>
         </w:rPr>
-        <w:t>[3] 2026-10-01｜手机新浪网｜中科宇航：蓝箭航天、中科宇航和微纳星空等三家商业航天IPO同日被中止 - 手机新浪网</w:t>
+        <w:t>[3] 2026-10-02｜Spaceflight Now｜SpaceX：Live coverage: AI datacenter prototypes, energy redirection demonstrators and more launching on SpaceX’s Transporter-18</w:t>
       </w:r>
     </w:p>
     <w:p>
@@ -1437,7 +1221,7 @@
           <w:rFonts w:ascii="Kaiti SC" w:hAnsi="Kaiti SC" w:eastAsia="Kaiti SC" w:cs="Kaiti SC"/>
           <w:sz w:val="21"/>
         </w:rPr>
-        <w:t>[4] 2026-10-01｜jiemian.com｜中科宇航：蓝箭航天、中科宇航、微纳星空三家企业IPO状态同步变更为中止 - jiemian.com</w:t>
+        <w:t>[4] 2026-10-02｜新浪财经｜中科宇航：蓝箭航天、中科宇航等3家商业航天公司科创板IPO中止 - 新浪财经</w:t>
       </w:r>
     </w:p>
     <w:p>
@@ -1458,7 +1242,7 @@
           <w:rFonts w:ascii="Kaiti SC" w:hAnsi="Kaiti SC" w:eastAsia="Kaiti SC" w:cs="Kaiti SC"/>
           <w:sz w:val="21"/>
         </w:rPr>
-        <w:t>[5] 2026-10-01｜spaceq.ca｜SpaceX：Josh Kutryk reaches space for the first time aboard SpaceX Crew-13</w:t>
+        <w:t>[5] 2026-10-02｜bing.com｜SpaceX：Despite a Successful Starship Launch and a New 'Buy' Rating, a Steep Valuation Makes Liftoff Tough for SpaceX Stock</w:t>
       </w:r>
     </w:p>
     <w:p>
@@ -1479,7 +1263,7 @@
           <w:rFonts w:ascii="Kaiti SC" w:hAnsi="Kaiti SC" w:eastAsia="Kaiti SC" w:cs="Kaiti SC"/>
           <w:sz w:val="21"/>
         </w:rPr>
-        <w:t>[6] 2026-10-01｜3?ds=true&amp;seed=1790899296｜中国星网：China launches Guowang, Yaogan-40 satellites, sets up busy Q4 manifest</w:t>
+        <w:t>[6] 2026-10-02｜新浪财经｜中科宇航：蓝箭航天、中科宇航和微纳星空IPO同日被中止，商业航天财务更新背后的程序与信号 - 新浪财经</w:t>
       </w:r>
     </w:p>
     <w:p>
@@ -1500,7 +1284,7 @@
           <w:rFonts w:ascii="Kaiti SC" w:hAnsi="Kaiti SC" w:eastAsia="Kaiti SC" w:cs="Kaiti SC"/>
           <w:sz w:val="21"/>
         </w:rPr>
-        <w:t>[7] 2026-10-01｜The Economist｜SpaceX：A rocket shortage gives SpaceX’s competitors an opportunity - The Economist</w:t>
+        <w:t>[7] 2026-10-02｜新浪财经｜中科宇航：蓝箭航天、中科宇航和微纳星空IPO同日被中止，商业航天财务更新背后的程序与信号 - 新浪财经</w:t>
       </w:r>
     </w:p>
     <w:p>
@@ -1521,7 +1305,7 @@
           <w:rFonts w:ascii="Kaiti SC" w:hAnsi="Kaiti SC" w:eastAsia="Kaiti SC" w:cs="Kaiti SC"/>
           <w:sz w:val="21"/>
         </w:rPr>
-        <w:t>[8] 2026-10-01｜qz.com｜Blue Origin：Blue Origin's first outside funding round is oversubscribed, CEO says - qz.com</w:t>
+        <w:t>[8] 2026-10-02｜bing.com｜SpaceX：T-Mobile Quietly Drops Starlink Name From Its T-Satellite Website</w:t>
       </w:r>
     </w:p>
     <w:p>
@@ -1542,7 +1326,7 @@
           <w:rFonts w:ascii="Kaiti SC" w:hAnsi="Kaiti SC" w:eastAsia="Kaiti SC" w:cs="Kaiti SC"/>
           <w:sz w:val="21"/>
         </w:rPr>
-        <w:t>[9] 2026-10-01｜bing.com｜中科宇航：CAS Space Lihong-2 suborbital rocket slips to 2027: Merlin-class engine needs three-restart test</w:t>
+        <w:t>[9] 2026-10-02｜bing.com｜Blue Origin：Blue Origin’s BE-4 Engine Gimble At Full Power During Hotfire Test</w:t>
       </w:r>
     </w:p>
     <w:p>
@@ -1563,7 +1347,7 @@
           <w:rFonts w:ascii="Kaiti SC" w:hAnsi="Kaiti SC" w:eastAsia="Kaiti SC" w:cs="Kaiti SC"/>
           <w:sz w:val="21"/>
         </w:rPr>
-        <w:t>[10] 2026-10-01｜Advanced Television｜Blue Origin：Blue Origin targets 50 launches a year - Advanced Television</w:t>
+        <w:t>[10] 2026-10-02｜bing.com｜Blue Origin：Blue Origin’s BE-4 Engine Gimble At Full Power During Hotfire Test</w:t>
       </w:r>
     </w:p>
     <w:p>
@@ -1584,7 +1368,7 @@
           <w:rFonts w:ascii="Kaiti SC" w:hAnsi="Kaiti SC" w:eastAsia="Kaiti SC" w:cs="Kaiti SC"/>
           <w:sz w:val="21"/>
         </w:rPr>
-        <w:t>[11] 2026-10-01｜bing.com｜SpaceX：SpaceX’s Starlink Just Got More Powerful, and Cable Giants Comcast, Charter May Feel the Heat</w:t>
+        <w:t>[11] 2026-10-02｜新浪财经｜中科宇航：全球民商火箭位次出炉：SpaceX第一、中科宇航第二 国内头部梯队成型 - 新浪财经</w:t>
       </w:r>
     </w:p>
     <w:p>
@@ -1605,7 +1389,7 @@
           <w:rFonts w:ascii="Kaiti SC" w:hAnsi="Kaiti SC" w:eastAsia="Kaiti SC" w:cs="Kaiti SC"/>
           <w:sz w:val="21"/>
         </w:rPr>
-        <w:t>[12] 2026-10-01｜搜狐网｜星河动力：智神星一号首飞成功！揭秘这枚火箭的硬核技术 - 搜狐网</w:t>
+        <w:t>[12] 2026-10-02｜新浪财经｜蓝箭航天：蓝箭航天、中科宇航等3家商业航天公司科创板IPO中止 - 新浪财经</w:t>
       </w:r>
     </w:p>
     <w:p>
@@ -1626,7 +1410,7 @@
           <w:rFonts w:ascii="Kaiti SC" w:hAnsi="Kaiti SC" w:eastAsia="Kaiti SC" w:cs="Kaiti SC"/>
           <w:sz w:val="21"/>
         </w:rPr>
-        <w:t>[13] 2026-10-01｜SpaceNews｜Blue Origin：Blue Origin seeking to increase New Glenn launch cadence at Cape Canaveral - SpaceNews</w:t>
+        <w:t>[13] 2026-10-02｜新浪财经｜蓝箭航天：蓝箭航天、中科宇航和微纳星空IPO同日被中止，商业航天财务更新背后的程序与信号 - 新浪财经</w:t>
       </w:r>
     </w:p>
     <w:p>
@@ -1647,7 +1431,7 @@
           <w:rFonts w:ascii="Kaiti SC" w:hAnsi="Kaiti SC" w:eastAsia="Kaiti SC" w:cs="Kaiti SC"/>
           <w:sz w:val="21"/>
         </w:rPr>
-        <w:t>[14] 2026-10-01｜cnbc.com｜Blue Origin：Blue Origin's first outside funding round is 'oversubscribed' and not closed yet, CEO says - cnbc.com</w:t>
+        <w:t>[14] 2026-10-02｜新浪财经｜微纳星空：蓝箭航天、中科宇航和微纳星空IPO同日被中止，商业航天财务更新背后的程序与信号 - 新浪财经</w:t>
       </w:r>
     </w:p>
     <w:p>
@@ -1668,49 +1452,7 @@
           <w:rFonts w:ascii="Kaiti SC" w:hAnsi="Kaiti SC" w:eastAsia="Kaiti SC" w:cs="Kaiti SC"/>
           <w:sz w:val="21"/>
         </w:rPr>
-        <w:t>[15] 2026-10-01｜satnews.com｜中科宇航：CAS Space Delays Maiden Flight of Reusable Lihong-2 Suborbital Rocket to 2027</w:t>
-      </w:r>
-    </w:p>
-    <w:p>
-      <w:pPr>
-        <w:keepLines/>
-        <w:spacing w:after="60"/>
-        <w:ind w:left="369" w:hanging="227"/>
-      </w:pPr>
-      <w:r>
-        <w:rPr>
-          <w:rFonts w:ascii="Kaiti SC" w:hAnsi="Kaiti SC" w:eastAsia="Kaiti SC" w:cs="Kaiti SC"/>
-          <w:sz w:val="21"/>
-        </w:rPr>
-        <w:t xml:space="preserve">✓ </w:t>
-      </w:r>
-      <w:r>
-        <w:rPr>
-          <w:rFonts w:ascii="Kaiti SC" w:hAnsi="Kaiti SC" w:eastAsia="Kaiti SC" w:cs="Kaiti SC"/>
-          <w:sz w:val="21"/>
-        </w:rPr>
-        <w:t>[16] 2026-10-01｜jiemian.com｜蓝箭航天：蓝箭航天、中科宇航、微纳星空三家企业IPO状态同步变更为中止 - jiemian.com</w:t>
-      </w:r>
-    </w:p>
-    <w:p>
-      <w:pPr>
-        <w:keepLines/>
-        <w:spacing w:after="60"/>
-        <w:ind w:left="369" w:hanging="227"/>
-      </w:pPr>
-      <w:r>
-        <w:rPr>
-          <w:rFonts w:ascii="Kaiti SC" w:hAnsi="Kaiti SC" w:eastAsia="Kaiti SC" w:cs="Kaiti SC"/>
-          <w:sz w:val="21"/>
-        </w:rPr>
-        <w:t xml:space="preserve">✓ </w:t>
-      </w:r>
-      <w:r>
-        <w:rPr>
-          <w:rFonts w:ascii="Kaiti SC" w:hAnsi="Kaiti SC" w:eastAsia="Kaiti SC" w:cs="Kaiti SC"/>
-          <w:sz w:val="21"/>
-        </w:rPr>
-        <w:t>[17] 2026-10-01｜jiemian.com｜微纳星空：蓝箭航天、中科宇航、微纳星空三家企业IPO状态同步变更为中止 - jiemian.com</w:t>
+        <w:t>[15] 2026-10-02｜新浪财经｜微纳星空：蓝箭航天、中科宇航和微纳星空IPO同日被中止，商业航天财务更新背后的程序与信号 - 新浪财经</w:t>
       </w:r>
     </w:p>
     <w:sectPr>

--- a/docs/data/reports/daily-documents/latest/previous_daily_report.docx
+++ b/docs/data/reports/daily-documents/latest/previous_daily_report.docx
@@ -26,7 +26,7 @@
           <w:rFonts w:ascii="Kaiti SC" w:hAnsi="Kaiti SC" w:eastAsia="Kaiti SC" w:cs="Kaiti SC"/>
           <w:sz w:val="21"/>
         </w:rPr>
-        <w:t>2026-10-02（上一自然日）</w:t>
+        <w:t>2026-10-03（上一自然日）</w:t>
       </w:r>
     </w:p>
     <w:tbl>
@@ -81,7 +81,7 @@
                 <w:b w:val="0"/>
                 <w:sz w:val="19"/>
               </w:rPr>
-              <w:t>2026-10-02</w:t>
+              <w:t>2026-10-03</w:t>
             </w:r>
           </w:p>
         </w:tc>
@@ -127,7 +127,7 @@
                 <w:b w:val="0"/>
                 <w:sz w:val="19"/>
               </w:rPr>
-              <w:t>25 条 / 5 家</w:t>
+              <w:t>5 条 / 4 家</w:t>
             </w:r>
           </w:p>
         </w:tc>
@@ -173,7 +173,7 @@
                 <w:b w:val="0"/>
                 <w:sz w:val="19"/>
               </w:rPr>
-              <w:t>10 个</w:t>
+              <w:t>4 个</w:t>
             </w:r>
           </w:p>
         </w:tc>
@@ -219,7 +219,7 @@
                 <w:b w:val="0"/>
                 <w:sz w:val="19"/>
               </w:rPr>
-              <w:t>2026-10-03</w:t>
+              <w:t>2026-10-04</w:t>
             </w:r>
           </w:p>
         </w:tc>
@@ -245,7 +245,7 @@
     </w:p>
     <w:p>
       <w:r>
-        <w:t>2026-10-02 共归档 25 条新闻，覆盖 5 家公司、10 个信息来源。 新闻量较多的公司包括 SpaceX、中科宇航、Blue Origin、微纳星空。</w:t>
+        <w:t>2026-10-03 共归档 5 条新闻，覆盖 4 家公司、4 个信息来源。 新闻量较多的公司包括 SpaceX、Blue Origin、中科宇航、微纳星空。</w:t>
       </w:r>
     </w:p>
     <w:p>
@@ -279,7 +279,7 @@
           <w:rFonts w:ascii="Kaiti SC" w:hAnsi="Kaiti SC" w:eastAsia="Kaiti SC" w:cs="Kaiti SC"/>
           <w:sz w:val="21"/>
         </w:rPr>
-        <w:t>【发射与任务】SpaceX：Falcon Heavy set to launch classified NROL-97 to high-energy orbit （NASASpaceflight）</w:t>
+        <w:t>【发射与任务】中科宇航：“一箭9星”，中科宇航今年第6次发射成功 - 茉莉花新闻网 （茉莉花新闻网）</w:t>
       </w:r>
     </w:p>
     <w:p>
@@ -300,7 +300,7 @@
           <w:rFonts w:ascii="Kaiti SC" w:hAnsi="Kaiti SC" w:eastAsia="Kaiti SC" w:cs="Kaiti SC"/>
           <w:sz w:val="21"/>
         </w:rPr>
-        <w:t>【发射与任务】SpaceX：NASA’s SpaceX Crew-13 Launches （NASA）</w:t>
+        <w:t>【发射与任务】Blue Origin：Blue Origin Wants to Launch New Glenn Up to 50 Times a Year - mediasat.info （mediasat.info）</w:t>
       </w:r>
     </w:p>
     <w:p>
@@ -321,7 +321,7 @@
           <w:rFonts w:ascii="Kaiti SC" w:hAnsi="Kaiti SC" w:eastAsia="Kaiti SC" w:cs="Kaiti SC"/>
           <w:sz w:val="21"/>
         </w:rPr>
-        <w:t>【发射与任务】SpaceX：Live coverage: AI datacenter prototypes, energy redirection demonstrators and more launching on SpaceX’s Transporter-18 （Spaceflight Now）</w:t>
+        <w:t>【发射与任务】SpaceX：Triple Rocket Launch Spree Drives SpaceX (SPCX) Stock Up 7% on Friday （bing.com）</w:t>
       </w:r>
     </w:p>
     <w:p>
@@ -342,7 +342,7 @@
           <w:rFonts w:ascii="Kaiti SC" w:hAnsi="Kaiti SC" w:eastAsia="Kaiti SC" w:cs="Kaiti SC"/>
           <w:sz w:val="21"/>
         </w:rPr>
-        <w:t>【市场与股价】中科宇航：蓝箭航天、中科宇航等3家商业航天公司科创板IPO中止 - 新浪财经 （新浪财经）</w:t>
+        <w:t>【发射与任务】SpaceX：SpaceX (SPCX) Stock Surges 7% After Launching 3 Rockets in 13 Hours （bing.com）</w:t>
       </w:r>
     </w:p>
     <w:p>
@@ -363,217 +363,7 @@
           <w:rFonts w:ascii="Kaiti SC" w:hAnsi="Kaiti SC" w:eastAsia="Kaiti SC" w:cs="Kaiti SC"/>
           <w:sz w:val="21"/>
         </w:rPr>
-        <w:t>【市场与股价】SpaceX：Despite a Successful Starship Launch and a New 'Buy' Rating, a Steep Valuation Makes Liftoff Tough for SpaceX Stock （bing.com）</w:t>
-      </w:r>
-    </w:p>
-    <w:p>
-      <w:pPr>
-        <w:keepLines/>
-        <w:spacing w:after="60"/>
-        <w:ind w:left="369" w:hanging="227"/>
-      </w:pPr>
-      <w:r>
-        <w:rPr>
-          <w:rFonts w:ascii="Kaiti SC" w:hAnsi="Kaiti SC" w:eastAsia="Kaiti SC" w:cs="Kaiti SC"/>
-          <w:sz w:val="21"/>
-        </w:rPr>
-        <w:t xml:space="preserve">➢ </w:t>
-      </w:r>
-      <w:r>
-        <w:rPr>
-          <w:rFonts w:ascii="Kaiti SC" w:hAnsi="Kaiti SC" w:eastAsia="Kaiti SC" w:cs="Kaiti SC"/>
-          <w:sz w:val="21"/>
-        </w:rPr>
-        <w:t>【市场与股价】中科宇航：蓝箭航天、中科宇航和微纳星空IPO同日被中止，商业航天财务更新背后的程序与信号 - 新浪财经 （新浪财经）</w:t>
-      </w:r>
-    </w:p>
-    <w:p>
-      <w:pPr>
-        <w:keepLines/>
-        <w:spacing w:after="60"/>
-        <w:ind w:left="369" w:hanging="227"/>
-      </w:pPr>
-      <w:r>
-        <w:rPr>
-          <w:rFonts w:ascii="Kaiti SC" w:hAnsi="Kaiti SC" w:eastAsia="Kaiti SC" w:cs="Kaiti SC"/>
-          <w:sz w:val="21"/>
-        </w:rPr>
-        <w:t xml:space="preserve">➢ </w:t>
-      </w:r>
-      <w:r>
-        <w:rPr>
-          <w:rFonts w:ascii="Kaiti SC" w:hAnsi="Kaiti SC" w:eastAsia="Kaiti SC" w:cs="Kaiti SC"/>
-          <w:sz w:val="21"/>
-        </w:rPr>
-        <w:t>【市场与股价】中科宇航：蓝箭航天、中科宇航和微纳星空IPO同日被中止，商业航天财务更新背后的程序与信号 - 新浪财经 （新浪财经）</w:t>
-      </w:r>
-    </w:p>
-    <w:p>
-      <w:pPr>
-        <w:keepLines/>
-        <w:spacing w:after="60"/>
-        <w:ind w:left="369" w:hanging="227"/>
-      </w:pPr>
-      <w:r>
-        <w:rPr>
-          <w:rFonts w:ascii="Kaiti SC" w:hAnsi="Kaiti SC" w:eastAsia="Kaiti SC" w:cs="Kaiti SC"/>
-          <w:sz w:val="21"/>
-        </w:rPr>
-        <w:t xml:space="preserve">➢ </w:t>
-      </w:r>
-      <w:r>
-        <w:rPr>
-          <w:rFonts w:ascii="Kaiti SC" w:hAnsi="Kaiti SC" w:eastAsia="Kaiti SC" w:cs="Kaiti SC"/>
-          <w:sz w:val="21"/>
-        </w:rPr>
-        <w:t>【订单与合作】SpaceX：T-Mobile Quietly Drops Starlink Name From Its T-Satellite Website （bing.com）</w:t>
-      </w:r>
-    </w:p>
-    <w:p>
-      <w:pPr>
-        <w:keepLines/>
-        <w:spacing w:after="60"/>
-        <w:ind w:left="369" w:hanging="227"/>
-      </w:pPr>
-      <w:r>
-        <w:rPr>
-          <w:rFonts w:ascii="Kaiti SC" w:hAnsi="Kaiti SC" w:eastAsia="Kaiti SC" w:cs="Kaiti SC"/>
-          <w:sz w:val="21"/>
-        </w:rPr>
-        <w:t xml:space="preserve">➢ </w:t>
-      </w:r>
-      <w:r>
-        <w:rPr>
-          <w:rFonts w:ascii="Kaiti SC" w:hAnsi="Kaiti SC" w:eastAsia="Kaiti SC" w:cs="Kaiti SC"/>
-          <w:sz w:val="21"/>
-        </w:rPr>
-        <w:t>【其他动态】Blue Origin：Blue Origin’s BE-4 Engine Gimble At Full Power During Hotfire Test （bing.com）</w:t>
-      </w:r>
-    </w:p>
-    <w:p>
-      <w:pPr>
-        <w:keepLines/>
-        <w:spacing w:after="60"/>
-        <w:ind w:left="369" w:hanging="227"/>
-      </w:pPr>
-      <w:r>
-        <w:rPr>
-          <w:rFonts w:ascii="Kaiti SC" w:hAnsi="Kaiti SC" w:eastAsia="Kaiti SC" w:cs="Kaiti SC"/>
-          <w:sz w:val="21"/>
-        </w:rPr>
-        <w:t xml:space="preserve">➢ </w:t>
-      </w:r>
-      <w:r>
-        <w:rPr>
-          <w:rFonts w:ascii="Kaiti SC" w:hAnsi="Kaiti SC" w:eastAsia="Kaiti SC" w:cs="Kaiti SC"/>
-          <w:sz w:val="21"/>
-        </w:rPr>
-        <w:t>【其他动态】Blue Origin：Blue Origin’s BE-4 Engine Gimble At Full Power During Hotfire Test （bing.com）</w:t>
-      </w:r>
-    </w:p>
-    <w:p>
-      <w:pPr>
-        <w:keepLines/>
-        <w:spacing w:after="60"/>
-        <w:ind w:left="369" w:hanging="227"/>
-      </w:pPr>
-      <w:r>
-        <w:rPr>
-          <w:rFonts w:ascii="Kaiti SC" w:hAnsi="Kaiti SC" w:eastAsia="Kaiti SC" w:cs="Kaiti SC"/>
-          <w:sz w:val="21"/>
-        </w:rPr>
-        <w:t xml:space="preserve">➢ </w:t>
-      </w:r>
-      <w:r>
-        <w:rPr>
-          <w:rFonts w:ascii="Kaiti SC" w:hAnsi="Kaiti SC" w:eastAsia="Kaiti SC" w:cs="Kaiti SC"/>
-          <w:sz w:val="21"/>
-        </w:rPr>
-        <w:t>【其他动态】中科宇航：全球民商火箭位次出炉：SpaceX第一、中科宇航第二 国内头部梯队成型 - 新浪财经 （新浪财经）</w:t>
-      </w:r>
-    </w:p>
-    <w:p>
-      <w:pPr>
-        <w:keepLines/>
-        <w:spacing w:after="60"/>
-        <w:ind w:left="369" w:hanging="227"/>
-      </w:pPr>
-      <w:r>
-        <w:rPr>
-          <w:rFonts w:ascii="Kaiti SC" w:hAnsi="Kaiti SC" w:eastAsia="Kaiti SC" w:cs="Kaiti SC"/>
-          <w:sz w:val="21"/>
-        </w:rPr>
-        <w:t xml:space="preserve">➢ </w:t>
-      </w:r>
-      <w:r>
-        <w:rPr>
-          <w:rFonts w:ascii="Kaiti SC" w:hAnsi="Kaiti SC" w:eastAsia="Kaiti SC" w:cs="Kaiti SC"/>
-          <w:sz w:val="21"/>
-        </w:rPr>
-        <w:t>【市场与股价】蓝箭航天：蓝箭航天、中科宇航等3家商业航天公司科创板IPO中止 - 新浪财经 （新浪财经）</w:t>
-      </w:r>
-    </w:p>
-    <w:p>
-      <w:pPr>
-        <w:keepLines/>
-        <w:spacing w:after="60"/>
-        <w:ind w:left="369" w:hanging="227"/>
-      </w:pPr>
-      <w:r>
-        <w:rPr>
-          <w:rFonts w:ascii="Kaiti SC" w:hAnsi="Kaiti SC" w:eastAsia="Kaiti SC" w:cs="Kaiti SC"/>
-          <w:sz w:val="21"/>
-        </w:rPr>
-        <w:t xml:space="preserve">➢ </w:t>
-      </w:r>
-      <w:r>
-        <w:rPr>
-          <w:rFonts w:ascii="Kaiti SC" w:hAnsi="Kaiti SC" w:eastAsia="Kaiti SC" w:cs="Kaiti SC"/>
-          <w:sz w:val="21"/>
-        </w:rPr>
-        <w:t>【市场与股价】蓝箭航天：蓝箭航天、中科宇航和微纳星空IPO同日被中止，商业航天财务更新背后的程序与信号 - 新浪财经 （新浪财经）</w:t>
-      </w:r>
-    </w:p>
-    <w:p>
-      <w:pPr>
-        <w:keepLines/>
-        <w:spacing w:after="60"/>
-        <w:ind w:left="369" w:hanging="227"/>
-      </w:pPr>
-      <w:r>
-        <w:rPr>
-          <w:rFonts w:ascii="Kaiti SC" w:hAnsi="Kaiti SC" w:eastAsia="Kaiti SC" w:cs="Kaiti SC"/>
-          <w:sz w:val="21"/>
-        </w:rPr>
-        <w:t xml:space="preserve">➢ </w:t>
-      </w:r>
-      <w:r>
-        <w:rPr>
-          <w:rFonts w:ascii="Kaiti SC" w:hAnsi="Kaiti SC" w:eastAsia="Kaiti SC" w:cs="Kaiti SC"/>
-          <w:sz w:val="21"/>
-        </w:rPr>
-        <w:t>【市场与股价】微纳星空：蓝箭航天、中科宇航和微纳星空IPO同日被中止，商业航天财务更新背后的程序与信号 - 新浪财经 （新浪财经）</w:t>
-      </w:r>
-    </w:p>
-    <w:p>
-      <w:pPr>
-        <w:keepLines/>
-        <w:spacing w:after="60"/>
-        <w:ind w:left="369" w:hanging="227"/>
-      </w:pPr>
-      <w:r>
-        <w:rPr>
-          <w:rFonts w:ascii="Kaiti SC" w:hAnsi="Kaiti SC" w:eastAsia="Kaiti SC" w:cs="Kaiti SC"/>
-          <w:sz w:val="21"/>
-        </w:rPr>
-        <w:t xml:space="preserve">➢ </w:t>
-      </w:r>
-      <w:r>
-        <w:rPr>
-          <w:rFonts w:ascii="Kaiti SC" w:hAnsi="Kaiti SC" w:eastAsia="Kaiti SC" w:cs="Kaiti SC"/>
-          <w:sz w:val="21"/>
-        </w:rPr>
-        <w:t>【市场与股价】微纳星空：蓝箭航天、中科宇航和微纳星空IPO同日被中止，商业航天财务更新背后的程序与信号 - 新浪财经 （新浪财经）</w:t>
+        <w:t>【市场与股价】微纳星空：国星宇航、展芯半导体、微纳星空、国仪量子冲刺IPO，涉及四川多家机构投资 - 新浪财经 （新浪财经）</w:t>
       </w:r>
     </w:p>
     <w:p>
@@ -732,7 +522,7 @@
                 <w:b w:val="0"/>
                 <w:sz w:val="19"/>
               </w:rPr>
-              <w:t>15</w:t>
+              <w:t>2</w:t>
             </w:r>
           </w:p>
         </w:tc>
@@ -753,7 +543,7 @@
                 <w:b w:val="0"/>
                 <w:sz w:val="19"/>
               </w:rPr>
-              <w:t>发射与任务、市场与股价、订单与合作、其他动态</w:t>
+              <w:t>发射与任务</w:t>
             </w:r>
           </w:p>
         </w:tc>
@@ -773,7 +563,94 @@
                 <w:b w:val="0"/>
                 <w:sz w:val="19"/>
               </w:rPr>
-              <w:t>Falcon Heavy set to launch classified NROL-97 to high-energy orbit</w:t>
+              <w:t>Triple Rocket Launch Spree Drives SpaceX (SPCX) Stock Up 7% on Friday</w:t>
+            </w:r>
+          </w:p>
+        </w:tc>
+      </w:tr>
+      <w:tr>
+        <w:trPr>
+          <w:cantSplit/>
+        </w:trPr>
+        <w:tc>
+          <w:tcPr>
+            <w:tcW w:type="dxa" w:w="2075"/>
+            <w:vAlign w:val="center"/>
+          </w:tcPr>
+          <w:p>
+            <w:pPr>
+              <w:spacing w:after="0" w:line="252" w:lineRule="auto"/>
+            </w:pPr>
+            <w:r/>
+            <w:r>
+              <w:rPr>
+                <w:rFonts w:ascii="Kaiti SC" w:hAnsi="Kaiti SC" w:eastAsia="Kaiti SC" w:cs="Kaiti SC"/>
+                <w:b w:val="0"/>
+                <w:sz w:val="19"/>
+              </w:rPr>
+              <w:t>Blue Origin</w:t>
+            </w:r>
+          </w:p>
+        </w:tc>
+        <w:tc>
+          <w:tcPr>
+            <w:tcW w:type="dxa" w:w="2075"/>
+            <w:vAlign w:val="center"/>
+          </w:tcPr>
+          <w:p>
+            <w:pPr>
+              <w:spacing w:after="0" w:line="252" w:lineRule="auto"/>
+              <w:jc w:val="center"/>
+            </w:pPr>
+            <w:r/>
+            <w:r>
+              <w:rPr>
+                <w:rFonts w:ascii="Kaiti SC" w:hAnsi="Kaiti SC" w:eastAsia="Kaiti SC" w:cs="Kaiti SC"/>
+                <w:b w:val="0"/>
+                <w:sz w:val="19"/>
+              </w:rPr>
+              <w:t>1</w:t>
+            </w:r>
+          </w:p>
+        </w:tc>
+        <w:tc>
+          <w:tcPr>
+            <w:tcW w:type="dxa" w:w="2075"/>
+            <w:vAlign w:val="center"/>
+          </w:tcPr>
+          <w:p>
+            <w:pPr>
+              <w:spacing w:after="0" w:line="252" w:lineRule="auto"/>
+              <w:jc w:val="center"/>
+            </w:pPr>
+            <w:r/>
+            <w:r>
+              <w:rPr>
+                <w:rFonts w:ascii="Kaiti SC" w:hAnsi="Kaiti SC" w:eastAsia="Kaiti SC" w:cs="Kaiti SC"/>
+                <w:b w:val="0"/>
+                <w:sz w:val="19"/>
+              </w:rPr>
+              <w:t>发射与任务</w:t>
+            </w:r>
+          </w:p>
+        </w:tc>
+        <w:tc>
+          <w:tcPr>
+            <w:tcW w:type="dxa" w:w="2075"/>
+            <w:vAlign w:val="center"/>
+          </w:tcPr>
+          <w:p>
+            <w:pPr>
+              <w:spacing w:after="0" w:line="252" w:lineRule="auto"/>
+            </w:pPr>
+            <w:r/>
+            <w:r>
+              <w:rPr>
+                <w:rFonts w:ascii="Kaiti SC" w:hAnsi="Kaiti SC" w:eastAsia="Kaiti SC" w:cs="Kaiti SC"/>
+                <w:b w:val="0"/>
+                <w:sz w:val="19"/>
+              </w:rPr>
+              <w:t>Blue Origin Wants to Launch New Glenn Up to 50 Times a Year - mediasat.info</w:t>
             </w:r>
           </w:p>
         </w:tc>
@@ -819,7 +696,7 @@
                 <w:b w:val="0"/>
                 <w:sz w:val="19"/>
               </w:rPr>
-              <w:t>4</w:t>
+              <w:t>1</w:t>
             </w:r>
           </w:p>
         </w:tc>
@@ -840,7 +717,7 @@
                 <w:b w:val="0"/>
                 <w:sz w:val="19"/>
               </w:rPr>
-              <w:t>市场与股价、其他动态</w:t>
+              <w:t>发射与任务</w:t>
             </w:r>
           </w:p>
         </w:tc>
@@ -860,94 +737,7 @@
                 <w:b w:val="0"/>
                 <w:sz w:val="19"/>
               </w:rPr>
-              <w:t>蓝箭航天、中科宇航等3家商业航天公司科创板IPO中止 - 新浪财经</w:t>
-            </w:r>
-          </w:p>
-        </w:tc>
-      </w:tr>
-      <w:tr>
-        <w:trPr>
-          <w:cantSplit/>
-        </w:trPr>
-        <w:tc>
-          <w:tcPr>
-            <w:tcW w:type="dxa" w:w="2075"/>
-            <w:vAlign w:val="center"/>
-          </w:tcPr>
-          <w:p>
-            <w:pPr>
-              <w:spacing w:after="0" w:line="252" w:lineRule="auto"/>
-            </w:pPr>
-            <w:r/>
-            <w:r>
-              <w:rPr>
-                <w:rFonts w:ascii="Kaiti SC" w:hAnsi="Kaiti SC" w:eastAsia="Kaiti SC" w:cs="Kaiti SC"/>
-                <w:b w:val="0"/>
-                <w:sz w:val="19"/>
-              </w:rPr>
-              <w:t>Blue Origin</w:t>
-            </w:r>
-          </w:p>
-        </w:tc>
-        <w:tc>
-          <w:tcPr>
-            <w:tcW w:type="dxa" w:w="2075"/>
-            <w:vAlign w:val="center"/>
-          </w:tcPr>
-          <w:p>
-            <w:pPr>
-              <w:spacing w:after="0" w:line="252" w:lineRule="auto"/>
-              <w:jc w:val="center"/>
-            </w:pPr>
-            <w:r/>
-            <w:r>
-              <w:rPr>
-                <w:rFonts w:ascii="Kaiti SC" w:hAnsi="Kaiti SC" w:eastAsia="Kaiti SC" w:cs="Kaiti SC"/>
-                <w:b w:val="0"/>
-                <w:sz w:val="19"/>
-              </w:rPr>
-              <w:t>2</w:t>
-            </w:r>
-          </w:p>
-        </w:tc>
-        <w:tc>
-          <w:tcPr>
-            <w:tcW w:type="dxa" w:w="2075"/>
-            <w:vAlign w:val="center"/>
-          </w:tcPr>
-          <w:p>
-            <w:pPr>
-              <w:spacing w:after="0" w:line="252" w:lineRule="auto"/>
-              <w:jc w:val="center"/>
-            </w:pPr>
-            <w:r/>
-            <w:r>
-              <w:rPr>
-                <w:rFonts w:ascii="Kaiti SC" w:hAnsi="Kaiti SC" w:eastAsia="Kaiti SC" w:cs="Kaiti SC"/>
-                <w:b w:val="0"/>
-                <w:sz w:val="19"/>
-              </w:rPr>
-              <w:t>其他动态</w:t>
-            </w:r>
-          </w:p>
-        </w:tc>
-        <w:tc>
-          <w:tcPr>
-            <w:tcW w:type="dxa" w:w="2075"/>
-            <w:vAlign w:val="center"/>
-          </w:tcPr>
-          <w:p>
-            <w:pPr>
-              <w:spacing w:after="0" w:line="252" w:lineRule="auto"/>
-            </w:pPr>
-            <w:r/>
-            <w:r>
-              <w:rPr>
-                <w:rFonts w:ascii="Kaiti SC" w:hAnsi="Kaiti SC" w:eastAsia="Kaiti SC" w:cs="Kaiti SC"/>
-                <w:b w:val="0"/>
-                <w:sz w:val="19"/>
-              </w:rPr>
-              <w:t>Blue Origin’s BE-4 Engine Gimble At Full Power During Hotfire Test</w:t>
+              <w:t>“一箭9星”，中科宇航今年第6次发射成功 - 茉莉花新闻网</w:t>
             </w:r>
           </w:p>
         </w:tc>
@@ -993,7 +783,7 @@
                 <w:b w:val="0"/>
                 <w:sz w:val="19"/>
               </w:rPr>
-              <w:t>2</w:t>
+              <w:t>1</w:t>
             </w:r>
           </w:p>
         </w:tc>
@@ -1034,94 +824,7 @@
                 <w:b w:val="0"/>
                 <w:sz w:val="19"/>
               </w:rPr>
-              <w:t>蓝箭航天、中科宇航和微纳星空IPO同日被中止，商业航天财务更新背后的程序与信号 - 新浪财经</w:t>
-            </w:r>
-          </w:p>
-        </w:tc>
-      </w:tr>
-      <w:tr>
-        <w:trPr>
-          <w:cantSplit/>
-        </w:trPr>
-        <w:tc>
-          <w:tcPr>
-            <w:tcW w:type="dxa" w:w="2075"/>
-            <w:vAlign w:val="center"/>
-          </w:tcPr>
-          <w:p>
-            <w:pPr>
-              <w:spacing w:after="0" w:line="252" w:lineRule="auto"/>
-            </w:pPr>
-            <w:r/>
-            <w:r>
-              <w:rPr>
-                <w:rFonts w:ascii="Kaiti SC" w:hAnsi="Kaiti SC" w:eastAsia="Kaiti SC" w:cs="Kaiti SC"/>
-                <w:b w:val="0"/>
-                <w:sz w:val="19"/>
-              </w:rPr>
-              <w:t>蓝箭航天</w:t>
-            </w:r>
-          </w:p>
-        </w:tc>
-        <w:tc>
-          <w:tcPr>
-            <w:tcW w:type="dxa" w:w="2075"/>
-            <w:vAlign w:val="center"/>
-          </w:tcPr>
-          <w:p>
-            <w:pPr>
-              <w:spacing w:after="0" w:line="252" w:lineRule="auto"/>
-              <w:jc w:val="center"/>
-            </w:pPr>
-            <w:r/>
-            <w:r>
-              <w:rPr>
-                <w:rFonts w:ascii="Kaiti SC" w:hAnsi="Kaiti SC" w:eastAsia="Kaiti SC" w:cs="Kaiti SC"/>
-                <w:b w:val="0"/>
-                <w:sz w:val="19"/>
-              </w:rPr>
-              <w:t>2</w:t>
-            </w:r>
-          </w:p>
-        </w:tc>
-        <w:tc>
-          <w:tcPr>
-            <w:tcW w:type="dxa" w:w="2075"/>
-            <w:vAlign w:val="center"/>
-          </w:tcPr>
-          <w:p>
-            <w:pPr>
-              <w:spacing w:after="0" w:line="252" w:lineRule="auto"/>
-              <w:jc w:val="center"/>
-            </w:pPr>
-            <w:r/>
-            <w:r>
-              <w:rPr>
-                <w:rFonts w:ascii="Kaiti SC" w:hAnsi="Kaiti SC" w:eastAsia="Kaiti SC" w:cs="Kaiti SC"/>
-                <w:b w:val="0"/>
-                <w:sz w:val="19"/>
-              </w:rPr>
-              <w:t>市场与股价</w:t>
-            </w:r>
-          </w:p>
-        </w:tc>
-        <w:tc>
-          <w:tcPr>
-            <w:tcW w:type="dxa" w:w="2075"/>
-            <w:vAlign w:val="center"/>
-          </w:tcPr>
-          <w:p>
-            <w:pPr>
-              <w:spacing w:after="0" w:line="252" w:lineRule="auto"/>
-            </w:pPr>
-            <w:r/>
-            <w:r>
-              <w:rPr>
-                <w:rFonts w:ascii="Kaiti SC" w:hAnsi="Kaiti SC" w:eastAsia="Kaiti SC" w:cs="Kaiti SC"/>
-                <w:b w:val="0"/>
-                <w:sz w:val="19"/>
-              </w:rPr>
-              <w:t>蓝箭航天、中科宇航等3家商业航天公司科创板IPO中止 - 新浪财经</w:t>
+              <w:t>国星宇航、展芯半导体、微纳星空、国仪量子冲刺IPO，涉及四川多家机构投资 - 新浪财经</w:t>
             </w:r>
           </w:p>
         </w:tc>
@@ -1158,7 +861,7 @@
           <w:rFonts w:ascii="Kaiti SC" w:hAnsi="Kaiti SC" w:eastAsia="Kaiti SC" w:cs="Kaiti SC"/>
           <w:sz w:val="21"/>
         </w:rPr>
-        <w:t>[1] 2026-10-02｜NASASpaceflight｜SpaceX：Falcon Heavy set to launch classified NROL-97 to high-energy orbit</w:t>
+        <w:t>[1] 2026-10-03｜茉莉花新闻网｜中科宇航：“一箭9星”，中科宇航今年第6次发射成功 - 茉莉花新闻网</w:t>
       </w:r>
     </w:p>
     <w:p>
@@ -1179,7 +882,7 @@
           <w:rFonts w:ascii="Kaiti SC" w:hAnsi="Kaiti SC" w:eastAsia="Kaiti SC" w:cs="Kaiti SC"/>
           <w:sz w:val="21"/>
         </w:rPr>
-        <w:t>[2] 2026-10-02｜NASA｜SpaceX：NASA’s SpaceX Crew-13 Launches</w:t>
+        <w:t>[2] 2026-10-03｜mediasat.info｜Blue Origin：Blue Origin Wants to Launch New Glenn Up to 50 Times a Year - mediasat.info</w:t>
       </w:r>
     </w:p>
     <w:p>
@@ -1200,7 +903,7 @@
           <w:rFonts w:ascii="Kaiti SC" w:hAnsi="Kaiti SC" w:eastAsia="Kaiti SC" w:cs="Kaiti SC"/>
           <w:sz w:val="21"/>
         </w:rPr>
-        <w:t>[3] 2026-10-02｜Spaceflight Now｜SpaceX：Live coverage: AI datacenter prototypes, energy redirection demonstrators and more launching on SpaceX’s Transporter-18</w:t>
+        <w:t>[3] 2026-10-03｜bing.com｜SpaceX：Triple Rocket Launch Spree Drives SpaceX (SPCX) Stock Up 7% on Friday</w:t>
       </w:r>
     </w:p>
     <w:p>
@@ -1221,7 +924,7 @@
           <w:rFonts w:ascii="Kaiti SC" w:hAnsi="Kaiti SC" w:eastAsia="Kaiti SC" w:cs="Kaiti SC"/>
           <w:sz w:val="21"/>
         </w:rPr>
-        <w:t>[4] 2026-10-02｜新浪财经｜中科宇航：蓝箭航天、中科宇航等3家商业航天公司科创板IPO中止 - 新浪财经</w:t>
+        <w:t>[4] 2026-10-03｜bing.com｜SpaceX：SpaceX (SPCX) Stock Surges 7% After Launching 3 Rockets in 13 Hours</w:t>
       </w:r>
     </w:p>
     <w:p>
@@ -1242,217 +945,7 @@
           <w:rFonts w:ascii="Kaiti SC" w:hAnsi="Kaiti SC" w:eastAsia="Kaiti SC" w:cs="Kaiti SC"/>
           <w:sz w:val="21"/>
         </w:rPr>
-        <w:t>[5] 2026-10-02｜bing.com｜SpaceX：Despite a Successful Starship Launch and a New 'Buy' Rating, a Steep Valuation Makes Liftoff Tough for SpaceX Stock</w:t>
-      </w:r>
-    </w:p>
-    <w:p>
-      <w:pPr>
-        <w:keepLines/>
-        <w:spacing w:after="60"/>
-        <w:ind w:left="369" w:hanging="227"/>
-      </w:pPr>
-      <w:r>
-        <w:rPr>
-          <w:rFonts w:ascii="Kaiti SC" w:hAnsi="Kaiti SC" w:eastAsia="Kaiti SC" w:cs="Kaiti SC"/>
-          <w:sz w:val="21"/>
-        </w:rPr>
-        <w:t xml:space="preserve">✓ </w:t>
-      </w:r>
-      <w:r>
-        <w:rPr>
-          <w:rFonts w:ascii="Kaiti SC" w:hAnsi="Kaiti SC" w:eastAsia="Kaiti SC" w:cs="Kaiti SC"/>
-          <w:sz w:val="21"/>
-        </w:rPr>
-        <w:t>[6] 2026-10-02｜新浪财经｜中科宇航：蓝箭航天、中科宇航和微纳星空IPO同日被中止，商业航天财务更新背后的程序与信号 - 新浪财经</w:t>
-      </w:r>
-    </w:p>
-    <w:p>
-      <w:pPr>
-        <w:keepLines/>
-        <w:spacing w:after="60"/>
-        <w:ind w:left="369" w:hanging="227"/>
-      </w:pPr>
-      <w:r>
-        <w:rPr>
-          <w:rFonts w:ascii="Kaiti SC" w:hAnsi="Kaiti SC" w:eastAsia="Kaiti SC" w:cs="Kaiti SC"/>
-          <w:sz w:val="21"/>
-        </w:rPr>
-        <w:t xml:space="preserve">✓ </w:t>
-      </w:r>
-      <w:r>
-        <w:rPr>
-          <w:rFonts w:ascii="Kaiti SC" w:hAnsi="Kaiti SC" w:eastAsia="Kaiti SC" w:cs="Kaiti SC"/>
-          <w:sz w:val="21"/>
-        </w:rPr>
-        <w:t>[7] 2026-10-02｜新浪财经｜中科宇航：蓝箭航天、中科宇航和微纳星空IPO同日被中止，商业航天财务更新背后的程序与信号 - 新浪财经</w:t>
-      </w:r>
-    </w:p>
-    <w:p>
-      <w:pPr>
-        <w:keepLines/>
-        <w:spacing w:after="60"/>
-        <w:ind w:left="369" w:hanging="227"/>
-      </w:pPr>
-      <w:r>
-        <w:rPr>
-          <w:rFonts w:ascii="Kaiti SC" w:hAnsi="Kaiti SC" w:eastAsia="Kaiti SC" w:cs="Kaiti SC"/>
-          <w:sz w:val="21"/>
-        </w:rPr>
-        <w:t xml:space="preserve">✓ </w:t>
-      </w:r>
-      <w:r>
-        <w:rPr>
-          <w:rFonts w:ascii="Kaiti SC" w:hAnsi="Kaiti SC" w:eastAsia="Kaiti SC" w:cs="Kaiti SC"/>
-          <w:sz w:val="21"/>
-        </w:rPr>
-        <w:t>[8] 2026-10-02｜bing.com｜SpaceX：T-Mobile Quietly Drops Starlink Name From Its T-Satellite Website</w:t>
-      </w:r>
-    </w:p>
-    <w:p>
-      <w:pPr>
-        <w:keepLines/>
-        <w:spacing w:after="60"/>
-        <w:ind w:left="369" w:hanging="227"/>
-      </w:pPr>
-      <w:r>
-        <w:rPr>
-          <w:rFonts w:ascii="Kaiti SC" w:hAnsi="Kaiti SC" w:eastAsia="Kaiti SC" w:cs="Kaiti SC"/>
-          <w:sz w:val="21"/>
-        </w:rPr>
-        <w:t xml:space="preserve">✓ </w:t>
-      </w:r>
-      <w:r>
-        <w:rPr>
-          <w:rFonts w:ascii="Kaiti SC" w:hAnsi="Kaiti SC" w:eastAsia="Kaiti SC" w:cs="Kaiti SC"/>
-          <w:sz w:val="21"/>
-        </w:rPr>
-        <w:t>[9] 2026-10-02｜bing.com｜Blue Origin：Blue Origin’s BE-4 Engine Gimble At Full Power During Hotfire Test</w:t>
-      </w:r>
-    </w:p>
-    <w:p>
-      <w:pPr>
-        <w:keepLines/>
-        <w:spacing w:after="60"/>
-        <w:ind w:left="369" w:hanging="227"/>
-      </w:pPr>
-      <w:r>
-        <w:rPr>
-          <w:rFonts w:ascii="Kaiti SC" w:hAnsi="Kaiti SC" w:eastAsia="Kaiti SC" w:cs="Kaiti SC"/>
-          <w:sz w:val="21"/>
-        </w:rPr>
-        <w:t xml:space="preserve">✓ </w:t>
-      </w:r>
-      <w:r>
-        <w:rPr>
-          <w:rFonts w:ascii="Kaiti SC" w:hAnsi="Kaiti SC" w:eastAsia="Kaiti SC" w:cs="Kaiti SC"/>
-          <w:sz w:val="21"/>
-        </w:rPr>
-        <w:t>[10] 2026-10-02｜bing.com｜Blue Origin：Blue Origin’s BE-4 Engine Gimble At Full Power During Hotfire Test</w:t>
-      </w:r>
-    </w:p>
-    <w:p>
-      <w:pPr>
-        <w:keepLines/>
-        <w:spacing w:after="60"/>
-        <w:ind w:left="369" w:hanging="227"/>
-      </w:pPr>
-      <w:r>
-        <w:rPr>
-          <w:rFonts w:ascii="Kaiti SC" w:hAnsi="Kaiti SC" w:eastAsia="Kaiti SC" w:cs="Kaiti SC"/>
-          <w:sz w:val="21"/>
-        </w:rPr>
-        <w:t xml:space="preserve">✓ </w:t>
-      </w:r>
-      <w:r>
-        <w:rPr>
-          <w:rFonts w:ascii="Kaiti SC" w:hAnsi="Kaiti SC" w:eastAsia="Kaiti SC" w:cs="Kaiti SC"/>
-          <w:sz w:val="21"/>
-        </w:rPr>
-        <w:t>[11] 2026-10-02｜新浪财经｜中科宇航：全球民商火箭位次出炉：SpaceX第一、中科宇航第二 国内头部梯队成型 - 新浪财经</w:t>
-      </w:r>
-    </w:p>
-    <w:p>
-      <w:pPr>
-        <w:keepLines/>
-        <w:spacing w:after="60"/>
-        <w:ind w:left="369" w:hanging="227"/>
-      </w:pPr>
-      <w:r>
-        <w:rPr>
-          <w:rFonts w:ascii="Kaiti SC" w:hAnsi="Kaiti SC" w:eastAsia="Kaiti SC" w:cs="Kaiti SC"/>
-          <w:sz w:val="21"/>
-        </w:rPr>
-        <w:t xml:space="preserve">✓ </w:t>
-      </w:r>
-      <w:r>
-        <w:rPr>
-          <w:rFonts w:ascii="Kaiti SC" w:hAnsi="Kaiti SC" w:eastAsia="Kaiti SC" w:cs="Kaiti SC"/>
-          <w:sz w:val="21"/>
-        </w:rPr>
-        <w:t>[12] 2026-10-02｜新浪财经｜蓝箭航天：蓝箭航天、中科宇航等3家商业航天公司科创板IPO中止 - 新浪财经</w:t>
-      </w:r>
-    </w:p>
-    <w:p>
-      <w:pPr>
-        <w:keepLines/>
-        <w:spacing w:after="60"/>
-        <w:ind w:left="369" w:hanging="227"/>
-      </w:pPr>
-      <w:r>
-        <w:rPr>
-          <w:rFonts w:ascii="Kaiti SC" w:hAnsi="Kaiti SC" w:eastAsia="Kaiti SC" w:cs="Kaiti SC"/>
-          <w:sz w:val="21"/>
-        </w:rPr>
-        <w:t xml:space="preserve">✓ </w:t>
-      </w:r>
-      <w:r>
-        <w:rPr>
-          <w:rFonts w:ascii="Kaiti SC" w:hAnsi="Kaiti SC" w:eastAsia="Kaiti SC" w:cs="Kaiti SC"/>
-          <w:sz w:val="21"/>
-        </w:rPr>
-        <w:t>[13] 2026-10-02｜新浪财经｜蓝箭航天：蓝箭航天、中科宇航和微纳星空IPO同日被中止，商业航天财务更新背后的程序与信号 - 新浪财经</w:t>
-      </w:r>
-    </w:p>
-    <w:p>
-      <w:pPr>
-        <w:keepLines/>
-        <w:spacing w:after="60"/>
-        <w:ind w:left="369" w:hanging="227"/>
-      </w:pPr>
-      <w:r>
-        <w:rPr>
-          <w:rFonts w:ascii="Kaiti SC" w:hAnsi="Kaiti SC" w:eastAsia="Kaiti SC" w:cs="Kaiti SC"/>
-          <w:sz w:val="21"/>
-        </w:rPr>
-        <w:t xml:space="preserve">✓ </w:t>
-      </w:r>
-      <w:r>
-        <w:rPr>
-          <w:rFonts w:ascii="Kaiti SC" w:hAnsi="Kaiti SC" w:eastAsia="Kaiti SC" w:cs="Kaiti SC"/>
-          <w:sz w:val="21"/>
-        </w:rPr>
-        <w:t>[14] 2026-10-02｜新浪财经｜微纳星空：蓝箭航天、中科宇航和微纳星空IPO同日被中止，商业航天财务更新背后的程序与信号 - 新浪财经</w:t>
-      </w:r>
-    </w:p>
-    <w:p>
-      <w:pPr>
-        <w:keepLines/>
-        <w:spacing w:after="60"/>
-        <w:ind w:left="369" w:hanging="227"/>
-      </w:pPr>
-      <w:r>
-        <w:rPr>
-          <w:rFonts w:ascii="Kaiti SC" w:hAnsi="Kaiti SC" w:eastAsia="Kaiti SC" w:cs="Kaiti SC"/>
-          <w:sz w:val="21"/>
-        </w:rPr>
-        <w:t xml:space="preserve">✓ </w:t>
-      </w:r>
-      <w:r>
-        <w:rPr>
-          <w:rFonts w:ascii="Kaiti SC" w:hAnsi="Kaiti SC" w:eastAsia="Kaiti SC" w:cs="Kaiti SC"/>
-          <w:sz w:val="21"/>
-        </w:rPr>
-        <w:t>[15] 2026-10-02｜新浪财经｜微纳星空：蓝箭航天、中科宇航和微纳星空IPO同日被中止，商业航天财务更新背后的程序与信号 - 新浪财经</w:t>
+        <w:t>[5] 2026-10-03｜新浪财经｜微纳星空：国星宇航、展芯半导体、微纳星空、国仪量子冲刺IPO，涉及四川多家机构投资 - 新浪财经</w:t>
       </w:r>
     </w:p>
     <w:sectPr>

--- a/docs/data/reports/daily-documents/latest/previous_daily_report.docx
+++ b/docs/data/reports/daily-documents/latest/previous_daily_report.docx
@@ -26,7 +26,7 @@
           <w:rFonts w:ascii="Kaiti SC" w:hAnsi="Kaiti SC" w:eastAsia="Kaiti SC" w:cs="Kaiti SC"/>
           <w:sz w:val="21"/>
         </w:rPr>
-        <w:t>2026-10-03（上一自然日）</w:t>
+        <w:t>2026-10-04（上一自然日）</w:t>
       </w:r>
     </w:p>
     <w:tbl>
@@ -81,7 +81,7 @@
                 <w:b w:val="0"/>
                 <w:sz w:val="19"/>
               </w:rPr>
-              <w:t>2026-10-03</w:t>
+              <w:t>2026-10-04</w:t>
             </w:r>
           </w:p>
         </w:tc>
@@ -127,7 +127,7 @@
                 <w:b w:val="0"/>
                 <w:sz w:val="19"/>
               </w:rPr>
-              <w:t>5 条 / 4 家</w:t>
+              <w:t>8 条 / 2 家</w:t>
             </w:r>
           </w:p>
         </w:tc>
@@ -173,7 +173,7 @@
                 <w:b w:val="0"/>
                 <w:sz w:val="19"/>
               </w:rPr>
-              <w:t>4 个</w:t>
+              <w:t>2 个</w:t>
             </w:r>
           </w:p>
         </w:tc>
@@ -219,7 +219,7 @@
                 <w:b w:val="0"/>
                 <w:sz w:val="19"/>
               </w:rPr>
-              <w:t>2026-10-04</w:t>
+              <w:t>2026-10-05</w:t>
             </w:r>
           </w:p>
         </w:tc>
@@ -245,7 +245,7 @@
     </w:p>
     <w:p>
       <w:r>
-        <w:t>2026-10-03 共归档 5 条新闻，覆盖 4 家公司、4 个信息来源。 新闻量较多的公司包括 SpaceX、Blue Origin、中科宇航、微纳星空。</w:t>
+        <w:t>2026-10-04 共归档 8 条新闻，覆盖 2 家公司、2 个信息来源。 新闻量较多的公司包括 SpaceX、蓝箭航天。</w:t>
       </w:r>
     </w:p>
     <w:p>
@@ -279,7 +279,7 @@
           <w:rFonts w:ascii="Kaiti SC" w:hAnsi="Kaiti SC" w:eastAsia="Kaiti SC" w:cs="Kaiti SC"/>
           <w:sz w:val="21"/>
         </w:rPr>
-        <w:t>【发射与任务】中科宇航：“一箭9星”，中科宇航今年第6次发射成功 - 茉莉花新闻网 （茉莉花新闻网）</w:t>
+        <w:t>【发射与任务】SpaceX：SpaceX shares first picture of Starlink V3 satellite deployment by Starship on debut orbital flight （bing.com）</w:t>
       </w:r>
     </w:p>
     <w:p>
@@ -300,7 +300,7 @@
           <w:rFonts w:ascii="Kaiti SC" w:hAnsi="Kaiti SC" w:eastAsia="Kaiti SC" w:cs="Kaiti SC"/>
           <w:sz w:val="21"/>
         </w:rPr>
-        <w:t>【发射与任务】Blue Origin：Blue Origin Wants to Launch New Glenn Up to 50 Times a Year - mediasat.info （mediasat.info）</w:t>
+        <w:t>【发射与任务】SpaceX：SpaceX shares first picture of Starlink V3 satellite deployment by Starship on debut orbital flight （bing.com）</w:t>
       </w:r>
     </w:p>
     <w:p>
@@ -321,7 +321,7 @@
           <w:rFonts w:ascii="Kaiti SC" w:hAnsi="Kaiti SC" w:eastAsia="Kaiti SC" w:cs="Kaiti SC"/>
           <w:sz w:val="21"/>
         </w:rPr>
-        <w:t>【发射与任务】SpaceX：Triple Rocket Launch Spree Drives SpaceX (SPCX) Stock Up 7% on Friday （bing.com）</w:t>
+        <w:t>【发射与任务】SpaceX：SpaceX shares first picture of Starlink V3 satellite deployment by Starship on debut orbital flight （bing.com）</w:t>
       </w:r>
     </w:p>
     <w:p>
@@ -342,7 +342,7 @@
           <w:rFonts w:ascii="Kaiti SC" w:hAnsi="Kaiti SC" w:eastAsia="Kaiti SC" w:cs="Kaiti SC"/>
           <w:sz w:val="21"/>
         </w:rPr>
-        <w:t>【发射与任务】SpaceX：SpaceX (SPCX) Stock Surges 7% After Launching 3 Rockets in 13 Hours （bing.com）</w:t>
+        <w:t>【发射与任务】SpaceX：SpaceX shares first picture of Starlink V3 satellite deployment by Starship on debut orbital flight （bing.com）</w:t>
       </w:r>
     </w:p>
     <w:p>
@@ -363,7 +363,28 @@
           <w:rFonts w:ascii="Kaiti SC" w:hAnsi="Kaiti SC" w:eastAsia="Kaiti SC" w:cs="Kaiti SC"/>
           <w:sz w:val="21"/>
         </w:rPr>
-        <w:t>【市场与股价】微纳星空：国星宇航、展芯半导体、微纳星空、国仪量子冲刺IPO，涉及四川多家机构投资 - 新浪财经 （新浪财经）</w:t>
+        <w:t>【其他动态】SpaceX：Elon Musk Renews Delta Feud After Airline Picks Amazon Leo Over Starlink （bing.com）</w:t>
+      </w:r>
+    </w:p>
+    <w:p>
+      <w:pPr>
+        <w:keepLines/>
+        <w:spacing w:after="60"/>
+        <w:ind w:left="369" w:hanging="227"/>
+      </w:pPr>
+      <w:r>
+        <w:rPr>
+          <w:rFonts w:ascii="Kaiti SC" w:hAnsi="Kaiti SC" w:eastAsia="Kaiti SC" w:cs="Kaiti SC"/>
+          <w:sz w:val="21"/>
+        </w:rPr>
+        <w:t xml:space="preserve">➢ </w:t>
+      </w:r>
+      <w:r>
+        <w:rPr>
+          <w:rFonts w:ascii="Kaiti SC" w:hAnsi="Kaiti SC" w:eastAsia="Kaiti SC" w:cs="Kaiti SC"/>
+          <w:sz w:val="21"/>
+        </w:rPr>
+        <w:t>【其他动态】蓝箭航天：蓝箭航天最近的四件事！蓝箭航天到底在经历什么？ - finance.ifeng.com （finance.ifeng.com）</w:t>
       </w:r>
     </w:p>
     <w:p>
@@ -522,7 +543,7 @@
                 <w:b w:val="0"/>
                 <w:sz w:val="19"/>
               </w:rPr>
-              <w:t>2</w:t>
+              <w:t>7</w:t>
             </w:r>
           </w:p>
         </w:tc>
@@ -543,7 +564,7 @@
                 <w:b w:val="0"/>
                 <w:sz w:val="19"/>
               </w:rPr>
-              <w:t>发射与任务</w:t>
+              <w:t>发射与任务、其他动态</w:t>
             </w:r>
           </w:p>
         </w:tc>
@@ -563,7 +584,7 @@
                 <w:b w:val="0"/>
                 <w:sz w:val="19"/>
               </w:rPr>
-              <w:t>Triple Rocket Launch Spree Drives SpaceX (SPCX) Stock Up 7% on Friday</w:t>
+              <w:t>SpaceX shares first picture of Starlink V3 satellite deployment by Starship on debut orbital flight</w:t>
             </w:r>
           </w:p>
         </w:tc>
@@ -588,7 +609,7 @@
                 <w:b w:val="0"/>
                 <w:sz w:val="19"/>
               </w:rPr>
-              <w:t>Blue Origin</w:t>
+              <w:t>蓝箭航天</w:t>
             </w:r>
           </w:p>
         </w:tc>
@@ -630,7 +651,7 @@
                 <w:b w:val="0"/>
                 <w:sz w:val="19"/>
               </w:rPr>
-              <w:t>发射与任务</w:t>
+              <w:t>其他动态</w:t>
             </w:r>
           </w:p>
         </w:tc>
@@ -650,181 +671,7 @@
                 <w:b w:val="0"/>
                 <w:sz w:val="19"/>
               </w:rPr>
-              <w:t>Blue Origin Wants to Launch New Glenn Up to 50 Times a Year - mediasat.info</w:t>
-            </w:r>
-          </w:p>
-        </w:tc>
-      </w:tr>
-      <w:tr>
-        <w:trPr>
-          <w:cantSplit/>
-        </w:trPr>
-        <w:tc>
-          <w:tcPr>
-            <w:tcW w:type="dxa" w:w="2075"/>
-            <w:vAlign w:val="center"/>
-          </w:tcPr>
-          <w:p>
-            <w:pPr>
-              <w:spacing w:after="0" w:line="252" w:lineRule="auto"/>
-            </w:pPr>
-            <w:r/>
-            <w:r>
-              <w:rPr>
-                <w:rFonts w:ascii="Kaiti SC" w:hAnsi="Kaiti SC" w:eastAsia="Kaiti SC" w:cs="Kaiti SC"/>
-                <w:b w:val="0"/>
-                <w:sz w:val="19"/>
-              </w:rPr>
-              <w:t>中科宇航</w:t>
-            </w:r>
-          </w:p>
-        </w:tc>
-        <w:tc>
-          <w:tcPr>
-            <w:tcW w:type="dxa" w:w="2075"/>
-            <w:vAlign w:val="center"/>
-          </w:tcPr>
-          <w:p>
-            <w:pPr>
-              <w:spacing w:after="0" w:line="252" w:lineRule="auto"/>
-              <w:jc w:val="center"/>
-            </w:pPr>
-            <w:r/>
-            <w:r>
-              <w:rPr>
-                <w:rFonts w:ascii="Kaiti SC" w:hAnsi="Kaiti SC" w:eastAsia="Kaiti SC" w:cs="Kaiti SC"/>
-                <w:b w:val="0"/>
-                <w:sz w:val="19"/>
-              </w:rPr>
-              <w:t>1</w:t>
-            </w:r>
-          </w:p>
-        </w:tc>
-        <w:tc>
-          <w:tcPr>
-            <w:tcW w:type="dxa" w:w="2075"/>
-            <w:vAlign w:val="center"/>
-          </w:tcPr>
-          <w:p>
-            <w:pPr>
-              <w:spacing w:after="0" w:line="252" w:lineRule="auto"/>
-              <w:jc w:val="center"/>
-            </w:pPr>
-            <w:r/>
-            <w:r>
-              <w:rPr>
-                <w:rFonts w:ascii="Kaiti SC" w:hAnsi="Kaiti SC" w:eastAsia="Kaiti SC" w:cs="Kaiti SC"/>
-                <w:b w:val="0"/>
-                <w:sz w:val="19"/>
-              </w:rPr>
-              <w:t>发射与任务</w:t>
-            </w:r>
-          </w:p>
-        </w:tc>
-        <w:tc>
-          <w:tcPr>
-            <w:tcW w:type="dxa" w:w="2075"/>
-            <w:vAlign w:val="center"/>
-          </w:tcPr>
-          <w:p>
-            <w:pPr>
-              <w:spacing w:after="0" w:line="252" w:lineRule="auto"/>
-            </w:pPr>
-            <w:r/>
-            <w:r>
-              <w:rPr>
-                <w:rFonts w:ascii="Kaiti SC" w:hAnsi="Kaiti SC" w:eastAsia="Kaiti SC" w:cs="Kaiti SC"/>
-                <w:b w:val="0"/>
-                <w:sz w:val="19"/>
-              </w:rPr>
-              <w:t>“一箭9星”，中科宇航今年第6次发射成功 - 茉莉花新闻网</w:t>
-            </w:r>
-          </w:p>
-        </w:tc>
-      </w:tr>
-      <w:tr>
-        <w:trPr>
-          <w:cantSplit/>
-        </w:trPr>
-        <w:tc>
-          <w:tcPr>
-            <w:tcW w:type="dxa" w:w="2075"/>
-            <w:vAlign w:val="center"/>
-          </w:tcPr>
-          <w:p>
-            <w:pPr>
-              <w:spacing w:after="0" w:line="252" w:lineRule="auto"/>
-            </w:pPr>
-            <w:r/>
-            <w:r>
-              <w:rPr>
-                <w:rFonts w:ascii="Kaiti SC" w:hAnsi="Kaiti SC" w:eastAsia="Kaiti SC" w:cs="Kaiti SC"/>
-                <w:b w:val="0"/>
-                <w:sz w:val="19"/>
-              </w:rPr>
-              <w:t>微纳星空</w:t>
-            </w:r>
-          </w:p>
-        </w:tc>
-        <w:tc>
-          <w:tcPr>
-            <w:tcW w:type="dxa" w:w="2075"/>
-            <w:vAlign w:val="center"/>
-          </w:tcPr>
-          <w:p>
-            <w:pPr>
-              <w:spacing w:after="0" w:line="252" w:lineRule="auto"/>
-              <w:jc w:val="center"/>
-            </w:pPr>
-            <w:r/>
-            <w:r>
-              <w:rPr>
-                <w:rFonts w:ascii="Kaiti SC" w:hAnsi="Kaiti SC" w:eastAsia="Kaiti SC" w:cs="Kaiti SC"/>
-                <w:b w:val="0"/>
-                <w:sz w:val="19"/>
-              </w:rPr>
-              <w:t>1</w:t>
-            </w:r>
-          </w:p>
-        </w:tc>
-        <w:tc>
-          <w:tcPr>
-            <w:tcW w:type="dxa" w:w="2075"/>
-            <w:vAlign w:val="center"/>
-          </w:tcPr>
-          <w:p>
-            <w:pPr>
-              <w:spacing w:after="0" w:line="252" w:lineRule="auto"/>
-              <w:jc w:val="center"/>
-            </w:pPr>
-            <w:r/>
-            <w:r>
-              <w:rPr>
-                <w:rFonts w:ascii="Kaiti SC" w:hAnsi="Kaiti SC" w:eastAsia="Kaiti SC" w:cs="Kaiti SC"/>
-                <w:b w:val="0"/>
-                <w:sz w:val="19"/>
-              </w:rPr>
-              <w:t>市场与股价</w:t>
-            </w:r>
-          </w:p>
-        </w:tc>
-        <w:tc>
-          <w:tcPr>
-            <w:tcW w:type="dxa" w:w="2075"/>
-            <w:vAlign w:val="center"/>
-          </w:tcPr>
-          <w:p>
-            <w:pPr>
-              <w:spacing w:after="0" w:line="252" w:lineRule="auto"/>
-            </w:pPr>
-            <w:r/>
-            <w:r>
-              <w:rPr>
-                <w:rFonts w:ascii="Kaiti SC" w:hAnsi="Kaiti SC" w:eastAsia="Kaiti SC" w:cs="Kaiti SC"/>
-                <w:b w:val="0"/>
-                <w:sz w:val="19"/>
-              </w:rPr>
-              <w:t>国星宇航、展芯半导体、微纳星空、国仪量子冲刺IPO，涉及四川多家机构投资 - 新浪财经</w:t>
+              <w:t>蓝箭航天最近的四件事！蓝箭航天到底在经历什么？ - finance.ifeng.com</w:t>
             </w:r>
           </w:p>
         </w:tc>
@@ -861,7 +708,7 @@
           <w:rFonts w:ascii="Kaiti SC" w:hAnsi="Kaiti SC" w:eastAsia="Kaiti SC" w:cs="Kaiti SC"/>
           <w:sz w:val="21"/>
         </w:rPr>
-        <w:t>[1] 2026-10-03｜茉莉花新闻网｜中科宇航：“一箭9星”，中科宇航今年第6次发射成功 - 茉莉花新闻网</w:t>
+        <w:t>[1] 2026-10-04｜bing.com｜SpaceX：SpaceX shares first picture of Starlink V3 satellite deployment by Starship on debut orbital flight</w:t>
       </w:r>
     </w:p>
     <w:p>
@@ -882,7 +729,7 @@
           <w:rFonts w:ascii="Kaiti SC" w:hAnsi="Kaiti SC" w:eastAsia="Kaiti SC" w:cs="Kaiti SC"/>
           <w:sz w:val="21"/>
         </w:rPr>
-        <w:t>[2] 2026-10-03｜mediasat.info｜Blue Origin：Blue Origin Wants to Launch New Glenn Up to 50 Times a Year - mediasat.info</w:t>
+        <w:t>[2] 2026-10-04｜bing.com｜SpaceX：SpaceX shares first picture of Starlink V3 satellite deployment by Starship on debut orbital flight</w:t>
       </w:r>
     </w:p>
     <w:p>
@@ -903,7 +750,7 @@
           <w:rFonts w:ascii="Kaiti SC" w:hAnsi="Kaiti SC" w:eastAsia="Kaiti SC" w:cs="Kaiti SC"/>
           <w:sz w:val="21"/>
         </w:rPr>
-        <w:t>[3] 2026-10-03｜bing.com｜SpaceX：Triple Rocket Launch Spree Drives SpaceX (SPCX) Stock Up 7% on Friday</w:t>
+        <w:t>[3] 2026-10-04｜bing.com｜SpaceX：SpaceX shares first picture of Starlink V3 satellite deployment by Starship on debut orbital flight</w:t>
       </w:r>
     </w:p>
     <w:p>
@@ -924,7 +771,7 @@
           <w:rFonts w:ascii="Kaiti SC" w:hAnsi="Kaiti SC" w:eastAsia="Kaiti SC" w:cs="Kaiti SC"/>
           <w:sz w:val="21"/>
         </w:rPr>
-        <w:t>[4] 2026-10-03｜bing.com｜SpaceX：SpaceX (SPCX) Stock Surges 7% After Launching 3 Rockets in 13 Hours</w:t>
+        <w:t>[4] 2026-10-04｜bing.com｜SpaceX：SpaceX shares first picture of Starlink V3 satellite deployment by Starship on debut orbital flight</w:t>
       </w:r>
     </w:p>
     <w:p>
@@ -945,7 +792,28 @@
           <w:rFonts w:ascii="Kaiti SC" w:hAnsi="Kaiti SC" w:eastAsia="Kaiti SC" w:cs="Kaiti SC"/>
           <w:sz w:val="21"/>
         </w:rPr>
-        <w:t>[5] 2026-10-03｜新浪财经｜微纳星空：国星宇航、展芯半导体、微纳星空、国仪量子冲刺IPO，涉及四川多家机构投资 - 新浪财经</w:t>
+        <w:t>[5] 2026-10-04｜bing.com｜SpaceX：Elon Musk Renews Delta Feud After Airline Picks Amazon Leo Over Starlink</w:t>
+      </w:r>
+    </w:p>
+    <w:p>
+      <w:pPr>
+        <w:keepLines/>
+        <w:spacing w:after="60"/>
+        <w:ind w:left="369" w:hanging="227"/>
+      </w:pPr>
+      <w:r>
+        <w:rPr>
+          <w:rFonts w:ascii="Kaiti SC" w:hAnsi="Kaiti SC" w:eastAsia="Kaiti SC" w:cs="Kaiti SC"/>
+          <w:sz w:val="21"/>
+        </w:rPr>
+        <w:t xml:space="preserve">✓ </w:t>
+      </w:r>
+      <w:r>
+        <w:rPr>
+          <w:rFonts w:ascii="Kaiti SC" w:hAnsi="Kaiti SC" w:eastAsia="Kaiti SC" w:cs="Kaiti SC"/>
+          <w:sz w:val="21"/>
+        </w:rPr>
+        <w:t>[6] 2026-10-04｜finance.ifeng.com｜蓝箭航天：蓝箭航天最近的四件事！蓝箭航天到底在经历什么？ - finance.ifeng.com</w:t>
       </w:r>
     </w:p>
     <w:sectPr>

--- a/docs/data/reports/daily-documents/latest/previous_daily_report.docx
+++ b/docs/data/reports/daily-documents/latest/previous_daily_report.docx
@@ -26,7 +26,7 @@
           <w:rFonts w:ascii="Kaiti SC" w:hAnsi="Kaiti SC" w:eastAsia="Kaiti SC" w:cs="Kaiti SC"/>
           <w:sz w:val="21"/>
         </w:rPr>
-        <w:t>2026-10-04（上一自然日）</w:t>
+        <w:t>2026-10-05（上一自然日）</w:t>
       </w:r>
     </w:p>
     <w:tbl>
@@ -81,7 +81,7 @@
                 <w:b w:val="0"/>
                 <w:sz w:val="19"/>
               </w:rPr>
-              <w:t>2026-10-04</w:t>
+              <w:t>2026-10-05</w:t>
             </w:r>
           </w:p>
         </w:tc>
@@ -127,7 +127,7 @@
                 <w:b w:val="0"/>
                 <w:sz w:val="19"/>
               </w:rPr>
-              <w:t>8 条 / 2 家</w:t>
+              <w:t>13 条 / 2 家</w:t>
             </w:r>
           </w:p>
         </w:tc>
@@ -173,7 +173,7 @@
                 <w:b w:val="0"/>
                 <w:sz w:val="19"/>
               </w:rPr>
-              <w:t>2 个</w:t>
+              <w:t>5 个</w:t>
             </w:r>
           </w:p>
         </w:tc>
@@ -219,7 +219,7 @@
                 <w:b w:val="0"/>
                 <w:sz w:val="19"/>
               </w:rPr>
-              <w:t>2026-10-05</w:t>
+              <w:t>2026-10-06</w:t>
             </w:r>
           </w:p>
         </w:tc>
@@ -245,7 +245,7 @@
     </w:p>
     <w:p>
       <w:r>
-        <w:t>2026-10-04 共归档 8 条新闻，覆盖 2 家公司、2 个信息来源。 新闻量较多的公司包括 SpaceX、蓝箭航天。</w:t>
+        <w:t>2026-10-05 共归档 13 条新闻，覆盖 2 家公司、5 个信息来源。 新闻量较多的公司包括 SpaceX、Blue Origin。</w:t>
       </w:r>
     </w:p>
     <w:p>
@@ -279,7 +279,7 @@
           <w:rFonts w:ascii="Kaiti SC" w:hAnsi="Kaiti SC" w:eastAsia="Kaiti SC" w:cs="Kaiti SC"/>
           <w:sz w:val="21"/>
         </w:rPr>
-        <w:t>【发射与任务】SpaceX：SpaceX shares first picture of Starlink V3 satellite deployment by Starship on debut orbital flight （bing.com）</w:t>
+        <w:t>【发射与任务】SpaceX：Live coverage: SpaceX to launch 21 data transport satellites for the Space Development Agency （Spaceflight Now）</w:t>
       </w:r>
     </w:p>
     <w:p>
@@ -300,7 +300,7 @@
           <w:rFonts w:ascii="Kaiti SC" w:hAnsi="Kaiti SC" w:eastAsia="Kaiti SC" w:cs="Kaiti SC"/>
           <w:sz w:val="21"/>
         </w:rPr>
-        <w:t>【发射与任务】SpaceX：SpaceX shares first picture of Starlink V3 satellite deployment by Starship on debut orbital flight （bing.com）</w:t>
+        <w:t>【市场与股价】SpaceX：SpaceX shares look 'unusually cheap,' Morgan Stanley says: Elon Musk's AI, Starlink bets take center stage （bing.com）</w:t>
       </w:r>
     </w:p>
     <w:p>
@@ -321,7 +321,7 @@
           <w:rFonts w:ascii="Kaiti SC" w:hAnsi="Kaiti SC" w:eastAsia="Kaiti SC" w:cs="Kaiti SC"/>
           <w:sz w:val="21"/>
         </w:rPr>
-        <w:t>【发射与任务】SpaceX：SpaceX shares first picture of Starlink V3 satellite deployment by Starship on debut orbital flight （bing.com）</w:t>
+        <w:t>【市场与股价】SpaceX：SpaceX shares look 'unusually cheap,' Morgan Stanley says: Elon Musk's AI, Starlink bets take center stage （bing.com）</w:t>
       </w:r>
     </w:p>
     <w:p>
@@ -342,7 +342,7 @@
           <w:rFonts w:ascii="Kaiti SC" w:hAnsi="Kaiti SC" w:eastAsia="Kaiti SC" w:cs="Kaiti SC"/>
           <w:sz w:val="21"/>
         </w:rPr>
-        <w:t>【发射与任务】SpaceX：SpaceX shares first picture of Starlink V3 satellite deployment by Starship on debut orbital flight （bing.com）</w:t>
+        <w:t>【发射与任务】SpaceX：SpaceX's Falcon 9 due for launch in California. Here's the schedule - Ventura County Star （Ventura County Star）</w:t>
       </w:r>
     </w:p>
     <w:p>
@@ -363,7 +363,7 @@
           <w:rFonts w:ascii="Kaiti SC" w:hAnsi="Kaiti SC" w:eastAsia="Kaiti SC" w:cs="Kaiti SC"/>
           <w:sz w:val="21"/>
         </w:rPr>
-        <w:t>【其他动态】SpaceX：Elon Musk Renews Delta Feud After Airline Picks Amazon Leo Over Starlink （bing.com）</w:t>
+        <w:t>【发射与任务】SpaceX：South Korea, SpaceX, and China ready for launch this week （bing.com）</w:t>
       </w:r>
     </w:p>
     <w:p>
@@ -384,7 +384,28 @@
           <w:rFonts w:ascii="Kaiti SC" w:hAnsi="Kaiti SC" w:eastAsia="Kaiti SC" w:cs="Kaiti SC"/>
           <w:sz w:val="21"/>
         </w:rPr>
-        <w:t>【其他动态】蓝箭航天：蓝箭航天最近的四件事！蓝箭航天到底在经历什么？ - finance.ifeng.com （finance.ifeng.com）</w:t>
+        <w:t>【发射与任务】Blue Origin：Blue Origin's New Glenn rocket nails first-ever droneship landing （bing.com）</w:t>
+      </w:r>
+    </w:p>
+    <w:p>
+      <w:pPr>
+        <w:keepLines/>
+        <w:spacing w:after="60"/>
+        <w:ind w:left="369" w:hanging="227"/>
+      </w:pPr>
+      <w:r>
+        <w:rPr>
+          <w:rFonts w:ascii="Kaiti SC" w:hAnsi="Kaiti SC" w:eastAsia="Kaiti SC" w:cs="Kaiti SC"/>
+          <w:sz w:val="21"/>
+        </w:rPr>
+        <w:t xml:space="preserve">➢ </w:t>
+      </w:r>
+      <w:r>
+        <w:rPr>
+          <w:rFonts w:ascii="Kaiti SC" w:hAnsi="Kaiti SC" w:eastAsia="Kaiti SC" w:cs="Kaiti SC"/>
+          <w:sz w:val="21"/>
+        </w:rPr>
+        <w:t>【发射与任务】Blue Origin：Blue Origin's New Glenn rocket nails first-ever droneship landing （bing.com）</w:t>
       </w:r>
     </w:p>
     <w:p>
@@ -543,7 +564,7 @@
                 <w:b w:val="0"/>
                 <w:sz w:val="19"/>
               </w:rPr>
-              <w:t>7</w:t>
+              <w:t>11</w:t>
             </w:r>
           </w:p>
         </w:tc>
@@ -564,7 +585,7 @@
                 <w:b w:val="0"/>
                 <w:sz w:val="19"/>
               </w:rPr>
-              <w:t>发射与任务、其他动态</w:t>
+              <w:t>发射与任务、市场与股价、其他动态、产品与技术</w:t>
             </w:r>
           </w:p>
         </w:tc>
@@ -584,7 +605,7 @@
                 <w:b w:val="0"/>
                 <w:sz w:val="19"/>
               </w:rPr>
-              <w:t>SpaceX shares first picture of Starlink V3 satellite deployment by Starship on debut orbital flight</w:t>
+              <w:t>Live coverage: SpaceX to launch 21 data transport satellites for the Space Development Agency</w:t>
             </w:r>
           </w:p>
         </w:tc>
@@ -609,7 +630,7 @@
                 <w:b w:val="0"/>
                 <w:sz w:val="19"/>
               </w:rPr>
-              <w:t>蓝箭航天</w:t>
+              <w:t>Blue Origin</w:t>
             </w:r>
           </w:p>
         </w:tc>
@@ -630,7 +651,7 @@
                 <w:b w:val="0"/>
                 <w:sz w:val="19"/>
               </w:rPr>
-              <w:t>1</w:t>
+              <w:t>2</w:t>
             </w:r>
           </w:p>
         </w:tc>
@@ -651,7 +672,7 @@
                 <w:b w:val="0"/>
                 <w:sz w:val="19"/>
               </w:rPr>
-              <w:t>其他动态</w:t>
+              <w:t>发射与任务</w:t>
             </w:r>
           </w:p>
         </w:tc>
@@ -671,7 +692,7 @@
                 <w:b w:val="0"/>
                 <w:sz w:val="19"/>
               </w:rPr>
-              <w:t>蓝箭航天最近的四件事！蓝箭航天到底在经历什么？ - finance.ifeng.com</w:t>
+              <w:t>Blue Origin's New Glenn rocket nails first-ever droneship landing</w:t>
             </w:r>
           </w:p>
         </w:tc>
@@ -708,7 +729,7 @@
           <w:rFonts w:ascii="Kaiti SC" w:hAnsi="Kaiti SC" w:eastAsia="Kaiti SC" w:cs="Kaiti SC"/>
           <w:sz w:val="21"/>
         </w:rPr>
-        <w:t>[1] 2026-10-04｜bing.com｜SpaceX：SpaceX shares first picture of Starlink V3 satellite deployment by Starship on debut orbital flight</w:t>
+        <w:t>[1] 2026-10-05｜Spaceflight Now｜SpaceX：Live coverage: SpaceX to launch 21 data transport satellites for the Space Development Agency</w:t>
       </w:r>
     </w:p>
     <w:p>
@@ -729,7 +750,7 @@
           <w:rFonts w:ascii="Kaiti SC" w:hAnsi="Kaiti SC" w:eastAsia="Kaiti SC" w:cs="Kaiti SC"/>
           <w:sz w:val="21"/>
         </w:rPr>
-        <w:t>[2] 2026-10-04｜bing.com｜SpaceX：SpaceX shares first picture of Starlink V3 satellite deployment by Starship on debut orbital flight</w:t>
+        <w:t>[2] 2026-10-05｜bing.com｜SpaceX：SpaceX shares look 'unusually cheap,' Morgan Stanley says: Elon Musk's AI, Starlink bets take center stage</w:t>
       </w:r>
     </w:p>
     <w:p>
@@ -750,7 +771,7 @@
           <w:rFonts w:ascii="Kaiti SC" w:hAnsi="Kaiti SC" w:eastAsia="Kaiti SC" w:cs="Kaiti SC"/>
           <w:sz w:val="21"/>
         </w:rPr>
-        <w:t>[3] 2026-10-04｜bing.com｜SpaceX：SpaceX shares first picture of Starlink V3 satellite deployment by Starship on debut orbital flight</w:t>
+        <w:t>[3] 2026-10-05｜bing.com｜SpaceX：SpaceX shares look 'unusually cheap,' Morgan Stanley says: Elon Musk's AI, Starlink bets take center stage</w:t>
       </w:r>
     </w:p>
     <w:p>
@@ -771,7 +792,7 @@
           <w:rFonts w:ascii="Kaiti SC" w:hAnsi="Kaiti SC" w:eastAsia="Kaiti SC" w:cs="Kaiti SC"/>
           <w:sz w:val="21"/>
         </w:rPr>
-        <w:t>[4] 2026-10-04｜bing.com｜SpaceX：SpaceX shares first picture of Starlink V3 satellite deployment by Starship on debut orbital flight</w:t>
+        <w:t>[4] 2026-10-05｜Ventura County Star｜SpaceX：SpaceX's Falcon 9 due for launch in California. Here's the schedule - Ventura County Star</w:t>
       </w:r>
     </w:p>
     <w:p>
@@ -792,7 +813,7 @@
           <w:rFonts w:ascii="Kaiti SC" w:hAnsi="Kaiti SC" w:eastAsia="Kaiti SC" w:cs="Kaiti SC"/>
           <w:sz w:val="21"/>
         </w:rPr>
-        <w:t>[5] 2026-10-04｜bing.com｜SpaceX：Elon Musk Renews Delta Feud After Airline Picks Amazon Leo Over Starlink</w:t>
+        <w:t>[5] 2026-10-05｜bing.com｜SpaceX：South Korea, SpaceX, and China ready for launch this week</w:t>
       </w:r>
     </w:p>
     <w:p>
@@ -813,7 +834,28 @@
           <w:rFonts w:ascii="Kaiti SC" w:hAnsi="Kaiti SC" w:eastAsia="Kaiti SC" w:cs="Kaiti SC"/>
           <w:sz w:val="21"/>
         </w:rPr>
-        <w:t>[6] 2026-10-04｜finance.ifeng.com｜蓝箭航天：蓝箭航天最近的四件事！蓝箭航天到底在经历什么？ - finance.ifeng.com</w:t>
+        <w:t>[6] 2026-10-05｜bing.com｜Blue Origin：Blue Origin's New Glenn rocket nails first-ever droneship landing</w:t>
+      </w:r>
+    </w:p>
+    <w:p>
+      <w:pPr>
+        <w:keepLines/>
+        <w:spacing w:after="60"/>
+        <w:ind w:left="369" w:hanging="227"/>
+      </w:pPr>
+      <w:r>
+        <w:rPr>
+          <w:rFonts w:ascii="Kaiti SC" w:hAnsi="Kaiti SC" w:eastAsia="Kaiti SC" w:cs="Kaiti SC"/>
+          <w:sz w:val="21"/>
+        </w:rPr>
+        <w:t xml:space="preserve">✓ </w:t>
+      </w:r>
+      <w:r>
+        <w:rPr>
+          <w:rFonts w:ascii="Kaiti SC" w:hAnsi="Kaiti SC" w:eastAsia="Kaiti SC" w:cs="Kaiti SC"/>
+          <w:sz w:val="21"/>
+        </w:rPr>
+        <w:t>[7] 2026-10-05｜bing.com｜Blue Origin：Blue Origin's New Glenn rocket nails first-ever droneship landing</w:t>
       </w:r>
     </w:p>
     <w:sectPr>

--- a/docs/data/reports/daily-documents/latest/previous_daily_report.docx
+++ b/docs/data/reports/daily-documents/latest/previous_daily_report.docx
@@ -26,7 +26,7 @@
           <w:rFonts w:ascii="Kaiti SC" w:hAnsi="Kaiti SC" w:eastAsia="Kaiti SC" w:cs="Kaiti SC"/>
           <w:sz w:val="21"/>
         </w:rPr>
-        <w:t>2026-10-05（上一自然日）</w:t>
+        <w:t>2026-10-06（上一自然日）</w:t>
       </w:r>
     </w:p>
     <w:tbl>
@@ -81,7 +81,7 @@
                 <w:b w:val="0"/>
                 <w:sz w:val="19"/>
               </w:rPr>
-              <w:t>2026-10-05</w:t>
+              <w:t>2026-10-06</w:t>
             </w:r>
           </w:p>
         </w:tc>
@@ -127,7 +127,7 @@
                 <w:b w:val="0"/>
                 <w:sz w:val="19"/>
               </w:rPr>
-              <w:t>13 条 / 2 家</w:t>
+              <w:t>23 条 / 4 家</w:t>
             </w:r>
           </w:p>
         </w:tc>
@@ -219,7 +219,7 @@
                 <w:b w:val="0"/>
                 <w:sz w:val="19"/>
               </w:rPr>
-              <w:t>2026-10-06</w:t>
+              <w:t>2026-10-07</w:t>
             </w:r>
           </w:p>
         </w:tc>
@@ -245,7 +245,7 @@
     </w:p>
     <w:p>
       <w:r>
-        <w:t>2026-10-05 共归档 13 条新闻，覆盖 2 家公司、5 个信息来源。 新闻量较多的公司包括 SpaceX、Blue Origin。</w:t>
+        <w:t>2026-10-06 共归档 23 条新闻，覆盖 4 家公司、5 个信息来源。 新闻量较多的公司包括 SpaceX、Blue Origin、星河动力、蓝箭航天。</w:t>
       </w:r>
     </w:p>
     <w:p>
@@ -279,7 +279,7 @@
           <w:rFonts w:ascii="Kaiti SC" w:hAnsi="Kaiti SC" w:eastAsia="Kaiti SC" w:cs="Kaiti SC"/>
           <w:sz w:val="21"/>
         </w:rPr>
-        <w:t>【发射与任务】SpaceX：Live coverage: SpaceX to launch 21 data transport satellites for the Space Development Agency （Spaceflight Now）</w:t>
+        <w:t>【市场与股价】SpaceX：SpaceX continues rally on Tuesday: what's behind the recent bull run? （bing.com）</w:t>
       </w:r>
     </w:p>
     <w:p>
@@ -300,7 +300,7 @@
           <w:rFonts w:ascii="Kaiti SC" w:hAnsi="Kaiti SC" w:eastAsia="Kaiti SC" w:cs="Kaiti SC"/>
           <w:sz w:val="21"/>
         </w:rPr>
-        <w:t>【市场与股价】SpaceX：SpaceX shares look 'unusually cheap,' Morgan Stanley says: Elon Musk's AI, Starlink bets take center stage （bing.com）</w:t>
+        <w:t>【市场与股价】SpaceX：SpaceX: A Growth Story That Hasn't Taken Off Just Yet （bing.com）</w:t>
       </w:r>
     </w:p>
     <w:p>
@@ -321,7 +321,7 @@
           <w:rFonts w:ascii="Kaiti SC" w:hAnsi="Kaiti SC" w:eastAsia="Kaiti SC" w:cs="Kaiti SC"/>
           <w:sz w:val="21"/>
         </w:rPr>
-        <w:t>【市场与股价】SpaceX：SpaceX shares look 'unusually cheap,' Morgan Stanley says: Elon Musk's AI, Starlink bets take center stage （bing.com）</w:t>
+        <w:t>【发射与任务】SpaceX：Bigger Than Starlink: SpaceX Provides New Look at Orbital Data Center Plans （bing.com）</w:t>
       </w:r>
     </w:p>
     <w:p>
@@ -342,7 +342,7 @@
           <w:rFonts w:ascii="Kaiti SC" w:hAnsi="Kaiti SC" w:eastAsia="Kaiti SC" w:cs="Kaiti SC"/>
           <w:sz w:val="21"/>
         </w:rPr>
-        <w:t>【发射与任务】SpaceX：SpaceX's Falcon 9 due for launch in California. Here's the schedule - Ventura County Star （Ventura County Star）</w:t>
+        <w:t>【其他动态】SpaceX：SpaceX urges satellite operators to share flight paths to avoid collisions （bing.com）</w:t>
       </w:r>
     </w:p>
     <w:p>
@@ -363,7 +363,7 @@
           <w:rFonts w:ascii="Kaiti SC" w:hAnsi="Kaiti SC" w:eastAsia="Kaiti SC" w:cs="Kaiti SC"/>
           <w:sz w:val="21"/>
         </w:rPr>
-        <w:t>【发射与任务】SpaceX：South Korea, SpaceX, and China ready for launch this week （bing.com）</w:t>
+        <w:t>【发射与任务】Blue Origin：Blue Origin’s New Glenn plan put booster reuse on a Blue Moon Mk1 mission （bing.com）</w:t>
       </w:r>
     </w:p>
     <w:p>
@@ -384,7 +384,7 @@
           <w:rFonts w:ascii="Kaiti SC" w:hAnsi="Kaiti SC" w:eastAsia="Kaiti SC" w:cs="Kaiti SC"/>
           <w:sz w:val="21"/>
         </w:rPr>
-        <w:t>【发射与任务】Blue Origin：Blue Origin's New Glenn rocket nails first-ever droneship landing （bing.com）</w:t>
+        <w:t>【发射与任务】Blue Origin：Blue Origin’s New Glenn plan put booster reuse on a Blue Moon Mk1 mission （bing.com）</w:t>
       </w:r>
     </w:p>
     <w:p>
@@ -405,7 +405,112 @@
           <w:rFonts w:ascii="Kaiti SC" w:hAnsi="Kaiti SC" w:eastAsia="Kaiti SC" w:cs="Kaiti SC"/>
           <w:sz w:val="21"/>
         </w:rPr>
-        <w:t>【发射与任务】Blue Origin：Blue Origin's New Glenn rocket nails first-ever droneship landing （bing.com）</w:t>
+        <w:t>【其他动态】SpaceX：SpaceX reveals how its 1 Million AI satellite network will work and prevent space collisions （bing.com）</w:t>
+      </w:r>
+    </w:p>
+    <w:p>
+      <w:pPr>
+        <w:keepLines/>
+        <w:spacing w:after="60"/>
+        <w:ind w:left="369" w:hanging="227"/>
+      </w:pPr>
+      <w:r>
+        <w:rPr>
+          <w:rFonts w:ascii="Kaiti SC" w:hAnsi="Kaiti SC" w:eastAsia="Kaiti SC" w:cs="Kaiti SC"/>
+          <w:sz w:val="21"/>
+        </w:rPr>
+        <w:t xml:space="preserve">➢ </w:t>
+      </w:r>
+      <w:r>
+        <w:rPr>
+          <w:rFonts w:ascii="Kaiti SC" w:hAnsi="Kaiti SC" w:eastAsia="Kaiti SC" w:cs="Kaiti SC"/>
+          <w:sz w:val="21"/>
+        </w:rPr>
+        <w:t>【其他动态】星河动力：2026中关村论坛年会｜商业航天青春期|智神星一号|朱雀三号|蓝箭航天|火箭|蓝箭 - 新浪财经 （新浪财经）</w:t>
+      </w:r>
+    </w:p>
+    <w:p>
+      <w:pPr>
+        <w:keepLines/>
+        <w:spacing w:after="60"/>
+        <w:ind w:left="369" w:hanging="227"/>
+      </w:pPr>
+      <w:r>
+        <w:rPr>
+          <w:rFonts w:ascii="Kaiti SC" w:hAnsi="Kaiti SC" w:eastAsia="Kaiti SC" w:cs="Kaiti SC"/>
+          <w:sz w:val="21"/>
+        </w:rPr>
+        <w:t xml:space="preserve">➢ </w:t>
+      </w:r>
+      <w:r>
+        <w:rPr>
+          <w:rFonts w:ascii="Kaiti SC" w:hAnsi="Kaiti SC" w:eastAsia="Kaiti SC" w:cs="Kaiti SC"/>
+          <w:sz w:val="21"/>
+        </w:rPr>
+        <w:t>【发射与任务】Blue Origin：FAA advances Starship, New Glenn and Terran R reviews for Cape Canaveral launches - WESH （WESH）</w:t>
+      </w:r>
+    </w:p>
+    <w:p>
+      <w:pPr>
+        <w:keepLines/>
+        <w:spacing w:after="60"/>
+        <w:ind w:left="369" w:hanging="227"/>
+      </w:pPr>
+      <w:r>
+        <w:rPr>
+          <w:rFonts w:ascii="Kaiti SC" w:hAnsi="Kaiti SC" w:eastAsia="Kaiti SC" w:cs="Kaiti SC"/>
+          <w:sz w:val="21"/>
+        </w:rPr>
+        <w:t xml:space="preserve">➢ </w:t>
+      </w:r>
+      <w:r>
+        <w:rPr>
+          <w:rFonts w:ascii="Kaiti SC" w:hAnsi="Kaiti SC" w:eastAsia="Kaiti SC" w:cs="Kaiti SC"/>
+          <w:sz w:val="21"/>
+        </w:rPr>
+        <w:t>【发射与任务】Blue Origin：Blue Origin’s New Glenn reached orbit, opening a new SpaceX rivalry （bing.com）</w:t>
+      </w:r>
+    </w:p>
+    <w:p>
+      <w:pPr>
+        <w:keepLines/>
+        <w:spacing w:after="60"/>
+        <w:ind w:left="369" w:hanging="227"/>
+      </w:pPr>
+      <w:r>
+        <w:rPr>
+          <w:rFonts w:ascii="Kaiti SC" w:hAnsi="Kaiti SC" w:eastAsia="Kaiti SC" w:cs="Kaiti SC"/>
+          <w:sz w:val="21"/>
+        </w:rPr>
+        <w:t xml:space="preserve">➢ </w:t>
+      </w:r>
+      <w:r>
+        <w:rPr>
+          <w:rFonts w:ascii="Kaiti SC" w:hAnsi="Kaiti SC" w:eastAsia="Kaiti SC" w:cs="Kaiti SC"/>
+          <w:sz w:val="21"/>
+        </w:rPr>
+        <w:t>【发射与任务】Blue Origin：Blue Origin’s New Glenn reached orbit, opening a new SpaceX rivalry （bing.com）</w:t>
+      </w:r>
+    </w:p>
+    <w:p>
+      <w:pPr>
+        <w:keepLines/>
+        <w:spacing w:after="60"/>
+        <w:ind w:left="369" w:hanging="227"/>
+      </w:pPr>
+      <w:r>
+        <w:rPr>
+          <w:rFonts w:ascii="Kaiti SC" w:hAnsi="Kaiti SC" w:eastAsia="Kaiti SC" w:cs="Kaiti SC"/>
+          <w:sz w:val="21"/>
+        </w:rPr>
+        <w:t xml:space="preserve">➢ </w:t>
+      </w:r>
+      <w:r>
+        <w:rPr>
+          <w:rFonts w:ascii="Kaiti SC" w:hAnsi="Kaiti SC" w:eastAsia="Kaiti SC" w:cs="Kaiti SC"/>
+          <w:sz w:val="21"/>
+        </w:rPr>
+        <w:t>【其他动态】蓝箭航天：2026中关村论坛年会｜商业航天青春期|智神星一号|朱雀三号|蓝箭航天|火箭|蓝箭 - 新浪财经 （新浪财经）</w:t>
       </w:r>
     </w:p>
     <w:p>
@@ -564,7 +669,7 @@
                 <w:b w:val="0"/>
                 <w:sz w:val="19"/>
               </w:rPr>
-              <w:t>11</w:t>
+              <w:t>16</w:t>
             </w:r>
           </w:p>
         </w:tc>
@@ -585,7 +690,7 @@
                 <w:b w:val="0"/>
                 <w:sz w:val="19"/>
               </w:rPr>
-              <w:t>发射与任务、市场与股价、其他动态、产品与技术</w:t>
+              <w:t>市场与股价、发射与任务、其他动态</w:t>
             </w:r>
           </w:p>
         </w:tc>
@@ -605,7 +710,7 @@
                 <w:b w:val="0"/>
                 <w:sz w:val="19"/>
               </w:rPr>
-              <w:t>Live coverage: SpaceX to launch 21 data transport satellites for the Space Development Agency</w:t>
+              <w:t>SpaceX continues rally on Tuesday: what's behind the recent bull run?</w:t>
             </w:r>
           </w:p>
         </w:tc>
@@ -651,7 +756,7 @@
                 <w:b w:val="0"/>
                 <w:sz w:val="19"/>
               </w:rPr>
-              <w:t>2</w:t>
+              <w:t>5</w:t>
             </w:r>
           </w:p>
         </w:tc>
@@ -692,7 +797,181 @@
                 <w:b w:val="0"/>
                 <w:sz w:val="19"/>
               </w:rPr>
-              <w:t>Blue Origin's New Glenn rocket nails first-ever droneship landing</w:t>
+              <w:t>Blue Origin’s New Glenn plan put booster reuse on a Blue Moon Mk1 mission</w:t>
+            </w:r>
+          </w:p>
+        </w:tc>
+      </w:tr>
+      <w:tr>
+        <w:trPr>
+          <w:cantSplit/>
+        </w:trPr>
+        <w:tc>
+          <w:tcPr>
+            <w:tcW w:type="dxa" w:w="2075"/>
+            <w:vAlign w:val="center"/>
+          </w:tcPr>
+          <w:p>
+            <w:pPr>
+              <w:spacing w:after="0" w:line="252" w:lineRule="auto"/>
+            </w:pPr>
+            <w:r/>
+            <w:r>
+              <w:rPr>
+                <w:rFonts w:ascii="Kaiti SC" w:hAnsi="Kaiti SC" w:eastAsia="Kaiti SC" w:cs="Kaiti SC"/>
+                <w:b w:val="0"/>
+                <w:sz w:val="19"/>
+              </w:rPr>
+              <w:t>星河动力</w:t>
+            </w:r>
+          </w:p>
+        </w:tc>
+        <w:tc>
+          <w:tcPr>
+            <w:tcW w:type="dxa" w:w="2075"/>
+            <w:vAlign w:val="center"/>
+          </w:tcPr>
+          <w:p>
+            <w:pPr>
+              <w:spacing w:after="0" w:line="252" w:lineRule="auto"/>
+              <w:jc w:val="center"/>
+            </w:pPr>
+            <w:r/>
+            <w:r>
+              <w:rPr>
+                <w:rFonts w:ascii="Kaiti SC" w:hAnsi="Kaiti SC" w:eastAsia="Kaiti SC" w:cs="Kaiti SC"/>
+                <w:b w:val="0"/>
+                <w:sz w:val="19"/>
+              </w:rPr>
+              <w:t>1</w:t>
+            </w:r>
+          </w:p>
+        </w:tc>
+        <w:tc>
+          <w:tcPr>
+            <w:tcW w:type="dxa" w:w="2075"/>
+            <w:vAlign w:val="center"/>
+          </w:tcPr>
+          <w:p>
+            <w:pPr>
+              <w:spacing w:after="0" w:line="252" w:lineRule="auto"/>
+              <w:jc w:val="center"/>
+            </w:pPr>
+            <w:r/>
+            <w:r>
+              <w:rPr>
+                <w:rFonts w:ascii="Kaiti SC" w:hAnsi="Kaiti SC" w:eastAsia="Kaiti SC" w:cs="Kaiti SC"/>
+                <w:b w:val="0"/>
+                <w:sz w:val="19"/>
+              </w:rPr>
+              <w:t>其他动态</w:t>
+            </w:r>
+          </w:p>
+        </w:tc>
+        <w:tc>
+          <w:tcPr>
+            <w:tcW w:type="dxa" w:w="2075"/>
+            <w:vAlign w:val="center"/>
+          </w:tcPr>
+          <w:p>
+            <w:pPr>
+              <w:spacing w:after="0" w:line="252" w:lineRule="auto"/>
+            </w:pPr>
+            <w:r/>
+            <w:r>
+              <w:rPr>
+                <w:rFonts w:ascii="Kaiti SC" w:hAnsi="Kaiti SC" w:eastAsia="Kaiti SC" w:cs="Kaiti SC"/>
+                <w:b w:val="0"/>
+                <w:sz w:val="19"/>
+              </w:rPr>
+              <w:t>2026中关村论坛年会｜商业航天青春期|智神星一号|朱雀三号|蓝箭航天|火箭|蓝箭 - 新浪财经</w:t>
+            </w:r>
+          </w:p>
+        </w:tc>
+      </w:tr>
+      <w:tr>
+        <w:trPr>
+          <w:cantSplit/>
+        </w:trPr>
+        <w:tc>
+          <w:tcPr>
+            <w:tcW w:type="dxa" w:w="2075"/>
+            <w:vAlign w:val="center"/>
+          </w:tcPr>
+          <w:p>
+            <w:pPr>
+              <w:spacing w:after="0" w:line="252" w:lineRule="auto"/>
+            </w:pPr>
+            <w:r/>
+            <w:r>
+              <w:rPr>
+                <w:rFonts w:ascii="Kaiti SC" w:hAnsi="Kaiti SC" w:eastAsia="Kaiti SC" w:cs="Kaiti SC"/>
+                <w:b w:val="0"/>
+                <w:sz w:val="19"/>
+              </w:rPr>
+              <w:t>蓝箭航天</w:t>
+            </w:r>
+          </w:p>
+        </w:tc>
+        <w:tc>
+          <w:tcPr>
+            <w:tcW w:type="dxa" w:w="2075"/>
+            <w:vAlign w:val="center"/>
+          </w:tcPr>
+          <w:p>
+            <w:pPr>
+              <w:spacing w:after="0" w:line="252" w:lineRule="auto"/>
+              <w:jc w:val="center"/>
+            </w:pPr>
+            <w:r/>
+            <w:r>
+              <w:rPr>
+                <w:rFonts w:ascii="Kaiti SC" w:hAnsi="Kaiti SC" w:eastAsia="Kaiti SC" w:cs="Kaiti SC"/>
+                <w:b w:val="0"/>
+                <w:sz w:val="19"/>
+              </w:rPr>
+              <w:t>1</w:t>
+            </w:r>
+          </w:p>
+        </w:tc>
+        <w:tc>
+          <w:tcPr>
+            <w:tcW w:type="dxa" w:w="2075"/>
+            <w:vAlign w:val="center"/>
+          </w:tcPr>
+          <w:p>
+            <w:pPr>
+              <w:spacing w:after="0" w:line="252" w:lineRule="auto"/>
+              <w:jc w:val="center"/>
+            </w:pPr>
+            <w:r/>
+            <w:r>
+              <w:rPr>
+                <w:rFonts w:ascii="Kaiti SC" w:hAnsi="Kaiti SC" w:eastAsia="Kaiti SC" w:cs="Kaiti SC"/>
+                <w:b w:val="0"/>
+                <w:sz w:val="19"/>
+              </w:rPr>
+              <w:t>其他动态</w:t>
+            </w:r>
+          </w:p>
+        </w:tc>
+        <w:tc>
+          <w:tcPr>
+            <w:tcW w:type="dxa" w:w="2075"/>
+            <w:vAlign w:val="center"/>
+          </w:tcPr>
+          <w:p>
+            <w:pPr>
+              <w:spacing w:after="0" w:line="252" w:lineRule="auto"/>
+            </w:pPr>
+            <w:r/>
+            <w:r>
+              <w:rPr>
+                <w:rFonts w:ascii="Kaiti SC" w:hAnsi="Kaiti SC" w:eastAsia="Kaiti SC" w:cs="Kaiti SC"/>
+                <w:b w:val="0"/>
+                <w:sz w:val="19"/>
+              </w:rPr>
+              <w:t>2026中关村论坛年会｜商业航天青春期|智神星一号|朱雀三号|蓝箭航天|火箭|蓝箭 - 新浪财经</w:t>
             </w:r>
           </w:p>
         </w:tc>
@@ -729,7 +1008,7 @@
           <w:rFonts w:ascii="Kaiti SC" w:hAnsi="Kaiti SC" w:eastAsia="Kaiti SC" w:cs="Kaiti SC"/>
           <w:sz w:val="21"/>
         </w:rPr>
-        <w:t>[1] 2026-10-05｜Spaceflight Now｜SpaceX：Live coverage: SpaceX to launch 21 data transport satellites for the Space Development Agency</w:t>
+        <w:t>[1] 2026-10-06｜bing.com｜SpaceX：SpaceX continues rally on Tuesday: what's behind the recent bull run?</w:t>
       </w:r>
     </w:p>
     <w:p>
@@ -750,7 +1029,7 @@
           <w:rFonts w:ascii="Kaiti SC" w:hAnsi="Kaiti SC" w:eastAsia="Kaiti SC" w:cs="Kaiti SC"/>
           <w:sz w:val="21"/>
         </w:rPr>
-        <w:t>[2] 2026-10-05｜bing.com｜SpaceX：SpaceX shares look 'unusually cheap,' Morgan Stanley says: Elon Musk's AI, Starlink bets take center stage</w:t>
+        <w:t>[2] 2026-10-06｜bing.com｜SpaceX：SpaceX: A Growth Story That Hasn't Taken Off Just Yet</w:t>
       </w:r>
     </w:p>
     <w:p>
@@ -771,7 +1050,7 @@
           <w:rFonts w:ascii="Kaiti SC" w:hAnsi="Kaiti SC" w:eastAsia="Kaiti SC" w:cs="Kaiti SC"/>
           <w:sz w:val="21"/>
         </w:rPr>
-        <w:t>[3] 2026-10-05｜bing.com｜SpaceX：SpaceX shares look 'unusually cheap,' Morgan Stanley says: Elon Musk's AI, Starlink bets take center stage</w:t>
+        <w:t>[3] 2026-10-06｜bing.com｜SpaceX：Bigger Than Starlink: SpaceX Provides New Look at Orbital Data Center Plans</w:t>
       </w:r>
     </w:p>
     <w:p>
@@ -792,7 +1071,7 @@
           <w:rFonts w:ascii="Kaiti SC" w:hAnsi="Kaiti SC" w:eastAsia="Kaiti SC" w:cs="Kaiti SC"/>
           <w:sz w:val="21"/>
         </w:rPr>
-        <w:t>[4] 2026-10-05｜Ventura County Star｜SpaceX：SpaceX's Falcon 9 due for launch in California. Here's the schedule - Ventura County Star</w:t>
+        <w:t>[4] 2026-10-06｜bing.com｜SpaceX：SpaceX urges satellite operators to share flight paths to avoid collisions</w:t>
       </w:r>
     </w:p>
     <w:p>
@@ -813,7 +1092,7 @@
           <w:rFonts w:ascii="Kaiti SC" w:hAnsi="Kaiti SC" w:eastAsia="Kaiti SC" w:cs="Kaiti SC"/>
           <w:sz w:val="21"/>
         </w:rPr>
-        <w:t>[5] 2026-10-05｜bing.com｜SpaceX：South Korea, SpaceX, and China ready for launch this week</w:t>
+        <w:t>[5] 2026-10-06｜bing.com｜Blue Origin：Blue Origin’s New Glenn plan put booster reuse on a Blue Moon Mk1 mission</w:t>
       </w:r>
     </w:p>
     <w:p>
@@ -834,7 +1113,7 @@
           <w:rFonts w:ascii="Kaiti SC" w:hAnsi="Kaiti SC" w:eastAsia="Kaiti SC" w:cs="Kaiti SC"/>
           <w:sz w:val="21"/>
         </w:rPr>
-        <w:t>[6] 2026-10-05｜bing.com｜Blue Origin：Blue Origin's New Glenn rocket nails first-ever droneship landing</w:t>
+        <w:t>[6] 2026-10-06｜bing.com｜Blue Origin：Blue Origin’s New Glenn plan put booster reuse on a Blue Moon Mk1 mission</w:t>
       </w:r>
     </w:p>
     <w:p>
@@ -855,7 +1134,112 @@
           <w:rFonts w:ascii="Kaiti SC" w:hAnsi="Kaiti SC" w:eastAsia="Kaiti SC" w:cs="Kaiti SC"/>
           <w:sz w:val="21"/>
         </w:rPr>
-        <w:t>[7] 2026-10-05｜bing.com｜Blue Origin：Blue Origin's New Glenn rocket nails first-ever droneship landing</w:t>
+        <w:t>[7] 2026-10-06｜bing.com｜SpaceX：SpaceX reveals how its 1 Million AI satellite network will work and prevent space collisions</w:t>
+      </w:r>
+    </w:p>
+    <w:p>
+      <w:pPr>
+        <w:keepLines/>
+        <w:spacing w:after="60"/>
+        <w:ind w:left="369" w:hanging="227"/>
+      </w:pPr>
+      <w:r>
+        <w:rPr>
+          <w:rFonts w:ascii="Kaiti SC" w:hAnsi="Kaiti SC" w:eastAsia="Kaiti SC" w:cs="Kaiti SC"/>
+          <w:sz w:val="21"/>
+        </w:rPr>
+        <w:t xml:space="preserve">✓ </w:t>
+      </w:r>
+      <w:r>
+        <w:rPr>
+          <w:rFonts w:ascii="Kaiti SC" w:hAnsi="Kaiti SC" w:eastAsia="Kaiti SC" w:cs="Kaiti SC"/>
+          <w:sz w:val="21"/>
+        </w:rPr>
+        <w:t>[8] 2026-10-06｜新浪财经｜星河动力：2026中关村论坛年会｜商业航天青春期|智神星一号|朱雀三号|蓝箭航天|火箭|蓝箭 - 新浪财经</w:t>
+      </w:r>
+    </w:p>
+    <w:p>
+      <w:pPr>
+        <w:keepLines/>
+        <w:spacing w:after="60"/>
+        <w:ind w:left="369" w:hanging="227"/>
+      </w:pPr>
+      <w:r>
+        <w:rPr>
+          <w:rFonts w:ascii="Kaiti SC" w:hAnsi="Kaiti SC" w:eastAsia="Kaiti SC" w:cs="Kaiti SC"/>
+          <w:sz w:val="21"/>
+        </w:rPr>
+        <w:t xml:space="preserve">✓ </w:t>
+      </w:r>
+      <w:r>
+        <w:rPr>
+          <w:rFonts w:ascii="Kaiti SC" w:hAnsi="Kaiti SC" w:eastAsia="Kaiti SC" w:cs="Kaiti SC"/>
+          <w:sz w:val="21"/>
+        </w:rPr>
+        <w:t>[9] 2026-10-06｜WESH｜Blue Origin：FAA advances Starship, New Glenn and Terran R reviews for Cape Canaveral launches - WESH</w:t>
+      </w:r>
+    </w:p>
+    <w:p>
+      <w:pPr>
+        <w:keepLines/>
+        <w:spacing w:after="60"/>
+        <w:ind w:left="369" w:hanging="227"/>
+      </w:pPr>
+      <w:r>
+        <w:rPr>
+          <w:rFonts w:ascii="Kaiti SC" w:hAnsi="Kaiti SC" w:eastAsia="Kaiti SC" w:cs="Kaiti SC"/>
+          <w:sz w:val="21"/>
+        </w:rPr>
+        <w:t xml:space="preserve">✓ </w:t>
+      </w:r>
+      <w:r>
+        <w:rPr>
+          <w:rFonts w:ascii="Kaiti SC" w:hAnsi="Kaiti SC" w:eastAsia="Kaiti SC" w:cs="Kaiti SC"/>
+          <w:sz w:val="21"/>
+        </w:rPr>
+        <w:t>[10] 2026-10-06｜bing.com｜Blue Origin：Blue Origin’s New Glenn reached orbit, opening a new SpaceX rivalry</w:t>
+      </w:r>
+    </w:p>
+    <w:p>
+      <w:pPr>
+        <w:keepLines/>
+        <w:spacing w:after="60"/>
+        <w:ind w:left="369" w:hanging="227"/>
+      </w:pPr>
+      <w:r>
+        <w:rPr>
+          <w:rFonts w:ascii="Kaiti SC" w:hAnsi="Kaiti SC" w:eastAsia="Kaiti SC" w:cs="Kaiti SC"/>
+          <w:sz w:val="21"/>
+        </w:rPr>
+        <w:t xml:space="preserve">✓ </w:t>
+      </w:r>
+      <w:r>
+        <w:rPr>
+          <w:rFonts w:ascii="Kaiti SC" w:hAnsi="Kaiti SC" w:eastAsia="Kaiti SC" w:cs="Kaiti SC"/>
+          <w:sz w:val="21"/>
+        </w:rPr>
+        <w:t>[11] 2026-10-06｜bing.com｜Blue Origin：Blue Origin’s New Glenn reached orbit, opening a new SpaceX rivalry</w:t>
+      </w:r>
+    </w:p>
+    <w:p>
+      <w:pPr>
+        <w:keepLines/>
+        <w:spacing w:after="60"/>
+        <w:ind w:left="369" w:hanging="227"/>
+      </w:pPr>
+      <w:r>
+        <w:rPr>
+          <w:rFonts w:ascii="Kaiti SC" w:hAnsi="Kaiti SC" w:eastAsia="Kaiti SC" w:cs="Kaiti SC"/>
+          <w:sz w:val="21"/>
+        </w:rPr>
+        <w:t xml:space="preserve">✓ </w:t>
+      </w:r>
+      <w:r>
+        <w:rPr>
+          <w:rFonts w:ascii="Kaiti SC" w:hAnsi="Kaiti SC" w:eastAsia="Kaiti SC" w:cs="Kaiti SC"/>
+          <w:sz w:val="21"/>
+        </w:rPr>
+        <w:t>[12] 2026-10-06｜新浪财经｜蓝箭航天：2026中关村论坛年会｜商业航天青春期|智神星一号|朱雀三号|蓝箭航天|火箭|蓝箭 - 新浪财经</w:t>
       </w:r>
     </w:p>
     <w:sectPr>

--- a/docs/data/reports/daily-documents/latest/previous_daily_report.docx
+++ b/docs/data/reports/daily-documents/latest/previous_daily_report.docx
@@ -26,7 +26,7 @@
           <w:rFonts w:ascii="Kaiti SC" w:hAnsi="Kaiti SC" w:eastAsia="Kaiti SC" w:cs="Kaiti SC"/>
           <w:sz w:val="21"/>
         </w:rPr>
-        <w:t>2026-10-06（上一自然日）</w:t>
+        <w:t>2026-10-07（上一自然日）</w:t>
       </w:r>
     </w:p>
     <w:tbl>
@@ -81,7 +81,7 @@
                 <w:b w:val="0"/>
                 <w:sz w:val="19"/>
               </w:rPr>
-              <w:t>2026-10-06</w:t>
+              <w:t>2026-10-07</w:t>
             </w:r>
           </w:p>
         </w:tc>
@@ -127,7 +127,7 @@
                 <w:b w:val="0"/>
                 <w:sz w:val="19"/>
               </w:rPr>
-              <w:t>23 条 / 4 家</w:t>
+              <w:t>21 条 / 3 家</w:t>
             </w:r>
           </w:p>
         </w:tc>
@@ -173,7 +173,7 @@
                 <w:b w:val="0"/>
                 <w:sz w:val="19"/>
               </w:rPr>
-              <w:t>5 个</w:t>
+              <w:t>9 个</w:t>
             </w:r>
           </w:p>
         </w:tc>
@@ -219,7 +219,7 @@
                 <w:b w:val="0"/>
                 <w:sz w:val="19"/>
               </w:rPr>
-              <w:t>2026-10-07</w:t>
+              <w:t>2026-10-08</w:t>
             </w:r>
           </w:p>
         </w:tc>
@@ -245,7 +245,7 @@
     </w:p>
     <w:p>
       <w:r>
-        <w:t>2026-10-06 共归档 23 条新闻，覆盖 4 家公司、5 个信息来源。 新闻量较多的公司包括 SpaceX、Blue Origin、星河动力、蓝箭航天。</w:t>
+        <w:t>2026-10-07 共归档 21 条新闻，覆盖 3 家公司、9 个信息来源。 新闻量较多的公司包括 SpaceX、蓝箭航天、中国星网。</w:t>
       </w:r>
     </w:p>
     <w:p>
@@ -279,7 +279,7 @@
           <w:rFonts w:ascii="Kaiti SC" w:hAnsi="Kaiti SC" w:eastAsia="Kaiti SC" w:cs="Kaiti SC"/>
           <w:sz w:val="21"/>
         </w:rPr>
-        <w:t>【市场与股价】SpaceX：SpaceX continues rally on Tuesday: what's behind the recent bull run? （bing.com）</w:t>
+        <w:t>【监管与政策】SpaceX：FCC approves 15,000 SpaceX Starlink satellites that could compete directly with cellular carriers - TechSpot （TechSpot）</w:t>
       </w:r>
     </w:p>
     <w:p>
@@ -300,7 +300,7 @@
           <w:rFonts w:ascii="Kaiti SC" w:hAnsi="Kaiti SC" w:eastAsia="Kaiti SC" w:cs="Kaiti SC"/>
           <w:sz w:val="21"/>
         </w:rPr>
-        <w:t>【市场与股价】SpaceX：SpaceX: A Growth Story That Hasn't Taken Off Just Yet （bing.com）</w:t>
+        <w:t>【发射与任务】SpaceX：Elon Musk Accuses Unnamed ‘Oligarchs’ Of Blocking Starlink's India Launch （bing.com）</w:t>
       </w:r>
     </w:p>
     <w:p>
@@ -321,7 +321,7 @@
           <w:rFonts w:ascii="Kaiti SC" w:hAnsi="Kaiti SC" w:eastAsia="Kaiti SC" w:cs="Kaiti SC"/>
           <w:sz w:val="21"/>
         </w:rPr>
-        <w:t>【发射与任务】SpaceX：Bigger Than Starlink: SpaceX Provides New Look at Orbital Data Center Plans （bing.com）</w:t>
+        <w:t>【其他动态】SpaceX：SpaceX is calling out other satellite operators for nearly crashing into Starlink - Business Insider （Business Insider）</w:t>
       </w:r>
     </w:p>
     <w:p>
@@ -342,7 +342,7 @@
           <w:rFonts w:ascii="Kaiti SC" w:hAnsi="Kaiti SC" w:eastAsia="Kaiti SC" w:cs="Kaiti SC"/>
           <w:sz w:val="21"/>
         </w:rPr>
-        <w:t>【其他动态】SpaceX：SpaceX urges satellite operators to share flight paths to avoid collisions （bing.com）</w:t>
+        <w:t>【发射与任务】SpaceX：FCC Approves 15,000 Starlink Satellites for Direct-to-Cell Use （bing.com）</w:t>
       </w:r>
     </w:p>
     <w:p>
@@ -363,7 +363,7 @@
           <w:rFonts w:ascii="Kaiti SC" w:hAnsi="Kaiti SC" w:eastAsia="Kaiti SC" w:cs="Kaiti SC"/>
           <w:sz w:val="21"/>
         </w:rPr>
-        <w:t>【发射与任务】Blue Origin：Blue Origin’s New Glenn plan put booster reuse on a Blue Moon Mk1 mission （bing.com）</w:t>
+        <w:t>【发射与任务】SpaceX：Elon Musk calls Starlink's India block a crime （bing.com）</w:t>
       </w:r>
     </w:p>
     <w:p>
@@ -384,7 +384,7 @@
           <w:rFonts w:ascii="Kaiti SC" w:hAnsi="Kaiti SC" w:eastAsia="Kaiti SC" w:cs="Kaiti SC"/>
           <w:sz w:val="21"/>
         </w:rPr>
-        <w:t>【发射与任务】Blue Origin：Blue Origin’s New Glenn plan put booster reuse on a Blue Moon Mk1 mission （bing.com）</w:t>
+        <w:t>【其他动态】中国星网：China SatNet's GW Constellation Links Arctic Ships and Antarctic Station in First Polar Test - Pandaily （Pandaily）</w:t>
       </w:r>
     </w:p>
     <w:p>
@@ -405,7 +405,7 @@
           <w:rFonts w:ascii="Kaiti SC" w:hAnsi="Kaiti SC" w:eastAsia="Kaiti SC" w:cs="Kaiti SC"/>
           <w:sz w:val="21"/>
         </w:rPr>
-        <w:t>【其他动态】SpaceX：SpaceX reveals how its 1 Million AI satellite network will work and prevent space collisions （bing.com）</w:t>
+        <w:t>【市场与股价】蓝箭航天：同一天，蓝箭航天、中科宇航等三家商业航天IPO“中止” - 凤凰网 （凤凰网）</w:t>
       </w:r>
     </w:p>
     <w:p>
@@ -426,91 +426,7 @@
           <w:rFonts w:ascii="Kaiti SC" w:hAnsi="Kaiti SC" w:eastAsia="Kaiti SC" w:cs="Kaiti SC"/>
           <w:sz w:val="21"/>
         </w:rPr>
-        <w:t>【其他动态】星河动力：2026中关村论坛年会｜商业航天青春期|智神星一号|朱雀三号|蓝箭航天|火箭|蓝箭 - 新浪财经 （新浪财经）</w:t>
-      </w:r>
-    </w:p>
-    <w:p>
-      <w:pPr>
-        <w:keepLines/>
-        <w:spacing w:after="60"/>
-        <w:ind w:left="369" w:hanging="227"/>
-      </w:pPr>
-      <w:r>
-        <w:rPr>
-          <w:rFonts w:ascii="Kaiti SC" w:hAnsi="Kaiti SC" w:eastAsia="Kaiti SC" w:cs="Kaiti SC"/>
-          <w:sz w:val="21"/>
-        </w:rPr>
-        <w:t xml:space="preserve">➢ </w:t>
-      </w:r>
-      <w:r>
-        <w:rPr>
-          <w:rFonts w:ascii="Kaiti SC" w:hAnsi="Kaiti SC" w:eastAsia="Kaiti SC" w:cs="Kaiti SC"/>
-          <w:sz w:val="21"/>
-        </w:rPr>
-        <w:t>【发射与任务】Blue Origin：FAA advances Starship, New Glenn and Terran R reviews for Cape Canaveral launches - WESH （WESH）</w:t>
-      </w:r>
-    </w:p>
-    <w:p>
-      <w:pPr>
-        <w:keepLines/>
-        <w:spacing w:after="60"/>
-        <w:ind w:left="369" w:hanging="227"/>
-      </w:pPr>
-      <w:r>
-        <w:rPr>
-          <w:rFonts w:ascii="Kaiti SC" w:hAnsi="Kaiti SC" w:eastAsia="Kaiti SC" w:cs="Kaiti SC"/>
-          <w:sz w:val="21"/>
-        </w:rPr>
-        <w:t xml:space="preserve">➢ </w:t>
-      </w:r>
-      <w:r>
-        <w:rPr>
-          <w:rFonts w:ascii="Kaiti SC" w:hAnsi="Kaiti SC" w:eastAsia="Kaiti SC" w:cs="Kaiti SC"/>
-          <w:sz w:val="21"/>
-        </w:rPr>
-        <w:t>【发射与任务】Blue Origin：Blue Origin’s New Glenn reached orbit, opening a new SpaceX rivalry （bing.com）</w:t>
-      </w:r>
-    </w:p>
-    <w:p>
-      <w:pPr>
-        <w:keepLines/>
-        <w:spacing w:after="60"/>
-        <w:ind w:left="369" w:hanging="227"/>
-      </w:pPr>
-      <w:r>
-        <w:rPr>
-          <w:rFonts w:ascii="Kaiti SC" w:hAnsi="Kaiti SC" w:eastAsia="Kaiti SC" w:cs="Kaiti SC"/>
-          <w:sz w:val="21"/>
-        </w:rPr>
-        <w:t xml:space="preserve">➢ </w:t>
-      </w:r>
-      <w:r>
-        <w:rPr>
-          <w:rFonts w:ascii="Kaiti SC" w:hAnsi="Kaiti SC" w:eastAsia="Kaiti SC" w:cs="Kaiti SC"/>
-          <w:sz w:val="21"/>
-        </w:rPr>
-        <w:t>【发射与任务】Blue Origin：Blue Origin’s New Glenn reached orbit, opening a new SpaceX rivalry （bing.com）</w:t>
-      </w:r>
-    </w:p>
-    <w:p>
-      <w:pPr>
-        <w:keepLines/>
-        <w:spacing w:after="60"/>
-        <w:ind w:left="369" w:hanging="227"/>
-      </w:pPr>
-      <w:r>
-        <w:rPr>
-          <w:rFonts w:ascii="Kaiti SC" w:hAnsi="Kaiti SC" w:eastAsia="Kaiti SC" w:cs="Kaiti SC"/>
-          <w:sz w:val="21"/>
-        </w:rPr>
-        <w:t xml:space="preserve">➢ </w:t>
-      </w:r>
-      <w:r>
-        <w:rPr>
-          <w:rFonts w:ascii="Kaiti SC" w:hAnsi="Kaiti SC" w:eastAsia="Kaiti SC" w:cs="Kaiti SC"/>
-          <w:sz w:val="21"/>
-        </w:rPr>
-        <w:t>【其他动态】蓝箭航天：2026中关村论坛年会｜商业航天青春期|智神星一号|朱雀三号|蓝箭航天|火箭|蓝箭 - 新浪财经 （新浪财经）</w:t>
+        <w:t>【市场与股价】蓝箭航天：同一天，蓝箭航天、中科宇航等三家商业航天IPO “中止” - 搜狐网 （搜狐网）</w:t>
       </w:r>
     </w:p>
     <w:p>
@@ -669,7 +585,7 @@
                 <w:b w:val="0"/>
                 <w:sz w:val="19"/>
               </w:rPr>
-              <w:t>16</w:t>
+              <w:t>18</w:t>
             </w:r>
           </w:p>
         </w:tc>
@@ -690,7 +606,7 @@
                 <w:b w:val="0"/>
                 <w:sz w:val="19"/>
               </w:rPr>
-              <w:t>市场与股价、发射与任务、其他动态</w:t>
+              <w:t>监管与政策、发射与任务、其他动态</w:t>
             </w:r>
           </w:p>
         </w:tc>
@@ -710,7 +626,7 @@
                 <w:b w:val="0"/>
                 <w:sz w:val="19"/>
               </w:rPr>
-              <w:t>SpaceX continues rally on Tuesday: what's behind the recent bull run?</w:t>
+              <w:t>FCC approves 15,000 SpaceX Starlink satellites that could compete directly with cellular carriers - TechSpot</w:t>
             </w:r>
           </w:p>
         </w:tc>
@@ -735,7 +651,7 @@
                 <w:b w:val="0"/>
                 <w:sz w:val="19"/>
               </w:rPr>
-              <w:t>Blue Origin</w:t>
+              <w:t>蓝箭航天</w:t>
             </w:r>
           </w:p>
         </w:tc>
@@ -756,7 +672,7 @@
                 <w:b w:val="0"/>
                 <w:sz w:val="19"/>
               </w:rPr>
-              <w:t>5</w:t>
+              <w:t>2</w:t>
             </w:r>
           </w:p>
         </w:tc>
@@ -777,7 +693,7 @@
                 <w:b w:val="0"/>
                 <w:sz w:val="19"/>
               </w:rPr>
-              <w:t>发射与任务</w:t>
+              <w:t>市场与股价</w:t>
             </w:r>
           </w:p>
         </w:tc>
@@ -797,7 +713,7 @@
                 <w:b w:val="0"/>
                 <w:sz w:val="19"/>
               </w:rPr>
-              <w:t>Blue Origin’s New Glenn plan put booster reuse on a Blue Moon Mk1 mission</w:t>
+              <w:t>同一天，蓝箭航天、中科宇航等三家商业航天IPO“中止” - 凤凰网</w:t>
             </w:r>
           </w:p>
         </w:tc>
@@ -822,7 +738,7 @@
                 <w:b w:val="0"/>
                 <w:sz w:val="19"/>
               </w:rPr>
-              <w:t>星河动力</w:t>
+              <w:t>中国星网</w:t>
             </w:r>
           </w:p>
         </w:tc>
@@ -884,94 +800,7 @@
                 <w:b w:val="0"/>
                 <w:sz w:val="19"/>
               </w:rPr>
-              <w:t>2026中关村论坛年会｜商业航天青春期|智神星一号|朱雀三号|蓝箭航天|火箭|蓝箭 - 新浪财经</w:t>
-            </w:r>
-          </w:p>
-        </w:tc>
-      </w:tr>
-      <w:tr>
-        <w:trPr>
-          <w:cantSplit/>
-        </w:trPr>
-        <w:tc>
-          <w:tcPr>
-            <w:tcW w:type="dxa" w:w="2075"/>
-            <w:vAlign w:val="center"/>
-          </w:tcPr>
-          <w:p>
-            <w:pPr>
-              <w:spacing w:after="0" w:line="252" w:lineRule="auto"/>
-            </w:pPr>
-            <w:r/>
-            <w:r>
-              <w:rPr>
-                <w:rFonts w:ascii="Kaiti SC" w:hAnsi="Kaiti SC" w:eastAsia="Kaiti SC" w:cs="Kaiti SC"/>
-                <w:b w:val="0"/>
-                <w:sz w:val="19"/>
-              </w:rPr>
-              <w:t>蓝箭航天</w:t>
-            </w:r>
-          </w:p>
-        </w:tc>
-        <w:tc>
-          <w:tcPr>
-            <w:tcW w:type="dxa" w:w="2075"/>
-            <w:vAlign w:val="center"/>
-          </w:tcPr>
-          <w:p>
-            <w:pPr>
-              <w:spacing w:after="0" w:line="252" w:lineRule="auto"/>
-              <w:jc w:val="center"/>
-            </w:pPr>
-            <w:r/>
-            <w:r>
-              <w:rPr>
-                <w:rFonts w:ascii="Kaiti SC" w:hAnsi="Kaiti SC" w:eastAsia="Kaiti SC" w:cs="Kaiti SC"/>
-                <w:b w:val="0"/>
-                <w:sz w:val="19"/>
-              </w:rPr>
-              <w:t>1</w:t>
-            </w:r>
-          </w:p>
-        </w:tc>
-        <w:tc>
-          <w:tcPr>
-            <w:tcW w:type="dxa" w:w="2075"/>
-            <w:vAlign w:val="center"/>
-          </w:tcPr>
-          <w:p>
-            <w:pPr>
-              <w:spacing w:after="0" w:line="252" w:lineRule="auto"/>
-              <w:jc w:val="center"/>
-            </w:pPr>
-            <w:r/>
-            <w:r>
-              <w:rPr>
-                <w:rFonts w:ascii="Kaiti SC" w:hAnsi="Kaiti SC" w:eastAsia="Kaiti SC" w:cs="Kaiti SC"/>
-                <w:b w:val="0"/>
-                <w:sz w:val="19"/>
-              </w:rPr>
-              <w:t>其他动态</w:t>
-            </w:r>
-          </w:p>
-        </w:tc>
-        <w:tc>
-          <w:tcPr>
-            <w:tcW w:type="dxa" w:w="2075"/>
-            <w:vAlign w:val="center"/>
-          </w:tcPr>
-          <w:p>
-            <w:pPr>
-              <w:spacing w:after="0" w:line="252" w:lineRule="auto"/>
-            </w:pPr>
-            <w:r/>
-            <w:r>
-              <w:rPr>
-                <w:rFonts w:ascii="Kaiti SC" w:hAnsi="Kaiti SC" w:eastAsia="Kaiti SC" w:cs="Kaiti SC"/>
-                <w:b w:val="0"/>
-                <w:sz w:val="19"/>
-              </w:rPr>
-              <w:t>2026中关村论坛年会｜商业航天青春期|智神星一号|朱雀三号|蓝箭航天|火箭|蓝箭 - 新浪财经</w:t>
+              <w:t>China SatNet's GW Constellation Links Arctic Ships and Antarctic Station in First Polar Test - Pandaily</w:t>
             </w:r>
           </w:p>
         </w:tc>
@@ -1008,7 +837,7 @@
           <w:rFonts w:ascii="Kaiti SC" w:hAnsi="Kaiti SC" w:eastAsia="Kaiti SC" w:cs="Kaiti SC"/>
           <w:sz w:val="21"/>
         </w:rPr>
-        <w:t>[1] 2026-10-06｜bing.com｜SpaceX：SpaceX continues rally on Tuesday: what's behind the recent bull run?</w:t>
+        <w:t>[1] 2026-10-07｜TechSpot｜SpaceX：FCC approves 15,000 SpaceX Starlink satellites that could compete directly with cellular carriers - TechSpot</w:t>
       </w:r>
     </w:p>
     <w:p>
@@ -1029,7 +858,7 @@
           <w:rFonts w:ascii="Kaiti SC" w:hAnsi="Kaiti SC" w:eastAsia="Kaiti SC" w:cs="Kaiti SC"/>
           <w:sz w:val="21"/>
         </w:rPr>
-        <w:t>[2] 2026-10-06｜bing.com｜SpaceX：SpaceX: A Growth Story That Hasn't Taken Off Just Yet</w:t>
+        <w:t>[2] 2026-10-07｜bing.com｜SpaceX：Elon Musk Accuses Unnamed ‘Oligarchs’ Of Blocking Starlink's India Launch</w:t>
       </w:r>
     </w:p>
     <w:p>
@@ -1050,7 +879,7 @@
           <w:rFonts w:ascii="Kaiti SC" w:hAnsi="Kaiti SC" w:eastAsia="Kaiti SC" w:cs="Kaiti SC"/>
           <w:sz w:val="21"/>
         </w:rPr>
-        <w:t>[3] 2026-10-06｜bing.com｜SpaceX：Bigger Than Starlink: SpaceX Provides New Look at Orbital Data Center Plans</w:t>
+        <w:t>[3] 2026-10-07｜Business Insider｜SpaceX：SpaceX is calling out other satellite operators for nearly crashing into Starlink - Business Insider</w:t>
       </w:r>
     </w:p>
     <w:p>
@@ -1071,7 +900,7 @@
           <w:rFonts w:ascii="Kaiti SC" w:hAnsi="Kaiti SC" w:eastAsia="Kaiti SC" w:cs="Kaiti SC"/>
           <w:sz w:val="21"/>
         </w:rPr>
-        <w:t>[4] 2026-10-06｜bing.com｜SpaceX：SpaceX urges satellite operators to share flight paths to avoid collisions</w:t>
+        <w:t>[4] 2026-10-07｜bing.com｜SpaceX：FCC Approves 15,000 Starlink Satellites for Direct-to-Cell Use</w:t>
       </w:r>
     </w:p>
     <w:p>
@@ -1092,7 +921,7 @@
           <w:rFonts w:ascii="Kaiti SC" w:hAnsi="Kaiti SC" w:eastAsia="Kaiti SC" w:cs="Kaiti SC"/>
           <w:sz w:val="21"/>
         </w:rPr>
-        <w:t>[5] 2026-10-06｜bing.com｜Blue Origin：Blue Origin’s New Glenn plan put booster reuse on a Blue Moon Mk1 mission</w:t>
+        <w:t>[5] 2026-10-07｜bing.com｜SpaceX：Elon Musk calls Starlink's India block a crime</w:t>
       </w:r>
     </w:p>
     <w:p>
@@ -1113,7 +942,7 @@
           <w:rFonts w:ascii="Kaiti SC" w:hAnsi="Kaiti SC" w:eastAsia="Kaiti SC" w:cs="Kaiti SC"/>
           <w:sz w:val="21"/>
         </w:rPr>
-        <w:t>[6] 2026-10-06｜bing.com｜Blue Origin：Blue Origin’s New Glenn plan put booster reuse on a Blue Moon Mk1 mission</w:t>
+        <w:t>[6] 2026-10-07｜Pandaily｜中国星网：China SatNet's GW Constellation Links Arctic Ships and Antarctic Station in First Polar Test - Pandaily</w:t>
       </w:r>
     </w:p>
     <w:p>
@@ -1134,7 +963,7 @@
           <w:rFonts w:ascii="Kaiti SC" w:hAnsi="Kaiti SC" w:eastAsia="Kaiti SC" w:cs="Kaiti SC"/>
           <w:sz w:val="21"/>
         </w:rPr>
-        <w:t>[7] 2026-10-06｜bing.com｜SpaceX：SpaceX reveals how its 1 Million AI satellite network will work and prevent space collisions</w:t>
+        <w:t>[7] 2026-10-07｜凤凰网｜蓝箭航天：同一天，蓝箭航天、中科宇航等三家商业航天IPO“中止” - 凤凰网</w:t>
       </w:r>
     </w:p>
     <w:p>
@@ -1155,91 +984,7 @@
           <w:rFonts w:ascii="Kaiti SC" w:hAnsi="Kaiti SC" w:eastAsia="Kaiti SC" w:cs="Kaiti SC"/>
           <w:sz w:val="21"/>
         </w:rPr>
-        <w:t>[8] 2026-10-06｜新浪财经｜星河动力：2026中关村论坛年会｜商业航天青春期|智神星一号|朱雀三号|蓝箭航天|火箭|蓝箭 - 新浪财经</w:t>
-      </w:r>
-    </w:p>
-    <w:p>
-      <w:pPr>
-        <w:keepLines/>
-        <w:spacing w:after="60"/>
-        <w:ind w:left="369" w:hanging="227"/>
-      </w:pPr>
-      <w:r>
-        <w:rPr>
-          <w:rFonts w:ascii="Kaiti SC" w:hAnsi="Kaiti SC" w:eastAsia="Kaiti SC" w:cs="Kaiti SC"/>
-          <w:sz w:val="21"/>
-        </w:rPr>
-        <w:t xml:space="preserve">✓ </w:t>
-      </w:r>
-      <w:r>
-        <w:rPr>
-          <w:rFonts w:ascii="Kaiti SC" w:hAnsi="Kaiti SC" w:eastAsia="Kaiti SC" w:cs="Kaiti SC"/>
-          <w:sz w:val="21"/>
-        </w:rPr>
-        <w:t>[9] 2026-10-06｜WESH｜Blue Origin：FAA advances Starship, New Glenn and Terran R reviews for Cape Canaveral launches - WESH</w:t>
-      </w:r>
-    </w:p>
-    <w:p>
-      <w:pPr>
-        <w:keepLines/>
-        <w:spacing w:after="60"/>
-        <w:ind w:left="369" w:hanging="227"/>
-      </w:pPr>
-      <w:r>
-        <w:rPr>
-          <w:rFonts w:ascii="Kaiti SC" w:hAnsi="Kaiti SC" w:eastAsia="Kaiti SC" w:cs="Kaiti SC"/>
-          <w:sz w:val="21"/>
-        </w:rPr>
-        <w:t xml:space="preserve">✓ </w:t>
-      </w:r>
-      <w:r>
-        <w:rPr>
-          <w:rFonts w:ascii="Kaiti SC" w:hAnsi="Kaiti SC" w:eastAsia="Kaiti SC" w:cs="Kaiti SC"/>
-          <w:sz w:val="21"/>
-        </w:rPr>
-        <w:t>[10] 2026-10-06｜bing.com｜Blue Origin：Blue Origin’s New Glenn reached orbit, opening a new SpaceX rivalry</w:t>
-      </w:r>
-    </w:p>
-    <w:p>
-      <w:pPr>
-        <w:keepLines/>
-        <w:spacing w:after="60"/>
-        <w:ind w:left="369" w:hanging="227"/>
-      </w:pPr>
-      <w:r>
-        <w:rPr>
-          <w:rFonts w:ascii="Kaiti SC" w:hAnsi="Kaiti SC" w:eastAsia="Kaiti SC" w:cs="Kaiti SC"/>
-          <w:sz w:val="21"/>
-        </w:rPr>
-        <w:t xml:space="preserve">✓ </w:t>
-      </w:r>
-      <w:r>
-        <w:rPr>
-          <w:rFonts w:ascii="Kaiti SC" w:hAnsi="Kaiti SC" w:eastAsia="Kaiti SC" w:cs="Kaiti SC"/>
-          <w:sz w:val="21"/>
-        </w:rPr>
-        <w:t>[11] 2026-10-06｜bing.com｜Blue Origin：Blue Origin’s New Glenn reached orbit, opening a new SpaceX rivalry</w:t>
-      </w:r>
-    </w:p>
-    <w:p>
-      <w:pPr>
-        <w:keepLines/>
-        <w:spacing w:after="60"/>
-        <w:ind w:left="369" w:hanging="227"/>
-      </w:pPr>
-      <w:r>
-        <w:rPr>
-          <w:rFonts w:ascii="Kaiti SC" w:hAnsi="Kaiti SC" w:eastAsia="Kaiti SC" w:cs="Kaiti SC"/>
-          <w:sz w:val="21"/>
-        </w:rPr>
-        <w:t xml:space="preserve">✓ </w:t>
-      </w:r>
-      <w:r>
-        <w:rPr>
-          <w:rFonts w:ascii="Kaiti SC" w:hAnsi="Kaiti SC" w:eastAsia="Kaiti SC" w:cs="Kaiti SC"/>
-          <w:sz w:val="21"/>
-        </w:rPr>
-        <w:t>[12] 2026-10-06｜新浪财经｜蓝箭航天：2026中关村论坛年会｜商业航天青春期|智神星一号|朱雀三号|蓝箭航天|火箭|蓝箭 - 新浪财经</w:t>
+        <w:t>[8] 2026-10-07｜搜狐网｜蓝箭航天：同一天，蓝箭航天、中科宇航等三家商业航天IPO “中止” - 搜狐网</w:t>
       </w:r>
     </w:p>
     <w:sectPr>

--- a/docs/data/reports/daily-documents/latest/previous_daily_report.docx
+++ b/docs/data/reports/daily-documents/latest/previous_daily_report.docx
@@ -26,7 +26,7 @@
           <w:rFonts w:ascii="Kaiti SC" w:hAnsi="Kaiti SC" w:eastAsia="Kaiti SC" w:cs="Kaiti SC"/>
           <w:sz w:val="21"/>
         </w:rPr>
-        <w:t>2026-10-07（上一自然日）</w:t>
+        <w:t>2026-10-08（上一自然日）</w:t>
       </w:r>
     </w:p>
     <w:tbl>
@@ -81,7 +81,7 @@
                 <w:b w:val="0"/>
                 <w:sz w:val="19"/>
               </w:rPr>
-              <w:t>2026-10-07</w:t>
+              <w:t>2026-10-08</w:t>
             </w:r>
           </w:p>
         </w:tc>
@@ -127,7 +127,7 @@
                 <w:b w:val="0"/>
                 <w:sz w:val="19"/>
               </w:rPr>
-              <w:t>21 条 / 3 家</w:t>
+              <w:t>38 条 / 3 家</w:t>
             </w:r>
           </w:p>
         </w:tc>
@@ -173,7 +173,7 @@
                 <w:b w:val="0"/>
                 <w:sz w:val="19"/>
               </w:rPr>
-              <w:t>9 个</w:t>
+              <w:t>27 个</w:t>
             </w:r>
           </w:p>
         </w:tc>
@@ -219,7 +219,7 @@
                 <w:b w:val="0"/>
                 <w:sz w:val="19"/>
               </w:rPr>
-              <w:t>2026-10-08</w:t>
+              <w:t>2026-10-09</w:t>
             </w:r>
           </w:p>
         </w:tc>
@@ -245,7 +245,7 @@
     </w:p>
     <w:p>
       <w:r>
-        <w:t>2026-10-07 共归档 21 条新闻，覆盖 3 家公司、9 个信息来源。 新闻量较多的公司包括 SpaceX、蓝箭航天、中国星网。</w:t>
+        <w:t>2026-10-08 共归档 38 条新闻，覆盖 3 家公司、27 个信息来源。 新闻量较多的公司包括 SpaceX、Blue Origin、中国星网。</w:t>
       </w:r>
     </w:p>
     <w:p>
@@ -279,7 +279,7 @@
           <w:rFonts w:ascii="Kaiti SC" w:hAnsi="Kaiti SC" w:eastAsia="Kaiti SC" w:cs="Kaiti SC"/>
           <w:sz w:val="21"/>
         </w:rPr>
-        <w:t>【监管与政策】SpaceX：FCC approves 15,000 SpaceX Starlink satellites that could compete directly with cellular carriers - TechSpot （TechSpot）</w:t>
+        <w:t>【发射与任务】SpaceX：NASA Sets Coverage for SpaceX 35th Station Resupply Launch, Arrival （NASA）</w:t>
       </w:r>
     </w:p>
     <w:p>
@@ -300,7 +300,7 @@
           <w:rFonts w:ascii="Kaiti SC" w:hAnsi="Kaiti SC" w:eastAsia="Kaiti SC" w:cs="Kaiti SC"/>
           <w:sz w:val="21"/>
         </w:rPr>
-        <w:t>【发射与任务】SpaceX：Elon Musk Accuses Unnamed ‘Oligarchs’ Of Blocking Starlink's India Launch （bing.com）</w:t>
+        <w:t>【发射与任务】SpaceX：NASA’s SpaceX 35th Commercial Resupply Mission Overview （NASA）</w:t>
       </w:r>
     </w:p>
     <w:p>
@@ -321,7 +321,7 @@
           <w:rFonts w:ascii="Kaiti SC" w:hAnsi="Kaiti SC" w:eastAsia="Kaiti SC" w:cs="Kaiti SC"/>
           <w:sz w:val="21"/>
         </w:rPr>
-        <w:t>【其他动态】SpaceX：SpaceX is calling out other satellite operators for nearly crashing into Starlink - Business Insider （Business Insider）</w:t>
+        <w:t>【市场与股价】Blue Origin：Blue Origin IPO Could Change Amazon's Space Story - Amazon.com (NASDAQ:AMZN) - Benzinga （Benzinga）</w:t>
       </w:r>
     </w:p>
     <w:p>
@@ -342,7 +342,7 @@
           <w:rFonts w:ascii="Kaiti SC" w:hAnsi="Kaiti SC" w:eastAsia="Kaiti SC" w:cs="Kaiti SC"/>
           <w:sz w:val="21"/>
         </w:rPr>
-        <w:t>【发射与任务】SpaceX：FCC Approves 15,000 Starlink Satellites for Direct-to-Cell Use （bing.com）</w:t>
+        <w:t>【市场与股价】Blue Origin：Bezos sees Blue Origin IPO after $10B funding round (UFO:NASDAQ) - Seeking Alpha （Seeking Alpha）</w:t>
       </w:r>
     </w:p>
     <w:p>
@@ -363,7 +363,7 @@
           <w:rFonts w:ascii="Kaiti SC" w:hAnsi="Kaiti SC" w:eastAsia="Kaiti SC" w:cs="Kaiti SC"/>
           <w:sz w:val="21"/>
         </w:rPr>
-        <w:t>【发射与任务】SpaceX：Elon Musk calls Starlink's India block a crime （bing.com）</w:t>
+        <w:t>【市场与股价】Blue Origin：Jeff Bezos says Blue Origin will likely pursue an IPO within several years - Quartz （Quartz）</w:t>
       </w:r>
     </w:p>
     <w:p>
@@ -384,7 +384,7 @@
           <w:rFonts w:ascii="Kaiti SC" w:hAnsi="Kaiti SC" w:eastAsia="Kaiti SC" w:cs="Kaiti SC"/>
           <w:sz w:val="21"/>
         </w:rPr>
-        <w:t>【其他动态】中国星网：China SatNet's GW Constellation Links Arctic Ships and Antarctic Station in First Polar Test - Pandaily （Pandaily）</w:t>
+        <w:t>【市场与股价】Blue Origin：Jeff Bezos Becomes World’s Second-Richest as Blue Origin Hits $140B Valuation （bing.com）</w:t>
       </w:r>
     </w:p>
     <w:p>
@@ -405,7 +405,7 @@
           <w:rFonts w:ascii="Kaiti SC" w:hAnsi="Kaiti SC" w:eastAsia="Kaiti SC" w:cs="Kaiti SC"/>
           <w:sz w:val="21"/>
         </w:rPr>
-        <w:t>【市场与股价】蓝箭航天：同一天，蓝箭航天、中科宇航等三家商业航天IPO“中止” - 凤凰网 （凤凰网）</w:t>
+        <w:t>【市场与股价】Blue Origin：Jeff Bezos Becomes World’s Second-Richest as Blue Origin Hits $140B Valuation （bing.com）</w:t>
       </w:r>
     </w:p>
     <w:p>
@@ -426,7 +426,91 @@
           <w:rFonts w:ascii="Kaiti SC" w:hAnsi="Kaiti SC" w:eastAsia="Kaiti SC" w:cs="Kaiti SC"/>
           <w:sz w:val="21"/>
         </w:rPr>
-        <w:t>【市场与股价】蓝箭航天：同一天，蓝箭航天、中科宇航等三家商业航天IPO “中止” - 搜狐网 （搜狐网）</w:t>
+        <w:t>【发射与任务】SpaceX：Elon Musk questions Ambani’s influence as Starlink India launch stalls - TechCrunch （TechCrunch）</w:t>
+      </w:r>
+    </w:p>
+    <w:p>
+      <w:pPr>
+        <w:keepLines/>
+        <w:spacing w:after="60"/>
+        <w:ind w:left="369" w:hanging="227"/>
+      </w:pPr>
+      <w:r>
+        <w:rPr>
+          <w:rFonts w:ascii="Kaiti SC" w:hAnsi="Kaiti SC" w:eastAsia="Kaiti SC" w:cs="Kaiti SC"/>
+          <w:sz w:val="21"/>
+        </w:rPr>
+        <w:t xml:space="preserve">➢ </w:t>
+      </w:r>
+      <w:r>
+        <w:rPr>
+          <w:rFonts w:ascii="Kaiti SC" w:hAnsi="Kaiti SC" w:eastAsia="Kaiti SC" w:cs="Kaiti SC"/>
+          <w:sz w:val="21"/>
+        </w:rPr>
+        <w:t>【发射与任务】SpaceX：Musk says Indian vested interests blocking launch of SpaceX's Starlink - upi （upi）</w:t>
+      </w:r>
+    </w:p>
+    <w:p>
+      <w:pPr>
+        <w:keepLines/>
+        <w:spacing w:after="60"/>
+        <w:ind w:left="369" w:hanging="227"/>
+      </w:pPr>
+      <w:r>
+        <w:rPr>
+          <w:rFonts w:ascii="Kaiti SC" w:hAnsi="Kaiti SC" w:eastAsia="Kaiti SC" w:cs="Kaiti SC"/>
+          <w:sz w:val="21"/>
+        </w:rPr>
+        <w:t xml:space="preserve">➢ </w:t>
+      </w:r>
+      <w:r>
+        <w:rPr>
+          <w:rFonts w:ascii="Kaiti SC" w:hAnsi="Kaiti SC" w:eastAsia="Kaiti SC" w:cs="Kaiti SC"/>
+          <w:sz w:val="21"/>
+        </w:rPr>
+        <w:t>【发射与任务】SpaceX：Musk accused unnamed Indian billionaires of blocking Starlink's India launch - Quartz India （Quartz India）</w:t>
+      </w:r>
+    </w:p>
+    <w:p>
+      <w:pPr>
+        <w:keepLines/>
+        <w:spacing w:after="60"/>
+        <w:ind w:left="369" w:hanging="227"/>
+      </w:pPr>
+      <w:r>
+        <w:rPr>
+          <w:rFonts w:ascii="Kaiti SC" w:hAnsi="Kaiti SC" w:eastAsia="Kaiti SC" w:cs="Kaiti SC"/>
+          <w:sz w:val="21"/>
+        </w:rPr>
+        <w:t xml:space="preserve">➢ </w:t>
+      </w:r>
+      <w:r>
+        <w:rPr>
+          <w:rFonts w:ascii="Kaiti SC" w:hAnsi="Kaiti SC" w:eastAsia="Kaiti SC" w:cs="Kaiti SC"/>
+          <w:sz w:val="21"/>
+        </w:rPr>
+        <w:t>【其他动态】中国星网：时延低于1秒，中国星网GW星座首次在轨验证成功 - 搜狐网 （搜狐网）</w:t>
+      </w:r>
+    </w:p>
+    <w:p>
+      <w:pPr>
+        <w:keepLines/>
+        <w:spacing w:after="60"/>
+        <w:ind w:left="369" w:hanging="227"/>
+      </w:pPr>
+      <w:r>
+        <w:rPr>
+          <w:rFonts w:ascii="Kaiti SC" w:hAnsi="Kaiti SC" w:eastAsia="Kaiti SC" w:cs="Kaiti SC"/>
+          <w:sz w:val="21"/>
+        </w:rPr>
+        <w:t xml:space="preserve">➢ </w:t>
+      </w:r>
+      <w:r>
+        <w:rPr>
+          <w:rFonts w:ascii="Kaiti SC" w:hAnsi="Kaiti SC" w:eastAsia="Kaiti SC" w:cs="Kaiti SC"/>
+          <w:sz w:val="21"/>
+        </w:rPr>
+        <w:t>【其他动态】中国星网：30Mbps、时延低于1秒！中国星网完成跨极区通信在轨试验 - C114通信网 （C114通信网）</w:t>
       </w:r>
     </w:p>
     <w:p>
@@ -585,7 +669,7 @@
                 <w:b w:val="0"/>
                 <w:sz w:val="19"/>
               </w:rPr>
-              <w:t>18</w:t>
+              <w:t>20</w:t>
             </w:r>
           </w:p>
         </w:tc>
@@ -606,7 +690,7 @@
                 <w:b w:val="0"/>
                 <w:sz w:val="19"/>
               </w:rPr>
-              <w:t>监管与政策、发射与任务、其他动态</w:t>
+              <w:t>发射与任务、监管与政策、其他动态</w:t>
             </w:r>
           </w:p>
         </w:tc>
@@ -626,7 +710,7 @@
                 <w:b w:val="0"/>
                 <w:sz w:val="19"/>
               </w:rPr>
-              <w:t>FCC approves 15,000 SpaceX Starlink satellites that could compete directly with cellular carriers - TechSpot</w:t>
+              <w:t>NASA Sets Coverage for SpaceX 35th Station Resupply Launch, Arrival</w:t>
             </w:r>
           </w:p>
         </w:tc>
@@ -651,7 +735,7 @@
                 <w:b w:val="0"/>
                 <w:sz w:val="19"/>
               </w:rPr>
-              <w:t>蓝箭航天</w:t>
+              <w:t>Blue Origin</w:t>
             </w:r>
           </w:p>
         </w:tc>
@@ -672,7 +756,7 @@
                 <w:b w:val="0"/>
                 <w:sz w:val="19"/>
               </w:rPr>
-              <w:t>2</w:t>
+              <w:t>16</w:t>
             </w:r>
           </w:p>
         </w:tc>
@@ -693,7 +777,7 @@
                 <w:b w:val="0"/>
                 <w:sz w:val="19"/>
               </w:rPr>
-              <w:t>市场与股价</w:t>
+              <w:t>市场与股价、其他动态、发射与任务、产品与技术</w:t>
             </w:r>
           </w:p>
         </w:tc>
@@ -713,7 +797,7 @@
                 <w:b w:val="0"/>
                 <w:sz w:val="19"/>
               </w:rPr>
-              <w:t>同一天，蓝箭航天、中科宇航等三家商业航天IPO“中止” - 凤凰网</w:t>
+              <w:t>Blue Origin IPO Could Change Amazon's Space Story - Amazon.com (NASDAQ:AMZN) - Benzinga</w:t>
             </w:r>
           </w:p>
         </w:tc>
@@ -759,7 +843,7 @@
                 <w:b w:val="0"/>
                 <w:sz w:val="19"/>
               </w:rPr>
-              <w:t>1</w:t>
+              <w:t>2</w:t>
             </w:r>
           </w:p>
         </w:tc>
@@ -800,7 +884,7 @@
                 <w:b w:val="0"/>
                 <w:sz w:val="19"/>
               </w:rPr>
-              <w:t>China SatNet's GW Constellation Links Arctic Ships and Antarctic Station in First Polar Test - Pandaily</w:t>
+              <w:t>时延低于1秒，中国星网GW星座首次在轨验证成功 - 搜狐网</w:t>
             </w:r>
           </w:p>
         </w:tc>
@@ -837,7 +921,7 @@
           <w:rFonts w:ascii="Kaiti SC" w:hAnsi="Kaiti SC" w:eastAsia="Kaiti SC" w:cs="Kaiti SC"/>
           <w:sz w:val="21"/>
         </w:rPr>
-        <w:t>[1] 2026-10-07｜TechSpot｜SpaceX：FCC approves 15,000 SpaceX Starlink satellites that could compete directly with cellular carriers - TechSpot</w:t>
+        <w:t>[1] 2026-10-08｜NASA｜SpaceX：NASA Sets Coverage for SpaceX 35th Station Resupply Launch, Arrival</w:t>
       </w:r>
     </w:p>
     <w:p>
@@ -858,7 +942,7 @@
           <w:rFonts w:ascii="Kaiti SC" w:hAnsi="Kaiti SC" w:eastAsia="Kaiti SC" w:cs="Kaiti SC"/>
           <w:sz w:val="21"/>
         </w:rPr>
-        <w:t>[2] 2026-10-07｜bing.com｜SpaceX：Elon Musk Accuses Unnamed ‘Oligarchs’ Of Blocking Starlink's India Launch</w:t>
+        <w:t>[2] 2026-10-08｜NASA｜SpaceX：NASA’s SpaceX 35th Commercial Resupply Mission Overview</w:t>
       </w:r>
     </w:p>
     <w:p>
@@ -879,7 +963,7 @@
           <w:rFonts w:ascii="Kaiti SC" w:hAnsi="Kaiti SC" w:eastAsia="Kaiti SC" w:cs="Kaiti SC"/>
           <w:sz w:val="21"/>
         </w:rPr>
-        <w:t>[3] 2026-10-07｜Business Insider｜SpaceX：SpaceX is calling out other satellite operators for nearly crashing into Starlink - Business Insider</w:t>
+        <w:t>[3] 2026-10-08｜Benzinga｜Blue Origin：Blue Origin IPO Could Change Amazon's Space Story - Amazon.com (NASDAQ:AMZN) - Benzinga</w:t>
       </w:r>
     </w:p>
     <w:p>
@@ -900,7 +984,7 @@
           <w:rFonts w:ascii="Kaiti SC" w:hAnsi="Kaiti SC" w:eastAsia="Kaiti SC" w:cs="Kaiti SC"/>
           <w:sz w:val="21"/>
         </w:rPr>
-        <w:t>[4] 2026-10-07｜bing.com｜SpaceX：FCC Approves 15,000 Starlink Satellites for Direct-to-Cell Use</w:t>
+        <w:t>[4] 2026-10-08｜Seeking Alpha｜Blue Origin：Bezos sees Blue Origin IPO after $10B funding round (UFO:NASDAQ) - Seeking Alpha</w:t>
       </w:r>
     </w:p>
     <w:p>
@@ -921,7 +1005,7 @@
           <w:rFonts w:ascii="Kaiti SC" w:hAnsi="Kaiti SC" w:eastAsia="Kaiti SC" w:cs="Kaiti SC"/>
           <w:sz w:val="21"/>
         </w:rPr>
-        <w:t>[5] 2026-10-07｜bing.com｜SpaceX：Elon Musk calls Starlink's India block a crime</w:t>
+        <w:t>[5] 2026-10-08｜Quartz｜Blue Origin：Jeff Bezos says Blue Origin will likely pursue an IPO within several years - Quartz</w:t>
       </w:r>
     </w:p>
     <w:p>
@@ -942,7 +1026,7 @@
           <w:rFonts w:ascii="Kaiti SC" w:hAnsi="Kaiti SC" w:eastAsia="Kaiti SC" w:cs="Kaiti SC"/>
           <w:sz w:val="21"/>
         </w:rPr>
-        <w:t>[6] 2026-10-07｜Pandaily｜中国星网：China SatNet's GW Constellation Links Arctic Ships and Antarctic Station in First Polar Test - Pandaily</w:t>
+        <w:t>[6] 2026-10-08｜bing.com｜Blue Origin：Jeff Bezos Becomes World’s Second-Richest as Blue Origin Hits $140B Valuation</w:t>
       </w:r>
     </w:p>
     <w:p>
@@ -963,7 +1047,7 @@
           <w:rFonts w:ascii="Kaiti SC" w:hAnsi="Kaiti SC" w:eastAsia="Kaiti SC" w:cs="Kaiti SC"/>
           <w:sz w:val="21"/>
         </w:rPr>
-        <w:t>[7] 2026-10-07｜凤凰网｜蓝箭航天：同一天，蓝箭航天、中科宇航等三家商业航天IPO“中止” - 凤凰网</w:t>
+        <w:t>[7] 2026-10-08｜bing.com｜Blue Origin：Jeff Bezos Becomes World’s Second-Richest as Blue Origin Hits $140B Valuation</w:t>
       </w:r>
     </w:p>
     <w:p>
@@ -984,7 +1068,91 @@
           <w:rFonts w:ascii="Kaiti SC" w:hAnsi="Kaiti SC" w:eastAsia="Kaiti SC" w:cs="Kaiti SC"/>
           <w:sz w:val="21"/>
         </w:rPr>
-        <w:t>[8] 2026-10-07｜搜狐网｜蓝箭航天：同一天，蓝箭航天、中科宇航等三家商业航天IPO “中止” - 搜狐网</w:t>
+        <w:t>[8] 2026-10-08｜TechCrunch｜SpaceX：Elon Musk questions Ambani’s influence as Starlink India launch stalls - TechCrunch</w:t>
+      </w:r>
+    </w:p>
+    <w:p>
+      <w:pPr>
+        <w:keepLines/>
+        <w:spacing w:after="60"/>
+        <w:ind w:left="369" w:hanging="227"/>
+      </w:pPr>
+      <w:r>
+        <w:rPr>
+          <w:rFonts w:ascii="Kaiti SC" w:hAnsi="Kaiti SC" w:eastAsia="Kaiti SC" w:cs="Kaiti SC"/>
+          <w:sz w:val="21"/>
+        </w:rPr>
+        <w:t xml:space="preserve">✓ </w:t>
+      </w:r>
+      <w:r>
+        <w:rPr>
+          <w:rFonts w:ascii="Kaiti SC" w:hAnsi="Kaiti SC" w:eastAsia="Kaiti SC" w:cs="Kaiti SC"/>
+          <w:sz w:val="21"/>
+        </w:rPr>
+        <w:t>[9] 2026-10-08｜upi｜SpaceX：Musk says Indian vested interests blocking launch of SpaceX's Starlink - upi</w:t>
+      </w:r>
+    </w:p>
+    <w:p>
+      <w:pPr>
+        <w:keepLines/>
+        <w:spacing w:after="60"/>
+        <w:ind w:left="369" w:hanging="227"/>
+      </w:pPr>
+      <w:r>
+        <w:rPr>
+          <w:rFonts w:ascii="Kaiti SC" w:hAnsi="Kaiti SC" w:eastAsia="Kaiti SC" w:cs="Kaiti SC"/>
+          <w:sz w:val="21"/>
+        </w:rPr>
+        <w:t xml:space="preserve">✓ </w:t>
+      </w:r>
+      <w:r>
+        <w:rPr>
+          <w:rFonts w:ascii="Kaiti SC" w:hAnsi="Kaiti SC" w:eastAsia="Kaiti SC" w:cs="Kaiti SC"/>
+          <w:sz w:val="21"/>
+        </w:rPr>
+        <w:t>[10] 2026-10-08｜Quartz India｜SpaceX：Musk accused unnamed Indian billionaires of blocking Starlink's India launch - Quartz India</w:t>
+      </w:r>
+    </w:p>
+    <w:p>
+      <w:pPr>
+        <w:keepLines/>
+        <w:spacing w:after="60"/>
+        <w:ind w:left="369" w:hanging="227"/>
+      </w:pPr>
+      <w:r>
+        <w:rPr>
+          <w:rFonts w:ascii="Kaiti SC" w:hAnsi="Kaiti SC" w:eastAsia="Kaiti SC" w:cs="Kaiti SC"/>
+          <w:sz w:val="21"/>
+        </w:rPr>
+        <w:t xml:space="preserve">✓ </w:t>
+      </w:r>
+      <w:r>
+        <w:rPr>
+          <w:rFonts w:ascii="Kaiti SC" w:hAnsi="Kaiti SC" w:eastAsia="Kaiti SC" w:cs="Kaiti SC"/>
+          <w:sz w:val="21"/>
+        </w:rPr>
+        <w:t>[11] 2026-10-08｜搜狐网｜中国星网：时延低于1秒，中国星网GW星座首次在轨验证成功 - 搜狐网</w:t>
+      </w:r>
+    </w:p>
+    <w:p>
+      <w:pPr>
+        <w:keepLines/>
+        <w:spacing w:after="60"/>
+        <w:ind w:left="369" w:hanging="227"/>
+      </w:pPr>
+      <w:r>
+        <w:rPr>
+          <w:rFonts w:ascii="Kaiti SC" w:hAnsi="Kaiti SC" w:eastAsia="Kaiti SC" w:cs="Kaiti SC"/>
+          <w:sz w:val="21"/>
+        </w:rPr>
+        <w:t xml:space="preserve">✓ </w:t>
+      </w:r>
+      <w:r>
+        <w:rPr>
+          <w:rFonts w:ascii="Kaiti SC" w:hAnsi="Kaiti SC" w:eastAsia="Kaiti SC" w:cs="Kaiti SC"/>
+          <w:sz w:val="21"/>
+        </w:rPr>
+        <w:t>[12] 2026-10-08｜C114通信网｜中国星网：30Mbps、时延低于1秒！中国星网完成跨极区通信在轨试验 - C114通信网</w:t>
       </w:r>
     </w:p>
     <w:sectPr>

--- a/docs/data/reports/daily-documents/latest/previous_daily_report.docx
+++ b/docs/data/reports/daily-documents/latest/previous_daily_report.docx
@@ -26,7 +26,7 @@
           <w:rFonts w:ascii="Kaiti SC" w:hAnsi="Kaiti SC" w:eastAsia="Kaiti SC" w:cs="Kaiti SC"/>
           <w:sz w:val="21"/>
         </w:rPr>
-        <w:t>2026-10-08（上一自然日）</w:t>
+        <w:t>2026-10-09（上一自然日）</w:t>
       </w:r>
     </w:p>
     <w:tbl>
@@ -81,7 +81,7 @@
                 <w:b w:val="0"/>
                 <w:sz w:val="19"/>
               </w:rPr>
-              <w:t>2026-10-08</w:t>
+              <w:t>2026-10-09</w:t>
             </w:r>
           </w:p>
         </w:tc>
@@ -127,7 +127,7 @@
                 <w:b w:val="0"/>
                 <w:sz w:val="19"/>
               </w:rPr>
-              <w:t>38 条 / 3 家</w:t>
+              <w:t>42 条 / 4 家</w:t>
             </w:r>
           </w:p>
         </w:tc>
@@ -173,7 +173,7 @@
                 <w:b w:val="0"/>
                 <w:sz w:val="19"/>
               </w:rPr>
-              <w:t>27 个</w:t>
+              <w:t>17 个</w:t>
             </w:r>
           </w:p>
         </w:tc>
@@ -219,7 +219,7 @@
                 <w:b w:val="0"/>
                 <w:sz w:val="19"/>
               </w:rPr>
-              <w:t>2026-10-09</w:t>
+              <w:t>2026-10-10</w:t>
             </w:r>
           </w:p>
         </w:tc>
@@ -245,7 +245,7 @@
     </w:p>
     <w:p>
       <w:r>
-        <w:t>2026-10-08 共归档 38 条新闻，覆盖 3 家公司、27 个信息来源。 新闻量较多的公司包括 SpaceX、Blue Origin、中国星网。</w:t>
+        <w:t>2026-10-09 共归档 42 条新闻，覆盖 4 家公司、17 个信息来源。 新闻量较多的公司包括 SpaceX、Blue Origin、微纳星空、银河航天。</w:t>
       </w:r>
     </w:p>
     <w:p>
@@ -279,7 +279,7 @@
           <w:rFonts w:ascii="Kaiti SC" w:hAnsi="Kaiti SC" w:eastAsia="Kaiti SC" w:cs="Kaiti SC"/>
           <w:sz w:val="21"/>
         </w:rPr>
-        <w:t>【发射与任务】SpaceX：NASA Sets Coverage for SpaceX 35th Station Resupply Launch, Arrival （NASA）</w:t>
+        <w:t>【市场与股价】Blue Origin：Blue Origin expands in Texas as its founder contemplates an IPO - SpaceNews （SpaceNews）</w:t>
       </w:r>
     </w:p>
     <w:p>
@@ -300,7 +300,7 @@
           <w:rFonts w:ascii="Kaiti SC" w:hAnsi="Kaiti SC" w:eastAsia="Kaiti SC" w:cs="Kaiti SC"/>
           <w:sz w:val="21"/>
         </w:rPr>
-        <w:t>【发射与任务】SpaceX：NASA’s SpaceX 35th Commercial Resupply Mission Overview （NASA）</w:t>
+        <w:t>【市场与股价】Blue Origin：Blue Origin's potential IPO signals the countdown to a new phase of the space race - AOL.com （AOL.com）</w:t>
       </w:r>
     </w:p>
     <w:p>
@@ -321,7 +321,7 @@
           <w:rFonts w:ascii="Kaiti SC" w:hAnsi="Kaiti SC" w:eastAsia="Kaiti SC" w:cs="Kaiti SC"/>
           <w:sz w:val="21"/>
         </w:rPr>
-        <w:t>【市场与股价】Blue Origin：Blue Origin IPO Could Change Amazon's Space Story - Amazon.com (NASDAQ:AMZN) - Benzinga （Benzinga）</w:t>
+        <w:t>【市场与股价】Blue Origin：Blue Origin IPO could come in next few years, Jeff Bezos says in wake of rocket disaster - New York Post （New York Post）</w:t>
       </w:r>
     </w:p>
     <w:p>
@@ -342,7 +342,7 @@
           <w:rFonts w:ascii="Kaiti SC" w:hAnsi="Kaiti SC" w:eastAsia="Kaiti SC" w:cs="Kaiti SC"/>
           <w:sz w:val="21"/>
         </w:rPr>
-        <w:t>【市场与股价】Blue Origin：Bezos sees Blue Origin IPO after $10B funding round (UFO:NASDAQ) - Seeking Alpha （Seeking Alpha）</w:t>
+        <w:t>【发射与任务】SpaceX：SpaceX eyes 2 rocket launches in 3 days in California after scrubs - Ventura County Star （Ventura County Star）</w:t>
       </w:r>
     </w:p>
     <w:p>
@@ -363,7 +363,7 @@
           <w:rFonts w:ascii="Kaiti SC" w:hAnsi="Kaiti SC" w:eastAsia="Kaiti SC" w:cs="Kaiti SC"/>
           <w:sz w:val="21"/>
         </w:rPr>
-        <w:t>【市场与股价】Blue Origin：Jeff Bezos says Blue Origin will likely pursue an IPO within several years - Quartz （Quartz）</w:t>
+        <w:t>【发射与任务】SpaceX：SpaceX could be planning near double-header rocket launch in 3 days - azcentral.com and The Arizona Republic （azcentral.com and The Arizona Republic）</w:t>
       </w:r>
     </w:p>
     <w:p>
@@ -384,7 +384,7 @@
           <w:rFonts w:ascii="Kaiti SC" w:hAnsi="Kaiti SC" w:eastAsia="Kaiti SC" w:cs="Kaiti SC"/>
           <w:sz w:val="21"/>
         </w:rPr>
-        <w:t>【市场与股价】Blue Origin：Jeff Bezos Becomes World’s Second-Richest as Blue Origin Hits $140B Valuation （bing.com）</w:t>
+        <w:t>【发射与任务】SpaceX：Rocket Report: A rare Falcon 9 scrub; is it just about Vulcan's time to shine? （arstechnica.com）</w:t>
       </w:r>
     </w:p>
     <w:p>
@@ -405,7 +405,7 @@
           <w:rFonts w:ascii="Kaiti SC" w:hAnsi="Kaiti SC" w:eastAsia="Kaiti SC" w:cs="Kaiti SC"/>
           <w:sz w:val="21"/>
         </w:rPr>
-        <w:t>【市场与股价】Blue Origin：Jeff Bezos Becomes World’s Second-Richest as Blue Origin Hits $140B Valuation （bing.com）</w:t>
+        <w:t>【监管与政策】SpaceX：SpaceX says Starlink will "become a major mobile carrier in the U.S." （bing.com）</w:t>
       </w:r>
     </w:p>
     <w:p>
@@ -426,7 +426,7 @@
           <w:rFonts w:ascii="Kaiti SC" w:hAnsi="Kaiti SC" w:eastAsia="Kaiti SC" w:cs="Kaiti SC"/>
           <w:sz w:val="21"/>
         </w:rPr>
-        <w:t>【发射与任务】SpaceX：Elon Musk questions Ambani’s influence as Starlink India launch stalls - TechCrunch （TechCrunch）</w:t>
+        <w:t>【监管与政策】SpaceX：SpaceX says Starlink will "become a major mobile carrier in the U.S." （bing.com）</w:t>
       </w:r>
     </w:p>
     <w:p>
@@ -447,7 +447,7 @@
           <w:rFonts w:ascii="Kaiti SC" w:hAnsi="Kaiti SC" w:eastAsia="Kaiti SC" w:cs="Kaiti SC"/>
           <w:sz w:val="21"/>
         </w:rPr>
-        <w:t>【发射与任务】SpaceX：Musk says Indian vested interests blocking launch of SpaceX's Starlink - upi （upi）</w:t>
+        <w:t>【发射与任务】Blue Origin：Blue Origin confirms 2026 launch - Advanced Television （Advanced Television）</w:t>
       </w:r>
     </w:p>
     <w:p>
@@ -468,7 +468,7 @@
           <w:rFonts w:ascii="Kaiti SC" w:hAnsi="Kaiti SC" w:eastAsia="Kaiti SC" w:cs="Kaiti SC"/>
           <w:sz w:val="21"/>
         </w:rPr>
-        <w:t>【发射与任务】SpaceX：Musk accused unnamed Indian billionaires of blocking Starlink's India launch - Quartz India （Quartz India）</w:t>
+        <w:t>【产品与技术】Blue Origin：Blue Origin plans $555 million satellite factory in Hutto, Texas （bing.com）</w:t>
       </w:r>
     </w:p>
     <w:p>
@@ -489,7 +489,7 @@
           <w:rFonts w:ascii="Kaiti SC" w:hAnsi="Kaiti SC" w:eastAsia="Kaiti SC" w:cs="Kaiti SC"/>
           <w:sz w:val="21"/>
         </w:rPr>
-        <w:t>【其他动态】中国星网：时延低于1秒，中国星网GW星座首次在轨验证成功 - 搜狐网 （搜狐网）</w:t>
+        <w:t>【市场与股价】银河航天：银河航天（北京）科技集团股份有限公司启动上市辅导 - Jiemian.com （Jiemian.com）</w:t>
       </w:r>
     </w:p>
     <w:p>
@@ -510,7 +510,7 @@
           <w:rFonts w:ascii="Kaiti SC" w:hAnsi="Kaiti SC" w:eastAsia="Kaiti SC" w:cs="Kaiti SC"/>
           <w:sz w:val="21"/>
         </w:rPr>
-        <w:t>【其他动态】中国星网：30Mbps、时延低于1秒！中国星网完成跨极区通信在轨试验 - C114通信网 （C114通信网）</w:t>
+        <w:t>【其他动态】微纳星空：冲刺“民营商业卫星第一股”：微纳星空的“百亿故事”里，藏着一道没解完的题 - 新浪财经 （新浪财经）</w:t>
       </w:r>
     </w:p>
     <w:p>
@@ -669,7 +669,7 @@
                 <w:b w:val="0"/>
                 <w:sz w:val="19"/>
               </w:rPr>
-              <w:t>20</w:t>
+              <w:t>33</w:t>
             </w:r>
           </w:p>
         </w:tc>
@@ -690,7 +690,7 @@
                 <w:b w:val="0"/>
                 <w:sz w:val="19"/>
               </w:rPr>
-              <w:t>发射与任务、监管与政策、其他动态</w:t>
+              <w:t>发射与任务、监管与政策、其他动态、市场与股价</w:t>
             </w:r>
           </w:p>
         </w:tc>
@@ -710,7 +710,7 @@
                 <w:b w:val="0"/>
                 <w:sz w:val="19"/>
               </w:rPr>
-              <w:t>NASA Sets Coverage for SpaceX 35th Station Resupply Launch, Arrival</w:t>
+              <w:t>SpaceX eyes 2 rocket launches in 3 days in California after scrubs - Ventura County Star</w:t>
             </w:r>
           </w:p>
         </w:tc>
@@ -756,7 +756,7 @@
                 <w:b w:val="0"/>
                 <w:sz w:val="19"/>
               </w:rPr>
-              <w:t>16</w:t>
+              <w:t>7</w:t>
             </w:r>
           </w:p>
         </w:tc>
@@ -777,7 +777,7 @@
                 <w:b w:val="0"/>
                 <w:sz w:val="19"/>
               </w:rPr>
-              <w:t>市场与股价、其他动态、发射与任务、产品与技术</w:t>
+              <w:t>市场与股价、发射与任务、产品与技术、其他动态</w:t>
             </w:r>
           </w:p>
         </w:tc>
@@ -797,7 +797,7 @@
                 <w:b w:val="0"/>
                 <w:sz w:val="19"/>
               </w:rPr>
-              <w:t>Blue Origin IPO Could Change Amazon's Space Story - Amazon.com (NASDAQ:AMZN) - Benzinga</w:t>
+              <w:t>Blue Origin expands in Texas as its founder contemplates an IPO - SpaceNews</w:t>
             </w:r>
           </w:p>
         </w:tc>
@@ -822,7 +822,7 @@
                 <w:b w:val="0"/>
                 <w:sz w:val="19"/>
               </w:rPr>
-              <w:t>中国星网</w:t>
+              <w:t>微纳星空</w:t>
             </w:r>
           </w:p>
         </w:tc>
@@ -843,7 +843,7 @@
                 <w:b w:val="0"/>
                 <w:sz w:val="19"/>
               </w:rPr>
-              <w:t>2</w:t>
+              <w:t>1</w:t>
             </w:r>
           </w:p>
         </w:tc>
@@ -884,7 +884,94 @@
                 <w:b w:val="0"/>
                 <w:sz w:val="19"/>
               </w:rPr>
-              <w:t>时延低于1秒，中国星网GW星座首次在轨验证成功 - 搜狐网</w:t>
+              <w:t>冲刺“民营商业卫星第一股”：微纳星空的“百亿故事”里，藏着一道没解完的题 - 新浪财经</w:t>
+            </w:r>
+          </w:p>
+        </w:tc>
+      </w:tr>
+      <w:tr>
+        <w:trPr>
+          <w:cantSplit/>
+        </w:trPr>
+        <w:tc>
+          <w:tcPr>
+            <w:tcW w:type="dxa" w:w="2075"/>
+            <w:vAlign w:val="center"/>
+          </w:tcPr>
+          <w:p>
+            <w:pPr>
+              <w:spacing w:after="0" w:line="252" w:lineRule="auto"/>
+            </w:pPr>
+            <w:r/>
+            <w:r>
+              <w:rPr>
+                <w:rFonts w:ascii="Kaiti SC" w:hAnsi="Kaiti SC" w:eastAsia="Kaiti SC" w:cs="Kaiti SC"/>
+                <w:b w:val="0"/>
+                <w:sz w:val="19"/>
+              </w:rPr>
+              <w:t>银河航天</w:t>
+            </w:r>
+          </w:p>
+        </w:tc>
+        <w:tc>
+          <w:tcPr>
+            <w:tcW w:type="dxa" w:w="2075"/>
+            <w:vAlign w:val="center"/>
+          </w:tcPr>
+          <w:p>
+            <w:pPr>
+              <w:spacing w:after="0" w:line="252" w:lineRule="auto"/>
+              <w:jc w:val="center"/>
+            </w:pPr>
+            <w:r/>
+            <w:r>
+              <w:rPr>
+                <w:rFonts w:ascii="Kaiti SC" w:hAnsi="Kaiti SC" w:eastAsia="Kaiti SC" w:cs="Kaiti SC"/>
+                <w:b w:val="0"/>
+                <w:sz w:val="19"/>
+              </w:rPr>
+              <w:t>1</w:t>
+            </w:r>
+          </w:p>
+        </w:tc>
+        <w:tc>
+          <w:tcPr>
+            <w:tcW w:type="dxa" w:w="2075"/>
+            <w:vAlign w:val="center"/>
+          </w:tcPr>
+          <w:p>
+            <w:pPr>
+              <w:spacing w:after="0" w:line="252" w:lineRule="auto"/>
+              <w:jc w:val="center"/>
+            </w:pPr>
+            <w:r/>
+            <w:r>
+              <w:rPr>
+                <w:rFonts w:ascii="Kaiti SC" w:hAnsi="Kaiti SC" w:eastAsia="Kaiti SC" w:cs="Kaiti SC"/>
+                <w:b w:val="0"/>
+                <w:sz w:val="19"/>
+              </w:rPr>
+              <w:t>市场与股价</w:t>
+            </w:r>
+          </w:p>
+        </w:tc>
+        <w:tc>
+          <w:tcPr>
+            <w:tcW w:type="dxa" w:w="2075"/>
+            <w:vAlign w:val="center"/>
+          </w:tcPr>
+          <w:p>
+            <w:pPr>
+              <w:spacing w:after="0" w:line="252" w:lineRule="auto"/>
+            </w:pPr>
+            <w:r/>
+            <w:r>
+              <w:rPr>
+                <w:rFonts w:ascii="Kaiti SC" w:hAnsi="Kaiti SC" w:eastAsia="Kaiti SC" w:cs="Kaiti SC"/>
+                <w:b w:val="0"/>
+                <w:sz w:val="19"/>
+              </w:rPr>
+              <w:t>银河航天（北京）科技集团股份有限公司启动上市辅导 - Jiemian.com</w:t>
             </w:r>
           </w:p>
         </w:tc>
@@ -921,7 +1008,7 @@
           <w:rFonts w:ascii="Kaiti SC" w:hAnsi="Kaiti SC" w:eastAsia="Kaiti SC" w:cs="Kaiti SC"/>
           <w:sz w:val="21"/>
         </w:rPr>
-        <w:t>[1] 2026-10-08｜NASA｜SpaceX：NASA Sets Coverage for SpaceX 35th Station Resupply Launch, Arrival</w:t>
+        <w:t>[1] 2026-10-09｜SpaceNews｜Blue Origin：Blue Origin expands in Texas as its founder contemplates an IPO - SpaceNews</w:t>
       </w:r>
     </w:p>
     <w:p>
@@ -942,7 +1029,7 @@
           <w:rFonts w:ascii="Kaiti SC" w:hAnsi="Kaiti SC" w:eastAsia="Kaiti SC" w:cs="Kaiti SC"/>
           <w:sz w:val="21"/>
         </w:rPr>
-        <w:t>[2] 2026-10-08｜NASA｜SpaceX：NASA’s SpaceX 35th Commercial Resupply Mission Overview</w:t>
+        <w:t>[2] 2026-10-09｜AOL.com｜Blue Origin：Blue Origin's potential IPO signals the countdown to a new phase of the space race - AOL.com</w:t>
       </w:r>
     </w:p>
     <w:p>
@@ -963,7 +1050,7 @@
           <w:rFonts w:ascii="Kaiti SC" w:hAnsi="Kaiti SC" w:eastAsia="Kaiti SC" w:cs="Kaiti SC"/>
           <w:sz w:val="21"/>
         </w:rPr>
-        <w:t>[3] 2026-10-08｜Benzinga｜Blue Origin：Blue Origin IPO Could Change Amazon's Space Story - Amazon.com (NASDAQ:AMZN) - Benzinga</w:t>
+        <w:t>[3] 2026-10-09｜New York Post｜Blue Origin：Blue Origin IPO could come in next few years, Jeff Bezos says in wake of rocket disaster - New York Post</w:t>
       </w:r>
     </w:p>
     <w:p>
@@ -984,7 +1071,7 @@
           <w:rFonts w:ascii="Kaiti SC" w:hAnsi="Kaiti SC" w:eastAsia="Kaiti SC" w:cs="Kaiti SC"/>
           <w:sz w:val="21"/>
         </w:rPr>
-        <w:t>[4] 2026-10-08｜Seeking Alpha｜Blue Origin：Bezos sees Blue Origin IPO after $10B funding round (UFO:NASDAQ) - Seeking Alpha</w:t>
+        <w:t>[4] 2026-10-09｜Ventura County Star｜SpaceX：SpaceX eyes 2 rocket launches in 3 days in California after scrubs - Ventura County Star</w:t>
       </w:r>
     </w:p>
     <w:p>
@@ -1005,7 +1092,7 @@
           <w:rFonts w:ascii="Kaiti SC" w:hAnsi="Kaiti SC" w:eastAsia="Kaiti SC" w:cs="Kaiti SC"/>
           <w:sz w:val="21"/>
         </w:rPr>
-        <w:t>[5] 2026-10-08｜Quartz｜Blue Origin：Jeff Bezos says Blue Origin will likely pursue an IPO within several years - Quartz</w:t>
+        <w:t>[5] 2026-10-09｜azcentral.com and The Arizona Republic｜SpaceX：SpaceX could be planning near double-header rocket launch in 3 days - azcentral.com and The Arizona Republic</w:t>
       </w:r>
     </w:p>
     <w:p>
@@ -1026,7 +1113,7 @@
           <w:rFonts w:ascii="Kaiti SC" w:hAnsi="Kaiti SC" w:eastAsia="Kaiti SC" w:cs="Kaiti SC"/>
           <w:sz w:val="21"/>
         </w:rPr>
-        <w:t>[6] 2026-10-08｜bing.com｜Blue Origin：Jeff Bezos Becomes World’s Second-Richest as Blue Origin Hits $140B Valuation</w:t>
+        <w:t>[6] 2026-10-09｜arstechnica.com｜SpaceX：Rocket Report: A rare Falcon 9 scrub; is it just about Vulcan's time to shine?</w:t>
       </w:r>
     </w:p>
     <w:p>
@@ -1047,7 +1134,7 @@
           <w:rFonts w:ascii="Kaiti SC" w:hAnsi="Kaiti SC" w:eastAsia="Kaiti SC" w:cs="Kaiti SC"/>
           <w:sz w:val="21"/>
         </w:rPr>
-        <w:t>[7] 2026-10-08｜bing.com｜Blue Origin：Jeff Bezos Becomes World’s Second-Richest as Blue Origin Hits $140B Valuation</w:t>
+        <w:t>[7] 2026-10-09｜bing.com｜SpaceX：SpaceX says Starlink will "become a major mobile carrier in the U.S."</w:t>
       </w:r>
     </w:p>
     <w:p>
@@ -1068,7 +1155,7 @@
           <w:rFonts w:ascii="Kaiti SC" w:hAnsi="Kaiti SC" w:eastAsia="Kaiti SC" w:cs="Kaiti SC"/>
           <w:sz w:val="21"/>
         </w:rPr>
-        <w:t>[8] 2026-10-08｜TechCrunch｜SpaceX：Elon Musk questions Ambani’s influence as Starlink India launch stalls - TechCrunch</w:t>
+        <w:t>[8] 2026-10-09｜bing.com｜SpaceX：SpaceX says Starlink will "become a major mobile carrier in the U.S."</w:t>
       </w:r>
     </w:p>
     <w:p>
@@ -1089,7 +1176,7 @@
           <w:rFonts w:ascii="Kaiti SC" w:hAnsi="Kaiti SC" w:eastAsia="Kaiti SC" w:cs="Kaiti SC"/>
           <w:sz w:val="21"/>
         </w:rPr>
-        <w:t>[9] 2026-10-08｜upi｜SpaceX：Musk says Indian vested interests blocking launch of SpaceX's Starlink - upi</w:t>
+        <w:t>[9] 2026-10-09｜Advanced Television｜Blue Origin：Blue Origin confirms 2026 launch - Advanced Television</w:t>
       </w:r>
     </w:p>
     <w:p>
@@ -1110,7 +1197,7 @@
           <w:rFonts w:ascii="Kaiti SC" w:hAnsi="Kaiti SC" w:eastAsia="Kaiti SC" w:cs="Kaiti SC"/>
           <w:sz w:val="21"/>
         </w:rPr>
-        <w:t>[10] 2026-10-08｜Quartz India｜SpaceX：Musk accused unnamed Indian billionaires of blocking Starlink's India launch - Quartz India</w:t>
+        <w:t>[10] 2026-10-09｜bing.com｜Blue Origin：Blue Origin plans $555 million satellite factory in Hutto, Texas</w:t>
       </w:r>
     </w:p>
     <w:p>
@@ -1131,7 +1218,7 @@
           <w:rFonts w:ascii="Kaiti SC" w:hAnsi="Kaiti SC" w:eastAsia="Kaiti SC" w:cs="Kaiti SC"/>
           <w:sz w:val="21"/>
         </w:rPr>
-        <w:t>[11] 2026-10-08｜搜狐网｜中国星网：时延低于1秒，中国星网GW星座首次在轨验证成功 - 搜狐网</w:t>
+        <w:t>[11] 2026-10-09｜Jiemian.com｜银河航天：银河航天（北京）科技集团股份有限公司启动上市辅导 - Jiemian.com</w:t>
       </w:r>
     </w:p>
     <w:p>
@@ -1152,7 +1239,7 @@
           <w:rFonts w:ascii="Kaiti SC" w:hAnsi="Kaiti SC" w:eastAsia="Kaiti SC" w:cs="Kaiti SC"/>
           <w:sz w:val="21"/>
         </w:rPr>
-        <w:t>[12] 2026-10-08｜C114通信网｜中国星网：30Mbps、时延低于1秒！中国星网完成跨极区通信在轨试验 - C114通信网</w:t>
+        <w:t>[12] 2026-10-09｜新浪财经｜微纳星空：冲刺“民营商业卫星第一股”：微纳星空的“百亿故事”里，藏着一道没解完的题 - 新浪财经</w:t>
       </w:r>
     </w:p>
     <w:sectPr>

--- a/docs/data/reports/daily-documents/latest/previous_daily_report.docx
+++ b/docs/data/reports/daily-documents/latest/previous_daily_report.docx
@@ -26,7 +26,7 @@
           <w:rFonts w:ascii="Kaiti SC" w:hAnsi="Kaiti SC" w:eastAsia="Kaiti SC" w:cs="Kaiti SC"/>
           <w:sz w:val="21"/>
         </w:rPr>
-        <w:t>2026-10-09（上一自然日）</w:t>
+        <w:t>2026-10-10（上一自然日）</w:t>
       </w:r>
     </w:p>
     <w:tbl>
@@ -81,7 +81,7 @@
                 <w:b w:val="0"/>
                 <w:sz w:val="19"/>
               </w:rPr>
-              <w:t>2026-10-09</w:t>
+              <w:t>2026-10-10</w:t>
             </w:r>
           </w:p>
         </w:tc>
@@ -127,7 +127,7 @@
                 <w:b w:val="0"/>
                 <w:sz w:val="19"/>
               </w:rPr>
-              <w:t>42 条 / 4 家</w:t>
+              <w:t>19 条 / 3 家</w:t>
             </w:r>
           </w:p>
         </w:tc>
@@ -173,7 +173,7 @@
                 <w:b w:val="0"/>
                 <w:sz w:val="19"/>
               </w:rPr>
-              <w:t>17 个</w:t>
+              <w:t>10 个</w:t>
             </w:r>
           </w:p>
         </w:tc>
@@ -219,7 +219,7 @@
                 <w:b w:val="0"/>
                 <w:sz w:val="19"/>
               </w:rPr>
-              <w:t>2026-10-10</w:t>
+              <w:t>2026-10-11</w:t>
             </w:r>
           </w:p>
         </w:tc>
@@ -245,7 +245,7 @@
     </w:p>
     <w:p>
       <w:r>
-        <w:t>2026-10-09 共归档 42 条新闻，覆盖 4 家公司、17 个信息来源。 新闻量较多的公司包括 SpaceX、Blue Origin、微纳星空、银河航天。</w:t>
+        <w:t>2026-10-10 共归档 19 条新闻，覆盖 3 家公司、10 个信息来源。 新闻量较多的公司包括 SpaceX、Blue Origin、微纳星空。</w:t>
       </w:r>
     </w:p>
     <w:p>
@@ -279,7 +279,7 @@
           <w:rFonts w:ascii="Kaiti SC" w:hAnsi="Kaiti SC" w:eastAsia="Kaiti SC" w:cs="Kaiti SC"/>
           <w:sz w:val="21"/>
         </w:rPr>
-        <w:t>【市场与股价】Blue Origin：Blue Origin expands in Texas as its founder contemplates an IPO - SpaceNews （SpaceNews）</w:t>
+        <w:t>【发射与任务】SpaceX：SpaceX to make another attempt to launch 21 data satellites for Space Development Agency （Spaceflight Now）</w:t>
       </w:r>
     </w:p>
     <w:p>
@@ -300,7 +300,7 @@
           <w:rFonts w:ascii="Kaiti SC" w:hAnsi="Kaiti SC" w:eastAsia="Kaiti SC" w:cs="Kaiti SC"/>
           <w:sz w:val="21"/>
         </w:rPr>
-        <w:t>【市场与股价】Blue Origin：Blue Origin's potential IPO signals the countdown to a new phase of the space race - AOL.com （AOL.com）</w:t>
+        <w:t>【市场与股价】Blue Origin：Blue Origin Commits $550M to Texas Satellite Complex as Jeff Bezos Confirms $10B Equity Round and IPO Roadmap （satnews.com）</w:t>
       </w:r>
     </w:p>
     <w:p>
@@ -321,7 +321,7 @@
           <w:rFonts w:ascii="Kaiti SC" w:hAnsi="Kaiti SC" w:eastAsia="Kaiti SC" w:cs="Kaiti SC"/>
           <w:sz w:val="21"/>
         </w:rPr>
-        <w:t>【市场与股价】Blue Origin：Blue Origin IPO could come in next few years, Jeff Bezos says in wake of rocket disaster - New York Post （New York Post）</w:t>
+        <w:t>【发射与任务】SpaceX：SpaceX launches 21 data satellites for the Space Development Agency - Spaceflight Now （Spaceflight Now）</w:t>
       </w:r>
     </w:p>
     <w:p>
@@ -342,7 +342,7 @@
           <w:rFonts w:ascii="Kaiti SC" w:hAnsi="Kaiti SC" w:eastAsia="Kaiti SC" w:cs="Kaiti SC"/>
           <w:sz w:val="21"/>
         </w:rPr>
-        <w:t>【发射与任务】SpaceX：SpaceX eyes 2 rocket launches in 3 days in California after scrubs - Ventura County Star （Ventura County Star）</w:t>
+        <w:t>【发射与任务】SpaceX：SpaceX launches 21 satellites to orbit for the US military after 5-day delay (video) - Space （Space）</w:t>
       </w:r>
     </w:p>
     <w:p>
@@ -363,7 +363,7 @@
           <w:rFonts w:ascii="Kaiti SC" w:hAnsi="Kaiti SC" w:eastAsia="Kaiti SC" w:cs="Kaiti SC"/>
           <w:sz w:val="21"/>
         </w:rPr>
-        <w:t>【发射与任务】SpaceX：SpaceX could be planning near double-header rocket launch in 3 days - azcentral.com and The Arizona Republic （azcentral.com and The Arizona Republic）</w:t>
+        <w:t>【发射与任务】SpaceX：SpaceX 9 deploys 21 satellites for US military in fourth SDA Tranche 1 mission （bing.com）</w:t>
       </w:r>
     </w:p>
     <w:p>
@@ -384,7 +384,7 @@
           <w:rFonts w:ascii="Kaiti SC" w:hAnsi="Kaiti SC" w:eastAsia="Kaiti SC" w:cs="Kaiti SC"/>
           <w:sz w:val="21"/>
         </w:rPr>
-        <w:t>【发射与任务】SpaceX：Rocket Report: A rare Falcon 9 scrub; is it just about Vulcan's time to shine? （arstechnica.com）</w:t>
+        <w:t>【发射与任务】SpaceX：SpaceX Falcon 9 launches 21 military satellites into orbit （bing.com）</w:t>
       </w:r>
     </w:p>
     <w:p>
@@ -405,112 +405,7 @@
           <w:rFonts w:ascii="Kaiti SC" w:hAnsi="Kaiti SC" w:eastAsia="Kaiti SC" w:cs="Kaiti SC"/>
           <w:sz w:val="21"/>
         </w:rPr>
-        <w:t>【监管与政策】SpaceX：SpaceX says Starlink will "become a major mobile carrier in the U.S." （bing.com）</w:t>
-      </w:r>
-    </w:p>
-    <w:p>
-      <w:pPr>
-        <w:keepLines/>
-        <w:spacing w:after="60"/>
-        <w:ind w:left="369" w:hanging="227"/>
-      </w:pPr>
-      <w:r>
-        <w:rPr>
-          <w:rFonts w:ascii="Kaiti SC" w:hAnsi="Kaiti SC" w:eastAsia="Kaiti SC" w:cs="Kaiti SC"/>
-          <w:sz w:val="21"/>
-        </w:rPr>
-        <w:t xml:space="preserve">➢ </w:t>
-      </w:r>
-      <w:r>
-        <w:rPr>
-          <w:rFonts w:ascii="Kaiti SC" w:hAnsi="Kaiti SC" w:eastAsia="Kaiti SC" w:cs="Kaiti SC"/>
-          <w:sz w:val="21"/>
-        </w:rPr>
-        <w:t>【监管与政策】SpaceX：SpaceX says Starlink will "become a major mobile carrier in the U.S." （bing.com）</w:t>
-      </w:r>
-    </w:p>
-    <w:p>
-      <w:pPr>
-        <w:keepLines/>
-        <w:spacing w:after="60"/>
-        <w:ind w:left="369" w:hanging="227"/>
-      </w:pPr>
-      <w:r>
-        <w:rPr>
-          <w:rFonts w:ascii="Kaiti SC" w:hAnsi="Kaiti SC" w:eastAsia="Kaiti SC" w:cs="Kaiti SC"/>
-          <w:sz w:val="21"/>
-        </w:rPr>
-        <w:t xml:space="preserve">➢ </w:t>
-      </w:r>
-      <w:r>
-        <w:rPr>
-          <w:rFonts w:ascii="Kaiti SC" w:hAnsi="Kaiti SC" w:eastAsia="Kaiti SC" w:cs="Kaiti SC"/>
-          <w:sz w:val="21"/>
-        </w:rPr>
-        <w:t>【发射与任务】Blue Origin：Blue Origin confirms 2026 launch - Advanced Television （Advanced Television）</w:t>
-      </w:r>
-    </w:p>
-    <w:p>
-      <w:pPr>
-        <w:keepLines/>
-        <w:spacing w:after="60"/>
-        <w:ind w:left="369" w:hanging="227"/>
-      </w:pPr>
-      <w:r>
-        <w:rPr>
-          <w:rFonts w:ascii="Kaiti SC" w:hAnsi="Kaiti SC" w:eastAsia="Kaiti SC" w:cs="Kaiti SC"/>
-          <w:sz w:val="21"/>
-        </w:rPr>
-        <w:t xml:space="preserve">➢ </w:t>
-      </w:r>
-      <w:r>
-        <w:rPr>
-          <w:rFonts w:ascii="Kaiti SC" w:hAnsi="Kaiti SC" w:eastAsia="Kaiti SC" w:cs="Kaiti SC"/>
-          <w:sz w:val="21"/>
-        </w:rPr>
-        <w:t>【产品与技术】Blue Origin：Blue Origin plans $555 million satellite factory in Hutto, Texas （bing.com）</w:t>
-      </w:r>
-    </w:p>
-    <w:p>
-      <w:pPr>
-        <w:keepLines/>
-        <w:spacing w:after="60"/>
-        <w:ind w:left="369" w:hanging="227"/>
-      </w:pPr>
-      <w:r>
-        <w:rPr>
-          <w:rFonts w:ascii="Kaiti SC" w:hAnsi="Kaiti SC" w:eastAsia="Kaiti SC" w:cs="Kaiti SC"/>
-          <w:sz w:val="21"/>
-        </w:rPr>
-        <w:t xml:space="preserve">➢ </w:t>
-      </w:r>
-      <w:r>
-        <w:rPr>
-          <w:rFonts w:ascii="Kaiti SC" w:hAnsi="Kaiti SC" w:eastAsia="Kaiti SC" w:cs="Kaiti SC"/>
-          <w:sz w:val="21"/>
-        </w:rPr>
-        <w:t>【市场与股价】银河航天：银河航天（北京）科技集团股份有限公司启动上市辅导 - Jiemian.com （Jiemian.com）</w:t>
-      </w:r>
-    </w:p>
-    <w:p>
-      <w:pPr>
-        <w:keepLines/>
-        <w:spacing w:after="60"/>
-        <w:ind w:left="369" w:hanging="227"/>
-      </w:pPr>
-      <w:r>
-        <w:rPr>
-          <w:rFonts w:ascii="Kaiti SC" w:hAnsi="Kaiti SC" w:eastAsia="Kaiti SC" w:cs="Kaiti SC"/>
-          <w:sz w:val="21"/>
-        </w:rPr>
-        <w:t xml:space="preserve">➢ </w:t>
-      </w:r>
-      <w:r>
-        <w:rPr>
-          <w:rFonts w:ascii="Kaiti SC" w:hAnsi="Kaiti SC" w:eastAsia="Kaiti SC" w:cs="Kaiti SC"/>
-          <w:sz w:val="21"/>
-        </w:rPr>
-        <w:t>【其他动态】微纳星空：冲刺“民营商业卫星第一股”：微纳星空的“百亿故事”里，藏着一道没解完的题 - 新浪财经 （新浪财经）</w:t>
+        <w:t>【市场与股价】微纳星空：冲刺“民营商业卫星第一股”：微纳星空的“百亿故事”里，藏着一道没解完的题|上海证券交易所|IPO|数据|客户|收入 - 新浪财经 （新浪财经）</w:t>
       </w:r>
     </w:p>
     <w:p>
@@ -669,7 +564,7 @@
                 <w:b w:val="0"/>
                 <w:sz w:val="19"/>
               </w:rPr>
-              <w:t>33</w:t>
+              <w:t>17</w:t>
             </w:r>
           </w:p>
         </w:tc>
@@ -690,7 +585,7 @@
                 <w:b w:val="0"/>
                 <w:sz w:val="19"/>
               </w:rPr>
-              <w:t>发射与任务、监管与政策、其他动态、市场与股价</w:t>
+              <w:t>发射与任务、其他动态、监管与政策</w:t>
             </w:r>
           </w:p>
         </w:tc>
@@ -710,7 +605,7 @@
                 <w:b w:val="0"/>
                 <w:sz w:val="19"/>
               </w:rPr>
-              <w:t>SpaceX eyes 2 rocket launches in 3 days in California after scrubs - Ventura County Star</w:t>
+              <w:t>SpaceX to make another attempt to launch 21 data satellites for Space Development Agency</w:t>
             </w:r>
           </w:p>
         </w:tc>
@@ -756,7 +651,7 @@
                 <w:b w:val="0"/>
                 <w:sz w:val="19"/>
               </w:rPr>
-              <w:t>7</w:t>
+              <w:t>1</w:t>
             </w:r>
           </w:p>
         </w:tc>
@@ -777,7 +672,7 @@
                 <w:b w:val="0"/>
                 <w:sz w:val="19"/>
               </w:rPr>
-              <w:t>市场与股价、发射与任务、产品与技术、其他动态</w:t>
+              <w:t>市场与股价</w:t>
             </w:r>
           </w:p>
         </w:tc>
@@ -797,7 +692,7 @@
                 <w:b w:val="0"/>
                 <w:sz w:val="19"/>
               </w:rPr>
-              <w:t>Blue Origin expands in Texas as its founder contemplates an IPO - SpaceNews</w:t>
+              <w:t>Blue Origin Commits $550M to Texas Satellite Complex as Jeff Bezos Confirms $10B Equity Round and IPO Roadmap</w:t>
             </w:r>
           </w:p>
         </w:tc>
@@ -864,93 +759,6 @@
                 <w:b w:val="0"/>
                 <w:sz w:val="19"/>
               </w:rPr>
-              <w:t>其他动态</w:t>
-            </w:r>
-          </w:p>
-        </w:tc>
-        <w:tc>
-          <w:tcPr>
-            <w:tcW w:type="dxa" w:w="2075"/>
-            <w:vAlign w:val="center"/>
-          </w:tcPr>
-          <w:p>
-            <w:pPr>
-              <w:spacing w:after="0" w:line="252" w:lineRule="auto"/>
-            </w:pPr>
-            <w:r/>
-            <w:r>
-              <w:rPr>
-                <w:rFonts w:ascii="Kaiti SC" w:hAnsi="Kaiti SC" w:eastAsia="Kaiti SC" w:cs="Kaiti SC"/>
-                <w:b w:val="0"/>
-                <w:sz w:val="19"/>
-              </w:rPr>
-              <w:t>冲刺“民营商业卫星第一股”：微纳星空的“百亿故事”里，藏着一道没解完的题 - 新浪财经</w:t>
-            </w:r>
-          </w:p>
-        </w:tc>
-      </w:tr>
-      <w:tr>
-        <w:trPr>
-          <w:cantSplit/>
-        </w:trPr>
-        <w:tc>
-          <w:tcPr>
-            <w:tcW w:type="dxa" w:w="2075"/>
-            <w:vAlign w:val="center"/>
-          </w:tcPr>
-          <w:p>
-            <w:pPr>
-              <w:spacing w:after="0" w:line="252" w:lineRule="auto"/>
-            </w:pPr>
-            <w:r/>
-            <w:r>
-              <w:rPr>
-                <w:rFonts w:ascii="Kaiti SC" w:hAnsi="Kaiti SC" w:eastAsia="Kaiti SC" w:cs="Kaiti SC"/>
-                <w:b w:val="0"/>
-                <w:sz w:val="19"/>
-              </w:rPr>
-              <w:t>银河航天</w:t>
-            </w:r>
-          </w:p>
-        </w:tc>
-        <w:tc>
-          <w:tcPr>
-            <w:tcW w:type="dxa" w:w="2075"/>
-            <w:vAlign w:val="center"/>
-          </w:tcPr>
-          <w:p>
-            <w:pPr>
-              <w:spacing w:after="0" w:line="252" w:lineRule="auto"/>
-              <w:jc w:val="center"/>
-            </w:pPr>
-            <w:r/>
-            <w:r>
-              <w:rPr>
-                <w:rFonts w:ascii="Kaiti SC" w:hAnsi="Kaiti SC" w:eastAsia="Kaiti SC" w:cs="Kaiti SC"/>
-                <w:b w:val="0"/>
-                <w:sz w:val="19"/>
-              </w:rPr>
-              <w:t>1</w:t>
-            </w:r>
-          </w:p>
-        </w:tc>
-        <w:tc>
-          <w:tcPr>
-            <w:tcW w:type="dxa" w:w="2075"/>
-            <w:vAlign w:val="center"/>
-          </w:tcPr>
-          <w:p>
-            <w:pPr>
-              <w:spacing w:after="0" w:line="252" w:lineRule="auto"/>
-              <w:jc w:val="center"/>
-            </w:pPr>
-            <w:r/>
-            <w:r>
-              <w:rPr>
-                <w:rFonts w:ascii="Kaiti SC" w:hAnsi="Kaiti SC" w:eastAsia="Kaiti SC" w:cs="Kaiti SC"/>
-                <w:b w:val="0"/>
-                <w:sz w:val="19"/>
-              </w:rPr>
               <w:t>市场与股价</w:t>
             </w:r>
           </w:p>
@@ -971,7 +779,7 @@
                 <w:b w:val="0"/>
                 <w:sz w:val="19"/>
               </w:rPr>
-              <w:t>银河航天（北京）科技集团股份有限公司启动上市辅导 - Jiemian.com</w:t>
+              <w:t>冲刺“民营商业卫星第一股”：微纳星空的“百亿故事”里，藏着一道没解完的题|上海证券交易所|IPO|数据|客户|收入 - 新浪财经</w:t>
             </w:r>
           </w:p>
         </w:tc>
@@ -1008,7 +816,7 @@
           <w:rFonts w:ascii="Kaiti SC" w:hAnsi="Kaiti SC" w:eastAsia="Kaiti SC" w:cs="Kaiti SC"/>
           <w:sz w:val="21"/>
         </w:rPr>
-        <w:t>[1] 2026-10-09｜SpaceNews｜Blue Origin：Blue Origin expands in Texas as its founder contemplates an IPO - SpaceNews</w:t>
+        <w:t>[1] 2026-10-10｜Spaceflight Now｜SpaceX：SpaceX to make another attempt to launch 21 data satellites for Space Development Agency</w:t>
       </w:r>
     </w:p>
     <w:p>
@@ -1029,7 +837,7 @@
           <w:rFonts w:ascii="Kaiti SC" w:hAnsi="Kaiti SC" w:eastAsia="Kaiti SC" w:cs="Kaiti SC"/>
           <w:sz w:val="21"/>
         </w:rPr>
-        <w:t>[2] 2026-10-09｜AOL.com｜Blue Origin：Blue Origin's potential IPO signals the countdown to a new phase of the space race - AOL.com</w:t>
+        <w:t>[2] 2026-10-10｜satnews.com｜Blue Origin：Blue Origin Commits $550M to Texas Satellite Complex as Jeff Bezos Confirms $10B Equity Round and IPO Roadmap</w:t>
       </w:r>
     </w:p>
     <w:p>
@@ -1050,7 +858,7 @@
           <w:rFonts w:ascii="Kaiti SC" w:hAnsi="Kaiti SC" w:eastAsia="Kaiti SC" w:cs="Kaiti SC"/>
           <w:sz w:val="21"/>
         </w:rPr>
-        <w:t>[3] 2026-10-09｜New York Post｜Blue Origin：Blue Origin IPO could come in next few years, Jeff Bezos says in wake of rocket disaster - New York Post</w:t>
+        <w:t>[3] 2026-10-10｜Spaceflight Now｜SpaceX：SpaceX launches 21 data satellites for the Space Development Agency - Spaceflight Now</w:t>
       </w:r>
     </w:p>
     <w:p>
@@ -1071,7 +879,7 @@
           <w:rFonts w:ascii="Kaiti SC" w:hAnsi="Kaiti SC" w:eastAsia="Kaiti SC" w:cs="Kaiti SC"/>
           <w:sz w:val="21"/>
         </w:rPr>
-        <w:t>[4] 2026-10-09｜Ventura County Star｜SpaceX：SpaceX eyes 2 rocket launches in 3 days in California after scrubs - Ventura County Star</w:t>
+        <w:t>[4] 2026-10-10｜Space｜SpaceX：SpaceX launches 21 satellites to orbit for the US military after 5-day delay (video) - Space</w:t>
       </w:r>
     </w:p>
     <w:p>
@@ -1092,7 +900,7 @@
           <w:rFonts w:ascii="Kaiti SC" w:hAnsi="Kaiti SC" w:eastAsia="Kaiti SC" w:cs="Kaiti SC"/>
           <w:sz w:val="21"/>
         </w:rPr>
-        <w:t>[5] 2026-10-09｜azcentral.com and The Arizona Republic｜SpaceX：SpaceX could be planning near double-header rocket launch in 3 days - azcentral.com and The Arizona Republic</w:t>
+        <w:t>[5] 2026-10-10｜bing.com｜SpaceX：SpaceX 9 deploys 21 satellites for US military in fourth SDA Tranche 1 mission</w:t>
       </w:r>
     </w:p>
     <w:p>
@@ -1113,7 +921,7 @@
           <w:rFonts w:ascii="Kaiti SC" w:hAnsi="Kaiti SC" w:eastAsia="Kaiti SC" w:cs="Kaiti SC"/>
           <w:sz w:val="21"/>
         </w:rPr>
-        <w:t>[6] 2026-10-09｜arstechnica.com｜SpaceX：Rocket Report: A rare Falcon 9 scrub; is it just about Vulcan's time to shine?</w:t>
+        <w:t>[6] 2026-10-10｜bing.com｜SpaceX：SpaceX Falcon 9 launches 21 military satellites into orbit</w:t>
       </w:r>
     </w:p>
     <w:p>
@@ -1134,112 +942,7 @@
           <w:rFonts w:ascii="Kaiti SC" w:hAnsi="Kaiti SC" w:eastAsia="Kaiti SC" w:cs="Kaiti SC"/>
           <w:sz w:val="21"/>
         </w:rPr>
-        <w:t>[7] 2026-10-09｜bing.com｜SpaceX：SpaceX says Starlink will "become a major mobile carrier in the U.S."</w:t>
-      </w:r>
-    </w:p>
-    <w:p>
-      <w:pPr>
-        <w:keepLines/>
-        <w:spacing w:after="60"/>
-        <w:ind w:left="369" w:hanging="227"/>
-      </w:pPr>
-      <w:r>
-        <w:rPr>
-          <w:rFonts w:ascii="Kaiti SC" w:hAnsi="Kaiti SC" w:eastAsia="Kaiti SC" w:cs="Kaiti SC"/>
-          <w:sz w:val="21"/>
-        </w:rPr>
-        <w:t xml:space="preserve">✓ </w:t>
-      </w:r>
-      <w:r>
-        <w:rPr>
-          <w:rFonts w:ascii="Kaiti SC" w:hAnsi="Kaiti SC" w:eastAsia="Kaiti SC" w:cs="Kaiti SC"/>
-          <w:sz w:val="21"/>
-        </w:rPr>
-        <w:t>[8] 2026-10-09｜bing.com｜SpaceX：SpaceX says Starlink will "become a major mobile carrier in the U.S."</w:t>
-      </w:r>
-    </w:p>
-    <w:p>
-      <w:pPr>
-        <w:keepLines/>
-        <w:spacing w:after="60"/>
-        <w:ind w:left="369" w:hanging="227"/>
-      </w:pPr>
-      <w:r>
-        <w:rPr>
-          <w:rFonts w:ascii="Kaiti SC" w:hAnsi="Kaiti SC" w:eastAsia="Kaiti SC" w:cs="Kaiti SC"/>
-          <w:sz w:val="21"/>
-        </w:rPr>
-        <w:t xml:space="preserve">✓ </w:t>
-      </w:r>
-      <w:r>
-        <w:rPr>
-          <w:rFonts w:ascii="Kaiti SC" w:hAnsi="Kaiti SC" w:eastAsia="Kaiti SC" w:cs="Kaiti SC"/>
-          <w:sz w:val="21"/>
-        </w:rPr>
-        <w:t>[9] 2026-10-09｜Advanced Television｜Blue Origin：Blue Origin confirms 2026 launch - Advanced Television</w:t>
-      </w:r>
-    </w:p>
-    <w:p>
-      <w:pPr>
-        <w:keepLines/>
-        <w:spacing w:after="60"/>
-        <w:ind w:left="369" w:hanging="227"/>
-      </w:pPr>
-      <w:r>
-        <w:rPr>
-          <w:rFonts w:ascii="Kaiti SC" w:hAnsi="Kaiti SC" w:eastAsia="Kaiti SC" w:cs="Kaiti SC"/>
-          <w:sz w:val="21"/>
-        </w:rPr>
-        <w:t xml:space="preserve">✓ </w:t>
-      </w:r>
-      <w:r>
-        <w:rPr>
-          <w:rFonts w:ascii="Kaiti SC" w:hAnsi="Kaiti SC" w:eastAsia="Kaiti SC" w:cs="Kaiti SC"/>
-          <w:sz w:val="21"/>
-        </w:rPr>
-        <w:t>[10] 2026-10-09｜bing.com｜Blue Origin：Blue Origin plans $555 million satellite factory in Hutto, Texas</w:t>
-      </w:r>
-    </w:p>
-    <w:p>
-      <w:pPr>
-        <w:keepLines/>
-        <w:spacing w:after="60"/>
-        <w:ind w:left="369" w:hanging="227"/>
-      </w:pPr>
-      <w:r>
-        <w:rPr>
-          <w:rFonts w:ascii="Kaiti SC" w:hAnsi="Kaiti SC" w:eastAsia="Kaiti SC" w:cs="Kaiti SC"/>
-          <w:sz w:val="21"/>
-        </w:rPr>
-        <w:t xml:space="preserve">✓ </w:t>
-      </w:r>
-      <w:r>
-        <w:rPr>
-          <w:rFonts w:ascii="Kaiti SC" w:hAnsi="Kaiti SC" w:eastAsia="Kaiti SC" w:cs="Kaiti SC"/>
-          <w:sz w:val="21"/>
-        </w:rPr>
-        <w:t>[11] 2026-10-09｜Jiemian.com｜银河航天：银河航天（北京）科技集团股份有限公司启动上市辅导 - Jiemian.com</w:t>
-      </w:r>
-    </w:p>
-    <w:p>
-      <w:pPr>
-        <w:keepLines/>
-        <w:spacing w:after="60"/>
-        <w:ind w:left="369" w:hanging="227"/>
-      </w:pPr>
-      <w:r>
-        <w:rPr>
-          <w:rFonts w:ascii="Kaiti SC" w:hAnsi="Kaiti SC" w:eastAsia="Kaiti SC" w:cs="Kaiti SC"/>
-          <w:sz w:val="21"/>
-        </w:rPr>
-        <w:t xml:space="preserve">✓ </w:t>
-      </w:r>
-      <w:r>
-        <w:rPr>
-          <w:rFonts w:ascii="Kaiti SC" w:hAnsi="Kaiti SC" w:eastAsia="Kaiti SC" w:cs="Kaiti SC"/>
-          <w:sz w:val="21"/>
-        </w:rPr>
-        <w:t>[12] 2026-10-09｜新浪财经｜微纳星空：冲刺“民营商业卫星第一股”：微纳星空的“百亿故事”里，藏着一道没解完的题 - 新浪财经</w:t>
+        <w:t>[7] 2026-10-10｜新浪财经｜微纳星空：冲刺“民营商业卫星第一股”：微纳星空的“百亿故事”里，藏着一道没解完的题|上海证券交易所|IPO|数据|客户|收入 - 新浪财经</w:t>
       </w:r>
     </w:p>
     <w:sectPr>

--- a/docs/data/reports/daily-documents/latest/previous_daily_report.docx
+++ b/docs/data/reports/daily-documents/latest/previous_daily_report.docx
@@ -26,7 +26,7 @@
           <w:rFonts w:ascii="Kaiti SC" w:hAnsi="Kaiti SC" w:eastAsia="Kaiti SC" w:cs="Kaiti SC"/>
           <w:sz w:val="21"/>
         </w:rPr>
-        <w:t>2026-10-10（上一自然日）</w:t>
+        <w:t>2026-10-11（上一自然日）</w:t>
       </w:r>
     </w:p>
     <w:tbl>
@@ -81,7 +81,7 @@
                 <w:b w:val="0"/>
                 <w:sz w:val="19"/>
               </w:rPr>
-              <w:t>2026-10-10</w:t>
+              <w:t>2026-10-11</w:t>
             </w:r>
           </w:p>
         </w:tc>
@@ -127,7 +127,7 @@
                 <w:b w:val="0"/>
                 <w:sz w:val="19"/>
               </w:rPr>
-              <w:t>19 条 / 3 家</w:t>
+              <w:t>10 条 / 3 家</w:t>
             </w:r>
           </w:p>
         </w:tc>
@@ -173,7 +173,7 @@
                 <w:b w:val="0"/>
                 <w:sz w:val="19"/>
               </w:rPr>
-              <w:t>10 个</w:t>
+              <w:t>7 个</w:t>
             </w:r>
           </w:p>
         </w:tc>
@@ -219,7 +219,7 @@
                 <w:b w:val="0"/>
                 <w:sz w:val="19"/>
               </w:rPr>
-              <w:t>2026-10-11</w:t>
+              <w:t>2026-10-12</w:t>
             </w:r>
           </w:p>
         </w:tc>
@@ -245,7 +245,7 @@
     </w:p>
     <w:p>
       <w:r>
-        <w:t>2026-10-10 共归档 19 条新闻，覆盖 3 家公司、10 个信息来源。 新闻量较多的公司包括 SpaceX、Blue Origin、微纳星空。</w:t>
+        <w:t>2026-10-11 共归档 10 条新闻，覆盖 3 家公司、7 个信息来源。 新闻量较多的公司包括 SpaceX、Blue Origin、星际荣耀。</w:t>
       </w:r>
     </w:p>
     <w:p>
@@ -279,7 +279,7 @@
           <w:rFonts w:ascii="Kaiti SC" w:hAnsi="Kaiti SC" w:eastAsia="Kaiti SC" w:cs="Kaiti SC"/>
           <w:sz w:val="21"/>
         </w:rPr>
-        <w:t>【发射与任务】SpaceX：SpaceX to make another attempt to launch 21 data satellites for Space Development Agency （Spaceflight Now）</w:t>
+        <w:t>【发射与任务】Blue Origin：Blue Origin Advances LC-36 Rebuild for Year-End New Glenn Return to Flight （NASASpaceflight）</w:t>
       </w:r>
     </w:p>
     <w:p>
@@ -321,7 +321,7 @@
           <w:rFonts w:ascii="Kaiti SC" w:hAnsi="Kaiti SC" w:eastAsia="Kaiti SC" w:cs="Kaiti SC"/>
           <w:sz w:val="21"/>
         </w:rPr>
-        <w:t>【发射与任务】SpaceX：SpaceX launches 21 data satellites for the Space Development Agency - Spaceflight Now （Spaceflight Now）</w:t>
+        <w:t>【市场与股价】SpaceX：Musk vows affordable Starlink in India days before Ambani's record Jio IPO - The Lufkin Daily News （The Lufkin Daily News）</w:t>
       </w:r>
     </w:p>
     <w:p>
@@ -342,7 +342,7 @@
           <w:rFonts w:ascii="Kaiti SC" w:hAnsi="Kaiti SC" w:eastAsia="Kaiti SC" w:cs="Kaiti SC"/>
           <w:sz w:val="21"/>
         </w:rPr>
-        <w:t>【发射与任务】SpaceX：SpaceX launches 21 satellites to orbit for the US military after 5-day delay (video) - Space （Space）</w:t>
+        <w:t>【市场与股价】SpaceX：Elon Musk Pitches SpaceX's Starlink As An Affordable Option To Bring Internet To Indians Ahead Of Ambani's Jio IPO （bing.com）</w:t>
       </w:r>
     </w:p>
     <w:p>
@@ -363,7 +363,7 @@
           <w:rFonts w:ascii="Kaiti SC" w:hAnsi="Kaiti SC" w:eastAsia="Kaiti SC" w:cs="Kaiti SC"/>
           <w:sz w:val="21"/>
         </w:rPr>
-        <w:t>【发射与任务】SpaceX：SpaceX 9 deploys 21 satellites for US military in fourth SDA Tranche 1 mission （bing.com）</w:t>
+        <w:t>【发射与任务】SpaceX：SpaceX Acquires Grain Management’s 800 MHz Spectrum Portfolio to Launch Standalone Starlink Mobile Carrier （satnews.com）</w:t>
       </w:r>
     </w:p>
     <w:p>
@@ -384,7 +384,7 @@
           <w:rFonts w:ascii="Kaiti SC" w:hAnsi="Kaiti SC" w:eastAsia="Kaiti SC" w:cs="Kaiti SC"/>
           <w:sz w:val="21"/>
         </w:rPr>
-        <w:t>【发射与任务】SpaceX：SpaceX Falcon 9 launches 21 military satellites into orbit （bing.com）</w:t>
+        <w:t>【发射与任务】SpaceX：Direct to Cell STARLINK-11444 [DTC] Holds 362 km Orbit Against Heavy Drag - KeepTrack （KeepTrack）</w:t>
       </w:r>
     </w:p>
     <w:p>
@@ -405,7 +405,28 @@
           <w:rFonts w:ascii="Kaiti SC" w:hAnsi="Kaiti SC" w:eastAsia="Kaiti SC" w:cs="Kaiti SC"/>
           <w:sz w:val="21"/>
         </w:rPr>
-        <w:t>【市场与股价】微纳星空：冲刺“民营商业卫星第一股”：微纳星空的“百亿故事”里，藏着一道没解完的题|上海证券交易所|IPO|数据|客户|收入 - 新浪财经 （新浪财经）</w:t>
+        <w:t>【其他动态】SpaceX：Venezuela Authorizes SpaceX Starlink Satellite Internet Service Under New Deal - Yahoo Finance （Yahoo Finance）</w:t>
+      </w:r>
+    </w:p>
+    <w:p>
+      <w:pPr>
+        <w:keepLines/>
+        <w:spacing w:after="60"/>
+        <w:ind w:left="369" w:hanging="227"/>
+      </w:pPr>
+      <w:r>
+        <w:rPr>
+          <w:rFonts w:ascii="Kaiti SC" w:hAnsi="Kaiti SC" w:eastAsia="Kaiti SC" w:cs="Kaiti SC"/>
+          <w:sz w:val="21"/>
+        </w:rPr>
+        <w:t xml:space="preserve">➢ </w:t>
+      </w:r>
+      <w:r>
+        <w:rPr>
+          <w:rFonts w:ascii="Kaiti SC" w:hAnsi="Kaiti SC" w:eastAsia="Kaiti SC" w:cs="Kaiti SC"/>
+          <w:sz w:val="21"/>
+        </w:rPr>
+        <w:t>【其他动态】星际荣耀：星际荣耀官宣重型型号“双曲线九号”火箭已启动预研 - 凤凰网科技 （凤凰网科技）</w:t>
       </w:r>
     </w:p>
     <w:p>
@@ -564,7 +585,7 @@
                 <w:b w:val="0"/>
                 <w:sz w:val="19"/>
               </w:rPr>
-              <w:t>17</w:t>
+              <w:t>7</w:t>
             </w:r>
           </w:p>
         </w:tc>
@@ -585,7 +606,7 @@
                 <w:b w:val="0"/>
                 <w:sz w:val="19"/>
               </w:rPr>
-              <w:t>发射与任务、其他动态、监管与政策</w:t>
+              <w:t>市场与股价、发射与任务、其他动态</w:t>
             </w:r>
           </w:p>
         </w:tc>
@@ -605,7 +626,7 @@
                 <w:b w:val="0"/>
                 <w:sz w:val="19"/>
               </w:rPr>
-              <w:t>SpaceX to make another attempt to launch 21 data satellites for Space Development Agency</w:t>
+              <w:t>Musk vows affordable Starlink in India days before Ambani's record Jio IPO - The Lufkin Daily News</w:t>
             </w:r>
           </w:p>
         </w:tc>
@@ -651,7 +672,7 @@
                 <w:b w:val="0"/>
                 <w:sz w:val="19"/>
               </w:rPr>
-              <w:t>1</w:t>
+              <w:t>2</w:t>
             </w:r>
           </w:p>
         </w:tc>
@@ -672,7 +693,7 @@
                 <w:b w:val="0"/>
                 <w:sz w:val="19"/>
               </w:rPr>
-              <w:t>市场与股价</w:t>
+              <w:t>发射与任务、市场与股价</w:t>
             </w:r>
           </w:p>
         </w:tc>
@@ -692,7 +713,7 @@
                 <w:b w:val="0"/>
                 <w:sz w:val="19"/>
               </w:rPr>
-              <w:t>Blue Origin Commits $550M to Texas Satellite Complex as Jeff Bezos Confirms $10B Equity Round and IPO Roadmap</w:t>
+              <w:t>Blue Origin Advances LC-36 Rebuild for Year-End New Glenn Return to Flight</w:t>
             </w:r>
           </w:p>
         </w:tc>
@@ -717,7 +738,7 @@
                 <w:b w:val="0"/>
                 <w:sz w:val="19"/>
               </w:rPr>
-              <w:t>微纳星空</w:t>
+              <w:t>星际荣耀</w:t>
             </w:r>
           </w:p>
         </w:tc>
@@ -759,7 +780,7 @@
                 <w:b w:val="0"/>
                 <w:sz w:val="19"/>
               </w:rPr>
-              <w:t>市场与股价</w:t>
+              <w:t>其他动态</w:t>
             </w:r>
           </w:p>
         </w:tc>
@@ -779,7 +800,7 @@
                 <w:b w:val="0"/>
                 <w:sz w:val="19"/>
               </w:rPr>
-              <w:t>冲刺“民营商业卫星第一股”：微纳星空的“百亿故事”里，藏着一道没解完的题|上海证券交易所|IPO|数据|客户|收入 - 新浪财经</w:t>
+              <w:t>星际荣耀官宣重型型号“双曲线九号”火箭已启动预研 - 凤凰网科技</w:t>
             </w:r>
           </w:p>
         </w:tc>
@@ -816,7 +837,7 @@
           <w:rFonts w:ascii="Kaiti SC" w:hAnsi="Kaiti SC" w:eastAsia="Kaiti SC" w:cs="Kaiti SC"/>
           <w:sz w:val="21"/>
         </w:rPr>
-        <w:t>[1] 2026-10-10｜Spaceflight Now｜SpaceX：SpaceX to make another attempt to launch 21 data satellites for Space Development Agency</w:t>
+        <w:t>[1] 2026-10-11｜NASASpaceflight｜Blue Origin：Blue Origin Advances LC-36 Rebuild for Year-End New Glenn Return to Flight</w:t>
       </w:r>
     </w:p>
     <w:p>
@@ -837,7 +858,7 @@
           <w:rFonts w:ascii="Kaiti SC" w:hAnsi="Kaiti SC" w:eastAsia="Kaiti SC" w:cs="Kaiti SC"/>
           <w:sz w:val="21"/>
         </w:rPr>
-        <w:t>[2] 2026-10-10｜satnews.com｜Blue Origin：Blue Origin Commits $550M to Texas Satellite Complex as Jeff Bezos Confirms $10B Equity Round and IPO Roadmap</w:t>
+        <w:t>[2] 2026-10-11｜satnews.com｜Blue Origin：Blue Origin Commits $550M to Texas Satellite Complex as Jeff Bezos Confirms $10B Equity Round and IPO Roadmap</w:t>
       </w:r>
     </w:p>
     <w:p>
@@ -858,7 +879,7 @@
           <w:rFonts w:ascii="Kaiti SC" w:hAnsi="Kaiti SC" w:eastAsia="Kaiti SC" w:cs="Kaiti SC"/>
           <w:sz w:val="21"/>
         </w:rPr>
-        <w:t>[3] 2026-10-10｜Spaceflight Now｜SpaceX：SpaceX launches 21 data satellites for the Space Development Agency - Spaceflight Now</w:t>
+        <w:t>[3] 2026-10-11｜The Lufkin Daily News｜SpaceX：Musk vows affordable Starlink in India days before Ambani's record Jio IPO - The Lufkin Daily News</w:t>
       </w:r>
     </w:p>
     <w:p>
@@ -879,7 +900,7 @@
           <w:rFonts w:ascii="Kaiti SC" w:hAnsi="Kaiti SC" w:eastAsia="Kaiti SC" w:cs="Kaiti SC"/>
           <w:sz w:val="21"/>
         </w:rPr>
-        <w:t>[4] 2026-10-10｜Space｜SpaceX：SpaceX launches 21 satellites to orbit for the US military after 5-day delay (video) - Space</w:t>
+        <w:t>[4] 2026-10-11｜bing.com｜SpaceX：Elon Musk Pitches SpaceX's Starlink As An Affordable Option To Bring Internet To Indians Ahead Of Ambani's Jio IPO</w:t>
       </w:r>
     </w:p>
     <w:p>
@@ -900,7 +921,7 @@
           <w:rFonts w:ascii="Kaiti SC" w:hAnsi="Kaiti SC" w:eastAsia="Kaiti SC" w:cs="Kaiti SC"/>
           <w:sz w:val="21"/>
         </w:rPr>
-        <w:t>[5] 2026-10-10｜bing.com｜SpaceX：SpaceX 9 deploys 21 satellites for US military in fourth SDA Tranche 1 mission</w:t>
+        <w:t>[5] 2026-10-11｜satnews.com｜SpaceX：SpaceX Acquires Grain Management’s 800 MHz Spectrum Portfolio to Launch Standalone Starlink Mobile Carrier</w:t>
       </w:r>
     </w:p>
     <w:p>
@@ -921,7 +942,7 @@
           <w:rFonts w:ascii="Kaiti SC" w:hAnsi="Kaiti SC" w:eastAsia="Kaiti SC" w:cs="Kaiti SC"/>
           <w:sz w:val="21"/>
         </w:rPr>
-        <w:t>[6] 2026-10-10｜bing.com｜SpaceX：SpaceX Falcon 9 launches 21 military satellites into orbit</w:t>
+        <w:t>[6] 2026-10-11｜KeepTrack｜SpaceX：Direct to Cell STARLINK-11444 [DTC] Holds 362 km Orbit Against Heavy Drag - KeepTrack</w:t>
       </w:r>
     </w:p>
     <w:p>
@@ -942,7 +963,28 @@
           <w:rFonts w:ascii="Kaiti SC" w:hAnsi="Kaiti SC" w:eastAsia="Kaiti SC" w:cs="Kaiti SC"/>
           <w:sz w:val="21"/>
         </w:rPr>
-        <w:t>[7] 2026-10-10｜新浪财经｜微纳星空：冲刺“民营商业卫星第一股”：微纳星空的“百亿故事”里，藏着一道没解完的题|上海证券交易所|IPO|数据|客户|收入 - 新浪财经</w:t>
+        <w:t>[7] 2026-10-11｜Yahoo Finance｜SpaceX：Venezuela Authorizes SpaceX Starlink Satellite Internet Service Under New Deal - Yahoo Finance</w:t>
+      </w:r>
+    </w:p>
+    <w:p>
+      <w:pPr>
+        <w:keepLines/>
+        <w:spacing w:after="60"/>
+        <w:ind w:left="369" w:hanging="227"/>
+      </w:pPr>
+      <w:r>
+        <w:rPr>
+          <w:rFonts w:ascii="Kaiti SC" w:hAnsi="Kaiti SC" w:eastAsia="Kaiti SC" w:cs="Kaiti SC"/>
+          <w:sz w:val="21"/>
+        </w:rPr>
+        <w:t xml:space="preserve">✓ </w:t>
+      </w:r>
+      <w:r>
+        <w:rPr>
+          <w:rFonts w:ascii="Kaiti SC" w:hAnsi="Kaiti SC" w:eastAsia="Kaiti SC" w:cs="Kaiti SC"/>
+          <w:sz w:val="21"/>
+        </w:rPr>
+        <w:t>[8] 2026-10-11｜凤凰网科技｜星际荣耀：星际荣耀官宣重型型号“双曲线九号”火箭已启动预研 - 凤凰网科技</w:t>
       </w:r>
     </w:p>
     <w:sectPr>

--- a/docs/data/reports/daily-documents/latest/previous_daily_report.docx
+++ b/docs/data/reports/daily-documents/latest/previous_daily_report.docx
@@ -26,7 +26,7 @@
           <w:rFonts w:ascii="Kaiti SC" w:hAnsi="Kaiti SC" w:eastAsia="Kaiti SC" w:cs="Kaiti SC"/>
           <w:sz w:val="21"/>
         </w:rPr>
-        <w:t>2026-10-11（上一自然日）</w:t>
+        <w:t>2026-10-12（上一自然日）</w:t>
       </w:r>
     </w:p>
     <w:tbl>
@@ -81,7 +81,7 @@
                 <w:b w:val="0"/>
                 <w:sz w:val="19"/>
               </w:rPr>
-              <w:t>2026-10-11</w:t>
+              <w:t>2026-10-12</w:t>
             </w:r>
           </w:p>
         </w:tc>
@@ -127,7 +127,7 @@
                 <w:b w:val="0"/>
                 <w:sz w:val="19"/>
               </w:rPr>
-              <w:t>10 条 / 3 家</w:t>
+              <w:t>17 条 / 2 家</w:t>
             </w:r>
           </w:p>
         </w:tc>
@@ -173,7 +173,7 @@
                 <w:b w:val="0"/>
                 <w:sz w:val="19"/>
               </w:rPr>
-              <w:t>7 个</w:t>
+              <w:t>8 个</w:t>
             </w:r>
           </w:p>
         </w:tc>
@@ -219,7 +219,7 @@
                 <w:b w:val="0"/>
                 <w:sz w:val="19"/>
               </w:rPr>
-              <w:t>2026-10-12</w:t>
+              <w:t>2026-10-13</w:t>
             </w:r>
           </w:p>
         </w:tc>
@@ -245,7 +245,7 @@
     </w:p>
     <w:p>
       <w:r>
-        <w:t>2026-10-11 共归档 10 条新闻，覆盖 3 家公司、7 个信息来源。 新闻量较多的公司包括 SpaceX、Blue Origin、星际荣耀。</w:t>
+        <w:t>2026-10-12 共归档 17 条新闻，覆盖 2 家公司、8 个信息来源。 新闻量较多的公司包括 SpaceX、星际荣耀。</w:t>
       </w:r>
     </w:p>
     <w:p>
@@ -279,7 +279,7 @@
           <w:rFonts w:ascii="Kaiti SC" w:hAnsi="Kaiti SC" w:eastAsia="Kaiti SC" w:cs="Kaiti SC"/>
           <w:sz w:val="21"/>
         </w:rPr>
-        <w:t>【发射与任务】Blue Origin：Blue Origin Advances LC-36 Rebuild for Year-End New Glenn Return to Flight （NASASpaceflight）</w:t>
+        <w:t>【市场与股价】SpaceX：Musk vows affordable Starlink pricing in India ahead of Jio IPO （bing.com）</w:t>
       </w:r>
     </w:p>
     <w:p>
@@ -300,7 +300,7 @@
           <w:rFonts w:ascii="Kaiti SC" w:hAnsi="Kaiti SC" w:eastAsia="Kaiti SC" w:cs="Kaiti SC"/>
           <w:sz w:val="21"/>
         </w:rPr>
-        <w:t>【市场与股价】Blue Origin：Blue Origin Commits $550M to Texas Satellite Complex as Jeff Bezos Confirms $10B Equity Round and IPO Roadmap （satnews.com）</w:t>
+        <w:t>【发射与任务】SpaceX：SpaceX plans 2 rocket launches this week in California. See schedule - San Luis Obispo Tribune （San Luis Obispo Tribune）</w:t>
       </w:r>
     </w:p>
     <w:p>
@@ -321,7 +321,7 @@
           <w:rFonts w:ascii="Kaiti SC" w:hAnsi="Kaiti SC" w:eastAsia="Kaiti SC" w:cs="Kaiti SC"/>
           <w:sz w:val="21"/>
         </w:rPr>
-        <w:t>【市场与股价】SpaceX：Musk vows affordable Starlink in India days before Ambani's record Jio IPO - The Lufkin Daily News （The Lufkin Daily News）</w:t>
+        <w:t>【发射与任务】SpaceX：SpaceX plans 2 rocket launches this week in California. See schedule - Ventura County Star （Ventura County Star）</w:t>
       </w:r>
     </w:p>
     <w:p>
@@ -342,7 +342,7 @@
           <w:rFonts w:ascii="Kaiti SC" w:hAnsi="Kaiti SC" w:eastAsia="Kaiti SC" w:cs="Kaiti SC"/>
           <w:sz w:val="21"/>
         </w:rPr>
-        <w:t>【市场与股价】SpaceX：Elon Musk Pitches SpaceX's Starlink As An Affordable Option To Bring Internet To Indians Ahead Of Ambani's Jio IPO （bing.com）</w:t>
+        <w:t>【发射与任务】SpaceX：Starlink’s India Launch Faces Regulatory Delays as Musk Challenges Local Telecom Giants （spacewatch.global）</w:t>
       </w:r>
     </w:p>
     <w:p>
@@ -363,7 +363,7 @@
           <w:rFonts w:ascii="Kaiti SC" w:hAnsi="Kaiti SC" w:eastAsia="Kaiti SC" w:cs="Kaiti SC"/>
           <w:sz w:val="21"/>
         </w:rPr>
-        <w:t>【发射与任务】SpaceX：SpaceX Acquires Grain Management’s 800 MHz Spectrum Portfolio to Launch Standalone Starlink Mobile Carrier （satnews.com）</w:t>
+        <w:t>【发射与任务】SpaceX：SpaceX launches 21 military satellites, targets 27 Starlink satellites next （bing.com）</w:t>
       </w:r>
     </w:p>
     <w:p>
@@ -384,7 +384,7 @@
           <w:rFonts w:ascii="Kaiti SC" w:hAnsi="Kaiti SC" w:eastAsia="Kaiti SC" w:cs="Kaiti SC"/>
           <w:sz w:val="21"/>
         </w:rPr>
-        <w:t>【发射与任务】SpaceX：Direct to Cell STARLINK-11444 [DTC] Holds 362 km Orbit Against Heavy Drag - KeepTrack （KeepTrack）</w:t>
+        <w:t>【其他动态】星际荣耀：星际荣耀官宣重型型号“双曲线九号”火箭已启动预研 - 泰伯网 （泰伯网）</w:t>
       </w:r>
     </w:p>
     <w:p>
@@ -405,7 +405,7 @@
           <w:rFonts w:ascii="Kaiti SC" w:hAnsi="Kaiti SC" w:eastAsia="Kaiti SC" w:cs="Kaiti SC"/>
           <w:sz w:val="21"/>
         </w:rPr>
-        <w:t>【其他动态】SpaceX：Venezuela Authorizes SpaceX Starlink Satellite Internet Service Under New Deal - Yahoo Finance （Yahoo Finance）</w:t>
+        <w:t>【其他动态】星际荣耀：泰伯早报| 10月12日：影视飓风跨界入局通航；星际荣耀官宣重型型号“双曲线九号”火箭已启动预研；首张全天紫外线地图问世 - 泰伯网 （泰伯网）</w:t>
       </w:r>
     </w:p>
     <w:p>
@@ -426,7 +426,7 @@
           <w:rFonts w:ascii="Kaiti SC" w:hAnsi="Kaiti SC" w:eastAsia="Kaiti SC" w:cs="Kaiti SC"/>
           <w:sz w:val="21"/>
         </w:rPr>
-        <w:t>【其他动态】星际荣耀：星际荣耀官宣重型型号“双曲线九号”火箭已启动预研 - 凤凰网科技 （凤凰网科技）</w:t>
+        <w:t>【其他动态】星际荣耀：星际荣耀 双曲线九号已启动预研 - 未来天玑 （未来天玑）</w:t>
       </w:r>
     </w:p>
     <w:p>
@@ -585,7 +585,7 @@
                 <w:b w:val="0"/>
                 <w:sz w:val="19"/>
               </w:rPr>
-              <w:t>7</w:t>
+              <w:t>14</w:t>
             </w:r>
           </w:p>
         </w:tc>
@@ -626,94 +626,7 @@
                 <w:b w:val="0"/>
                 <w:sz w:val="19"/>
               </w:rPr>
-              <w:t>Musk vows affordable Starlink in India days before Ambani's record Jio IPO - The Lufkin Daily News</w:t>
-            </w:r>
-          </w:p>
-        </w:tc>
-      </w:tr>
-      <w:tr>
-        <w:trPr>
-          <w:cantSplit/>
-        </w:trPr>
-        <w:tc>
-          <w:tcPr>
-            <w:tcW w:type="dxa" w:w="2075"/>
-            <w:vAlign w:val="center"/>
-          </w:tcPr>
-          <w:p>
-            <w:pPr>
-              <w:spacing w:after="0" w:line="252" w:lineRule="auto"/>
-            </w:pPr>
-            <w:r/>
-            <w:r>
-              <w:rPr>
-                <w:rFonts w:ascii="Kaiti SC" w:hAnsi="Kaiti SC" w:eastAsia="Kaiti SC" w:cs="Kaiti SC"/>
-                <w:b w:val="0"/>
-                <w:sz w:val="19"/>
-              </w:rPr>
-              <w:t>Blue Origin</w:t>
-            </w:r>
-          </w:p>
-        </w:tc>
-        <w:tc>
-          <w:tcPr>
-            <w:tcW w:type="dxa" w:w="2075"/>
-            <w:vAlign w:val="center"/>
-          </w:tcPr>
-          <w:p>
-            <w:pPr>
-              <w:spacing w:after="0" w:line="252" w:lineRule="auto"/>
-              <w:jc w:val="center"/>
-            </w:pPr>
-            <w:r/>
-            <w:r>
-              <w:rPr>
-                <w:rFonts w:ascii="Kaiti SC" w:hAnsi="Kaiti SC" w:eastAsia="Kaiti SC" w:cs="Kaiti SC"/>
-                <w:b w:val="0"/>
-                <w:sz w:val="19"/>
-              </w:rPr>
-              <w:t>2</w:t>
-            </w:r>
-          </w:p>
-        </w:tc>
-        <w:tc>
-          <w:tcPr>
-            <w:tcW w:type="dxa" w:w="2075"/>
-            <w:vAlign w:val="center"/>
-          </w:tcPr>
-          <w:p>
-            <w:pPr>
-              <w:spacing w:after="0" w:line="252" w:lineRule="auto"/>
-              <w:jc w:val="center"/>
-            </w:pPr>
-            <w:r/>
-            <w:r>
-              <w:rPr>
-                <w:rFonts w:ascii="Kaiti SC" w:hAnsi="Kaiti SC" w:eastAsia="Kaiti SC" w:cs="Kaiti SC"/>
-                <w:b w:val="0"/>
-                <w:sz w:val="19"/>
-              </w:rPr>
-              <w:t>发射与任务、市场与股价</w:t>
-            </w:r>
-          </w:p>
-        </w:tc>
-        <w:tc>
-          <w:tcPr>
-            <w:tcW w:type="dxa" w:w="2075"/>
-            <w:vAlign w:val="center"/>
-          </w:tcPr>
-          <w:p>
-            <w:pPr>
-              <w:spacing w:after="0" w:line="252" w:lineRule="auto"/>
-            </w:pPr>
-            <w:r/>
-            <w:r>
-              <w:rPr>
-                <w:rFonts w:ascii="Kaiti SC" w:hAnsi="Kaiti SC" w:eastAsia="Kaiti SC" w:cs="Kaiti SC"/>
-                <w:b w:val="0"/>
-                <w:sz w:val="19"/>
-              </w:rPr>
-              <w:t>Blue Origin Advances LC-36 Rebuild for Year-End New Glenn Return to Flight</w:t>
+              <w:t>Musk vows affordable Starlink pricing in India ahead of Jio IPO</w:t>
             </w:r>
           </w:p>
         </w:tc>
@@ -759,7 +672,7 @@
                 <w:b w:val="0"/>
                 <w:sz w:val="19"/>
               </w:rPr>
-              <w:t>1</w:t>
+              <w:t>3</w:t>
             </w:r>
           </w:p>
         </w:tc>
@@ -800,7 +713,7 @@
                 <w:b w:val="0"/>
                 <w:sz w:val="19"/>
               </w:rPr>
-              <w:t>星际荣耀官宣重型型号“双曲线九号”火箭已启动预研 - 凤凰网科技</w:t>
+              <w:t>星际荣耀官宣重型型号“双曲线九号”火箭已启动预研 - 泰伯网</w:t>
             </w:r>
           </w:p>
         </w:tc>
@@ -837,7 +750,7 @@
           <w:rFonts w:ascii="Kaiti SC" w:hAnsi="Kaiti SC" w:eastAsia="Kaiti SC" w:cs="Kaiti SC"/>
           <w:sz w:val="21"/>
         </w:rPr>
-        <w:t>[1] 2026-10-11｜NASASpaceflight｜Blue Origin：Blue Origin Advances LC-36 Rebuild for Year-End New Glenn Return to Flight</w:t>
+        <w:t>[1] 2026-10-12｜bing.com｜SpaceX：Musk vows affordable Starlink pricing in India ahead of Jio IPO</w:t>
       </w:r>
     </w:p>
     <w:p>
@@ -858,7 +771,7 @@
           <w:rFonts w:ascii="Kaiti SC" w:hAnsi="Kaiti SC" w:eastAsia="Kaiti SC" w:cs="Kaiti SC"/>
           <w:sz w:val="21"/>
         </w:rPr>
-        <w:t>[2] 2026-10-11｜satnews.com｜Blue Origin：Blue Origin Commits $550M to Texas Satellite Complex as Jeff Bezos Confirms $10B Equity Round and IPO Roadmap</w:t>
+        <w:t>[2] 2026-10-12｜San Luis Obispo Tribune｜SpaceX：SpaceX plans 2 rocket launches this week in California. See schedule - San Luis Obispo Tribune</w:t>
       </w:r>
     </w:p>
     <w:p>
@@ -879,7 +792,7 @@
           <w:rFonts w:ascii="Kaiti SC" w:hAnsi="Kaiti SC" w:eastAsia="Kaiti SC" w:cs="Kaiti SC"/>
           <w:sz w:val="21"/>
         </w:rPr>
-        <w:t>[3] 2026-10-11｜The Lufkin Daily News｜SpaceX：Musk vows affordable Starlink in India days before Ambani's record Jio IPO - The Lufkin Daily News</w:t>
+        <w:t>[3] 2026-10-12｜Ventura County Star｜SpaceX：SpaceX plans 2 rocket launches this week in California. See schedule - Ventura County Star</w:t>
       </w:r>
     </w:p>
     <w:p>
@@ -900,7 +813,7 @@
           <w:rFonts w:ascii="Kaiti SC" w:hAnsi="Kaiti SC" w:eastAsia="Kaiti SC" w:cs="Kaiti SC"/>
           <w:sz w:val="21"/>
         </w:rPr>
-        <w:t>[4] 2026-10-11｜bing.com｜SpaceX：Elon Musk Pitches SpaceX's Starlink As An Affordable Option To Bring Internet To Indians Ahead Of Ambani's Jio IPO</w:t>
+        <w:t>[4] 2026-10-12｜spacewatch.global｜SpaceX：Starlink’s India Launch Faces Regulatory Delays as Musk Challenges Local Telecom Giants</w:t>
       </w:r>
     </w:p>
     <w:p>
@@ -921,7 +834,7 @@
           <w:rFonts w:ascii="Kaiti SC" w:hAnsi="Kaiti SC" w:eastAsia="Kaiti SC" w:cs="Kaiti SC"/>
           <w:sz w:val="21"/>
         </w:rPr>
-        <w:t>[5] 2026-10-11｜satnews.com｜SpaceX：SpaceX Acquires Grain Management’s 800 MHz Spectrum Portfolio to Launch Standalone Starlink Mobile Carrier</w:t>
+        <w:t>[5] 2026-10-12｜bing.com｜SpaceX：SpaceX launches 21 military satellites, targets 27 Starlink satellites next</w:t>
       </w:r>
     </w:p>
     <w:p>
@@ -942,7 +855,7 @@
           <w:rFonts w:ascii="Kaiti SC" w:hAnsi="Kaiti SC" w:eastAsia="Kaiti SC" w:cs="Kaiti SC"/>
           <w:sz w:val="21"/>
         </w:rPr>
-        <w:t>[6] 2026-10-11｜KeepTrack｜SpaceX：Direct to Cell STARLINK-11444 [DTC] Holds 362 km Orbit Against Heavy Drag - KeepTrack</w:t>
+        <w:t>[6] 2026-10-12｜泰伯网｜星际荣耀：星际荣耀官宣重型型号“双曲线九号”火箭已启动预研 - 泰伯网</w:t>
       </w:r>
     </w:p>
     <w:p>
@@ -963,7 +876,7 @@
           <w:rFonts w:ascii="Kaiti SC" w:hAnsi="Kaiti SC" w:eastAsia="Kaiti SC" w:cs="Kaiti SC"/>
           <w:sz w:val="21"/>
         </w:rPr>
-        <w:t>[7] 2026-10-11｜Yahoo Finance｜SpaceX：Venezuela Authorizes SpaceX Starlink Satellite Internet Service Under New Deal - Yahoo Finance</w:t>
+        <w:t>[7] 2026-10-12｜泰伯网｜星际荣耀：泰伯早报| 10月12日：影视飓风跨界入局通航；星际荣耀官宣重型型号“双曲线九号”火箭已启动预研；首张全天紫外线地图问世 - 泰伯网</w:t>
       </w:r>
     </w:p>
     <w:p>
@@ -984,7 +897,7 @@
           <w:rFonts w:ascii="Kaiti SC" w:hAnsi="Kaiti SC" w:eastAsia="Kaiti SC" w:cs="Kaiti SC"/>
           <w:sz w:val="21"/>
         </w:rPr>
-        <w:t>[8] 2026-10-11｜凤凰网科技｜星际荣耀：星际荣耀官宣重型型号“双曲线九号”火箭已启动预研 - 凤凰网科技</w:t>
+        <w:t>[8] 2026-10-12｜未来天玑｜星际荣耀：星际荣耀 双曲线九号已启动预研 - 未来天玑</w:t>
       </w:r>
     </w:p>
     <w:sectPr>

--- a/docs/data/reports/daily-documents/latest/previous_daily_report.docx
+++ b/docs/data/reports/daily-documents/latest/previous_daily_report.docx
@@ -26,7 +26,7 @@
           <w:rFonts w:ascii="Kaiti SC" w:hAnsi="Kaiti SC" w:eastAsia="Kaiti SC" w:cs="Kaiti SC"/>
           <w:sz w:val="21"/>
         </w:rPr>
-        <w:t>2026-10-12（上一自然日）</w:t>
+        <w:t>2026-10-13（上一自然日）</w:t>
       </w:r>
     </w:p>
     <w:tbl>
@@ -81,7 +81,7 @@
                 <w:b w:val="0"/>
                 <w:sz w:val="19"/>
               </w:rPr>
-              <w:t>2026-10-12</w:t>
+              <w:t>2026-10-13</w:t>
             </w:r>
           </w:p>
         </w:tc>
@@ -127,7 +127,7 @@
                 <w:b w:val="0"/>
                 <w:sz w:val="19"/>
               </w:rPr>
-              <w:t>17 条 / 2 家</w:t>
+              <w:t>36 条 / 5 家</w:t>
             </w:r>
           </w:p>
         </w:tc>
@@ -173,7 +173,7 @@
                 <w:b w:val="0"/>
                 <w:sz w:val="19"/>
               </w:rPr>
-              <w:t>8 个</w:t>
+              <w:t>14 个</w:t>
             </w:r>
           </w:p>
         </w:tc>
@@ -219,7 +219,7 @@
                 <w:b w:val="0"/>
                 <w:sz w:val="19"/>
               </w:rPr>
-              <w:t>2026-10-13</w:t>
+              <w:t>2026-10-14</w:t>
             </w:r>
           </w:p>
         </w:tc>
@@ -245,7 +245,7 @@
     </w:p>
     <w:p>
       <w:r>
-        <w:t>2026-10-12 共归档 17 条新闻，覆盖 2 家公司、8 个信息来源。 新闻量较多的公司包括 SpaceX、星际荣耀。</w:t>
+        <w:t>2026-10-13 共归档 36 条新闻，覆盖 5 家公司、14 个信息来源。 新闻量较多的公司包括 SpaceX、Blue Origin、中国星网、天兵科技。</w:t>
       </w:r>
     </w:p>
     <w:p>
@@ -279,7 +279,7 @@
           <w:rFonts w:ascii="Kaiti SC" w:hAnsi="Kaiti SC" w:eastAsia="Kaiti SC" w:cs="Kaiti SC"/>
           <w:sz w:val="21"/>
         </w:rPr>
-        <w:t>【市场与股价】SpaceX：Musk vows affordable Starlink pricing in India ahead of Jio IPO （bing.com）</w:t>
+        <w:t>【发射与任务】SpaceX：SpaceX launches NASA science and cargo to the International Space Station （Spaceflight Now）</w:t>
       </w:r>
     </w:p>
     <w:p>
@@ -300,7 +300,7 @@
           <w:rFonts w:ascii="Kaiti SC" w:hAnsi="Kaiti SC" w:eastAsia="Kaiti SC" w:cs="Kaiti SC"/>
           <w:sz w:val="21"/>
         </w:rPr>
-        <w:t>【发射与任务】SpaceX：SpaceX plans 2 rocket launches this week in California. See schedule - San Luis Obispo Tribune （San Luis Obispo Tribune）</w:t>
+        <w:t>【发射与任务】SpaceX：NASA Science, Cargo Launch on 35th SpaceX Resupply Mission to Station （NASA）</w:t>
       </w:r>
     </w:p>
     <w:p>
@@ -321,7 +321,7 @@
           <w:rFonts w:ascii="Kaiti SC" w:hAnsi="Kaiti SC" w:eastAsia="Kaiti SC" w:cs="Kaiti SC"/>
           <w:sz w:val="21"/>
         </w:rPr>
-        <w:t>【发射与任务】SpaceX：SpaceX plans 2 rocket launches this week in California. See schedule - Ventura County Star （Ventura County Star）</w:t>
+        <w:t>【发射与任务】SpaceX：Live coverage: NASA, SpaceX to launch new solar arrays, 6,300 pounds of cargo to the space station （Spaceflight Now）</w:t>
       </w:r>
     </w:p>
     <w:p>
@@ -342,7 +342,7 @@
           <w:rFonts w:ascii="Kaiti SC" w:hAnsi="Kaiti SC" w:eastAsia="Kaiti SC" w:cs="Kaiti SC"/>
           <w:sz w:val="21"/>
         </w:rPr>
-        <w:t>【发射与任务】SpaceX：Starlink’s India Launch Faces Regulatory Delays as Musk Challenges Local Telecom Giants （spacewatch.global）</w:t>
+        <w:t>【发射与任务】SpaceX：SpaceX Falcon 9 rocket to launch 27 Starlink satellites into orbit from California （Spaceflight Now）</w:t>
       </w:r>
     </w:p>
     <w:p>
@@ -363,7 +363,7 @@
           <w:rFonts w:ascii="Kaiti SC" w:hAnsi="Kaiti SC" w:eastAsia="Kaiti SC" w:cs="Kaiti SC"/>
           <w:sz w:val="21"/>
         </w:rPr>
-        <w:t>【发射与任务】SpaceX：SpaceX launches 21 military satellites, targets 27 Starlink satellites next （bing.com）</w:t>
+        <w:t>【发射与任务】SpaceX：NASA’s SpaceX CRS-35 Mission to Launch Health Research （NASA）</w:t>
       </w:r>
     </w:p>
     <w:p>
@@ -384,7 +384,7 @@
           <w:rFonts w:ascii="Kaiti SC" w:hAnsi="Kaiti SC" w:eastAsia="Kaiti SC" w:cs="Kaiti SC"/>
           <w:sz w:val="21"/>
         </w:rPr>
-        <w:t>【其他动态】星际荣耀：星际荣耀官宣重型型号“双曲线九号”火箭已启动预研 - 泰伯网 （泰伯网）</w:t>
+        <w:t>【其他动态】Blue Origin：Blue Origin’s BE-4 Engine Gimble At Full Power During Hotfire Test （bing.com）</w:t>
       </w:r>
     </w:p>
     <w:p>
@@ -405,7 +405,7 @@
           <w:rFonts w:ascii="Kaiti SC" w:hAnsi="Kaiti SC" w:eastAsia="Kaiti SC" w:cs="Kaiti SC"/>
           <w:sz w:val="21"/>
         </w:rPr>
-        <w:t>【其他动态】星际荣耀：泰伯早报| 10月12日：影视飓风跨界入局通航；星际荣耀官宣重型型号“双曲线九号”火箭已启动预研；首张全天紫外线地图问世 - 泰伯网 （泰伯网）</w:t>
+        <w:t>【订单与合作】中国星网：国家体育总局与中国星网签署战略合作框架协议 - 搜狐网 （搜狐网）</w:t>
       </w:r>
     </w:p>
     <w:p>
@@ -426,7 +426,133 @@
           <w:rFonts w:ascii="Kaiti SC" w:hAnsi="Kaiti SC" w:eastAsia="Kaiti SC" w:cs="Kaiti SC"/>
           <w:sz w:val="21"/>
         </w:rPr>
-        <w:t>【其他动态】星际荣耀：星际荣耀 双曲线九号已启动预研 - 未来天玑 （未来天玑）</w:t>
+        <w:t>【订单与合作】中国星网：16:02:23【国家体育总局与中国星网签署战略合作框架协议】 - 财联社 （财联社）</w:t>
+      </w:r>
+    </w:p>
+    <w:p>
+      <w:pPr>
+        <w:keepLines/>
+        <w:spacing w:after="60"/>
+        <w:ind w:left="369" w:hanging="227"/>
+      </w:pPr>
+      <w:r>
+        <w:rPr>
+          <w:rFonts w:ascii="Kaiti SC" w:hAnsi="Kaiti SC" w:eastAsia="Kaiti SC" w:cs="Kaiti SC"/>
+          <w:sz w:val="21"/>
+        </w:rPr>
+        <w:t xml:space="preserve">➢ </w:t>
+      </w:r>
+      <w:r>
+        <w:rPr>
+          <w:rFonts w:ascii="Kaiti SC" w:hAnsi="Kaiti SC" w:eastAsia="Kaiti SC" w:cs="Kaiti SC"/>
+          <w:sz w:val="21"/>
+        </w:rPr>
+        <w:t>【发射与任务】垣信卫星：引力一号遥三今早一箭九星顺利入轨 千帆星座组网增至256颗 - 东方财富 （东方财富）</w:t>
+      </w:r>
+    </w:p>
+    <w:p>
+      <w:pPr>
+        <w:keepLines/>
+        <w:spacing w:after="60"/>
+        <w:ind w:left="369" w:hanging="227"/>
+      </w:pPr>
+      <w:r>
+        <w:rPr>
+          <w:rFonts w:ascii="Kaiti SC" w:hAnsi="Kaiti SC" w:eastAsia="Kaiti SC" w:cs="Kaiti SC"/>
+          <w:sz w:val="21"/>
+        </w:rPr>
+        <w:t xml:space="preserve">➢ </w:t>
+      </w:r>
+      <w:r>
+        <w:rPr>
+          <w:rFonts w:ascii="Kaiti SC" w:hAnsi="Kaiti SC" w:eastAsia="Kaiti SC" w:cs="Kaiti SC"/>
+          <w:sz w:val="21"/>
+        </w:rPr>
+        <w:t>【市场与股价】天兵科技：天兵科技IPO辅导进展更新 - 东方财富 （东方财富）</w:t>
+      </w:r>
+    </w:p>
+    <w:p>
+      <w:pPr>
+        <w:keepLines/>
+        <w:spacing w:after="60"/>
+        <w:ind w:left="369" w:hanging="227"/>
+      </w:pPr>
+      <w:r>
+        <w:rPr>
+          <w:rFonts w:ascii="Kaiti SC" w:hAnsi="Kaiti SC" w:eastAsia="Kaiti SC" w:cs="Kaiti SC"/>
+          <w:sz w:val="21"/>
+        </w:rPr>
+        <w:t xml:space="preserve">➢ </w:t>
+      </w:r>
+      <w:r>
+        <w:rPr>
+          <w:rFonts w:ascii="Kaiti SC" w:hAnsi="Kaiti SC" w:eastAsia="Kaiti SC" w:cs="Kaiti SC"/>
+          <w:sz w:val="21"/>
+        </w:rPr>
+        <w:t>【市场与股价】天兵科技：天兵科技IPO辅导进展更新 - Jiemian.com （Jiemian.com）</w:t>
+      </w:r>
+    </w:p>
+    <w:p>
+      <w:pPr>
+        <w:keepLines/>
+        <w:spacing w:after="60"/>
+        <w:ind w:left="369" w:hanging="227"/>
+      </w:pPr>
+      <w:r>
+        <w:rPr>
+          <w:rFonts w:ascii="Kaiti SC" w:hAnsi="Kaiti SC" w:eastAsia="Kaiti SC" w:cs="Kaiti SC"/>
+          <w:sz w:val="21"/>
+        </w:rPr>
+        <w:t xml:space="preserve">➢ </w:t>
+      </w:r>
+      <w:r>
+        <w:rPr>
+          <w:rFonts w:ascii="Kaiti SC" w:hAnsi="Kaiti SC" w:eastAsia="Kaiti SC" w:cs="Kaiti SC"/>
+          <w:sz w:val="21"/>
+        </w:rPr>
+        <w:t>【其他动态】Blue Origin：Amazon Ring exec heads to Blue Origin to lead TeraWave network （bing.com）</w:t>
+      </w:r>
+    </w:p>
+    <w:p>
+      <w:pPr>
+        <w:keepLines/>
+        <w:spacing w:after="60"/>
+        <w:ind w:left="369" w:hanging="227"/>
+      </w:pPr>
+      <w:r>
+        <w:rPr>
+          <w:rFonts w:ascii="Kaiti SC" w:hAnsi="Kaiti SC" w:eastAsia="Kaiti SC" w:cs="Kaiti SC"/>
+          <w:sz w:val="21"/>
+        </w:rPr>
+        <w:t xml:space="preserve">➢ </w:t>
+      </w:r>
+      <w:r>
+        <w:rPr>
+          <w:rFonts w:ascii="Kaiti SC" w:hAnsi="Kaiti SC" w:eastAsia="Kaiti SC" w:cs="Kaiti SC"/>
+          <w:sz w:val="21"/>
+        </w:rPr>
+        <w:t>【其他动态】Blue Origin：Amazon Ring exec heads to Blue Origin to lead TeraWave network （bing.com）</w:t>
+      </w:r>
+    </w:p>
+    <w:p>
+      <w:pPr>
+        <w:keepLines/>
+        <w:spacing w:after="60"/>
+        <w:ind w:left="369" w:hanging="227"/>
+      </w:pPr>
+      <w:r>
+        <w:rPr>
+          <w:rFonts w:ascii="Kaiti SC" w:hAnsi="Kaiti SC" w:eastAsia="Kaiti SC" w:cs="Kaiti SC"/>
+          <w:sz w:val="21"/>
+        </w:rPr>
+        <w:t xml:space="preserve">➢ </w:t>
+      </w:r>
+      <w:r>
+        <w:rPr>
+          <w:rFonts w:ascii="Kaiti SC" w:hAnsi="Kaiti SC" w:eastAsia="Kaiti SC" w:cs="Kaiti SC"/>
+          <w:sz w:val="21"/>
+        </w:rPr>
+        <w:t>【其他动态】Blue Origin：Amazon Ring exec heads to Blue Origin to lead TeraWave network （bing.com）</w:t>
       </w:r>
     </w:p>
     <w:p>
@@ -585,7 +711,7 @@
                 <w:b w:val="0"/>
                 <w:sz w:val="19"/>
               </w:rPr>
-              <w:t>14</w:t>
+              <w:t>27</w:t>
             </w:r>
           </w:p>
         </w:tc>
@@ -606,7 +732,7 @@
                 <w:b w:val="0"/>
                 <w:sz w:val="19"/>
               </w:rPr>
-              <w:t>市场与股价、发射与任务、其他动态</w:t>
+              <w:t>发射与任务、订单与合作、其他动态、监管与政策</w:t>
             </w:r>
           </w:p>
         </w:tc>
@@ -626,7 +752,7 @@
                 <w:b w:val="0"/>
                 <w:sz w:val="19"/>
               </w:rPr>
-              <w:t>Musk vows affordable Starlink pricing in India ahead of Jio IPO</w:t>
+              <w:t>SpaceX launches NASA science and cargo to the International Space Station</w:t>
             </w:r>
           </w:p>
         </w:tc>
@@ -651,7 +777,7 @@
                 <w:b w:val="0"/>
                 <w:sz w:val="19"/>
               </w:rPr>
-              <w:t>星际荣耀</w:t>
+              <w:t>Blue Origin</w:t>
             </w:r>
           </w:p>
         </w:tc>
@@ -672,7 +798,7 @@
                 <w:b w:val="0"/>
                 <w:sz w:val="19"/>
               </w:rPr>
-              <w:t>3</w:t>
+              <w:t>4</w:t>
             </w:r>
           </w:p>
         </w:tc>
@@ -713,7 +839,268 @@
                 <w:b w:val="0"/>
                 <w:sz w:val="19"/>
               </w:rPr>
-              <w:t>星际荣耀官宣重型型号“双曲线九号”火箭已启动预研 - 泰伯网</w:t>
+              <w:t>Blue Origin’s BE-4 Engine Gimble At Full Power During Hotfire Test</w:t>
+            </w:r>
+          </w:p>
+        </w:tc>
+      </w:tr>
+      <w:tr>
+        <w:trPr>
+          <w:cantSplit/>
+        </w:trPr>
+        <w:tc>
+          <w:tcPr>
+            <w:tcW w:type="dxa" w:w="2075"/>
+            <w:vAlign w:val="center"/>
+          </w:tcPr>
+          <w:p>
+            <w:pPr>
+              <w:spacing w:after="0" w:line="252" w:lineRule="auto"/>
+            </w:pPr>
+            <w:r/>
+            <w:r>
+              <w:rPr>
+                <w:rFonts w:ascii="Kaiti SC" w:hAnsi="Kaiti SC" w:eastAsia="Kaiti SC" w:cs="Kaiti SC"/>
+                <w:b w:val="0"/>
+                <w:sz w:val="19"/>
+              </w:rPr>
+              <w:t>中国星网</w:t>
+            </w:r>
+          </w:p>
+        </w:tc>
+        <w:tc>
+          <w:tcPr>
+            <w:tcW w:type="dxa" w:w="2075"/>
+            <w:vAlign w:val="center"/>
+          </w:tcPr>
+          <w:p>
+            <w:pPr>
+              <w:spacing w:after="0" w:line="252" w:lineRule="auto"/>
+              <w:jc w:val="center"/>
+            </w:pPr>
+            <w:r/>
+            <w:r>
+              <w:rPr>
+                <w:rFonts w:ascii="Kaiti SC" w:hAnsi="Kaiti SC" w:eastAsia="Kaiti SC" w:cs="Kaiti SC"/>
+                <w:b w:val="0"/>
+                <w:sz w:val="19"/>
+              </w:rPr>
+              <w:t>2</w:t>
+            </w:r>
+          </w:p>
+        </w:tc>
+        <w:tc>
+          <w:tcPr>
+            <w:tcW w:type="dxa" w:w="2075"/>
+            <w:vAlign w:val="center"/>
+          </w:tcPr>
+          <w:p>
+            <w:pPr>
+              <w:spacing w:after="0" w:line="252" w:lineRule="auto"/>
+              <w:jc w:val="center"/>
+            </w:pPr>
+            <w:r/>
+            <w:r>
+              <w:rPr>
+                <w:rFonts w:ascii="Kaiti SC" w:hAnsi="Kaiti SC" w:eastAsia="Kaiti SC" w:cs="Kaiti SC"/>
+                <w:b w:val="0"/>
+                <w:sz w:val="19"/>
+              </w:rPr>
+              <w:t>订单与合作</w:t>
+            </w:r>
+          </w:p>
+        </w:tc>
+        <w:tc>
+          <w:tcPr>
+            <w:tcW w:type="dxa" w:w="2075"/>
+            <w:vAlign w:val="center"/>
+          </w:tcPr>
+          <w:p>
+            <w:pPr>
+              <w:spacing w:after="0" w:line="252" w:lineRule="auto"/>
+            </w:pPr>
+            <w:r/>
+            <w:r>
+              <w:rPr>
+                <w:rFonts w:ascii="Kaiti SC" w:hAnsi="Kaiti SC" w:eastAsia="Kaiti SC" w:cs="Kaiti SC"/>
+                <w:b w:val="0"/>
+                <w:sz w:val="19"/>
+              </w:rPr>
+              <w:t>国家体育总局与中国星网签署战略合作框架协议 - 搜狐网</w:t>
+            </w:r>
+          </w:p>
+        </w:tc>
+      </w:tr>
+      <w:tr>
+        <w:trPr>
+          <w:cantSplit/>
+        </w:trPr>
+        <w:tc>
+          <w:tcPr>
+            <w:tcW w:type="dxa" w:w="2075"/>
+            <w:vAlign w:val="center"/>
+          </w:tcPr>
+          <w:p>
+            <w:pPr>
+              <w:spacing w:after="0" w:line="252" w:lineRule="auto"/>
+            </w:pPr>
+            <w:r/>
+            <w:r>
+              <w:rPr>
+                <w:rFonts w:ascii="Kaiti SC" w:hAnsi="Kaiti SC" w:eastAsia="Kaiti SC" w:cs="Kaiti SC"/>
+                <w:b w:val="0"/>
+                <w:sz w:val="19"/>
+              </w:rPr>
+              <w:t>天兵科技</w:t>
+            </w:r>
+          </w:p>
+        </w:tc>
+        <w:tc>
+          <w:tcPr>
+            <w:tcW w:type="dxa" w:w="2075"/>
+            <w:vAlign w:val="center"/>
+          </w:tcPr>
+          <w:p>
+            <w:pPr>
+              <w:spacing w:after="0" w:line="252" w:lineRule="auto"/>
+              <w:jc w:val="center"/>
+            </w:pPr>
+            <w:r/>
+            <w:r>
+              <w:rPr>
+                <w:rFonts w:ascii="Kaiti SC" w:hAnsi="Kaiti SC" w:eastAsia="Kaiti SC" w:cs="Kaiti SC"/>
+                <w:b w:val="0"/>
+                <w:sz w:val="19"/>
+              </w:rPr>
+              <w:t>2</w:t>
+            </w:r>
+          </w:p>
+        </w:tc>
+        <w:tc>
+          <w:tcPr>
+            <w:tcW w:type="dxa" w:w="2075"/>
+            <w:vAlign w:val="center"/>
+          </w:tcPr>
+          <w:p>
+            <w:pPr>
+              <w:spacing w:after="0" w:line="252" w:lineRule="auto"/>
+              <w:jc w:val="center"/>
+            </w:pPr>
+            <w:r/>
+            <w:r>
+              <w:rPr>
+                <w:rFonts w:ascii="Kaiti SC" w:hAnsi="Kaiti SC" w:eastAsia="Kaiti SC" w:cs="Kaiti SC"/>
+                <w:b w:val="0"/>
+                <w:sz w:val="19"/>
+              </w:rPr>
+              <w:t>市场与股价</w:t>
+            </w:r>
+          </w:p>
+        </w:tc>
+        <w:tc>
+          <w:tcPr>
+            <w:tcW w:type="dxa" w:w="2075"/>
+            <w:vAlign w:val="center"/>
+          </w:tcPr>
+          <w:p>
+            <w:pPr>
+              <w:spacing w:after="0" w:line="252" w:lineRule="auto"/>
+            </w:pPr>
+            <w:r/>
+            <w:r>
+              <w:rPr>
+                <w:rFonts w:ascii="Kaiti SC" w:hAnsi="Kaiti SC" w:eastAsia="Kaiti SC" w:cs="Kaiti SC"/>
+                <w:b w:val="0"/>
+                <w:sz w:val="19"/>
+              </w:rPr>
+              <w:t>天兵科技IPO辅导进展更新 - 东方财富</w:t>
+            </w:r>
+          </w:p>
+        </w:tc>
+      </w:tr>
+      <w:tr>
+        <w:trPr>
+          <w:cantSplit/>
+        </w:trPr>
+        <w:tc>
+          <w:tcPr>
+            <w:tcW w:type="dxa" w:w="2075"/>
+            <w:vAlign w:val="center"/>
+          </w:tcPr>
+          <w:p>
+            <w:pPr>
+              <w:spacing w:after="0" w:line="252" w:lineRule="auto"/>
+            </w:pPr>
+            <w:r/>
+            <w:r>
+              <w:rPr>
+                <w:rFonts w:ascii="Kaiti SC" w:hAnsi="Kaiti SC" w:eastAsia="Kaiti SC" w:cs="Kaiti SC"/>
+                <w:b w:val="0"/>
+                <w:sz w:val="19"/>
+              </w:rPr>
+              <w:t>垣信卫星</w:t>
+            </w:r>
+          </w:p>
+        </w:tc>
+        <w:tc>
+          <w:tcPr>
+            <w:tcW w:type="dxa" w:w="2075"/>
+            <w:vAlign w:val="center"/>
+          </w:tcPr>
+          <w:p>
+            <w:pPr>
+              <w:spacing w:after="0" w:line="252" w:lineRule="auto"/>
+              <w:jc w:val="center"/>
+            </w:pPr>
+            <w:r/>
+            <w:r>
+              <w:rPr>
+                <w:rFonts w:ascii="Kaiti SC" w:hAnsi="Kaiti SC" w:eastAsia="Kaiti SC" w:cs="Kaiti SC"/>
+                <w:b w:val="0"/>
+                <w:sz w:val="19"/>
+              </w:rPr>
+              <w:t>1</w:t>
+            </w:r>
+          </w:p>
+        </w:tc>
+        <w:tc>
+          <w:tcPr>
+            <w:tcW w:type="dxa" w:w="2075"/>
+            <w:vAlign w:val="center"/>
+          </w:tcPr>
+          <w:p>
+            <w:pPr>
+              <w:spacing w:after="0" w:line="252" w:lineRule="auto"/>
+              <w:jc w:val="center"/>
+            </w:pPr>
+            <w:r/>
+            <w:r>
+              <w:rPr>
+                <w:rFonts w:ascii="Kaiti SC" w:hAnsi="Kaiti SC" w:eastAsia="Kaiti SC" w:cs="Kaiti SC"/>
+                <w:b w:val="0"/>
+                <w:sz w:val="19"/>
+              </w:rPr>
+              <w:t>发射与任务</w:t>
+            </w:r>
+          </w:p>
+        </w:tc>
+        <w:tc>
+          <w:tcPr>
+            <w:tcW w:type="dxa" w:w="2075"/>
+            <w:vAlign w:val="center"/>
+          </w:tcPr>
+          <w:p>
+            <w:pPr>
+              <w:spacing w:after="0" w:line="252" w:lineRule="auto"/>
+            </w:pPr>
+            <w:r/>
+            <w:r>
+              <w:rPr>
+                <w:rFonts w:ascii="Kaiti SC" w:hAnsi="Kaiti SC" w:eastAsia="Kaiti SC" w:cs="Kaiti SC"/>
+                <w:b w:val="0"/>
+                <w:sz w:val="19"/>
+              </w:rPr>
+              <w:t>引力一号遥三今早一箭九星顺利入轨 千帆星座组网增至256颗 - 东方财富</w:t>
             </w:r>
           </w:p>
         </w:tc>
@@ -750,7 +1137,7 @@
           <w:rFonts w:ascii="Kaiti SC" w:hAnsi="Kaiti SC" w:eastAsia="Kaiti SC" w:cs="Kaiti SC"/>
           <w:sz w:val="21"/>
         </w:rPr>
-        <w:t>[1] 2026-10-12｜bing.com｜SpaceX：Musk vows affordable Starlink pricing in India ahead of Jio IPO</w:t>
+        <w:t>[1] 2026-10-13｜Spaceflight Now｜SpaceX：SpaceX launches NASA science and cargo to the International Space Station</w:t>
       </w:r>
     </w:p>
     <w:p>
@@ -771,7 +1158,7 @@
           <w:rFonts w:ascii="Kaiti SC" w:hAnsi="Kaiti SC" w:eastAsia="Kaiti SC" w:cs="Kaiti SC"/>
           <w:sz w:val="21"/>
         </w:rPr>
-        <w:t>[2] 2026-10-12｜San Luis Obispo Tribune｜SpaceX：SpaceX plans 2 rocket launches this week in California. See schedule - San Luis Obispo Tribune</w:t>
+        <w:t>[2] 2026-10-13｜NASA｜SpaceX：NASA Science, Cargo Launch on 35th SpaceX Resupply Mission to Station</w:t>
       </w:r>
     </w:p>
     <w:p>
@@ -792,7 +1179,7 @@
           <w:rFonts w:ascii="Kaiti SC" w:hAnsi="Kaiti SC" w:eastAsia="Kaiti SC" w:cs="Kaiti SC"/>
           <w:sz w:val="21"/>
         </w:rPr>
-        <w:t>[3] 2026-10-12｜Ventura County Star｜SpaceX：SpaceX plans 2 rocket launches this week in California. See schedule - Ventura County Star</w:t>
+        <w:t>[3] 2026-10-13｜Spaceflight Now｜SpaceX：Live coverage: NASA, SpaceX to launch new solar arrays, 6,300 pounds of cargo to the space station</w:t>
       </w:r>
     </w:p>
     <w:p>
@@ -813,7 +1200,7 @@
           <w:rFonts w:ascii="Kaiti SC" w:hAnsi="Kaiti SC" w:eastAsia="Kaiti SC" w:cs="Kaiti SC"/>
           <w:sz w:val="21"/>
         </w:rPr>
-        <w:t>[4] 2026-10-12｜spacewatch.global｜SpaceX：Starlink’s India Launch Faces Regulatory Delays as Musk Challenges Local Telecom Giants</w:t>
+        <w:t>[4] 2026-10-13｜Spaceflight Now｜SpaceX：SpaceX Falcon 9 rocket to launch 27 Starlink satellites into orbit from California</w:t>
       </w:r>
     </w:p>
     <w:p>
@@ -834,7 +1221,7 @@
           <w:rFonts w:ascii="Kaiti SC" w:hAnsi="Kaiti SC" w:eastAsia="Kaiti SC" w:cs="Kaiti SC"/>
           <w:sz w:val="21"/>
         </w:rPr>
-        <w:t>[5] 2026-10-12｜bing.com｜SpaceX：SpaceX launches 21 military satellites, targets 27 Starlink satellites next</w:t>
+        <w:t>[5] 2026-10-13｜NASA｜SpaceX：NASA’s SpaceX CRS-35 Mission to Launch Health Research</w:t>
       </w:r>
     </w:p>
     <w:p>
@@ -855,7 +1242,7 @@
           <w:rFonts w:ascii="Kaiti SC" w:hAnsi="Kaiti SC" w:eastAsia="Kaiti SC" w:cs="Kaiti SC"/>
           <w:sz w:val="21"/>
         </w:rPr>
-        <w:t>[6] 2026-10-12｜泰伯网｜星际荣耀：星际荣耀官宣重型型号“双曲线九号”火箭已启动预研 - 泰伯网</w:t>
+        <w:t>[6] 2026-10-13｜bing.com｜Blue Origin：Blue Origin’s BE-4 Engine Gimble At Full Power During Hotfire Test</w:t>
       </w:r>
     </w:p>
     <w:p>
@@ -876,7 +1263,7 @@
           <w:rFonts w:ascii="Kaiti SC" w:hAnsi="Kaiti SC" w:eastAsia="Kaiti SC" w:cs="Kaiti SC"/>
           <w:sz w:val="21"/>
         </w:rPr>
-        <w:t>[7] 2026-10-12｜泰伯网｜星际荣耀：泰伯早报| 10月12日：影视飓风跨界入局通航；星际荣耀官宣重型型号“双曲线九号”火箭已启动预研；首张全天紫外线地图问世 - 泰伯网</w:t>
+        <w:t>[7] 2026-10-13｜搜狐网｜中国星网：国家体育总局与中国星网签署战略合作框架协议 - 搜狐网</w:t>
       </w:r>
     </w:p>
     <w:p>
@@ -897,7 +1284,133 @@
           <w:rFonts w:ascii="Kaiti SC" w:hAnsi="Kaiti SC" w:eastAsia="Kaiti SC" w:cs="Kaiti SC"/>
           <w:sz w:val="21"/>
         </w:rPr>
-        <w:t>[8] 2026-10-12｜未来天玑｜星际荣耀：星际荣耀 双曲线九号已启动预研 - 未来天玑</w:t>
+        <w:t>[8] 2026-10-13｜财联社｜中国星网：16:02:23【国家体育总局与中国星网签署战略合作框架协议】 - 财联社</w:t>
+      </w:r>
+    </w:p>
+    <w:p>
+      <w:pPr>
+        <w:keepLines/>
+        <w:spacing w:after="60"/>
+        <w:ind w:left="369" w:hanging="227"/>
+      </w:pPr>
+      <w:r>
+        <w:rPr>
+          <w:rFonts w:ascii="Kaiti SC" w:hAnsi="Kaiti SC" w:eastAsia="Kaiti SC" w:cs="Kaiti SC"/>
+          <w:sz w:val="21"/>
+        </w:rPr>
+        <w:t xml:space="preserve">✓ </w:t>
+      </w:r>
+      <w:r>
+        <w:rPr>
+          <w:rFonts w:ascii="Kaiti SC" w:hAnsi="Kaiti SC" w:eastAsia="Kaiti SC" w:cs="Kaiti SC"/>
+          <w:sz w:val="21"/>
+        </w:rPr>
+        <w:t>[9] 2026-10-13｜东方财富｜垣信卫星：引力一号遥三今早一箭九星顺利入轨 千帆星座组网增至256颗 - 东方财富</w:t>
+      </w:r>
+    </w:p>
+    <w:p>
+      <w:pPr>
+        <w:keepLines/>
+        <w:spacing w:after="60"/>
+        <w:ind w:left="369" w:hanging="227"/>
+      </w:pPr>
+      <w:r>
+        <w:rPr>
+          <w:rFonts w:ascii="Kaiti SC" w:hAnsi="Kaiti SC" w:eastAsia="Kaiti SC" w:cs="Kaiti SC"/>
+          <w:sz w:val="21"/>
+        </w:rPr>
+        <w:t xml:space="preserve">✓ </w:t>
+      </w:r>
+      <w:r>
+        <w:rPr>
+          <w:rFonts w:ascii="Kaiti SC" w:hAnsi="Kaiti SC" w:eastAsia="Kaiti SC" w:cs="Kaiti SC"/>
+          <w:sz w:val="21"/>
+        </w:rPr>
+        <w:t>[10] 2026-10-13｜东方财富｜天兵科技：天兵科技IPO辅导进展更新 - 东方财富</w:t>
+      </w:r>
+    </w:p>
+    <w:p>
+      <w:pPr>
+        <w:keepLines/>
+        <w:spacing w:after="60"/>
+        <w:ind w:left="369" w:hanging="227"/>
+      </w:pPr>
+      <w:r>
+        <w:rPr>
+          <w:rFonts w:ascii="Kaiti SC" w:hAnsi="Kaiti SC" w:eastAsia="Kaiti SC" w:cs="Kaiti SC"/>
+          <w:sz w:val="21"/>
+        </w:rPr>
+        <w:t xml:space="preserve">✓ </w:t>
+      </w:r>
+      <w:r>
+        <w:rPr>
+          <w:rFonts w:ascii="Kaiti SC" w:hAnsi="Kaiti SC" w:eastAsia="Kaiti SC" w:cs="Kaiti SC"/>
+          <w:sz w:val="21"/>
+        </w:rPr>
+        <w:t>[11] 2026-10-13｜Jiemian.com｜天兵科技：天兵科技IPO辅导进展更新 - Jiemian.com</w:t>
+      </w:r>
+    </w:p>
+    <w:p>
+      <w:pPr>
+        <w:keepLines/>
+        <w:spacing w:after="60"/>
+        <w:ind w:left="369" w:hanging="227"/>
+      </w:pPr>
+      <w:r>
+        <w:rPr>
+          <w:rFonts w:ascii="Kaiti SC" w:hAnsi="Kaiti SC" w:eastAsia="Kaiti SC" w:cs="Kaiti SC"/>
+          <w:sz w:val="21"/>
+        </w:rPr>
+        <w:t xml:space="preserve">✓ </w:t>
+      </w:r>
+      <w:r>
+        <w:rPr>
+          <w:rFonts w:ascii="Kaiti SC" w:hAnsi="Kaiti SC" w:eastAsia="Kaiti SC" w:cs="Kaiti SC"/>
+          <w:sz w:val="21"/>
+        </w:rPr>
+        <w:t>[12] 2026-10-13｜bing.com｜Blue Origin：Amazon Ring exec heads to Blue Origin to lead TeraWave network</w:t>
+      </w:r>
+    </w:p>
+    <w:p>
+      <w:pPr>
+        <w:keepLines/>
+        <w:spacing w:after="60"/>
+        <w:ind w:left="369" w:hanging="227"/>
+      </w:pPr>
+      <w:r>
+        <w:rPr>
+          <w:rFonts w:ascii="Kaiti SC" w:hAnsi="Kaiti SC" w:eastAsia="Kaiti SC" w:cs="Kaiti SC"/>
+          <w:sz w:val="21"/>
+        </w:rPr>
+        <w:t xml:space="preserve">✓ </w:t>
+      </w:r>
+      <w:r>
+        <w:rPr>
+          <w:rFonts w:ascii="Kaiti SC" w:hAnsi="Kaiti SC" w:eastAsia="Kaiti SC" w:cs="Kaiti SC"/>
+          <w:sz w:val="21"/>
+        </w:rPr>
+        <w:t>[13] 2026-10-13｜bing.com｜Blue Origin：Amazon Ring exec heads to Blue Origin to lead TeraWave network</w:t>
+      </w:r>
+    </w:p>
+    <w:p>
+      <w:pPr>
+        <w:keepLines/>
+        <w:spacing w:after="60"/>
+        <w:ind w:left="369" w:hanging="227"/>
+      </w:pPr>
+      <w:r>
+        <w:rPr>
+          <w:rFonts w:ascii="Kaiti SC" w:hAnsi="Kaiti SC" w:eastAsia="Kaiti SC" w:cs="Kaiti SC"/>
+          <w:sz w:val="21"/>
+        </w:rPr>
+        <w:t xml:space="preserve">✓ </w:t>
+      </w:r>
+      <w:r>
+        <w:rPr>
+          <w:rFonts w:ascii="Kaiti SC" w:hAnsi="Kaiti SC" w:eastAsia="Kaiti SC" w:cs="Kaiti SC"/>
+          <w:sz w:val="21"/>
+        </w:rPr>
+        <w:t>[14] 2026-10-13｜bing.com｜Blue Origin：Amazon Ring exec heads to Blue Origin to lead TeraWave network</w:t>
       </w:r>
     </w:p>
     <w:sectPr>

--- a/docs/data/reports/daily-documents/latest/previous_daily_report.docx
+++ b/docs/data/reports/daily-documents/latest/previous_daily_report.docx
@@ -26,7 +26,7 @@
           <w:rFonts w:ascii="Kaiti SC" w:hAnsi="Kaiti SC" w:eastAsia="Kaiti SC" w:cs="Kaiti SC"/>
           <w:sz w:val="21"/>
         </w:rPr>
-        <w:t>2026-10-13（上一自然日）</w:t>
+        <w:t>2026-10-14（上一自然日）</w:t>
       </w:r>
     </w:p>
     <w:tbl>
@@ -81,7 +81,7 @@
                 <w:b w:val="0"/>
                 <w:sz w:val="19"/>
               </w:rPr>
-              <w:t>2026-10-13</w:t>
+              <w:t>2026-10-14</w:t>
             </w:r>
           </w:p>
         </w:tc>
@@ -127,7 +127,7 @@
                 <w:b w:val="0"/>
                 <w:sz w:val="19"/>
               </w:rPr>
-              <w:t>36 条 / 5 家</w:t>
+              <w:t>49 条 / 6 家</w:t>
             </w:r>
           </w:p>
         </w:tc>
@@ -173,7 +173,7 @@
                 <w:b w:val="0"/>
                 <w:sz w:val="19"/>
               </w:rPr>
-              <w:t>14 个</w:t>
+              <w:t>23 个</w:t>
             </w:r>
           </w:p>
         </w:tc>
@@ -219,7 +219,7 @@
                 <w:b w:val="0"/>
                 <w:sz w:val="19"/>
               </w:rPr>
-              <w:t>2026-10-14</w:t>
+              <w:t>2026-10-15</w:t>
             </w:r>
           </w:p>
         </w:tc>
@@ -245,7 +245,7 @@
     </w:p>
     <w:p>
       <w:r>
-        <w:t>2026-10-13 共归档 36 条新闻，覆盖 5 家公司、14 个信息来源。 新闻量较多的公司包括 SpaceX、Blue Origin、中国星网、天兵科技。</w:t>
+        <w:t>2026-10-14 共归档 49 条新闻，覆盖 6 家公司、23 个信息来源。 新闻量较多的公司包括 SpaceX、蓝箭航天、中国星网、天兵科技。</w:t>
       </w:r>
     </w:p>
     <w:p>
@@ -279,7 +279,7 @@
           <w:rFonts w:ascii="Kaiti SC" w:hAnsi="Kaiti SC" w:eastAsia="Kaiti SC" w:cs="Kaiti SC"/>
           <w:sz w:val="21"/>
         </w:rPr>
-        <w:t>【发射与任务】SpaceX：SpaceX launches NASA science and cargo to the International Space Station （Spaceflight Now）</w:t>
+        <w:t>【发射与任务】SpaceX：Launch Preview: Falcon 9, ZhuQue-2E to launch during quiet week （NASASpaceflight）</w:t>
       </w:r>
     </w:p>
     <w:p>
@@ -300,7 +300,7 @@
           <w:rFonts w:ascii="Kaiti SC" w:hAnsi="Kaiti SC" w:eastAsia="Kaiti SC" w:cs="Kaiti SC"/>
           <w:sz w:val="21"/>
         </w:rPr>
-        <w:t>【发射与任务】SpaceX：NASA Science, Cargo Launch on 35th SpaceX Resupply Mission to Station （NASA）</w:t>
+        <w:t>【发射与任务】蓝箭航天：一箭十星 朱雀二号改进型遥四运载火箭发射成功 - 证券时报网 （证券时报网）</w:t>
       </w:r>
     </w:p>
     <w:p>
@@ -321,7 +321,7 @@
           <w:rFonts w:ascii="Kaiti SC" w:hAnsi="Kaiti SC" w:eastAsia="Kaiti SC" w:cs="Kaiti SC"/>
           <w:sz w:val="21"/>
         </w:rPr>
-        <w:t>【发射与任务】SpaceX：Live coverage: NASA, SpaceX to launch new solar arrays, 6,300 pounds of cargo to the space station （Spaceflight Now）</w:t>
+        <w:t>【发射与任务】蓝箭航天：一箭十星 朱雀二号改进型遥四运载火箭发射成功 支撑计算星座建设 - 经济观察网 （经济观察网）</w:t>
       </w:r>
     </w:p>
     <w:p>
@@ -342,7 +342,7 @@
           <w:rFonts w:ascii="Kaiti SC" w:hAnsi="Kaiti SC" w:eastAsia="Kaiti SC" w:cs="Kaiti SC"/>
           <w:sz w:val="21"/>
         </w:rPr>
-        <w:t>【发射与任务】SpaceX：SpaceX Falcon 9 rocket to launch 27 Starlink satellites into orbit from California （Spaceflight Now）</w:t>
+        <w:t>【其他动态】星河动力：星河动力工位南侧可能是深蓝航天工位 - 手机新浪网 （手机新浪网）</w:t>
       </w:r>
     </w:p>
     <w:p>
@@ -363,7 +363,7 @@
           <w:rFonts w:ascii="Kaiti SC" w:hAnsi="Kaiti SC" w:eastAsia="Kaiti SC" w:cs="Kaiti SC"/>
           <w:sz w:val="21"/>
         </w:rPr>
-        <w:t>【发射与任务】SpaceX：NASA’s SpaceX CRS-35 Mission to Launch Health Research （NASA）</w:t>
+        <w:t>【发射与任务】蓝箭航天：十颗卫星“拼车”上天，朱雀二号改进型遥四火箭时隔29天再发射 - 京报网 （京报网）</w:t>
       </w:r>
     </w:p>
     <w:p>
@@ -384,7 +384,7 @@
           <w:rFonts w:ascii="Kaiti SC" w:hAnsi="Kaiti SC" w:eastAsia="Kaiti SC" w:cs="Kaiti SC"/>
           <w:sz w:val="21"/>
         </w:rPr>
-        <w:t>【其他动态】Blue Origin：Blue Origin’s BE-4 Engine Gimble At Full Power During Hotfire Test （bing.com）</w:t>
+        <w:t>【发射与任务】SpaceX：Cosmic 'jellyfish' wows skywatchers after SpaceX launch | Space photo of the day for Oct. 14, 2026 （space.com）</w:t>
       </w:r>
     </w:p>
     <w:p>
@@ -405,7 +405,7 @@
           <w:rFonts w:ascii="Kaiti SC" w:hAnsi="Kaiti SC" w:eastAsia="Kaiti SC" w:cs="Kaiti SC"/>
           <w:sz w:val="21"/>
         </w:rPr>
-        <w:t>【订单与合作】中国星网：国家体育总局与中国星网签署战略合作框架协议 - 搜狐网 （搜狐网）</w:t>
+        <w:t>【发射与任务】蓝箭航天：朱雀二号系列火箭“第十飞”发射成功 10颗卫星“拼车”上天 - 每日经济新闻 （每日经济新闻）</w:t>
       </w:r>
     </w:p>
     <w:p>
@@ -426,7 +426,7 @@
           <w:rFonts w:ascii="Kaiti SC" w:hAnsi="Kaiti SC" w:eastAsia="Kaiti SC" w:cs="Kaiti SC"/>
           <w:sz w:val="21"/>
         </w:rPr>
-        <w:t>【订单与合作】中国星网：16:02:23【国家体育总局与中国星网签署战略合作框架协议】 - 财联社 （财联社）</w:t>
+        <w:t>【发射与任务】SpaceX：SpaceX Restricts Military Starshield Speeds in Ukraine, Disrupting Pentagon-Funded Tactical Drone Operations （satnews.com）</w:t>
       </w:r>
     </w:p>
     <w:p>
@@ -447,7 +447,7 @@
           <w:rFonts w:ascii="Kaiti SC" w:hAnsi="Kaiti SC" w:eastAsia="Kaiti SC" w:cs="Kaiti SC"/>
           <w:sz w:val="21"/>
         </w:rPr>
-        <w:t>【发射与任务】垣信卫星：引力一号遥三今早一箭九星顺利入轨 千帆星座组网增至256颗 - 东方财富 （东方财富）</w:t>
+        <w:t>【发射与任务】蓝箭航天：时隔29天， 朱雀二号一箭十星再次发射成功 - 中证网 （中证网）</w:t>
       </w:r>
     </w:p>
     <w:p>
@@ -468,7 +468,7 @@
           <w:rFonts w:ascii="Kaiti SC" w:hAnsi="Kaiti SC" w:eastAsia="Kaiti SC" w:cs="Kaiti SC"/>
           <w:sz w:val="21"/>
         </w:rPr>
-        <w:t>【市场与股价】天兵科技：天兵科技IPO辅导进展更新 - 东方财富 （东方财富）</w:t>
+        <w:t>【发射与任务】SpaceX：The 1st SpaceX Starship to survive a launch to space just came home to its launch site （space.com）</w:t>
       </w:r>
     </w:p>
     <w:p>
@@ -489,7 +489,7 @@
           <w:rFonts w:ascii="Kaiti SC" w:hAnsi="Kaiti SC" w:eastAsia="Kaiti SC" w:cs="Kaiti SC"/>
           <w:sz w:val="21"/>
         </w:rPr>
-        <w:t>【市场与股价】天兵科技：天兵科技IPO辅导进展更新 - Jiemian.com （Jiemian.com）</w:t>
+        <w:t>【其他动态】SpaceX：Elon Musk blames Trump, US military for SpaceX restrictions Ukraine warns could have deadly consequences （bing.com）</w:t>
       </w:r>
     </w:p>
     <w:p>
@@ -510,7 +510,7 @@
           <w:rFonts w:ascii="Kaiti SC" w:hAnsi="Kaiti SC" w:eastAsia="Kaiti SC" w:cs="Kaiti SC"/>
           <w:sz w:val="21"/>
         </w:rPr>
-        <w:t>【其他动态】Blue Origin：Amazon Ring exec heads to Blue Origin to lead TeraWave network （bing.com）</w:t>
+        <w:t>【订单与合作】中国星网：国家体育总局、中国星网官宣，“卫星互联网+北斗”重磅签约 - 泰伯网 （泰伯网）</w:t>
       </w:r>
     </w:p>
     <w:p>
@@ -531,7 +531,7 @@
           <w:rFonts w:ascii="Kaiti SC" w:hAnsi="Kaiti SC" w:eastAsia="Kaiti SC" w:cs="Kaiti SC"/>
           <w:sz w:val="21"/>
         </w:rPr>
-        <w:t>【其他动态】Blue Origin：Amazon Ring exec heads to Blue Origin to lead TeraWave network （bing.com）</w:t>
+        <w:t>【订单与合作】中国星网：国家体育总局与中国星网在雄安签署战略合作框架协议 “北斗+”护航体育强国建设 - 国家体育总局 （国家体育总局）</w:t>
       </w:r>
     </w:p>
     <w:p>
@@ -552,7 +552,28 @@
           <w:rFonts w:ascii="Kaiti SC" w:hAnsi="Kaiti SC" w:eastAsia="Kaiti SC" w:cs="Kaiti SC"/>
           <w:sz w:val="21"/>
         </w:rPr>
-        <w:t>【其他动态】Blue Origin：Amazon Ring exec heads to Blue Origin to lead TeraWave network （bing.com）</w:t>
+        <w:t>【市场与股价】天兵科技：不仅仅是C919，大概率应该还有大飞机C929和长江CJ-1000A有大进展！叠加天兵科技IPO辅导进展更新，珠海航展规模新高！_财富号_东方财富网 - 财富号 （财富号）</w:t>
+      </w:r>
+    </w:p>
+    <w:p>
+      <w:pPr>
+        <w:keepLines/>
+        <w:spacing w:after="60"/>
+        <w:ind w:left="369" w:hanging="227"/>
+      </w:pPr>
+      <w:r>
+        <w:rPr>
+          <w:rFonts w:ascii="Kaiti SC" w:hAnsi="Kaiti SC" w:eastAsia="Kaiti SC" w:cs="Kaiti SC"/>
+          <w:sz w:val="21"/>
+        </w:rPr>
+        <w:t xml:space="preserve">➢ </w:t>
+      </w:r>
+      <w:r>
+        <w:rPr>
+          <w:rFonts w:ascii="Kaiti SC" w:hAnsi="Kaiti SC" w:eastAsia="Kaiti SC" w:cs="Kaiti SC"/>
+          <w:sz w:val="21"/>
+        </w:rPr>
+        <w:t>【其他动态】星际荣耀：星际荣耀开始预研类星舰 - 风闻 （风闻）</w:t>
       </w:r>
     </w:p>
     <w:p>
@@ -711,7 +732,7 @@
                 <w:b w:val="0"/>
                 <w:sz w:val="19"/>
               </w:rPr>
-              <w:t>27</w:t>
+              <w:t>33</w:t>
             </w:r>
           </w:p>
         </w:tc>
@@ -732,7 +753,7 @@
                 <w:b w:val="0"/>
                 <w:sz w:val="19"/>
               </w:rPr>
-              <w:t>发射与任务、订单与合作、其他动态、监管与政策</w:t>
+              <w:t>发射与任务、其他动态</w:t>
             </w:r>
           </w:p>
         </w:tc>
@@ -752,7 +773,7 @@
                 <w:b w:val="0"/>
                 <w:sz w:val="19"/>
               </w:rPr>
-              <w:t>SpaceX launches NASA science and cargo to the International Space Station</w:t>
+              <w:t>Launch Preview: Falcon 9, ZhuQue-2E to launch during quiet week</w:t>
             </w:r>
           </w:p>
         </w:tc>
@@ -777,7 +798,7 @@
                 <w:b w:val="0"/>
                 <w:sz w:val="19"/>
               </w:rPr>
-              <w:t>Blue Origin</w:t>
+              <w:t>蓝箭航天</w:t>
             </w:r>
           </w:p>
         </w:tc>
@@ -798,7 +819,7 @@
                 <w:b w:val="0"/>
                 <w:sz w:val="19"/>
               </w:rPr>
-              <w:t>4</w:t>
+              <w:t>11</w:t>
             </w:r>
           </w:p>
         </w:tc>
@@ -819,7 +840,7 @@
                 <w:b w:val="0"/>
                 <w:sz w:val="19"/>
               </w:rPr>
-              <w:t>其他动态</w:t>
+              <w:t>发射与任务</w:t>
             </w:r>
           </w:p>
         </w:tc>
@@ -839,7 +860,7 @@
                 <w:b w:val="0"/>
                 <w:sz w:val="19"/>
               </w:rPr>
-              <w:t>Blue Origin’s BE-4 Engine Gimble At Full Power During Hotfire Test</w:t>
+              <w:t>一箭十星 朱雀二号改进型遥四运载火箭发射成功 - 证券时报网</w:t>
             </w:r>
           </w:p>
         </w:tc>
@@ -926,7 +947,7 @@
                 <w:b w:val="0"/>
                 <w:sz w:val="19"/>
               </w:rPr>
-              <w:t>国家体育总局与中国星网签署战略合作框架协议 - 搜狐网</w:t>
+              <w:t>国家体育总局、中国星网官宣，“卫星互联网+北斗”重磅签约 - 泰伯网</w:t>
             </w:r>
           </w:p>
         </w:tc>
@@ -972,7 +993,7 @@
                 <w:b w:val="0"/>
                 <w:sz w:val="19"/>
               </w:rPr>
-              <w:t>2</w:t>
+              <w:t>1</w:t>
             </w:r>
           </w:p>
         </w:tc>
@@ -1013,7 +1034,7 @@
                 <w:b w:val="0"/>
                 <w:sz w:val="19"/>
               </w:rPr>
-              <w:t>天兵科技IPO辅导进展更新 - 东方财富</w:t>
+              <w:t>不仅仅是C919，大概率应该还有大飞机C929和长江CJ-1000A有大进展！叠加天兵科技IPO辅导进展更新，珠海航展规模新高！_财富号_东方财富网 - 财富号</w:t>
             </w:r>
           </w:p>
         </w:tc>
@@ -1038,7 +1059,7 @@
                 <w:b w:val="0"/>
                 <w:sz w:val="19"/>
               </w:rPr>
-              <w:t>垣信卫星</w:t>
+              <w:t>星河动力</w:t>
             </w:r>
           </w:p>
         </w:tc>
@@ -1080,7 +1101,7 @@
                 <w:b w:val="0"/>
                 <w:sz w:val="19"/>
               </w:rPr>
-              <w:t>发射与任务</w:t>
+              <w:t>其他动态</w:t>
             </w:r>
           </w:p>
         </w:tc>
@@ -1100,7 +1121,94 @@
                 <w:b w:val="0"/>
                 <w:sz w:val="19"/>
               </w:rPr>
-              <w:t>引力一号遥三今早一箭九星顺利入轨 千帆星座组网增至256颗 - 东方财富</w:t>
+              <w:t>星河动力工位南侧可能是深蓝航天工位 - 手机新浪网</w:t>
+            </w:r>
+          </w:p>
+        </w:tc>
+      </w:tr>
+      <w:tr>
+        <w:trPr>
+          <w:cantSplit/>
+        </w:trPr>
+        <w:tc>
+          <w:tcPr>
+            <w:tcW w:type="dxa" w:w="2075"/>
+            <w:vAlign w:val="center"/>
+          </w:tcPr>
+          <w:p>
+            <w:pPr>
+              <w:spacing w:after="0" w:line="252" w:lineRule="auto"/>
+            </w:pPr>
+            <w:r/>
+            <w:r>
+              <w:rPr>
+                <w:rFonts w:ascii="Kaiti SC" w:hAnsi="Kaiti SC" w:eastAsia="Kaiti SC" w:cs="Kaiti SC"/>
+                <w:b w:val="0"/>
+                <w:sz w:val="19"/>
+              </w:rPr>
+              <w:t>星际荣耀</w:t>
+            </w:r>
+          </w:p>
+        </w:tc>
+        <w:tc>
+          <w:tcPr>
+            <w:tcW w:type="dxa" w:w="2075"/>
+            <w:vAlign w:val="center"/>
+          </w:tcPr>
+          <w:p>
+            <w:pPr>
+              <w:spacing w:after="0" w:line="252" w:lineRule="auto"/>
+              <w:jc w:val="center"/>
+            </w:pPr>
+            <w:r/>
+            <w:r>
+              <w:rPr>
+                <w:rFonts w:ascii="Kaiti SC" w:hAnsi="Kaiti SC" w:eastAsia="Kaiti SC" w:cs="Kaiti SC"/>
+                <w:b w:val="0"/>
+                <w:sz w:val="19"/>
+              </w:rPr>
+              <w:t>1</w:t>
+            </w:r>
+          </w:p>
+        </w:tc>
+        <w:tc>
+          <w:tcPr>
+            <w:tcW w:type="dxa" w:w="2075"/>
+            <w:vAlign w:val="center"/>
+          </w:tcPr>
+          <w:p>
+            <w:pPr>
+              <w:spacing w:after="0" w:line="252" w:lineRule="auto"/>
+              <w:jc w:val="center"/>
+            </w:pPr>
+            <w:r/>
+            <w:r>
+              <w:rPr>
+                <w:rFonts w:ascii="Kaiti SC" w:hAnsi="Kaiti SC" w:eastAsia="Kaiti SC" w:cs="Kaiti SC"/>
+                <w:b w:val="0"/>
+                <w:sz w:val="19"/>
+              </w:rPr>
+              <w:t>其他动态</w:t>
+            </w:r>
+          </w:p>
+        </w:tc>
+        <w:tc>
+          <w:tcPr>
+            <w:tcW w:type="dxa" w:w="2075"/>
+            <w:vAlign w:val="center"/>
+          </w:tcPr>
+          <w:p>
+            <w:pPr>
+              <w:spacing w:after="0" w:line="252" w:lineRule="auto"/>
+            </w:pPr>
+            <w:r/>
+            <w:r>
+              <w:rPr>
+                <w:rFonts w:ascii="Kaiti SC" w:hAnsi="Kaiti SC" w:eastAsia="Kaiti SC" w:cs="Kaiti SC"/>
+                <w:b w:val="0"/>
+                <w:sz w:val="19"/>
+              </w:rPr>
+              <w:t>星际荣耀开始预研类星舰 - 风闻</w:t>
             </w:r>
           </w:p>
         </w:tc>
@@ -1137,7 +1245,7 @@
           <w:rFonts w:ascii="Kaiti SC" w:hAnsi="Kaiti SC" w:eastAsia="Kaiti SC" w:cs="Kaiti SC"/>
           <w:sz w:val="21"/>
         </w:rPr>
-        <w:t>[1] 2026-10-13｜Spaceflight Now｜SpaceX：SpaceX launches NASA science and cargo to the International Space Station</w:t>
+        <w:t>[1] 2026-10-14｜NASASpaceflight｜SpaceX：Launch Preview: Falcon 9, ZhuQue-2E to launch during quiet week</w:t>
       </w:r>
     </w:p>
     <w:p>
@@ -1158,7 +1266,7 @@
           <w:rFonts w:ascii="Kaiti SC" w:hAnsi="Kaiti SC" w:eastAsia="Kaiti SC" w:cs="Kaiti SC"/>
           <w:sz w:val="21"/>
         </w:rPr>
-        <w:t>[2] 2026-10-13｜NASA｜SpaceX：NASA Science, Cargo Launch on 35th SpaceX Resupply Mission to Station</w:t>
+        <w:t>[2] 2026-10-14｜证券时报网｜蓝箭航天：一箭十星 朱雀二号改进型遥四运载火箭发射成功 - 证券时报网</w:t>
       </w:r>
     </w:p>
     <w:p>
@@ -1179,7 +1287,7 @@
           <w:rFonts w:ascii="Kaiti SC" w:hAnsi="Kaiti SC" w:eastAsia="Kaiti SC" w:cs="Kaiti SC"/>
           <w:sz w:val="21"/>
         </w:rPr>
-        <w:t>[3] 2026-10-13｜Spaceflight Now｜SpaceX：Live coverage: NASA, SpaceX to launch new solar arrays, 6,300 pounds of cargo to the space station</w:t>
+        <w:t>[3] 2026-10-14｜经济观察网｜蓝箭航天：一箭十星 朱雀二号改进型遥四运载火箭发射成功 支撑计算星座建设 - 经济观察网</w:t>
       </w:r>
     </w:p>
     <w:p>
@@ -1200,7 +1308,7 @@
           <w:rFonts w:ascii="Kaiti SC" w:hAnsi="Kaiti SC" w:eastAsia="Kaiti SC" w:cs="Kaiti SC"/>
           <w:sz w:val="21"/>
         </w:rPr>
-        <w:t>[4] 2026-10-13｜Spaceflight Now｜SpaceX：SpaceX Falcon 9 rocket to launch 27 Starlink satellites into orbit from California</w:t>
+        <w:t>[4] 2026-10-14｜手机新浪网｜星河动力：星河动力工位南侧可能是深蓝航天工位 - 手机新浪网</w:t>
       </w:r>
     </w:p>
     <w:p>
@@ -1221,7 +1329,7 @@
           <w:rFonts w:ascii="Kaiti SC" w:hAnsi="Kaiti SC" w:eastAsia="Kaiti SC" w:cs="Kaiti SC"/>
           <w:sz w:val="21"/>
         </w:rPr>
-        <w:t>[5] 2026-10-13｜NASA｜SpaceX：NASA’s SpaceX CRS-35 Mission to Launch Health Research</w:t>
+        <w:t>[5] 2026-10-14｜京报网｜蓝箭航天：十颗卫星“拼车”上天，朱雀二号改进型遥四火箭时隔29天再发射 - 京报网</w:t>
       </w:r>
     </w:p>
     <w:p>
@@ -1242,7 +1350,7 @@
           <w:rFonts w:ascii="Kaiti SC" w:hAnsi="Kaiti SC" w:eastAsia="Kaiti SC" w:cs="Kaiti SC"/>
           <w:sz w:val="21"/>
         </w:rPr>
-        <w:t>[6] 2026-10-13｜bing.com｜Blue Origin：Blue Origin’s BE-4 Engine Gimble At Full Power During Hotfire Test</w:t>
+        <w:t>[6] 2026-10-14｜space.com｜SpaceX：Cosmic 'jellyfish' wows skywatchers after SpaceX launch | Space photo of the day for Oct. 14, 2026</w:t>
       </w:r>
     </w:p>
     <w:p>
@@ -1263,7 +1371,7 @@
           <w:rFonts w:ascii="Kaiti SC" w:hAnsi="Kaiti SC" w:eastAsia="Kaiti SC" w:cs="Kaiti SC"/>
           <w:sz w:val="21"/>
         </w:rPr>
-        <w:t>[7] 2026-10-13｜搜狐网｜中国星网：国家体育总局与中国星网签署战略合作框架协议 - 搜狐网</w:t>
+        <w:t>[7] 2026-10-14｜每日经济新闻｜蓝箭航天：朱雀二号系列火箭“第十飞”发射成功 10颗卫星“拼车”上天 - 每日经济新闻</w:t>
       </w:r>
     </w:p>
     <w:p>
@@ -1284,7 +1392,7 @@
           <w:rFonts w:ascii="Kaiti SC" w:hAnsi="Kaiti SC" w:eastAsia="Kaiti SC" w:cs="Kaiti SC"/>
           <w:sz w:val="21"/>
         </w:rPr>
-        <w:t>[8] 2026-10-13｜财联社｜中国星网：16:02:23【国家体育总局与中国星网签署战略合作框架协议】 - 财联社</w:t>
+        <w:t>[8] 2026-10-14｜satnews.com｜SpaceX：SpaceX Restricts Military Starshield Speeds in Ukraine, Disrupting Pentagon-Funded Tactical Drone Operations</w:t>
       </w:r>
     </w:p>
     <w:p>
@@ -1305,7 +1413,7 @@
           <w:rFonts w:ascii="Kaiti SC" w:hAnsi="Kaiti SC" w:eastAsia="Kaiti SC" w:cs="Kaiti SC"/>
           <w:sz w:val="21"/>
         </w:rPr>
-        <w:t>[9] 2026-10-13｜东方财富｜垣信卫星：引力一号遥三今早一箭九星顺利入轨 千帆星座组网增至256颗 - 东方财富</w:t>
+        <w:t>[9] 2026-10-14｜中证网｜蓝箭航天：时隔29天， 朱雀二号一箭十星再次发射成功 - 中证网</w:t>
       </w:r>
     </w:p>
     <w:p>
@@ -1326,7 +1434,7 @@
           <w:rFonts w:ascii="Kaiti SC" w:hAnsi="Kaiti SC" w:eastAsia="Kaiti SC" w:cs="Kaiti SC"/>
           <w:sz w:val="21"/>
         </w:rPr>
-        <w:t>[10] 2026-10-13｜东方财富｜天兵科技：天兵科技IPO辅导进展更新 - 东方财富</w:t>
+        <w:t>[10] 2026-10-14｜space.com｜SpaceX：The 1st SpaceX Starship to survive a launch to space just came home to its launch site</w:t>
       </w:r>
     </w:p>
     <w:p>
@@ -1347,7 +1455,7 @@
           <w:rFonts w:ascii="Kaiti SC" w:hAnsi="Kaiti SC" w:eastAsia="Kaiti SC" w:cs="Kaiti SC"/>
           <w:sz w:val="21"/>
         </w:rPr>
-        <w:t>[11] 2026-10-13｜Jiemian.com｜天兵科技：天兵科技IPO辅导进展更新 - Jiemian.com</w:t>
+        <w:t>[11] 2026-10-14｜bing.com｜SpaceX：Elon Musk blames Trump, US military for SpaceX restrictions Ukraine warns could have deadly consequences</w:t>
       </w:r>
     </w:p>
     <w:p>
@@ -1368,7 +1476,7 @@
           <w:rFonts w:ascii="Kaiti SC" w:hAnsi="Kaiti SC" w:eastAsia="Kaiti SC" w:cs="Kaiti SC"/>
           <w:sz w:val="21"/>
         </w:rPr>
-        <w:t>[12] 2026-10-13｜bing.com｜Blue Origin：Amazon Ring exec heads to Blue Origin to lead TeraWave network</w:t>
+        <w:t>[12] 2026-10-14｜泰伯网｜中国星网：国家体育总局、中国星网官宣，“卫星互联网+北斗”重磅签约 - 泰伯网</w:t>
       </w:r>
     </w:p>
     <w:p>
@@ -1389,7 +1497,7 @@
           <w:rFonts w:ascii="Kaiti SC" w:hAnsi="Kaiti SC" w:eastAsia="Kaiti SC" w:cs="Kaiti SC"/>
           <w:sz w:val="21"/>
         </w:rPr>
-        <w:t>[13] 2026-10-13｜bing.com｜Blue Origin：Amazon Ring exec heads to Blue Origin to lead TeraWave network</w:t>
+        <w:t>[13] 2026-10-14｜国家体育总局｜中国星网：国家体育总局与中国星网在雄安签署战略合作框架协议 “北斗+”护航体育强国建设 - 国家体育总局</w:t>
       </w:r>
     </w:p>
     <w:p>
@@ -1410,7 +1518,28 @@
           <w:rFonts w:ascii="Kaiti SC" w:hAnsi="Kaiti SC" w:eastAsia="Kaiti SC" w:cs="Kaiti SC"/>
           <w:sz w:val="21"/>
         </w:rPr>
-        <w:t>[14] 2026-10-13｜bing.com｜Blue Origin：Amazon Ring exec heads to Blue Origin to lead TeraWave network</w:t>
+        <w:t>[14] 2026-10-14｜财富号｜天兵科技：不仅仅是C919，大概率应该还有大飞机C929和长江CJ-1000A有大进展！叠加天兵科技IPO辅导进展更新，珠海航展规模新高！_财富号_东方财富网 - 财富号</w:t>
+      </w:r>
+    </w:p>
+    <w:p>
+      <w:pPr>
+        <w:keepLines/>
+        <w:spacing w:after="60"/>
+        <w:ind w:left="369" w:hanging="227"/>
+      </w:pPr>
+      <w:r>
+        <w:rPr>
+          <w:rFonts w:ascii="Kaiti SC" w:hAnsi="Kaiti SC" w:eastAsia="Kaiti SC" w:cs="Kaiti SC"/>
+          <w:sz w:val="21"/>
+        </w:rPr>
+        <w:t xml:space="preserve">✓ </w:t>
+      </w:r>
+      <w:r>
+        <w:rPr>
+          <w:rFonts w:ascii="Kaiti SC" w:hAnsi="Kaiti SC" w:eastAsia="Kaiti SC" w:cs="Kaiti SC"/>
+          <w:sz w:val="21"/>
+        </w:rPr>
+        <w:t>[15] 2026-10-14｜风闻｜星际荣耀：星际荣耀开始预研类星舰 - 风闻</w:t>
       </w:r>
     </w:p>
     <w:sectPr>

--- a/docs/data/reports/daily-documents/latest/previous_daily_report.docx
+++ b/docs/data/reports/daily-documents/latest/previous_daily_report.docx
@@ -26,7 +26,7 @@
           <w:rFonts w:ascii="Kaiti SC" w:hAnsi="Kaiti SC" w:eastAsia="Kaiti SC" w:cs="Kaiti SC"/>
           <w:sz w:val="21"/>
         </w:rPr>
-        <w:t>2026-10-14（上一自然日）</w:t>
+        <w:t>2026-10-15（上一自然日）</w:t>
       </w:r>
     </w:p>
     <w:tbl>
@@ -81,7 +81,7 @@
                 <w:b w:val="0"/>
                 <w:sz w:val="19"/>
               </w:rPr>
-              <w:t>2026-10-14</w:t>
+              <w:t>2026-10-15</w:t>
             </w:r>
           </w:p>
         </w:tc>
@@ -127,7 +127,7 @@
                 <w:b w:val="0"/>
                 <w:sz w:val="19"/>
               </w:rPr>
-              <w:t>49 条 / 6 家</w:t>
+              <w:t>39 条 / 4 家</w:t>
             </w:r>
           </w:p>
         </w:tc>
@@ -173,7 +173,7 @@
                 <w:b w:val="0"/>
                 <w:sz w:val="19"/>
               </w:rPr>
-              <w:t>23 个</w:t>
+              <w:t>18 个</w:t>
             </w:r>
           </w:p>
         </w:tc>
@@ -219,7 +219,7 @@
                 <w:b w:val="0"/>
                 <w:sz w:val="19"/>
               </w:rPr>
-              <w:t>2026-10-15</w:t>
+              <w:t>2026-10-16</w:t>
             </w:r>
           </w:p>
         </w:tc>
@@ -245,7 +245,7 @@
     </w:p>
     <w:p>
       <w:r>
-        <w:t>2026-10-14 共归档 49 条新闻，覆盖 6 家公司、23 个信息来源。 新闻量较多的公司包括 SpaceX、蓝箭航天、中国星网、天兵科技。</w:t>
+        <w:t>2026-10-15 共归档 39 条新闻，覆盖 4 家公司、18 个信息来源。 新闻量较多的公司包括 SpaceX、蓝箭航天、中国星网、Blue Origin。</w:t>
       </w:r>
     </w:p>
     <w:p>
@@ -279,7 +279,7 @@
           <w:rFonts w:ascii="Kaiti SC" w:hAnsi="Kaiti SC" w:eastAsia="Kaiti SC" w:cs="Kaiti SC"/>
           <w:sz w:val="21"/>
         </w:rPr>
-        <w:t>【发射与任务】SpaceX：Launch Preview: Falcon 9, ZhuQue-2E to launch during quiet week （NASASpaceflight）</w:t>
+        <w:t>【发射与任务】蓝箭航天：朱雀二号一箭十星发射成功，国内商业航天叙事估值锚或上移至"追赶兑现"丨盘前线索 - 21财经 （21财经）</w:t>
       </w:r>
     </w:p>
     <w:p>
@@ -300,7 +300,7 @@
           <w:rFonts w:ascii="Kaiti SC" w:hAnsi="Kaiti SC" w:eastAsia="Kaiti SC" w:cs="Kaiti SC"/>
           <w:sz w:val="21"/>
         </w:rPr>
-        <w:t>【发射与任务】蓝箭航天：一箭十星 朱雀二号改进型遥四运载火箭发射成功 - 证券时报网 （证券时报网）</w:t>
+        <w:t>【市场与股价】SpaceX：SpaceX wants up to 456 Starship launches a year from Texas （spaceq.ca）</w:t>
       </w:r>
     </w:p>
     <w:p>
@@ -321,7 +321,7 @@
           <w:rFonts w:ascii="Kaiti SC" w:hAnsi="Kaiti SC" w:eastAsia="Kaiti SC" w:cs="Kaiti SC"/>
           <w:sz w:val="21"/>
         </w:rPr>
-        <w:t>【发射与任务】蓝箭航天：一箭十星 朱雀二号改进型遥四运载火箭发射成功 支撑计算星座建设 - 经济观察网 （经济观察网）</w:t>
+        <w:t>【其他动态】SpaceX：What Is Starshield, SpaceX’s Military-Grade Satellite Internet Service Ukraine Relies On? - The New York Times （The New York Times）</w:t>
       </w:r>
     </w:p>
     <w:p>
@@ -342,7 +342,7 @@
           <w:rFonts w:ascii="Kaiti SC" w:hAnsi="Kaiti SC" w:eastAsia="Kaiti SC" w:cs="Kaiti SC"/>
           <w:sz w:val="21"/>
         </w:rPr>
-        <w:t>【其他动态】星河动力：星河动力工位南侧可能是深蓝航天工位 - 手机新浪网 （手机新浪网）</w:t>
+        <w:t>【发射与任务】蓝箭航天：朱雀二号改进型遥四运载火箭“一箭十星”发射成功 - 东方财富 （东方财富）</w:t>
       </w:r>
     </w:p>
     <w:p>
@@ -363,7 +363,7 @@
           <w:rFonts w:ascii="Kaiti SC" w:hAnsi="Kaiti SC" w:eastAsia="Kaiti SC" w:cs="Kaiti SC"/>
           <w:sz w:val="21"/>
         </w:rPr>
-        <w:t>【发射与任务】蓝箭航天：十颗卫星“拼车”上天，朱雀二号改进型遥四火箭时隔29天再发射 - 京报网 （京报网）</w:t>
+        <w:t>【其他动态】SpaceX：What is Starshield, SpaceX's military version of Starlink, and why is it so important to Ukraine? （bing.com）</w:t>
       </w:r>
     </w:p>
     <w:p>
@@ -384,7 +384,7 @@
           <w:rFonts w:ascii="Kaiti SC" w:hAnsi="Kaiti SC" w:eastAsia="Kaiti SC" w:cs="Kaiti SC"/>
           <w:sz w:val="21"/>
         </w:rPr>
-        <w:t>【发射与任务】SpaceX：Cosmic 'jellyfish' wows skywatchers after SpaceX launch | Space photo of the day for Oct. 14, 2026 （space.com）</w:t>
+        <w:t>【其他动态】SpaceX：What to know about Starshield and why its disruption rattled Ukraine’s forces （bing.com）</w:t>
       </w:r>
     </w:p>
     <w:p>
@@ -405,7 +405,7 @@
           <w:rFonts w:ascii="Kaiti SC" w:hAnsi="Kaiti SC" w:eastAsia="Kaiti SC" w:cs="Kaiti SC"/>
           <w:sz w:val="21"/>
         </w:rPr>
-        <w:t>【发射与任务】蓝箭航天：朱雀二号系列火箭“第十飞”发射成功 10颗卫星“拼车”上天 - 每日经济新闻 （每日经济新闻）</w:t>
+        <w:t>【订单与合作】中国星网：国家体育总局、中国星网官宣，“卫星互联网+北斗”重磅签约 - 搜狐 （搜狐）</w:t>
       </w:r>
     </w:p>
     <w:p>
@@ -426,7 +426,7 @@
           <w:rFonts w:ascii="Kaiti SC" w:hAnsi="Kaiti SC" w:eastAsia="Kaiti SC" w:cs="Kaiti SC"/>
           <w:sz w:val="21"/>
         </w:rPr>
-        <w:t>【发射与任务】SpaceX：SpaceX Restricts Military Starshield Speeds in Ukraine, Disrupting Pentagon-Funded Tactical Drone Operations （satnews.com）</w:t>
+        <w:t>【发射与任务】Blue Origin：Blue Origin's New Glenn rocket nails first-ever droneship landing （bing.com）</w:t>
       </w:r>
     </w:p>
     <w:p>
@@ -447,7 +447,7 @@
           <w:rFonts w:ascii="Kaiti SC" w:hAnsi="Kaiti SC" w:eastAsia="Kaiti SC" w:cs="Kaiti SC"/>
           <w:sz w:val="21"/>
         </w:rPr>
-        <w:t>【发射与任务】蓝箭航天：时隔29天， 朱雀二号一箭十星再次发射成功 - 中证网 （中证网）</w:t>
+        <w:t>【发射与任务】SpaceX：SpaceX wants to launch Starship more than 450 times per year from South Texas （space.com）</w:t>
       </w:r>
     </w:p>
     <w:p>
@@ -468,7 +468,7 @@
           <w:rFonts w:ascii="Kaiti SC" w:hAnsi="Kaiti SC" w:eastAsia="Kaiti SC" w:cs="Kaiti SC"/>
           <w:sz w:val="21"/>
         </w:rPr>
-        <w:t>【发射与任务】SpaceX：The 1st SpaceX Starship to survive a launch to space just came home to its launch site （space.com）</w:t>
+        <w:t>【发射与任务】蓝箭航天：湖嘉造火箭台州组卫星朱雀二号改进型遥四运载火箭发射成功-台州频道 - 台州新闻 （台州新闻）</w:t>
       </w:r>
     </w:p>
     <w:p>
@@ -489,7 +489,7 @@
           <w:rFonts w:ascii="Kaiti SC" w:hAnsi="Kaiti SC" w:eastAsia="Kaiti SC" w:cs="Kaiti SC"/>
           <w:sz w:val="21"/>
         </w:rPr>
-        <w:t>【其他动态】SpaceX：Elon Musk blames Trump, US military for SpaceX restrictions Ukraine warns could have deadly consequences （bing.com）</w:t>
+        <w:t>【发射与任务】蓝箭航天：朱雀二号改进型火箭“一箭十星”发射成功 - 西藏自治区科学技术厅 （西藏自治区科学技术厅）</w:t>
       </w:r>
     </w:p>
     <w:p>
@@ -510,7 +510,7 @@
           <w:rFonts w:ascii="Kaiti SC" w:hAnsi="Kaiti SC" w:eastAsia="Kaiti SC" w:cs="Kaiti SC"/>
           <w:sz w:val="21"/>
         </w:rPr>
-        <w:t>【订单与合作】中国星网：国家体育总局、中国星网官宣，“卫星互联网+北斗”重磅签约 - 泰伯网 （泰伯网）</w:t>
+        <w:t>【订单与合作】中国星网：国家体育总局与中国星网签署战略合作框架协议 - 新华网河北频道 （新华网河北频道）</w:t>
       </w:r>
     </w:p>
     <w:p>
@@ -531,7 +531,7 @@
           <w:rFonts w:ascii="Kaiti SC" w:hAnsi="Kaiti SC" w:eastAsia="Kaiti SC" w:cs="Kaiti SC"/>
           <w:sz w:val="21"/>
         </w:rPr>
-        <w:t>【订单与合作】中国星网：国家体育总局与中国星网在雄安签署战略合作框架协议 “北斗+”护航体育强国建设 - 国家体育总局 （国家体育总局）</w:t>
+        <w:t>【订单与合作】中国星网：国家体育总局与中国星网签署战略合作框架协议 - 新华网河北频道 （新华网河北频道）</w:t>
       </w:r>
     </w:p>
     <w:p>
@@ -552,28 +552,7 @@
           <w:rFonts w:ascii="Kaiti SC" w:hAnsi="Kaiti SC" w:eastAsia="Kaiti SC" w:cs="Kaiti SC"/>
           <w:sz w:val="21"/>
         </w:rPr>
-        <w:t>【市场与股价】天兵科技：不仅仅是C919，大概率应该还有大飞机C929和长江CJ-1000A有大进展！叠加天兵科技IPO辅导进展更新，珠海航展规模新高！_财富号_东方财富网 - 财富号 （财富号）</w:t>
-      </w:r>
-    </w:p>
-    <w:p>
-      <w:pPr>
-        <w:keepLines/>
-        <w:spacing w:after="60"/>
-        <w:ind w:left="369" w:hanging="227"/>
-      </w:pPr>
-      <w:r>
-        <w:rPr>
-          <w:rFonts w:ascii="Kaiti SC" w:hAnsi="Kaiti SC" w:eastAsia="Kaiti SC" w:cs="Kaiti SC"/>
-          <w:sz w:val="21"/>
-        </w:rPr>
-        <w:t xml:space="preserve">➢ </w:t>
-      </w:r>
-      <w:r>
-        <w:rPr>
-          <w:rFonts w:ascii="Kaiti SC" w:hAnsi="Kaiti SC" w:eastAsia="Kaiti SC" w:cs="Kaiti SC"/>
-          <w:sz w:val="21"/>
-        </w:rPr>
-        <w:t>【其他动态】星际荣耀：星际荣耀开始预研类星舰 - 风闻 （风闻）</w:t>
+        <w:t>【发射与任务】蓝箭航天：商业航天突发！朱雀二号“一箭十星”成功发射，SpaceX 申请年发射提至456次 - Jiemian.com （Jiemian.com）</w:t>
       </w:r>
     </w:p>
     <w:p>
@@ -732,7 +711,7 @@
                 <w:b w:val="0"/>
                 <w:sz w:val="19"/>
               </w:rPr>
-              <w:t>33</w:t>
+              <w:t>27</w:t>
             </w:r>
           </w:p>
         </w:tc>
@@ -753,7 +732,7 @@
                 <w:b w:val="0"/>
                 <w:sz w:val="19"/>
               </w:rPr>
-              <w:t>发射与任务、其他动态</w:t>
+              <w:t>市场与股价、其他动态、发射与任务、订单与合作</w:t>
             </w:r>
           </w:p>
         </w:tc>
@@ -773,7 +752,7 @@
                 <w:b w:val="0"/>
                 <w:sz w:val="19"/>
               </w:rPr>
-              <w:t>Launch Preview: Falcon 9, ZhuQue-2E to launch during quiet week</w:t>
+              <w:t>SpaceX wants up to 456 Starship launches a year from Texas</w:t>
             </w:r>
           </w:p>
         </w:tc>
@@ -819,7 +798,7 @@
                 <w:b w:val="0"/>
                 <w:sz w:val="19"/>
               </w:rPr>
-              <w:t>11</w:t>
+              <w:t>8</w:t>
             </w:r>
           </w:p>
         </w:tc>
@@ -840,7 +819,7 @@
                 <w:b w:val="0"/>
                 <w:sz w:val="19"/>
               </w:rPr>
-              <w:t>发射与任务</w:t>
+              <w:t>发射与任务、其他动态</w:t>
             </w:r>
           </w:p>
         </w:tc>
@@ -860,7 +839,7 @@
                 <w:b w:val="0"/>
                 <w:sz w:val="19"/>
               </w:rPr>
-              <w:t>一箭十星 朱雀二号改进型遥四运载火箭发射成功 - 证券时报网</w:t>
+              <w:t>朱雀二号一箭十星发射成功，国内商业航天叙事估值锚或上移至"追赶兑现"丨盘前线索 - 21财经</w:t>
             </w:r>
           </w:p>
         </w:tc>
@@ -906,7 +885,7 @@
                 <w:b w:val="0"/>
                 <w:sz w:val="19"/>
               </w:rPr>
-              <w:t>2</w:t>
+              <w:t>3</w:t>
             </w:r>
           </w:p>
         </w:tc>
@@ -947,7 +926,7 @@
                 <w:b w:val="0"/>
                 <w:sz w:val="19"/>
               </w:rPr>
-              <w:t>国家体育总局、中国星网官宣，“卫星互联网+北斗”重磅签约 - 泰伯网</w:t>
+              <w:t>国家体育总局、中国星网官宣，“卫星互联网+北斗”重磅签约 - 搜狐</w:t>
             </w:r>
           </w:p>
         </w:tc>
@@ -972,7 +951,7 @@
                 <w:b w:val="0"/>
                 <w:sz w:val="19"/>
               </w:rPr>
-              <w:t>天兵科技</w:t>
+              <w:t>Blue Origin</w:t>
             </w:r>
           </w:p>
         </w:tc>
@@ -1014,7 +993,7 @@
                 <w:b w:val="0"/>
                 <w:sz w:val="19"/>
               </w:rPr>
-              <w:t>市场与股价</w:t>
+              <w:t>发射与任务</w:t>
             </w:r>
           </w:p>
         </w:tc>
@@ -1034,181 +1013,7 @@
                 <w:b w:val="0"/>
                 <w:sz w:val="19"/>
               </w:rPr>
-              <w:t>不仅仅是C919，大概率应该还有大飞机C929和长江CJ-1000A有大进展！叠加天兵科技IPO辅导进展更新，珠海航展规模新高！_财富号_东方财富网 - 财富号</w:t>
-            </w:r>
-          </w:p>
-        </w:tc>
-      </w:tr>
-      <w:tr>
-        <w:trPr>
-          <w:cantSplit/>
-        </w:trPr>
-        <w:tc>
-          <w:tcPr>
-            <w:tcW w:type="dxa" w:w="2075"/>
-            <w:vAlign w:val="center"/>
-          </w:tcPr>
-          <w:p>
-            <w:pPr>
-              <w:spacing w:after="0" w:line="252" w:lineRule="auto"/>
-            </w:pPr>
-            <w:r/>
-            <w:r>
-              <w:rPr>
-                <w:rFonts w:ascii="Kaiti SC" w:hAnsi="Kaiti SC" w:eastAsia="Kaiti SC" w:cs="Kaiti SC"/>
-                <w:b w:val="0"/>
-                <w:sz w:val="19"/>
-              </w:rPr>
-              <w:t>星河动力</w:t>
-            </w:r>
-          </w:p>
-        </w:tc>
-        <w:tc>
-          <w:tcPr>
-            <w:tcW w:type="dxa" w:w="2075"/>
-            <w:vAlign w:val="center"/>
-          </w:tcPr>
-          <w:p>
-            <w:pPr>
-              <w:spacing w:after="0" w:line="252" w:lineRule="auto"/>
-              <w:jc w:val="center"/>
-            </w:pPr>
-            <w:r/>
-            <w:r>
-              <w:rPr>
-                <w:rFonts w:ascii="Kaiti SC" w:hAnsi="Kaiti SC" w:eastAsia="Kaiti SC" w:cs="Kaiti SC"/>
-                <w:b w:val="0"/>
-                <w:sz w:val="19"/>
-              </w:rPr>
-              <w:t>1</w:t>
-            </w:r>
-          </w:p>
-        </w:tc>
-        <w:tc>
-          <w:tcPr>
-            <w:tcW w:type="dxa" w:w="2075"/>
-            <w:vAlign w:val="center"/>
-          </w:tcPr>
-          <w:p>
-            <w:pPr>
-              <w:spacing w:after="0" w:line="252" w:lineRule="auto"/>
-              <w:jc w:val="center"/>
-            </w:pPr>
-            <w:r/>
-            <w:r>
-              <w:rPr>
-                <w:rFonts w:ascii="Kaiti SC" w:hAnsi="Kaiti SC" w:eastAsia="Kaiti SC" w:cs="Kaiti SC"/>
-                <w:b w:val="0"/>
-                <w:sz w:val="19"/>
-              </w:rPr>
-              <w:t>其他动态</w:t>
-            </w:r>
-          </w:p>
-        </w:tc>
-        <w:tc>
-          <w:tcPr>
-            <w:tcW w:type="dxa" w:w="2075"/>
-            <w:vAlign w:val="center"/>
-          </w:tcPr>
-          <w:p>
-            <w:pPr>
-              <w:spacing w:after="0" w:line="252" w:lineRule="auto"/>
-            </w:pPr>
-            <w:r/>
-            <w:r>
-              <w:rPr>
-                <w:rFonts w:ascii="Kaiti SC" w:hAnsi="Kaiti SC" w:eastAsia="Kaiti SC" w:cs="Kaiti SC"/>
-                <w:b w:val="0"/>
-                <w:sz w:val="19"/>
-              </w:rPr>
-              <w:t>星河动力工位南侧可能是深蓝航天工位 - 手机新浪网</w:t>
-            </w:r>
-          </w:p>
-        </w:tc>
-      </w:tr>
-      <w:tr>
-        <w:trPr>
-          <w:cantSplit/>
-        </w:trPr>
-        <w:tc>
-          <w:tcPr>
-            <w:tcW w:type="dxa" w:w="2075"/>
-            <w:vAlign w:val="center"/>
-          </w:tcPr>
-          <w:p>
-            <w:pPr>
-              <w:spacing w:after="0" w:line="252" w:lineRule="auto"/>
-            </w:pPr>
-            <w:r/>
-            <w:r>
-              <w:rPr>
-                <w:rFonts w:ascii="Kaiti SC" w:hAnsi="Kaiti SC" w:eastAsia="Kaiti SC" w:cs="Kaiti SC"/>
-                <w:b w:val="0"/>
-                <w:sz w:val="19"/>
-              </w:rPr>
-              <w:t>星际荣耀</w:t>
-            </w:r>
-          </w:p>
-        </w:tc>
-        <w:tc>
-          <w:tcPr>
-            <w:tcW w:type="dxa" w:w="2075"/>
-            <w:vAlign w:val="center"/>
-          </w:tcPr>
-          <w:p>
-            <w:pPr>
-              <w:spacing w:after="0" w:line="252" w:lineRule="auto"/>
-              <w:jc w:val="center"/>
-            </w:pPr>
-            <w:r/>
-            <w:r>
-              <w:rPr>
-                <w:rFonts w:ascii="Kaiti SC" w:hAnsi="Kaiti SC" w:eastAsia="Kaiti SC" w:cs="Kaiti SC"/>
-                <w:b w:val="0"/>
-                <w:sz w:val="19"/>
-              </w:rPr>
-              <w:t>1</w:t>
-            </w:r>
-          </w:p>
-        </w:tc>
-        <w:tc>
-          <w:tcPr>
-            <w:tcW w:type="dxa" w:w="2075"/>
-            <w:vAlign w:val="center"/>
-          </w:tcPr>
-          <w:p>
-            <w:pPr>
-              <w:spacing w:after="0" w:line="252" w:lineRule="auto"/>
-              <w:jc w:val="center"/>
-            </w:pPr>
-            <w:r/>
-            <w:r>
-              <w:rPr>
-                <w:rFonts w:ascii="Kaiti SC" w:hAnsi="Kaiti SC" w:eastAsia="Kaiti SC" w:cs="Kaiti SC"/>
-                <w:b w:val="0"/>
-                <w:sz w:val="19"/>
-              </w:rPr>
-              <w:t>其他动态</w:t>
-            </w:r>
-          </w:p>
-        </w:tc>
-        <w:tc>
-          <w:tcPr>
-            <w:tcW w:type="dxa" w:w="2075"/>
-            <w:vAlign w:val="center"/>
-          </w:tcPr>
-          <w:p>
-            <w:pPr>
-              <w:spacing w:after="0" w:line="252" w:lineRule="auto"/>
-            </w:pPr>
-            <w:r/>
-            <w:r>
-              <w:rPr>
-                <w:rFonts w:ascii="Kaiti SC" w:hAnsi="Kaiti SC" w:eastAsia="Kaiti SC" w:cs="Kaiti SC"/>
-                <w:b w:val="0"/>
-                <w:sz w:val="19"/>
-              </w:rPr>
-              <w:t>星际荣耀开始预研类星舰 - 风闻</w:t>
+              <w:t>Blue Origin's New Glenn rocket nails first-ever droneship landing</w:t>
             </w:r>
           </w:p>
         </w:tc>
@@ -1245,7 +1050,7 @@
           <w:rFonts w:ascii="Kaiti SC" w:hAnsi="Kaiti SC" w:eastAsia="Kaiti SC" w:cs="Kaiti SC"/>
           <w:sz w:val="21"/>
         </w:rPr>
-        <w:t>[1] 2026-10-14｜NASASpaceflight｜SpaceX：Launch Preview: Falcon 9, ZhuQue-2E to launch during quiet week</w:t>
+        <w:t>[1] 2026-10-15｜21财经｜蓝箭航天：朱雀二号一箭十星发射成功，国内商业航天叙事估值锚或上移至"追赶兑现"丨盘前线索 - 21财经</w:t>
       </w:r>
     </w:p>
     <w:p>
@@ -1266,7 +1071,7 @@
           <w:rFonts w:ascii="Kaiti SC" w:hAnsi="Kaiti SC" w:eastAsia="Kaiti SC" w:cs="Kaiti SC"/>
           <w:sz w:val="21"/>
         </w:rPr>
-        <w:t>[2] 2026-10-14｜证券时报网｜蓝箭航天：一箭十星 朱雀二号改进型遥四运载火箭发射成功 - 证券时报网</w:t>
+        <w:t>[2] 2026-10-15｜spaceq.ca｜SpaceX：SpaceX wants up to 456 Starship launches a year from Texas</w:t>
       </w:r>
     </w:p>
     <w:p>
@@ -1287,7 +1092,7 @@
           <w:rFonts w:ascii="Kaiti SC" w:hAnsi="Kaiti SC" w:eastAsia="Kaiti SC" w:cs="Kaiti SC"/>
           <w:sz w:val="21"/>
         </w:rPr>
-        <w:t>[3] 2026-10-14｜经济观察网｜蓝箭航天：一箭十星 朱雀二号改进型遥四运载火箭发射成功 支撑计算星座建设 - 经济观察网</w:t>
+        <w:t>[3] 2026-10-15｜The New York Times｜SpaceX：What Is Starshield, SpaceX’s Military-Grade Satellite Internet Service Ukraine Relies On? - The New York Times</w:t>
       </w:r>
     </w:p>
     <w:p>
@@ -1308,7 +1113,7 @@
           <w:rFonts w:ascii="Kaiti SC" w:hAnsi="Kaiti SC" w:eastAsia="Kaiti SC" w:cs="Kaiti SC"/>
           <w:sz w:val="21"/>
         </w:rPr>
-        <w:t>[4] 2026-10-14｜手机新浪网｜星河动力：星河动力工位南侧可能是深蓝航天工位 - 手机新浪网</w:t>
+        <w:t>[4] 2026-10-15｜东方财富｜蓝箭航天：朱雀二号改进型遥四运载火箭“一箭十星”发射成功 - 东方财富</w:t>
       </w:r>
     </w:p>
     <w:p>
@@ -1329,7 +1134,7 @@
           <w:rFonts w:ascii="Kaiti SC" w:hAnsi="Kaiti SC" w:eastAsia="Kaiti SC" w:cs="Kaiti SC"/>
           <w:sz w:val="21"/>
         </w:rPr>
-        <w:t>[5] 2026-10-14｜京报网｜蓝箭航天：十颗卫星“拼车”上天，朱雀二号改进型遥四火箭时隔29天再发射 - 京报网</w:t>
+        <w:t>[5] 2026-10-15｜bing.com｜SpaceX：What is Starshield, SpaceX's military version of Starlink, and why is it so important to Ukraine?</w:t>
       </w:r>
     </w:p>
     <w:p>
@@ -1350,7 +1155,7 @@
           <w:rFonts w:ascii="Kaiti SC" w:hAnsi="Kaiti SC" w:eastAsia="Kaiti SC" w:cs="Kaiti SC"/>
           <w:sz w:val="21"/>
         </w:rPr>
-        <w:t>[6] 2026-10-14｜space.com｜SpaceX：Cosmic 'jellyfish' wows skywatchers after SpaceX launch | Space photo of the day for Oct. 14, 2026</w:t>
+        <w:t>[6] 2026-10-15｜bing.com｜SpaceX：What to know about Starshield and why its disruption rattled Ukraine’s forces</w:t>
       </w:r>
     </w:p>
     <w:p>
@@ -1371,7 +1176,7 @@
           <w:rFonts w:ascii="Kaiti SC" w:hAnsi="Kaiti SC" w:eastAsia="Kaiti SC" w:cs="Kaiti SC"/>
           <w:sz w:val="21"/>
         </w:rPr>
-        <w:t>[7] 2026-10-14｜每日经济新闻｜蓝箭航天：朱雀二号系列火箭“第十飞”发射成功 10颗卫星“拼车”上天 - 每日经济新闻</w:t>
+        <w:t>[7] 2026-10-15｜搜狐｜中国星网：国家体育总局、中国星网官宣，“卫星互联网+北斗”重磅签约 - 搜狐</w:t>
       </w:r>
     </w:p>
     <w:p>
@@ -1392,7 +1197,7 @@
           <w:rFonts w:ascii="Kaiti SC" w:hAnsi="Kaiti SC" w:eastAsia="Kaiti SC" w:cs="Kaiti SC"/>
           <w:sz w:val="21"/>
         </w:rPr>
-        <w:t>[8] 2026-10-14｜satnews.com｜SpaceX：SpaceX Restricts Military Starshield Speeds in Ukraine, Disrupting Pentagon-Funded Tactical Drone Operations</w:t>
+        <w:t>[8] 2026-10-15｜bing.com｜Blue Origin：Blue Origin's New Glenn rocket nails first-ever droneship landing</w:t>
       </w:r>
     </w:p>
     <w:p>
@@ -1413,7 +1218,7 @@
           <w:rFonts w:ascii="Kaiti SC" w:hAnsi="Kaiti SC" w:eastAsia="Kaiti SC" w:cs="Kaiti SC"/>
           <w:sz w:val="21"/>
         </w:rPr>
-        <w:t>[9] 2026-10-14｜中证网｜蓝箭航天：时隔29天， 朱雀二号一箭十星再次发射成功 - 中证网</w:t>
+        <w:t>[9] 2026-10-15｜space.com｜SpaceX：SpaceX wants to launch Starship more than 450 times per year from South Texas</w:t>
       </w:r>
     </w:p>
     <w:p>
@@ -1434,7 +1239,7 @@
           <w:rFonts w:ascii="Kaiti SC" w:hAnsi="Kaiti SC" w:eastAsia="Kaiti SC" w:cs="Kaiti SC"/>
           <w:sz w:val="21"/>
         </w:rPr>
-        <w:t>[10] 2026-10-14｜space.com｜SpaceX：The 1st SpaceX Starship to survive a launch to space just came home to its launch site</w:t>
+        <w:t>[10] 2026-10-15｜台州新闻｜蓝箭航天：湖嘉造火箭台州组卫星朱雀二号改进型遥四运载火箭发射成功-台州频道 - 台州新闻</w:t>
       </w:r>
     </w:p>
     <w:p>
@@ -1455,7 +1260,7 @@
           <w:rFonts w:ascii="Kaiti SC" w:hAnsi="Kaiti SC" w:eastAsia="Kaiti SC" w:cs="Kaiti SC"/>
           <w:sz w:val="21"/>
         </w:rPr>
-        <w:t>[11] 2026-10-14｜bing.com｜SpaceX：Elon Musk blames Trump, US military for SpaceX restrictions Ukraine warns could have deadly consequences</w:t>
+        <w:t>[11] 2026-10-15｜西藏自治区科学技术厅｜蓝箭航天：朱雀二号改进型火箭“一箭十星”发射成功 - 西藏自治区科学技术厅</w:t>
       </w:r>
     </w:p>
     <w:p>
@@ -1476,7 +1281,7 @@
           <w:rFonts w:ascii="Kaiti SC" w:hAnsi="Kaiti SC" w:eastAsia="Kaiti SC" w:cs="Kaiti SC"/>
           <w:sz w:val="21"/>
         </w:rPr>
-        <w:t>[12] 2026-10-14｜泰伯网｜中国星网：国家体育总局、中国星网官宣，“卫星互联网+北斗”重磅签约 - 泰伯网</w:t>
+        <w:t>[12] 2026-10-15｜新华网河北频道｜中国星网：国家体育总局与中国星网签署战略合作框架协议 - 新华网河北频道</w:t>
       </w:r>
     </w:p>
     <w:p>
@@ -1497,7 +1302,7 @@
           <w:rFonts w:ascii="Kaiti SC" w:hAnsi="Kaiti SC" w:eastAsia="Kaiti SC" w:cs="Kaiti SC"/>
           <w:sz w:val="21"/>
         </w:rPr>
-        <w:t>[13] 2026-10-14｜国家体育总局｜中国星网：国家体育总局与中国星网在雄安签署战略合作框架协议 “北斗+”护航体育强国建设 - 国家体育总局</w:t>
+        <w:t>[13] 2026-10-15｜新华网河北频道｜中国星网：国家体育总局与中国星网签署战略合作框架协议 - 新华网河北频道</w:t>
       </w:r>
     </w:p>
     <w:p>
@@ -1518,28 +1323,7 @@
           <w:rFonts w:ascii="Kaiti SC" w:hAnsi="Kaiti SC" w:eastAsia="Kaiti SC" w:cs="Kaiti SC"/>
           <w:sz w:val="21"/>
         </w:rPr>
-        <w:t>[14] 2026-10-14｜财富号｜天兵科技：不仅仅是C919，大概率应该还有大飞机C929和长江CJ-1000A有大进展！叠加天兵科技IPO辅导进展更新，珠海航展规模新高！_财富号_东方财富网 - 财富号</w:t>
-      </w:r>
-    </w:p>
-    <w:p>
-      <w:pPr>
-        <w:keepLines/>
-        <w:spacing w:after="60"/>
-        <w:ind w:left="369" w:hanging="227"/>
-      </w:pPr>
-      <w:r>
-        <w:rPr>
-          <w:rFonts w:ascii="Kaiti SC" w:hAnsi="Kaiti SC" w:eastAsia="Kaiti SC" w:cs="Kaiti SC"/>
-          <w:sz w:val="21"/>
-        </w:rPr>
-        <w:t xml:space="preserve">✓ </w:t>
-      </w:r>
-      <w:r>
-        <w:rPr>
-          <w:rFonts w:ascii="Kaiti SC" w:hAnsi="Kaiti SC" w:eastAsia="Kaiti SC" w:cs="Kaiti SC"/>
-          <w:sz w:val="21"/>
-        </w:rPr>
-        <w:t>[15] 2026-10-14｜风闻｜星际荣耀：星际荣耀开始预研类星舰 - 风闻</w:t>
+        <w:t>[14] 2026-10-15｜Jiemian.com｜蓝箭航天：商业航天突发！朱雀二号“一箭十星”成功发射，SpaceX 申请年发射提至456次 - Jiemian.com</w:t>
       </w:r>
     </w:p>
     <w:sectPr>

--- a/docs/data/reports/daily-documents/latest/previous_daily_report.docx
+++ b/docs/data/reports/daily-documents/latest/previous_daily_report.docx
@@ -26,7 +26,7 @@
           <w:rFonts w:ascii="Kaiti SC" w:hAnsi="Kaiti SC" w:eastAsia="Kaiti SC" w:cs="Kaiti SC"/>
           <w:sz w:val="21"/>
         </w:rPr>
-        <w:t>2026-10-15（上一自然日）</w:t>
+        <w:t>2026-10-16（上一自然日）</w:t>
       </w:r>
     </w:p>
     <w:tbl>
@@ -81,7 +81,7 @@
                 <w:b w:val="0"/>
                 <w:sz w:val="19"/>
               </w:rPr>
-              <w:t>2026-10-15</w:t>
+              <w:t>2026-10-16</w:t>
             </w:r>
           </w:p>
         </w:tc>
@@ -127,7 +127,7 @@
                 <w:b w:val="0"/>
                 <w:sz w:val="19"/>
               </w:rPr>
-              <w:t>39 条 / 4 家</w:t>
+              <w:t>45 条 / 5 家</w:t>
             </w:r>
           </w:p>
         </w:tc>
@@ -173,7 +173,7 @@
                 <w:b w:val="0"/>
                 <w:sz w:val="19"/>
               </w:rPr>
-              <w:t>18 个</w:t>
+              <w:t>19 个</w:t>
             </w:r>
           </w:p>
         </w:tc>
@@ -219,7 +219,7 @@
                 <w:b w:val="0"/>
                 <w:sz w:val="19"/>
               </w:rPr>
-              <w:t>2026-10-16</w:t>
+              <w:t>2026-10-17</w:t>
             </w:r>
           </w:p>
         </w:tc>
@@ -245,7 +245,7 @@
     </w:p>
     <w:p>
       <w:r>
-        <w:t>2026-10-15 共归档 39 条新闻，覆盖 4 家公司、18 个信息来源。 新闻量较多的公司包括 SpaceX、蓝箭航天、中国星网、Blue Origin。</w:t>
+        <w:t>2026-10-16 共归档 45 条新闻，覆盖 5 家公司、19 个信息来源。 新闻量较多的公司包括 Blue Origin、SpaceX、蓝箭航天、中国星网。</w:t>
       </w:r>
     </w:p>
     <w:p>
@@ -279,7 +279,7 @@
           <w:rFonts w:ascii="Kaiti SC" w:hAnsi="Kaiti SC" w:eastAsia="Kaiti SC" w:cs="Kaiti SC"/>
           <w:sz w:val="21"/>
         </w:rPr>
-        <w:t>【发射与任务】蓝箭航天：朱雀二号一箭十星发射成功，国内商业航天叙事估值锚或上移至"追赶兑现"丨盘前线索 - 21财经 （21财经）</w:t>
+        <w:t>【发射与任务】Blue Origin：Blue Origin to add new Florida launch pads, seeks aggressive increase in New Glenn flight rate （Spaceflight Now）</w:t>
       </w:r>
     </w:p>
     <w:p>
@@ -300,7 +300,7 @@
           <w:rFonts w:ascii="Kaiti SC" w:hAnsi="Kaiti SC" w:eastAsia="Kaiti SC" w:cs="Kaiti SC"/>
           <w:sz w:val="21"/>
         </w:rPr>
-        <w:t>【市场与股价】SpaceX：SpaceX wants up to 456 Starship launches a year from Texas （spaceq.ca）</w:t>
+        <w:t>【发射与任务】SpaceX：Live coverage: SpaceX to launch classified payload for U.S. Space Force （Spaceflight Now）</w:t>
       </w:r>
     </w:p>
     <w:p>
@@ -321,7 +321,7 @@
           <w:rFonts w:ascii="Kaiti SC" w:hAnsi="Kaiti SC" w:eastAsia="Kaiti SC" w:cs="Kaiti SC"/>
           <w:sz w:val="21"/>
         </w:rPr>
-        <w:t>【其他动态】SpaceX：What Is Starshield, SpaceX’s Military-Grade Satellite Internet Service Ukraine Relies On? - The New York Times （The New York Times）</w:t>
+        <w:t>【发射与任务】蓝箭航天：朱雀二号一箭十星发射成功，国内商业航天叙事估值锚或上移至“追赶兑现”丨盘前线索 - 东方财富 （东方财富）</w:t>
       </w:r>
     </w:p>
     <w:p>
@@ -342,7 +342,7 @@
           <w:rFonts w:ascii="Kaiti SC" w:hAnsi="Kaiti SC" w:eastAsia="Kaiti SC" w:cs="Kaiti SC"/>
           <w:sz w:val="21"/>
         </w:rPr>
-        <w:t>【发射与任务】蓝箭航天：朱雀二号改进型遥四运载火箭“一箭十星”发射成功 - 东方财富 （东方财富）</w:t>
+        <w:t>【其他动态】SpaceX：SpaceX’s Starlink encourages every satellite operator to share data with Stargaze platform, for safety - Data Center Dynamics （Data Center Dynamics）</w:t>
       </w:r>
     </w:p>
     <w:p>
@@ -363,7 +363,7 @@
           <w:rFonts w:ascii="Kaiti SC" w:hAnsi="Kaiti SC" w:eastAsia="Kaiti SC" w:cs="Kaiti SC"/>
           <w:sz w:val="21"/>
         </w:rPr>
-        <w:t>【其他动态】SpaceX：What is Starshield, SpaceX's military version of Starlink, and why is it so important to Ukraine? （bing.com）</w:t>
+        <w:t>【发射与任务】Blue Origin：Blue Origin plans $330 million Florida expansion to ramp New Glenn launches - CNBC （CNBC）</w:t>
       </w:r>
     </w:p>
     <w:p>
@@ -384,7 +384,7 @@
           <w:rFonts w:ascii="Kaiti SC" w:hAnsi="Kaiti SC" w:eastAsia="Kaiti SC" w:cs="Kaiti SC"/>
           <w:sz w:val="21"/>
         </w:rPr>
-        <w:t>【其他动态】SpaceX：What to know about Starshield and why its disruption rattled Ukraine’s forces （bing.com）</w:t>
+        <w:t>【发射与任务】Blue Origin：Blue Origin Unveils Plans for Massive Upgrade to Its Florida Facilities （bing.com）</w:t>
       </w:r>
     </w:p>
     <w:p>
@@ -405,7 +405,7 @@
           <w:rFonts w:ascii="Kaiti SC" w:hAnsi="Kaiti SC" w:eastAsia="Kaiti SC" w:cs="Kaiti SC"/>
           <w:sz w:val="21"/>
         </w:rPr>
-        <w:t>【订单与合作】中国星网：国家体育总局、中国星网官宣，“卫星互联网+北斗”重磅签约 - 搜狐 （搜狐）</w:t>
+        <w:t>【发射与任务】Blue Origin：Blue Origin’s Latest Move Shows How It’s Quietly Taking On SpaceX （bing.com）</w:t>
       </w:r>
     </w:p>
     <w:p>
@@ -426,7 +426,7 @@
           <w:rFonts w:ascii="Kaiti SC" w:hAnsi="Kaiti SC" w:eastAsia="Kaiti SC" w:cs="Kaiti SC"/>
           <w:sz w:val="21"/>
         </w:rPr>
-        <w:t>【发射与任务】Blue Origin：Blue Origin's New Glenn rocket nails first-ever droneship landing （bing.com）</w:t>
+        <w:t>【发射与任务】Blue Origin：After blast, Blue Origin pushes for multiple weekly Florida rocket launches - Florida Today （Florida Today）</w:t>
       </w:r>
     </w:p>
     <w:p>
@@ -447,7 +447,7 @@
           <w:rFonts w:ascii="Kaiti SC" w:hAnsi="Kaiti SC" w:eastAsia="Kaiti SC" w:cs="Kaiti SC"/>
           <w:sz w:val="21"/>
         </w:rPr>
-        <w:t>【发射与任务】SpaceX：SpaceX wants to launch Starship more than 450 times per year from South Texas （space.com）</w:t>
+        <w:t>【其他动态】SpaceX：White House Directed Pentagon to Restrict Ukraine Starshield Speeds, Clarifying Chain of Command （bing.com）</w:t>
       </w:r>
     </w:p>
     <w:p>
@@ -468,7 +468,7 @@
           <w:rFonts w:ascii="Kaiti SC" w:hAnsi="Kaiti SC" w:eastAsia="Kaiti SC" w:cs="Kaiti SC"/>
           <w:sz w:val="21"/>
         </w:rPr>
-        <w:t>【发射与任务】蓝箭航天：湖嘉造火箭台州组卫星朱雀二号改进型遥四运载火箭发射成功-台州频道 - 台州新闻 （台州新闻）</w:t>
+        <w:t>【发射与任务】蓝箭航天：4家“成都投”企业携手完成朱雀二号一箭十星发射任务 - 新浪财经 （新浪财经）</w:t>
       </w:r>
     </w:p>
     <w:p>
@@ -489,7 +489,7 @@
           <w:rFonts w:ascii="Kaiti SC" w:hAnsi="Kaiti SC" w:eastAsia="Kaiti SC" w:cs="Kaiti SC"/>
           <w:sz w:val="21"/>
         </w:rPr>
-        <w:t>【发射与任务】蓝箭航天：朱雀二号改进型火箭“一箭十星”发射成功 - 西藏自治区科学技术厅 （西藏自治区科学技术厅）</w:t>
+        <w:t>【其他动态】SpaceX：What Starlink direct-to-cell can (and can't) actually do on your phone （bing.com）</w:t>
       </w:r>
     </w:p>
     <w:p>
@@ -510,7 +510,7 @@
           <w:rFonts w:ascii="Kaiti SC" w:hAnsi="Kaiti SC" w:eastAsia="Kaiti SC" w:cs="Kaiti SC"/>
           <w:sz w:val="21"/>
         </w:rPr>
-        <w:t>【订单与合作】中国星网：国家体育总局与中国星网签署战略合作框架协议 - 新华网河北频道 （新华网河北频道）</w:t>
+        <w:t>【其他动态】SpaceX：What Starlink direct-to-cell can (and can't) actually do on your phone （bing.com）</w:t>
       </w:r>
     </w:p>
     <w:p>
@@ -531,7 +531,7 @@
           <w:rFonts w:ascii="Kaiti SC" w:hAnsi="Kaiti SC" w:eastAsia="Kaiti SC" w:cs="Kaiti SC"/>
           <w:sz w:val="21"/>
         </w:rPr>
-        <w:t>【订单与合作】中国星网：国家体育总局与中国星网签署战略合作框架协议 - 新华网河北频道 （新华网河北频道）</w:t>
+        <w:t>【订单与合作】中国星网：国家体育总局与中国星网在雄安签署战略合作框架协议 - 中国雄安官网 （中国雄安官网）</w:t>
       </w:r>
     </w:p>
     <w:p>
@@ -552,7 +552,49 @@
           <w:rFonts w:ascii="Kaiti SC" w:hAnsi="Kaiti SC" w:eastAsia="Kaiti SC" w:cs="Kaiti SC"/>
           <w:sz w:val="21"/>
         </w:rPr>
-        <w:t>【发射与任务】蓝箭航天：商业航天突发！朱雀二号“一箭十星”成功发射，SpaceX 申请年发射提至456次 - Jiemian.com （Jiemian.com）</w:t>
+        <w:t>【发射与任务】蓝箭航天：China’s LandSpace Launches 10 Satellites to Advance Orbital Computing and Communications （spacewatch.global）</w:t>
+      </w:r>
+    </w:p>
+    <w:p>
+      <w:pPr>
+        <w:keepLines/>
+        <w:spacing w:after="60"/>
+        <w:ind w:left="369" w:hanging="227"/>
+      </w:pPr>
+      <w:r>
+        <w:rPr>
+          <w:rFonts w:ascii="Kaiti SC" w:hAnsi="Kaiti SC" w:eastAsia="Kaiti SC" w:cs="Kaiti SC"/>
+          <w:sz w:val="21"/>
+        </w:rPr>
+        <w:t xml:space="preserve">➢ </w:t>
+      </w:r>
+      <w:r>
+        <w:rPr>
+          <w:rFonts w:ascii="Kaiti SC" w:hAnsi="Kaiti SC" w:eastAsia="Kaiti SC" w:cs="Kaiti SC"/>
+          <w:sz w:val="21"/>
+        </w:rPr>
+        <w:t>【发射与任务】蓝箭航天：LandSpace Launches Zhuque-2E Carrying Eight ADAspace Orbital Data Center Satellites （satnews.com）</w:t>
+      </w:r>
+    </w:p>
+    <w:p>
+      <w:pPr>
+        <w:keepLines/>
+        <w:spacing w:after="60"/>
+        <w:ind w:left="369" w:hanging="227"/>
+      </w:pPr>
+      <w:r>
+        <w:rPr>
+          <w:rFonts w:ascii="Kaiti SC" w:hAnsi="Kaiti SC" w:eastAsia="Kaiti SC" w:cs="Kaiti SC"/>
+          <w:sz w:val="21"/>
+        </w:rPr>
+        <w:t xml:space="preserve">➢ </w:t>
+      </w:r>
+      <w:r>
+        <w:rPr>
+          <w:rFonts w:ascii="Kaiti SC" w:hAnsi="Kaiti SC" w:eastAsia="Kaiti SC" w:cs="Kaiti SC"/>
+          <w:sz w:val="21"/>
+        </w:rPr>
+        <w:t>【其他动态】中科宇航：中国公司追赶商业载荷返回，中科宇航把空间制药验证排到2027年 - 财富号 （财富号）</w:t>
       </w:r>
     </w:p>
     <w:p>
@@ -690,6 +732,93 @@
                 <w:b w:val="0"/>
                 <w:sz w:val="19"/>
               </w:rPr>
+              <w:t>Blue Origin</w:t>
+            </w:r>
+          </w:p>
+        </w:tc>
+        <w:tc>
+          <w:tcPr>
+            <w:tcW w:type="dxa" w:w="2075"/>
+            <w:vAlign w:val="center"/>
+          </w:tcPr>
+          <w:p>
+            <w:pPr>
+              <w:spacing w:after="0" w:line="252" w:lineRule="auto"/>
+              <w:jc w:val="center"/>
+            </w:pPr>
+            <w:r/>
+            <w:r>
+              <w:rPr>
+                <w:rFonts w:ascii="Kaiti SC" w:hAnsi="Kaiti SC" w:eastAsia="Kaiti SC" w:cs="Kaiti SC"/>
+                <w:b w:val="0"/>
+                <w:sz w:val="19"/>
+              </w:rPr>
+              <w:t>23</w:t>
+            </w:r>
+          </w:p>
+        </w:tc>
+        <w:tc>
+          <w:tcPr>
+            <w:tcW w:type="dxa" w:w="2075"/>
+            <w:vAlign w:val="center"/>
+          </w:tcPr>
+          <w:p>
+            <w:pPr>
+              <w:spacing w:after="0" w:line="252" w:lineRule="auto"/>
+              <w:jc w:val="center"/>
+            </w:pPr>
+            <w:r/>
+            <w:r>
+              <w:rPr>
+                <w:rFonts w:ascii="Kaiti SC" w:hAnsi="Kaiti SC" w:eastAsia="Kaiti SC" w:cs="Kaiti SC"/>
+                <w:b w:val="0"/>
+                <w:sz w:val="19"/>
+              </w:rPr>
+              <w:t>发射与任务、产品与技术、其他动态</w:t>
+            </w:r>
+          </w:p>
+        </w:tc>
+        <w:tc>
+          <w:tcPr>
+            <w:tcW w:type="dxa" w:w="2075"/>
+            <w:vAlign w:val="center"/>
+          </w:tcPr>
+          <w:p>
+            <w:pPr>
+              <w:spacing w:after="0" w:line="252" w:lineRule="auto"/>
+            </w:pPr>
+            <w:r/>
+            <w:r>
+              <w:rPr>
+                <w:rFonts w:ascii="Kaiti SC" w:hAnsi="Kaiti SC" w:eastAsia="Kaiti SC" w:cs="Kaiti SC"/>
+                <w:b w:val="0"/>
+                <w:sz w:val="19"/>
+              </w:rPr>
+              <w:t>Blue Origin to add new Florida launch pads, seeks aggressive increase in New Glenn flight rate</w:t>
+            </w:r>
+          </w:p>
+        </w:tc>
+      </w:tr>
+      <w:tr>
+        <w:trPr>
+          <w:cantSplit/>
+        </w:trPr>
+        <w:tc>
+          <w:tcPr>
+            <w:tcW w:type="dxa" w:w="2075"/>
+            <w:vAlign w:val="center"/>
+          </w:tcPr>
+          <w:p>
+            <w:pPr>
+              <w:spacing w:after="0" w:line="252" w:lineRule="auto"/>
+            </w:pPr>
+            <w:r/>
+            <w:r>
+              <w:rPr>
+                <w:rFonts w:ascii="Kaiti SC" w:hAnsi="Kaiti SC" w:eastAsia="Kaiti SC" w:cs="Kaiti SC"/>
+                <w:b w:val="0"/>
+                <w:sz w:val="19"/>
+              </w:rPr>
               <w:t>SpaceX</w:t>
             </w:r>
           </w:p>
@@ -711,7 +840,7 @@
                 <w:b w:val="0"/>
                 <w:sz w:val="19"/>
               </w:rPr>
-              <w:t>27</w:t>
+              <w:t>16</w:t>
             </w:r>
           </w:p>
         </w:tc>
@@ -732,7 +861,7 @@
                 <w:b w:val="0"/>
                 <w:sz w:val="19"/>
               </w:rPr>
-              <w:t>市场与股价、其他动态、发射与任务、订单与合作</w:t>
+              <w:t>发射与任务、其他动态、订单与合作</w:t>
             </w:r>
           </w:p>
         </w:tc>
@@ -752,7 +881,7 @@
                 <w:b w:val="0"/>
                 <w:sz w:val="19"/>
               </w:rPr>
-              <w:t>SpaceX wants up to 456 Starship launches a year from Texas</w:t>
+              <w:t>Live coverage: SpaceX to launch classified payload for U.S. Space Force</w:t>
             </w:r>
           </w:p>
         </w:tc>
@@ -798,7 +927,7 @@
                 <w:b w:val="0"/>
                 <w:sz w:val="19"/>
               </w:rPr>
-              <w:t>8</w:t>
+              <w:t>4</w:t>
             </w:r>
           </w:p>
         </w:tc>
@@ -819,7 +948,7 @@
                 <w:b w:val="0"/>
                 <w:sz w:val="19"/>
               </w:rPr>
-              <w:t>发射与任务、其他动态</w:t>
+              <w:t>发射与任务</w:t>
             </w:r>
           </w:p>
         </w:tc>
@@ -839,7 +968,7 @@
                 <w:b w:val="0"/>
                 <w:sz w:val="19"/>
               </w:rPr>
-              <w:t>朱雀二号一箭十星发射成功，国内商业航天叙事估值锚或上移至"追赶兑现"丨盘前线索 - 21财经</w:t>
+              <w:t>朱雀二号一箭十星发射成功，国内商业航天叙事估值锚或上移至“追赶兑现”丨盘前线索 - 东方财富</w:t>
             </w:r>
           </w:p>
         </w:tc>
@@ -885,7 +1014,7 @@
                 <w:b w:val="0"/>
                 <w:sz w:val="19"/>
               </w:rPr>
-              <w:t>3</w:t>
+              <w:t>1</w:t>
             </w:r>
           </w:p>
         </w:tc>
@@ -926,7 +1055,7 @@
                 <w:b w:val="0"/>
                 <w:sz w:val="19"/>
               </w:rPr>
-              <w:t>国家体育总局、中国星网官宣，“卫星互联网+北斗”重磅签约 - 搜狐</w:t>
+              <w:t>国家体育总局与中国星网在雄安签署战略合作框架协议 - 中国雄安官网</w:t>
             </w:r>
           </w:p>
         </w:tc>
@@ -951,7 +1080,7 @@
                 <w:b w:val="0"/>
                 <w:sz w:val="19"/>
               </w:rPr>
-              <w:t>Blue Origin</w:t>
+              <w:t>中科宇航</w:t>
             </w:r>
           </w:p>
         </w:tc>
@@ -993,7 +1122,7 @@
                 <w:b w:val="0"/>
                 <w:sz w:val="19"/>
               </w:rPr>
-              <w:t>发射与任务</w:t>
+              <w:t>其他动态</w:t>
             </w:r>
           </w:p>
         </w:tc>
@@ -1013,7 +1142,7 @@
                 <w:b w:val="0"/>
                 <w:sz w:val="19"/>
               </w:rPr>
-              <w:t>Blue Origin's New Glenn rocket nails first-ever droneship landing</w:t>
+              <w:t>中国公司追赶商业载荷返回，中科宇航把空间制药验证排到2027年 - 财富号</w:t>
             </w:r>
           </w:p>
         </w:tc>
@@ -1050,7 +1179,7 @@
           <w:rFonts w:ascii="Kaiti SC" w:hAnsi="Kaiti SC" w:eastAsia="Kaiti SC" w:cs="Kaiti SC"/>
           <w:sz w:val="21"/>
         </w:rPr>
-        <w:t>[1] 2026-10-15｜21财经｜蓝箭航天：朱雀二号一箭十星发射成功，国内商业航天叙事估值锚或上移至"追赶兑现"丨盘前线索 - 21财经</w:t>
+        <w:t>[1] 2026-10-16｜Spaceflight Now｜Blue Origin：Blue Origin to add new Florida launch pads, seeks aggressive increase in New Glenn flight rate</w:t>
       </w:r>
     </w:p>
     <w:p>
@@ -1071,7 +1200,7 @@
           <w:rFonts w:ascii="Kaiti SC" w:hAnsi="Kaiti SC" w:eastAsia="Kaiti SC" w:cs="Kaiti SC"/>
           <w:sz w:val="21"/>
         </w:rPr>
-        <w:t>[2] 2026-10-15｜spaceq.ca｜SpaceX：SpaceX wants up to 456 Starship launches a year from Texas</w:t>
+        <w:t>[2] 2026-10-16｜Spaceflight Now｜SpaceX：Live coverage: SpaceX to launch classified payload for U.S. Space Force</w:t>
       </w:r>
     </w:p>
     <w:p>
@@ -1092,7 +1221,7 @@
           <w:rFonts w:ascii="Kaiti SC" w:hAnsi="Kaiti SC" w:eastAsia="Kaiti SC" w:cs="Kaiti SC"/>
           <w:sz w:val="21"/>
         </w:rPr>
-        <w:t>[3] 2026-10-15｜The New York Times｜SpaceX：What Is Starshield, SpaceX’s Military-Grade Satellite Internet Service Ukraine Relies On? - The New York Times</w:t>
+        <w:t>[3] 2026-10-16｜东方财富｜蓝箭航天：朱雀二号一箭十星发射成功，国内商业航天叙事估值锚或上移至“追赶兑现”丨盘前线索 - 东方财富</w:t>
       </w:r>
     </w:p>
     <w:p>
@@ -1113,7 +1242,7 @@
           <w:rFonts w:ascii="Kaiti SC" w:hAnsi="Kaiti SC" w:eastAsia="Kaiti SC" w:cs="Kaiti SC"/>
           <w:sz w:val="21"/>
         </w:rPr>
-        <w:t>[4] 2026-10-15｜东方财富｜蓝箭航天：朱雀二号改进型遥四运载火箭“一箭十星”发射成功 - 东方财富</w:t>
+        <w:t>[4] 2026-10-16｜Data Center Dynamics｜SpaceX：SpaceX’s Starlink encourages every satellite operator to share data with Stargaze platform, for safety - Data Center Dynamics</w:t>
       </w:r>
     </w:p>
     <w:p>
@@ -1134,7 +1263,7 @@
           <w:rFonts w:ascii="Kaiti SC" w:hAnsi="Kaiti SC" w:eastAsia="Kaiti SC" w:cs="Kaiti SC"/>
           <w:sz w:val="21"/>
         </w:rPr>
-        <w:t>[5] 2026-10-15｜bing.com｜SpaceX：What is Starshield, SpaceX's military version of Starlink, and why is it so important to Ukraine?</w:t>
+        <w:t>[5] 2026-10-16｜CNBC｜Blue Origin：Blue Origin plans $330 million Florida expansion to ramp New Glenn launches - CNBC</w:t>
       </w:r>
     </w:p>
     <w:p>
@@ -1155,7 +1284,7 @@
           <w:rFonts w:ascii="Kaiti SC" w:hAnsi="Kaiti SC" w:eastAsia="Kaiti SC" w:cs="Kaiti SC"/>
           <w:sz w:val="21"/>
         </w:rPr>
-        <w:t>[6] 2026-10-15｜bing.com｜SpaceX：What to know about Starshield and why its disruption rattled Ukraine’s forces</w:t>
+        <w:t>[6] 2026-10-16｜bing.com｜Blue Origin：Blue Origin Unveils Plans for Massive Upgrade to Its Florida Facilities</w:t>
       </w:r>
     </w:p>
     <w:p>
@@ -1176,7 +1305,7 @@
           <w:rFonts w:ascii="Kaiti SC" w:hAnsi="Kaiti SC" w:eastAsia="Kaiti SC" w:cs="Kaiti SC"/>
           <w:sz w:val="21"/>
         </w:rPr>
-        <w:t>[7] 2026-10-15｜搜狐｜中国星网：国家体育总局、中国星网官宣，“卫星互联网+北斗”重磅签约 - 搜狐</w:t>
+        <w:t>[7] 2026-10-16｜bing.com｜Blue Origin：Blue Origin’s Latest Move Shows How It’s Quietly Taking On SpaceX</w:t>
       </w:r>
     </w:p>
     <w:p>
@@ -1197,7 +1326,7 @@
           <w:rFonts w:ascii="Kaiti SC" w:hAnsi="Kaiti SC" w:eastAsia="Kaiti SC" w:cs="Kaiti SC"/>
           <w:sz w:val="21"/>
         </w:rPr>
-        <w:t>[8] 2026-10-15｜bing.com｜Blue Origin：Blue Origin's New Glenn rocket nails first-ever droneship landing</w:t>
+        <w:t>[8] 2026-10-16｜Florida Today｜Blue Origin：After blast, Blue Origin pushes for multiple weekly Florida rocket launches - Florida Today</w:t>
       </w:r>
     </w:p>
     <w:p>
@@ -1218,7 +1347,7 @@
           <w:rFonts w:ascii="Kaiti SC" w:hAnsi="Kaiti SC" w:eastAsia="Kaiti SC" w:cs="Kaiti SC"/>
           <w:sz w:val="21"/>
         </w:rPr>
-        <w:t>[9] 2026-10-15｜space.com｜SpaceX：SpaceX wants to launch Starship more than 450 times per year from South Texas</w:t>
+        <w:t>[9] 2026-10-16｜bing.com｜SpaceX：White House Directed Pentagon to Restrict Ukraine Starshield Speeds, Clarifying Chain of Command</w:t>
       </w:r>
     </w:p>
     <w:p>
@@ -1239,7 +1368,7 @@
           <w:rFonts w:ascii="Kaiti SC" w:hAnsi="Kaiti SC" w:eastAsia="Kaiti SC" w:cs="Kaiti SC"/>
           <w:sz w:val="21"/>
         </w:rPr>
-        <w:t>[10] 2026-10-15｜台州新闻｜蓝箭航天：湖嘉造火箭台州组卫星朱雀二号改进型遥四运载火箭发射成功-台州频道 - 台州新闻</w:t>
+        <w:t>[10] 2026-10-16｜新浪财经｜蓝箭航天：4家“成都投”企业携手完成朱雀二号一箭十星发射任务 - 新浪财经</w:t>
       </w:r>
     </w:p>
     <w:p>
@@ -1260,7 +1389,7 @@
           <w:rFonts w:ascii="Kaiti SC" w:hAnsi="Kaiti SC" w:eastAsia="Kaiti SC" w:cs="Kaiti SC"/>
           <w:sz w:val="21"/>
         </w:rPr>
-        <w:t>[11] 2026-10-15｜西藏自治区科学技术厅｜蓝箭航天：朱雀二号改进型火箭“一箭十星”发射成功 - 西藏自治区科学技术厅</w:t>
+        <w:t>[11] 2026-10-16｜bing.com｜SpaceX：What Starlink direct-to-cell can (and can't) actually do on your phone</w:t>
       </w:r>
     </w:p>
     <w:p>
@@ -1281,7 +1410,7 @@
           <w:rFonts w:ascii="Kaiti SC" w:hAnsi="Kaiti SC" w:eastAsia="Kaiti SC" w:cs="Kaiti SC"/>
           <w:sz w:val="21"/>
         </w:rPr>
-        <w:t>[12] 2026-10-15｜新华网河北频道｜中国星网：国家体育总局与中国星网签署战略合作框架协议 - 新华网河北频道</w:t>
+        <w:t>[12] 2026-10-16｜bing.com｜SpaceX：What Starlink direct-to-cell can (and can't) actually do on your phone</w:t>
       </w:r>
     </w:p>
     <w:p>
@@ -1302,7 +1431,7 @@
           <w:rFonts w:ascii="Kaiti SC" w:hAnsi="Kaiti SC" w:eastAsia="Kaiti SC" w:cs="Kaiti SC"/>
           <w:sz w:val="21"/>
         </w:rPr>
-        <w:t>[13] 2026-10-15｜新华网河北频道｜中国星网：国家体育总局与中国星网签署战略合作框架协议 - 新华网河北频道</w:t>
+        <w:t>[13] 2026-10-16｜中国雄安官网｜中国星网：国家体育总局与中国星网在雄安签署战略合作框架协议 - 中国雄安官网</w:t>
       </w:r>
     </w:p>
     <w:p>
@@ -1323,7 +1452,49 @@
           <w:rFonts w:ascii="Kaiti SC" w:hAnsi="Kaiti SC" w:eastAsia="Kaiti SC" w:cs="Kaiti SC"/>
           <w:sz w:val="21"/>
         </w:rPr>
-        <w:t>[14] 2026-10-15｜Jiemian.com｜蓝箭航天：商业航天突发！朱雀二号“一箭十星”成功发射，SpaceX 申请年发射提至456次 - Jiemian.com</w:t>
+        <w:t>[14] 2026-10-16｜spacewatch.global｜蓝箭航天：China’s LandSpace Launches 10 Satellites to Advance Orbital Computing and Communications</w:t>
+      </w:r>
+    </w:p>
+    <w:p>
+      <w:pPr>
+        <w:keepLines/>
+        <w:spacing w:after="60"/>
+        <w:ind w:left="369" w:hanging="227"/>
+      </w:pPr>
+      <w:r>
+        <w:rPr>
+          <w:rFonts w:ascii="Kaiti SC" w:hAnsi="Kaiti SC" w:eastAsia="Kaiti SC" w:cs="Kaiti SC"/>
+          <w:sz w:val="21"/>
+        </w:rPr>
+        <w:t xml:space="preserve">✓ </w:t>
+      </w:r>
+      <w:r>
+        <w:rPr>
+          <w:rFonts w:ascii="Kaiti SC" w:hAnsi="Kaiti SC" w:eastAsia="Kaiti SC" w:cs="Kaiti SC"/>
+          <w:sz w:val="21"/>
+        </w:rPr>
+        <w:t>[15] 2026-10-16｜satnews.com｜蓝箭航天：LandSpace Launches Zhuque-2E Carrying Eight ADAspace Orbital Data Center Satellites</w:t>
+      </w:r>
+    </w:p>
+    <w:p>
+      <w:pPr>
+        <w:keepLines/>
+        <w:spacing w:after="60"/>
+        <w:ind w:left="369" w:hanging="227"/>
+      </w:pPr>
+      <w:r>
+        <w:rPr>
+          <w:rFonts w:ascii="Kaiti SC" w:hAnsi="Kaiti SC" w:eastAsia="Kaiti SC" w:cs="Kaiti SC"/>
+          <w:sz w:val="21"/>
+        </w:rPr>
+        <w:t xml:space="preserve">✓ </w:t>
+      </w:r>
+      <w:r>
+        <w:rPr>
+          <w:rFonts w:ascii="Kaiti SC" w:hAnsi="Kaiti SC" w:eastAsia="Kaiti SC" w:cs="Kaiti SC"/>
+          <w:sz w:val="21"/>
+        </w:rPr>
+        <w:t>[16] 2026-10-16｜财富号｜中科宇航：中国公司追赶商业载荷返回，中科宇航把空间制药验证排到2027年 - 财富号</w:t>
       </w:r>
     </w:p>
     <w:sectPr>

--- a/docs/data/reports/daily-documents/latest/previous_daily_report.docx
+++ b/docs/data/reports/daily-documents/latest/previous_daily_report.docx
@@ -26,7 +26,7 @@
           <w:rFonts w:ascii="Kaiti SC" w:hAnsi="Kaiti SC" w:eastAsia="Kaiti SC" w:cs="Kaiti SC"/>
           <w:sz w:val="21"/>
         </w:rPr>
-        <w:t>2026-10-16（上一自然日）</w:t>
+        <w:t>2026-10-17（上一自然日）</w:t>
       </w:r>
     </w:p>
     <w:tbl>
@@ -81,7 +81,7 @@
                 <w:b w:val="0"/>
                 <w:sz w:val="19"/>
               </w:rPr>
-              <w:t>2026-10-16</w:t>
+              <w:t>2026-10-17</w:t>
             </w:r>
           </w:p>
         </w:tc>
@@ -127,7 +127,7 @@
                 <w:b w:val="0"/>
                 <w:sz w:val="19"/>
               </w:rPr>
-              <w:t>45 条 / 5 家</w:t>
+              <w:t>11 条 / 3 家</w:t>
             </w:r>
           </w:p>
         </w:tc>
@@ -173,7 +173,7 @@
                 <w:b w:val="0"/>
                 <w:sz w:val="19"/>
               </w:rPr>
-              <w:t>19 个</w:t>
+              <w:t>3 个</w:t>
             </w:r>
           </w:p>
         </w:tc>
@@ -219,7 +219,7 @@
                 <w:b w:val="0"/>
                 <w:sz w:val="19"/>
               </w:rPr>
-              <w:t>2026-10-17</w:t>
+              <w:t>2026-10-18</w:t>
             </w:r>
           </w:p>
         </w:tc>
@@ -245,7 +245,7 @@
     </w:p>
     <w:p>
       <w:r>
-        <w:t>2026-10-16 共归档 45 条新闻，覆盖 5 家公司、19 个信息来源。 新闻量较多的公司包括 Blue Origin、SpaceX、蓝箭航天、中国星网。</w:t>
+        <w:t>2026-10-17 共归档 11 条新闻，覆盖 3 家公司、3 个信息来源。 新闻量较多的公司包括 SpaceX、Blue Origin、星际荣耀。</w:t>
       </w:r>
     </w:p>
     <w:p>
@@ -279,7 +279,7 @@
           <w:rFonts w:ascii="Kaiti SC" w:hAnsi="Kaiti SC" w:eastAsia="Kaiti SC" w:cs="Kaiti SC"/>
           <w:sz w:val="21"/>
         </w:rPr>
-        <w:t>【发射与任务】Blue Origin：Blue Origin to add new Florida launch pads, seeks aggressive increase in New Glenn flight rate （Spaceflight Now）</w:t>
+        <w:t>【其他动态】SpaceX：SpaceX satellite system not fully operational in Ukraine yet, Zelensky says （bing.com）</w:t>
       </w:r>
     </w:p>
     <w:p>
@@ -300,7 +300,7 @@
           <w:rFonts w:ascii="Kaiti SC" w:hAnsi="Kaiti SC" w:eastAsia="Kaiti SC" w:cs="Kaiti SC"/>
           <w:sz w:val="21"/>
         </w:rPr>
-        <w:t>【发射与任务】SpaceX：Live coverage: SpaceX to launch classified payload for U.S. Space Force （Spaceflight Now）</w:t>
+        <w:t>【发射与任务】Blue Origin：Blue Origin Invests More Than $3 Billion In Florida Infrastructure To Support Multiple Launches Per Week （bing.com）</w:t>
       </w:r>
     </w:p>
     <w:p>
@@ -321,7 +321,7 @@
           <w:rFonts w:ascii="Kaiti SC" w:hAnsi="Kaiti SC" w:eastAsia="Kaiti SC" w:cs="Kaiti SC"/>
           <w:sz w:val="21"/>
         </w:rPr>
-        <w:t>【发射与任务】蓝箭航天：朱雀二号一箭十星发射成功，国内商业航天叙事估值锚或上移至“追赶兑现”丨盘前线索 - 东方财富 （东方财富）</w:t>
+        <w:t>【发射与任务】Blue Origin：Blue Origin Invests More Than $3 Billion In Florida Infrastructure To Support Multiple Launches Per Week （bing.com）</w:t>
       </w:r>
     </w:p>
     <w:p>
@@ -342,7 +342,7 @@
           <w:rFonts w:ascii="Kaiti SC" w:hAnsi="Kaiti SC" w:eastAsia="Kaiti SC" w:cs="Kaiti SC"/>
           <w:sz w:val="21"/>
         </w:rPr>
-        <w:t>【其他动态】SpaceX：SpaceX’s Starlink encourages every satellite operator to share data with Stargaze platform, for safety - Data Center Dynamics （Data Center Dynamics）</w:t>
+        <w:t>【发射与任务】Blue Origin：Blue Origin investing $330M in Florida to boost rocket launches （bing.com）</w:t>
       </w:r>
     </w:p>
     <w:p>
@@ -363,7 +363,7 @@
           <w:rFonts w:ascii="Kaiti SC" w:hAnsi="Kaiti SC" w:eastAsia="Kaiti SC" w:cs="Kaiti SC"/>
           <w:sz w:val="21"/>
         </w:rPr>
-        <w:t>【发射与任务】Blue Origin：Blue Origin plans $330 million Florida expansion to ramp New Glenn launches - CNBC （CNBC）</w:t>
+        <w:t>【其他动态】SpaceX：SpaceX Starlink Cuts Hobbled Ukraine Before Russian Bombardment （bing.com）</w:t>
       </w:r>
     </w:p>
     <w:p>
@@ -384,7 +384,7 @@
           <w:rFonts w:ascii="Kaiti SC" w:hAnsi="Kaiti SC" w:eastAsia="Kaiti SC" w:cs="Kaiti SC"/>
           <w:sz w:val="21"/>
         </w:rPr>
-        <w:t>【发射与任务】Blue Origin：Blue Origin Unveils Plans for Massive Upgrade to Its Florida Facilities （bing.com）</w:t>
+        <w:t>【其他动态】SpaceX：SpaceX buys $8 billion spectrum to expand Starlink mobile network （bing.com）</w:t>
       </w:r>
     </w:p>
     <w:p>
@@ -405,7 +405,7 @@
           <w:rFonts w:ascii="Kaiti SC" w:hAnsi="Kaiti SC" w:eastAsia="Kaiti SC" w:cs="Kaiti SC"/>
           <w:sz w:val="21"/>
         </w:rPr>
-        <w:t>【发射与任务】Blue Origin：Blue Origin’s Latest Move Shows How It’s Quietly Taking On SpaceX （bing.com）</w:t>
+        <w:t>【产品与技术】星际荣耀：“成都造”火箭加速上新！成都产投旗下重产基金投资企业星际荣耀超级工厂冲刺年底竣工 - 搜狐网 （搜狐网）</w:t>
       </w:r>
     </w:p>
     <w:p>
@@ -426,7 +426,7 @@
           <w:rFonts w:ascii="Kaiti SC" w:hAnsi="Kaiti SC" w:eastAsia="Kaiti SC" w:cs="Kaiti SC"/>
           <w:sz w:val="21"/>
         </w:rPr>
-        <w:t>【发射与任务】Blue Origin：After blast, Blue Origin pushes for multiple weekly Florida rocket launches - Florida Today （Florida Today）</w:t>
+        <w:t>【产品与技术】星际荣耀：“成都造”火箭加速上新！成都产投旗下重产基金投资企业星际荣耀超级工厂冲刺年底竣工 - 搜狐网 （搜狐网）</w:t>
       </w:r>
     </w:p>
     <w:p>
@@ -447,7 +447,7 @@
           <w:rFonts w:ascii="Kaiti SC" w:hAnsi="Kaiti SC" w:eastAsia="Kaiti SC" w:cs="Kaiti SC"/>
           <w:sz w:val="21"/>
         </w:rPr>
-        <w:t>【其他动态】SpaceX：White House Directed Pentagon to Restrict Ukraine Starshield Speeds, Clarifying Chain of Command （bing.com）</w:t>
+        <w:t>【其他动态】SpaceX：SpaceX Starlink cuts hobbled Ukraine before Russian bombardment （bing.com）</w:t>
       </w:r>
     </w:p>
     <w:p>
@@ -468,133 +468,7 @@
           <w:rFonts w:ascii="Kaiti SC" w:hAnsi="Kaiti SC" w:eastAsia="Kaiti SC" w:cs="Kaiti SC"/>
           <w:sz w:val="21"/>
         </w:rPr>
-        <w:t>【发射与任务】蓝箭航天：4家“成都投”企业携手完成朱雀二号一箭十星发射任务 - 新浪财经 （新浪财经）</w:t>
-      </w:r>
-    </w:p>
-    <w:p>
-      <w:pPr>
-        <w:keepLines/>
-        <w:spacing w:after="60"/>
-        <w:ind w:left="369" w:hanging="227"/>
-      </w:pPr>
-      <w:r>
-        <w:rPr>
-          <w:rFonts w:ascii="Kaiti SC" w:hAnsi="Kaiti SC" w:eastAsia="Kaiti SC" w:cs="Kaiti SC"/>
-          <w:sz w:val="21"/>
-        </w:rPr>
-        <w:t xml:space="preserve">➢ </w:t>
-      </w:r>
-      <w:r>
-        <w:rPr>
-          <w:rFonts w:ascii="Kaiti SC" w:hAnsi="Kaiti SC" w:eastAsia="Kaiti SC" w:cs="Kaiti SC"/>
-          <w:sz w:val="21"/>
-        </w:rPr>
-        <w:t>【其他动态】SpaceX：What Starlink direct-to-cell can (and can't) actually do on your phone （bing.com）</w:t>
-      </w:r>
-    </w:p>
-    <w:p>
-      <w:pPr>
-        <w:keepLines/>
-        <w:spacing w:after="60"/>
-        <w:ind w:left="369" w:hanging="227"/>
-      </w:pPr>
-      <w:r>
-        <w:rPr>
-          <w:rFonts w:ascii="Kaiti SC" w:hAnsi="Kaiti SC" w:eastAsia="Kaiti SC" w:cs="Kaiti SC"/>
-          <w:sz w:val="21"/>
-        </w:rPr>
-        <w:t xml:space="preserve">➢ </w:t>
-      </w:r>
-      <w:r>
-        <w:rPr>
-          <w:rFonts w:ascii="Kaiti SC" w:hAnsi="Kaiti SC" w:eastAsia="Kaiti SC" w:cs="Kaiti SC"/>
-          <w:sz w:val="21"/>
-        </w:rPr>
-        <w:t>【其他动态】SpaceX：What Starlink direct-to-cell can (and can't) actually do on your phone （bing.com）</w:t>
-      </w:r>
-    </w:p>
-    <w:p>
-      <w:pPr>
-        <w:keepLines/>
-        <w:spacing w:after="60"/>
-        <w:ind w:left="369" w:hanging="227"/>
-      </w:pPr>
-      <w:r>
-        <w:rPr>
-          <w:rFonts w:ascii="Kaiti SC" w:hAnsi="Kaiti SC" w:eastAsia="Kaiti SC" w:cs="Kaiti SC"/>
-          <w:sz w:val="21"/>
-        </w:rPr>
-        <w:t xml:space="preserve">➢ </w:t>
-      </w:r>
-      <w:r>
-        <w:rPr>
-          <w:rFonts w:ascii="Kaiti SC" w:hAnsi="Kaiti SC" w:eastAsia="Kaiti SC" w:cs="Kaiti SC"/>
-          <w:sz w:val="21"/>
-        </w:rPr>
-        <w:t>【订单与合作】中国星网：国家体育总局与中国星网在雄安签署战略合作框架协议 - 中国雄安官网 （中国雄安官网）</w:t>
-      </w:r>
-    </w:p>
-    <w:p>
-      <w:pPr>
-        <w:keepLines/>
-        <w:spacing w:after="60"/>
-        <w:ind w:left="369" w:hanging="227"/>
-      </w:pPr>
-      <w:r>
-        <w:rPr>
-          <w:rFonts w:ascii="Kaiti SC" w:hAnsi="Kaiti SC" w:eastAsia="Kaiti SC" w:cs="Kaiti SC"/>
-          <w:sz w:val="21"/>
-        </w:rPr>
-        <w:t xml:space="preserve">➢ </w:t>
-      </w:r>
-      <w:r>
-        <w:rPr>
-          <w:rFonts w:ascii="Kaiti SC" w:hAnsi="Kaiti SC" w:eastAsia="Kaiti SC" w:cs="Kaiti SC"/>
-          <w:sz w:val="21"/>
-        </w:rPr>
-        <w:t>【发射与任务】蓝箭航天：China’s LandSpace Launches 10 Satellites to Advance Orbital Computing and Communications （spacewatch.global）</w:t>
-      </w:r>
-    </w:p>
-    <w:p>
-      <w:pPr>
-        <w:keepLines/>
-        <w:spacing w:after="60"/>
-        <w:ind w:left="369" w:hanging="227"/>
-      </w:pPr>
-      <w:r>
-        <w:rPr>
-          <w:rFonts w:ascii="Kaiti SC" w:hAnsi="Kaiti SC" w:eastAsia="Kaiti SC" w:cs="Kaiti SC"/>
-          <w:sz w:val="21"/>
-        </w:rPr>
-        <w:t xml:space="preserve">➢ </w:t>
-      </w:r>
-      <w:r>
-        <w:rPr>
-          <w:rFonts w:ascii="Kaiti SC" w:hAnsi="Kaiti SC" w:eastAsia="Kaiti SC" w:cs="Kaiti SC"/>
-          <w:sz w:val="21"/>
-        </w:rPr>
-        <w:t>【发射与任务】蓝箭航天：LandSpace Launches Zhuque-2E Carrying Eight ADAspace Orbital Data Center Satellites （satnews.com）</w:t>
-      </w:r>
-    </w:p>
-    <w:p>
-      <w:pPr>
-        <w:keepLines/>
-        <w:spacing w:after="60"/>
-        <w:ind w:left="369" w:hanging="227"/>
-      </w:pPr>
-      <w:r>
-        <w:rPr>
-          <w:rFonts w:ascii="Kaiti SC" w:hAnsi="Kaiti SC" w:eastAsia="Kaiti SC" w:cs="Kaiti SC"/>
-          <w:sz w:val="21"/>
-        </w:rPr>
-        <w:t xml:space="preserve">➢ </w:t>
-      </w:r>
-      <w:r>
-        <w:rPr>
-          <w:rFonts w:ascii="Kaiti SC" w:hAnsi="Kaiti SC" w:eastAsia="Kaiti SC" w:cs="Kaiti SC"/>
-          <w:sz w:val="21"/>
-        </w:rPr>
-        <w:t>【其他动态】中科宇航：中国公司追赶商业载荷返回，中科宇航把空间制药验证排到2027年 - 财富号 （财富号）</w:t>
+        <w:t>【其他动态】SpaceX：Trump Denies SpaceX’s Starlink Was Slowed Down Over Ukraine By Either White House Or Elon Musk: Report （bing.com）</w:t>
       </w:r>
     </w:p>
     <w:p>
@@ -732,7 +606,7 @@
                 <w:b w:val="0"/>
                 <w:sz w:val="19"/>
               </w:rPr>
-              <w:t>Blue Origin</w:t>
+              <w:t>SpaceX</w:t>
             </w:r>
           </w:p>
         </w:tc>
@@ -753,7 +627,7 @@
                 <w:b w:val="0"/>
                 <w:sz w:val="19"/>
               </w:rPr>
-              <w:t>23</w:t>
+              <w:t>6</w:t>
             </w:r>
           </w:p>
         </w:tc>
@@ -774,7 +648,7 @@
                 <w:b w:val="0"/>
                 <w:sz w:val="19"/>
               </w:rPr>
-              <w:t>发射与任务、产品与技术、其他动态</w:t>
+              <w:t>其他动态</w:t>
             </w:r>
           </w:p>
         </w:tc>
@@ -794,7 +668,7 @@
                 <w:b w:val="0"/>
                 <w:sz w:val="19"/>
               </w:rPr>
-              <w:t>Blue Origin to add new Florida launch pads, seeks aggressive increase in New Glenn flight rate</w:t>
+              <w:t>SpaceX satellite system not fully operational in Ukraine yet, Zelensky says</w:t>
             </w:r>
           </w:p>
         </w:tc>
@@ -819,7 +693,7 @@
                 <w:b w:val="0"/>
                 <w:sz w:val="19"/>
               </w:rPr>
-              <w:t>SpaceX</w:t>
+              <w:t>Blue Origin</w:t>
             </w:r>
           </w:p>
         </w:tc>
@@ -840,94 +714,7 @@
                 <w:b w:val="0"/>
                 <w:sz w:val="19"/>
               </w:rPr>
-              <w:t>16</w:t>
-            </w:r>
-          </w:p>
-        </w:tc>
-        <w:tc>
-          <w:tcPr>
-            <w:tcW w:type="dxa" w:w="2075"/>
-            <w:vAlign w:val="center"/>
-          </w:tcPr>
-          <w:p>
-            <w:pPr>
-              <w:spacing w:after="0" w:line="252" w:lineRule="auto"/>
-              <w:jc w:val="center"/>
-            </w:pPr>
-            <w:r/>
-            <w:r>
-              <w:rPr>
-                <w:rFonts w:ascii="Kaiti SC" w:hAnsi="Kaiti SC" w:eastAsia="Kaiti SC" w:cs="Kaiti SC"/>
-                <w:b w:val="0"/>
-                <w:sz w:val="19"/>
-              </w:rPr>
-              <w:t>发射与任务、其他动态、订单与合作</w:t>
-            </w:r>
-          </w:p>
-        </w:tc>
-        <w:tc>
-          <w:tcPr>
-            <w:tcW w:type="dxa" w:w="2075"/>
-            <w:vAlign w:val="center"/>
-          </w:tcPr>
-          <w:p>
-            <w:pPr>
-              <w:spacing w:after="0" w:line="252" w:lineRule="auto"/>
-            </w:pPr>
-            <w:r/>
-            <w:r>
-              <w:rPr>
-                <w:rFonts w:ascii="Kaiti SC" w:hAnsi="Kaiti SC" w:eastAsia="Kaiti SC" w:cs="Kaiti SC"/>
-                <w:b w:val="0"/>
-                <w:sz w:val="19"/>
-              </w:rPr>
-              <w:t>Live coverage: SpaceX to launch classified payload for U.S. Space Force</w:t>
-            </w:r>
-          </w:p>
-        </w:tc>
-      </w:tr>
-      <w:tr>
-        <w:trPr>
-          <w:cantSplit/>
-        </w:trPr>
-        <w:tc>
-          <w:tcPr>
-            <w:tcW w:type="dxa" w:w="2075"/>
-            <w:vAlign w:val="center"/>
-          </w:tcPr>
-          <w:p>
-            <w:pPr>
-              <w:spacing w:after="0" w:line="252" w:lineRule="auto"/>
-            </w:pPr>
-            <w:r/>
-            <w:r>
-              <w:rPr>
-                <w:rFonts w:ascii="Kaiti SC" w:hAnsi="Kaiti SC" w:eastAsia="Kaiti SC" w:cs="Kaiti SC"/>
-                <w:b w:val="0"/>
-                <w:sz w:val="19"/>
-              </w:rPr>
-              <w:t>蓝箭航天</w:t>
-            </w:r>
-          </w:p>
-        </w:tc>
-        <w:tc>
-          <w:tcPr>
-            <w:tcW w:type="dxa" w:w="2075"/>
-            <w:vAlign w:val="center"/>
-          </w:tcPr>
-          <w:p>
-            <w:pPr>
-              <w:spacing w:after="0" w:line="252" w:lineRule="auto"/>
-              <w:jc w:val="center"/>
-            </w:pPr>
-            <w:r/>
-            <w:r>
-              <w:rPr>
-                <w:rFonts w:ascii="Kaiti SC" w:hAnsi="Kaiti SC" w:eastAsia="Kaiti SC" w:cs="Kaiti SC"/>
-                <w:b w:val="0"/>
-                <w:sz w:val="19"/>
-              </w:rPr>
-              <w:t>4</w:t>
+              <w:t>3</w:t>
             </w:r>
           </w:p>
         </w:tc>
@@ -968,7 +755,7 @@
                 <w:b w:val="0"/>
                 <w:sz w:val="19"/>
               </w:rPr>
-              <w:t>朱雀二号一箭十星发射成功，国内商业航天叙事估值锚或上移至“追赶兑现”丨盘前线索 - 东方财富</w:t>
+              <w:t>Blue Origin Invests More Than $3 Billion In Florida Infrastructure To Support Multiple Launches Per Week</w:t>
             </w:r>
           </w:p>
         </w:tc>
@@ -993,7 +780,7 @@
                 <w:b w:val="0"/>
                 <w:sz w:val="19"/>
               </w:rPr>
-              <w:t>中国星网</w:t>
+              <w:t>星际荣耀</w:t>
             </w:r>
           </w:p>
         </w:tc>
@@ -1014,7 +801,7 @@
                 <w:b w:val="0"/>
                 <w:sz w:val="19"/>
               </w:rPr>
-              <w:t>1</w:t>
+              <w:t>2</w:t>
             </w:r>
           </w:p>
         </w:tc>
@@ -1035,7 +822,7 @@
                 <w:b w:val="0"/>
                 <w:sz w:val="19"/>
               </w:rPr>
-              <w:t>订单与合作</w:t>
+              <w:t>产品与技术</w:t>
             </w:r>
           </w:p>
         </w:tc>
@@ -1055,94 +842,7 @@
                 <w:b w:val="0"/>
                 <w:sz w:val="19"/>
               </w:rPr>
-              <w:t>国家体育总局与中国星网在雄安签署战略合作框架协议 - 中国雄安官网</w:t>
-            </w:r>
-          </w:p>
-        </w:tc>
-      </w:tr>
-      <w:tr>
-        <w:trPr>
-          <w:cantSplit/>
-        </w:trPr>
-        <w:tc>
-          <w:tcPr>
-            <w:tcW w:type="dxa" w:w="2075"/>
-            <w:vAlign w:val="center"/>
-          </w:tcPr>
-          <w:p>
-            <w:pPr>
-              <w:spacing w:after="0" w:line="252" w:lineRule="auto"/>
-            </w:pPr>
-            <w:r/>
-            <w:r>
-              <w:rPr>
-                <w:rFonts w:ascii="Kaiti SC" w:hAnsi="Kaiti SC" w:eastAsia="Kaiti SC" w:cs="Kaiti SC"/>
-                <w:b w:val="0"/>
-                <w:sz w:val="19"/>
-              </w:rPr>
-              <w:t>中科宇航</w:t>
-            </w:r>
-          </w:p>
-        </w:tc>
-        <w:tc>
-          <w:tcPr>
-            <w:tcW w:type="dxa" w:w="2075"/>
-            <w:vAlign w:val="center"/>
-          </w:tcPr>
-          <w:p>
-            <w:pPr>
-              <w:spacing w:after="0" w:line="252" w:lineRule="auto"/>
-              <w:jc w:val="center"/>
-            </w:pPr>
-            <w:r/>
-            <w:r>
-              <w:rPr>
-                <w:rFonts w:ascii="Kaiti SC" w:hAnsi="Kaiti SC" w:eastAsia="Kaiti SC" w:cs="Kaiti SC"/>
-                <w:b w:val="0"/>
-                <w:sz w:val="19"/>
-              </w:rPr>
-              <w:t>1</w:t>
-            </w:r>
-          </w:p>
-        </w:tc>
-        <w:tc>
-          <w:tcPr>
-            <w:tcW w:type="dxa" w:w="2075"/>
-            <w:vAlign w:val="center"/>
-          </w:tcPr>
-          <w:p>
-            <w:pPr>
-              <w:spacing w:after="0" w:line="252" w:lineRule="auto"/>
-              <w:jc w:val="center"/>
-            </w:pPr>
-            <w:r/>
-            <w:r>
-              <w:rPr>
-                <w:rFonts w:ascii="Kaiti SC" w:hAnsi="Kaiti SC" w:eastAsia="Kaiti SC" w:cs="Kaiti SC"/>
-                <w:b w:val="0"/>
-                <w:sz w:val="19"/>
-              </w:rPr>
-              <w:t>其他动态</w:t>
-            </w:r>
-          </w:p>
-        </w:tc>
-        <w:tc>
-          <w:tcPr>
-            <w:tcW w:type="dxa" w:w="2075"/>
-            <w:vAlign w:val="center"/>
-          </w:tcPr>
-          <w:p>
-            <w:pPr>
-              <w:spacing w:after="0" w:line="252" w:lineRule="auto"/>
-            </w:pPr>
-            <w:r/>
-            <w:r>
-              <w:rPr>
-                <w:rFonts w:ascii="Kaiti SC" w:hAnsi="Kaiti SC" w:eastAsia="Kaiti SC" w:cs="Kaiti SC"/>
-                <w:b w:val="0"/>
-                <w:sz w:val="19"/>
-              </w:rPr>
-              <w:t>中国公司追赶商业载荷返回，中科宇航把空间制药验证排到2027年 - 财富号</w:t>
+              <w:t>“成都造”火箭加速上新！成都产投旗下重产基金投资企业星际荣耀超级工厂冲刺年底竣工 - 搜狐网</w:t>
             </w:r>
           </w:p>
         </w:tc>
@@ -1179,7 +879,7 @@
           <w:rFonts w:ascii="Kaiti SC" w:hAnsi="Kaiti SC" w:eastAsia="Kaiti SC" w:cs="Kaiti SC"/>
           <w:sz w:val="21"/>
         </w:rPr>
-        <w:t>[1] 2026-10-16｜Spaceflight Now｜Blue Origin：Blue Origin to add new Florida launch pads, seeks aggressive increase in New Glenn flight rate</w:t>
+        <w:t>[1] 2026-10-17｜bing.com｜SpaceX：SpaceX satellite system not fully operational in Ukraine yet, Zelensky says</w:t>
       </w:r>
     </w:p>
     <w:p>
@@ -1200,7 +900,7 @@
           <w:rFonts w:ascii="Kaiti SC" w:hAnsi="Kaiti SC" w:eastAsia="Kaiti SC" w:cs="Kaiti SC"/>
           <w:sz w:val="21"/>
         </w:rPr>
-        <w:t>[2] 2026-10-16｜Spaceflight Now｜SpaceX：Live coverage: SpaceX to launch classified payload for U.S. Space Force</w:t>
+        <w:t>[2] 2026-10-17｜bing.com｜Blue Origin：Blue Origin Invests More Than $3 Billion In Florida Infrastructure To Support Multiple Launches Per Week</w:t>
       </w:r>
     </w:p>
     <w:p>
@@ -1221,7 +921,7 @@
           <w:rFonts w:ascii="Kaiti SC" w:hAnsi="Kaiti SC" w:eastAsia="Kaiti SC" w:cs="Kaiti SC"/>
           <w:sz w:val="21"/>
         </w:rPr>
-        <w:t>[3] 2026-10-16｜东方财富｜蓝箭航天：朱雀二号一箭十星发射成功，国内商业航天叙事估值锚或上移至“追赶兑现”丨盘前线索 - 东方财富</w:t>
+        <w:t>[3] 2026-10-17｜bing.com｜Blue Origin：Blue Origin Invests More Than $3 Billion In Florida Infrastructure To Support Multiple Launches Per Week</w:t>
       </w:r>
     </w:p>
     <w:p>
@@ -1242,7 +942,7 @@
           <w:rFonts w:ascii="Kaiti SC" w:hAnsi="Kaiti SC" w:eastAsia="Kaiti SC" w:cs="Kaiti SC"/>
           <w:sz w:val="21"/>
         </w:rPr>
-        <w:t>[4] 2026-10-16｜Data Center Dynamics｜SpaceX：SpaceX’s Starlink encourages every satellite operator to share data with Stargaze platform, for safety - Data Center Dynamics</w:t>
+        <w:t>[4] 2026-10-17｜bing.com｜Blue Origin：Blue Origin investing $330M in Florida to boost rocket launches</w:t>
       </w:r>
     </w:p>
     <w:p>
@@ -1263,7 +963,7 @@
           <w:rFonts w:ascii="Kaiti SC" w:hAnsi="Kaiti SC" w:eastAsia="Kaiti SC" w:cs="Kaiti SC"/>
           <w:sz w:val="21"/>
         </w:rPr>
-        <w:t>[5] 2026-10-16｜CNBC｜Blue Origin：Blue Origin plans $330 million Florida expansion to ramp New Glenn launches - CNBC</w:t>
+        <w:t>[5] 2026-10-17｜bing.com｜SpaceX：SpaceX Starlink Cuts Hobbled Ukraine Before Russian Bombardment</w:t>
       </w:r>
     </w:p>
     <w:p>
@@ -1284,7 +984,7 @@
           <w:rFonts w:ascii="Kaiti SC" w:hAnsi="Kaiti SC" w:eastAsia="Kaiti SC" w:cs="Kaiti SC"/>
           <w:sz w:val="21"/>
         </w:rPr>
-        <w:t>[6] 2026-10-16｜bing.com｜Blue Origin：Blue Origin Unveils Plans for Massive Upgrade to Its Florida Facilities</w:t>
+        <w:t>[6] 2026-10-17｜bing.com｜SpaceX：SpaceX buys $8 billion spectrum to expand Starlink mobile network</w:t>
       </w:r>
     </w:p>
     <w:p>
@@ -1305,7 +1005,7 @@
           <w:rFonts w:ascii="Kaiti SC" w:hAnsi="Kaiti SC" w:eastAsia="Kaiti SC" w:cs="Kaiti SC"/>
           <w:sz w:val="21"/>
         </w:rPr>
-        <w:t>[7] 2026-10-16｜bing.com｜Blue Origin：Blue Origin’s Latest Move Shows How It’s Quietly Taking On SpaceX</w:t>
+        <w:t>[7] 2026-10-17｜搜狐网｜星际荣耀：“成都造”火箭加速上新！成都产投旗下重产基金投资企业星际荣耀超级工厂冲刺年底竣工 - 搜狐网</w:t>
       </w:r>
     </w:p>
     <w:p>
@@ -1326,7 +1026,7 @@
           <w:rFonts w:ascii="Kaiti SC" w:hAnsi="Kaiti SC" w:eastAsia="Kaiti SC" w:cs="Kaiti SC"/>
           <w:sz w:val="21"/>
         </w:rPr>
-        <w:t>[8] 2026-10-16｜Florida Today｜Blue Origin：After blast, Blue Origin pushes for multiple weekly Florida rocket launches - Florida Today</w:t>
+        <w:t>[8] 2026-10-17｜搜狐网｜星际荣耀：“成都造”火箭加速上新！成都产投旗下重产基金投资企业星际荣耀超级工厂冲刺年底竣工 - 搜狐网</w:t>
       </w:r>
     </w:p>
     <w:p>
@@ -1347,7 +1047,7 @@
           <w:rFonts w:ascii="Kaiti SC" w:hAnsi="Kaiti SC" w:eastAsia="Kaiti SC" w:cs="Kaiti SC"/>
           <w:sz w:val="21"/>
         </w:rPr>
-        <w:t>[9] 2026-10-16｜bing.com｜SpaceX：White House Directed Pentagon to Restrict Ukraine Starshield Speeds, Clarifying Chain of Command</w:t>
+        <w:t>[9] 2026-10-17｜bing.com｜SpaceX：SpaceX Starlink cuts hobbled Ukraine before Russian bombardment</w:t>
       </w:r>
     </w:p>
     <w:p>
@@ -1368,133 +1068,7 @@
           <w:rFonts w:ascii="Kaiti SC" w:hAnsi="Kaiti SC" w:eastAsia="Kaiti SC" w:cs="Kaiti SC"/>
           <w:sz w:val="21"/>
         </w:rPr>
-        <w:t>[10] 2026-10-16｜新浪财经｜蓝箭航天：4家“成都投”企业携手完成朱雀二号一箭十星发射任务 - 新浪财经</w:t>
-      </w:r>
-    </w:p>
-    <w:p>
-      <w:pPr>
-        <w:keepLines/>
-        <w:spacing w:after="60"/>
-        <w:ind w:left="369" w:hanging="227"/>
-      </w:pPr>
-      <w:r>
-        <w:rPr>
-          <w:rFonts w:ascii="Kaiti SC" w:hAnsi="Kaiti SC" w:eastAsia="Kaiti SC" w:cs="Kaiti SC"/>
-          <w:sz w:val="21"/>
-        </w:rPr>
-        <w:t xml:space="preserve">✓ </w:t>
-      </w:r>
-      <w:r>
-        <w:rPr>
-          <w:rFonts w:ascii="Kaiti SC" w:hAnsi="Kaiti SC" w:eastAsia="Kaiti SC" w:cs="Kaiti SC"/>
-          <w:sz w:val="21"/>
-        </w:rPr>
-        <w:t>[11] 2026-10-16｜bing.com｜SpaceX：What Starlink direct-to-cell can (and can't) actually do on your phone</w:t>
-      </w:r>
-    </w:p>
-    <w:p>
-      <w:pPr>
-        <w:keepLines/>
-        <w:spacing w:after="60"/>
-        <w:ind w:left="369" w:hanging="227"/>
-      </w:pPr>
-      <w:r>
-        <w:rPr>
-          <w:rFonts w:ascii="Kaiti SC" w:hAnsi="Kaiti SC" w:eastAsia="Kaiti SC" w:cs="Kaiti SC"/>
-          <w:sz w:val="21"/>
-        </w:rPr>
-        <w:t xml:space="preserve">✓ </w:t>
-      </w:r>
-      <w:r>
-        <w:rPr>
-          <w:rFonts w:ascii="Kaiti SC" w:hAnsi="Kaiti SC" w:eastAsia="Kaiti SC" w:cs="Kaiti SC"/>
-          <w:sz w:val="21"/>
-        </w:rPr>
-        <w:t>[12] 2026-10-16｜bing.com｜SpaceX：What Starlink direct-to-cell can (and can't) actually do on your phone</w:t>
-      </w:r>
-    </w:p>
-    <w:p>
-      <w:pPr>
-        <w:keepLines/>
-        <w:spacing w:after="60"/>
-        <w:ind w:left="369" w:hanging="227"/>
-      </w:pPr>
-      <w:r>
-        <w:rPr>
-          <w:rFonts w:ascii="Kaiti SC" w:hAnsi="Kaiti SC" w:eastAsia="Kaiti SC" w:cs="Kaiti SC"/>
-          <w:sz w:val="21"/>
-        </w:rPr>
-        <w:t xml:space="preserve">✓ </w:t>
-      </w:r>
-      <w:r>
-        <w:rPr>
-          <w:rFonts w:ascii="Kaiti SC" w:hAnsi="Kaiti SC" w:eastAsia="Kaiti SC" w:cs="Kaiti SC"/>
-          <w:sz w:val="21"/>
-        </w:rPr>
-        <w:t>[13] 2026-10-16｜中国雄安官网｜中国星网：国家体育总局与中国星网在雄安签署战略合作框架协议 - 中国雄安官网</w:t>
-      </w:r>
-    </w:p>
-    <w:p>
-      <w:pPr>
-        <w:keepLines/>
-        <w:spacing w:after="60"/>
-        <w:ind w:left="369" w:hanging="227"/>
-      </w:pPr>
-      <w:r>
-        <w:rPr>
-          <w:rFonts w:ascii="Kaiti SC" w:hAnsi="Kaiti SC" w:eastAsia="Kaiti SC" w:cs="Kaiti SC"/>
-          <w:sz w:val="21"/>
-        </w:rPr>
-        <w:t xml:space="preserve">✓ </w:t>
-      </w:r>
-      <w:r>
-        <w:rPr>
-          <w:rFonts w:ascii="Kaiti SC" w:hAnsi="Kaiti SC" w:eastAsia="Kaiti SC" w:cs="Kaiti SC"/>
-          <w:sz w:val="21"/>
-        </w:rPr>
-        <w:t>[14] 2026-10-16｜spacewatch.global｜蓝箭航天：China’s LandSpace Launches 10 Satellites to Advance Orbital Computing and Communications</w:t>
-      </w:r>
-    </w:p>
-    <w:p>
-      <w:pPr>
-        <w:keepLines/>
-        <w:spacing w:after="60"/>
-        <w:ind w:left="369" w:hanging="227"/>
-      </w:pPr>
-      <w:r>
-        <w:rPr>
-          <w:rFonts w:ascii="Kaiti SC" w:hAnsi="Kaiti SC" w:eastAsia="Kaiti SC" w:cs="Kaiti SC"/>
-          <w:sz w:val="21"/>
-        </w:rPr>
-        <w:t xml:space="preserve">✓ </w:t>
-      </w:r>
-      <w:r>
-        <w:rPr>
-          <w:rFonts w:ascii="Kaiti SC" w:hAnsi="Kaiti SC" w:eastAsia="Kaiti SC" w:cs="Kaiti SC"/>
-          <w:sz w:val="21"/>
-        </w:rPr>
-        <w:t>[15] 2026-10-16｜satnews.com｜蓝箭航天：LandSpace Launches Zhuque-2E Carrying Eight ADAspace Orbital Data Center Satellites</w:t>
-      </w:r>
-    </w:p>
-    <w:p>
-      <w:pPr>
-        <w:keepLines/>
-        <w:spacing w:after="60"/>
-        <w:ind w:left="369" w:hanging="227"/>
-      </w:pPr>
-      <w:r>
-        <w:rPr>
-          <w:rFonts w:ascii="Kaiti SC" w:hAnsi="Kaiti SC" w:eastAsia="Kaiti SC" w:cs="Kaiti SC"/>
-          <w:sz w:val="21"/>
-        </w:rPr>
-        <w:t xml:space="preserve">✓ </w:t>
-      </w:r>
-      <w:r>
-        <w:rPr>
-          <w:rFonts w:ascii="Kaiti SC" w:hAnsi="Kaiti SC" w:eastAsia="Kaiti SC" w:cs="Kaiti SC"/>
-          <w:sz w:val="21"/>
-        </w:rPr>
-        <w:t>[16] 2026-10-16｜财富号｜中科宇航：中国公司追赶商业载荷返回，中科宇航把空间制药验证排到2027年 - 财富号</w:t>
+        <w:t>[10] 2026-10-17｜bing.com｜SpaceX：Trump Denies SpaceX’s Starlink Was Slowed Down Over Ukraine By Either White House Or Elon Musk: Report</w:t>
       </w:r>
     </w:p>
     <w:sectPr>

--- a/docs/data/reports/daily-documents/latest/previous_daily_report.docx
+++ b/docs/data/reports/daily-documents/latest/previous_daily_report.docx
@@ -26,7 +26,7 @@
           <w:rFonts w:ascii="Kaiti SC" w:hAnsi="Kaiti SC" w:eastAsia="Kaiti SC" w:cs="Kaiti SC"/>
           <w:sz w:val="21"/>
         </w:rPr>
-        <w:t>2026-10-17（上一自然日）</w:t>
+        <w:t>2026-10-18（上一自然日）</w:t>
       </w:r>
     </w:p>
     <w:tbl>
@@ -81,7 +81,7 @@
                 <w:b w:val="0"/>
                 <w:sz w:val="19"/>
               </w:rPr>
-              <w:t>2026-10-17</w:t>
+              <w:t>2026-10-18</w:t>
             </w:r>
           </w:p>
         </w:tc>
@@ -127,7 +127,7 @@
                 <w:b w:val="0"/>
                 <w:sz w:val="19"/>
               </w:rPr>
-              <w:t>11 条 / 3 家</w:t>
+              <w:t>10 条 / 3 家</w:t>
             </w:r>
           </w:p>
         </w:tc>
@@ -173,7 +173,7 @@
                 <w:b w:val="0"/>
                 <w:sz w:val="19"/>
               </w:rPr>
-              <w:t>3 个</w:t>
+              <w:t>4 个</w:t>
             </w:r>
           </w:p>
         </w:tc>
@@ -219,7 +219,7 @@
                 <w:b w:val="0"/>
                 <w:sz w:val="19"/>
               </w:rPr>
-              <w:t>2026-10-18</w:t>
+              <w:t>2026-10-19</w:t>
             </w:r>
           </w:p>
         </w:tc>
@@ -245,7 +245,7 @@
     </w:p>
     <w:p>
       <w:r>
-        <w:t>2026-10-17 共归档 11 条新闻，覆盖 3 家公司、3 个信息来源。 新闻量较多的公司包括 SpaceX、Blue Origin、星际荣耀。</w:t>
+        <w:t>2026-10-18 共归档 10 条新闻，覆盖 3 家公司、4 个信息来源。 新闻量较多的公司包括 SpaceX、Blue Origin、蓝箭航天。</w:t>
       </w:r>
     </w:p>
     <w:p>
@@ -279,7 +279,7 @@
           <w:rFonts w:ascii="Kaiti SC" w:hAnsi="Kaiti SC" w:eastAsia="Kaiti SC" w:cs="Kaiti SC"/>
           <w:sz w:val="21"/>
         </w:rPr>
-        <w:t>【其他动态】SpaceX：SpaceX satellite system not fully operational in Ukraine yet, Zelensky says （bing.com）</w:t>
+        <w:t>【市场与股价】Blue Origin：Blue Origin Expands Florida Launch Pads To Challenge SpaceX Launch Dominance （bing.com）</w:t>
       </w:r>
     </w:p>
     <w:p>
@@ -300,7 +300,7 @@
           <w:rFonts w:ascii="Kaiti SC" w:hAnsi="Kaiti SC" w:eastAsia="Kaiti SC" w:cs="Kaiti SC"/>
           <w:sz w:val="21"/>
         </w:rPr>
-        <w:t>【发射与任务】Blue Origin：Blue Origin Invests More Than $3 Billion In Florida Infrastructure To Support Multiple Launches Per Week （bing.com）</w:t>
+        <w:t>【其他动态】SpaceX：Ukraine and the U.S. are at odds over Starshield. Here's what to know （bing.com）</w:t>
       </w:r>
     </w:p>
     <w:p>
@@ -321,7 +321,7 @@
           <w:rFonts w:ascii="Kaiti SC" w:hAnsi="Kaiti SC" w:eastAsia="Kaiti SC" w:cs="Kaiti SC"/>
           <w:sz w:val="21"/>
         </w:rPr>
-        <w:t>【发射与任务】Blue Origin：Blue Origin Invests More Than $3 Billion In Florida Infrastructure To Support Multiple Launches Per Week （bing.com）</w:t>
+        <w:t>【其他动态】SpaceX：Rep. Turner calls for congressional probe into Starlink disruption （bing.com）</w:t>
       </w:r>
     </w:p>
     <w:p>
@@ -342,7 +342,7 @@
           <w:rFonts w:ascii="Kaiti SC" w:hAnsi="Kaiti SC" w:eastAsia="Kaiti SC" w:cs="Kaiti SC"/>
           <w:sz w:val="21"/>
         </w:rPr>
-        <w:t>【发射与任务】Blue Origin：Blue Origin investing $330M in Florida to boost rocket launches （bing.com）</w:t>
+        <w:t>【发射与任务】Blue Origin：Blue Origin expansion plans aim for multiple Space Coast launches a week - Orlando Sentinel （Orlando Sentinel）</w:t>
       </w:r>
     </w:p>
     <w:p>
@@ -363,7 +363,7 @@
           <w:rFonts w:ascii="Kaiti SC" w:hAnsi="Kaiti SC" w:eastAsia="Kaiti SC" w:cs="Kaiti SC"/>
           <w:sz w:val="21"/>
         </w:rPr>
-        <w:t>【其他动态】SpaceX：SpaceX Starlink Cuts Hobbled Ukraine Before Russian Bombardment （bing.com）</w:t>
+        <w:t>【发射与任务】SpaceX：How Many Starlink Satellites Are In Orbit Today? （bing.com）</w:t>
       </w:r>
     </w:p>
     <w:p>
@@ -384,7 +384,7 @@
           <w:rFonts w:ascii="Kaiti SC" w:hAnsi="Kaiti SC" w:eastAsia="Kaiti SC" w:cs="Kaiti SC"/>
           <w:sz w:val="21"/>
         </w:rPr>
-        <w:t>【其他动态】SpaceX：SpaceX buys $8 billion spectrum to expand Starlink mobile network （bing.com）</w:t>
+        <w:t>【其他动态】SpaceX：Zelenskyy Says Starlink Restrictions Continue, Harms Ukraine's Military, People （bing.com）</w:t>
       </w:r>
     </w:p>
     <w:p>
@@ -405,7 +405,7 @@
           <w:rFonts w:ascii="Kaiti SC" w:hAnsi="Kaiti SC" w:eastAsia="Kaiti SC" w:cs="Kaiti SC"/>
           <w:sz w:val="21"/>
         </w:rPr>
-        <w:t>【产品与技术】星际荣耀：“成都造”火箭加速上新！成都产投旗下重产基金投资企业星际荣耀超级工厂冲刺年底竣工 - 搜狐网 （搜狐网）</w:t>
+        <w:t>【发射与任务】Blue Origin：Blue Origin expansion plans aim for multiple Space Coast launches a week （bing.com）</w:t>
       </w:r>
     </w:p>
     <w:p>
@@ -426,7 +426,7 @@
           <w:rFonts w:ascii="Kaiti SC" w:hAnsi="Kaiti SC" w:eastAsia="Kaiti SC" w:cs="Kaiti SC"/>
           <w:sz w:val="21"/>
         </w:rPr>
-        <w:t>【产品与技术】星际荣耀：“成都造”火箭加速上新！成都产投旗下重产基金投资企业星际荣耀超级工厂冲刺年底竣工 - 搜狐网 （搜狐网）</w:t>
+        <w:t>【其他动态】SpaceX：SpaceX Is Buying Airwaves to Take On the Wireless Carriers. Is the Stock a Buy? （bing.com）</w:t>
       </w:r>
     </w:p>
     <w:p>
@@ -447,28 +447,7 @@
           <w:rFonts w:ascii="Kaiti SC" w:hAnsi="Kaiti SC" w:eastAsia="Kaiti SC" w:cs="Kaiti SC"/>
           <w:sz w:val="21"/>
         </w:rPr>
-        <w:t>【其他动态】SpaceX：SpaceX Starlink cuts hobbled Ukraine before Russian bombardment （bing.com）</w:t>
-      </w:r>
-    </w:p>
-    <w:p>
-      <w:pPr>
-        <w:keepLines/>
-        <w:spacing w:after="60"/>
-        <w:ind w:left="369" w:hanging="227"/>
-      </w:pPr>
-      <w:r>
-        <w:rPr>
-          <w:rFonts w:ascii="Kaiti SC" w:hAnsi="Kaiti SC" w:eastAsia="Kaiti SC" w:cs="Kaiti SC"/>
-          <w:sz w:val="21"/>
-        </w:rPr>
-        <w:t xml:space="preserve">➢ </w:t>
-      </w:r>
-      <w:r>
-        <w:rPr>
-          <w:rFonts w:ascii="Kaiti SC" w:hAnsi="Kaiti SC" w:eastAsia="Kaiti SC" w:cs="Kaiti SC"/>
-          <w:sz w:val="21"/>
-        </w:rPr>
-        <w:t>【其他动态】SpaceX：Trump Denies SpaceX’s Starlink Was Slowed Down Over Ukraine By Either White House Or Elon Musk: Report （bing.com）</w:t>
+        <w:t>【发射与任务】蓝箭航天：国防军工行业周报：朱雀二号改进型遥四一箭十星_行业研究_研报 - 证券之星 （证券之星）</w:t>
       </w:r>
     </w:p>
     <w:p>
@@ -648,7 +627,7 @@
                 <w:b w:val="0"/>
                 <w:sz w:val="19"/>
               </w:rPr>
-              <w:t>其他动态</w:t>
+              <w:t>其他动态、发射与任务</w:t>
             </w:r>
           </w:p>
         </w:tc>
@@ -668,7 +647,7 @@
                 <w:b w:val="0"/>
                 <w:sz w:val="19"/>
               </w:rPr>
-              <w:t>SpaceX satellite system not fully operational in Ukraine yet, Zelensky says</w:t>
+              <w:t>Ukraine and the U.S. are at odds over Starshield. Here's what to know</w:t>
             </w:r>
           </w:p>
         </w:tc>
@@ -735,7 +714,7 @@
                 <w:b w:val="0"/>
                 <w:sz w:val="19"/>
               </w:rPr>
-              <w:t>发射与任务</w:t>
+              <w:t>市场与股价、发射与任务</w:t>
             </w:r>
           </w:p>
         </w:tc>
@@ -755,7 +734,7 @@
                 <w:b w:val="0"/>
                 <w:sz w:val="19"/>
               </w:rPr>
-              <w:t>Blue Origin Invests More Than $3 Billion In Florida Infrastructure To Support Multiple Launches Per Week</w:t>
+              <w:t>Blue Origin Expands Florida Launch Pads To Challenge SpaceX Launch Dominance</w:t>
             </w:r>
           </w:p>
         </w:tc>
@@ -780,7 +759,7 @@
                 <w:b w:val="0"/>
                 <w:sz w:val="19"/>
               </w:rPr>
-              <w:t>星际荣耀</w:t>
+              <w:t>蓝箭航天</w:t>
             </w:r>
           </w:p>
         </w:tc>
@@ -801,7 +780,7 @@
                 <w:b w:val="0"/>
                 <w:sz w:val="19"/>
               </w:rPr>
-              <w:t>2</w:t>
+              <w:t>1</w:t>
             </w:r>
           </w:p>
         </w:tc>
@@ -822,7 +801,7 @@
                 <w:b w:val="0"/>
                 <w:sz w:val="19"/>
               </w:rPr>
-              <w:t>产品与技术</w:t>
+              <w:t>发射与任务</w:t>
             </w:r>
           </w:p>
         </w:tc>
@@ -842,7 +821,7 @@
                 <w:b w:val="0"/>
                 <w:sz w:val="19"/>
               </w:rPr>
-              <w:t>“成都造”火箭加速上新！成都产投旗下重产基金投资企业星际荣耀超级工厂冲刺年底竣工 - 搜狐网</w:t>
+              <w:t>国防军工行业周报：朱雀二号改进型遥四一箭十星_行业研究_研报 - 证券之星</w:t>
             </w:r>
           </w:p>
         </w:tc>
@@ -879,7 +858,7 @@
           <w:rFonts w:ascii="Kaiti SC" w:hAnsi="Kaiti SC" w:eastAsia="Kaiti SC" w:cs="Kaiti SC"/>
           <w:sz w:val="21"/>
         </w:rPr>
-        <w:t>[1] 2026-10-17｜bing.com｜SpaceX：SpaceX satellite system not fully operational in Ukraine yet, Zelensky says</w:t>
+        <w:t>[1] 2026-10-18｜bing.com｜Blue Origin：Blue Origin Expands Florida Launch Pads To Challenge SpaceX Launch Dominance</w:t>
       </w:r>
     </w:p>
     <w:p>
@@ -900,7 +879,7 @@
           <w:rFonts w:ascii="Kaiti SC" w:hAnsi="Kaiti SC" w:eastAsia="Kaiti SC" w:cs="Kaiti SC"/>
           <w:sz w:val="21"/>
         </w:rPr>
-        <w:t>[2] 2026-10-17｜bing.com｜Blue Origin：Blue Origin Invests More Than $3 Billion In Florida Infrastructure To Support Multiple Launches Per Week</w:t>
+        <w:t>[2] 2026-10-18｜bing.com｜SpaceX：Ukraine and the U.S. are at odds over Starshield. Here's what to know</w:t>
       </w:r>
     </w:p>
     <w:p>
@@ -921,7 +900,7 @@
           <w:rFonts w:ascii="Kaiti SC" w:hAnsi="Kaiti SC" w:eastAsia="Kaiti SC" w:cs="Kaiti SC"/>
           <w:sz w:val="21"/>
         </w:rPr>
-        <w:t>[3] 2026-10-17｜bing.com｜Blue Origin：Blue Origin Invests More Than $3 Billion In Florida Infrastructure To Support Multiple Launches Per Week</w:t>
+        <w:t>[3] 2026-10-18｜bing.com｜SpaceX：Rep. Turner calls for congressional probe into Starlink disruption</w:t>
       </w:r>
     </w:p>
     <w:p>
@@ -942,7 +921,7 @@
           <w:rFonts w:ascii="Kaiti SC" w:hAnsi="Kaiti SC" w:eastAsia="Kaiti SC" w:cs="Kaiti SC"/>
           <w:sz w:val="21"/>
         </w:rPr>
-        <w:t>[4] 2026-10-17｜bing.com｜Blue Origin：Blue Origin investing $330M in Florida to boost rocket launches</w:t>
+        <w:t>[4] 2026-10-18｜Orlando Sentinel｜Blue Origin：Blue Origin expansion plans aim for multiple Space Coast launches a week - Orlando Sentinel</w:t>
       </w:r>
     </w:p>
     <w:p>
@@ -963,7 +942,7 @@
           <w:rFonts w:ascii="Kaiti SC" w:hAnsi="Kaiti SC" w:eastAsia="Kaiti SC" w:cs="Kaiti SC"/>
           <w:sz w:val="21"/>
         </w:rPr>
-        <w:t>[5] 2026-10-17｜bing.com｜SpaceX：SpaceX Starlink Cuts Hobbled Ukraine Before Russian Bombardment</w:t>
+        <w:t>[5] 2026-10-18｜bing.com｜SpaceX：How Many Starlink Satellites Are In Orbit Today?</w:t>
       </w:r>
     </w:p>
     <w:p>
@@ -984,7 +963,7 @@
           <w:rFonts w:ascii="Kaiti SC" w:hAnsi="Kaiti SC" w:eastAsia="Kaiti SC" w:cs="Kaiti SC"/>
           <w:sz w:val="21"/>
         </w:rPr>
-        <w:t>[6] 2026-10-17｜bing.com｜SpaceX：SpaceX buys $8 billion spectrum to expand Starlink mobile network</w:t>
+        <w:t>[6] 2026-10-18｜bing.com｜SpaceX：Zelenskyy Says Starlink Restrictions Continue, Harms Ukraine's Military, People</w:t>
       </w:r>
     </w:p>
     <w:p>
@@ -1005,7 +984,7 @@
           <w:rFonts w:ascii="Kaiti SC" w:hAnsi="Kaiti SC" w:eastAsia="Kaiti SC" w:cs="Kaiti SC"/>
           <w:sz w:val="21"/>
         </w:rPr>
-        <w:t>[7] 2026-10-17｜搜狐网｜星际荣耀：“成都造”火箭加速上新！成都产投旗下重产基金投资企业星际荣耀超级工厂冲刺年底竣工 - 搜狐网</w:t>
+        <w:t>[7] 2026-10-18｜bing.com｜Blue Origin：Blue Origin expansion plans aim for multiple Space Coast launches a week</w:t>
       </w:r>
     </w:p>
     <w:p>
@@ -1026,7 +1005,7 @@
           <w:rFonts w:ascii="Kaiti SC" w:hAnsi="Kaiti SC" w:eastAsia="Kaiti SC" w:cs="Kaiti SC"/>
           <w:sz w:val="21"/>
         </w:rPr>
-        <w:t>[8] 2026-10-17｜搜狐网｜星际荣耀：“成都造”火箭加速上新！成都产投旗下重产基金投资企业星际荣耀超级工厂冲刺年底竣工 - 搜狐网</w:t>
+        <w:t>[8] 2026-10-18｜bing.com｜SpaceX：SpaceX Is Buying Airwaves to Take On the Wireless Carriers. Is the Stock a Buy?</w:t>
       </w:r>
     </w:p>
     <w:p>
@@ -1047,28 +1026,7 @@
           <w:rFonts w:ascii="Kaiti SC" w:hAnsi="Kaiti SC" w:eastAsia="Kaiti SC" w:cs="Kaiti SC"/>
           <w:sz w:val="21"/>
         </w:rPr>
-        <w:t>[9] 2026-10-17｜bing.com｜SpaceX：SpaceX Starlink cuts hobbled Ukraine before Russian bombardment</w:t>
-      </w:r>
-    </w:p>
-    <w:p>
-      <w:pPr>
-        <w:keepLines/>
-        <w:spacing w:after="60"/>
-        <w:ind w:left="369" w:hanging="227"/>
-      </w:pPr>
-      <w:r>
-        <w:rPr>
-          <w:rFonts w:ascii="Kaiti SC" w:hAnsi="Kaiti SC" w:eastAsia="Kaiti SC" w:cs="Kaiti SC"/>
-          <w:sz w:val="21"/>
-        </w:rPr>
-        <w:t xml:space="preserve">✓ </w:t>
-      </w:r>
-      <w:r>
-        <w:rPr>
-          <w:rFonts w:ascii="Kaiti SC" w:hAnsi="Kaiti SC" w:eastAsia="Kaiti SC" w:cs="Kaiti SC"/>
-          <w:sz w:val="21"/>
-        </w:rPr>
-        <w:t>[10] 2026-10-17｜bing.com｜SpaceX：Trump Denies SpaceX’s Starlink Was Slowed Down Over Ukraine By Either White House Or Elon Musk: Report</w:t>
+        <w:t>[9] 2026-10-18｜证券之星｜蓝箭航天：国防军工行业周报：朱雀二号改进型遥四一箭十星_行业研究_研报 - 证券之星</w:t>
       </w:r>
     </w:p>
     <w:sectPr>

--- a/docs/data/reports/daily-documents/latest/previous_daily_report.docx
+++ b/docs/data/reports/daily-documents/latest/previous_daily_report.docx
@@ -26,7 +26,7 @@
           <w:rFonts w:ascii="Kaiti SC" w:hAnsi="Kaiti SC" w:eastAsia="Kaiti SC" w:cs="Kaiti SC"/>
           <w:sz w:val="21"/>
         </w:rPr>
-        <w:t>2026-10-18（上一自然日）</w:t>
+        <w:t>2026-10-19（上一自然日）</w:t>
       </w:r>
     </w:p>
     <w:tbl>
@@ -81,7 +81,7 @@
                 <w:b w:val="0"/>
                 <w:sz w:val="19"/>
               </w:rPr>
-              <w:t>2026-10-18</w:t>
+              <w:t>2026-10-19</w:t>
             </w:r>
           </w:p>
         </w:tc>
@@ -127,7 +127,7 @@
                 <w:b w:val="0"/>
                 <w:sz w:val="19"/>
               </w:rPr>
-              <w:t>10 条 / 3 家</w:t>
+              <w:t>31 条 / 5 家</w:t>
             </w:r>
           </w:p>
         </w:tc>
@@ -173,7 +173,7 @@
                 <w:b w:val="0"/>
                 <w:sz w:val="19"/>
               </w:rPr>
-              <w:t>4 个</w:t>
+              <w:t>14 个</w:t>
             </w:r>
           </w:p>
         </w:tc>
@@ -219,7 +219,7 @@
                 <w:b w:val="0"/>
                 <w:sz w:val="19"/>
               </w:rPr>
-              <w:t>2026-10-19</w:t>
+              <w:t>2026-10-20</w:t>
             </w:r>
           </w:p>
         </w:tc>
@@ -245,7 +245,7 @@
     </w:p>
     <w:p>
       <w:r>
-        <w:t>2026-10-18 共归档 10 条新闻，覆盖 3 家公司、4 个信息来源。 新闻量较多的公司包括 SpaceX、Blue Origin、蓝箭航天。</w:t>
+        <w:t>2026-10-19 共归档 31 条新闻，覆盖 5 家公司、14 个信息来源。 新闻量较多的公司包括 SpaceX、Blue Origin、银河航天、蓝箭航天。</w:t>
       </w:r>
     </w:p>
     <w:p>
@@ -279,7 +279,7 @@
           <w:rFonts w:ascii="Kaiti SC" w:hAnsi="Kaiti SC" w:eastAsia="Kaiti SC" w:cs="Kaiti SC"/>
           <w:sz w:val="21"/>
         </w:rPr>
-        <w:t>【市场与股价】Blue Origin：Blue Origin Expands Florida Launch Pads To Challenge SpaceX Launch Dominance （bing.com）</w:t>
+        <w:t>【发射与任务】SpaceX：Falcon 9 set to launch Bandwagon-5 rideshare mission from Florida （NASASpaceflight）</w:t>
       </w:r>
     </w:p>
     <w:p>
@@ -300,7 +300,7 @@
           <w:rFonts w:ascii="Kaiti SC" w:hAnsi="Kaiti SC" w:eastAsia="Kaiti SC" w:cs="Kaiti SC"/>
           <w:sz w:val="21"/>
         </w:rPr>
-        <w:t>【其他动态】SpaceX：Ukraine and the U.S. are at odds over Starshield. Here's what to know （bing.com）</w:t>
+        <w:t>【发射与任务】SpaceX：Live coverage: SpaceX to launch Starfall reentry capsule, 31 customer payloads on Bandwagon-5 rideshare mission （Spaceflight Now）</w:t>
       </w:r>
     </w:p>
     <w:p>
@@ -321,7 +321,7 @@
           <w:rFonts w:ascii="Kaiti SC" w:hAnsi="Kaiti SC" w:eastAsia="Kaiti SC" w:cs="Kaiti SC"/>
           <w:sz w:val="21"/>
         </w:rPr>
-        <w:t>【其他动态】SpaceX：Rep. Turner calls for congressional probe into Starlink disruption （bing.com）</w:t>
+        <w:t>【发射与任务】SpaceX：Poor weather forces scrub of Monday launch attempt of Bandwagon-5, SpaceX now targeting Tuesday - Spaceflight Now （Spaceflight Now）</w:t>
       </w:r>
     </w:p>
     <w:p>
@@ -342,7 +342,7 @@
           <w:rFonts w:ascii="Kaiti SC" w:hAnsi="Kaiti SC" w:eastAsia="Kaiti SC" w:cs="Kaiti SC"/>
           <w:sz w:val="21"/>
         </w:rPr>
-        <w:t>【发射与任务】Blue Origin：Blue Origin expansion plans aim for multiple Space Coast launches a week - Orlando Sentinel （Orlando Sentinel）</w:t>
+        <w:t>【发射与任务】蓝箭航天：朱雀二号改进型遥四运载火箭“一箭十星”发射成功星箭携手再飞天亦庄航天创新活力迸发_部门动态_首都之窗 - 北京市人民政府门户网站 （北京市人民政府门户网站）</w:t>
       </w:r>
     </w:p>
     <w:p>
@@ -363,7 +363,7 @@
           <w:rFonts w:ascii="Kaiti SC" w:hAnsi="Kaiti SC" w:eastAsia="Kaiti SC" w:cs="Kaiti SC"/>
           <w:sz w:val="21"/>
         </w:rPr>
-        <w:t>【发射与任务】SpaceX：How Many Starlink Satellites Are In Orbit Today? （bing.com）</w:t>
+        <w:t>【发射与任务】Blue Origin：Blue Origin expands Florida facilities to increase New Glenn launches despite rocket explosion （bing.com）</w:t>
       </w:r>
     </w:p>
     <w:p>
@@ -384,7 +384,7 @@
           <w:rFonts w:ascii="Kaiti SC" w:hAnsi="Kaiti SC" w:eastAsia="Kaiti SC" w:cs="Kaiti SC"/>
           <w:sz w:val="21"/>
         </w:rPr>
-        <w:t>【其他动态】SpaceX：Zelenskyy Says Starlink Restrictions Continue, Harms Ukraine's Military, People （bing.com）</w:t>
+        <w:t>【其他动态】SpaceX：Veon Says SpaceX's Starlink Mobile Reached 11 Million Users in Three Markets （bing.com）</w:t>
       </w:r>
     </w:p>
     <w:p>
@@ -405,7 +405,7 @@
           <w:rFonts w:ascii="Kaiti SC" w:hAnsi="Kaiti SC" w:eastAsia="Kaiti SC" w:cs="Kaiti SC"/>
           <w:sz w:val="21"/>
         </w:rPr>
-        <w:t>【发射与任务】Blue Origin：Blue Origin expansion plans aim for multiple Space Coast launches a week （bing.com）</w:t>
+        <w:t>【发射与任务】Blue Origin：Blue Origin seeks approval to dramatically increase New Glenn launches - WFTV （WFTV）</w:t>
       </w:r>
     </w:p>
     <w:p>
@@ -426,7 +426,7 @@
           <w:rFonts w:ascii="Kaiti SC" w:hAnsi="Kaiti SC" w:eastAsia="Kaiti SC" w:cs="Kaiti SC"/>
           <w:sz w:val="21"/>
         </w:rPr>
-        <w:t>【其他动态】SpaceX：SpaceX Is Buying Airwaves to Take On the Wireless Carriers. Is the Stock a Buy? （bing.com）</w:t>
+        <w:t>【发射与任务】Blue Origin：Blue Origin commits $330M to rocket infrastructure （bing.com）</w:t>
       </w:r>
     </w:p>
     <w:p>
@@ -447,7 +447,175 @@
           <w:rFonts w:ascii="Kaiti SC" w:hAnsi="Kaiti SC" w:eastAsia="Kaiti SC" w:cs="Kaiti SC"/>
           <w:sz w:val="21"/>
         </w:rPr>
-        <w:t>【发射与任务】蓝箭航天：国防军工行业周报：朱雀二号改进型遥四一箭十星_行业研究_研报 - 证券之星 （证券之星）</w:t>
+        <w:t>【发射与任务】Blue Origin：Blue Origin commits $330M to rocket infrastructure （bing.com）</w:t>
+      </w:r>
+    </w:p>
+    <w:p>
+      <w:pPr>
+        <w:keepLines/>
+        <w:spacing w:after="60"/>
+        <w:ind w:left="369" w:hanging="227"/>
+      </w:pPr>
+      <w:r>
+        <w:rPr>
+          <w:rFonts w:ascii="Kaiti SC" w:hAnsi="Kaiti SC" w:eastAsia="Kaiti SC" w:cs="Kaiti SC"/>
+          <w:sz w:val="21"/>
+        </w:rPr>
+        <w:t xml:space="preserve">➢ </w:t>
+      </w:r>
+      <w:r>
+        <w:rPr>
+          <w:rFonts w:ascii="Kaiti SC" w:hAnsi="Kaiti SC" w:eastAsia="Kaiti SC" w:cs="Kaiti SC"/>
+          <w:sz w:val="21"/>
+        </w:rPr>
+        <w:t>【发射与任务】Blue Origin：Blue Origin commits $330M to rocket infrastructure （bing.com）</w:t>
+      </w:r>
+    </w:p>
+    <w:p>
+      <w:pPr>
+        <w:keepLines/>
+        <w:spacing w:after="60"/>
+        <w:ind w:left="369" w:hanging="227"/>
+      </w:pPr>
+      <w:r>
+        <w:rPr>
+          <w:rFonts w:ascii="Kaiti SC" w:hAnsi="Kaiti SC" w:eastAsia="Kaiti SC" w:cs="Kaiti SC"/>
+          <w:sz w:val="21"/>
+        </w:rPr>
+        <w:t xml:space="preserve">➢ </w:t>
+      </w:r>
+      <w:r>
+        <w:rPr>
+          <w:rFonts w:ascii="Kaiti SC" w:hAnsi="Kaiti SC" w:eastAsia="Kaiti SC" w:cs="Kaiti SC"/>
+          <w:sz w:val="21"/>
+        </w:rPr>
+        <w:t>【发射与任务】SpaceX：India Reinforces Security and Spectrum Safeguards, Restricting Unmonitored Starlink and NTN Entry （satnews.com）</w:t>
+      </w:r>
+    </w:p>
+    <w:p>
+      <w:pPr>
+        <w:keepLines/>
+        <w:spacing w:after="60"/>
+        <w:ind w:left="369" w:hanging="227"/>
+      </w:pPr>
+      <w:r>
+        <w:rPr>
+          <w:rFonts w:ascii="Kaiti SC" w:hAnsi="Kaiti SC" w:eastAsia="Kaiti SC" w:cs="Kaiti SC"/>
+          <w:sz w:val="21"/>
+        </w:rPr>
+        <w:t xml:space="preserve">➢ </w:t>
+      </w:r>
+      <w:r>
+        <w:rPr>
+          <w:rFonts w:ascii="Kaiti SC" w:hAnsi="Kaiti SC" w:eastAsia="Kaiti SC" w:cs="Kaiti SC"/>
+          <w:sz w:val="21"/>
+        </w:rPr>
+        <w:t>【产品与技术】银河航天：银河航天入股卫星柔性太阳翼研发商昇帆科技 - 证券时报网 （证券时报网）</w:t>
+      </w:r>
+    </w:p>
+    <w:p>
+      <w:pPr>
+        <w:keepLines/>
+        <w:spacing w:after="60"/>
+        <w:ind w:left="369" w:hanging="227"/>
+      </w:pPr>
+      <w:r>
+        <w:rPr>
+          <w:rFonts w:ascii="Kaiti SC" w:hAnsi="Kaiti SC" w:eastAsia="Kaiti SC" w:cs="Kaiti SC"/>
+          <w:sz w:val="21"/>
+        </w:rPr>
+        <w:t xml:space="preserve">➢ </w:t>
+      </w:r>
+      <w:r>
+        <w:rPr>
+          <w:rFonts w:ascii="Kaiti SC" w:hAnsi="Kaiti SC" w:eastAsia="Kaiti SC" w:cs="Kaiti SC"/>
+          <w:sz w:val="21"/>
+        </w:rPr>
+        <w:t>【其他动态】星际荣耀：星际荣耀 以1585.32万元取得成都一宗地使用权 - 未来天玑 （未来天玑）</w:t>
+      </w:r>
+    </w:p>
+    <w:p>
+      <w:pPr>
+        <w:keepLines/>
+        <w:spacing w:after="60"/>
+        <w:ind w:left="369" w:hanging="227"/>
+      </w:pPr>
+      <w:r>
+        <w:rPr>
+          <w:rFonts w:ascii="Kaiti SC" w:hAnsi="Kaiti SC" w:eastAsia="Kaiti SC" w:cs="Kaiti SC"/>
+          <w:sz w:val="21"/>
+        </w:rPr>
+        <w:t xml:space="preserve">➢ </w:t>
+      </w:r>
+      <w:r>
+        <w:rPr>
+          <w:rFonts w:ascii="Kaiti SC" w:hAnsi="Kaiti SC" w:eastAsia="Kaiti SC" w:cs="Kaiti SC"/>
+          <w:sz w:val="21"/>
+        </w:rPr>
+        <w:t>【产品与技术】银河航天：银河航天入股北京昇帆科技，后者为卫星柔性太阳翼研发商 - 36Kr （36Kr）</w:t>
+      </w:r>
+    </w:p>
+    <w:p>
+      <w:pPr>
+        <w:keepLines/>
+        <w:spacing w:after="60"/>
+        <w:ind w:left="369" w:hanging="227"/>
+      </w:pPr>
+      <w:r>
+        <w:rPr>
+          <w:rFonts w:ascii="Kaiti SC" w:hAnsi="Kaiti SC" w:eastAsia="Kaiti SC" w:cs="Kaiti SC"/>
+          <w:sz w:val="21"/>
+        </w:rPr>
+        <w:t xml:space="preserve">➢ </w:t>
+      </w:r>
+      <w:r>
+        <w:rPr>
+          <w:rFonts w:ascii="Kaiti SC" w:hAnsi="Kaiti SC" w:eastAsia="Kaiti SC" w:cs="Kaiti SC"/>
+          <w:sz w:val="21"/>
+        </w:rPr>
+        <w:t>【产品与技术】银河航天：银河航天入股北京昇帆科技，后者为卫星柔性太阳翼研发商 - Jiemian.com （Jiemian.com）</w:t>
+      </w:r>
+    </w:p>
+    <w:p>
+      <w:pPr>
+        <w:keepLines/>
+        <w:spacing w:after="60"/>
+        <w:ind w:left="369" w:hanging="227"/>
+      </w:pPr>
+      <w:r>
+        <w:rPr>
+          <w:rFonts w:ascii="Kaiti SC" w:hAnsi="Kaiti SC" w:eastAsia="Kaiti SC" w:cs="Kaiti SC"/>
+          <w:sz w:val="21"/>
+        </w:rPr>
+        <w:t xml:space="preserve">➢ </w:t>
+      </w:r>
+      <w:r>
+        <w:rPr>
+          <w:rFonts w:ascii="Kaiti SC" w:hAnsi="Kaiti SC" w:eastAsia="Kaiti SC" w:cs="Kaiti SC"/>
+          <w:sz w:val="21"/>
+        </w:rPr>
+        <w:t>【发射与任务】蓝箭航天：一周企业动态盘点丨面壁智能发布新一代MiniCPM-V 4.7；蓝箭航天朱雀二号改进型火箭“一箭十星”发射 - 北京市科学技术委员会 （北京市科学技术委员会）</w:t>
+      </w:r>
+    </w:p>
+    <w:p>
+      <w:pPr>
+        <w:keepLines/>
+        <w:spacing w:after="60"/>
+        <w:ind w:left="369" w:hanging="227"/>
+      </w:pPr>
+      <w:r>
+        <w:rPr>
+          <w:rFonts w:ascii="Kaiti SC" w:hAnsi="Kaiti SC" w:eastAsia="Kaiti SC" w:cs="Kaiti SC"/>
+          <w:sz w:val="21"/>
+        </w:rPr>
+        <w:t xml:space="preserve">➢ </w:t>
+      </w:r>
+      <w:r>
+        <w:rPr>
+          <w:rFonts w:ascii="Kaiti SC" w:hAnsi="Kaiti SC" w:eastAsia="Kaiti SC" w:cs="Kaiti SC"/>
+          <w:sz w:val="21"/>
+        </w:rPr>
+        <w:t>【产品与技术】银河航天：10:49:25【银河航天入股卫星柔性太阳翼研发商昇帆科技】 - 财联社 （财联社）</w:t>
       </w:r>
     </w:p>
     <w:p>
@@ -606,7 +774,7 @@
                 <w:b w:val="0"/>
                 <w:sz w:val="19"/>
               </w:rPr>
-              <w:t>6</w:t>
+              <w:t>19</w:t>
             </w:r>
           </w:p>
         </w:tc>
@@ -627,7 +795,7 @@
                 <w:b w:val="0"/>
                 <w:sz w:val="19"/>
               </w:rPr>
-              <w:t>其他动态、发射与任务</w:t>
+              <w:t>发射与任务、其他动态</w:t>
             </w:r>
           </w:p>
         </w:tc>
@@ -647,7 +815,7 @@
                 <w:b w:val="0"/>
                 <w:sz w:val="19"/>
               </w:rPr>
-              <w:t>Ukraine and the U.S. are at odds over Starshield. Here's what to know</w:t>
+              <w:t>Falcon 9 set to launch Bandwagon-5 rideshare mission from Florida</w:t>
             </w:r>
           </w:p>
         </w:tc>
@@ -693,7 +861,7 @@
                 <w:b w:val="0"/>
                 <w:sz w:val="19"/>
               </w:rPr>
-              <w:t>3</w:t>
+              <w:t>5</w:t>
             </w:r>
           </w:p>
         </w:tc>
@@ -714,7 +882,7 @@
                 <w:b w:val="0"/>
                 <w:sz w:val="19"/>
               </w:rPr>
-              <w:t>市场与股价、发射与任务</w:t>
+              <w:t>发射与任务</w:t>
             </w:r>
           </w:p>
         </w:tc>
@@ -734,7 +902,94 @@
                 <w:b w:val="0"/>
                 <w:sz w:val="19"/>
               </w:rPr>
-              <w:t>Blue Origin Expands Florida Launch Pads To Challenge SpaceX Launch Dominance</w:t>
+              <w:t>Blue Origin expands Florida facilities to increase New Glenn launches despite rocket explosion</w:t>
+            </w:r>
+          </w:p>
+        </w:tc>
+      </w:tr>
+      <w:tr>
+        <w:trPr>
+          <w:cantSplit/>
+        </w:trPr>
+        <w:tc>
+          <w:tcPr>
+            <w:tcW w:type="dxa" w:w="2075"/>
+            <w:vAlign w:val="center"/>
+          </w:tcPr>
+          <w:p>
+            <w:pPr>
+              <w:spacing w:after="0" w:line="252" w:lineRule="auto"/>
+            </w:pPr>
+            <w:r/>
+            <w:r>
+              <w:rPr>
+                <w:rFonts w:ascii="Kaiti SC" w:hAnsi="Kaiti SC" w:eastAsia="Kaiti SC" w:cs="Kaiti SC"/>
+                <w:b w:val="0"/>
+                <w:sz w:val="19"/>
+              </w:rPr>
+              <w:t>银河航天</w:t>
+            </w:r>
+          </w:p>
+        </w:tc>
+        <w:tc>
+          <w:tcPr>
+            <w:tcW w:type="dxa" w:w="2075"/>
+            <w:vAlign w:val="center"/>
+          </w:tcPr>
+          <w:p>
+            <w:pPr>
+              <w:spacing w:after="0" w:line="252" w:lineRule="auto"/>
+              <w:jc w:val="center"/>
+            </w:pPr>
+            <w:r/>
+            <w:r>
+              <w:rPr>
+                <w:rFonts w:ascii="Kaiti SC" w:hAnsi="Kaiti SC" w:eastAsia="Kaiti SC" w:cs="Kaiti SC"/>
+                <w:b w:val="0"/>
+                <w:sz w:val="19"/>
+              </w:rPr>
+              <w:t>4</w:t>
+            </w:r>
+          </w:p>
+        </w:tc>
+        <w:tc>
+          <w:tcPr>
+            <w:tcW w:type="dxa" w:w="2075"/>
+            <w:vAlign w:val="center"/>
+          </w:tcPr>
+          <w:p>
+            <w:pPr>
+              <w:spacing w:after="0" w:line="252" w:lineRule="auto"/>
+              <w:jc w:val="center"/>
+            </w:pPr>
+            <w:r/>
+            <w:r>
+              <w:rPr>
+                <w:rFonts w:ascii="Kaiti SC" w:hAnsi="Kaiti SC" w:eastAsia="Kaiti SC" w:cs="Kaiti SC"/>
+                <w:b w:val="0"/>
+                <w:sz w:val="19"/>
+              </w:rPr>
+              <w:t>产品与技术</w:t>
+            </w:r>
+          </w:p>
+        </w:tc>
+        <w:tc>
+          <w:tcPr>
+            <w:tcW w:type="dxa" w:w="2075"/>
+            <w:vAlign w:val="center"/>
+          </w:tcPr>
+          <w:p>
+            <w:pPr>
+              <w:spacing w:after="0" w:line="252" w:lineRule="auto"/>
+            </w:pPr>
+            <w:r/>
+            <w:r>
+              <w:rPr>
+                <w:rFonts w:ascii="Kaiti SC" w:hAnsi="Kaiti SC" w:eastAsia="Kaiti SC" w:cs="Kaiti SC"/>
+                <w:b w:val="0"/>
+                <w:sz w:val="19"/>
+              </w:rPr>
+              <w:t>银河航天入股卫星柔性太阳翼研发商昇帆科技 - 证券时报网</w:t>
             </w:r>
           </w:p>
         </w:tc>
@@ -780,7 +1035,7 @@
                 <w:b w:val="0"/>
                 <w:sz w:val="19"/>
               </w:rPr>
-              <w:t>1</w:t>
+              <w:t>2</w:t>
             </w:r>
           </w:p>
         </w:tc>
@@ -821,7 +1076,94 @@
                 <w:b w:val="0"/>
                 <w:sz w:val="19"/>
               </w:rPr>
-              <w:t>国防军工行业周报：朱雀二号改进型遥四一箭十星_行业研究_研报 - 证券之星</w:t>
+              <w:t>朱雀二号改进型遥四运载火箭“一箭十星”发射成功星箭携手再飞天亦庄航天创新活力迸发_部门动态_首都之窗 - 北京市人民政府门户网站</w:t>
+            </w:r>
+          </w:p>
+        </w:tc>
+      </w:tr>
+      <w:tr>
+        <w:trPr>
+          <w:cantSplit/>
+        </w:trPr>
+        <w:tc>
+          <w:tcPr>
+            <w:tcW w:type="dxa" w:w="2075"/>
+            <w:vAlign w:val="center"/>
+          </w:tcPr>
+          <w:p>
+            <w:pPr>
+              <w:spacing w:after="0" w:line="252" w:lineRule="auto"/>
+            </w:pPr>
+            <w:r/>
+            <w:r>
+              <w:rPr>
+                <w:rFonts w:ascii="Kaiti SC" w:hAnsi="Kaiti SC" w:eastAsia="Kaiti SC" w:cs="Kaiti SC"/>
+                <w:b w:val="0"/>
+                <w:sz w:val="19"/>
+              </w:rPr>
+              <w:t>星际荣耀</w:t>
+            </w:r>
+          </w:p>
+        </w:tc>
+        <w:tc>
+          <w:tcPr>
+            <w:tcW w:type="dxa" w:w="2075"/>
+            <w:vAlign w:val="center"/>
+          </w:tcPr>
+          <w:p>
+            <w:pPr>
+              <w:spacing w:after="0" w:line="252" w:lineRule="auto"/>
+              <w:jc w:val="center"/>
+            </w:pPr>
+            <w:r/>
+            <w:r>
+              <w:rPr>
+                <w:rFonts w:ascii="Kaiti SC" w:hAnsi="Kaiti SC" w:eastAsia="Kaiti SC" w:cs="Kaiti SC"/>
+                <w:b w:val="0"/>
+                <w:sz w:val="19"/>
+              </w:rPr>
+              <w:t>1</w:t>
+            </w:r>
+          </w:p>
+        </w:tc>
+        <w:tc>
+          <w:tcPr>
+            <w:tcW w:type="dxa" w:w="2075"/>
+            <w:vAlign w:val="center"/>
+          </w:tcPr>
+          <w:p>
+            <w:pPr>
+              <w:spacing w:after="0" w:line="252" w:lineRule="auto"/>
+              <w:jc w:val="center"/>
+            </w:pPr>
+            <w:r/>
+            <w:r>
+              <w:rPr>
+                <w:rFonts w:ascii="Kaiti SC" w:hAnsi="Kaiti SC" w:eastAsia="Kaiti SC" w:cs="Kaiti SC"/>
+                <w:b w:val="0"/>
+                <w:sz w:val="19"/>
+              </w:rPr>
+              <w:t>其他动态</w:t>
+            </w:r>
+          </w:p>
+        </w:tc>
+        <w:tc>
+          <w:tcPr>
+            <w:tcW w:type="dxa" w:w="2075"/>
+            <w:vAlign w:val="center"/>
+          </w:tcPr>
+          <w:p>
+            <w:pPr>
+              <w:spacing w:after="0" w:line="252" w:lineRule="auto"/>
+            </w:pPr>
+            <w:r/>
+            <w:r>
+              <w:rPr>
+                <w:rFonts w:ascii="Kaiti SC" w:hAnsi="Kaiti SC" w:eastAsia="Kaiti SC" w:cs="Kaiti SC"/>
+                <w:b w:val="0"/>
+                <w:sz w:val="19"/>
+              </w:rPr>
+              <w:t>星际荣耀 以1585.32万元取得成都一宗地使用权 - 未来天玑</w:t>
             </w:r>
           </w:p>
         </w:tc>
@@ -858,7 +1200,7 @@
           <w:rFonts w:ascii="Kaiti SC" w:hAnsi="Kaiti SC" w:eastAsia="Kaiti SC" w:cs="Kaiti SC"/>
           <w:sz w:val="21"/>
         </w:rPr>
-        <w:t>[1] 2026-10-18｜bing.com｜Blue Origin：Blue Origin Expands Florida Launch Pads To Challenge SpaceX Launch Dominance</w:t>
+        <w:t>[1] 2026-10-19｜NASASpaceflight｜SpaceX：Falcon 9 set to launch Bandwagon-5 rideshare mission from Florida</w:t>
       </w:r>
     </w:p>
     <w:p>
@@ -879,7 +1221,7 @@
           <w:rFonts w:ascii="Kaiti SC" w:hAnsi="Kaiti SC" w:eastAsia="Kaiti SC" w:cs="Kaiti SC"/>
           <w:sz w:val="21"/>
         </w:rPr>
-        <w:t>[2] 2026-10-18｜bing.com｜SpaceX：Ukraine and the U.S. are at odds over Starshield. Here's what to know</w:t>
+        <w:t>[2] 2026-10-19｜Spaceflight Now｜SpaceX：Live coverage: SpaceX to launch Starfall reentry capsule, 31 customer payloads on Bandwagon-5 rideshare mission</w:t>
       </w:r>
     </w:p>
     <w:p>
@@ -900,7 +1242,7 @@
           <w:rFonts w:ascii="Kaiti SC" w:hAnsi="Kaiti SC" w:eastAsia="Kaiti SC" w:cs="Kaiti SC"/>
           <w:sz w:val="21"/>
         </w:rPr>
-        <w:t>[3] 2026-10-18｜bing.com｜SpaceX：Rep. Turner calls for congressional probe into Starlink disruption</w:t>
+        <w:t>[3] 2026-10-19｜Spaceflight Now｜SpaceX：Poor weather forces scrub of Monday launch attempt of Bandwagon-5, SpaceX now targeting Tuesday - Spaceflight Now</w:t>
       </w:r>
     </w:p>
     <w:p>
@@ -921,7 +1263,7 @@
           <w:rFonts w:ascii="Kaiti SC" w:hAnsi="Kaiti SC" w:eastAsia="Kaiti SC" w:cs="Kaiti SC"/>
           <w:sz w:val="21"/>
         </w:rPr>
-        <w:t>[4] 2026-10-18｜Orlando Sentinel｜Blue Origin：Blue Origin expansion plans aim for multiple Space Coast launches a week - Orlando Sentinel</w:t>
+        <w:t>[4] 2026-10-19｜北京市人民政府门户网站｜蓝箭航天：朱雀二号改进型遥四运载火箭“一箭十星”发射成功星箭携手再飞天亦庄航天创新活力迸发_部门动态_首都之窗 - 北京市人民政府门户网站</w:t>
       </w:r>
     </w:p>
     <w:p>
@@ -942,7 +1284,7 @@
           <w:rFonts w:ascii="Kaiti SC" w:hAnsi="Kaiti SC" w:eastAsia="Kaiti SC" w:cs="Kaiti SC"/>
           <w:sz w:val="21"/>
         </w:rPr>
-        <w:t>[5] 2026-10-18｜bing.com｜SpaceX：How Many Starlink Satellites Are In Orbit Today?</w:t>
+        <w:t>[5] 2026-10-19｜bing.com｜Blue Origin：Blue Origin expands Florida facilities to increase New Glenn launches despite rocket explosion</w:t>
       </w:r>
     </w:p>
     <w:p>
@@ -963,7 +1305,7 @@
           <w:rFonts w:ascii="Kaiti SC" w:hAnsi="Kaiti SC" w:eastAsia="Kaiti SC" w:cs="Kaiti SC"/>
           <w:sz w:val="21"/>
         </w:rPr>
-        <w:t>[6] 2026-10-18｜bing.com｜SpaceX：Zelenskyy Says Starlink Restrictions Continue, Harms Ukraine's Military, People</w:t>
+        <w:t>[6] 2026-10-19｜bing.com｜SpaceX：Veon Says SpaceX's Starlink Mobile Reached 11 Million Users in Three Markets</w:t>
       </w:r>
     </w:p>
     <w:p>
@@ -984,7 +1326,7 @@
           <w:rFonts w:ascii="Kaiti SC" w:hAnsi="Kaiti SC" w:eastAsia="Kaiti SC" w:cs="Kaiti SC"/>
           <w:sz w:val="21"/>
         </w:rPr>
-        <w:t>[7] 2026-10-18｜bing.com｜Blue Origin：Blue Origin expansion plans aim for multiple Space Coast launches a week</w:t>
+        <w:t>[7] 2026-10-19｜WFTV｜Blue Origin：Blue Origin seeks approval to dramatically increase New Glenn launches - WFTV</w:t>
       </w:r>
     </w:p>
     <w:p>
@@ -1005,7 +1347,7 @@
           <w:rFonts w:ascii="Kaiti SC" w:hAnsi="Kaiti SC" w:eastAsia="Kaiti SC" w:cs="Kaiti SC"/>
           <w:sz w:val="21"/>
         </w:rPr>
-        <w:t>[8] 2026-10-18｜bing.com｜SpaceX：SpaceX Is Buying Airwaves to Take On the Wireless Carriers. Is the Stock a Buy?</w:t>
+        <w:t>[8] 2026-10-19｜bing.com｜Blue Origin：Blue Origin commits $330M to rocket infrastructure</w:t>
       </w:r>
     </w:p>
     <w:p>
@@ -1026,7 +1368,175 @@
           <w:rFonts w:ascii="Kaiti SC" w:hAnsi="Kaiti SC" w:eastAsia="Kaiti SC" w:cs="Kaiti SC"/>
           <w:sz w:val="21"/>
         </w:rPr>
-        <w:t>[9] 2026-10-18｜证券之星｜蓝箭航天：国防军工行业周报：朱雀二号改进型遥四一箭十星_行业研究_研报 - 证券之星</w:t>
+        <w:t>[9] 2026-10-19｜bing.com｜Blue Origin：Blue Origin commits $330M to rocket infrastructure</w:t>
+      </w:r>
+    </w:p>
+    <w:p>
+      <w:pPr>
+        <w:keepLines/>
+        <w:spacing w:after="60"/>
+        <w:ind w:left="369" w:hanging="227"/>
+      </w:pPr>
+      <w:r>
+        <w:rPr>
+          <w:rFonts w:ascii="Kaiti SC" w:hAnsi="Kaiti SC" w:eastAsia="Kaiti SC" w:cs="Kaiti SC"/>
+          <w:sz w:val="21"/>
+        </w:rPr>
+        <w:t xml:space="preserve">✓ </w:t>
+      </w:r>
+      <w:r>
+        <w:rPr>
+          <w:rFonts w:ascii="Kaiti SC" w:hAnsi="Kaiti SC" w:eastAsia="Kaiti SC" w:cs="Kaiti SC"/>
+          <w:sz w:val="21"/>
+        </w:rPr>
+        <w:t>[10] 2026-10-19｜bing.com｜Blue Origin：Blue Origin commits $330M to rocket infrastructure</w:t>
+      </w:r>
+    </w:p>
+    <w:p>
+      <w:pPr>
+        <w:keepLines/>
+        <w:spacing w:after="60"/>
+        <w:ind w:left="369" w:hanging="227"/>
+      </w:pPr>
+      <w:r>
+        <w:rPr>
+          <w:rFonts w:ascii="Kaiti SC" w:hAnsi="Kaiti SC" w:eastAsia="Kaiti SC" w:cs="Kaiti SC"/>
+          <w:sz w:val="21"/>
+        </w:rPr>
+        <w:t xml:space="preserve">✓ </w:t>
+      </w:r>
+      <w:r>
+        <w:rPr>
+          <w:rFonts w:ascii="Kaiti SC" w:hAnsi="Kaiti SC" w:eastAsia="Kaiti SC" w:cs="Kaiti SC"/>
+          <w:sz w:val="21"/>
+        </w:rPr>
+        <w:t>[11] 2026-10-19｜satnews.com｜SpaceX：India Reinforces Security and Spectrum Safeguards, Restricting Unmonitored Starlink and NTN Entry</w:t>
+      </w:r>
+    </w:p>
+    <w:p>
+      <w:pPr>
+        <w:keepLines/>
+        <w:spacing w:after="60"/>
+        <w:ind w:left="369" w:hanging="227"/>
+      </w:pPr>
+      <w:r>
+        <w:rPr>
+          <w:rFonts w:ascii="Kaiti SC" w:hAnsi="Kaiti SC" w:eastAsia="Kaiti SC" w:cs="Kaiti SC"/>
+          <w:sz w:val="21"/>
+        </w:rPr>
+        <w:t xml:space="preserve">✓ </w:t>
+      </w:r>
+      <w:r>
+        <w:rPr>
+          <w:rFonts w:ascii="Kaiti SC" w:hAnsi="Kaiti SC" w:eastAsia="Kaiti SC" w:cs="Kaiti SC"/>
+          <w:sz w:val="21"/>
+        </w:rPr>
+        <w:t>[12] 2026-10-19｜证券时报网｜银河航天：银河航天入股卫星柔性太阳翼研发商昇帆科技 - 证券时报网</w:t>
+      </w:r>
+    </w:p>
+    <w:p>
+      <w:pPr>
+        <w:keepLines/>
+        <w:spacing w:after="60"/>
+        <w:ind w:left="369" w:hanging="227"/>
+      </w:pPr>
+      <w:r>
+        <w:rPr>
+          <w:rFonts w:ascii="Kaiti SC" w:hAnsi="Kaiti SC" w:eastAsia="Kaiti SC" w:cs="Kaiti SC"/>
+          <w:sz w:val="21"/>
+        </w:rPr>
+        <w:t xml:space="preserve">✓ </w:t>
+      </w:r>
+      <w:r>
+        <w:rPr>
+          <w:rFonts w:ascii="Kaiti SC" w:hAnsi="Kaiti SC" w:eastAsia="Kaiti SC" w:cs="Kaiti SC"/>
+          <w:sz w:val="21"/>
+        </w:rPr>
+        <w:t>[13] 2026-10-19｜未来天玑｜星际荣耀：星际荣耀 以1585.32万元取得成都一宗地使用权 - 未来天玑</w:t>
+      </w:r>
+    </w:p>
+    <w:p>
+      <w:pPr>
+        <w:keepLines/>
+        <w:spacing w:after="60"/>
+        <w:ind w:left="369" w:hanging="227"/>
+      </w:pPr>
+      <w:r>
+        <w:rPr>
+          <w:rFonts w:ascii="Kaiti SC" w:hAnsi="Kaiti SC" w:eastAsia="Kaiti SC" w:cs="Kaiti SC"/>
+          <w:sz w:val="21"/>
+        </w:rPr>
+        <w:t xml:space="preserve">✓ </w:t>
+      </w:r>
+      <w:r>
+        <w:rPr>
+          <w:rFonts w:ascii="Kaiti SC" w:hAnsi="Kaiti SC" w:eastAsia="Kaiti SC" w:cs="Kaiti SC"/>
+          <w:sz w:val="21"/>
+        </w:rPr>
+        <w:t>[14] 2026-10-19｜36Kr｜银河航天：银河航天入股北京昇帆科技，后者为卫星柔性太阳翼研发商 - 36Kr</w:t>
+      </w:r>
+    </w:p>
+    <w:p>
+      <w:pPr>
+        <w:keepLines/>
+        <w:spacing w:after="60"/>
+        <w:ind w:left="369" w:hanging="227"/>
+      </w:pPr>
+      <w:r>
+        <w:rPr>
+          <w:rFonts w:ascii="Kaiti SC" w:hAnsi="Kaiti SC" w:eastAsia="Kaiti SC" w:cs="Kaiti SC"/>
+          <w:sz w:val="21"/>
+        </w:rPr>
+        <w:t xml:space="preserve">✓ </w:t>
+      </w:r>
+      <w:r>
+        <w:rPr>
+          <w:rFonts w:ascii="Kaiti SC" w:hAnsi="Kaiti SC" w:eastAsia="Kaiti SC" w:cs="Kaiti SC"/>
+          <w:sz w:val="21"/>
+        </w:rPr>
+        <w:t>[15] 2026-10-19｜Jiemian.com｜银河航天：银河航天入股北京昇帆科技，后者为卫星柔性太阳翼研发商 - Jiemian.com</w:t>
+      </w:r>
+    </w:p>
+    <w:p>
+      <w:pPr>
+        <w:keepLines/>
+        <w:spacing w:after="60"/>
+        <w:ind w:left="369" w:hanging="227"/>
+      </w:pPr>
+      <w:r>
+        <w:rPr>
+          <w:rFonts w:ascii="Kaiti SC" w:hAnsi="Kaiti SC" w:eastAsia="Kaiti SC" w:cs="Kaiti SC"/>
+          <w:sz w:val="21"/>
+        </w:rPr>
+        <w:t xml:space="preserve">✓ </w:t>
+      </w:r>
+      <w:r>
+        <w:rPr>
+          <w:rFonts w:ascii="Kaiti SC" w:hAnsi="Kaiti SC" w:eastAsia="Kaiti SC" w:cs="Kaiti SC"/>
+          <w:sz w:val="21"/>
+        </w:rPr>
+        <w:t>[16] 2026-10-19｜北京市科学技术委员会｜蓝箭航天：一周企业动态盘点丨面壁智能发布新一代MiniCPM-V 4.7；蓝箭航天朱雀二号改进型火箭“一箭十星”发射 - 北京市科学技术委员会</w:t>
+      </w:r>
+    </w:p>
+    <w:p>
+      <w:pPr>
+        <w:keepLines/>
+        <w:spacing w:after="60"/>
+        <w:ind w:left="369" w:hanging="227"/>
+      </w:pPr>
+      <w:r>
+        <w:rPr>
+          <w:rFonts w:ascii="Kaiti SC" w:hAnsi="Kaiti SC" w:eastAsia="Kaiti SC" w:cs="Kaiti SC"/>
+          <w:sz w:val="21"/>
+        </w:rPr>
+        <w:t xml:space="preserve">✓ </w:t>
+      </w:r>
+      <w:r>
+        <w:rPr>
+          <w:rFonts w:ascii="Kaiti SC" w:hAnsi="Kaiti SC" w:eastAsia="Kaiti SC" w:cs="Kaiti SC"/>
+          <w:sz w:val="21"/>
+        </w:rPr>
+        <w:t>[17] 2026-10-19｜财联社｜银河航天：10:49:25【银河航天入股卫星柔性太阳翼研发商昇帆科技】 - 财联社</w:t>
       </w:r>
     </w:p>
     <w:sectPr>

--- a/docs/data/reports/daily-documents/latest/previous_daily_report.docx
+++ b/docs/data/reports/daily-documents/latest/previous_daily_report.docx
@@ -26,7 +26,7 @@
           <w:rFonts w:ascii="Kaiti SC" w:hAnsi="Kaiti SC" w:eastAsia="Kaiti SC" w:cs="Kaiti SC"/>
           <w:sz w:val="21"/>
         </w:rPr>
-        <w:t>2026-10-19（上一自然日）</w:t>
+        <w:t>2026-10-20（上一自然日）</w:t>
       </w:r>
     </w:p>
     <w:tbl>
@@ -81,7 +81,7 @@
                 <w:b w:val="0"/>
                 <w:sz w:val="19"/>
               </w:rPr>
-              <w:t>2026-10-19</w:t>
+              <w:t>2026-10-20</w:t>
             </w:r>
           </w:p>
         </w:tc>
@@ -127,7 +127,7 @@
                 <w:b w:val="0"/>
                 <w:sz w:val="19"/>
               </w:rPr>
-              <w:t>31 条 / 5 家</w:t>
+              <w:t>28 条 / 2 家</w:t>
             </w:r>
           </w:p>
         </w:tc>
@@ -173,7 +173,7 @@
                 <w:b w:val="0"/>
                 <w:sz w:val="19"/>
               </w:rPr>
-              <w:t>14 个</w:t>
+              <w:t>9 个</w:t>
             </w:r>
           </w:p>
         </w:tc>
@@ -219,7 +219,7 @@
                 <w:b w:val="0"/>
                 <w:sz w:val="19"/>
               </w:rPr>
-              <w:t>2026-10-20</w:t>
+              <w:t>2026-10-21</w:t>
             </w:r>
           </w:p>
         </w:tc>
@@ -245,7 +245,7 @@
     </w:p>
     <w:p>
       <w:r>
-        <w:t>2026-10-19 共归档 31 条新闻，覆盖 5 家公司、14 个信息来源。 新闻量较多的公司包括 SpaceX、Blue Origin、银河航天、蓝箭航天。</w:t>
+        <w:t>2026-10-20 共归档 28 条新闻，覆盖 2 家公司、9 个信息来源。 新闻量较多的公司包括 SpaceX、Blue Origin。</w:t>
       </w:r>
     </w:p>
     <w:p>
@@ -279,7 +279,7 @@
           <w:rFonts w:ascii="Kaiti SC" w:hAnsi="Kaiti SC" w:eastAsia="Kaiti SC" w:cs="Kaiti SC"/>
           <w:sz w:val="21"/>
         </w:rPr>
-        <w:t>【发射与任务】SpaceX：Falcon 9 set to launch Bandwagon-5 rideshare mission from Florida （NASASpaceflight）</w:t>
+        <w:t>【发射与任务】SpaceX：LIVE: SpaceX Starlink launch - The Audubon County Advocate Journal （The Audubon County Advocate Journal）</w:t>
       </w:r>
     </w:p>
     <w:p>
@@ -300,7 +300,7 @@
           <w:rFonts w:ascii="Kaiti SC" w:hAnsi="Kaiti SC" w:eastAsia="Kaiti SC" w:cs="Kaiti SC"/>
           <w:sz w:val="21"/>
         </w:rPr>
-        <w:t>【发射与任务】SpaceX：Live coverage: SpaceX to launch Starfall reentry capsule, 31 customer payloads on Bandwagon-5 rideshare mission （Spaceflight Now）</w:t>
+        <w:t>【发射与任务】SpaceX：Planet Labs Launches Pelican-12 Aboard SpaceX Bandwagon-5 to Test Orbital AI and Satellite Relays （satnews.com）</w:t>
       </w:r>
     </w:p>
     <w:p>
@@ -321,7 +321,7 @@
           <w:rFonts w:ascii="Kaiti SC" w:hAnsi="Kaiti SC" w:eastAsia="Kaiti SC" w:cs="Kaiti SC"/>
           <w:sz w:val="21"/>
         </w:rPr>
-        <w:t>【发射与任务】SpaceX：Poor weather forces scrub of Monday launch attempt of Bandwagon-5, SpaceX now targeting Tuesday - Spaceflight Now （Spaceflight Now）</w:t>
+        <w:t>【其他动态】SpaceX：SpaceX's latest earnings humble the rocket industry （bing.com）</w:t>
       </w:r>
     </w:p>
     <w:p>
@@ -342,7 +342,7 @@
           <w:rFonts w:ascii="Kaiti SC" w:hAnsi="Kaiti SC" w:eastAsia="Kaiti SC" w:cs="Kaiti SC"/>
           <w:sz w:val="21"/>
         </w:rPr>
-        <w:t>【发射与任务】蓝箭航天：朱雀二号改进型遥四运载火箭“一箭十星”发射成功星箭携手再飞天亦庄航天创新活力迸发_部门动态_首都之窗 - 北京市人民政府门户网站 （北京市人民政府门户网站）</w:t>
+        <w:t>【发射与任务】Blue Origin：Blue Origin's massive New Glenn rocket on move to launch pad （bing.com）</w:t>
       </w:r>
     </w:p>
     <w:p>
@@ -363,7 +363,7 @@
           <w:rFonts w:ascii="Kaiti SC" w:hAnsi="Kaiti SC" w:eastAsia="Kaiti SC" w:cs="Kaiti SC"/>
           <w:sz w:val="21"/>
         </w:rPr>
-        <w:t>【发射与任务】Blue Origin：Blue Origin expands Florida facilities to increase New Glenn launches despite rocket explosion （bing.com）</w:t>
+        <w:t>【其他动态】SpaceX：SpaceX posts first operating profit as public company as AI revenue nearly triples to $7.6 billion—cruising past Starlink （bing.com）</w:t>
       </w:r>
     </w:p>
     <w:p>
@@ -384,7 +384,7 @@
           <w:rFonts w:ascii="Kaiti SC" w:hAnsi="Kaiti SC" w:eastAsia="Kaiti SC" w:cs="Kaiti SC"/>
           <w:sz w:val="21"/>
         </w:rPr>
-        <w:t>【其他动态】SpaceX：Veon Says SpaceX's Starlink Mobile Reached 11 Million Users in Three Markets （bing.com）</w:t>
+        <w:t>【发射与任务】SpaceX：SpaceX's next rocket launch to tie California's 2025 record. Watch - Ventura County Star （Ventura County Star）</w:t>
       </w:r>
     </w:p>
     <w:p>
@@ -405,217 +405,7 @@
           <w:rFonts w:ascii="Kaiti SC" w:hAnsi="Kaiti SC" w:eastAsia="Kaiti SC" w:cs="Kaiti SC"/>
           <w:sz w:val="21"/>
         </w:rPr>
-        <w:t>【发射与任务】Blue Origin：Blue Origin seeks approval to dramatically increase New Glenn launches - WFTV （WFTV）</w:t>
-      </w:r>
-    </w:p>
-    <w:p>
-      <w:pPr>
-        <w:keepLines/>
-        <w:spacing w:after="60"/>
-        <w:ind w:left="369" w:hanging="227"/>
-      </w:pPr>
-      <w:r>
-        <w:rPr>
-          <w:rFonts w:ascii="Kaiti SC" w:hAnsi="Kaiti SC" w:eastAsia="Kaiti SC" w:cs="Kaiti SC"/>
-          <w:sz w:val="21"/>
-        </w:rPr>
-        <w:t xml:space="preserve">➢ </w:t>
-      </w:r>
-      <w:r>
-        <w:rPr>
-          <w:rFonts w:ascii="Kaiti SC" w:hAnsi="Kaiti SC" w:eastAsia="Kaiti SC" w:cs="Kaiti SC"/>
-          <w:sz w:val="21"/>
-        </w:rPr>
-        <w:t>【发射与任务】Blue Origin：Blue Origin commits $330M to rocket infrastructure （bing.com）</w:t>
-      </w:r>
-    </w:p>
-    <w:p>
-      <w:pPr>
-        <w:keepLines/>
-        <w:spacing w:after="60"/>
-        <w:ind w:left="369" w:hanging="227"/>
-      </w:pPr>
-      <w:r>
-        <w:rPr>
-          <w:rFonts w:ascii="Kaiti SC" w:hAnsi="Kaiti SC" w:eastAsia="Kaiti SC" w:cs="Kaiti SC"/>
-          <w:sz w:val="21"/>
-        </w:rPr>
-        <w:t xml:space="preserve">➢ </w:t>
-      </w:r>
-      <w:r>
-        <w:rPr>
-          <w:rFonts w:ascii="Kaiti SC" w:hAnsi="Kaiti SC" w:eastAsia="Kaiti SC" w:cs="Kaiti SC"/>
-          <w:sz w:val="21"/>
-        </w:rPr>
-        <w:t>【发射与任务】Blue Origin：Blue Origin commits $330M to rocket infrastructure （bing.com）</w:t>
-      </w:r>
-    </w:p>
-    <w:p>
-      <w:pPr>
-        <w:keepLines/>
-        <w:spacing w:after="60"/>
-        <w:ind w:left="369" w:hanging="227"/>
-      </w:pPr>
-      <w:r>
-        <w:rPr>
-          <w:rFonts w:ascii="Kaiti SC" w:hAnsi="Kaiti SC" w:eastAsia="Kaiti SC" w:cs="Kaiti SC"/>
-          <w:sz w:val="21"/>
-        </w:rPr>
-        <w:t xml:space="preserve">➢ </w:t>
-      </w:r>
-      <w:r>
-        <w:rPr>
-          <w:rFonts w:ascii="Kaiti SC" w:hAnsi="Kaiti SC" w:eastAsia="Kaiti SC" w:cs="Kaiti SC"/>
-          <w:sz w:val="21"/>
-        </w:rPr>
-        <w:t>【发射与任务】Blue Origin：Blue Origin commits $330M to rocket infrastructure （bing.com）</w:t>
-      </w:r>
-    </w:p>
-    <w:p>
-      <w:pPr>
-        <w:keepLines/>
-        <w:spacing w:after="60"/>
-        <w:ind w:left="369" w:hanging="227"/>
-      </w:pPr>
-      <w:r>
-        <w:rPr>
-          <w:rFonts w:ascii="Kaiti SC" w:hAnsi="Kaiti SC" w:eastAsia="Kaiti SC" w:cs="Kaiti SC"/>
-          <w:sz w:val="21"/>
-        </w:rPr>
-        <w:t xml:space="preserve">➢ </w:t>
-      </w:r>
-      <w:r>
-        <w:rPr>
-          <w:rFonts w:ascii="Kaiti SC" w:hAnsi="Kaiti SC" w:eastAsia="Kaiti SC" w:cs="Kaiti SC"/>
-          <w:sz w:val="21"/>
-        </w:rPr>
-        <w:t>【发射与任务】SpaceX：India Reinforces Security and Spectrum Safeguards, Restricting Unmonitored Starlink and NTN Entry （satnews.com）</w:t>
-      </w:r>
-    </w:p>
-    <w:p>
-      <w:pPr>
-        <w:keepLines/>
-        <w:spacing w:after="60"/>
-        <w:ind w:left="369" w:hanging="227"/>
-      </w:pPr>
-      <w:r>
-        <w:rPr>
-          <w:rFonts w:ascii="Kaiti SC" w:hAnsi="Kaiti SC" w:eastAsia="Kaiti SC" w:cs="Kaiti SC"/>
-          <w:sz w:val="21"/>
-        </w:rPr>
-        <w:t xml:space="preserve">➢ </w:t>
-      </w:r>
-      <w:r>
-        <w:rPr>
-          <w:rFonts w:ascii="Kaiti SC" w:hAnsi="Kaiti SC" w:eastAsia="Kaiti SC" w:cs="Kaiti SC"/>
-          <w:sz w:val="21"/>
-        </w:rPr>
-        <w:t>【产品与技术】银河航天：银河航天入股卫星柔性太阳翼研发商昇帆科技 - 证券时报网 （证券时报网）</w:t>
-      </w:r>
-    </w:p>
-    <w:p>
-      <w:pPr>
-        <w:keepLines/>
-        <w:spacing w:after="60"/>
-        <w:ind w:left="369" w:hanging="227"/>
-      </w:pPr>
-      <w:r>
-        <w:rPr>
-          <w:rFonts w:ascii="Kaiti SC" w:hAnsi="Kaiti SC" w:eastAsia="Kaiti SC" w:cs="Kaiti SC"/>
-          <w:sz w:val="21"/>
-        </w:rPr>
-        <w:t xml:space="preserve">➢ </w:t>
-      </w:r>
-      <w:r>
-        <w:rPr>
-          <w:rFonts w:ascii="Kaiti SC" w:hAnsi="Kaiti SC" w:eastAsia="Kaiti SC" w:cs="Kaiti SC"/>
-          <w:sz w:val="21"/>
-        </w:rPr>
-        <w:t>【其他动态】星际荣耀：星际荣耀 以1585.32万元取得成都一宗地使用权 - 未来天玑 （未来天玑）</w:t>
-      </w:r>
-    </w:p>
-    <w:p>
-      <w:pPr>
-        <w:keepLines/>
-        <w:spacing w:after="60"/>
-        <w:ind w:left="369" w:hanging="227"/>
-      </w:pPr>
-      <w:r>
-        <w:rPr>
-          <w:rFonts w:ascii="Kaiti SC" w:hAnsi="Kaiti SC" w:eastAsia="Kaiti SC" w:cs="Kaiti SC"/>
-          <w:sz w:val="21"/>
-        </w:rPr>
-        <w:t xml:space="preserve">➢ </w:t>
-      </w:r>
-      <w:r>
-        <w:rPr>
-          <w:rFonts w:ascii="Kaiti SC" w:hAnsi="Kaiti SC" w:eastAsia="Kaiti SC" w:cs="Kaiti SC"/>
-          <w:sz w:val="21"/>
-        </w:rPr>
-        <w:t>【产品与技术】银河航天：银河航天入股北京昇帆科技，后者为卫星柔性太阳翼研发商 - 36Kr （36Kr）</w:t>
-      </w:r>
-    </w:p>
-    <w:p>
-      <w:pPr>
-        <w:keepLines/>
-        <w:spacing w:after="60"/>
-        <w:ind w:left="369" w:hanging="227"/>
-      </w:pPr>
-      <w:r>
-        <w:rPr>
-          <w:rFonts w:ascii="Kaiti SC" w:hAnsi="Kaiti SC" w:eastAsia="Kaiti SC" w:cs="Kaiti SC"/>
-          <w:sz w:val="21"/>
-        </w:rPr>
-        <w:t xml:space="preserve">➢ </w:t>
-      </w:r>
-      <w:r>
-        <w:rPr>
-          <w:rFonts w:ascii="Kaiti SC" w:hAnsi="Kaiti SC" w:eastAsia="Kaiti SC" w:cs="Kaiti SC"/>
-          <w:sz w:val="21"/>
-        </w:rPr>
-        <w:t>【产品与技术】银河航天：银河航天入股北京昇帆科技，后者为卫星柔性太阳翼研发商 - Jiemian.com （Jiemian.com）</w:t>
-      </w:r>
-    </w:p>
-    <w:p>
-      <w:pPr>
-        <w:keepLines/>
-        <w:spacing w:after="60"/>
-        <w:ind w:left="369" w:hanging="227"/>
-      </w:pPr>
-      <w:r>
-        <w:rPr>
-          <w:rFonts w:ascii="Kaiti SC" w:hAnsi="Kaiti SC" w:eastAsia="Kaiti SC" w:cs="Kaiti SC"/>
-          <w:sz w:val="21"/>
-        </w:rPr>
-        <w:t xml:space="preserve">➢ </w:t>
-      </w:r>
-      <w:r>
-        <w:rPr>
-          <w:rFonts w:ascii="Kaiti SC" w:hAnsi="Kaiti SC" w:eastAsia="Kaiti SC" w:cs="Kaiti SC"/>
-          <w:sz w:val="21"/>
-        </w:rPr>
-        <w:t>【发射与任务】蓝箭航天：一周企业动态盘点丨面壁智能发布新一代MiniCPM-V 4.7；蓝箭航天朱雀二号改进型火箭“一箭十星”发射 - 北京市科学技术委员会 （北京市科学技术委员会）</w:t>
-      </w:r>
-    </w:p>
-    <w:p>
-      <w:pPr>
-        <w:keepLines/>
-        <w:spacing w:after="60"/>
-        <w:ind w:left="369" w:hanging="227"/>
-      </w:pPr>
-      <w:r>
-        <w:rPr>
-          <w:rFonts w:ascii="Kaiti SC" w:hAnsi="Kaiti SC" w:eastAsia="Kaiti SC" w:cs="Kaiti SC"/>
-          <w:sz w:val="21"/>
-        </w:rPr>
-        <w:t xml:space="preserve">➢ </w:t>
-      </w:r>
-      <w:r>
-        <w:rPr>
-          <w:rFonts w:ascii="Kaiti SC" w:hAnsi="Kaiti SC" w:eastAsia="Kaiti SC" w:cs="Kaiti SC"/>
-          <w:sz w:val="21"/>
-        </w:rPr>
-        <w:t>【产品与技术】银河航天：10:49:25【银河航天入股卫星柔性太阳翼研发商昇帆科技】 - 财联社 （财联社）</w:t>
+        <w:t>【发射与任务】Blue Origin：Blue Origin’s P-Sampler Launches Aboard JAXA's Martian Moons eXploration Mission - Blue Origin （Blue Origin）</w:t>
       </w:r>
     </w:p>
     <w:p>
@@ -774,7 +564,7 @@
                 <w:b w:val="0"/>
                 <w:sz w:val="19"/>
               </w:rPr>
-              <w:t>19</w:t>
+              <w:t>26</w:t>
             </w:r>
           </w:p>
         </w:tc>
@@ -815,7 +605,7 @@
                 <w:b w:val="0"/>
                 <w:sz w:val="19"/>
               </w:rPr>
-              <w:t>Falcon 9 set to launch Bandwagon-5 rideshare mission from Florida</w:t>
+              <w:t>LIVE: SpaceX Starlink launch - The Audubon County Advocate Journal</w:t>
             </w:r>
           </w:p>
         </w:tc>
@@ -841,180 +631,6 @@
                 <w:sz w:val="19"/>
               </w:rPr>
               <w:t>Blue Origin</w:t>
-            </w:r>
-          </w:p>
-        </w:tc>
-        <w:tc>
-          <w:tcPr>
-            <w:tcW w:type="dxa" w:w="2075"/>
-            <w:vAlign w:val="center"/>
-          </w:tcPr>
-          <w:p>
-            <w:pPr>
-              <w:spacing w:after="0" w:line="252" w:lineRule="auto"/>
-              <w:jc w:val="center"/>
-            </w:pPr>
-            <w:r/>
-            <w:r>
-              <w:rPr>
-                <w:rFonts w:ascii="Kaiti SC" w:hAnsi="Kaiti SC" w:eastAsia="Kaiti SC" w:cs="Kaiti SC"/>
-                <w:b w:val="0"/>
-                <w:sz w:val="19"/>
-              </w:rPr>
-              <w:t>5</w:t>
-            </w:r>
-          </w:p>
-        </w:tc>
-        <w:tc>
-          <w:tcPr>
-            <w:tcW w:type="dxa" w:w="2075"/>
-            <w:vAlign w:val="center"/>
-          </w:tcPr>
-          <w:p>
-            <w:pPr>
-              <w:spacing w:after="0" w:line="252" w:lineRule="auto"/>
-              <w:jc w:val="center"/>
-            </w:pPr>
-            <w:r/>
-            <w:r>
-              <w:rPr>
-                <w:rFonts w:ascii="Kaiti SC" w:hAnsi="Kaiti SC" w:eastAsia="Kaiti SC" w:cs="Kaiti SC"/>
-                <w:b w:val="0"/>
-                <w:sz w:val="19"/>
-              </w:rPr>
-              <w:t>发射与任务</w:t>
-            </w:r>
-          </w:p>
-        </w:tc>
-        <w:tc>
-          <w:tcPr>
-            <w:tcW w:type="dxa" w:w="2075"/>
-            <w:vAlign w:val="center"/>
-          </w:tcPr>
-          <w:p>
-            <w:pPr>
-              <w:spacing w:after="0" w:line="252" w:lineRule="auto"/>
-            </w:pPr>
-            <w:r/>
-            <w:r>
-              <w:rPr>
-                <w:rFonts w:ascii="Kaiti SC" w:hAnsi="Kaiti SC" w:eastAsia="Kaiti SC" w:cs="Kaiti SC"/>
-                <w:b w:val="0"/>
-                <w:sz w:val="19"/>
-              </w:rPr>
-              <w:t>Blue Origin expands Florida facilities to increase New Glenn launches despite rocket explosion</w:t>
-            </w:r>
-          </w:p>
-        </w:tc>
-      </w:tr>
-      <w:tr>
-        <w:trPr>
-          <w:cantSplit/>
-        </w:trPr>
-        <w:tc>
-          <w:tcPr>
-            <w:tcW w:type="dxa" w:w="2075"/>
-            <w:vAlign w:val="center"/>
-          </w:tcPr>
-          <w:p>
-            <w:pPr>
-              <w:spacing w:after="0" w:line="252" w:lineRule="auto"/>
-            </w:pPr>
-            <w:r/>
-            <w:r>
-              <w:rPr>
-                <w:rFonts w:ascii="Kaiti SC" w:hAnsi="Kaiti SC" w:eastAsia="Kaiti SC" w:cs="Kaiti SC"/>
-                <w:b w:val="0"/>
-                <w:sz w:val="19"/>
-              </w:rPr>
-              <w:t>银河航天</w:t>
-            </w:r>
-          </w:p>
-        </w:tc>
-        <w:tc>
-          <w:tcPr>
-            <w:tcW w:type="dxa" w:w="2075"/>
-            <w:vAlign w:val="center"/>
-          </w:tcPr>
-          <w:p>
-            <w:pPr>
-              <w:spacing w:after="0" w:line="252" w:lineRule="auto"/>
-              <w:jc w:val="center"/>
-            </w:pPr>
-            <w:r/>
-            <w:r>
-              <w:rPr>
-                <w:rFonts w:ascii="Kaiti SC" w:hAnsi="Kaiti SC" w:eastAsia="Kaiti SC" w:cs="Kaiti SC"/>
-                <w:b w:val="0"/>
-                <w:sz w:val="19"/>
-              </w:rPr>
-              <w:t>4</w:t>
-            </w:r>
-          </w:p>
-        </w:tc>
-        <w:tc>
-          <w:tcPr>
-            <w:tcW w:type="dxa" w:w="2075"/>
-            <w:vAlign w:val="center"/>
-          </w:tcPr>
-          <w:p>
-            <w:pPr>
-              <w:spacing w:after="0" w:line="252" w:lineRule="auto"/>
-              <w:jc w:val="center"/>
-            </w:pPr>
-            <w:r/>
-            <w:r>
-              <w:rPr>
-                <w:rFonts w:ascii="Kaiti SC" w:hAnsi="Kaiti SC" w:eastAsia="Kaiti SC" w:cs="Kaiti SC"/>
-                <w:b w:val="0"/>
-                <w:sz w:val="19"/>
-              </w:rPr>
-              <w:t>产品与技术</w:t>
-            </w:r>
-          </w:p>
-        </w:tc>
-        <w:tc>
-          <w:tcPr>
-            <w:tcW w:type="dxa" w:w="2075"/>
-            <w:vAlign w:val="center"/>
-          </w:tcPr>
-          <w:p>
-            <w:pPr>
-              <w:spacing w:after="0" w:line="252" w:lineRule="auto"/>
-            </w:pPr>
-            <w:r/>
-            <w:r>
-              <w:rPr>
-                <w:rFonts w:ascii="Kaiti SC" w:hAnsi="Kaiti SC" w:eastAsia="Kaiti SC" w:cs="Kaiti SC"/>
-                <w:b w:val="0"/>
-                <w:sz w:val="19"/>
-              </w:rPr>
-              <w:t>银河航天入股卫星柔性太阳翼研发商昇帆科技 - 证券时报网</w:t>
-            </w:r>
-          </w:p>
-        </w:tc>
-      </w:tr>
-      <w:tr>
-        <w:trPr>
-          <w:cantSplit/>
-        </w:trPr>
-        <w:tc>
-          <w:tcPr>
-            <w:tcW w:type="dxa" w:w="2075"/>
-            <w:vAlign w:val="center"/>
-          </w:tcPr>
-          <w:p>
-            <w:pPr>
-              <w:spacing w:after="0" w:line="252" w:lineRule="auto"/>
-            </w:pPr>
-            <w:r/>
-            <w:r>
-              <w:rPr>
-                <w:rFonts w:ascii="Kaiti SC" w:hAnsi="Kaiti SC" w:eastAsia="Kaiti SC" w:cs="Kaiti SC"/>
-                <w:b w:val="0"/>
-                <w:sz w:val="19"/>
-              </w:rPr>
-              <w:t>蓝箭航天</w:t>
             </w:r>
           </w:p>
         </w:tc>
@@ -1076,94 +692,7 @@
                 <w:b w:val="0"/>
                 <w:sz w:val="19"/>
               </w:rPr>
-              <w:t>朱雀二号改进型遥四运载火箭“一箭十星”发射成功星箭携手再飞天亦庄航天创新活力迸发_部门动态_首都之窗 - 北京市人民政府门户网站</w:t>
-            </w:r>
-          </w:p>
-        </w:tc>
-      </w:tr>
-      <w:tr>
-        <w:trPr>
-          <w:cantSplit/>
-        </w:trPr>
-        <w:tc>
-          <w:tcPr>
-            <w:tcW w:type="dxa" w:w="2075"/>
-            <w:vAlign w:val="center"/>
-          </w:tcPr>
-          <w:p>
-            <w:pPr>
-              <w:spacing w:after="0" w:line="252" w:lineRule="auto"/>
-            </w:pPr>
-            <w:r/>
-            <w:r>
-              <w:rPr>
-                <w:rFonts w:ascii="Kaiti SC" w:hAnsi="Kaiti SC" w:eastAsia="Kaiti SC" w:cs="Kaiti SC"/>
-                <w:b w:val="0"/>
-                <w:sz w:val="19"/>
-              </w:rPr>
-              <w:t>星际荣耀</w:t>
-            </w:r>
-          </w:p>
-        </w:tc>
-        <w:tc>
-          <w:tcPr>
-            <w:tcW w:type="dxa" w:w="2075"/>
-            <w:vAlign w:val="center"/>
-          </w:tcPr>
-          <w:p>
-            <w:pPr>
-              <w:spacing w:after="0" w:line="252" w:lineRule="auto"/>
-              <w:jc w:val="center"/>
-            </w:pPr>
-            <w:r/>
-            <w:r>
-              <w:rPr>
-                <w:rFonts w:ascii="Kaiti SC" w:hAnsi="Kaiti SC" w:eastAsia="Kaiti SC" w:cs="Kaiti SC"/>
-                <w:b w:val="0"/>
-                <w:sz w:val="19"/>
-              </w:rPr>
-              <w:t>1</w:t>
-            </w:r>
-          </w:p>
-        </w:tc>
-        <w:tc>
-          <w:tcPr>
-            <w:tcW w:type="dxa" w:w="2075"/>
-            <w:vAlign w:val="center"/>
-          </w:tcPr>
-          <w:p>
-            <w:pPr>
-              <w:spacing w:after="0" w:line="252" w:lineRule="auto"/>
-              <w:jc w:val="center"/>
-            </w:pPr>
-            <w:r/>
-            <w:r>
-              <w:rPr>
-                <w:rFonts w:ascii="Kaiti SC" w:hAnsi="Kaiti SC" w:eastAsia="Kaiti SC" w:cs="Kaiti SC"/>
-                <w:b w:val="0"/>
-                <w:sz w:val="19"/>
-              </w:rPr>
-              <w:t>其他动态</w:t>
-            </w:r>
-          </w:p>
-        </w:tc>
-        <w:tc>
-          <w:tcPr>
-            <w:tcW w:type="dxa" w:w="2075"/>
-            <w:vAlign w:val="center"/>
-          </w:tcPr>
-          <w:p>
-            <w:pPr>
-              <w:spacing w:after="0" w:line="252" w:lineRule="auto"/>
-            </w:pPr>
-            <w:r/>
-            <w:r>
-              <w:rPr>
-                <w:rFonts w:ascii="Kaiti SC" w:hAnsi="Kaiti SC" w:eastAsia="Kaiti SC" w:cs="Kaiti SC"/>
-                <w:b w:val="0"/>
-                <w:sz w:val="19"/>
-              </w:rPr>
-              <w:t>星际荣耀 以1585.32万元取得成都一宗地使用权 - 未来天玑</w:t>
+              <w:t>Blue Origin's massive New Glenn rocket on move to launch pad</w:t>
             </w:r>
           </w:p>
         </w:tc>
@@ -1200,7 +729,7 @@
           <w:rFonts w:ascii="Kaiti SC" w:hAnsi="Kaiti SC" w:eastAsia="Kaiti SC" w:cs="Kaiti SC"/>
           <w:sz w:val="21"/>
         </w:rPr>
-        <w:t>[1] 2026-10-19｜NASASpaceflight｜SpaceX：Falcon 9 set to launch Bandwagon-5 rideshare mission from Florida</w:t>
+        <w:t>[1] 2026-10-20｜The Audubon County Advocate Journal｜SpaceX：LIVE: SpaceX Starlink launch - The Audubon County Advocate Journal</w:t>
       </w:r>
     </w:p>
     <w:p>
@@ -1221,7 +750,7 @@
           <w:rFonts w:ascii="Kaiti SC" w:hAnsi="Kaiti SC" w:eastAsia="Kaiti SC" w:cs="Kaiti SC"/>
           <w:sz w:val="21"/>
         </w:rPr>
-        <w:t>[2] 2026-10-19｜Spaceflight Now｜SpaceX：Live coverage: SpaceX to launch Starfall reentry capsule, 31 customer payloads on Bandwagon-5 rideshare mission</w:t>
+        <w:t>[2] 2026-10-20｜satnews.com｜SpaceX：Planet Labs Launches Pelican-12 Aboard SpaceX Bandwagon-5 to Test Orbital AI and Satellite Relays</w:t>
       </w:r>
     </w:p>
     <w:p>
@@ -1242,7 +771,7 @@
           <w:rFonts w:ascii="Kaiti SC" w:hAnsi="Kaiti SC" w:eastAsia="Kaiti SC" w:cs="Kaiti SC"/>
           <w:sz w:val="21"/>
         </w:rPr>
-        <w:t>[3] 2026-10-19｜Spaceflight Now｜SpaceX：Poor weather forces scrub of Monday launch attempt of Bandwagon-5, SpaceX now targeting Tuesday - Spaceflight Now</w:t>
+        <w:t>[3] 2026-10-20｜bing.com｜SpaceX：SpaceX's latest earnings humble the rocket industry</w:t>
       </w:r>
     </w:p>
     <w:p>
@@ -1263,7 +792,7 @@
           <w:rFonts w:ascii="Kaiti SC" w:hAnsi="Kaiti SC" w:eastAsia="Kaiti SC" w:cs="Kaiti SC"/>
           <w:sz w:val="21"/>
         </w:rPr>
-        <w:t>[4] 2026-10-19｜北京市人民政府门户网站｜蓝箭航天：朱雀二号改进型遥四运载火箭“一箭十星”发射成功星箭携手再飞天亦庄航天创新活力迸发_部门动态_首都之窗 - 北京市人民政府门户网站</w:t>
+        <w:t>[4] 2026-10-20｜bing.com｜Blue Origin：Blue Origin's massive New Glenn rocket on move to launch pad</w:t>
       </w:r>
     </w:p>
     <w:p>
@@ -1284,7 +813,7 @@
           <w:rFonts w:ascii="Kaiti SC" w:hAnsi="Kaiti SC" w:eastAsia="Kaiti SC" w:cs="Kaiti SC"/>
           <w:sz w:val="21"/>
         </w:rPr>
-        <w:t>[5] 2026-10-19｜bing.com｜Blue Origin：Blue Origin expands Florida facilities to increase New Glenn launches despite rocket explosion</w:t>
+        <w:t>[5] 2026-10-20｜bing.com｜SpaceX：SpaceX posts first operating profit as public company as AI revenue nearly triples to $7.6 billion—cruising past Starlink</w:t>
       </w:r>
     </w:p>
     <w:p>
@@ -1305,7 +834,7 @@
           <w:rFonts w:ascii="Kaiti SC" w:hAnsi="Kaiti SC" w:eastAsia="Kaiti SC" w:cs="Kaiti SC"/>
           <w:sz w:val="21"/>
         </w:rPr>
-        <w:t>[6] 2026-10-19｜bing.com｜SpaceX：Veon Says SpaceX's Starlink Mobile Reached 11 Million Users in Three Markets</w:t>
+        <w:t>[6] 2026-10-20｜Ventura County Star｜SpaceX：SpaceX's next rocket launch to tie California's 2025 record. Watch - Ventura County Star</w:t>
       </w:r>
     </w:p>
     <w:p>
@@ -1326,217 +855,7 @@
           <w:rFonts w:ascii="Kaiti SC" w:hAnsi="Kaiti SC" w:eastAsia="Kaiti SC" w:cs="Kaiti SC"/>
           <w:sz w:val="21"/>
         </w:rPr>
-        <w:t>[7] 2026-10-19｜WFTV｜Blue Origin：Blue Origin seeks approval to dramatically increase New Glenn launches - WFTV</w:t>
-      </w:r>
-    </w:p>
-    <w:p>
-      <w:pPr>
-        <w:keepLines/>
-        <w:spacing w:after="60"/>
-        <w:ind w:left="369" w:hanging="227"/>
-      </w:pPr>
-      <w:r>
-        <w:rPr>
-          <w:rFonts w:ascii="Kaiti SC" w:hAnsi="Kaiti SC" w:eastAsia="Kaiti SC" w:cs="Kaiti SC"/>
-          <w:sz w:val="21"/>
-        </w:rPr>
-        <w:t xml:space="preserve">✓ </w:t>
-      </w:r>
-      <w:r>
-        <w:rPr>
-          <w:rFonts w:ascii="Kaiti SC" w:hAnsi="Kaiti SC" w:eastAsia="Kaiti SC" w:cs="Kaiti SC"/>
-          <w:sz w:val="21"/>
-        </w:rPr>
-        <w:t>[8] 2026-10-19｜bing.com｜Blue Origin：Blue Origin commits $330M to rocket infrastructure</w:t>
-      </w:r>
-    </w:p>
-    <w:p>
-      <w:pPr>
-        <w:keepLines/>
-        <w:spacing w:after="60"/>
-        <w:ind w:left="369" w:hanging="227"/>
-      </w:pPr>
-      <w:r>
-        <w:rPr>
-          <w:rFonts w:ascii="Kaiti SC" w:hAnsi="Kaiti SC" w:eastAsia="Kaiti SC" w:cs="Kaiti SC"/>
-          <w:sz w:val="21"/>
-        </w:rPr>
-        <w:t xml:space="preserve">✓ </w:t>
-      </w:r>
-      <w:r>
-        <w:rPr>
-          <w:rFonts w:ascii="Kaiti SC" w:hAnsi="Kaiti SC" w:eastAsia="Kaiti SC" w:cs="Kaiti SC"/>
-          <w:sz w:val="21"/>
-        </w:rPr>
-        <w:t>[9] 2026-10-19｜bing.com｜Blue Origin：Blue Origin commits $330M to rocket infrastructure</w:t>
-      </w:r>
-    </w:p>
-    <w:p>
-      <w:pPr>
-        <w:keepLines/>
-        <w:spacing w:after="60"/>
-        <w:ind w:left="369" w:hanging="227"/>
-      </w:pPr>
-      <w:r>
-        <w:rPr>
-          <w:rFonts w:ascii="Kaiti SC" w:hAnsi="Kaiti SC" w:eastAsia="Kaiti SC" w:cs="Kaiti SC"/>
-          <w:sz w:val="21"/>
-        </w:rPr>
-        <w:t xml:space="preserve">✓ </w:t>
-      </w:r>
-      <w:r>
-        <w:rPr>
-          <w:rFonts w:ascii="Kaiti SC" w:hAnsi="Kaiti SC" w:eastAsia="Kaiti SC" w:cs="Kaiti SC"/>
-          <w:sz w:val="21"/>
-        </w:rPr>
-        <w:t>[10] 2026-10-19｜bing.com｜Blue Origin：Blue Origin commits $330M to rocket infrastructure</w:t>
-      </w:r>
-    </w:p>
-    <w:p>
-      <w:pPr>
-        <w:keepLines/>
-        <w:spacing w:after="60"/>
-        <w:ind w:left="369" w:hanging="227"/>
-      </w:pPr>
-      <w:r>
-        <w:rPr>
-          <w:rFonts w:ascii="Kaiti SC" w:hAnsi="Kaiti SC" w:eastAsia="Kaiti SC" w:cs="Kaiti SC"/>
-          <w:sz w:val="21"/>
-        </w:rPr>
-        <w:t xml:space="preserve">✓ </w:t>
-      </w:r>
-      <w:r>
-        <w:rPr>
-          <w:rFonts w:ascii="Kaiti SC" w:hAnsi="Kaiti SC" w:eastAsia="Kaiti SC" w:cs="Kaiti SC"/>
-          <w:sz w:val="21"/>
-        </w:rPr>
-        <w:t>[11] 2026-10-19｜satnews.com｜SpaceX：India Reinforces Security and Spectrum Safeguards, Restricting Unmonitored Starlink and NTN Entry</w:t>
-      </w:r>
-    </w:p>
-    <w:p>
-      <w:pPr>
-        <w:keepLines/>
-        <w:spacing w:after="60"/>
-        <w:ind w:left="369" w:hanging="227"/>
-      </w:pPr>
-      <w:r>
-        <w:rPr>
-          <w:rFonts w:ascii="Kaiti SC" w:hAnsi="Kaiti SC" w:eastAsia="Kaiti SC" w:cs="Kaiti SC"/>
-          <w:sz w:val="21"/>
-        </w:rPr>
-        <w:t xml:space="preserve">✓ </w:t>
-      </w:r>
-      <w:r>
-        <w:rPr>
-          <w:rFonts w:ascii="Kaiti SC" w:hAnsi="Kaiti SC" w:eastAsia="Kaiti SC" w:cs="Kaiti SC"/>
-          <w:sz w:val="21"/>
-        </w:rPr>
-        <w:t>[12] 2026-10-19｜证券时报网｜银河航天：银河航天入股卫星柔性太阳翼研发商昇帆科技 - 证券时报网</w:t>
-      </w:r>
-    </w:p>
-    <w:p>
-      <w:pPr>
-        <w:keepLines/>
-        <w:spacing w:after="60"/>
-        <w:ind w:left="369" w:hanging="227"/>
-      </w:pPr>
-      <w:r>
-        <w:rPr>
-          <w:rFonts w:ascii="Kaiti SC" w:hAnsi="Kaiti SC" w:eastAsia="Kaiti SC" w:cs="Kaiti SC"/>
-          <w:sz w:val="21"/>
-        </w:rPr>
-        <w:t xml:space="preserve">✓ </w:t>
-      </w:r>
-      <w:r>
-        <w:rPr>
-          <w:rFonts w:ascii="Kaiti SC" w:hAnsi="Kaiti SC" w:eastAsia="Kaiti SC" w:cs="Kaiti SC"/>
-          <w:sz w:val="21"/>
-        </w:rPr>
-        <w:t>[13] 2026-10-19｜未来天玑｜星际荣耀：星际荣耀 以1585.32万元取得成都一宗地使用权 - 未来天玑</w:t>
-      </w:r>
-    </w:p>
-    <w:p>
-      <w:pPr>
-        <w:keepLines/>
-        <w:spacing w:after="60"/>
-        <w:ind w:left="369" w:hanging="227"/>
-      </w:pPr>
-      <w:r>
-        <w:rPr>
-          <w:rFonts w:ascii="Kaiti SC" w:hAnsi="Kaiti SC" w:eastAsia="Kaiti SC" w:cs="Kaiti SC"/>
-          <w:sz w:val="21"/>
-        </w:rPr>
-        <w:t xml:space="preserve">✓ </w:t>
-      </w:r>
-      <w:r>
-        <w:rPr>
-          <w:rFonts w:ascii="Kaiti SC" w:hAnsi="Kaiti SC" w:eastAsia="Kaiti SC" w:cs="Kaiti SC"/>
-          <w:sz w:val="21"/>
-        </w:rPr>
-        <w:t>[14] 2026-10-19｜36Kr｜银河航天：银河航天入股北京昇帆科技，后者为卫星柔性太阳翼研发商 - 36Kr</w:t>
-      </w:r>
-    </w:p>
-    <w:p>
-      <w:pPr>
-        <w:keepLines/>
-        <w:spacing w:after="60"/>
-        <w:ind w:left="369" w:hanging="227"/>
-      </w:pPr>
-      <w:r>
-        <w:rPr>
-          <w:rFonts w:ascii="Kaiti SC" w:hAnsi="Kaiti SC" w:eastAsia="Kaiti SC" w:cs="Kaiti SC"/>
-          <w:sz w:val="21"/>
-        </w:rPr>
-        <w:t xml:space="preserve">✓ </w:t>
-      </w:r>
-      <w:r>
-        <w:rPr>
-          <w:rFonts w:ascii="Kaiti SC" w:hAnsi="Kaiti SC" w:eastAsia="Kaiti SC" w:cs="Kaiti SC"/>
-          <w:sz w:val="21"/>
-        </w:rPr>
-        <w:t>[15] 2026-10-19｜Jiemian.com｜银河航天：银河航天入股北京昇帆科技，后者为卫星柔性太阳翼研发商 - Jiemian.com</w:t>
-      </w:r>
-    </w:p>
-    <w:p>
-      <w:pPr>
-        <w:keepLines/>
-        <w:spacing w:after="60"/>
-        <w:ind w:left="369" w:hanging="227"/>
-      </w:pPr>
-      <w:r>
-        <w:rPr>
-          <w:rFonts w:ascii="Kaiti SC" w:hAnsi="Kaiti SC" w:eastAsia="Kaiti SC" w:cs="Kaiti SC"/>
-          <w:sz w:val="21"/>
-        </w:rPr>
-        <w:t xml:space="preserve">✓ </w:t>
-      </w:r>
-      <w:r>
-        <w:rPr>
-          <w:rFonts w:ascii="Kaiti SC" w:hAnsi="Kaiti SC" w:eastAsia="Kaiti SC" w:cs="Kaiti SC"/>
-          <w:sz w:val="21"/>
-        </w:rPr>
-        <w:t>[16] 2026-10-19｜北京市科学技术委员会｜蓝箭航天：一周企业动态盘点丨面壁智能发布新一代MiniCPM-V 4.7；蓝箭航天朱雀二号改进型火箭“一箭十星”发射 - 北京市科学技术委员会</w:t>
-      </w:r>
-    </w:p>
-    <w:p>
-      <w:pPr>
-        <w:keepLines/>
-        <w:spacing w:after="60"/>
-        <w:ind w:left="369" w:hanging="227"/>
-      </w:pPr>
-      <w:r>
-        <w:rPr>
-          <w:rFonts w:ascii="Kaiti SC" w:hAnsi="Kaiti SC" w:eastAsia="Kaiti SC" w:cs="Kaiti SC"/>
-          <w:sz w:val="21"/>
-        </w:rPr>
-        <w:t xml:space="preserve">✓ </w:t>
-      </w:r>
-      <w:r>
-        <w:rPr>
-          <w:rFonts w:ascii="Kaiti SC" w:hAnsi="Kaiti SC" w:eastAsia="Kaiti SC" w:cs="Kaiti SC"/>
-          <w:sz w:val="21"/>
-        </w:rPr>
-        <w:t>[17] 2026-10-19｜财联社｜银河航天：10:49:25【银河航天入股卫星柔性太阳翼研发商昇帆科技】 - 财联社</w:t>
+        <w:t>[7] 2026-10-20｜Blue Origin｜Blue Origin：Blue Origin’s P-Sampler Launches Aboard JAXA's Martian Moons eXploration Mission - Blue Origin</w:t>
       </w:r>
     </w:p>
     <w:sectPr>

--- a/docs/data/reports/daily-documents/latest/previous_daily_report.docx
+++ b/docs/data/reports/daily-documents/latest/previous_daily_report.docx
@@ -26,7 +26,7 @@
           <w:rFonts w:ascii="Kaiti SC" w:hAnsi="Kaiti SC" w:eastAsia="Kaiti SC" w:cs="Kaiti SC"/>
           <w:sz w:val="21"/>
         </w:rPr>
-        <w:t>2026-10-20（上一自然日）</w:t>
+        <w:t>2026-10-21（上一自然日）</w:t>
       </w:r>
     </w:p>
     <w:tbl>
@@ -81,7 +81,7 @@
                 <w:b w:val="0"/>
                 <w:sz w:val="19"/>
               </w:rPr>
-              <w:t>2026-10-20</w:t>
+              <w:t>2026-10-21</w:t>
             </w:r>
           </w:p>
         </w:tc>
@@ -127,7 +127,7 @@
                 <w:b w:val="0"/>
                 <w:sz w:val="19"/>
               </w:rPr>
-              <w:t>28 条 / 2 家</w:t>
+              <w:t>41 条 / 5 家</w:t>
             </w:r>
           </w:p>
         </w:tc>
@@ -173,7 +173,7 @@
                 <w:b w:val="0"/>
                 <w:sz w:val="19"/>
               </w:rPr>
-              <w:t>9 个</w:t>
+              <w:t>22 个</w:t>
             </w:r>
           </w:p>
         </w:tc>
@@ -219,7 +219,7 @@
                 <w:b w:val="0"/>
                 <w:sz w:val="19"/>
               </w:rPr>
-              <w:t>2026-10-21</w:t>
+              <w:t>2026-10-22</w:t>
             </w:r>
           </w:p>
         </w:tc>
@@ -245,7 +245,7 @@
     </w:p>
     <w:p>
       <w:r>
-        <w:t>2026-10-20 共归档 28 条新闻，覆盖 2 家公司、9 个信息来源。 新闻量较多的公司包括 SpaceX、Blue Origin。</w:t>
+        <w:t>2026-10-21 共归档 41 条新闻，覆盖 5 家公司、22 个信息来源。 新闻量较多的公司包括 SpaceX、星河动力、Blue Origin、中国星网。</w:t>
       </w:r>
     </w:p>
     <w:p>
@@ -279,7 +279,7 @@
           <w:rFonts w:ascii="Kaiti SC" w:hAnsi="Kaiti SC" w:eastAsia="Kaiti SC" w:cs="Kaiti SC"/>
           <w:sz w:val="21"/>
         </w:rPr>
-        <w:t>【发射与任务】SpaceX：LIVE: SpaceX Starlink launch - The Audubon County Advocate Journal （The Audubon County Advocate Journal）</w:t>
+        <w:t>【发射与任务】SpaceX：Live coverage: SpaceX to launch 27 Starlink satellites on Falcon 9 rocket from Vandenberg SFB （Spaceflight Now）</w:t>
       </w:r>
     </w:p>
     <w:p>
@@ -300,7 +300,7 @@
           <w:rFonts w:ascii="Kaiti SC" w:hAnsi="Kaiti SC" w:eastAsia="Kaiti SC" w:cs="Kaiti SC"/>
           <w:sz w:val="21"/>
         </w:rPr>
-        <w:t>【发射与任务】SpaceX：Planet Labs Launches Pelican-12 Aboard SpaceX Bandwagon-5 to Test Orbital AI and Satellite Relays （satnews.com）</w:t>
+        <w:t>【发射与任务】星河动力：谷神星一号海上发射告捷 全球首个低倾角遥感星座首星升空 - 东方财富 （东方财富）</w:t>
       </w:r>
     </w:p>
     <w:p>
@@ -321,7 +321,7 @@
           <w:rFonts w:ascii="Kaiti SC" w:hAnsi="Kaiti SC" w:eastAsia="Kaiti SC" w:cs="Kaiti SC"/>
           <w:sz w:val="21"/>
         </w:rPr>
-        <w:t>【其他动态】SpaceX：SpaceX's latest earnings humble the rocket industry （bing.com）</w:t>
+        <w:t>【其他动态】SpaceX：Mobile satellite service/terminal provider Ovzon: SpaceX Starshield issue in Ukraine proves the need for autonomy （spaceintelreport.com）</w:t>
       </w:r>
     </w:p>
     <w:p>
@@ -342,7 +342,7 @@
           <w:rFonts w:ascii="Kaiti SC" w:hAnsi="Kaiti SC" w:eastAsia="Kaiti SC" w:cs="Kaiti SC"/>
           <w:sz w:val="21"/>
         </w:rPr>
-        <w:t>【发射与任务】Blue Origin：Blue Origin's massive New Glenn rocket on move to launch pad （bing.com）</w:t>
+        <w:t>【其他动态】星河动力：谷神星一号海射成功，商业航天运力稳步迭代 - 东方财富 （东方财富）</w:t>
       </w:r>
     </w:p>
     <w:p>
@@ -363,7 +363,7 @@
           <w:rFonts w:ascii="Kaiti SC" w:hAnsi="Kaiti SC" w:eastAsia="Kaiti SC" w:cs="Kaiti SC"/>
           <w:sz w:val="21"/>
         </w:rPr>
-        <w:t>【其他动态】SpaceX：SpaceX posts first operating profit as public company as AI revenue nearly triples to $7.6 billion—cruising past Starlink （bing.com）</w:t>
+        <w:t>【其他动态】SpaceX：Starlink Surges to 13.6 Million Subscribers as GSMA Assesses TAM Penetration and Telco Defense （satnews.com）</w:t>
       </w:r>
     </w:p>
     <w:p>
@@ -384,7 +384,7 @@
           <w:rFonts w:ascii="Kaiti SC" w:hAnsi="Kaiti SC" w:eastAsia="Kaiti SC" w:cs="Kaiti SC"/>
           <w:sz w:val="21"/>
         </w:rPr>
-        <w:t>【发射与任务】SpaceX：SpaceX's next rocket launch to tie California's 2025 record. Watch - Ventura County Star （Ventura County Star）</w:t>
+        <w:t>【发射与任务】Blue Origin：Blue Origin Plans Multiple Space Coast Launches per Week - Thomasnet （Thomasnet）</w:t>
       </w:r>
     </w:p>
     <w:p>
@@ -405,7 +405,196 @@
           <w:rFonts w:ascii="Kaiti SC" w:hAnsi="Kaiti SC" w:eastAsia="Kaiti SC" w:cs="Kaiti SC"/>
           <w:sz w:val="21"/>
         </w:rPr>
-        <w:t>【发射与任务】Blue Origin：Blue Origin’s P-Sampler Launches Aboard JAXA's Martian Moons eXploration Mission - Blue Origin （Blue Origin）</w:t>
+        <w:t>【发射与任务】SpaceX：SpaceX Plans First Full Starship Catch As AI Revenue Passes Starlink （bing.com）</w:t>
+      </w:r>
+    </w:p>
+    <w:p>
+      <w:pPr>
+        <w:keepLines/>
+        <w:spacing w:after="60"/>
+        <w:ind w:left="369" w:hanging="227"/>
+      </w:pPr>
+      <w:r>
+        <w:rPr>
+          <w:rFonts w:ascii="Kaiti SC" w:hAnsi="Kaiti SC" w:eastAsia="Kaiti SC" w:cs="Kaiti SC"/>
+          <w:sz w:val="21"/>
+        </w:rPr>
+        <w:t xml:space="preserve">➢ </w:t>
+      </w:r>
+      <w:r>
+        <w:rPr>
+          <w:rFonts w:ascii="Kaiti SC" w:hAnsi="Kaiti SC" w:eastAsia="Kaiti SC" w:cs="Kaiti SC"/>
+          <w:sz w:val="21"/>
+        </w:rPr>
+        <w:t>【发射与任务】SpaceX：SpaceX Plans First Full Starship Catch As AI Revenue Passes Starlink （bing.com）</w:t>
+      </w:r>
+    </w:p>
+    <w:p>
+      <w:pPr>
+        <w:keepLines/>
+        <w:spacing w:after="60"/>
+        <w:ind w:left="369" w:hanging="227"/>
+      </w:pPr>
+      <w:r>
+        <w:rPr>
+          <w:rFonts w:ascii="Kaiti SC" w:hAnsi="Kaiti SC" w:eastAsia="Kaiti SC" w:cs="Kaiti SC"/>
+          <w:sz w:val="21"/>
+        </w:rPr>
+        <w:t xml:space="preserve">➢ </w:t>
+      </w:r>
+      <w:r>
+        <w:rPr>
+          <w:rFonts w:ascii="Kaiti SC" w:hAnsi="Kaiti SC" w:eastAsia="Kaiti SC" w:cs="Kaiti SC"/>
+          <w:sz w:val="21"/>
+        </w:rPr>
+        <w:t>【发射与任务】星河动力：星河动力航天：谷神星一号海射型（遥八）运载火箭发射圆满成功 - 经济观察网 （经济观察网）</w:t>
+      </w:r>
+    </w:p>
+    <w:p>
+      <w:pPr>
+        <w:keepLines/>
+        <w:spacing w:after="60"/>
+        <w:ind w:left="369" w:hanging="227"/>
+      </w:pPr>
+      <w:r>
+        <w:rPr>
+          <w:rFonts w:ascii="Kaiti SC" w:hAnsi="Kaiti SC" w:eastAsia="Kaiti SC" w:cs="Kaiti SC"/>
+          <w:sz w:val="21"/>
+        </w:rPr>
+        <w:t xml:space="preserve">➢ </w:t>
+      </w:r>
+      <w:r>
+        <w:rPr>
+          <w:rFonts w:ascii="Kaiti SC" w:hAnsi="Kaiti SC" w:eastAsia="Kaiti SC" w:cs="Kaiti SC"/>
+          <w:sz w:val="21"/>
+        </w:rPr>
+        <w:t>【发射与任务】中科宇航：对话中科宇航副总裁樊娜：预计3到5年内，中国商业火箭发射成本将低于美国 - 中新经纬 （中新经纬）</w:t>
+      </w:r>
+    </w:p>
+    <w:p>
+      <w:pPr>
+        <w:keepLines/>
+        <w:spacing w:after="60"/>
+        <w:ind w:left="369" w:hanging="227"/>
+      </w:pPr>
+      <w:r>
+        <w:rPr>
+          <w:rFonts w:ascii="Kaiti SC" w:hAnsi="Kaiti SC" w:eastAsia="Kaiti SC" w:cs="Kaiti SC"/>
+          <w:sz w:val="21"/>
+        </w:rPr>
+        <w:t xml:space="preserve">➢ </w:t>
+      </w:r>
+      <w:r>
+        <w:rPr>
+          <w:rFonts w:ascii="Kaiti SC" w:hAnsi="Kaiti SC" w:eastAsia="Kaiti SC" w:cs="Kaiti SC"/>
+          <w:sz w:val="21"/>
+        </w:rPr>
+        <w:t>【发射与任务】星河动力：谷神星一号海上发射告捷 全球首个低倾角遥感星座首星升空 - 财联社电报 （财联社电报）</w:t>
+      </w:r>
+    </w:p>
+    <w:p>
+      <w:pPr>
+        <w:keepLines/>
+        <w:spacing w:after="60"/>
+        <w:ind w:left="369" w:hanging="227"/>
+      </w:pPr>
+      <w:r>
+        <w:rPr>
+          <w:rFonts w:ascii="Kaiti SC" w:hAnsi="Kaiti SC" w:eastAsia="Kaiti SC" w:cs="Kaiti SC"/>
+          <w:sz w:val="21"/>
+        </w:rPr>
+        <w:t xml:space="preserve">➢ </w:t>
+      </w:r>
+      <w:r>
+        <w:rPr>
+          <w:rFonts w:ascii="Kaiti SC" w:hAnsi="Kaiti SC" w:eastAsia="Kaiti SC" w:cs="Kaiti SC"/>
+          <w:sz w:val="21"/>
+        </w:rPr>
+        <w:t>【发射与任务】星河动力：谷神星一号完成第7次海上发射，“五羊星座”先导星入轨 - 21财经 （21财经）</w:t>
+      </w:r>
+    </w:p>
+    <w:p>
+      <w:pPr>
+        <w:keepLines/>
+        <w:spacing w:after="60"/>
+        <w:ind w:left="369" w:hanging="227"/>
+      </w:pPr>
+      <w:r>
+        <w:rPr>
+          <w:rFonts w:ascii="Kaiti SC" w:hAnsi="Kaiti SC" w:eastAsia="Kaiti SC" w:cs="Kaiti SC"/>
+          <w:sz w:val="21"/>
+        </w:rPr>
+        <w:t xml:space="preserve">➢ </w:t>
+      </w:r>
+      <w:r>
+        <w:rPr>
+          <w:rFonts w:ascii="Kaiti SC" w:hAnsi="Kaiti SC" w:eastAsia="Kaiti SC" w:cs="Kaiti SC"/>
+          <w:sz w:val="21"/>
+        </w:rPr>
+        <w:t>【发射与任务】Blue Origin：Blue Origin’s New Glenn reached orbit before SpaceX’s Starship （bing.com）</w:t>
+      </w:r>
+    </w:p>
+    <w:p>
+      <w:pPr>
+        <w:keepLines/>
+        <w:spacing w:after="60"/>
+        <w:ind w:left="369" w:hanging="227"/>
+      </w:pPr>
+      <w:r>
+        <w:rPr>
+          <w:rFonts w:ascii="Kaiti SC" w:hAnsi="Kaiti SC" w:eastAsia="Kaiti SC" w:cs="Kaiti SC"/>
+          <w:sz w:val="21"/>
+        </w:rPr>
+        <w:t xml:space="preserve">➢ </w:t>
+      </w:r>
+      <w:r>
+        <w:rPr>
+          <w:rFonts w:ascii="Kaiti SC" w:hAnsi="Kaiti SC" w:eastAsia="Kaiti SC" w:cs="Kaiti SC"/>
+          <w:sz w:val="21"/>
+        </w:rPr>
+        <w:t>【发射与任务】Blue Origin：Blue Origin Florida Infrastructure Investment Tops $3 Billion Ahead of High-Cadence New Glenn Operations （satnews.com）</w:t>
+      </w:r>
+    </w:p>
+    <w:p>
+      <w:pPr>
+        <w:keepLines/>
+        <w:spacing w:after="60"/>
+        <w:ind w:left="369" w:hanging="227"/>
+      </w:pPr>
+      <w:r>
+        <w:rPr>
+          <w:rFonts w:ascii="Kaiti SC" w:hAnsi="Kaiti SC" w:eastAsia="Kaiti SC" w:cs="Kaiti SC"/>
+          <w:sz w:val="21"/>
+        </w:rPr>
+        <w:t xml:space="preserve">➢ </w:t>
+      </w:r>
+      <w:r>
+        <w:rPr>
+          <w:rFonts w:ascii="Kaiti SC" w:hAnsi="Kaiti SC" w:eastAsia="Kaiti SC" w:cs="Kaiti SC"/>
+          <w:sz w:val="21"/>
+        </w:rPr>
+        <w:t>【其他动态】Blue Origin：Blue Origin Florida Infrastructure Investment Tops $3 Billion Ahead of High-Cadence New Glenn Operations - SatNews Publishers （SatNews Publishers）</w:t>
+      </w:r>
+    </w:p>
+    <w:p>
+      <w:pPr>
+        <w:keepLines/>
+        <w:spacing w:after="60"/>
+        <w:ind w:left="369" w:hanging="227"/>
+      </w:pPr>
+      <w:r>
+        <w:rPr>
+          <w:rFonts w:ascii="Kaiti SC" w:hAnsi="Kaiti SC" w:eastAsia="Kaiti SC" w:cs="Kaiti SC"/>
+          <w:sz w:val="21"/>
+        </w:rPr>
+        <w:t xml:space="preserve">➢ </w:t>
+      </w:r>
+      <w:r>
+        <w:rPr>
+          <w:rFonts w:ascii="Kaiti SC" w:hAnsi="Kaiti SC" w:eastAsia="Kaiti SC" w:cs="Kaiti SC"/>
+          <w:sz w:val="21"/>
+        </w:rPr>
+        <w:t>【其他动态】中国星网：丁薛祥调研中国星网 - 通信世界网 （通信世界网）</w:t>
       </w:r>
     </w:p>
     <w:p>
@@ -564,7 +753,94 @@
                 <w:b w:val="0"/>
                 <w:sz w:val="19"/>
               </w:rPr>
-              <w:t>26</w:t>
+              <w:t>27</w:t>
+            </w:r>
+          </w:p>
+        </w:tc>
+        <w:tc>
+          <w:tcPr>
+            <w:tcW w:type="dxa" w:w="2075"/>
+            <w:vAlign w:val="center"/>
+          </w:tcPr>
+          <w:p>
+            <w:pPr>
+              <w:spacing w:after="0" w:line="252" w:lineRule="auto"/>
+              <w:jc w:val="center"/>
+            </w:pPr>
+            <w:r/>
+            <w:r>
+              <w:rPr>
+                <w:rFonts w:ascii="Kaiti SC" w:hAnsi="Kaiti SC" w:eastAsia="Kaiti SC" w:cs="Kaiti SC"/>
+                <w:b w:val="0"/>
+                <w:sz w:val="19"/>
+              </w:rPr>
+              <w:t>发射与任务、其他动态、订单与合作</w:t>
+            </w:r>
+          </w:p>
+        </w:tc>
+        <w:tc>
+          <w:tcPr>
+            <w:tcW w:type="dxa" w:w="2075"/>
+            <w:vAlign w:val="center"/>
+          </w:tcPr>
+          <w:p>
+            <w:pPr>
+              <w:spacing w:after="0" w:line="252" w:lineRule="auto"/>
+            </w:pPr>
+            <w:r/>
+            <w:r>
+              <w:rPr>
+                <w:rFonts w:ascii="Kaiti SC" w:hAnsi="Kaiti SC" w:eastAsia="Kaiti SC" w:cs="Kaiti SC"/>
+                <w:b w:val="0"/>
+                <w:sz w:val="19"/>
+              </w:rPr>
+              <w:t>Live coverage: SpaceX to launch 27 Starlink satellites on Falcon 9 rocket from Vandenberg SFB</w:t>
+            </w:r>
+          </w:p>
+        </w:tc>
+      </w:tr>
+      <w:tr>
+        <w:trPr>
+          <w:cantSplit/>
+        </w:trPr>
+        <w:tc>
+          <w:tcPr>
+            <w:tcW w:type="dxa" w:w="2075"/>
+            <w:vAlign w:val="center"/>
+          </w:tcPr>
+          <w:p>
+            <w:pPr>
+              <w:spacing w:after="0" w:line="252" w:lineRule="auto"/>
+            </w:pPr>
+            <w:r/>
+            <w:r>
+              <w:rPr>
+                <w:rFonts w:ascii="Kaiti SC" w:hAnsi="Kaiti SC" w:eastAsia="Kaiti SC" w:cs="Kaiti SC"/>
+                <w:b w:val="0"/>
+                <w:sz w:val="19"/>
+              </w:rPr>
+              <w:t>星河动力</w:t>
+            </w:r>
+          </w:p>
+        </w:tc>
+        <w:tc>
+          <w:tcPr>
+            <w:tcW w:type="dxa" w:w="2075"/>
+            <w:vAlign w:val="center"/>
+          </w:tcPr>
+          <w:p>
+            <w:pPr>
+              <w:spacing w:after="0" w:line="252" w:lineRule="auto"/>
+              <w:jc w:val="center"/>
+            </w:pPr>
+            <w:r/>
+            <w:r>
+              <w:rPr>
+                <w:rFonts w:ascii="Kaiti SC" w:hAnsi="Kaiti SC" w:eastAsia="Kaiti SC" w:cs="Kaiti SC"/>
+                <w:b w:val="0"/>
+                <w:sz w:val="19"/>
+              </w:rPr>
+              <w:t>8</w:t>
             </w:r>
           </w:p>
         </w:tc>
@@ -605,7 +881,7 @@
                 <w:b w:val="0"/>
                 <w:sz w:val="19"/>
               </w:rPr>
-              <w:t>LIVE: SpaceX Starlink launch - The Audubon County Advocate Journal</w:t>
+              <w:t>谷神星一号海上发射告捷 全球首个低倾角遥感星座首星升空 - 东方财富</w:t>
             </w:r>
           </w:p>
         </w:tc>
@@ -651,7 +927,181 @@
                 <w:b w:val="0"/>
                 <w:sz w:val="19"/>
               </w:rPr>
-              <w:t>2</w:t>
+              <w:t>4</w:t>
+            </w:r>
+          </w:p>
+        </w:tc>
+        <w:tc>
+          <w:tcPr>
+            <w:tcW w:type="dxa" w:w="2075"/>
+            <w:vAlign w:val="center"/>
+          </w:tcPr>
+          <w:p>
+            <w:pPr>
+              <w:spacing w:after="0" w:line="252" w:lineRule="auto"/>
+              <w:jc w:val="center"/>
+            </w:pPr>
+            <w:r/>
+            <w:r>
+              <w:rPr>
+                <w:rFonts w:ascii="Kaiti SC" w:hAnsi="Kaiti SC" w:eastAsia="Kaiti SC" w:cs="Kaiti SC"/>
+                <w:b w:val="0"/>
+                <w:sz w:val="19"/>
+              </w:rPr>
+              <w:t>发射与任务、其他动态</w:t>
+            </w:r>
+          </w:p>
+        </w:tc>
+        <w:tc>
+          <w:tcPr>
+            <w:tcW w:type="dxa" w:w="2075"/>
+            <w:vAlign w:val="center"/>
+          </w:tcPr>
+          <w:p>
+            <w:pPr>
+              <w:spacing w:after="0" w:line="252" w:lineRule="auto"/>
+            </w:pPr>
+            <w:r/>
+            <w:r>
+              <w:rPr>
+                <w:rFonts w:ascii="Kaiti SC" w:hAnsi="Kaiti SC" w:eastAsia="Kaiti SC" w:cs="Kaiti SC"/>
+                <w:b w:val="0"/>
+                <w:sz w:val="19"/>
+              </w:rPr>
+              <w:t>Blue Origin Plans Multiple Space Coast Launches per Week - Thomasnet</w:t>
+            </w:r>
+          </w:p>
+        </w:tc>
+      </w:tr>
+      <w:tr>
+        <w:trPr>
+          <w:cantSplit/>
+        </w:trPr>
+        <w:tc>
+          <w:tcPr>
+            <w:tcW w:type="dxa" w:w="2075"/>
+            <w:vAlign w:val="center"/>
+          </w:tcPr>
+          <w:p>
+            <w:pPr>
+              <w:spacing w:after="0" w:line="252" w:lineRule="auto"/>
+            </w:pPr>
+            <w:r/>
+            <w:r>
+              <w:rPr>
+                <w:rFonts w:ascii="Kaiti SC" w:hAnsi="Kaiti SC" w:eastAsia="Kaiti SC" w:cs="Kaiti SC"/>
+                <w:b w:val="0"/>
+                <w:sz w:val="19"/>
+              </w:rPr>
+              <w:t>中国星网</w:t>
+            </w:r>
+          </w:p>
+        </w:tc>
+        <w:tc>
+          <w:tcPr>
+            <w:tcW w:type="dxa" w:w="2075"/>
+            <w:vAlign w:val="center"/>
+          </w:tcPr>
+          <w:p>
+            <w:pPr>
+              <w:spacing w:after="0" w:line="252" w:lineRule="auto"/>
+              <w:jc w:val="center"/>
+            </w:pPr>
+            <w:r/>
+            <w:r>
+              <w:rPr>
+                <w:rFonts w:ascii="Kaiti SC" w:hAnsi="Kaiti SC" w:eastAsia="Kaiti SC" w:cs="Kaiti SC"/>
+                <w:b w:val="0"/>
+                <w:sz w:val="19"/>
+              </w:rPr>
+              <w:t>1</w:t>
+            </w:r>
+          </w:p>
+        </w:tc>
+        <w:tc>
+          <w:tcPr>
+            <w:tcW w:type="dxa" w:w="2075"/>
+            <w:vAlign w:val="center"/>
+          </w:tcPr>
+          <w:p>
+            <w:pPr>
+              <w:spacing w:after="0" w:line="252" w:lineRule="auto"/>
+              <w:jc w:val="center"/>
+            </w:pPr>
+            <w:r/>
+            <w:r>
+              <w:rPr>
+                <w:rFonts w:ascii="Kaiti SC" w:hAnsi="Kaiti SC" w:eastAsia="Kaiti SC" w:cs="Kaiti SC"/>
+                <w:b w:val="0"/>
+                <w:sz w:val="19"/>
+              </w:rPr>
+              <w:t>其他动态</w:t>
+            </w:r>
+          </w:p>
+        </w:tc>
+        <w:tc>
+          <w:tcPr>
+            <w:tcW w:type="dxa" w:w="2075"/>
+            <w:vAlign w:val="center"/>
+          </w:tcPr>
+          <w:p>
+            <w:pPr>
+              <w:spacing w:after="0" w:line="252" w:lineRule="auto"/>
+            </w:pPr>
+            <w:r/>
+            <w:r>
+              <w:rPr>
+                <w:rFonts w:ascii="Kaiti SC" w:hAnsi="Kaiti SC" w:eastAsia="Kaiti SC" w:cs="Kaiti SC"/>
+                <w:b w:val="0"/>
+                <w:sz w:val="19"/>
+              </w:rPr>
+              <w:t>丁薛祥调研中国星网 - 通信世界网</w:t>
+            </w:r>
+          </w:p>
+        </w:tc>
+      </w:tr>
+      <w:tr>
+        <w:trPr>
+          <w:cantSplit/>
+        </w:trPr>
+        <w:tc>
+          <w:tcPr>
+            <w:tcW w:type="dxa" w:w="2075"/>
+            <w:vAlign w:val="center"/>
+          </w:tcPr>
+          <w:p>
+            <w:pPr>
+              <w:spacing w:after="0" w:line="252" w:lineRule="auto"/>
+            </w:pPr>
+            <w:r/>
+            <w:r>
+              <w:rPr>
+                <w:rFonts w:ascii="Kaiti SC" w:hAnsi="Kaiti SC" w:eastAsia="Kaiti SC" w:cs="Kaiti SC"/>
+                <w:b w:val="0"/>
+                <w:sz w:val="19"/>
+              </w:rPr>
+              <w:t>中科宇航</w:t>
+            </w:r>
+          </w:p>
+        </w:tc>
+        <w:tc>
+          <w:tcPr>
+            <w:tcW w:type="dxa" w:w="2075"/>
+            <w:vAlign w:val="center"/>
+          </w:tcPr>
+          <w:p>
+            <w:pPr>
+              <w:spacing w:after="0" w:line="252" w:lineRule="auto"/>
+              <w:jc w:val="center"/>
+            </w:pPr>
+            <w:r/>
+            <w:r>
+              <w:rPr>
+                <w:rFonts w:ascii="Kaiti SC" w:hAnsi="Kaiti SC" w:eastAsia="Kaiti SC" w:cs="Kaiti SC"/>
+                <w:b w:val="0"/>
+                <w:sz w:val="19"/>
+              </w:rPr>
+              <w:t>1</w:t>
             </w:r>
           </w:p>
         </w:tc>
@@ -692,7 +1142,7 @@
                 <w:b w:val="0"/>
                 <w:sz w:val="19"/>
               </w:rPr>
-              <w:t>Blue Origin's massive New Glenn rocket on move to launch pad</w:t>
+              <w:t>对话中科宇航副总裁樊娜：预计3到5年内，中国商业火箭发射成本将低于美国 - 中新经纬</w:t>
             </w:r>
           </w:p>
         </w:tc>
@@ -729,7 +1179,7 @@
           <w:rFonts w:ascii="Kaiti SC" w:hAnsi="Kaiti SC" w:eastAsia="Kaiti SC" w:cs="Kaiti SC"/>
           <w:sz w:val="21"/>
         </w:rPr>
-        <w:t>[1] 2026-10-20｜The Audubon County Advocate Journal｜SpaceX：LIVE: SpaceX Starlink launch - The Audubon County Advocate Journal</w:t>
+        <w:t>[1] 2026-10-21｜Spaceflight Now｜SpaceX：Live coverage: SpaceX to launch 27 Starlink satellites on Falcon 9 rocket from Vandenberg SFB</w:t>
       </w:r>
     </w:p>
     <w:p>
@@ -750,7 +1200,7 @@
           <w:rFonts w:ascii="Kaiti SC" w:hAnsi="Kaiti SC" w:eastAsia="Kaiti SC" w:cs="Kaiti SC"/>
           <w:sz w:val="21"/>
         </w:rPr>
-        <w:t>[2] 2026-10-20｜satnews.com｜SpaceX：Planet Labs Launches Pelican-12 Aboard SpaceX Bandwagon-5 to Test Orbital AI and Satellite Relays</w:t>
+        <w:t>[2] 2026-10-21｜东方财富｜星河动力：谷神星一号海上发射告捷 全球首个低倾角遥感星座首星升空 - 东方财富</w:t>
       </w:r>
     </w:p>
     <w:p>
@@ -771,7 +1221,7 @@
           <w:rFonts w:ascii="Kaiti SC" w:hAnsi="Kaiti SC" w:eastAsia="Kaiti SC" w:cs="Kaiti SC"/>
           <w:sz w:val="21"/>
         </w:rPr>
-        <w:t>[3] 2026-10-20｜bing.com｜SpaceX：SpaceX's latest earnings humble the rocket industry</w:t>
+        <w:t>[3] 2026-10-21｜spaceintelreport.com｜SpaceX：Mobile satellite service/terminal provider Ovzon: SpaceX Starshield issue in Ukraine proves the need for autonomy</w:t>
       </w:r>
     </w:p>
     <w:p>
@@ -792,7 +1242,7 @@
           <w:rFonts w:ascii="Kaiti SC" w:hAnsi="Kaiti SC" w:eastAsia="Kaiti SC" w:cs="Kaiti SC"/>
           <w:sz w:val="21"/>
         </w:rPr>
-        <w:t>[4] 2026-10-20｜bing.com｜Blue Origin：Blue Origin's massive New Glenn rocket on move to launch pad</w:t>
+        <w:t>[4] 2026-10-21｜东方财富｜星河动力：谷神星一号海射成功，商业航天运力稳步迭代 - 东方财富</w:t>
       </w:r>
     </w:p>
     <w:p>
@@ -813,7 +1263,7 @@
           <w:rFonts w:ascii="Kaiti SC" w:hAnsi="Kaiti SC" w:eastAsia="Kaiti SC" w:cs="Kaiti SC"/>
           <w:sz w:val="21"/>
         </w:rPr>
-        <w:t>[5] 2026-10-20｜bing.com｜SpaceX：SpaceX posts first operating profit as public company as AI revenue nearly triples to $7.6 billion—cruising past Starlink</w:t>
+        <w:t>[5] 2026-10-21｜satnews.com｜SpaceX：Starlink Surges to 13.6 Million Subscribers as GSMA Assesses TAM Penetration and Telco Defense</w:t>
       </w:r>
     </w:p>
     <w:p>
@@ -834,7 +1284,7 @@
           <w:rFonts w:ascii="Kaiti SC" w:hAnsi="Kaiti SC" w:eastAsia="Kaiti SC" w:cs="Kaiti SC"/>
           <w:sz w:val="21"/>
         </w:rPr>
-        <w:t>[6] 2026-10-20｜Ventura County Star｜SpaceX：SpaceX's next rocket launch to tie California's 2025 record. Watch - Ventura County Star</w:t>
+        <w:t>[6] 2026-10-21｜Thomasnet｜Blue Origin：Blue Origin Plans Multiple Space Coast Launches per Week - Thomasnet</w:t>
       </w:r>
     </w:p>
     <w:p>
@@ -855,7 +1305,196 @@
           <w:rFonts w:ascii="Kaiti SC" w:hAnsi="Kaiti SC" w:eastAsia="Kaiti SC" w:cs="Kaiti SC"/>
           <w:sz w:val="21"/>
         </w:rPr>
-        <w:t>[7] 2026-10-20｜Blue Origin｜Blue Origin：Blue Origin’s P-Sampler Launches Aboard JAXA's Martian Moons eXploration Mission - Blue Origin</w:t>
+        <w:t>[7] 2026-10-21｜bing.com｜SpaceX：SpaceX Plans First Full Starship Catch As AI Revenue Passes Starlink</w:t>
+      </w:r>
+    </w:p>
+    <w:p>
+      <w:pPr>
+        <w:keepLines/>
+        <w:spacing w:after="60"/>
+        <w:ind w:left="369" w:hanging="227"/>
+      </w:pPr>
+      <w:r>
+        <w:rPr>
+          <w:rFonts w:ascii="Kaiti SC" w:hAnsi="Kaiti SC" w:eastAsia="Kaiti SC" w:cs="Kaiti SC"/>
+          <w:sz w:val="21"/>
+        </w:rPr>
+        <w:t xml:space="preserve">✓ </w:t>
+      </w:r>
+      <w:r>
+        <w:rPr>
+          <w:rFonts w:ascii="Kaiti SC" w:hAnsi="Kaiti SC" w:eastAsia="Kaiti SC" w:cs="Kaiti SC"/>
+          <w:sz w:val="21"/>
+        </w:rPr>
+        <w:t>[8] 2026-10-21｜bing.com｜SpaceX：SpaceX Plans First Full Starship Catch As AI Revenue Passes Starlink</w:t>
+      </w:r>
+    </w:p>
+    <w:p>
+      <w:pPr>
+        <w:keepLines/>
+        <w:spacing w:after="60"/>
+        <w:ind w:left="369" w:hanging="227"/>
+      </w:pPr>
+      <w:r>
+        <w:rPr>
+          <w:rFonts w:ascii="Kaiti SC" w:hAnsi="Kaiti SC" w:eastAsia="Kaiti SC" w:cs="Kaiti SC"/>
+          <w:sz w:val="21"/>
+        </w:rPr>
+        <w:t xml:space="preserve">✓ </w:t>
+      </w:r>
+      <w:r>
+        <w:rPr>
+          <w:rFonts w:ascii="Kaiti SC" w:hAnsi="Kaiti SC" w:eastAsia="Kaiti SC" w:cs="Kaiti SC"/>
+          <w:sz w:val="21"/>
+        </w:rPr>
+        <w:t>[9] 2026-10-21｜经济观察网｜星河动力：星河动力航天：谷神星一号海射型（遥八）运载火箭发射圆满成功 - 经济观察网</w:t>
+      </w:r>
+    </w:p>
+    <w:p>
+      <w:pPr>
+        <w:keepLines/>
+        <w:spacing w:after="60"/>
+        <w:ind w:left="369" w:hanging="227"/>
+      </w:pPr>
+      <w:r>
+        <w:rPr>
+          <w:rFonts w:ascii="Kaiti SC" w:hAnsi="Kaiti SC" w:eastAsia="Kaiti SC" w:cs="Kaiti SC"/>
+          <w:sz w:val="21"/>
+        </w:rPr>
+        <w:t xml:space="preserve">✓ </w:t>
+      </w:r>
+      <w:r>
+        <w:rPr>
+          <w:rFonts w:ascii="Kaiti SC" w:hAnsi="Kaiti SC" w:eastAsia="Kaiti SC" w:cs="Kaiti SC"/>
+          <w:sz w:val="21"/>
+        </w:rPr>
+        <w:t>[10] 2026-10-21｜中新经纬｜中科宇航：对话中科宇航副总裁樊娜：预计3到5年内，中国商业火箭发射成本将低于美国 - 中新经纬</w:t>
+      </w:r>
+    </w:p>
+    <w:p>
+      <w:pPr>
+        <w:keepLines/>
+        <w:spacing w:after="60"/>
+        <w:ind w:left="369" w:hanging="227"/>
+      </w:pPr>
+      <w:r>
+        <w:rPr>
+          <w:rFonts w:ascii="Kaiti SC" w:hAnsi="Kaiti SC" w:eastAsia="Kaiti SC" w:cs="Kaiti SC"/>
+          <w:sz w:val="21"/>
+        </w:rPr>
+        <w:t xml:space="preserve">✓ </w:t>
+      </w:r>
+      <w:r>
+        <w:rPr>
+          <w:rFonts w:ascii="Kaiti SC" w:hAnsi="Kaiti SC" w:eastAsia="Kaiti SC" w:cs="Kaiti SC"/>
+          <w:sz w:val="21"/>
+        </w:rPr>
+        <w:t>[11] 2026-10-21｜财联社电报｜星河动力：谷神星一号海上发射告捷 全球首个低倾角遥感星座首星升空 - 财联社电报</w:t>
+      </w:r>
+    </w:p>
+    <w:p>
+      <w:pPr>
+        <w:keepLines/>
+        <w:spacing w:after="60"/>
+        <w:ind w:left="369" w:hanging="227"/>
+      </w:pPr>
+      <w:r>
+        <w:rPr>
+          <w:rFonts w:ascii="Kaiti SC" w:hAnsi="Kaiti SC" w:eastAsia="Kaiti SC" w:cs="Kaiti SC"/>
+          <w:sz w:val="21"/>
+        </w:rPr>
+        <w:t xml:space="preserve">✓ </w:t>
+      </w:r>
+      <w:r>
+        <w:rPr>
+          <w:rFonts w:ascii="Kaiti SC" w:hAnsi="Kaiti SC" w:eastAsia="Kaiti SC" w:cs="Kaiti SC"/>
+          <w:sz w:val="21"/>
+        </w:rPr>
+        <w:t>[12] 2026-10-21｜21财经｜星河动力：谷神星一号完成第7次海上发射，“五羊星座”先导星入轨 - 21财经</w:t>
+      </w:r>
+    </w:p>
+    <w:p>
+      <w:pPr>
+        <w:keepLines/>
+        <w:spacing w:after="60"/>
+        <w:ind w:left="369" w:hanging="227"/>
+      </w:pPr>
+      <w:r>
+        <w:rPr>
+          <w:rFonts w:ascii="Kaiti SC" w:hAnsi="Kaiti SC" w:eastAsia="Kaiti SC" w:cs="Kaiti SC"/>
+          <w:sz w:val="21"/>
+        </w:rPr>
+        <w:t xml:space="preserve">✓ </w:t>
+      </w:r>
+      <w:r>
+        <w:rPr>
+          <w:rFonts w:ascii="Kaiti SC" w:hAnsi="Kaiti SC" w:eastAsia="Kaiti SC" w:cs="Kaiti SC"/>
+          <w:sz w:val="21"/>
+        </w:rPr>
+        <w:t>[13] 2026-10-21｜bing.com｜Blue Origin：Blue Origin’s New Glenn reached orbit before SpaceX’s Starship</w:t>
+      </w:r>
+    </w:p>
+    <w:p>
+      <w:pPr>
+        <w:keepLines/>
+        <w:spacing w:after="60"/>
+        <w:ind w:left="369" w:hanging="227"/>
+      </w:pPr>
+      <w:r>
+        <w:rPr>
+          <w:rFonts w:ascii="Kaiti SC" w:hAnsi="Kaiti SC" w:eastAsia="Kaiti SC" w:cs="Kaiti SC"/>
+          <w:sz w:val="21"/>
+        </w:rPr>
+        <w:t xml:space="preserve">✓ </w:t>
+      </w:r>
+      <w:r>
+        <w:rPr>
+          <w:rFonts w:ascii="Kaiti SC" w:hAnsi="Kaiti SC" w:eastAsia="Kaiti SC" w:cs="Kaiti SC"/>
+          <w:sz w:val="21"/>
+        </w:rPr>
+        <w:t>[14] 2026-10-21｜satnews.com｜Blue Origin：Blue Origin Florida Infrastructure Investment Tops $3 Billion Ahead of High-Cadence New Glenn Operations</w:t>
+      </w:r>
+    </w:p>
+    <w:p>
+      <w:pPr>
+        <w:keepLines/>
+        <w:spacing w:after="60"/>
+        <w:ind w:left="369" w:hanging="227"/>
+      </w:pPr>
+      <w:r>
+        <w:rPr>
+          <w:rFonts w:ascii="Kaiti SC" w:hAnsi="Kaiti SC" w:eastAsia="Kaiti SC" w:cs="Kaiti SC"/>
+          <w:sz w:val="21"/>
+        </w:rPr>
+        <w:t xml:space="preserve">✓ </w:t>
+      </w:r>
+      <w:r>
+        <w:rPr>
+          <w:rFonts w:ascii="Kaiti SC" w:hAnsi="Kaiti SC" w:eastAsia="Kaiti SC" w:cs="Kaiti SC"/>
+          <w:sz w:val="21"/>
+        </w:rPr>
+        <w:t>[15] 2026-10-21｜SatNews Publishers｜Blue Origin：Blue Origin Florida Infrastructure Investment Tops $3 Billion Ahead of High-Cadence New Glenn Operations - SatNews Publishers</w:t>
+      </w:r>
+    </w:p>
+    <w:p>
+      <w:pPr>
+        <w:keepLines/>
+        <w:spacing w:after="60"/>
+        <w:ind w:left="369" w:hanging="227"/>
+      </w:pPr>
+      <w:r>
+        <w:rPr>
+          <w:rFonts w:ascii="Kaiti SC" w:hAnsi="Kaiti SC" w:eastAsia="Kaiti SC" w:cs="Kaiti SC"/>
+          <w:sz w:val="21"/>
+        </w:rPr>
+        <w:t xml:space="preserve">✓ </w:t>
+      </w:r>
+      <w:r>
+        <w:rPr>
+          <w:rFonts w:ascii="Kaiti SC" w:hAnsi="Kaiti SC" w:eastAsia="Kaiti SC" w:cs="Kaiti SC"/>
+          <w:sz w:val="21"/>
+        </w:rPr>
+        <w:t>[16] 2026-10-21｜通信世界网｜中国星网：丁薛祥调研中国星网 - 通信世界网</w:t>
       </w:r>
     </w:p>
     <w:sectPr>

--- a/docs/data/reports/daily-documents/latest/previous_daily_report.docx
+++ b/docs/data/reports/daily-documents/latest/previous_daily_report.docx
@@ -26,7 +26,7 @@
           <w:rFonts w:ascii="Kaiti SC" w:hAnsi="Kaiti SC" w:eastAsia="Kaiti SC" w:cs="Kaiti SC"/>
           <w:sz w:val="21"/>
         </w:rPr>
-        <w:t>2026-10-21（上一自然日）</w:t>
+        <w:t>2026-10-22（上一自然日）</w:t>
       </w:r>
     </w:p>
     <w:tbl>
@@ -81,7 +81,7 @@
                 <w:b w:val="0"/>
                 <w:sz w:val="19"/>
               </w:rPr>
-              <w:t>2026-10-21</w:t>
+              <w:t>2026-10-22</w:t>
             </w:r>
           </w:p>
         </w:tc>
@@ -127,7 +127,7 @@
                 <w:b w:val="0"/>
                 <w:sz w:val="19"/>
               </w:rPr>
-              <w:t>41 条 / 5 家</w:t>
+              <w:t>22 条 / 3 家</w:t>
             </w:r>
           </w:p>
         </w:tc>
@@ -173,7 +173,7 @@
                 <w:b w:val="0"/>
                 <w:sz w:val="19"/>
               </w:rPr>
-              <w:t>22 个</w:t>
+              <w:t>12 个</w:t>
             </w:r>
           </w:p>
         </w:tc>
@@ -219,7 +219,7 @@
                 <w:b w:val="0"/>
                 <w:sz w:val="19"/>
               </w:rPr>
-              <w:t>2026-10-22</w:t>
+              <w:t>2026-10-23</w:t>
             </w:r>
           </w:p>
         </w:tc>
@@ -245,7 +245,7 @@
     </w:p>
     <w:p>
       <w:r>
-        <w:t>2026-10-21 共归档 41 条新闻，覆盖 5 家公司、22 个信息来源。 新闻量较多的公司包括 SpaceX、星河动力、Blue Origin、中国星网。</w:t>
+        <w:t>2026-10-22 共归档 22 条新闻，覆盖 3 家公司、12 个信息来源。 新闻量较多的公司包括 SpaceX、垣信卫星、星河动力。</w:t>
       </w:r>
     </w:p>
     <w:p>
@@ -279,7 +279,7 @@
           <w:rFonts w:ascii="Kaiti SC" w:hAnsi="Kaiti SC" w:eastAsia="Kaiti SC" w:cs="Kaiti SC"/>
           <w:sz w:val="21"/>
         </w:rPr>
-        <w:t>【发射与任务】SpaceX：Live coverage: SpaceX to launch 27 Starlink satellites on Falcon 9 rocket from Vandenberg SFB （Spaceflight Now）</w:t>
+        <w:t>【发射与任务】SpaceX：SpaceX Falcon 9 Starlink 15-15 Launch Rescheduled for Thursday Afternoon Liftoff from Vandenberg - edhat （edhat）</w:t>
       </w:r>
     </w:p>
     <w:p>
@@ -300,7 +300,7 @@
           <w:rFonts w:ascii="Kaiti SC" w:hAnsi="Kaiti SC" w:eastAsia="Kaiti SC" w:cs="Kaiti SC"/>
           <w:sz w:val="21"/>
         </w:rPr>
-        <w:t>【发射与任务】星河动力：谷神星一号海上发射告捷 全球首个低倾角遥感星座首星升空 - 东方财富 （东方财富）</w:t>
+        <w:t>【订单与合作】SpaceX：Trump Asked Musk to Lift Starlink Curbs on Ukraine （bing.com）</w:t>
       </w:r>
     </w:p>
     <w:p>
@@ -321,7 +321,7 @@
           <w:rFonts w:ascii="Kaiti SC" w:hAnsi="Kaiti SC" w:eastAsia="Kaiti SC" w:cs="Kaiti SC"/>
           <w:sz w:val="21"/>
         </w:rPr>
-        <w:t>【其他动态】SpaceX：Mobile satellite service/terminal provider Ovzon: SpaceX Starshield issue in Ukraine proves the need for autonomy （spaceintelreport.com）</w:t>
+        <w:t>【订单与合作】SpaceX：Trump asks Musk to restore Starlink speeds in Ukraine amid Pentagon concerns: WSJ （bing.com）</w:t>
       </w:r>
     </w:p>
     <w:p>
@@ -342,7 +342,7 @@
           <w:rFonts w:ascii="Kaiti SC" w:hAnsi="Kaiti SC" w:eastAsia="Kaiti SC" w:cs="Kaiti SC"/>
           <w:sz w:val="21"/>
         </w:rPr>
-        <w:t>【其他动态】星河动力：谷神星一号海射成功，商业航天运力稳步迭代 - 东方财富 （东方财富）</w:t>
+        <w:t>【发射与任务】SpaceX：SpaceX Starlink Launch: 28 Satellites in Orbit in 2026 - Business Outreach Magazine （Business Outreach Magazine）</w:t>
       </w:r>
     </w:p>
     <w:p>
@@ -363,7 +363,7 @@
           <w:rFonts w:ascii="Kaiti SC" w:hAnsi="Kaiti SC" w:eastAsia="Kaiti SC" w:cs="Kaiti SC"/>
           <w:sz w:val="21"/>
         </w:rPr>
-        <w:t>【其他动态】SpaceX：Starlink Surges to 13.6 Million Subscribers as GSMA Assesses TAM Penetration and Telco Defense （satnews.com）</w:t>
+        <w:t>【其他动态】垣信卫星：亚马逊LEO和上海垣信卫星预计2027年进入哈萨克斯坦市场 - 哈通社 （哈通社）</w:t>
       </w:r>
     </w:p>
     <w:p>
@@ -384,7 +384,7 @@
           <w:rFonts w:ascii="Kaiti SC" w:hAnsi="Kaiti SC" w:eastAsia="Kaiti SC" w:cs="Kaiti SC"/>
           <w:sz w:val="21"/>
         </w:rPr>
-        <w:t>【发射与任务】Blue Origin：Blue Origin Plans Multiple Space Coast Launches per Week - Thomasnet （Thomasnet）</w:t>
+        <w:t>【发射与任务】SpaceX：SpaceX Falcon 9 Launches 28 Starlink Satellites [2026] - （</w:t>
       </w:r>
     </w:p>
     <w:p>
@@ -405,196 +405,7 @@
           <w:rFonts w:ascii="Kaiti SC" w:hAnsi="Kaiti SC" w:eastAsia="Kaiti SC" w:cs="Kaiti SC"/>
           <w:sz w:val="21"/>
         </w:rPr>
-        <w:t>【发射与任务】SpaceX：SpaceX Plans First Full Starship Catch As AI Revenue Passes Starlink （bing.com）</w:t>
-      </w:r>
-    </w:p>
-    <w:p>
-      <w:pPr>
-        <w:keepLines/>
-        <w:spacing w:after="60"/>
-        <w:ind w:left="369" w:hanging="227"/>
-      </w:pPr>
-      <w:r>
-        <w:rPr>
-          <w:rFonts w:ascii="Kaiti SC" w:hAnsi="Kaiti SC" w:eastAsia="Kaiti SC" w:cs="Kaiti SC"/>
-          <w:sz w:val="21"/>
-        </w:rPr>
-        <w:t xml:space="preserve">➢ </w:t>
-      </w:r>
-      <w:r>
-        <w:rPr>
-          <w:rFonts w:ascii="Kaiti SC" w:hAnsi="Kaiti SC" w:eastAsia="Kaiti SC" w:cs="Kaiti SC"/>
-          <w:sz w:val="21"/>
-        </w:rPr>
-        <w:t>【发射与任务】SpaceX：SpaceX Plans First Full Starship Catch As AI Revenue Passes Starlink （bing.com）</w:t>
-      </w:r>
-    </w:p>
-    <w:p>
-      <w:pPr>
-        <w:keepLines/>
-        <w:spacing w:after="60"/>
-        <w:ind w:left="369" w:hanging="227"/>
-      </w:pPr>
-      <w:r>
-        <w:rPr>
-          <w:rFonts w:ascii="Kaiti SC" w:hAnsi="Kaiti SC" w:eastAsia="Kaiti SC" w:cs="Kaiti SC"/>
-          <w:sz w:val="21"/>
-        </w:rPr>
-        <w:t xml:space="preserve">➢ </w:t>
-      </w:r>
-      <w:r>
-        <w:rPr>
-          <w:rFonts w:ascii="Kaiti SC" w:hAnsi="Kaiti SC" w:eastAsia="Kaiti SC" w:cs="Kaiti SC"/>
-          <w:sz w:val="21"/>
-        </w:rPr>
-        <w:t>【发射与任务】星河动力：星河动力航天：谷神星一号海射型（遥八）运载火箭发射圆满成功 - 经济观察网 （经济观察网）</w:t>
-      </w:r>
-    </w:p>
-    <w:p>
-      <w:pPr>
-        <w:keepLines/>
-        <w:spacing w:after="60"/>
-        <w:ind w:left="369" w:hanging="227"/>
-      </w:pPr>
-      <w:r>
-        <w:rPr>
-          <w:rFonts w:ascii="Kaiti SC" w:hAnsi="Kaiti SC" w:eastAsia="Kaiti SC" w:cs="Kaiti SC"/>
-          <w:sz w:val="21"/>
-        </w:rPr>
-        <w:t xml:space="preserve">➢ </w:t>
-      </w:r>
-      <w:r>
-        <w:rPr>
-          <w:rFonts w:ascii="Kaiti SC" w:hAnsi="Kaiti SC" w:eastAsia="Kaiti SC" w:cs="Kaiti SC"/>
-          <w:sz w:val="21"/>
-        </w:rPr>
-        <w:t>【发射与任务】中科宇航：对话中科宇航副总裁樊娜：预计3到5年内，中国商业火箭发射成本将低于美国 - 中新经纬 （中新经纬）</w:t>
-      </w:r>
-    </w:p>
-    <w:p>
-      <w:pPr>
-        <w:keepLines/>
-        <w:spacing w:after="60"/>
-        <w:ind w:left="369" w:hanging="227"/>
-      </w:pPr>
-      <w:r>
-        <w:rPr>
-          <w:rFonts w:ascii="Kaiti SC" w:hAnsi="Kaiti SC" w:eastAsia="Kaiti SC" w:cs="Kaiti SC"/>
-          <w:sz w:val="21"/>
-        </w:rPr>
-        <w:t xml:space="preserve">➢ </w:t>
-      </w:r>
-      <w:r>
-        <w:rPr>
-          <w:rFonts w:ascii="Kaiti SC" w:hAnsi="Kaiti SC" w:eastAsia="Kaiti SC" w:cs="Kaiti SC"/>
-          <w:sz w:val="21"/>
-        </w:rPr>
-        <w:t>【发射与任务】星河动力：谷神星一号海上发射告捷 全球首个低倾角遥感星座首星升空 - 财联社电报 （财联社电报）</w:t>
-      </w:r>
-    </w:p>
-    <w:p>
-      <w:pPr>
-        <w:keepLines/>
-        <w:spacing w:after="60"/>
-        <w:ind w:left="369" w:hanging="227"/>
-      </w:pPr>
-      <w:r>
-        <w:rPr>
-          <w:rFonts w:ascii="Kaiti SC" w:hAnsi="Kaiti SC" w:eastAsia="Kaiti SC" w:cs="Kaiti SC"/>
-          <w:sz w:val="21"/>
-        </w:rPr>
-        <w:t xml:space="preserve">➢ </w:t>
-      </w:r>
-      <w:r>
-        <w:rPr>
-          <w:rFonts w:ascii="Kaiti SC" w:hAnsi="Kaiti SC" w:eastAsia="Kaiti SC" w:cs="Kaiti SC"/>
-          <w:sz w:val="21"/>
-        </w:rPr>
-        <w:t>【发射与任务】星河动力：谷神星一号完成第7次海上发射，“五羊星座”先导星入轨 - 21财经 （21财经）</w:t>
-      </w:r>
-    </w:p>
-    <w:p>
-      <w:pPr>
-        <w:keepLines/>
-        <w:spacing w:after="60"/>
-        <w:ind w:left="369" w:hanging="227"/>
-      </w:pPr>
-      <w:r>
-        <w:rPr>
-          <w:rFonts w:ascii="Kaiti SC" w:hAnsi="Kaiti SC" w:eastAsia="Kaiti SC" w:cs="Kaiti SC"/>
-          <w:sz w:val="21"/>
-        </w:rPr>
-        <w:t xml:space="preserve">➢ </w:t>
-      </w:r>
-      <w:r>
-        <w:rPr>
-          <w:rFonts w:ascii="Kaiti SC" w:hAnsi="Kaiti SC" w:eastAsia="Kaiti SC" w:cs="Kaiti SC"/>
-          <w:sz w:val="21"/>
-        </w:rPr>
-        <w:t>【发射与任务】Blue Origin：Blue Origin’s New Glenn reached orbit before SpaceX’s Starship （bing.com）</w:t>
-      </w:r>
-    </w:p>
-    <w:p>
-      <w:pPr>
-        <w:keepLines/>
-        <w:spacing w:after="60"/>
-        <w:ind w:left="369" w:hanging="227"/>
-      </w:pPr>
-      <w:r>
-        <w:rPr>
-          <w:rFonts w:ascii="Kaiti SC" w:hAnsi="Kaiti SC" w:eastAsia="Kaiti SC" w:cs="Kaiti SC"/>
-          <w:sz w:val="21"/>
-        </w:rPr>
-        <w:t xml:space="preserve">➢ </w:t>
-      </w:r>
-      <w:r>
-        <w:rPr>
-          <w:rFonts w:ascii="Kaiti SC" w:hAnsi="Kaiti SC" w:eastAsia="Kaiti SC" w:cs="Kaiti SC"/>
-          <w:sz w:val="21"/>
-        </w:rPr>
-        <w:t>【发射与任务】Blue Origin：Blue Origin Florida Infrastructure Investment Tops $3 Billion Ahead of High-Cadence New Glenn Operations （satnews.com）</w:t>
-      </w:r>
-    </w:p>
-    <w:p>
-      <w:pPr>
-        <w:keepLines/>
-        <w:spacing w:after="60"/>
-        <w:ind w:left="369" w:hanging="227"/>
-      </w:pPr>
-      <w:r>
-        <w:rPr>
-          <w:rFonts w:ascii="Kaiti SC" w:hAnsi="Kaiti SC" w:eastAsia="Kaiti SC" w:cs="Kaiti SC"/>
-          <w:sz w:val="21"/>
-        </w:rPr>
-        <w:t xml:space="preserve">➢ </w:t>
-      </w:r>
-      <w:r>
-        <w:rPr>
-          <w:rFonts w:ascii="Kaiti SC" w:hAnsi="Kaiti SC" w:eastAsia="Kaiti SC" w:cs="Kaiti SC"/>
-          <w:sz w:val="21"/>
-        </w:rPr>
-        <w:t>【其他动态】Blue Origin：Blue Origin Florida Infrastructure Investment Tops $3 Billion Ahead of High-Cadence New Glenn Operations - SatNews Publishers （SatNews Publishers）</w:t>
-      </w:r>
-    </w:p>
-    <w:p>
-      <w:pPr>
-        <w:keepLines/>
-        <w:spacing w:after="60"/>
-        <w:ind w:left="369" w:hanging="227"/>
-      </w:pPr>
-      <w:r>
-        <w:rPr>
-          <w:rFonts w:ascii="Kaiti SC" w:hAnsi="Kaiti SC" w:eastAsia="Kaiti SC" w:cs="Kaiti SC"/>
-          <w:sz w:val="21"/>
-        </w:rPr>
-        <w:t xml:space="preserve">➢ </w:t>
-      </w:r>
-      <w:r>
-        <w:rPr>
-          <w:rFonts w:ascii="Kaiti SC" w:hAnsi="Kaiti SC" w:eastAsia="Kaiti SC" w:cs="Kaiti SC"/>
-          <w:sz w:val="21"/>
-        </w:rPr>
-        <w:t>【其他动态】中国星网：丁薛祥调研中国星网 - 通信世界网 （通信世界网）</w:t>
+        <w:t>【发射与任务】星河动力：谷神星一号海射型遥八运载火箭在日照海域成功发射 - 新浪财经 （新浪财经）</w:t>
       </w:r>
     </w:p>
     <w:p>
@@ -753,7 +564,7 @@
                 <w:b w:val="0"/>
                 <w:sz w:val="19"/>
               </w:rPr>
-              <w:t>27</w:t>
+              <w:t>20</w:t>
             </w:r>
           </w:p>
         </w:tc>
@@ -774,7 +585,7 @@
                 <w:b w:val="0"/>
                 <w:sz w:val="19"/>
               </w:rPr>
-              <w:t>发射与任务、其他动态、订单与合作</w:t>
+              <w:t>发射与任务、订单与合作、融资与资本、其他动态、监管与政策</w:t>
             </w:r>
           </w:p>
         </w:tc>
@@ -794,7 +605,7 @@
                 <w:b w:val="0"/>
                 <w:sz w:val="19"/>
               </w:rPr>
-              <w:t>Live coverage: SpaceX to launch 27 Starlink satellites on Falcon 9 rocket from Vandenberg SFB</w:t>
+              <w:t>SpaceX Falcon 9 Starlink 15-15 Launch Rescheduled for Thursday Afternoon Liftoff from Vandenberg - edhat</w:t>
             </w:r>
           </w:p>
         </w:tc>
@@ -819,181 +630,7 @@
                 <w:b w:val="0"/>
                 <w:sz w:val="19"/>
               </w:rPr>
-              <w:t>星河动力</w:t>
-            </w:r>
-          </w:p>
-        </w:tc>
-        <w:tc>
-          <w:tcPr>
-            <w:tcW w:type="dxa" w:w="2075"/>
-            <w:vAlign w:val="center"/>
-          </w:tcPr>
-          <w:p>
-            <w:pPr>
-              <w:spacing w:after="0" w:line="252" w:lineRule="auto"/>
-              <w:jc w:val="center"/>
-            </w:pPr>
-            <w:r/>
-            <w:r>
-              <w:rPr>
-                <w:rFonts w:ascii="Kaiti SC" w:hAnsi="Kaiti SC" w:eastAsia="Kaiti SC" w:cs="Kaiti SC"/>
-                <w:b w:val="0"/>
-                <w:sz w:val="19"/>
-              </w:rPr>
-              <w:t>8</w:t>
-            </w:r>
-          </w:p>
-        </w:tc>
-        <w:tc>
-          <w:tcPr>
-            <w:tcW w:type="dxa" w:w="2075"/>
-            <w:vAlign w:val="center"/>
-          </w:tcPr>
-          <w:p>
-            <w:pPr>
-              <w:spacing w:after="0" w:line="252" w:lineRule="auto"/>
-              <w:jc w:val="center"/>
-            </w:pPr>
-            <w:r/>
-            <w:r>
-              <w:rPr>
-                <w:rFonts w:ascii="Kaiti SC" w:hAnsi="Kaiti SC" w:eastAsia="Kaiti SC" w:cs="Kaiti SC"/>
-                <w:b w:val="0"/>
-                <w:sz w:val="19"/>
-              </w:rPr>
-              <w:t>发射与任务、其他动态</w:t>
-            </w:r>
-          </w:p>
-        </w:tc>
-        <w:tc>
-          <w:tcPr>
-            <w:tcW w:type="dxa" w:w="2075"/>
-            <w:vAlign w:val="center"/>
-          </w:tcPr>
-          <w:p>
-            <w:pPr>
-              <w:spacing w:after="0" w:line="252" w:lineRule="auto"/>
-            </w:pPr>
-            <w:r/>
-            <w:r>
-              <w:rPr>
-                <w:rFonts w:ascii="Kaiti SC" w:hAnsi="Kaiti SC" w:eastAsia="Kaiti SC" w:cs="Kaiti SC"/>
-                <w:b w:val="0"/>
-                <w:sz w:val="19"/>
-              </w:rPr>
-              <w:t>谷神星一号海上发射告捷 全球首个低倾角遥感星座首星升空 - 东方财富</w:t>
-            </w:r>
-          </w:p>
-        </w:tc>
-      </w:tr>
-      <w:tr>
-        <w:trPr>
-          <w:cantSplit/>
-        </w:trPr>
-        <w:tc>
-          <w:tcPr>
-            <w:tcW w:type="dxa" w:w="2075"/>
-            <w:vAlign w:val="center"/>
-          </w:tcPr>
-          <w:p>
-            <w:pPr>
-              <w:spacing w:after="0" w:line="252" w:lineRule="auto"/>
-            </w:pPr>
-            <w:r/>
-            <w:r>
-              <w:rPr>
-                <w:rFonts w:ascii="Kaiti SC" w:hAnsi="Kaiti SC" w:eastAsia="Kaiti SC" w:cs="Kaiti SC"/>
-                <w:b w:val="0"/>
-                <w:sz w:val="19"/>
-              </w:rPr>
-              <w:t>Blue Origin</w:t>
-            </w:r>
-          </w:p>
-        </w:tc>
-        <w:tc>
-          <w:tcPr>
-            <w:tcW w:type="dxa" w:w="2075"/>
-            <w:vAlign w:val="center"/>
-          </w:tcPr>
-          <w:p>
-            <w:pPr>
-              <w:spacing w:after="0" w:line="252" w:lineRule="auto"/>
-              <w:jc w:val="center"/>
-            </w:pPr>
-            <w:r/>
-            <w:r>
-              <w:rPr>
-                <w:rFonts w:ascii="Kaiti SC" w:hAnsi="Kaiti SC" w:eastAsia="Kaiti SC" w:cs="Kaiti SC"/>
-                <w:b w:val="0"/>
-                <w:sz w:val="19"/>
-              </w:rPr>
-              <w:t>4</w:t>
-            </w:r>
-          </w:p>
-        </w:tc>
-        <w:tc>
-          <w:tcPr>
-            <w:tcW w:type="dxa" w:w="2075"/>
-            <w:vAlign w:val="center"/>
-          </w:tcPr>
-          <w:p>
-            <w:pPr>
-              <w:spacing w:after="0" w:line="252" w:lineRule="auto"/>
-              <w:jc w:val="center"/>
-            </w:pPr>
-            <w:r/>
-            <w:r>
-              <w:rPr>
-                <w:rFonts w:ascii="Kaiti SC" w:hAnsi="Kaiti SC" w:eastAsia="Kaiti SC" w:cs="Kaiti SC"/>
-                <w:b w:val="0"/>
-                <w:sz w:val="19"/>
-              </w:rPr>
-              <w:t>发射与任务、其他动态</w:t>
-            </w:r>
-          </w:p>
-        </w:tc>
-        <w:tc>
-          <w:tcPr>
-            <w:tcW w:type="dxa" w:w="2075"/>
-            <w:vAlign w:val="center"/>
-          </w:tcPr>
-          <w:p>
-            <w:pPr>
-              <w:spacing w:after="0" w:line="252" w:lineRule="auto"/>
-            </w:pPr>
-            <w:r/>
-            <w:r>
-              <w:rPr>
-                <w:rFonts w:ascii="Kaiti SC" w:hAnsi="Kaiti SC" w:eastAsia="Kaiti SC" w:cs="Kaiti SC"/>
-                <w:b w:val="0"/>
-                <w:sz w:val="19"/>
-              </w:rPr>
-              <w:t>Blue Origin Plans Multiple Space Coast Launches per Week - Thomasnet</w:t>
-            </w:r>
-          </w:p>
-        </w:tc>
-      </w:tr>
-      <w:tr>
-        <w:trPr>
-          <w:cantSplit/>
-        </w:trPr>
-        <w:tc>
-          <w:tcPr>
-            <w:tcW w:type="dxa" w:w="2075"/>
-            <w:vAlign w:val="center"/>
-          </w:tcPr>
-          <w:p>
-            <w:pPr>
-              <w:spacing w:after="0" w:line="252" w:lineRule="auto"/>
-            </w:pPr>
-            <w:r/>
-            <w:r>
-              <w:rPr>
-                <w:rFonts w:ascii="Kaiti SC" w:hAnsi="Kaiti SC" w:eastAsia="Kaiti SC" w:cs="Kaiti SC"/>
-                <w:b w:val="0"/>
-                <w:sz w:val="19"/>
-              </w:rPr>
-              <w:t>中国星网</w:t>
+              <w:t>垣信卫星</w:t>
             </w:r>
           </w:p>
         </w:tc>
@@ -1055,7 +692,7 @@
                 <w:b w:val="0"/>
                 <w:sz w:val="19"/>
               </w:rPr>
-              <w:t>丁薛祥调研中国星网 - 通信世界网</w:t>
+              <w:t>亚马逊LEO和上海垣信卫星预计2027年进入哈萨克斯坦市场 - 哈通社</w:t>
             </w:r>
           </w:p>
         </w:tc>
@@ -1080,7 +717,7 @@
                 <w:b w:val="0"/>
                 <w:sz w:val="19"/>
               </w:rPr>
-              <w:t>中科宇航</w:t>
+              <w:t>星河动力</w:t>
             </w:r>
           </w:p>
         </w:tc>
@@ -1142,7 +779,7 @@
                 <w:b w:val="0"/>
                 <w:sz w:val="19"/>
               </w:rPr>
-              <w:t>对话中科宇航副总裁樊娜：预计3到5年内，中国商业火箭发射成本将低于美国 - 中新经纬</w:t>
+              <w:t>谷神星一号海射型遥八运载火箭在日照海域成功发射 - 新浪财经</w:t>
             </w:r>
           </w:p>
         </w:tc>
@@ -1179,7 +816,7 @@
           <w:rFonts w:ascii="Kaiti SC" w:hAnsi="Kaiti SC" w:eastAsia="Kaiti SC" w:cs="Kaiti SC"/>
           <w:sz w:val="21"/>
         </w:rPr>
-        <w:t>[1] 2026-10-21｜Spaceflight Now｜SpaceX：Live coverage: SpaceX to launch 27 Starlink satellites on Falcon 9 rocket from Vandenberg SFB</w:t>
+        <w:t>[1] 2026-10-22｜edhat｜SpaceX：SpaceX Falcon 9 Starlink 15-15 Launch Rescheduled for Thursday Afternoon Liftoff from Vandenberg - edhat</w:t>
       </w:r>
     </w:p>
     <w:p>
@@ -1200,7 +837,7 @@
           <w:rFonts w:ascii="Kaiti SC" w:hAnsi="Kaiti SC" w:eastAsia="Kaiti SC" w:cs="Kaiti SC"/>
           <w:sz w:val="21"/>
         </w:rPr>
-        <w:t>[2] 2026-10-21｜东方财富｜星河动力：谷神星一号海上发射告捷 全球首个低倾角遥感星座首星升空 - 东方财富</w:t>
+        <w:t>[2] 2026-10-22｜bing.com｜SpaceX：Trump Asked Musk to Lift Starlink Curbs on Ukraine</w:t>
       </w:r>
     </w:p>
     <w:p>
@@ -1221,7 +858,7 @@
           <w:rFonts w:ascii="Kaiti SC" w:hAnsi="Kaiti SC" w:eastAsia="Kaiti SC" w:cs="Kaiti SC"/>
           <w:sz w:val="21"/>
         </w:rPr>
-        <w:t>[3] 2026-10-21｜spaceintelreport.com｜SpaceX：Mobile satellite service/terminal provider Ovzon: SpaceX Starshield issue in Ukraine proves the need for autonomy</w:t>
+        <w:t>[3] 2026-10-22｜bing.com｜SpaceX：Trump asks Musk to restore Starlink speeds in Ukraine amid Pentagon concerns: WSJ</w:t>
       </w:r>
     </w:p>
     <w:p>
@@ -1242,7 +879,7 @@
           <w:rFonts w:ascii="Kaiti SC" w:hAnsi="Kaiti SC" w:eastAsia="Kaiti SC" w:cs="Kaiti SC"/>
           <w:sz w:val="21"/>
         </w:rPr>
-        <w:t>[4] 2026-10-21｜东方财富｜星河动力：谷神星一号海射成功，商业航天运力稳步迭代 - 东方财富</w:t>
+        <w:t>[4] 2026-10-22｜Business Outreach Magazine｜SpaceX：SpaceX Starlink Launch: 28 Satellites in Orbit in 2026 - Business Outreach Magazine</w:t>
       </w:r>
     </w:p>
     <w:p>
@@ -1263,7 +900,7 @@
           <w:rFonts w:ascii="Kaiti SC" w:hAnsi="Kaiti SC" w:eastAsia="Kaiti SC" w:cs="Kaiti SC"/>
           <w:sz w:val="21"/>
         </w:rPr>
-        <w:t>[5] 2026-10-21｜satnews.com｜SpaceX：Starlink Surges to 13.6 Million Subscribers as GSMA Assesses TAM Penetration and Telco Defense</w:t>
+        <w:t>[5] 2026-10-22｜哈通社｜垣信卫星：亚马逊LEO和上海垣信卫星预计2027年进入哈萨克斯坦市场 - 哈通社</w:t>
       </w:r>
     </w:p>
     <w:p>
@@ -1284,7 +921,7 @@
           <w:rFonts w:ascii="Kaiti SC" w:hAnsi="Kaiti SC" w:eastAsia="Kaiti SC" w:cs="Kaiti SC"/>
           <w:sz w:val="21"/>
         </w:rPr>
-        <w:t>[6] 2026-10-21｜Thomasnet｜Blue Origin：Blue Origin Plans Multiple Space Coast Launches per Week - Thomasnet</w:t>
+        <w:t>[6] 2026-10-22｜ Falcon 9 Launches 28 Starlink Satellites [2026]</w:t>
       </w:r>
     </w:p>
     <w:p>
@@ -1305,196 +942,7 @@
           <w:rFonts w:ascii="Kaiti SC" w:hAnsi="Kaiti SC" w:eastAsia="Kaiti SC" w:cs="Kaiti SC"/>
           <w:sz w:val="21"/>
         </w:rPr>
-        <w:t>[7] 2026-10-21｜bing.com｜SpaceX：SpaceX Plans First Full Starship Catch As AI Revenue Passes Starlink</w:t>
-      </w:r>
-    </w:p>
-    <w:p>
-      <w:pPr>
-        <w:keepLines/>
-        <w:spacing w:after="60"/>
-        <w:ind w:left="369" w:hanging="227"/>
-      </w:pPr>
-      <w:r>
-        <w:rPr>
-          <w:rFonts w:ascii="Kaiti SC" w:hAnsi="Kaiti SC" w:eastAsia="Kaiti SC" w:cs="Kaiti SC"/>
-          <w:sz w:val="21"/>
-        </w:rPr>
-        <w:t xml:space="preserve">✓ </w:t>
-      </w:r>
-      <w:r>
-        <w:rPr>
-          <w:rFonts w:ascii="Kaiti SC" w:hAnsi="Kaiti SC" w:eastAsia="Kaiti SC" w:cs="Kaiti SC"/>
-          <w:sz w:val="21"/>
-        </w:rPr>
-        <w:t>[8] 2026-10-21｜bing.com｜SpaceX：SpaceX Plans First Full Starship Catch As AI Revenue Passes Starlink</w:t>
-      </w:r>
-    </w:p>
-    <w:p>
-      <w:pPr>
-        <w:keepLines/>
-        <w:spacing w:after="60"/>
-        <w:ind w:left="369" w:hanging="227"/>
-      </w:pPr>
-      <w:r>
-        <w:rPr>
-          <w:rFonts w:ascii="Kaiti SC" w:hAnsi="Kaiti SC" w:eastAsia="Kaiti SC" w:cs="Kaiti SC"/>
-          <w:sz w:val="21"/>
-        </w:rPr>
-        <w:t xml:space="preserve">✓ </w:t>
-      </w:r>
-      <w:r>
-        <w:rPr>
-          <w:rFonts w:ascii="Kaiti SC" w:hAnsi="Kaiti SC" w:eastAsia="Kaiti SC" w:cs="Kaiti SC"/>
-          <w:sz w:val="21"/>
-        </w:rPr>
-        <w:t>[9] 2026-10-21｜经济观察网｜星河动力：星河动力航天：谷神星一号海射型（遥八）运载火箭发射圆满成功 - 经济观察网</w:t>
-      </w:r>
-    </w:p>
-    <w:p>
-      <w:pPr>
-        <w:keepLines/>
-        <w:spacing w:after="60"/>
-        <w:ind w:left="369" w:hanging="227"/>
-      </w:pPr>
-      <w:r>
-        <w:rPr>
-          <w:rFonts w:ascii="Kaiti SC" w:hAnsi="Kaiti SC" w:eastAsia="Kaiti SC" w:cs="Kaiti SC"/>
-          <w:sz w:val="21"/>
-        </w:rPr>
-        <w:t xml:space="preserve">✓ </w:t>
-      </w:r>
-      <w:r>
-        <w:rPr>
-          <w:rFonts w:ascii="Kaiti SC" w:hAnsi="Kaiti SC" w:eastAsia="Kaiti SC" w:cs="Kaiti SC"/>
-          <w:sz w:val="21"/>
-        </w:rPr>
-        <w:t>[10] 2026-10-21｜中新经纬｜中科宇航：对话中科宇航副总裁樊娜：预计3到5年内，中国商业火箭发射成本将低于美国 - 中新经纬</w:t>
-      </w:r>
-    </w:p>
-    <w:p>
-      <w:pPr>
-        <w:keepLines/>
-        <w:spacing w:after="60"/>
-        <w:ind w:left="369" w:hanging="227"/>
-      </w:pPr>
-      <w:r>
-        <w:rPr>
-          <w:rFonts w:ascii="Kaiti SC" w:hAnsi="Kaiti SC" w:eastAsia="Kaiti SC" w:cs="Kaiti SC"/>
-          <w:sz w:val="21"/>
-        </w:rPr>
-        <w:t xml:space="preserve">✓ </w:t>
-      </w:r>
-      <w:r>
-        <w:rPr>
-          <w:rFonts w:ascii="Kaiti SC" w:hAnsi="Kaiti SC" w:eastAsia="Kaiti SC" w:cs="Kaiti SC"/>
-          <w:sz w:val="21"/>
-        </w:rPr>
-        <w:t>[11] 2026-10-21｜财联社电报｜星河动力：谷神星一号海上发射告捷 全球首个低倾角遥感星座首星升空 - 财联社电报</w:t>
-      </w:r>
-    </w:p>
-    <w:p>
-      <w:pPr>
-        <w:keepLines/>
-        <w:spacing w:after="60"/>
-        <w:ind w:left="369" w:hanging="227"/>
-      </w:pPr>
-      <w:r>
-        <w:rPr>
-          <w:rFonts w:ascii="Kaiti SC" w:hAnsi="Kaiti SC" w:eastAsia="Kaiti SC" w:cs="Kaiti SC"/>
-          <w:sz w:val="21"/>
-        </w:rPr>
-        <w:t xml:space="preserve">✓ </w:t>
-      </w:r>
-      <w:r>
-        <w:rPr>
-          <w:rFonts w:ascii="Kaiti SC" w:hAnsi="Kaiti SC" w:eastAsia="Kaiti SC" w:cs="Kaiti SC"/>
-          <w:sz w:val="21"/>
-        </w:rPr>
-        <w:t>[12] 2026-10-21｜21财经｜星河动力：谷神星一号完成第7次海上发射，“五羊星座”先导星入轨 - 21财经</w:t>
-      </w:r>
-    </w:p>
-    <w:p>
-      <w:pPr>
-        <w:keepLines/>
-        <w:spacing w:after="60"/>
-        <w:ind w:left="369" w:hanging="227"/>
-      </w:pPr>
-      <w:r>
-        <w:rPr>
-          <w:rFonts w:ascii="Kaiti SC" w:hAnsi="Kaiti SC" w:eastAsia="Kaiti SC" w:cs="Kaiti SC"/>
-          <w:sz w:val="21"/>
-        </w:rPr>
-        <w:t xml:space="preserve">✓ </w:t>
-      </w:r>
-      <w:r>
-        <w:rPr>
-          <w:rFonts w:ascii="Kaiti SC" w:hAnsi="Kaiti SC" w:eastAsia="Kaiti SC" w:cs="Kaiti SC"/>
-          <w:sz w:val="21"/>
-        </w:rPr>
-        <w:t>[13] 2026-10-21｜bing.com｜Blue Origin：Blue Origin’s New Glenn reached orbit before SpaceX’s Starship</w:t>
-      </w:r>
-    </w:p>
-    <w:p>
-      <w:pPr>
-        <w:keepLines/>
-        <w:spacing w:after="60"/>
-        <w:ind w:left="369" w:hanging="227"/>
-      </w:pPr>
-      <w:r>
-        <w:rPr>
-          <w:rFonts w:ascii="Kaiti SC" w:hAnsi="Kaiti SC" w:eastAsia="Kaiti SC" w:cs="Kaiti SC"/>
-          <w:sz w:val="21"/>
-        </w:rPr>
-        <w:t xml:space="preserve">✓ </w:t>
-      </w:r>
-      <w:r>
-        <w:rPr>
-          <w:rFonts w:ascii="Kaiti SC" w:hAnsi="Kaiti SC" w:eastAsia="Kaiti SC" w:cs="Kaiti SC"/>
-          <w:sz w:val="21"/>
-        </w:rPr>
-        <w:t>[14] 2026-10-21｜satnews.com｜Blue Origin：Blue Origin Florida Infrastructure Investment Tops $3 Billion Ahead of High-Cadence New Glenn Operations</w:t>
-      </w:r>
-    </w:p>
-    <w:p>
-      <w:pPr>
-        <w:keepLines/>
-        <w:spacing w:after="60"/>
-        <w:ind w:left="369" w:hanging="227"/>
-      </w:pPr>
-      <w:r>
-        <w:rPr>
-          <w:rFonts w:ascii="Kaiti SC" w:hAnsi="Kaiti SC" w:eastAsia="Kaiti SC" w:cs="Kaiti SC"/>
-          <w:sz w:val="21"/>
-        </w:rPr>
-        <w:t xml:space="preserve">✓ </w:t>
-      </w:r>
-      <w:r>
-        <w:rPr>
-          <w:rFonts w:ascii="Kaiti SC" w:hAnsi="Kaiti SC" w:eastAsia="Kaiti SC" w:cs="Kaiti SC"/>
-          <w:sz w:val="21"/>
-        </w:rPr>
-        <w:t>[15] 2026-10-21｜SatNews Publishers｜Blue Origin：Blue Origin Florida Infrastructure Investment Tops $3 Billion Ahead of High-Cadence New Glenn Operations - SatNews Publishers</w:t>
-      </w:r>
-    </w:p>
-    <w:p>
-      <w:pPr>
-        <w:keepLines/>
-        <w:spacing w:after="60"/>
-        <w:ind w:left="369" w:hanging="227"/>
-      </w:pPr>
-      <w:r>
-        <w:rPr>
-          <w:rFonts w:ascii="Kaiti SC" w:hAnsi="Kaiti SC" w:eastAsia="Kaiti SC" w:cs="Kaiti SC"/>
-          <w:sz w:val="21"/>
-        </w:rPr>
-        <w:t xml:space="preserve">✓ </w:t>
-      </w:r>
-      <w:r>
-        <w:rPr>
-          <w:rFonts w:ascii="Kaiti SC" w:hAnsi="Kaiti SC" w:eastAsia="Kaiti SC" w:cs="Kaiti SC"/>
-          <w:sz w:val="21"/>
-        </w:rPr>
-        <w:t>[16] 2026-10-21｜通信世界网｜中国星网：丁薛祥调研中国星网 - 通信世界网</w:t>
+        <w:t>[7] 2026-10-22｜新浪财经｜星河动力：谷神星一号海射型遥八运载火箭在日照海域成功发射 - 新浪财经</w:t>
       </w:r>
     </w:p>
     <w:sectPr>

--- a/docs/data/reports/daily-documents/latest/previous_daily_report.docx
+++ b/docs/data/reports/daily-documents/latest/previous_daily_report.docx
@@ -26,7 +26,7 @@
           <w:rFonts w:ascii="Kaiti SC" w:hAnsi="Kaiti SC" w:eastAsia="Kaiti SC" w:cs="Kaiti SC"/>
           <w:sz w:val="21"/>
         </w:rPr>
-        <w:t>2026-10-22（上一自然日）</w:t>
+        <w:t>2026-10-23（上一自然日）</w:t>
       </w:r>
     </w:p>
     <w:tbl>
@@ -81,7 +81,7 @@
                 <w:b w:val="0"/>
                 <w:sz w:val="19"/>
               </w:rPr>
-              <w:t>2026-10-22</w:t>
+              <w:t>2026-10-23</w:t>
             </w:r>
           </w:p>
         </w:tc>
@@ -127,7 +127,7 @@
                 <w:b w:val="0"/>
                 <w:sz w:val="19"/>
               </w:rPr>
-              <w:t>22 条 / 3 家</w:t>
+              <w:t>36 条 / 3 家</w:t>
             </w:r>
           </w:p>
         </w:tc>
@@ -173,7 +173,7 @@
                 <w:b w:val="0"/>
                 <w:sz w:val="19"/>
               </w:rPr>
-              <w:t>12 个</w:t>
+              <w:t>9 个</w:t>
             </w:r>
           </w:p>
         </w:tc>
@@ -219,7 +219,7 @@
                 <w:b w:val="0"/>
                 <w:sz w:val="19"/>
               </w:rPr>
-              <w:t>2026-10-23</w:t>
+              <w:t>2026-10-24</w:t>
             </w:r>
           </w:p>
         </w:tc>
@@ -245,7 +245,7 @@
     </w:p>
     <w:p>
       <w:r>
-        <w:t>2026-10-22 共归档 22 条新闻，覆盖 3 家公司、12 个信息来源。 新闻量较多的公司包括 SpaceX、垣信卫星、星河动力。</w:t>
+        <w:t>2026-10-23 共归档 36 条新闻，覆盖 3 家公司、9 个信息来源。 新闻量较多的公司包括 SpaceX、Blue Origin、星河动力。</w:t>
       </w:r>
     </w:p>
     <w:p>
@@ -279,7 +279,7 @@
           <w:rFonts w:ascii="Kaiti SC" w:hAnsi="Kaiti SC" w:eastAsia="Kaiti SC" w:cs="Kaiti SC"/>
           <w:sz w:val="21"/>
         </w:rPr>
-        <w:t>【发射与任务】SpaceX：SpaceX Falcon 9 Starlink 15-15 Launch Rescheduled for Thursday Afternoon Liftoff from Vandenberg - edhat （edhat）</w:t>
+        <w:t>【其他动态】Blue Origin：Blue Origin’s BE-4 Engine Gimble At Full Power During Hotfire Test （bing.com）</w:t>
       </w:r>
     </w:p>
     <w:p>
@@ -300,7 +300,7 @@
           <w:rFonts w:ascii="Kaiti SC" w:hAnsi="Kaiti SC" w:eastAsia="Kaiti SC" w:cs="Kaiti SC"/>
           <w:sz w:val="21"/>
         </w:rPr>
-        <w:t>【订单与合作】SpaceX：Trump Asked Musk to Lift Starlink Curbs on Ukraine （bing.com）</w:t>
+        <w:t>【发射与任务】SpaceX：SpaceX's 80,000-site push turns Starlink from satellite overlay into full mobile challenger （bing.com）</w:t>
       </w:r>
     </w:p>
     <w:p>
@@ -321,7 +321,7 @@
           <w:rFonts w:ascii="Kaiti SC" w:hAnsi="Kaiti SC" w:eastAsia="Kaiti SC" w:cs="Kaiti SC"/>
           <w:sz w:val="21"/>
         </w:rPr>
-        <w:t>【订单与合作】SpaceX：Trump asks Musk to restore Starlink speeds in Ukraine amid Pentagon concerns: WSJ （bing.com）</w:t>
+        <w:t>【其他动态】SpaceX：Elon Musk Says Ukraine's Elites Profit From War as Starlink Restrictions Disrupt Ukrainian Drones （bing.com）</w:t>
       </w:r>
     </w:p>
     <w:p>
@@ -342,7 +342,7 @@
           <w:rFonts w:ascii="Kaiti SC" w:hAnsi="Kaiti SC" w:eastAsia="Kaiti SC" w:cs="Kaiti SC"/>
           <w:sz w:val="21"/>
         </w:rPr>
-        <w:t>【发射与任务】SpaceX：SpaceX Starlink Launch: 28 Satellites in Orbit in 2026 - Business Outreach Magazine （Business Outreach Magazine）</w:t>
+        <w:t>【发射与任务】SpaceX：Rocket Report: SpaceX says no thanks to military launches; Spanish rocket nearly ready （arstechnica.com）</w:t>
       </w:r>
     </w:p>
     <w:p>
@@ -363,7 +363,7 @@
           <w:rFonts w:ascii="Kaiti SC" w:hAnsi="Kaiti SC" w:eastAsia="Kaiti SC" w:cs="Kaiti SC"/>
           <w:sz w:val="21"/>
         </w:rPr>
-        <w:t>【其他动态】垣信卫星：亚马逊LEO和上海垣信卫星预计2027年进入哈萨克斯坦市场 - 哈通社 （哈通社）</w:t>
+        <w:t>【其他动态】SpaceX：Explainer - What is going on with SpaceX's Starlink and Starshield in Ukraine? （bing.com）</w:t>
       </w:r>
     </w:p>
     <w:p>
@@ -384,7 +384,7 @@
           <w:rFonts w:ascii="Kaiti SC" w:hAnsi="Kaiti SC" w:eastAsia="Kaiti SC" w:cs="Kaiti SC"/>
           <w:sz w:val="21"/>
         </w:rPr>
-        <w:t>【发射与任务】SpaceX：SpaceX Falcon 9 Launches 28 Starlink Satellites [2026] - （</w:t>
+        <w:t>【其他动态】SpaceX：Explainer - What is going on with SpaceX's Starlink and Starshield in Ukraine? （bing.com）</w:t>
       </w:r>
     </w:p>
     <w:p>
@@ -405,7 +405,49 @@
           <w:rFonts w:ascii="Kaiti SC" w:hAnsi="Kaiti SC" w:eastAsia="Kaiti SC" w:cs="Kaiti SC"/>
           <w:sz w:val="21"/>
         </w:rPr>
-        <w:t>【发射与任务】星河动力：谷神星一号海射型遥八运载火箭在日照海域成功发射 - 新浪财经 （新浪财经）</w:t>
+        <w:t>【发射与任务】星河动力：顺利将“西光肆号01星”送入近地轨道谷神星一号海射型（遥八）运载火箭发射成功_科技前沿 - 北京经济技术开发区 （北京经济技术开发区）</w:t>
+      </w:r>
+    </w:p>
+    <w:p>
+      <w:pPr>
+        <w:keepLines/>
+        <w:spacing w:after="60"/>
+        <w:ind w:left="369" w:hanging="227"/>
+      </w:pPr>
+      <w:r>
+        <w:rPr>
+          <w:rFonts w:ascii="Kaiti SC" w:hAnsi="Kaiti SC" w:eastAsia="Kaiti SC" w:cs="Kaiti SC"/>
+          <w:sz w:val="21"/>
+        </w:rPr>
+        <w:t xml:space="preserve">➢ </w:t>
+      </w:r>
+      <w:r>
+        <w:rPr>
+          <w:rFonts w:ascii="Kaiti SC" w:hAnsi="Kaiti SC" w:eastAsia="Kaiti SC" w:cs="Kaiti SC"/>
+          <w:sz w:val="21"/>
+        </w:rPr>
+        <w:t>【发射与任务】Blue Origin：Blue Origin asks to increase New Glenn launches to 50 per year - WKMG （WKMG）</w:t>
+      </w:r>
+    </w:p>
+    <w:p>
+      <w:pPr>
+        <w:keepLines/>
+        <w:spacing w:after="60"/>
+        <w:ind w:left="369" w:hanging="227"/>
+      </w:pPr>
+      <w:r>
+        <w:rPr>
+          <w:rFonts w:ascii="Kaiti SC" w:hAnsi="Kaiti SC" w:eastAsia="Kaiti SC" w:cs="Kaiti SC"/>
+          <w:sz w:val="21"/>
+        </w:rPr>
+        <w:t xml:space="preserve">➢ </w:t>
+      </w:r>
+      <w:r>
+        <w:rPr>
+          <w:rFonts w:ascii="Kaiti SC" w:hAnsi="Kaiti SC" w:eastAsia="Kaiti SC" w:cs="Kaiti SC"/>
+          <w:sz w:val="21"/>
+        </w:rPr>
+        <w:t>【发射与任务】Blue Origin：Blue Origin asks to increase New Glenn launches to 50 per year - WKMG （WKMG）</w:t>
       </w:r>
     </w:p>
     <w:p>
@@ -564,7 +606,7 @@
                 <w:b w:val="0"/>
                 <w:sz w:val="19"/>
               </w:rPr>
-              <w:t>20</w:t>
+              <w:t>32</w:t>
             </w:r>
           </w:p>
         </w:tc>
@@ -585,7 +627,7 @@
                 <w:b w:val="0"/>
                 <w:sz w:val="19"/>
               </w:rPr>
-              <w:t>发射与任务、订单与合作、融资与资本、其他动态、监管与政策</w:t>
+              <w:t>发射与任务、其他动态、市场与股价、监管与政策</w:t>
             </w:r>
           </w:p>
         </w:tc>
@@ -605,7 +647,7 @@
                 <w:b w:val="0"/>
                 <w:sz w:val="19"/>
               </w:rPr>
-              <w:t>SpaceX Falcon 9 Starlink 15-15 Launch Rescheduled for Thursday Afternoon Liftoff from Vandenberg - edhat</w:t>
+              <w:t>SpaceX's 80,000-site push turns Starlink from satellite overlay into full mobile challenger</w:t>
             </w:r>
           </w:p>
         </w:tc>
@@ -630,7 +672,7 @@
                 <w:b w:val="0"/>
                 <w:sz w:val="19"/>
               </w:rPr>
-              <w:t>垣信卫星</w:t>
+              <w:t>Blue Origin</w:t>
             </w:r>
           </w:p>
         </w:tc>
@@ -651,7 +693,7 @@
                 <w:b w:val="0"/>
                 <w:sz w:val="19"/>
               </w:rPr>
-              <w:t>1</w:t>
+              <w:t>3</w:t>
             </w:r>
           </w:p>
         </w:tc>
@@ -672,7 +714,7 @@
                 <w:b w:val="0"/>
                 <w:sz w:val="19"/>
               </w:rPr>
-              <w:t>其他动态</w:t>
+              <w:t>其他动态、发射与任务</w:t>
             </w:r>
           </w:p>
         </w:tc>
@@ -692,7 +734,7 @@
                 <w:b w:val="0"/>
                 <w:sz w:val="19"/>
               </w:rPr>
-              <w:t>亚马逊LEO和上海垣信卫星预计2027年进入哈萨克斯坦市场 - 哈通社</w:t>
+              <w:t>Blue Origin’s BE-4 Engine Gimble At Full Power During Hotfire Test</w:t>
             </w:r>
           </w:p>
         </w:tc>
@@ -779,7 +821,7 @@
                 <w:b w:val="0"/>
                 <w:sz w:val="19"/>
               </w:rPr>
-              <w:t>谷神星一号海射型遥八运载火箭在日照海域成功发射 - 新浪财经</w:t>
+              <w:t>顺利将“西光肆号01星”送入近地轨道谷神星一号海射型（遥八）运载火箭发射成功_科技前沿 - 北京经济技术开发区</w:t>
             </w:r>
           </w:p>
         </w:tc>
@@ -816,7 +858,7 @@
           <w:rFonts w:ascii="Kaiti SC" w:hAnsi="Kaiti SC" w:eastAsia="Kaiti SC" w:cs="Kaiti SC"/>
           <w:sz w:val="21"/>
         </w:rPr>
-        <w:t>[1] 2026-10-22｜edhat｜SpaceX：SpaceX Falcon 9 Starlink 15-15 Launch Rescheduled for Thursday Afternoon Liftoff from Vandenberg - edhat</w:t>
+        <w:t>[1] 2026-10-23｜bing.com｜Blue Origin：Blue Origin’s BE-4 Engine Gimble At Full Power During Hotfire Test</w:t>
       </w:r>
     </w:p>
     <w:p>
@@ -837,7 +879,7 @@
           <w:rFonts w:ascii="Kaiti SC" w:hAnsi="Kaiti SC" w:eastAsia="Kaiti SC" w:cs="Kaiti SC"/>
           <w:sz w:val="21"/>
         </w:rPr>
-        <w:t>[2] 2026-10-22｜bing.com｜SpaceX：Trump Asked Musk to Lift Starlink Curbs on Ukraine</w:t>
+        <w:t>[2] 2026-10-23｜bing.com｜SpaceX：SpaceX's 80,000-site push turns Starlink from satellite overlay into full mobile challenger</w:t>
       </w:r>
     </w:p>
     <w:p>
@@ -858,7 +900,7 @@
           <w:rFonts w:ascii="Kaiti SC" w:hAnsi="Kaiti SC" w:eastAsia="Kaiti SC" w:cs="Kaiti SC"/>
           <w:sz w:val="21"/>
         </w:rPr>
-        <w:t>[3] 2026-10-22｜bing.com｜SpaceX：Trump asks Musk to restore Starlink speeds in Ukraine amid Pentagon concerns: WSJ</w:t>
+        <w:t>[3] 2026-10-23｜bing.com｜SpaceX：Elon Musk Says Ukraine's Elites Profit From War as Starlink Restrictions Disrupt Ukrainian Drones</w:t>
       </w:r>
     </w:p>
     <w:p>
@@ -879,7 +921,7 @@
           <w:rFonts w:ascii="Kaiti SC" w:hAnsi="Kaiti SC" w:eastAsia="Kaiti SC" w:cs="Kaiti SC"/>
           <w:sz w:val="21"/>
         </w:rPr>
-        <w:t>[4] 2026-10-22｜Business Outreach Magazine｜SpaceX：SpaceX Starlink Launch: 28 Satellites in Orbit in 2026 - Business Outreach Magazine</w:t>
+        <w:t>[4] 2026-10-23｜arstechnica.com｜SpaceX：Rocket Report: SpaceX says no thanks to military launches; Spanish rocket nearly ready</w:t>
       </w:r>
     </w:p>
     <w:p>
@@ -900,7 +942,7 @@
           <w:rFonts w:ascii="Kaiti SC" w:hAnsi="Kaiti SC" w:eastAsia="Kaiti SC" w:cs="Kaiti SC"/>
           <w:sz w:val="21"/>
         </w:rPr>
-        <w:t>[5] 2026-10-22｜哈通社｜垣信卫星：亚马逊LEO和上海垣信卫星预计2027年进入哈萨克斯坦市场 - 哈通社</w:t>
+        <w:t>[5] 2026-10-23｜bing.com｜SpaceX：Explainer - What is going on with SpaceX's Starlink and Starshield in Ukraine?</w:t>
       </w:r>
     </w:p>
     <w:p>
@@ -921,7 +963,7 @@
           <w:rFonts w:ascii="Kaiti SC" w:hAnsi="Kaiti SC" w:eastAsia="Kaiti SC" w:cs="Kaiti SC"/>
           <w:sz w:val="21"/>
         </w:rPr>
-        <w:t>[6] 2026-10-22｜ Falcon 9 Launches 28 Starlink Satellites [2026]</w:t>
+        <w:t>[6] 2026-10-23｜bing.com｜SpaceX：Explainer - What is going on with SpaceX's Starlink and Starshield in Ukraine?</w:t>
       </w:r>
     </w:p>
     <w:p>
@@ -942,7 +984,49 @@
           <w:rFonts w:ascii="Kaiti SC" w:hAnsi="Kaiti SC" w:eastAsia="Kaiti SC" w:cs="Kaiti SC"/>
           <w:sz w:val="21"/>
         </w:rPr>
-        <w:t>[7] 2026-10-22｜新浪财经｜星河动力：谷神星一号海射型遥八运载火箭在日照海域成功发射 - 新浪财经</w:t>
+        <w:t>[7] 2026-10-23｜北京经济技术开发区｜星河动力：顺利将“西光肆号01星”送入近地轨道谷神星一号海射型（遥八）运载火箭发射成功_科技前沿 - 北京经济技术开发区</w:t>
+      </w:r>
+    </w:p>
+    <w:p>
+      <w:pPr>
+        <w:keepLines/>
+        <w:spacing w:after="60"/>
+        <w:ind w:left="369" w:hanging="227"/>
+      </w:pPr>
+      <w:r>
+        <w:rPr>
+          <w:rFonts w:ascii="Kaiti SC" w:hAnsi="Kaiti SC" w:eastAsia="Kaiti SC" w:cs="Kaiti SC"/>
+          <w:sz w:val="21"/>
+        </w:rPr>
+        <w:t xml:space="preserve">✓ </w:t>
+      </w:r>
+      <w:r>
+        <w:rPr>
+          <w:rFonts w:ascii="Kaiti SC" w:hAnsi="Kaiti SC" w:eastAsia="Kaiti SC" w:cs="Kaiti SC"/>
+          <w:sz w:val="21"/>
+        </w:rPr>
+        <w:t>[8] 2026-10-23｜WKMG｜Blue Origin：Blue Origin asks to increase New Glenn launches to 50 per year - WKMG</w:t>
+      </w:r>
+    </w:p>
+    <w:p>
+      <w:pPr>
+        <w:keepLines/>
+        <w:spacing w:after="60"/>
+        <w:ind w:left="369" w:hanging="227"/>
+      </w:pPr>
+      <w:r>
+        <w:rPr>
+          <w:rFonts w:ascii="Kaiti SC" w:hAnsi="Kaiti SC" w:eastAsia="Kaiti SC" w:cs="Kaiti SC"/>
+          <w:sz w:val="21"/>
+        </w:rPr>
+        <w:t xml:space="preserve">✓ </w:t>
+      </w:r>
+      <w:r>
+        <w:rPr>
+          <w:rFonts w:ascii="Kaiti SC" w:hAnsi="Kaiti SC" w:eastAsia="Kaiti SC" w:cs="Kaiti SC"/>
+          <w:sz w:val="21"/>
+        </w:rPr>
+        <w:t>[9] 2026-10-23｜WKMG｜Blue Origin：Blue Origin asks to increase New Glenn launches to 50 per year - WKMG</w:t>
       </w:r>
     </w:p>
     <w:sectPr>

--- a/docs/data/reports/daily-documents/latest/previous_daily_report.docx
+++ b/docs/data/reports/daily-documents/latest/previous_daily_report.docx
@@ -26,7 +26,7 @@
           <w:rFonts w:ascii="Kaiti SC" w:hAnsi="Kaiti SC" w:eastAsia="Kaiti SC" w:cs="Kaiti SC"/>
           <w:sz w:val="21"/>
         </w:rPr>
-        <w:t>2026-10-23（上一自然日）</w:t>
+        <w:t>2026-10-24（上一自然日）</w:t>
       </w:r>
     </w:p>
     <w:tbl>
@@ -81,7 +81,7 @@
                 <w:b w:val="0"/>
                 <w:sz w:val="19"/>
               </w:rPr>
-              <w:t>2026-10-23</w:t>
+              <w:t>2026-10-24</w:t>
             </w:r>
           </w:p>
         </w:tc>
@@ -127,7 +127,7 @@
                 <w:b w:val="0"/>
                 <w:sz w:val="19"/>
               </w:rPr>
-              <w:t>36 条 / 3 家</w:t>
+              <w:t>25 条 / 2 家</w:t>
             </w:r>
           </w:p>
         </w:tc>
@@ -219,7 +219,7 @@
                 <w:b w:val="0"/>
                 <w:sz w:val="19"/>
               </w:rPr>
-              <w:t>2026-10-24</w:t>
+              <w:t>2026-10-25</w:t>
             </w:r>
           </w:p>
         </w:tc>
@@ -245,7 +245,7 @@
     </w:p>
     <w:p>
       <w:r>
-        <w:t>2026-10-23 共归档 36 条新闻，覆盖 3 家公司、9 个信息来源。 新闻量较多的公司包括 SpaceX、Blue Origin、星河动力。</w:t>
+        <w:t>2026-10-24 共归档 25 条新闻，覆盖 2 家公司、9 个信息来源。 新闻量较多的公司包括 SpaceX、星河动力。</w:t>
       </w:r>
     </w:p>
     <w:p>
@@ -279,7 +279,7 @@
           <w:rFonts w:ascii="Kaiti SC" w:hAnsi="Kaiti SC" w:eastAsia="Kaiti SC" w:cs="Kaiti SC"/>
           <w:sz w:val="21"/>
         </w:rPr>
-        <w:t>【其他动态】Blue Origin：Blue Origin’s BE-4 Engine Gimble At Full Power During Hotfire Test （bing.com）</w:t>
+        <w:t>【其他动态】SpaceX：Elon Musk says Ukraine broke Starlink rules with drone strikes （bing.com）</w:t>
       </w:r>
     </w:p>
     <w:p>
@@ -300,7 +300,7 @@
           <w:rFonts w:ascii="Kaiti SC" w:hAnsi="Kaiti SC" w:eastAsia="Kaiti SC" w:cs="Kaiti SC"/>
           <w:sz w:val="21"/>
         </w:rPr>
-        <w:t>【发射与任务】SpaceX：SpaceX's 80,000-site push turns Starlink from satellite overlay into full mobile challenger （bing.com）</w:t>
+        <w:t>【其他动态】SpaceX：Musk Says He Was Behind Starlink Speed Restriction After Service In Ukraine Is Restored （bing.com）</w:t>
       </w:r>
     </w:p>
     <w:p>
@@ -321,7 +321,7 @@
           <w:rFonts w:ascii="Kaiti SC" w:hAnsi="Kaiti SC" w:eastAsia="Kaiti SC" w:cs="Kaiti SC"/>
           <w:sz w:val="21"/>
         </w:rPr>
-        <w:t>【其他动态】SpaceX：Elon Musk Says Ukraine's Elites Profit From War as Starlink Restrictions Disrupt Ukrainian Drones （bing.com）</w:t>
+        <w:t>【其他动态】SpaceX：Starlink fully restored as Musk says Ukraine violated terms of service （bing.com）</w:t>
       </w:r>
     </w:p>
     <w:p>
@@ -342,7 +342,7 @@
           <w:rFonts w:ascii="Kaiti SC" w:hAnsi="Kaiti SC" w:eastAsia="Kaiti SC" w:cs="Kaiti SC"/>
           <w:sz w:val="21"/>
         </w:rPr>
-        <w:t>【发射与任务】SpaceX：Rocket Report: SpaceX says no thanks to military launches; Spanish rocket nearly ready （arstechnica.com）</w:t>
+        <w:t>【其他动态】SpaceX：Ukraine Says Starlink Is Back to Full Power （bing.com）</w:t>
       </w:r>
     </w:p>
     <w:p>
@@ -363,7 +363,7 @@
           <w:rFonts w:ascii="Kaiti SC" w:hAnsi="Kaiti SC" w:eastAsia="Kaiti SC" w:cs="Kaiti SC"/>
           <w:sz w:val="21"/>
         </w:rPr>
-        <w:t>【其他动态】SpaceX：Explainer - What is going on with SpaceX's Starlink and Starshield in Ukraine? （bing.com）</w:t>
+        <w:t>【其他动态】SpaceX：Report: Biden, Trump Asked Musk to Alter Starlink Access （bing.com）</w:t>
       </w:r>
     </w:p>
     <w:p>
@@ -384,70 +384,7 @@
           <w:rFonts w:ascii="Kaiti SC" w:hAnsi="Kaiti SC" w:eastAsia="Kaiti SC" w:cs="Kaiti SC"/>
           <w:sz w:val="21"/>
         </w:rPr>
-        <w:t>【其他动态】SpaceX：Explainer - What is going on with SpaceX's Starlink and Starshield in Ukraine? （bing.com）</w:t>
-      </w:r>
-    </w:p>
-    <w:p>
-      <w:pPr>
-        <w:keepLines/>
-        <w:spacing w:after="60"/>
-        <w:ind w:left="369" w:hanging="227"/>
-      </w:pPr>
-      <w:r>
-        <w:rPr>
-          <w:rFonts w:ascii="Kaiti SC" w:hAnsi="Kaiti SC" w:eastAsia="Kaiti SC" w:cs="Kaiti SC"/>
-          <w:sz w:val="21"/>
-        </w:rPr>
-        <w:t xml:space="preserve">➢ </w:t>
-      </w:r>
-      <w:r>
-        <w:rPr>
-          <w:rFonts w:ascii="Kaiti SC" w:hAnsi="Kaiti SC" w:eastAsia="Kaiti SC" w:cs="Kaiti SC"/>
-          <w:sz w:val="21"/>
-        </w:rPr>
-        <w:t>【发射与任务】星河动力：顺利将“西光肆号01星”送入近地轨道谷神星一号海射型（遥八）运载火箭发射成功_科技前沿 - 北京经济技术开发区 （北京经济技术开发区）</w:t>
-      </w:r>
-    </w:p>
-    <w:p>
-      <w:pPr>
-        <w:keepLines/>
-        <w:spacing w:after="60"/>
-        <w:ind w:left="369" w:hanging="227"/>
-      </w:pPr>
-      <w:r>
-        <w:rPr>
-          <w:rFonts w:ascii="Kaiti SC" w:hAnsi="Kaiti SC" w:eastAsia="Kaiti SC" w:cs="Kaiti SC"/>
-          <w:sz w:val="21"/>
-        </w:rPr>
-        <w:t xml:space="preserve">➢ </w:t>
-      </w:r>
-      <w:r>
-        <w:rPr>
-          <w:rFonts w:ascii="Kaiti SC" w:hAnsi="Kaiti SC" w:eastAsia="Kaiti SC" w:cs="Kaiti SC"/>
-          <w:sz w:val="21"/>
-        </w:rPr>
-        <w:t>【发射与任务】Blue Origin：Blue Origin asks to increase New Glenn launches to 50 per year - WKMG （WKMG）</w:t>
-      </w:r>
-    </w:p>
-    <w:p>
-      <w:pPr>
-        <w:keepLines/>
-        <w:spacing w:after="60"/>
-        <w:ind w:left="369" w:hanging="227"/>
-      </w:pPr>
-      <w:r>
-        <w:rPr>
-          <w:rFonts w:ascii="Kaiti SC" w:hAnsi="Kaiti SC" w:eastAsia="Kaiti SC" w:cs="Kaiti SC"/>
-          <w:sz w:val="21"/>
-        </w:rPr>
-        <w:t xml:space="preserve">➢ </w:t>
-      </w:r>
-      <w:r>
-        <w:rPr>
-          <w:rFonts w:ascii="Kaiti SC" w:hAnsi="Kaiti SC" w:eastAsia="Kaiti SC" w:cs="Kaiti SC"/>
-          <w:sz w:val="21"/>
-        </w:rPr>
-        <w:t>【发射与任务】Blue Origin：Blue Origin asks to increase New Glenn launches to 50 per year - WKMG （WKMG）</w:t>
+        <w:t>【发射与任务】星河动力：谷神星一号海射型遥八运载火箭发射成功 - 新浪财经 （新浪财经）</w:t>
       </w:r>
     </w:p>
     <w:p>
@@ -606,94 +543,7 @@
                 <w:b w:val="0"/>
                 <w:sz w:val="19"/>
               </w:rPr>
-              <w:t>32</w:t>
-            </w:r>
-          </w:p>
-        </w:tc>
-        <w:tc>
-          <w:tcPr>
-            <w:tcW w:type="dxa" w:w="2075"/>
-            <w:vAlign w:val="center"/>
-          </w:tcPr>
-          <w:p>
-            <w:pPr>
-              <w:spacing w:after="0" w:line="252" w:lineRule="auto"/>
-              <w:jc w:val="center"/>
-            </w:pPr>
-            <w:r/>
-            <w:r>
-              <w:rPr>
-                <w:rFonts w:ascii="Kaiti SC" w:hAnsi="Kaiti SC" w:eastAsia="Kaiti SC" w:cs="Kaiti SC"/>
-                <w:b w:val="0"/>
-                <w:sz w:val="19"/>
-              </w:rPr>
-              <w:t>发射与任务、其他动态、市场与股价、监管与政策</w:t>
-            </w:r>
-          </w:p>
-        </w:tc>
-        <w:tc>
-          <w:tcPr>
-            <w:tcW w:type="dxa" w:w="2075"/>
-            <w:vAlign w:val="center"/>
-          </w:tcPr>
-          <w:p>
-            <w:pPr>
-              <w:spacing w:after="0" w:line="252" w:lineRule="auto"/>
-            </w:pPr>
-            <w:r/>
-            <w:r>
-              <w:rPr>
-                <w:rFonts w:ascii="Kaiti SC" w:hAnsi="Kaiti SC" w:eastAsia="Kaiti SC" w:cs="Kaiti SC"/>
-                <w:b w:val="0"/>
-                <w:sz w:val="19"/>
-              </w:rPr>
-              <w:t>SpaceX's 80,000-site push turns Starlink from satellite overlay into full mobile challenger</w:t>
-            </w:r>
-          </w:p>
-        </w:tc>
-      </w:tr>
-      <w:tr>
-        <w:trPr>
-          <w:cantSplit/>
-        </w:trPr>
-        <w:tc>
-          <w:tcPr>
-            <w:tcW w:type="dxa" w:w="2075"/>
-            <w:vAlign w:val="center"/>
-          </w:tcPr>
-          <w:p>
-            <w:pPr>
-              <w:spacing w:after="0" w:line="252" w:lineRule="auto"/>
-            </w:pPr>
-            <w:r/>
-            <w:r>
-              <w:rPr>
-                <w:rFonts w:ascii="Kaiti SC" w:hAnsi="Kaiti SC" w:eastAsia="Kaiti SC" w:cs="Kaiti SC"/>
-                <w:b w:val="0"/>
-                <w:sz w:val="19"/>
-              </w:rPr>
-              <w:t>Blue Origin</w:t>
-            </w:r>
-          </w:p>
-        </w:tc>
-        <w:tc>
-          <w:tcPr>
-            <w:tcW w:type="dxa" w:w="2075"/>
-            <w:vAlign w:val="center"/>
-          </w:tcPr>
-          <w:p>
-            <w:pPr>
-              <w:spacing w:after="0" w:line="252" w:lineRule="auto"/>
-              <w:jc w:val="center"/>
-            </w:pPr>
-            <w:r/>
-            <w:r>
-              <w:rPr>
-                <w:rFonts w:ascii="Kaiti SC" w:hAnsi="Kaiti SC" w:eastAsia="Kaiti SC" w:cs="Kaiti SC"/>
-                <w:b w:val="0"/>
-                <w:sz w:val="19"/>
-              </w:rPr>
-              <w:t>3</w:t>
+              <w:t>24</w:t>
             </w:r>
           </w:p>
         </w:tc>
@@ -734,7 +584,7 @@
                 <w:b w:val="0"/>
                 <w:sz w:val="19"/>
               </w:rPr>
-              <w:t>Blue Origin’s BE-4 Engine Gimble At Full Power During Hotfire Test</w:t>
+              <w:t>Elon Musk says Ukraine broke Starlink rules with drone strikes</w:t>
             </w:r>
           </w:p>
         </w:tc>
@@ -821,7 +671,7 @@
                 <w:b w:val="0"/>
                 <w:sz w:val="19"/>
               </w:rPr>
-              <w:t>顺利将“西光肆号01星”送入近地轨道谷神星一号海射型（遥八）运载火箭发射成功_科技前沿 - 北京经济技术开发区</w:t>
+              <w:t>谷神星一号海射型遥八运载火箭发射成功 - 新浪财经</w:t>
             </w:r>
           </w:p>
         </w:tc>
@@ -858,7 +708,7 @@
           <w:rFonts w:ascii="Kaiti SC" w:hAnsi="Kaiti SC" w:eastAsia="Kaiti SC" w:cs="Kaiti SC"/>
           <w:sz w:val="21"/>
         </w:rPr>
-        <w:t>[1] 2026-10-23｜bing.com｜Blue Origin：Blue Origin’s BE-4 Engine Gimble At Full Power During Hotfire Test</w:t>
+        <w:t>[1] 2026-10-24｜bing.com｜SpaceX：Elon Musk says Ukraine broke Starlink rules with drone strikes</w:t>
       </w:r>
     </w:p>
     <w:p>
@@ -879,7 +729,7 @@
           <w:rFonts w:ascii="Kaiti SC" w:hAnsi="Kaiti SC" w:eastAsia="Kaiti SC" w:cs="Kaiti SC"/>
           <w:sz w:val="21"/>
         </w:rPr>
-        <w:t>[2] 2026-10-23｜bing.com｜SpaceX：SpaceX's 80,000-site push turns Starlink from satellite overlay into full mobile challenger</w:t>
+        <w:t>[2] 2026-10-24｜bing.com｜SpaceX：Musk Says He Was Behind Starlink Speed Restriction After Service In Ukraine Is Restored</w:t>
       </w:r>
     </w:p>
     <w:p>
@@ -900,7 +750,7 @@
           <w:rFonts w:ascii="Kaiti SC" w:hAnsi="Kaiti SC" w:eastAsia="Kaiti SC" w:cs="Kaiti SC"/>
           <w:sz w:val="21"/>
         </w:rPr>
-        <w:t>[3] 2026-10-23｜bing.com｜SpaceX：Elon Musk Says Ukraine's Elites Profit From War as Starlink Restrictions Disrupt Ukrainian Drones</w:t>
+        <w:t>[3] 2026-10-24｜bing.com｜SpaceX：Starlink fully restored as Musk says Ukraine violated terms of service</w:t>
       </w:r>
     </w:p>
     <w:p>
@@ -921,7 +771,7 @@
           <w:rFonts w:ascii="Kaiti SC" w:hAnsi="Kaiti SC" w:eastAsia="Kaiti SC" w:cs="Kaiti SC"/>
           <w:sz w:val="21"/>
         </w:rPr>
-        <w:t>[4] 2026-10-23｜arstechnica.com｜SpaceX：Rocket Report: SpaceX says no thanks to military launches; Spanish rocket nearly ready</w:t>
+        <w:t>[4] 2026-10-24｜bing.com｜SpaceX：Ukraine Says Starlink Is Back to Full Power</w:t>
       </w:r>
     </w:p>
     <w:p>
@@ -942,7 +792,7 @@
           <w:rFonts w:ascii="Kaiti SC" w:hAnsi="Kaiti SC" w:eastAsia="Kaiti SC" w:cs="Kaiti SC"/>
           <w:sz w:val="21"/>
         </w:rPr>
-        <w:t>[5] 2026-10-23｜bing.com｜SpaceX：Explainer - What is going on with SpaceX's Starlink and Starshield in Ukraine?</w:t>
+        <w:t>[5] 2026-10-24｜bing.com｜SpaceX：Report: Biden, Trump Asked Musk to Alter Starlink Access</w:t>
       </w:r>
     </w:p>
     <w:p>
@@ -963,70 +813,7 @@
           <w:rFonts w:ascii="Kaiti SC" w:hAnsi="Kaiti SC" w:eastAsia="Kaiti SC" w:cs="Kaiti SC"/>
           <w:sz w:val="21"/>
         </w:rPr>
-        <w:t>[6] 2026-10-23｜bing.com｜SpaceX：Explainer - What is going on with SpaceX's Starlink and Starshield in Ukraine?</w:t>
-      </w:r>
-    </w:p>
-    <w:p>
-      <w:pPr>
-        <w:keepLines/>
-        <w:spacing w:after="60"/>
-        <w:ind w:left="369" w:hanging="227"/>
-      </w:pPr>
-      <w:r>
-        <w:rPr>
-          <w:rFonts w:ascii="Kaiti SC" w:hAnsi="Kaiti SC" w:eastAsia="Kaiti SC" w:cs="Kaiti SC"/>
-          <w:sz w:val="21"/>
-        </w:rPr>
-        <w:t xml:space="preserve">✓ </w:t>
-      </w:r>
-      <w:r>
-        <w:rPr>
-          <w:rFonts w:ascii="Kaiti SC" w:hAnsi="Kaiti SC" w:eastAsia="Kaiti SC" w:cs="Kaiti SC"/>
-          <w:sz w:val="21"/>
-        </w:rPr>
-        <w:t>[7] 2026-10-23｜北京经济技术开发区｜星河动力：顺利将“西光肆号01星”送入近地轨道谷神星一号海射型（遥八）运载火箭发射成功_科技前沿 - 北京经济技术开发区</w:t>
-      </w:r>
-    </w:p>
-    <w:p>
-      <w:pPr>
-        <w:keepLines/>
-        <w:spacing w:after="60"/>
-        <w:ind w:left="369" w:hanging="227"/>
-      </w:pPr>
-      <w:r>
-        <w:rPr>
-          <w:rFonts w:ascii="Kaiti SC" w:hAnsi="Kaiti SC" w:eastAsia="Kaiti SC" w:cs="Kaiti SC"/>
-          <w:sz w:val="21"/>
-        </w:rPr>
-        <w:t xml:space="preserve">✓ </w:t>
-      </w:r>
-      <w:r>
-        <w:rPr>
-          <w:rFonts w:ascii="Kaiti SC" w:hAnsi="Kaiti SC" w:eastAsia="Kaiti SC" w:cs="Kaiti SC"/>
-          <w:sz w:val="21"/>
-        </w:rPr>
-        <w:t>[8] 2026-10-23｜WKMG｜Blue Origin：Blue Origin asks to increase New Glenn launches to 50 per year - WKMG</w:t>
-      </w:r>
-    </w:p>
-    <w:p>
-      <w:pPr>
-        <w:keepLines/>
-        <w:spacing w:after="60"/>
-        <w:ind w:left="369" w:hanging="227"/>
-      </w:pPr>
-      <w:r>
-        <w:rPr>
-          <w:rFonts w:ascii="Kaiti SC" w:hAnsi="Kaiti SC" w:eastAsia="Kaiti SC" w:cs="Kaiti SC"/>
-          <w:sz w:val="21"/>
-        </w:rPr>
-        <w:t xml:space="preserve">✓ </w:t>
-      </w:r>
-      <w:r>
-        <w:rPr>
-          <w:rFonts w:ascii="Kaiti SC" w:hAnsi="Kaiti SC" w:eastAsia="Kaiti SC" w:cs="Kaiti SC"/>
-          <w:sz w:val="21"/>
-        </w:rPr>
-        <w:t>[9] 2026-10-23｜WKMG｜Blue Origin：Blue Origin asks to increase New Glenn launches to 50 per year - WKMG</w:t>
+        <w:t>[6] 2026-10-24｜新浪财经｜星河动力：谷神星一号海射型遥八运载火箭发射成功 - 新浪财经</w:t>
       </w:r>
     </w:p>
     <w:sectPr>

--- a/docs/data/reports/daily-documents/latest/previous_daily_report.docx
+++ b/docs/data/reports/daily-documents/latest/previous_daily_report.docx
@@ -26,7 +26,7 @@
           <w:rFonts w:ascii="Kaiti SC" w:hAnsi="Kaiti SC" w:eastAsia="Kaiti SC" w:cs="Kaiti SC"/>
           <w:sz w:val="21"/>
         </w:rPr>
-        <w:t>2026-10-24（上一自然日）</w:t>
+        <w:t>2026-10-25（上一自然日）</w:t>
       </w:r>
     </w:p>
     <w:tbl>
@@ -81,7 +81,7 @@
                 <w:b w:val="0"/>
                 <w:sz w:val="19"/>
               </w:rPr>
-              <w:t>2026-10-24</w:t>
+              <w:t>2026-10-25</w:t>
             </w:r>
           </w:p>
         </w:tc>
@@ -127,7 +127,7 @@
                 <w:b w:val="0"/>
                 <w:sz w:val="19"/>
               </w:rPr>
-              <w:t>25 条 / 2 家</w:t>
+              <w:t>33 条 / 2 家</w:t>
             </w:r>
           </w:p>
         </w:tc>
@@ -173,7 +173,7 @@
                 <w:b w:val="0"/>
                 <w:sz w:val="19"/>
               </w:rPr>
-              <w:t>9 个</w:t>
+              <w:t>7 个</w:t>
             </w:r>
           </w:p>
         </w:tc>
@@ -219,7 +219,7 @@
                 <w:b w:val="0"/>
                 <w:sz w:val="19"/>
               </w:rPr>
-              <w:t>2026-10-25</w:t>
+              <w:t>2026-10-26</w:t>
             </w:r>
           </w:p>
         </w:tc>
@@ -245,7 +245,7 @@
     </w:p>
     <w:p>
       <w:r>
-        <w:t>2026-10-24 共归档 25 条新闻，覆盖 2 家公司、9 个信息来源。 新闻量较多的公司包括 SpaceX、星河动力。</w:t>
+        <w:t>2026-10-25 共归档 33 条新闻，覆盖 2 家公司、7 个信息来源。 新闻量较多的公司包括 SpaceX、蓝箭航天。</w:t>
       </w:r>
     </w:p>
     <w:p>
@@ -279,7 +279,7 @@
           <w:rFonts w:ascii="Kaiti SC" w:hAnsi="Kaiti SC" w:eastAsia="Kaiti SC" w:cs="Kaiti SC"/>
           <w:sz w:val="21"/>
         </w:rPr>
-        <w:t>【其他动态】SpaceX：Elon Musk says Ukraine broke Starlink rules with drone strikes （bing.com）</w:t>
+        <w:t>【发射与任务】SpaceX：Ukraine disputes Musk’s claim Starlink was used for offensive drone strikes （bing.com）</w:t>
       </w:r>
     </w:p>
     <w:p>
@@ -300,7 +300,7 @@
           <w:rFonts w:ascii="Kaiti SC" w:hAnsi="Kaiti SC" w:eastAsia="Kaiti SC" w:cs="Kaiti SC"/>
           <w:sz w:val="21"/>
         </w:rPr>
-        <w:t>【其他动态】SpaceX：Musk Says He Was Behind Starlink Speed Restriction After Service In Ukraine Is Restored （bing.com）</w:t>
+        <w:t>【发射与任务】SpaceX：Starlink 15-15: 27 Satellites, 11,000+ in Orbit [2026] - （</w:t>
       </w:r>
     </w:p>
     <w:p>
@@ -321,7 +321,7 @@
           <w:rFonts w:ascii="Kaiti SC" w:hAnsi="Kaiti SC" w:eastAsia="Kaiti SC" w:cs="Kaiti SC"/>
           <w:sz w:val="21"/>
         </w:rPr>
-        <w:t>【其他动态】SpaceX：Starlink fully restored as Musk says Ukraine violated terms of service （bing.com）</w:t>
+        <w:t>【其他动态】SpaceX：Elon Musk reveals reason behind Starlink slowdown as speeds restored in Ukraine （bing.com）</w:t>
       </w:r>
     </w:p>
     <w:p>
@@ -342,7 +342,7 @@
           <w:rFonts w:ascii="Kaiti SC" w:hAnsi="Kaiti SC" w:eastAsia="Kaiti SC" w:cs="Kaiti SC"/>
           <w:sz w:val="21"/>
         </w:rPr>
-        <w:t>【其他动态】SpaceX：Ukraine Says Starlink Is Back to Full Power （bing.com）</w:t>
+        <w:t>【发射与任务】SpaceX：SpaceX launches Starlink satellites and nails rocket landing （bing.com）</w:t>
       </w:r>
     </w:p>
     <w:p>
@@ -363,7 +363,7 @@
           <w:rFonts w:ascii="Kaiti SC" w:hAnsi="Kaiti SC" w:eastAsia="Kaiti SC" w:cs="Kaiti SC"/>
           <w:sz w:val="21"/>
         </w:rPr>
-        <w:t>【其他动态】SpaceX：Report: Biden, Trump Asked Musk to Alter Starlink Access （bing.com）</w:t>
+        <w:t>【发射与任务】SpaceX：Starlink continues to expand its satellite network... SpaceX launches a new batch of internet satellites - صوت الإمارات （صوت الإمارات）</w:t>
       </w:r>
     </w:p>
     <w:p>
@@ -384,7 +384,7 @@
           <w:rFonts w:ascii="Kaiti SC" w:hAnsi="Kaiti SC" w:eastAsia="Kaiti SC" w:cs="Kaiti SC"/>
           <w:sz w:val="21"/>
         </w:rPr>
-        <w:t>【发射与任务】星河动力：谷神星一号海射型遥八运载火箭发射成功 - 新浪财经 （新浪财经）</w:t>
+        <w:t>【其他动态】蓝箭航天：张昉深山试车千次助蓝箭航天升空 - 新浪财经 （新浪财经）</w:t>
       </w:r>
     </w:p>
     <w:p>
@@ -543,7 +543,7 @@
                 <w:b w:val="0"/>
                 <w:sz w:val="19"/>
               </w:rPr>
-              <w:t>24</w:t>
+              <w:t>32</w:t>
             </w:r>
           </w:p>
         </w:tc>
@@ -564,7 +564,7 @@
                 <w:b w:val="0"/>
                 <w:sz w:val="19"/>
               </w:rPr>
-              <w:t>其他动态、发射与任务</w:t>
+              <w:t>发射与任务、其他动态</w:t>
             </w:r>
           </w:p>
         </w:tc>
@@ -584,7 +584,7 @@
                 <w:b w:val="0"/>
                 <w:sz w:val="19"/>
               </w:rPr>
-              <w:t>Elon Musk says Ukraine broke Starlink rules with drone strikes</w:t>
+              <w:t>Ukraine disputes Musk’s claim Starlink was used for offensive drone strikes</w:t>
             </w:r>
           </w:p>
         </w:tc>
@@ -609,7 +609,7 @@
                 <w:b w:val="0"/>
                 <w:sz w:val="19"/>
               </w:rPr>
-              <w:t>星河动力</w:t>
+              <w:t>蓝箭航天</w:t>
             </w:r>
           </w:p>
         </w:tc>
@@ -651,7 +651,7 @@
                 <w:b w:val="0"/>
                 <w:sz w:val="19"/>
               </w:rPr>
-              <w:t>发射与任务</w:t>
+              <w:t>其他动态</w:t>
             </w:r>
           </w:p>
         </w:tc>
@@ -671,7 +671,7 @@
                 <w:b w:val="0"/>
                 <w:sz w:val="19"/>
               </w:rPr>
-              <w:t>谷神星一号海射型遥八运载火箭发射成功 - 新浪财经</w:t>
+              <w:t>张昉深山试车千次助蓝箭航天升空 - 新浪财经</w:t>
             </w:r>
           </w:p>
         </w:tc>
@@ -708,7 +708,7 @@
           <w:rFonts w:ascii="Kaiti SC" w:hAnsi="Kaiti SC" w:eastAsia="Kaiti SC" w:cs="Kaiti SC"/>
           <w:sz w:val="21"/>
         </w:rPr>
-        <w:t>[1] 2026-10-24｜bing.com｜SpaceX：Elon Musk says Ukraine broke Starlink rules with drone strikes</w:t>
+        <w:t>[1] 2026-10-25｜bing.com｜SpaceX：Ukraine disputes Musk’s claim Starlink was used for offensive drone strikes</w:t>
       </w:r>
     </w:p>
     <w:p>
@@ -729,7 +729,7 @@
           <w:rFonts w:ascii="Kaiti SC" w:hAnsi="Kaiti SC" w:eastAsia="Kaiti SC" w:cs="Kaiti SC"/>
           <w:sz w:val="21"/>
         </w:rPr>
-        <w:t>[2] 2026-10-24｜bing.com｜SpaceX：Musk Says He Was Behind Starlink Speed Restriction After Service In Ukraine Is Restored</w:t>
+        <w:t>[2] 2026-10-25｜ 15-15: 27 Satellites, 11,000+ in Orbit [2026]</w:t>
       </w:r>
     </w:p>
     <w:p>
@@ -750,7 +750,7 @@
           <w:rFonts w:ascii="Kaiti SC" w:hAnsi="Kaiti SC" w:eastAsia="Kaiti SC" w:cs="Kaiti SC"/>
           <w:sz w:val="21"/>
         </w:rPr>
-        <w:t>[3] 2026-10-24｜bing.com｜SpaceX：Starlink fully restored as Musk says Ukraine violated terms of service</w:t>
+        <w:t>[3] 2026-10-25｜bing.com｜SpaceX：Elon Musk reveals reason behind Starlink slowdown as speeds restored in Ukraine</w:t>
       </w:r>
     </w:p>
     <w:p>
@@ -771,7 +771,7 @@
           <w:rFonts w:ascii="Kaiti SC" w:hAnsi="Kaiti SC" w:eastAsia="Kaiti SC" w:cs="Kaiti SC"/>
           <w:sz w:val="21"/>
         </w:rPr>
-        <w:t>[4] 2026-10-24｜bing.com｜SpaceX：Ukraine Says Starlink Is Back to Full Power</w:t>
+        <w:t>[4] 2026-10-25｜bing.com｜SpaceX：SpaceX launches Starlink satellites and nails rocket landing</w:t>
       </w:r>
     </w:p>
     <w:p>
@@ -792,7 +792,7 @@
           <w:rFonts w:ascii="Kaiti SC" w:hAnsi="Kaiti SC" w:eastAsia="Kaiti SC" w:cs="Kaiti SC"/>
           <w:sz w:val="21"/>
         </w:rPr>
-        <w:t>[5] 2026-10-24｜bing.com｜SpaceX：Report: Biden, Trump Asked Musk to Alter Starlink Access</w:t>
+        <w:t>[5] 2026-10-25｜صوت الإمارات｜SpaceX：Starlink continues to expand its satellite network... SpaceX launches a new batch of internet satellites - صوت الإمارات</w:t>
       </w:r>
     </w:p>
     <w:p>
@@ -813,7 +813,7 @@
           <w:rFonts w:ascii="Kaiti SC" w:hAnsi="Kaiti SC" w:eastAsia="Kaiti SC" w:cs="Kaiti SC"/>
           <w:sz w:val="21"/>
         </w:rPr>
-        <w:t>[6] 2026-10-24｜新浪财经｜星河动力：谷神星一号海射型遥八运载火箭发射成功 - 新浪财经</w:t>
+        <w:t>[6] 2026-10-25｜新浪财经｜蓝箭航天：张昉深山试车千次助蓝箭航天升空 - 新浪财经</w:t>
       </w:r>
     </w:p>
     <w:sectPr>

--- a/docs/data/reports/daily-documents/latest/previous_daily_report.docx
+++ b/docs/data/reports/daily-documents/latest/previous_daily_report.docx
@@ -26,7 +26,7 @@
           <w:rFonts w:ascii="Kaiti SC" w:hAnsi="Kaiti SC" w:eastAsia="Kaiti SC" w:cs="Kaiti SC"/>
           <w:sz w:val="21"/>
         </w:rPr>
-        <w:t>2026-10-25（上一自然日）</w:t>
+        <w:t>2026-10-26（上一自然日）</w:t>
       </w:r>
     </w:p>
     <w:tbl>
@@ -81,7 +81,7 @@
                 <w:b w:val="0"/>
                 <w:sz w:val="19"/>
               </w:rPr>
-              <w:t>2026-10-25</w:t>
+              <w:t>2026-10-26</w:t>
             </w:r>
           </w:p>
         </w:tc>
@@ -127,7 +127,7 @@
                 <w:b w:val="0"/>
                 <w:sz w:val="19"/>
               </w:rPr>
-              <w:t>33 条 / 2 家</w:t>
+              <w:t>35 条 / 5 家</w:t>
             </w:r>
           </w:p>
         </w:tc>
@@ -173,7 +173,7 @@
                 <w:b w:val="0"/>
                 <w:sz w:val="19"/>
               </w:rPr>
-              <w:t>7 个</w:t>
+              <w:t>15 个</w:t>
             </w:r>
           </w:p>
         </w:tc>
@@ -219,7 +219,7 @@
                 <w:b w:val="0"/>
                 <w:sz w:val="19"/>
               </w:rPr>
-              <w:t>2026-10-26</w:t>
+              <w:t>2026-10-27</w:t>
             </w:r>
           </w:p>
         </w:tc>
@@ -245,7 +245,7 @@
     </w:p>
     <w:p>
       <w:r>
-        <w:t>2026-10-25 共归档 33 条新闻，覆盖 2 家公司、7 个信息来源。 新闻量较多的公司包括 SpaceX、蓝箭航天。</w:t>
+        <w:t>2026-10-26 共归档 35 条新闻，覆盖 5 家公司、15 个信息来源。 新闻量较多的公司包括 SpaceX、中科宇航、Blue Origin、星际荣耀。</w:t>
       </w:r>
     </w:p>
     <w:p>
@@ -279,7 +279,7 @@
           <w:rFonts w:ascii="Kaiti SC" w:hAnsi="Kaiti SC" w:eastAsia="Kaiti SC" w:cs="Kaiti SC"/>
           <w:sz w:val="21"/>
         </w:rPr>
-        <w:t>【发射与任务】SpaceX：Ukraine disputes Musk’s claim Starlink was used for offensive drone strikes （bing.com）</w:t>
+        <w:t>【发射与任务】SpaceX：Astranis Upgrades Falcon 9 Launch Contract to Dedicated Mission for Entire Block 4 Production Run of Satellites （SpaceNews）</w:t>
       </w:r>
     </w:p>
     <w:p>
@@ -300,7 +300,7 @@
           <w:rFonts w:ascii="Kaiti SC" w:hAnsi="Kaiti SC" w:eastAsia="Kaiti SC" w:cs="Kaiti SC"/>
           <w:sz w:val="21"/>
         </w:rPr>
-        <w:t>【发射与任务】SpaceX：Starlink 15-15: 27 Satellites, 11,000+ in Orbit [2026] - （</w:t>
+        <w:t>【发射与任务】SpaceX：A New Era for Space Launch? The Coming Falcon 9 Retirement （Space Scout）</w:t>
       </w:r>
     </w:p>
     <w:p>
@@ -321,7 +321,7 @@
           <w:rFonts w:ascii="Kaiti SC" w:hAnsi="Kaiti SC" w:eastAsia="Kaiti SC" w:cs="Kaiti SC"/>
           <w:sz w:val="21"/>
         </w:rPr>
-        <w:t>【其他动态】SpaceX：Elon Musk reveals reason behind Starlink slowdown as speeds restored in Ukraine （bing.com）</w:t>
+        <w:t>【融资与资本】SpaceX：Musk predicts ‘guppy-level death’ as SpaceX closes $40B GPU deal （bing.com）</w:t>
       </w:r>
     </w:p>
     <w:p>
@@ -342,7 +342,7 @@
           <w:rFonts w:ascii="Kaiti SC" w:hAnsi="Kaiti SC" w:eastAsia="Kaiti SC" w:cs="Kaiti SC"/>
           <w:sz w:val="21"/>
         </w:rPr>
-        <w:t>【发射与任务】SpaceX：SpaceX launches Starlink satellites and nails rocket landing （bing.com）</w:t>
+        <w:t>【发射与任务】SpaceX：Record-Setting Falcon 9 Launch from Vandenberg SFB Scheduled for Late Monday into Early Tuesday （bing.com）</w:t>
       </w:r>
     </w:p>
     <w:p>
@@ -363,7 +363,7 @@
           <w:rFonts w:ascii="Kaiti SC" w:hAnsi="Kaiti SC" w:eastAsia="Kaiti SC" w:cs="Kaiti SC"/>
           <w:sz w:val="21"/>
         </w:rPr>
-        <w:t>【发射与任务】SpaceX：Starlink continues to expand its satellite network... SpaceX launches a new batch of internet satellites - صوت الإمارات （صوت الإمارات）</w:t>
+        <w:t>【发射与任务】SpaceX：Record-Setting Falcon 9 Launch from Vandenberg SFB Scheduled for Late Monday into Early Tuesday （bing.com）</w:t>
       </w:r>
     </w:p>
     <w:p>
@@ -384,7 +384,217 @@
           <w:rFonts w:ascii="Kaiti SC" w:hAnsi="Kaiti SC" w:eastAsia="Kaiti SC" w:cs="Kaiti SC"/>
           <w:sz w:val="21"/>
         </w:rPr>
-        <w:t>【其他动态】蓝箭航天：张昉深山试车千次助蓝箭航天升空 - 新浪财经 （新浪财经）</w:t>
+        <w:t>【其他动态】星际荣耀：国产商业火箭再迎新进展！星际荣耀双曲线三号完成关键静力试验 - 新浪财经 （新浪财经）</w:t>
+      </w:r>
+    </w:p>
+    <w:p>
+      <w:pPr>
+        <w:keepLines/>
+        <w:spacing w:after="60"/>
+        <w:ind w:left="369" w:hanging="227"/>
+      </w:pPr>
+      <w:r>
+        <w:rPr>
+          <w:rFonts w:ascii="Kaiti SC" w:hAnsi="Kaiti SC" w:eastAsia="Kaiti SC" w:cs="Kaiti SC"/>
+          <w:sz w:val="21"/>
+        </w:rPr>
+        <w:t xml:space="preserve">➢ </w:t>
+      </w:r>
+      <w:r>
+        <w:rPr>
+          <w:rFonts w:ascii="Kaiti SC" w:hAnsi="Kaiti SC" w:eastAsia="Kaiti SC" w:cs="Kaiti SC"/>
+          <w:sz w:val="21"/>
+        </w:rPr>
+        <w:t>【发射与任务】星际荣耀：把火箭舱段压到极限，只为验证它能否安全回家|星际荣耀航天科技集团股份有限公司|双曲线三号运载火箭_新浪新闻 - 手机新浪网 （手机新浪网）</w:t>
+      </w:r>
+    </w:p>
+    <w:p>
+      <w:pPr>
+        <w:keepLines/>
+        <w:spacing w:after="60"/>
+        <w:ind w:left="369" w:hanging="227"/>
+      </w:pPr>
+      <w:r>
+        <w:rPr>
+          <w:rFonts w:ascii="Kaiti SC" w:hAnsi="Kaiti SC" w:eastAsia="Kaiti SC" w:cs="Kaiti SC"/>
+          <w:sz w:val="21"/>
+        </w:rPr>
+        <w:t xml:space="preserve">➢ </w:t>
+      </w:r>
+      <w:r>
+        <w:rPr>
+          <w:rFonts w:ascii="Kaiti SC" w:hAnsi="Kaiti SC" w:eastAsia="Kaiti SC" w:cs="Kaiti SC"/>
+          <w:sz w:val="21"/>
+        </w:rPr>
+        <w:t>【发射与任务】中科宇航：力箭二号遥二运载火箭转运至发射区 - 未来天玑 （未来天玑）</w:t>
+      </w:r>
+    </w:p>
+    <w:p>
+      <w:pPr>
+        <w:keepLines/>
+        <w:spacing w:after="60"/>
+        <w:ind w:left="369" w:hanging="227"/>
+      </w:pPr>
+      <w:r>
+        <w:rPr>
+          <w:rFonts w:ascii="Kaiti SC" w:hAnsi="Kaiti SC" w:eastAsia="Kaiti SC" w:cs="Kaiti SC"/>
+          <w:sz w:val="21"/>
+        </w:rPr>
+        <w:t xml:space="preserve">➢ </w:t>
+      </w:r>
+      <w:r>
+        <w:rPr>
+          <w:rFonts w:ascii="Kaiti SC" w:hAnsi="Kaiti SC" w:eastAsia="Kaiti SC" w:cs="Kaiti SC"/>
+          <w:sz w:val="21"/>
+        </w:rPr>
+        <w:t>【发射与任务】中科宇航：力箭二号遥二运载火箭转运至发射区 - 中国日报网 （中国日报网）</w:t>
+      </w:r>
+    </w:p>
+    <w:p>
+      <w:pPr>
+        <w:keepLines/>
+        <w:spacing w:after="60"/>
+        <w:ind w:left="369" w:hanging="227"/>
+      </w:pPr>
+      <w:r>
+        <w:rPr>
+          <w:rFonts w:ascii="Kaiti SC" w:hAnsi="Kaiti SC" w:eastAsia="Kaiti SC" w:cs="Kaiti SC"/>
+          <w:sz w:val="21"/>
+        </w:rPr>
+        <w:t xml:space="preserve">➢ </w:t>
+      </w:r>
+      <w:r>
+        <w:rPr>
+          <w:rFonts w:ascii="Kaiti SC" w:hAnsi="Kaiti SC" w:eastAsia="Kaiti SC" w:cs="Kaiti SC"/>
+          <w:sz w:val="21"/>
+        </w:rPr>
+        <w:t>【发射与任务】中科宇航：力箭二号遥二运载火箭转运至发射区！我国首款CBC构型火箭 - 新浪财经 （新浪财经）</w:t>
+      </w:r>
+    </w:p>
+    <w:p>
+      <w:pPr>
+        <w:keepLines/>
+        <w:spacing w:after="60"/>
+        <w:ind w:left="369" w:hanging="227"/>
+      </w:pPr>
+      <w:r>
+        <w:rPr>
+          <w:rFonts w:ascii="Kaiti SC" w:hAnsi="Kaiti SC" w:eastAsia="Kaiti SC" w:cs="Kaiti SC"/>
+          <w:sz w:val="21"/>
+        </w:rPr>
+        <w:t xml:space="preserve">➢ </w:t>
+      </w:r>
+      <w:r>
+        <w:rPr>
+          <w:rFonts w:ascii="Kaiti SC" w:hAnsi="Kaiti SC" w:eastAsia="Kaiti SC" w:cs="Kaiti SC"/>
+          <w:sz w:val="21"/>
+        </w:rPr>
+        <w:t>【其他动态】Blue Origin：NASA Revises SpaceX and Blue Origin Lander Plans for 2028 Artemis Moon Landing （spacewatch.global）</w:t>
+      </w:r>
+    </w:p>
+    <w:p>
+      <w:pPr>
+        <w:keepLines/>
+        <w:spacing w:after="60"/>
+        <w:ind w:left="369" w:hanging="227"/>
+      </w:pPr>
+      <w:r>
+        <w:rPr>
+          <w:rFonts w:ascii="Kaiti SC" w:hAnsi="Kaiti SC" w:eastAsia="Kaiti SC" w:cs="Kaiti SC"/>
+          <w:sz w:val="21"/>
+        </w:rPr>
+        <w:t xml:space="preserve">➢ </w:t>
+      </w:r>
+      <w:r>
+        <w:rPr>
+          <w:rFonts w:ascii="Kaiti SC" w:hAnsi="Kaiti SC" w:eastAsia="Kaiti SC" w:cs="Kaiti SC"/>
+          <w:sz w:val="21"/>
+        </w:rPr>
+        <w:t>【发射与任务】中科宇航：力箭二号遥二运载火箭转运至发射区 - ThePaper.cn （ThePaper.cn）</w:t>
+      </w:r>
+    </w:p>
+    <w:p>
+      <w:pPr>
+        <w:keepLines/>
+        <w:spacing w:after="60"/>
+        <w:ind w:left="369" w:hanging="227"/>
+      </w:pPr>
+      <w:r>
+        <w:rPr>
+          <w:rFonts w:ascii="Kaiti SC" w:hAnsi="Kaiti SC" w:eastAsia="Kaiti SC" w:cs="Kaiti SC"/>
+          <w:sz w:val="21"/>
+        </w:rPr>
+        <w:t xml:space="preserve">➢ </w:t>
+      </w:r>
+      <w:r>
+        <w:rPr>
+          <w:rFonts w:ascii="Kaiti SC" w:hAnsi="Kaiti SC" w:eastAsia="Kaiti SC" w:cs="Kaiti SC"/>
+          <w:sz w:val="21"/>
+        </w:rPr>
+        <w:t>【发射与任务】中科宇航：中科宇航力箭二号遥二运载火箭转运至发射区，近期择机发射 - 新浪财经 （新浪财经）</w:t>
+      </w:r>
+    </w:p>
+    <w:p>
+      <w:pPr>
+        <w:keepLines/>
+        <w:spacing w:after="60"/>
+        <w:ind w:left="369" w:hanging="227"/>
+      </w:pPr>
+      <w:r>
+        <w:rPr>
+          <w:rFonts w:ascii="Kaiti SC" w:hAnsi="Kaiti SC" w:eastAsia="Kaiti SC" w:cs="Kaiti SC"/>
+          <w:sz w:val="21"/>
+        </w:rPr>
+        <w:t xml:space="preserve">➢ </w:t>
+      </w:r>
+      <w:r>
+        <w:rPr>
+          <w:rFonts w:ascii="Kaiti SC" w:hAnsi="Kaiti SC" w:eastAsia="Kaiti SC" w:cs="Kaiti SC"/>
+          <w:sz w:val="21"/>
+        </w:rPr>
+        <w:t>【其他动态】Blue Origin：Blue Origin On Track To Resume New Glenn Pad Ops In November - Aviation Week （Aviation Week）</w:t>
+      </w:r>
+    </w:p>
+    <w:p>
+      <w:pPr>
+        <w:keepLines/>
+        <w:spacing w:after="60"/>
+        <w:ind w:left="369" w:hanging="227"/>
+      </w:pPr>
+      <w:r>
+        <w:rPr>
+          <w:rFonts w:ascii="Kaiti SC" w:hAnsi="Kaiti SC" w:eastAsia="Kaiti SC" w:cs="Kaiti SC"/>
+          <w:sz w:val="21"/>
+        </w:rPr>
+        <w:t xml:space="preserve">➢ </w:t>
+      </w:r>
+      <w:r>
+        <w:rPr>
+          <w:rFonts w:ascii="Kaiti SC" w:hAnsi="Kaiti SC" w:eastAsia="Kaiti SC" w:cs="Kaiti SC"/>
+          <w:sz w:val="21"/>
+        </w:rPr>
+        <w:t>【其他动态】星河动力：星河动力苍穹发动机爆炸图 - 手机新浪网 （手机新浪网）</w:t>
+      </w:r>
+    </w:p>
+    <w:p>
+      <w:pPr>
+        <w:keepLines/>
+        <w:spacing w:after="60"/>
+        <w:ind w:left="369" w:hanging="227"/>
+      </w:pPr>
+      <w:r>
+        <w:rPr>
+          <w:rFonts w:ascii="Kaiti SC" w:hAnsi="Kaiti SC" w:eastAsia="Kaiti SC" w:cs="Kaiti SC"/>
+          <w:sz w:val="21"/>
+        </w:rPr>
+        <w:t xml:space="preserve">➢ </w:t>
+      </w:r>
+      <w:r>
+        <w:rPr>
+          <w:rFonts w:ascii="Kaiti SC" w:hAnsi="Kaiti SC" w:eastAsia="Kaiti SC" w:cs="Kaiti SC"/>
+          <w:sz w:val="21"/>
+        </w:rPr>
+        <w:t>【发射与任务】Blue Origin：This Is How NASA's Artemis III Will Test the Blue Origin Blue Moon Lander in Earth Orbit - autoevolution （autoevolution）</w:t>
       </w:r>
     </w:p>
     <w:p>
@@ -543,7 +753,7 @@
                 <w:b w:val="0"/>
                 <w:sz w:val="19"/>
               </w:rPr>
-              <w:t>32</w:t>
+              <w:t>23</w:t>
             </w:r>
           </w:p>
         </w:tc>
@@ -564,7 +774,7 @@
                 <w:b w:val="0"/>
                 <w:sz w:val="19"/>
               </w:rPr>
-              <w:t>发射与任务、其他动态</w:t>
+              <w:t>发射与任务、融资与资本、订单与合作、其他动态、监管与政策</w:t>
             </w:r>
           </w:p>
         </w:tc>
@@ -584,7 +794,7 @@
                 <w:b w:val="0"/>
                 <w:sz w:val="19"/>
               </w:rPr>
-              <w:t>Ukraine disputes Musk’s claim Starlink was used for offensive drone strikes</w:t>
+              <w:t>Astranis Upgrades Falcon 9 Launch Contract to Dedicated Mission for Entire Block 4 Production Run of Satellites</w:t>
             </w:r>
           </w:p>
         </w:tc>
@@ -609,7 +819,268 @@
                 <w:b w:val="0"/>
                 <w:sz w:val="19"/>
               </w:rPr>
-              <w:t>蓝箭航天</w:t>
+              <w:t>中科宇航</w:t>
+            </w:r>
+          </w:p>
+        </w:tc>
+        <w:tc>
+          <w:tcPr>
+            <w:tcW w:type="dxa" w:w="2075"/>
+            <w:vAlign w:val="center"/>
+          </w:tcPr>
+          <w:p>
+            <w:pPr>
+              <w:spacing w:after="0" w:line="252" w:lineRule="auto"/>
+              <w:jc w:val="center"/>
+            </w:pPr>
+            <w:r/>
+            <w:r>
+              <w:rPr>
+                <w:rFonts w:ascii="Kaiti SC" w:hAnsi="Kaiti SC" w:eastAsia="Kaiti SC" w:cs="Kaiti SC"/>
+                <w:b w:val="0"/>
+                <w:sz w:val="19"/>
+              </w:rPr>
+              <w:t>6</w:t>
+            </w:r>
+          </w:p>
+        </w:tc>
+        <w:tc>
+          <w:tcPr>
+            <w:tcW w:type="dxa" w:w="2075"/>
+            <w:vAlign w:val="center"/>
+          </w:tcPr>
+          <w:p>
+            <w:pPr>
+              <w:spacing w:after="0" w:line="252" w:lineRule="auto"/>
+              <w:jc w:val="center"/>
+            </w:pPr>
+            <w:r/>
+            <w:r>
+              <w:rPr>
+                <w:rFonts w:ascii="Kaiti SC" w:hAnsi="Kaiti SC" w:eastAsia="Kaiti SC" w:cs="Kaiti SC"/>
+                <w:b w:val="0"/>
+                <w:sz w:val="19"/>
+              </w:rPr>
+              <w:t>发射与任务</w:t>
+            </w:r>
+          </w:p>
+        </w:tc>
+        <w:tc>
+          <w:tcPr>
+            <w:tcW w:type="dxa" w:w="2075"/>
+            <w:vAlign w:val="center"/>
+          </w:tcPr>
+          <w:p>
+            <w:pPr>
+              <w:spacing w:after="0" w:line="252" w:lineRule="auto"/>
+            </w:pPr>
+            <w:r/>
+            <w:r>
+              <w:rPr>
+                <w:rFonts w:ascii="Kaiti SC" w:hAnsi="Kaiti SC" w:eastAsia="Kaiti SC" w:cs="Kaiti SC"/>
+                <w:b w:val="0"/>
+                <w:sz w:val="19"/>
+              </w:rPr>
+              <w:t>力箭二号遥二运载火箭转运至发射区 - 未来天玑</w:t>
+            </w:r>
+          </w:p>
+        </w:tc>
+      </w:tr>
+      <w:tr>
+        <w:trPr>
+          <w:cantSplit/>
+        </w:trPr>
+        <w:tc>
+          <w:tcPr>
+            <w:tcW w:type="dxa" w:w="2075"/>
+            <w:vAlign w:val="center"/>
+          </w:tcPr>
+          <w:p>
+            <w:pPr>
+              <w:spacing w:after="0" w:line="252" w:lineRule="auto"/>
+            </w:pPr>
+            <w:r/>
+            <w:r>
+              <w:rPr>
+                <w:rFonts w:ascii="Kaiti SC" w:hAnsi="Kaiti SC" w:eastAsia="Kaiti SC" w:cs="Kaiti SC"/>
+                <w:b w:val="0"/>
+                <w:sz w:val="19"/>
+              </w:rPr>
+              <w:t>Blue Origin</w:t>
+            </w:r>
+          </w:p>
+        </w:tc>
+        <w:tc>
+          <w:tcPr>
+            <w:tcW w:type="dxa" w:w="2075"/>
+            <w:vAlign w:val="center"/>
+          </w:tcPr>
+          <w:p>
+            <w:pPr>
+              <w:spacing w:after="0" w:line="252" w:lineRule="auto"/>
+              <w:jc w:val="center"/>
+            </w:pPr>
+            <w:r/>
+            <w:r>
+              <w:rPr>
+                <w:rFonts w:ascii="Kaiti SC" w:hAnsi="Kaiti SC" w:eastAsia="Kaiti SC" w:cs="Kaiti SC"/>
+                <w:b w:val="0"/>
+                <w:sz w:val="19"/>
+              </w:rPr>
+              <w:t>3</w:t>
+            </w:r>
+          </w:p>
+        </w:tc>
+        <w:tc>
+          <w:tcPr>
+            <w:tcW w:type="dxa" w:w="2075"/>
+            <w:vAlign w:val="center"/>
+          </w:tcPr>
+          <w:p>
+            <w:pPr>
+              <w:spacing w:after="0" w:line="252" w:lineRule="auto"/>
+              <w:jc w:val="center"/>
+            </w:pPr>
+            <w:r/>
+            <w:r>
+              <w:rPr>
+                <w:rFonts w:ascii="Kaiti SC" w:hAnsi="Kaiti SC" w:eastAsia="Kaiti SC" w:cs="Kaiti SC"/>
+                <w:b w:val="0"/>
+                <w:sz w:val="19"/>
+              </w:rPr>
+              <w:t>其他动态、发射与任务</w:t>
+            </w:r>
+          </w:p>
+        </w:tc>
+        <w:tc>
+          <w:tcPr>
+            <w:tcW w:type="dxa" w:w="2075"/>
+            <w:vAlign w:val="center"/>
+          </w:tcPr>
+          <w:p>
+            <w:pPr>
+              <w:spacing w:after="0" w:line="252" w:lineRule="auto"/>
+            </w:pPr>
+            <w:r/>
+            <w:r>
+              <w:rPr>
+                <w:rFonts w:ascii="Kaiti SC" w:hAnsi="Kaiti SC" w:eastAsia="Kaiti SC" w:cs="Kaiti SC"/>
+                <w:b w:val="0"/>
+                <w:sz w:val="19"/>
+              </w:rPr>
+              <w:t>NASA Revises SpaceX and Blue Origin Lander Plans for 2028 Artemis Moon Landing</w:t>
+            </w:r>
+          </w:p>
+        </w:tc>
+      </w:tr>
+      <w:tr>
+        <w:trPr>
+          <w:cantSplit/>
+        </w:trPr>
+        <w:tc>
+          <w:tcPr>
+            <w:tcW w:type="dxa" w:w="2075"/>
+            <w:vAlign w:val="center"/>
+          </w:tcPr>
+          <w:p>
+            <w:pPr>
+              <w:spacing w:after="0" w:line="252" w:lineRule="auto"/>
+            </w:pPr>
+            <w:r/>
+            <w:r>
+              <w:rPr>
+                <w:rFonts w:ascii="Kaiti SC" w:hAnsi="Kaiti SC" w:eastAsia="Kaiti SC" w:cs="Kaiti SC"/>
+                <w:b w:val="0"/>
+                <w:sz w:val="19"/>
+              </w:rPr>
+              <w:t>星际荣耀</w:t>
+            </w:r>
+          </w:p>
+        </w:tc>
+        <w:tc>
+          <w:tcPr>
+            <w:tcW w:type="dxa" w:w="2075"/>
+            <w:vAlign w:val="center"/>
+          </w:tcPr>
+          <w:p>
+            <w:pPr>
+              <w:spacing w:after="0" w:line="252" w:lineRule="auto"/>
+              <w:jc w:val="center"/>
+            </w:pPr>
+            <w:r/>
+            <w:r>
+              <w:rPr>
+                <w:rFonts w:ascii="Kaiti SC" w:hAnsi="Kaiti SC" w:eastAsia="Kaiti SC" w:cs="Kaiti SC"/>
+                <w:b w:val="0"/>
+                <w:sz w:val="19"/>
+              </w:rPr>
+              <w:t>2</w:t>
+            </w:r>
+          </w:p>
+        </w:tc>
+        <w:tc>
+          <w:tcPr>
+            <w:tcW w:type="dxa" w:w="2075"/>
+            <w:vAlign w:val="center"/>
+          </w:tcPr>
+          <w:p>
+            <w:pPr>
+              <w:spacing w:after="0" w:line="252" w:lineRule="auto"/>
+              <w:jc w:val="center"/>
+            </w:pPr>
+            <w:r/>
+            <w:r>
+              <w:rPr>
+                <w:rFonts w:ascii="Kaiti SC" w:hAnsi="Kaiti SC" w:eastAsia="Kaiti SC" w:cs="Kaiti SC"/>
+                <w:b w:val="0"/>
+                <w:sz w:val="19"/>
+              </w:rPr>
+              <w:t>其他动态、发射与任务</w:t>
+            </w:r>
+          </w:p>
+        </w:tc>
+        <w:tc>
+          <w:tcPr>
+            <w:tcW w:type="dxa" w:w="2075"/>
+            <w:vAlign w:val="center"/>
+          </w:tcPr>
+          <w:p>
+            <w:pPr>
+              <w:spacing w:after="0" w:line="252" w:lineRule="auto"/>
+            </w:pPr>
+            <w:r/>
+            <w:r>
+              <w:rPr>
+                <w:rFonts w:ascii="Kaiti SC" w:hAnsi="Kaiti SC" w:eastAsia="Kaiti SC" w:cs="Kaiti SC"/>
+                <w:b w:val="0"/>
+                <w:sz w:val="19"/>
+              </w:rPr>
+              <w:t>国产商业火箭再迎新进展！星际荣耀双曲线三号完成关键静力试验 - 新浪财经</w:t>
+            </w:r>
+          </w:p>
+        </w:tc>
+      </w:tr>
+      <w:tr>
+        <w:trPr>
+          <w:cantSplit/>
+        </w:trPr>
+        <w:tc>
+          <w:tcPr>
+            <w:tcW w:type="dxa" w:w="2075"/>
+            <w:vAlign w:val="center"/>
+          </w:tcPr>
+          <w:p>
+            <w:pPr>
+              <w:spacing w:after="0" w:line="252" w:lineRule="auto"/>
+            </w:pPr>
+            <w:r/>
+            <w:r>
+              <w:rPr>
+                <w:rFonts w:ascii="Kaiti SC" w:hAnsi="Kaiti SC" w:eastAsia="Kaiti SC" w:cs="Kaiti SC"/>
+                <w:b w:val="0"/>
+                <w:sz w:val="19"/>
+              </w:rPr>
+              <w:t>星河动力</w:t>
             </w:r>
           </w:p>
         </w:tc>
@@ -671,7 +1142,7 @@
                 <w:b w:val="0"/>
                 <w:sz w:val="19"/>
               </w:rPr>
-              <w:t>张昉深山试车千次助蓝箭航天升空 - 新浪财经</w:t>
+              <w:t>星河动力苍穹发动机爆炸图 - 手机新浪网</w:t>
             </w:r>
           </w:p>
         </w:tc>
@@ -708,7 +1179,7 @@
           <w:rFonts w:ascii="Kaiti SC" w:hAnsi="Kaiti SC" w:eastAsia="Kaiti SC" w:cs="Kaiti SC"/>
           <w:sz w:val="21"/>
         </w:rPr>
-        <w:t>[1] 2026-10-25｜bing.com｜SpaceX：Ukraine disputes Musk’s claim Starlink was used for offensive drone strikes</w:t>
+        <w:t>[1] 2026-10-26｜SpaceNews｜SpaceX：Astranis Upgrades Falcon 9 Launch Contract to Dedicated Mission for Entire Block 4 Production Run of Satellites</w:t>
       </w:r>
     </w:p>
     <w:p>
@@ -729,7 +1200,7 @@
           <w:rFonts w:ascii="Kaiti SC" w:hAnsi="Kaiti SC" w:eastAsia="Kaiti SC" w:cs="Kaiti SC"/>
           <w:sz w:val="21"/>
         </w:rPr>
-        <w:t>[2] 2026-10-25｜ 15-15: 27 Satellites, 11,000+ in Orbit [2026]</w:t>
+        <w:t>[2] 2026-10-26｜Space Scout｜SpaceX：A New Era for Space Launch? The Coming Falcon 9 Retirement</w:t>
       </w:r>
     </w:p>
     <w:p>
@@ -750,7 +1221,7 @@
           <w:rFonts w:ascii="Kaiti SC" w:hAnsi="Kaiti SC" w:eastAsia="Kaiti SC" w:cs="Kaiti SC"/>
           <w:sz w:val="21"/>
         </w:rPr>
-        <w:t>[3] 2026-10-25｜bing.com｜SpaceX：Elon Musk reveals reason behind Starlink slowdown as speeds restored in Ukraine</w:t>
+        <w:t>[3] 2026-10-26｜bing.com｜SpaceX：Musk predicts ‘guppy-level death’ as SpaceX closes $40B GPU deal</w:t>
       </w:r>
     </w:p>
     <w:p>
@@ -771,7 +1242,7 @@
           <w:rFonts w:ascii="Kaiti SC" w:hAnsi="Kaiti SC" w:eastAsia="Kaiti SC" w:cs="Kaiti SC"/>
           <w:sz w:val="21"/>
         </w:rPr>
-        <w:t>[4] 2026-10-25｜bing.com｜SpaceX：SpaceX launches Starlink satellites and nails rocket landing</w:t>
+        <w:t>[4] 2026-10-26｜bing.com｜SpaceX：Record-Setting Falcon 9 Launch from Vandenberg SFB Scheduled for Late Monday into Early Tuesday</w:t>
       </w:r>
     </w:p>
     <w:p>
@@ -792,7 +1263,7 @@
           <w:rFonts w:ascii="Kaiti SC" w:hAnsi="Kaiti SC" w:eastAsia="Kaiti SC" w:cs="Kaiti SC"/>
           <w:sz w:val="21"/>
         </w:rPr>
-        <w:t>[5] 2026-10-25｜صوت الإمارات｜SpaceX：Starlink continues to expand its satellite network... SpaceX launches a new batch of internet satellites - صوت الإمارات</w:t>
+        <w:t>[5] 2026-10-26｜bing.com｜SpaceX：Record-Setting Falcon 9 Launch from Vandenberg SFB Scheduled for Late Monday into Early Tuesday</w:t>
       </w:r>
     </w:p>
     <w:p>
@@ -813,7 +1284,217 @@
           <w:rFonts w:ascii="Kaiti SC" w:hAnsi="Kaiti SC" w:eastAsia="Kaiti SC" w:cs="Kaiti SC"/>
           <w:sz w:val="21"/>
         </w:rPr>
-        <w:t>[6] 2026-10-25｜新浪财经｜蓝箭航天：张昉深山试车千次助蓝箭航天升空 - 新浪财经</w:t>
+        <w:t>[6] 2026-10-26｜新浪财经｜星际荣耀：国产商业火箭再迎新进展！星际荣耀双曲线三号完成关键静力试验 - 新浪财经</w:t>
+      </w:r>
+    </w:p>
+    <w:p>
+      <w:pPr>
+        <w:keepLines/>
+        <w:spacing w:after="60"/>
+        <w:ind w:left="369" w:hanging="227"/>
+      </w:pPr>
+      <w:r>
+        <w:rPr>
+          <w:rFonts w:ascii="Kaiti SC" w:hAnsi="Kaiti SC" w:eastAsia="Kaiti SC" w:cs="Kaiti SC"/>
+          <w:sz w:val="21"/>
+        </w:rPr>
+        <w:t xml:space="preserve">✓ </w:t>
+      </w:r>
+      <w:r>
+        <w:rPr>
+          <w:rFonts w:ascii="Kaiti SC" w:hAnsi="Kaiti SC" w:eastAsia="Kaiti SC" w:cs="Kaiti SC"/>
+          <w:sz w:val="21"/>
+        </w:rPr>
+        <w:t>[7] 2026-10-26｜手机新浪网｜星际荣耀：把火箭舱段压到极限，只为验证它能否安全回家|星际荣耀航天科技集团股份有限公司|双曲线三号运载火箭_新浪新闻 - 手机新浪网</w:t>
+      </w:r>
+    </w:p>
+    <w:p>
+      <w:pPr>
+        <w:keepLines/>
+        <w:spacing w:after="60"/>
+        <w:ind w:left="369" w:hanging="227"/>
+      </w:pPr>
+      <w:r>
+        <w:rPr>
+          <w:rFonts w:ascii="Kaiti SC" w:hAnsi="Kaiti SC" w:eastAsia="Kaiti SC" w:cs="Kaiti SC"/>
+          <w:sz w:val="21"/>
+        </w:rPr>
+        <w:t xml:space="preserve">✓ </w:t>
+      </w:r>
+      <w:r>
+        <w:rPr>
+          <w:rFonts w:ascii="Kaiti SC" w:hAnsi="Kaiti SC" w:eastAsia="Kaiti SC" w:cs="Kaiti SC"/>
+          <w:sz w:val="21"/>
+        </w:rPr>
+        <w:t>[8] 2026-10-26｜未来天玑｜中科宇航：力箭二号遥二运载火箭转运至发射区 - 未来天玑</w:t>
+      </w:r>
+    </w:p>
+    <w:p>
+      <w:pPr>
+        <w:keepLines/>
+        <w:spacing w:after="60"/>
+        <w:ind w:left="369" w:hanging="227"/>
+      </w:pPr>
+      <w:r>
+        <w:rPr>
+          <w:rFonts w:ascii="Kaiti SC" w:hAnsi="Kaiti SC" w:eastAsia="Kaiti SC" w:cs="Kaiti SC"/>
+          <w:sz w:val="21"/>
+        </w:rPr>
+        <w:t xml:space="preserve">✓ </w:t>
+      </w:r>
+      <w:r>
+        <w:rPr>
+          <w:rFonts w:ascii="Kaiti SC" w:hAnsi="Kaiti SC" w:eastAsia="Kaiti SC" w:cs="Kaiti SC"/>
+          <w:sz w:val="21"/>
+        </w:rPr>
+        <w:t>[9] 2026-10-26｜中国日报网｜中科宇航：力箭二号遥二运载火箭转运至发射区 - 中国日报网</w:t>
+      </w:r>
+    </w:p>
+    <w:p>
+      <w:pPr>
+        <w:keepLines/>
+        <w:spacing w:after="60"/>
+        <w:ind w:left="369" w:hanging="227"/>
+      </w:pPr>
+      <w:r>
+        <w:rPr>
+          <w:rFonts w:ascii="Kaiti SC" w:hAnsi="Kaiti SC" w:eastAsia="Kaiti SC" w:cs="Kaiti SC"/>
+          <w:sz w:val="21"/>
+        </w:rPr>
+        <w:t xml:space="preserve">✓ </w:t>
+      </w:r>
+      <w:r>
+        <w:rPr>
+          <w:rFonts w:ascii="Kaiti SC" w:hAnsi="Kaiti SC" w:eastAsia="Kaiti SC" w:cs="Kaiti SC"/>
+          <w:sz w:val="21"/>
+        </w:rPr>
+        <w:t>[10] 2026-10-26｜新浪财经｜中科宇航：力箭二号遥二运载火箭转运至发射区！我国首款CBC构型火箭 - 新浪财经</w:t>
+      </w:r>
+    </w:p>
+    <w:p>
+      <w:pPr>
+        <w:keepLines/>
+        <w:spacing w:after="60"/>
+        <w:ind w:left="369" w:hanging="227"/>
+      </w:pPr>
+      <w:r>
+        <w:rPr>
+          <w:rFonts w:ascii="Kaiti SC" w:hAnsi="Kaiti SC" w:eastAsia="Kaiti SC" w:cs="Kaiti SC"/>
+          <w:sz w:val="21"/>
+        </w:rPr>
+        <w:t xml:space="preserve">✓ </w:t>
+      </w:r>
+      <w:r>
+        <w:rPr>
+          <w:rFonts w:ascii="Kaiti SC" w:hAnsi="Kaiti SC" w:eastAsia="Kaiti SC" w:cs="Kaiti SC"/>
+          <w:sz w:val="21"/>
+        </w:rPr>
+        <w:t>[11] 2026-10-26｜spacewatch.global｜Blue Origin：NASA Revises SpaceX and Blue Origin Lander Plans for 2028 Artemis Moon Landing</w:t>
+      </w:r>
+    </w:p>
+    <w:p>
+      <w:pPr>
+        <w:keepLines/>
+        <w:spacing w:after="60"/>
+        <w:ind w:left="369" w:hanging="227"/>
+      </w:pPr>
+      <w:r>
+        <w:rPr>
+          <w:rFonts w:ascii="Kaiti SC" w:hAnsi="Kaiti SC" w:eastAsia="Kaiti SC" w:cs="Kaiti SC"/>
+          <w:sz w:val="21"/>
+        </w:rPr>
+        <w:t xml:space="preserve">✓ </w:t>
+      </w:r>
+      <w:r>
+        <w:rPr>
+          <w:rFonts w:ascii="Kaiti SC" w:hAnsi="Kaiti SC" w:eastAsia="Kaiti SC" w:cs="Kaiti SC"/>
+          <w:sz w:val="21"/>
+        </w:rPr>
+        <w:t>[12] 2026-10-26｜ThePaper.cn｜中科宇航：力箭二号遥二运载火箭转运至发射区 - ThePaper.cn</w:t>
+      </w:r>
+    </w:p>
+    <w:p>
+      <w:pPr>
+        <w:keepLines/>
+        <w:spacing w:after="60"/>
+        <w:ind w:left="369" w:hanging="227"/>
+      </w:pPr>
+      <w:r>
+        <w:rPr>
+          <w:rFonts w:ascii="Kaiti SC" w:hAnsi="Kaiti SC" w:eastAsia="Kaiti SC" w:cs="Kaiti SC"/>
+          <w:sz w:val="21"/>
+        </w:rPr>
+        <w:t xml:space="preserve">✓ </w:t>
+      </w:r>
+      <w:r>
+        <w:rPr>
+          <w:rFonts w:ascii="Kaiti SC" w:hAnsi="Kaiti SC" w:eastAsia="Kaiti SC" w:cs="Kaiti SC"/>
+          <w:sz w:val="21"/>
+        </w:rPr>
+        <w:t>[13] 2026-10-26｜新浪财经｜中科宇航：中科宇航力箭二号遥二运载火箭转运至发射区，近期择机发射 - 新浪财经</w:t>
+      </w:r>
+    </w:p>
+    <w:p>
+      <w:pPr>
+        <w:keepLines/>
+        <w:spacing w:after="60"/>
+        <w:ind w:left="369" w:hanging="227"/>
+      </w:pPr>
+      <w:r>
+        <w:rPr>
+          <w:rFonts w:ascii="Kaiti SC" w:hAnsi="Kaiti SC" w:eastAsia="Kaiti SC" w:cs="Kaiti SC"/>
+          <w:sz w:val="21"/>
+        </w:rPr>
+        <w:t xml:space="preserve">✓ </w:t>
+      </w:r>
+      <w:r>
+        <w:rPr>
+          <w:rFonts w:ascii="Kaiti SC" w:hAnsi="Kaiti SC" w:eastAsia="Kaiti SC" w:cs="Kaiti SC"/>
+          <w:sz w:val="21"/>
+        </w:rPr>
+        <w:t>[14] 2026-10-26｜Aviation Week｜Blue Origin：Blue Origin On Track To Resume New Glenn Pad Ops In November - Aviation Week</w:t>
+      </w:r>
+    </w:p>
+    <w:p>
+      <w:pPr>
+        <w:keepLines/>
+        <w:spacing w:after="60"/>
+        <w:ind w:left="369" w:hanging="227"/>
+      </w:pPr>
+      <w:r>
+        <w:rPr>
+          <w:rFonts w:ascii="Kaiti SC" w:hAnsi="Kaiti SC" w:eastAsia="Kaiti SC" w:cs="Kaiti SC"/>
+          <w:sz w:val="21"/>
+        </w:rPr>
+        <w:t xml:space="preserve">✓ </w:t>
+      </w:r>
+      <w:r>
+        <w:rPr>
+          <w:rFonts w:ascii="Kaiti SC" w:hAnsi="Kaiti SC" w:eastAsia="Kaiti SC" w:cs="Kaiti SC"/>
+          <w:sz w:val="21"/>
+        </w:rPr>
+        <w:t>[15] 2026-10-26｜手机新浪网｜星河动力：星河动力苍穹发动机爆炸图 - 手机新浪网</w:t>
+      </w:r>
+    </w:p>
+    <w:p>
+      <w:pPr>
+        <w:keepLines/>
+        <w:spacing w:after="60"/>
+        <w:ind w:left="369" w:hanging="227"/>
+      </w:pPr>
+      <w:r>
+        <w:rPr>
+          <w:rFonts w:ascii="Kaiti SC" w:hAnsi="Kaiti SC" w:eastAsia="Kaiti SC" w:cs="Kaiti SC"/>
+          <w:sz w:val="21"/>
+        </w:rPr>
+        <w:t xml:space="preserve">✓ </w:t>
+      </w:r>
+      <w:r>
+        <w:rPr>
+          <w:rFonts w:ascii="Kaiti SC" w:hAnsi="Kaiti SC" w:eastAsia="Kaiti SC" w:cs="Kaiti SC"/>
+          <w:sz w:val="21"/>
+        </w:rPr>
+        <w:t>[16] 2026-10-26｜autoevolution｜Blue Origin：This Is How NASA's Artemis III Will Test the Blue Origin Blue Moon Lander in Earth Orbit - autoevolution</w:t>
       </w:r>
     </w:p>
     <w:sectPr>

--- a/docs/data/reports/daily-documents/latest/previous_daily_report.docx
+++ b/docs/data/reports/daily-documents/latest/previous_daily_report.docx
@@ -26,7 +26,7 @@
           <w:rFonts w:ascii="Kaiti SC" w:hAnsi="Kaiti SC" w:eastAsia="Kaiti SC" w:cs="Kaiti SC"/>
           <w:sz w:val="21"/>
         </w:rPr>
-        <w:t>2026-10-26（上一自然日）</w:t>
+        <w:t>2026-10-27（上一自然日）</w:t>
       </w:r>
     </w:p>
     <w:tbl>
@@ -81,7 +81,7 @@
                 <w:b w:val="0"/>
                 <w:sz w:val="19"/>
               </w:rPr>
-              <w:t>2026-10-26</w:t>
+              <w:t>2026-10-27</w:t>
             </w:r>
           </w:p>
         </w:tc>
@@ -127,7 +127,7 @@
                 <w:b w:val="0"/>
                 <w:sz w:val="19"/>
               </w:rPr>
-              <w:t>35 条 / 5 家</w:t>
+              <w:t>43 条 / 4 家</w:t>
             </w:r>
           </w:p>
         </w:tc>
@@ -173,7 +173,7 @@
                 <w:b w:val="0"/>
                 <w:sz w:val="19"/>
               </w:rPr>
-              <w:t>15 个</w:t>
+              <w:t>19 个</w:t>
             </w:r>
           </w:p>
         </w:tc>
@@ -219,7 +219,7 @@
                 <w:b w:val="0"/>
                 <w:sz w:val="19"/>
               </w:rPr>
-              <w:t>2026-10-27</w:t>
+              <w:t>2026-10-28</w:t>
             </w:r>
           </w:p>
         </w:tc>
@@ -245,7 +245,7 @@
     </w:p>
     <w:p>
       <w:r>
-        <w:t>2026-10-26 共归档 35 条新闻，覆盖 5 家公司、15 个信息来源。 新闻量较多的公司包括 SpaceX、中科宇航、Blue Origin、星际荣耀。</w:t>
+        <w:t>2026-10-27 共归档 43 条新闻，覆盖 4 家公司、19 个信息来源。 新闻量较多的公司包括 SpaceX、Blue Origin、星际荣耀、中科宇航。</w:t>
       </w:r>
     </w:p>
     <w:p>
@@ -279,7 +279,7 @@
           <w:rFonts w:ascii="Kaiti SC" w:hAnsi="Kaiti SC" w:eastAsia="Kaiti SC" w:cs="Kaiti SC"/>
           <w:sz w:val="21"/>
         </w:rPr>
-        <w:t>【发射与任务】SpaceX：Astranis Upgrades Falcon 9 Launch Contract to Dedicated Mission for Entire Block 4 Production Run of Satellites （SpaceNews）</w:t>
+        <w:t>【发射与任务】SpaceX：Launch Preview: Falcon 9 and GSLV rockets scheduled to launch （NASASpaceflight）</w:t>
       </w:r>
     </w:p>
     <w:p>
@@ -300,7 +300,7 @@
           <w:rFonts w:ascii="Kaiti SC" w:hAnsi="Kaiti SC" w:eastAsia="Kaiti SC" w:cs="Kaiti SC"/>
           <w:sz w:val="21"/>
         </w:rPr>
-        <w:t>【发射与任务】SpaceX：A New Era for Space Launch? The Coming Falcon 9 Retirement （Space Scout）</w:t>
+        <w:t>【发射与任务】SpaceX：SpaceX Plans Back-to-Back Vandenberg Launches as California Sets New Annual Record - edhat （edhat）</w:t>
       </w:r>
     </w:p>
     <w:p>
@@ -321,7 +321,7 @@
           <w:rFonts w:ascii="Kaiti SC" w:hAnsi="Kaiti SC" w:eastAsia="Kaiti SC" w:cs="Kaiti SC"/>
           <w:sz w:val="21"/>
         </w:rPr>
-        <w:t>【融资与资本】SpaceX：Musk predicts ‘guppy-level death’ as SpaceX closes $40B GPU deal （bing.com）</w:t>
+        <w:t>【发射与任务】SpaceX：SpaceX launches Starlink satellites on 117th Falcon 9 flight of 2026, （bing.com）</w:t>
       </w:r>
     </w:p>
     <w:p>
@@ -342,7 +342,7 @@
           <w:rFonts w:ascii="Kaiti SC" w:hAnsi="Kaiti SC" w:eastAsia="Kaiti SC" w:cs="Kaiti SC"/>
           <w:sz w:val="21"/>
         </w:rPr>
-        <w:t>【发射与任务】SpaceX：Record-Setting Falcon 9 Launch from Vandenberg SFB Scheduled for Late Monday into Early Tuesday （bing.com）</w:t>
+        <w:t>【发射与任务】SpaceX：SPCX Finds A Spot On BofA’s Top Stock Picks List As Falcon 9 Delivers 27 Starlink Satellites To Orbit - TradingView （TradingView）</w:t>
       </w:r>
     </w:p>
     <w:p>
@@ -363,7 +363,7 @@
           <w:rFonts w:ascii="Kaiti SC" w:hAnsi="Kaiti SC" w:eastAsia="Kaiti SC" w:cs="Kaiti SC"/>
           <w:sz w:val="21"/>
         </w:rPr>
-        <w:t>【发射与任务】SpaceX：Record-Setting Falcon 9 Launch from Vandenberg SFB Scheduled for Late Monday into Early Tuesday （bing.com）</w:t>
+        <w:t>【发射与任务】Blue Origin：Blue Origin Reassembles New Glenn Access Tower at Cape Canaveral After Hot-Fire Test Explosion in May （bing.com）</w:t>
       </w:r>
     </w:p>
     <w:p>
@@ -384,7 +384,7 @@
           <w:rFonts w:ascii="Kaiti SC" w:hAnsi="Kaiti SC" w:eastAsia="Kaiti SC" w:cs="Kaiti SC"/>
           <w:sz w:val="21"/>
         </w:rPr>
-        <w:t>【其他动态】星际荣耀：国产商业火箭再迎新进展！星际荣耀双曲线三号完成关键静力试验 - 新浪财经 （新浪财经）</w:t>
+        <w:t>【发射与任务】Blue Origin：Blue Origin Reassembles New Glenn Access Tower at Cape Canaveral After Hot-Fire Test Explosion in May （bing.com）</w:t>
       </w:r>
     </w:p>
     <w:p>
@@ -405,7 +405,7 @@
           <w:rFonts w:ascii="Kaiti SC" w:hAnsi="Kaiti SC" w:eastAsia="Kaiti SC" w:cs="Kaiti SC"/>
           <w:sz w:val="21"/>
         </w:rPr>
-        <w:t>【发射与任务】星际荣耀：把火箭舱段压到极限，只为验证它能否安全回家|星际荣耀航天科技集团股份有限公司|双曲线三号运载火箭_新浪新闻 - 手机新浪网 （手机新浪网）</w:t>
+        <w:t>【发射与任务】SpaceX：SpaceX Falcon 9 launches early morning Starlink mission from California (video) （space.com）</w:t>
       </w:r>
     </w:p>
     <w:p>
@@ -426,7 +426,7 @@
           <w:rFonts w:ascii="Kaiti SC" w:hAnsi="Kaiti SC" w:eastAsia="Kaiti SC" w:cs="Kaiti SC"/>
           <w:sz w:val="21"/>
         </w:rPr>
-        <w:t>【发射与任务】中科宇航：力箭二号遥二运载火箭转运至发射区 - 未来天玑 （未来天玑）</w:t>
+        <w:t>【发射与任务】星际荣耀：商业运载火箭结构研制提速：深蓝航天星云二号贮箱下线，星际荣耀双曲线三号完成关键静力试验 - 未来天玑 （未来天玑）</w:t>
       </w:r>
     </w:p>
     <w:p>
@@ -447,7 +447,7 @@
           <w:rFonts w:ascii="Kaiti SC" w:hAnsi="Kaiti SC" w:eastAsia="Kaiti SC" w:cs="Kaiti SC"/>
           <w:sz w:val="21"/>
         </w:rPr>
-        <w:t>【发射与任务】中科宇航：力箭二号遥二运载火箭转运至发射区 - 中国日报网 （中国日报网）</w:t>
+        <w:t>【发射与任务】Blue Origin：Blue Origin construction ramps up on new launch pad for larger New Glenn rocket - WFTV （WFTV）</w:t>
       </w:r>
     </w:p>
     <w:p>
@@ -468,7 +468,7 @@
           <w:rFonts w:ascii="Kaiti SC" w:hAnsi="Kaiti SC" w:eastAsia="Kaiti SC" w:cs="Kaiti SC"/>
           <w:sz w:val="21"/>
         </w:rPr>
-        <w:t>【发射与任务】中科宇航：力箭二号遥二运载火箭转运至发射区！我国首款CBC构型火箭 - 新浪财经 （新浪财经）</w:t>
+        <w:t>【发射与任务】Blue Origin：Blue Origin rebuilds its launch pad, expanding operations - FOX 35 Orlando （FOX 35 Orlando）</w:t>
       </w:r>
     </w:p>
     <w:p>
@@ -489,7 +489,7 @@
           <w:rFonts w:ascii="Kaiti SC" w:hAnsi="Kaiti SC" w:eastAsia="Kaiti SC" w:cs="Kaiti SC"/>
           <w:sz w:val="21"/>
         </w:rPr>
-        <w:t>【其他动态】Blue Origin：NASA Revises SpaceX and Blue Origin Lander Plans for 2028 Artemis Moon Landing （spacewatch.global）</w:t>
+        <w:t>【发射与任务】星际荣耀：星际荣耀双曲线三号运载火箭完成关键静力试验 - 观点网 （观点网）</w:t>
       </w:r>
     </w:p>
     <w:p>
@@ -510,7 +510,7 @@
           <w:rFonts w:ascii="Kaiti SC" w:hAnsi="Kaiti SC" w:eastAsia="Kaiti SC" w:cs="Kaiti SC"/>
           <w:sz w:val="21"/>
         </w:rPr>
-        <w:t>【发射与任务】中科宇航：力箭二号遥二运载火箭转运至发射区 - ThePaper.cn （ThePaper.cn）</w:t>
+        <w:t>【发射与任务】星际荣耀：星际荣耀双曲线三号运载火箭完成关键静力试验 - 观点网 （观点网）</w:t>
       </w:r>
     </w:p>
     <w:p>
@@ -531,7 +531,7 @@
           <w:rFonts w:ascii="Kaiti SC" w:hAnsi="Kaiti SC" w:eastAsia="Kaiti SC" w:cs="Kaiti SC"/>
           <w:sz w:val="21"/>
         </w:rPr>
-        <w:t>【发射与任务】中科宇航：中科宇航力箭二号遥二运载火箭转运至发射区，近期择机发射 - 新浪财经 （新浪财经）</w:t>
+        <w:t>【发射与任务】中科宇航：[朝闻天下]力箭二号遥二运载火箭转运至发射区 - CCTV （CCTV）</w:t>
       </w:r>
     </w:p>
     <w:p>
@@ -552,49 +552,7 @@
           <w:rFonts w:ascii="Kaiti SC" w:hAnsi="Kaiti SC" w:eastAsia="Kaiti SC" w:cs="Kaiti SC"/>
           <w:sz w:val="21"/>
         </w:rPr>
-        <w:t>【其他动态】Blue Origin：Blue Origin On Track To Resume New Glenn Pad Ops In November - Aviation Week （Aviation Week）</w:t>
-      </w:r>
-    </w:p>
-    <w:p>
-      <w:pPr>
-        <w:keepLines/>
-        <w:spacing w:after="60"/>
-        <w:ind w:left="369" w:hanging="227"/>
-      </w:pPr>
-      <w:r>
-        <w:rPr>
-          <w:rFonts w:ascii="Kaiti SC" w:hAnsi="Kaiti SC" w:eastAsia="Kaiti SC" w:cs="Kaiti SC"/>
-          <w:sz w:val="21"/>
-        </w:rPr>
-        <w:t xml:space="preserve">➢ </w:t>
-      </w:r>
-      <w:r>
-        <w:rPr>
-          <w:rFonts w:ascii="Kaiti SC" w:hAnsi="Kaiti SC" w:eastAsia="Kaiti SC" w:cs="Kaiti SC"/>
-          <w:sz w:val="21"/>
-        </w:rPr>
-        <w:t>【其他动态】星河动力：星河动力苍穹发动机爆炸图 - 手机新浪网 （手机新浪网）</w:t>
-      </w:r>
-    </w:p>
-    <w:p>
-      <w:pPr>
-        <w:keepLines/>
-        <w:spacing w:after="60"/>
-        <w:ind w:left="369" w:hanging="227"/>
-      </w:pPr>
-      <w:r>
-        <w:rPr>
-          <w:rFonts w:ascii="Kaiti SC" w:hAnsi="Kaiti SC" w:eastAsia="Kaiti SC" w:cs="Kaiti SC"/>
-          <w:sz w:val="21"/>
-        </w:rPr>
-        <w:t xml:space="preserve">➢ </w:t>
-      </w:r>
-      <w:r>
-        <w:rPr>
-          <w:rFonts w:ascii="Kaiti SC" w:hAnsi="Kaiti SC" w:eastAsia="Kaiti SC" w:cs="Kaiti SC"/>
-          <w:sz w:val="21"/>
-        </w:rPr>
-        <w:t>【发射与任务】Blue Origin：This Is How NASA's Artemis III Will Test the Blue Origin Blue Moon Lander in Earth Orbit - autoevolution （autoevolution）</w:t>
+        <w:t>【发射与任务】Blue Origin：Blue Origin rebuilds tower at Cape Canaveral Space Force Base 5 months after New Glenn explosion, CEO says （bing.com）</w:t>
       </w:r>
     </w:p>
     <w:p>
@@ -753,7 +711,7 @@
                 <w:b w:val="0"/>
                 <w:sz w:val="19"/>
               </w:rPr>
-              <w:t>23</w:t>
+              <w:t>31</w:t>
             </w:r>
           </w:p>
         </w:tc>
@@ -774,7 +732,7 @@
                 <w:b w:val="0"/>
                 <w:sz w:val="19"/>
               </w:rPr>
-              <w:t>发射与任务、融资与资本、订单与合作、其他动态、监管与政策</w:t>
+              <w:t>发射与任务、其他动态</w:t>
             </w:r>
           </w:p>
         </w:tc>
@@ -794,7 +752,181 @@
                 <w:b w:val="0"/>
                 <w:sz w:val="19"/>
               </w:rPr>
-              <w:t>Astranis Upgrades Falcon 9 Launch Contract to Dedicated Mission for Entire Block 4 Production Run of Satellites</w:t>
+              <w:t>Launch Preview: Falcon 9 and GSLV rockets scheduled to launch</w:t>
+            </w:r>
+          </w:p>
+        </w:tc>
+      </w:tr>
+      <w:tr>
+        <w:trPr>
+          <w:cantSplit/>
+        </w:trPr>
+        <w:tc>
+          <w:tcPr>
+            <w:tcW w:type="dxa" w:w="2075"/>
+            <w:vAlign w:val="center"/>
+          </w:tcPr>
+          <w:p>
+            <w:pPr>
+              <w:spacing w:after="0" w:line="252" w:lineRule="auto"/>
+            </w:pPr>
+            <w:r/>
+            <w:r>
+              <w:rPr>
+                <w:rFonts w:ascii="Kaiti SC" w:hAnsi="Kaiti SC" w:eastAsia="Kaiti SC" w:cs="Kaiti SC"/>
+                <w:b w:val="0"/>
+                <w:sz w:val="19"/>
+              </w:rPr>
+              <w:t>Blue Origin</w:t>
+            </w:r>
+          </w:p>
+        </w:tc>
+        <w:tc>
+          <w:tcPr>
+            <w:tcW w:type="dxa" w:w="2075"/>
+            <w:vAlign w:val="center"/>
+          </w:tcPr>
+          <w:p>
+            <w:pPr>
+              <w:spacing w:after="0" w:line="252" w:lineRule="auto"/>
+              <w:jc w:val="center"/>
+            </w:pPr>
+            <w:r/>
+            <w:r>
+              <w:rPr>
+                <w:rFonts w:ascii="Kaiti SC" w:hAnsi="Kaiti SC" w:eastAsia="Kaiti SC" w:cs="Kaiti SC"/>
+                <w:b w:val="0"/>
+                <w:sz w:val="19"/>
+              </w:rPr>
+              <w:t>8</w:t>
+            </w:r>
+          </w:p>
+        </w:tc>
+        <w:tc>
+          <w:tcPr>
+            <w:tcW w:type="dxa" w:w="2075"/>
+            <w:vAlign w:val="center"/>
+          </w:tcPr>
+          <w:p>
+            <w:pPr>
+              <w:spacing w:after="0" w:line="252" w:lineRule="auto"/>
+              <w:jc w:val="center"/>
+            </w:pPr>
+            <w:r/>
+            <w:r>
+              <w:rPr>
+                <w:rFonts w:ascii="Kaiti SC" w:hAnsi="Kaiti SC" w:eastAsia="Kaiti SC" w:cs="Kaiti SC"/>
+                <w:b w:val="0"/>
+                <w:sz w:val="19"/>
+              </w:rPr>
+              <w:t>发射与任务</w:t>
+            </w:r>
+          </w:p>
+        </w:tc>
+        <w:tc>
+          <w:tcPr>
+            <w:tcW w:type="dxa" w:w="2075"/>
+            <w:vAlign w:val="center"/>
+          </w:tcPr>
+          <w:p>
+            <w:pPr>
+              <w:spacing w:after="0" w:line="252" w:lineRule="auto"/>
+            </w:pPr>
+            <w:r/>
+            <w:r>
+              <w:rPr>
+                <w:rFonts w:ascii="Kaiti SC" w:hAnsi="Kaiti SC" w:eastAsia="Kaiti SC" w:cs="Kaiti SC"/>
+                <w:b w:val="0"/>
+                <w:sz w:val="19"/>
+              </w:rPr>
+              <w:t>Blue Origin Reassembles New Glenn Access Tower at Cape Canaveral After Hot-Fire Test Explosion in May</w:t>
+            </w:r>
+          </w:p>
+        </w:tc>
+      </w:tr>
+      <w:tr>
+        <w:trPr>
+          <w:cantSplit/>
+        </w:trPr>
+        <w:tc>
+          <w:tcPr>
+            <w:tcW w:type="dxa" w:w="2075"/>
+            <w:vAlign w:val="center"/>
+          </w:tcPr>
+          <w:p>
+            <w:pPr>
+              <w:spacing w:after="0" w:line="252" w:lineRule="auto"/>
+            </w:pPr>
+            <w:r/>
+            <w:r>
+              <w:rPr>
+                <w:rFonts w:ascii="Kaiti SC" w:hAnsi="Kaiti SC" w:eastAsia="Kaiti SC" w:cs="Kaiti SC"/>
+                <w:b w:val="0"/>
+                <w:sz w:val="19"/>
+              </w:rPr>
+              <w:t>星际荣耀</w:t>
+            </w:r>
+          </w:p>
+        </w:tc>
+        <w:tc>
+          <w:tcPr>
+            <w:tcW w:type="dxa" w:w="2075"/>
+            <w:vAlign w:val="center"/>
+          </w:tcPr>
+          <w:p>
+            <w:pPr>
+              <w:spacing w:after="0" w:line="252" w:lineRule="auto"/>
+              <w:jc w:val="center"/>
+            </w:pPr>
+            <w:r/>
+            <w:r>
+              <w:rPr>
+                <w:rFonts w:ascii="Kaiti SC" w:hAnsi="Kaiti SC" w:eastAsia="Kaiti SC" w:cs="Kaiti SC"/>
+                <w:b w:val="0"/>
+                <w:sz w:val="19"/>
+              </w:rPr>
+              <w:t>3</w:t>
+            </w:r>
+          </w:p>
+        </w:tc>
+        <w:tc>
+          <w:tcPr>
+            <w:tcW w:type="dxa" w:w="2075"/>
+            <w:vAlign w:val="center"/>
+          </w:tcPr>
+          <w:p>
+            <w:pPr>
+              <w:spacing w:after="0" w:line="252" w:lineRule="auto"/>
+              <w:jc w:val="center"/>
+            </w:pPr>
+            <w:r/>
+            <w:r>
+              <w:rPr>
+                <w:rFonts w:ascii="Kaiti SC" w:hAnsi="Kaiti SC" w:eastAsia="Kaiti SC" w:cs="Kaiti SC"/>
+                <w:b w:val="0"/>
+                <w:sz w:val="19"/>
+              </w:rPr>
+              <w:t>发射与任务</w:t>
+            </w:r>
+          </w:p>
+        </w:tc>
+        <w:tc>
+          <w:tcPr>
+            <w:tcW w:type="dxa" w:w="2075"/>
+            <w:vAlign w:val="center"/>
+          </w:tcPr>
+          <w:p>
+            <w:pPr>
+              <w:spacing w:after="0" w:line="252" w:lineRule="auto"/>
+            </w:pPr>
+            <w:r/>
+            <w:r>
+              <w:rPr>
+                <w:rFonts w:ascii="Kaiti SC" w:hAnsi="Kaiti SC" w:eastAsia="Kaiti SC" w:cs="Kaiti SC"/>
+                <w:b w:val="0"/>
+                <w:sz w:val="19"/>
+              </w:rPr>
+              <w:t>商业运载火箭结构研制提速：深蓝航天星云二号贮箱下线，星际荣耀双曲线三号完成关键静力试验 - 未来天玑</w:t>
             </w:r>
           </w:p>
         </w:tc>
@@ -840,7 +972,7 @@
                 <w:b w:val="0"/>
                 <w:sz w:val="19"/>
               </w:rPr>
-              <w:t>6</w:t>
+              <w:t>1</w:t>
             </w:r>
           </w:p>
         </w:tc>
@@ -881,268 +1013,7 @@
                 <w:b w:val="0"/>
                 <w:sz w:val="19"/>
               </w:rPr>
-              <w:t>力箭二号遥二运载火箭转运至发射区 - 未来天玑</w:t>
-            </w:r>
-          </w:p>
-        </w:tc>
-      </w:tr>
-      <w:tr>
-        <w:trPr>
-          <w:cantSplit/>
-        </w:trPr>
-        <w:tc>
-          <w:tcPr>
-            <w:tcW w:type="dxa" w:w="2075"/>
-            <w:vAlign w:val="center"/>
-          </w:tcPr>
-          <w:p>
-            <w:pPr>
-              <w:spacing w:after="0" w:line="252" w:lineRule="auto"/>
-            </w:pPr>
-            <w:r/>
-            <w:r>
-              <w:rPr>
-                <w:rFonts w:ascii="Kaiti SC" w:hAnsi="Kaiti SC" w:eastAsia="Kaiti SC" w:cs="Kaiti SC"/>
-                <w:b w:val="0"/>
-                <w:sz w:val="19"/>
-              </w:rPr>
-              <w:t>Blue Origin</w:t>
-            </w:r>
-          </w:p>
-        </w:tc>
-        <w:tc>
-          <w:tcPr>
-            <w:tcW w:type="dxa" w:w="2075"/>
-            <w:vAlign w:val="center"/>
-          </w:tcPr>
-          <w:p>
-            <w:pPr>
-              <w:spacing w:after="0" w:line="252" w:lineRule="auto"/>
-              <w:jc w:val="center"/>
-            </w:pPr>
-            <w:r/>
-            <w:r>
-              <w:rPr>
-                <w:rFonts w:ascii="Kaiti SC" w:hAnsi="Kaiti SC" w:eastAsia="Kaiti SC" w:cs="Kaiti SC"/>
-                <w:b w:val="0"/>
-                <w:sz w:val="19"/>
-              </w:rPr>
-              <w:t>3</w:t>
-            </w:r>
-          </w:p>
-        </w:tc>
-        <w:tc>
-          <w:tcPr>
-            <w:tcW w:type="dxa" w:w="2075"/>
-            <w:vAlign w:val="center"/>
-          </w:tcPr>
-          <w:p>
-            <w:pPr>
-              <w:spacing w:after="0" w:line="252" w:lineRule="auto"/>
-              <w:jc w:val="center"/>
-            </w:pPr>
-            <w:r/>
-            <w:r>
-              <w:rPr>
-                <w:rFonts w:ascii="Kaiti SC" w:hAnsi="Kaiti SC" w:eastAsia="Kaiti SC" w:cs="Kaiti SC"/>
-                <w:b w:val="0"/>
-                <w:sz w:val="19"/>
-              </w:rPr>
-              <w:t>其他动态、发射与任务</w:t>
-            </w:r>
-          </w:p>
-        </w:tc>
-        <w:tc>
-          <w:tcPr>
-            <w:tcW w:type="dxa" w:w="2075"/>
-            <w:vAlign w:val="center"/>
-          </w:tcPr>
-          <w:p>
-            <w:pPr>
-              <w:spacing w:after="0" w:line="252" w:lineRule="auto"/>
-            </w:pPr>
-            <w:r/>
-            <w:r>
-              <w:rPr>
-                <w:rFonts w:ascii="Kaiti SC" w:hAnsi="Kaiti SC" w:eastAsia="Kaiti SC" w:cs="Kaiti SC"/>
-                <w:b w:val="0"/>
-                <w:sz w:val="19"/>
-              </w:rPr>
-              <w:t>NASA Revises SpaceX and Blue Origin Lander Plans for 2028 Artemis Moon Landing</w:t>
-            </w:r>
-          </w:p>
-        </w:tc>
-      </w:tr>
-      <w:tr>
-        <w:trPr>
-          <w:cantSplit/>
-        </w:trPr>
-        <w:tc>
-          <w:tcPr>
-            <w:tcW w:type="dxa" w:w="2075"/>
-            <w:vAlign w:val="center"/>
-          </w:tcPr>
-          <w:p>
-            <w:pPr>
-              <w:spacing w:after="0" w:line="252" w:lineRule="auto"/>
-            </w:pPr>
-            <w:r/>
-            <w:r>
-              <w:rPr>
-                <w:rFonts w:ascii="Kaiti SC" w:hAnsi="Kaiti SC" w:eastAsia="Kaiti SC" w:cs="Kaiti SC"/>
-                <w:b w:val="0"/>
-                <w:sz w:val="19"/>
-              </w:rPr>
-              <w:t>星际荣耀</w:t>
-            </w:r>
-          </w:p>
-        </w:tc>
-        <w:tc>
-          <w:tcPr>
-            <w:tcW w:type="dxa" w:w="2075"/>
-            <w:vAlign w:val="center"/>
-          </w:tcPr>
-          <w:p>
-            <w:pPr>
-              <w:spacing w:after="0" w:line="252" w:lineRule="auto"/>
-              <w:jc w:val="center"/>
-            </w:pPr>
-            <w:r/>
-            <w:r>
-              <w:rPr>
-                <w:rFonts w:ascii="Kaiti SC" w:hAnsi="Kaiti SC" w:eastAsia="Kaiti SC" w:cs="Kaiti SC"/>
-                <w:b w:val="0"/>
-                <w:sz w:val="19"/>
-              </w:rPr>
-              <w:t>2</w:t>
-            </w:r>
-          </w:p>
-        </w:tc>
-        <w:tc>
-          <w:tcPr>
-            <w:tcW w:type="dxa" w:w="2075"/>
-            <w:vAlign w:val="center"/>
-          </w:tcPr>
-          <w:p>
-            <w:pPr>
-              <w:spacing w:after="0" w:line="252" w:lineRule="auto"/>
-              <w:jc w:val="center"/>
-            </w:pPr>
-            <w:r/>
-            <w:r>
-              <w:rPr>
-                <w:rFonts w:ascii="Kaiti SC" w:hAnsi="Kaiti SC" w:eastAsia="Kaiti SC" w:cs="Kaiti SC"/>
-                <w:b w:val="0"/>
-                <w:sz w:val="19"/>
-              </w:rPr>
-              <w:t>其他动态、发射与任务</w:t>
-            </w:r>
-          </w:p>
-        </w:tc>
-        <w:tc>
-          <w:tcPr>
-            <w:tcW w:type="dxa" w:w="2075"/>
-            <w:vAlign w:val="center"/>
-          </w:tcPr>
-          <w:p>
-            <w:pPr>
-              <w:spacing w:after="0" w:line="252" w:lineRule="auto"/>
-            </w:pPr>
-            <w:r/>
-            <w:r>
-              <w:rPr>
-                <w:rFonts w:ascii="Kaiti SC" w:hAnsi="Kaiti SC" w:eastAsia="Kaiti SC" w:cs="Kaiti SC"/>
-                <w:b w:val="0"/>
-                <w:sz w:val="19"/>
-              </w:rPr>
-              <w:t>国产商业火箭再迎新进展！星际荣耀双曲线三号完成关键静力试验 - 新浪财经</w:t>
-            </w:r>
-          </w:p>
-        </w:tc>
-      </w:tr>
-      <w:tr>
-        <w:trPr>
-          <w:cantSplit/>
-        </w:trPr>
-        <w:tc>
-          <w:tcPr>
-            <w:tcW w:type="dxa" w:w="2075"/>
-            <w:vAlign w:val="center"/>
-          </w:tcPr>
-          <w:p>
-            <w:pPr>
-              <w:spacing w:after="0" w:line="252" w:lineRule="auto"/>
-            </w:pPr>
-            <w:r/>
-            <w:r>
-              <w:rPr>
-                <w:rFonts w:ascii="Kaiti SC" w:hAnsi="Kaiti SC" w:eastAsia="Kaiti SC" w:cs="Kaiti SC"/>
-                <w:b w:val="0"/>
-                <w:sz w:val="19"/>
-              </w:rPr>
-              <w:t>星河动力</w:t>
-            </w:r>
-          </w:p>
-        </w:tc>
-        <w:tc>
-          <w:tcPr>
-            <w:tcW w:type="dxa" w:w="2075"/>
-            <w:vAlign w:val="center"/>
-          </w:tcPr>
-          <w:p>
-            <w:pPr>
-              <w:spacing w:after="0" w:line="252" w:lineRule="auto"/>
-              <w:jc w:val="center"/>
-            </w:pPr>
-            <w:r/>
-            <w:r>
-              <w:rPr>
-                <w:rFonts w:ascii="Kaiti SC" w:hAnsi="Kaiti SC" w:eastAsia="Kaiti SC" w:cs="Kaiti SC"/>
-                <w:b w:val="0"/>
-                <w:sz w:val="19"/>
-              </w:rPr>
-              <w:t>1</w:t>
-            </w:r>
-          </w:p>
-        </w:tc>
-        <w:tc>
-          <w:tcPr>
-            <w:tcW w:type="dxa" w:w="2075"/>
-            <w:vAlign w:val="center"/>
-          </w:tcPr>
-          <w:p>
-            <w:pPr>
-              <w:spacing w:after="0" w:line="252" w:lineRule="auto"/>
-              <w:jc w:val="center"/>
-            </w:pPr>
-            <w:r/>
-            <w:r>
-              <w:rPr>
-                <w:rFonts w:ascii="Kaiti SC" w:hAnsi="Kaiti SC" w:eastAsia="Kaiti SC" w:cs="Kaiti SC"/>
-                <w:b w:val="0"/>
-                <w:sz w:val="19"/>
-              </w:rPr>
-              <w:t>其他动态</w:t>
-            </w:r>
-          </w:p>
-        </w:tc>
-        <w:tc>
-          <w:tcPr>
-            <w:tcW w:type="dxa" w:w="2075"/>
-            <w:vAlign w:val="center"/>
-          </w:tcPr>
-          <w:p>
-            <w:pPr>
-              <w:spacing w:after="0" w:line="252" w:lineRule="auto"/>
-            </w:pPr>
-            <w:r/>
-            <w:r>
-              <w:rPr>
-                <w:rFonts w:ascii="Kaiti SC" w:hAnsi="Kaiti SC" w:eastAsia="Kaiti SC" w:cs="Kaiti SC"/>
-                <w:b w:val="0"/>
-                <w:sz w:val="19"/>
-              </w:rPr>
-              <w:t>星河动力苍穹发动机爆炸图 - 手机新浪网</w:t>
+              <w:t>[朝闻天下]力箭二号遥二运载火箭转运至发射区 - CCTV</w:t>
             </w:r>
           </w:p>
         </w:tc>
@@ -1179,7 +1050,7 @@
           <w:rFonts w:ascii="Kaiti SC" w:hAnsi="Kaiti SC" w:eastAsia="Kaiti SC" w:cs="Kaiti SC"/>
           <w:sz w:val="21"/>
         </w:rPr>
-        <w:t>[1] 2026-10-26｜SpaceNews｜SpaceX：Astranis Upgrades Falcon 9 Launch Contract to Dedicated Mission for Entire Block 4 Production Run of Satellites</w:t>
+        <w:t>[1] 2026-10-27｜NASASpaceflight｜SpaceX：Launch Preview: Falcon 9 and GSLV rockets scheduled to launch</w:t>
       </w:r>
     </w:p>
     <w:p>
@@ -1200,7 +1071,7 @@
           <w:rFonts w:ascii="Kaiti SC" w:hAnsi="Kaiti SC" w:eastAsia="Kaiti SC" w:cs="Kaiti SC"/>
           <w:sz w:val="21"/>
         </w:rPr>
-        <w:t>[2] 2026-10-26｜Space Scout｜SpaceX：A New Era for Space Launch? The Coming Falcon 9 Retirement</w:t>
+        <w:t>[2] 2026-10-27｜edhat｜SpaceX：SpaceX Plans Back-to-Back Vandenberg Launches as California Sets New Annual Record - edhat</w:t>
       </w:r>
     </w:p>
     <w:p>
@@ -1221,7 +1092,7 @@
           <w:rFonts w:ascii="Kaiti SC" w:hAnsi="Kaiti SC" w:eastAsia="Kaiti SC" w:cs="Kaiti SC"/>
           <w:sz w:val="21"/>
         </w:rPr>
-        <w:t>[3] 2026-10-26｜bing.com｜SpaceX：Musk predicts ‘guppy-level death’ as SpaceX closes $40B GPU deal</w:t>
+        <w:t>[3] 2026-10-27｜bing.com｜SpaceX：SpaceX launches Starlink satellites on 117th Falcon 9 flight of 2026,</w:t>
       </w:r>
     </w:p>
     <w:p>
@@ -1242,7 +1113,7 @@
           <w:rFonts w:ascii="Kaiti SC" w:hAnsi="Kaiti SC" w:eastAsia="Kaiti SC" w:cs="Kaiti SC"/>
           <w:sz w:val="21"/>
         </w:rPr>
-        <w:t>[4] 2026-10-26｜bing.com｜SpaceX：Record-Setting Falcon 9 Launch from Vandenberg SFB Scheduled for Late Monday into Early Tuesday</w:t>
+        <w:t>[4] 2026-10-27｜TradingView｜SpaceX：SPCX Finds A Spot On BofA’s Top Stock Picks List As Falcon 9 Delivers 27 Starlink Satellites To Orbit - TradingView</w:t>
       </w:r>
     </w:p>
     <w:p>
@@ -1263,7 +1134,7 @@
           <w:rFonts w:ascii="Kaiti SC" w:hAnsi="Kaiti SC" w:eastAsia="Kaiti SC" w:cs="Kaiti SC"/>
           <w:sz w:val="21"/>
         </w:rPr>
-        <w:t>[5] 2026-10-26｜bing.com｜SpaceX：Record-Setting Falcon 9 Launch from Vandenberg SFB Scheduled for Late Monday into Early Tuesday</w:t>
+        <w:t>[5] 2026-10-27｜bing.com｜Blue Origin：Blue Origin Reassembles New Glenn Access Tower at Cape Canaveral After Hot-Fire Test Explosion in May</w:t>
       </w:r>
     </w:p>
     <w:p>
@@ -1284,7 +1155,7 @@
           <w:rFonts w:ascii="Kaiti SC" w:hAnsi="Kaiti SC" w:eastAsia="Kaiti SC" w:cs="Kaiti SC"/>
           <w:sz w:val="21"/>
         </w:rPr>
-        <w:t>[6] 2026-10-26｜新浪财经｜星际荣耀：国产商业火箭再迎新进展！星际荣耀双曲线三号完成关键静力试验 - 新浪财经</w:t>
+        <w:t>[6] 2026-10-27｜bing.com｜Blue Origin：Blue Origin Reassembles New Glenn Access Tower at Cape Canaveral After Hot-Fire Test Explosion in May</w:t>
       </w:r>
     </w:p>
     <w:p>
@@ -1305,7 +1176,7 @@
           <w:rFonts w:ascii="Kaiti SC" w:hAnsi="Kaiti SC" w:eastAsia="Kaiti SC" w:cs="Kaiti SC"/>
           <w:sz w:val="21"/>
         </w:rPr>
-        <w:t>[7] 2026-10-26｜手机新浪网｜星际荣耀：把火箭舱段压到极限，只为验证它能否安全回家|星际荣耀航天科技集团股份有限公司|双曲线三号运载火箭_新浪新闻 - 手机新浪网</w:t>
+        <w:t>[7] 2026-10-27｜space.com｜SpaceX：SpaceX Falcon 9 launches early morning Starlink mission from California (video)</w:t>
       </w:r>
     </w:p>
     <w:p>
@@ -1326,7 +1197,7 @@
           <w:rFonts w:ascii="Kaiti SC" w:hAnsi="Kaiti SC" w:eastAsia="Kaiti SC" w:cs="Kaiti SC"/>
           <w:sz w:val="21"/>
         </w:rPr>
-        <w:t>[8] 2026-10-26｜未来天玑｜中科宇航：力箭二号遥二运载火箭转运至发射区 - 未来天玑</w:t>
+        <w:t>[8] 2026-10-27｜未来天玑｜星际荣耀：商业运载火箭结构研制提速：深蓝航天星云二号贮箱下线，星际荣耀双曲线三号完成关键静力试验 - 未来天玑</w:t>
       </w:r>
     </w:p>
     <w:p>
@@ -1347,7 +1218,7 @@
           <w:rFonts w:ascii="Kaiti SC" w:hAnsi="Kaiti SC" w:eastAsia="Kaiti SC" w:cs="Kaiti SC"/>
           <w:sz w:val="21"/>
         </w:rPr>
-        <w:t>[9] 2026-10-26｜中国日报网｜中科宇航：力箭二号遥二运载火箭转运至发射区 - 中国日报网</w:t>
+        <w:t>[9] 2026-10-27｜WFTV｜Blue Origin：Blue Origin construction ramps up on new launch pad for larger New Glenn rocket - WFTV</w:t>
       </w:r>
     </w:p>
     <w:p>
@@ -1368,7 +1239,7 @@
           <w:rFonts w:ascii="Kaiti SC" w:hAnsi="Kaiti SC" w:eastAsia="Kaiti SC" w:cs="Kaiti SC"/>
           <w:sz w:val="21"/>
         </w:rPr>
-        <w:t>[10] 2026-10-26｜新浪财经｜中科宇航：力箭二号遥二运载火箭转运至发射区！我国首款CBC构型火箭 - 新浪财经</w:t>
+        <w:t>[10] 2026-10-27｜FOX 35 Orlando｜Blue Origin：Blue Origin rebuilds its launch pad, expanding operations - FOX 35 Orlando</w:t>
       </w:r>
     </w:p>
     <w:p>
@@ -1389,7 +1260,7 @@
           <w:rFonts w:ascii="Kaiti SC" w:hAnsi="Kaiti SC" w:eastAsia="Kaiti SC" w:cs="Kaiti SC"/>
           <w:sz w:val="21"/>
         </w:rPr>
-        <w:t>[11] 2026-10-26｜spacewatch.global｜Blue Origin：NASA Revises SpaceX and Blue Origin Lander Plans for 2028 Artemis Moon Landing</w:t>
+        <w:t>[11] 2026-10-27｜观点网｜星际荣耀：星际荣耀双曲线三号运载火箭完成关键静力试验 - 观点网</w:t>
       </w:r>
     </w:p>
     <w:p>
@@ -1410,7 +1281,7 @@
           <w:rFonts w:ascii="Kaiti SC" w:hAnsi="Kaiti SC" w:eastAsia="Kaiti SC" w:cs="Kaiti SC"/>
           <w:sz w:val="21"/>
         </w:rPr>
-        <w:t>[12] 2026-10-26｜ThePaper.cn｜中科宇航：力箭二号遥二运载火箭转运至发射区 - ThePaper.cn</w:t>
+        <w:t>[12] 2026-10-27｜观点网｜星际荣耀：星际荣耀双曲线三号运载火箭完成关键静力试验 - 观点网</w:t>
       </w:r>
     </w:p>
     <w:p>
@@ -1431,7 +1302,7 @@
           <w:rFonts w:ascii="Kaiti SC" w:hAnsi="Kaiti SC" w:eastAsia="Kaiti SC" w:cs="Kaiti SC"/>
           <w:sz w:val="21"/>
         </w:rPr>
-        <w:t>[13] 2026-10-26｜新浪财经｜中科宇航：中科宇航力箭二号遥二运载火箭转运至发射区，近期择机发射 - 新浪财经</w:t>
+        <w:t>[13] 2026-10-27｜CCTV｜中科宇航：[朝闻天下]力箭二号遥二运载火箭转运至发射区 - CCTV</w:t>
       </w:r>
     </w:p>
     <w:p>
@@ -1452,49 +1323,7 @@
           <w:rFonts w:ascii="Kaiti SC" w:hAnsi="Kaiti SC" w:eastAsia="Kaiti SC" w:cs="Kaiti SC"/>
           <w:sz w:val="21"/>
         </w:rPr>
-        <w:t>[14] 2026-10-26｜Aviation Week｜Blue Origin：Blue Origin On Track To Resume New Glenn Pad Ops In November - Aviation Week</w:t>
-      </w:r>
-    </w:p>
-    <w:p>
-      <w:pPr>
-        <w:keepLines/>
-        <w:spacing w:after="60"/>
-        <w:ind w:left="369" w:hanging="227"/>
-      </w:pPr>
-      <w:r>
-        <w:rPr>
-          <w:rFonts w:ascii="Kaiti SC" w:hAnsi="Kaiti SC" w:eastAsia="Kaiti SC" w:cs="Kaiti SC"/>
-          <w:sz w:val="21"/>
-        </w:rPr>
-        <w:t xml:space="preserve">✓ </w:t>
-      </w:r>
-      <w:r>
-        <w:rPr>
-          <w:rFonts w:ascii="Kaiti SC" w:hAnsi="Kaiti SC" w:eastAsia="Kaiti SC" w:cs="Kaiti SC"/>
-          <w:sz w:val="21"/>
-        </w:rPr>
-        <w:t>[15] 2026-10-26｜手机新浪网｜星河动力：星河动力苍穹发动机爆炸图 - 手机新浪网</w:t>
-      </w:r>
-    </w:p>
-    <w:p>
-      <w:pPr>
-        <w:keepLines/>
-        <w:spacing w:after="60"/>
-        <w:ind w:left="369" w:hanging="227"/>
-      </w:pPr>
-      <w:r>
-        <w:rPr>
-          <w:rFonts w:ascii="Kaiti SC" w:hAnsi="Kaiti SC" w:eastAsia="Kaiti SC" w:cs="Kaiti SC"/>
-          <w:sz w:val="21"/>
-        </w:rPr>
-        <w:t xml:space="preserve">✓ </w:t>
-      </w:r>
-      <w:r>
-        <w:rPr>
-          <w:rFonts w:ascii="Kaiti SC" w:hAnsi="Kaiti SC" w:eastAsia="Kaiti SC" w:cs="Kaiti SC"/>
-          <w:sz w:val="21"/>
-        </w:rPr>
-        <w:t>[16] 2026-10-26｜autoevolution｜Blue Origin：This Is How NASA's Artemis III Will Test the Blue Origin Blue Moon Lander in Earth Orbit - autoevolution</w:t>
+        <w:t>[14] 2026-10-27｜bing.com｜Blue Origin：Blue Origin rebuilds tower at Cape Canaveral Space Force Base 5 months after New Glenn explosion, CEO says</w:t>
       </w:r>
     </w:p>
     <w:sectPr>

--- a/docs/data/reports/daily-documents/latest/previous_daily_report.docx
+++ b/docs/data/reports/daily-documents/latest/previous_daily_report.docx
@@ -26,7 +26,7 @@
           <w:rFonts w:ascii="Kaiti SC" w:hAnsi="Kaiti SC" w:eastAsia="Kaiti SC" w:cs="Kaiti SC"/>
           <w:sz w:val="21"/>
         </w:rPr>
-        <w:t>2026-10-27（上一自然日）</w:t>
+        <w:t>2026-10-28（上一自然日）</w:t>
       </w:r>
     </w:p>
     <w:tbl>
@@ -81,7 +81,7 @@
                 <w:b w:val="0"/>
                 <w:sz w:val="19"/>
               </w:rPr>
-              <w:t>2026-10-27</w:t>
+              <w:t>2026-10-28</w:t>
             </w:r>
           </w:p>
         </w:tc>
@@ -127,7 +127,7 @@
                 <w:b w:val="0"/>
                 <w:sz w:val="19"/>
               </w:rPr>
-              <w:t>43 条 / 4 家</w:t>
+              <w:t>23 条 / 3 家</w:t>
             </w:r>
           </w:p>
         </w:tc>
@@ -173,7 +173,7 @@
                 <w:b w:val="0"/>
                 <w:sz w:val="19"/>
               </w:rPr>
-              <w:t>19 个</w:t>
+              <w:t>8 个</w:t>
             </w:r>
           </w:p>
         </w:tc>
@@ -219,7 +219,7 @@
                 <w:b w:val="0"/>
                 <w:sz w:val="19"/>
               </w:rPr>
-              <w:t>2026-10-28</w:t>
+              <w:t>2026-10-29</w:t>
             </w:r>
           </w:p>
         </w:tc>
@@ -245,7 +245,7 @@
     </w:p>
     <w:p>
       <w:r>
-        <w:t>2026-10-27 共归档 43 条新闻，覆盖 4 家公司、19 个信息来源。 新闻量较多的公司包括 SpaceX、Blue Origin、星际荣耀、中科宇航。</w:t>
+        <w:t>2026-10-28 共归档 23 条新闻，覆盖 3 家公司、8 个信息来源。 新闻量较多的公司包括 SpaceX、Blue Origin、垣信卫星。</w:t>
       </w:r>
     </w:p>
     <w:p>
@@ -279,7 +279,7 @@
           <w:rFonts w:ascii="Kaiti SC" w:hAnsi="Kaiti SC" w:eastAsia="Kaiti SC" w:cs="Kaiti SC"/>
           <w:sz w:val="21"/>
         </w:rPr>
-        <w:t>【发射与任务】SpaceX：Launch Preview: Falcon 9 and GSLV rockets scheduled to launch （NASASpaceflight）</w:t>
+        <w:t>【发射与任务】SpaceX：SpaceX Tells FAA It Alone Expects 10,000 Launches A Year, As It Gears Up To Target $28.5 Trillion Market That Elon Musk Believes Is Inadequate - Wccftech （Wccftech）</w:t>
       </w:r>
     </w:p>
     <w:p>
@@ -300,7 +300,7 @@
           <w:rFonts w:ascii="Kaiti SC" w:hAnsi="Kaiti SC" w:eastAsia="Kaiti SC" w:cs="Kaiti SC"/>
           <w:sz w:val="21"/>
         </w:rPr>
-        <w:t>【发射与任务】SpaceX：SpaceX Plans Back-to-Back Vandenberg Launches as California Sets New Annual Record - edhat （edhat）</w:t>
+        <w:t>【发射与任务】Blue Origin：Blue Origin's New Glenn rocket nails first-ever droneship landing （bing.com）</w:t>
       </w:r>
     </w:p>
     <w:p>
@@ -321,7 +321,7 @@
           <w:rFonts w:ascii="Kaiti SC" w:hAnsi="Kaiti SC" w:eastAsia="Kaiti SC" w:cs="Kaiti SC"/>
           <w:sz w:val="21"/>
         </w:rPr>
-        <w:t>【发射与任务】SpaceX：SpaceX launches Starlink satellites on 117th Falcon 9 flight of 2026, （bing.com）</w:t>
+        <w:t>【其他动态】SpaceX：Pentagon watchdog tells lawmakers it won't investigate Starlink slowdowns to Ukraine （bing.com）</w:t>
       </w:r>
     </w:p>
     <w:p>
@@ -342,7 +342,7 @@
           <w:rFonts w:ascii="Kaiti SC" w:hAnsi="Kaiti SC" w:eastAsia="Kaiti SC" w:cs="Kaiti SC"/>
           <w:sz w:val="21"/>
         </w:rPr>
-        <w:t>【发射与任务】SpaceX：SPCX Finds A Spot On BofA’s Top Stock Picks List As Falcon 9 Delivers 27 Starlink Satellites To Orbit - TradingView （TradingView）</w:t>
+        <w:t>【发射与任务】SpaceX：Spectacular Launch of Falcon 9 Rocket Carrying Starlink Satellites （bing.com）</w:t>
       </w:r>
     </w:p>
     <w:p>
@@ -363,7 +363,7 @@
           <w:rFonts w:ascii="Kaiti SC" w:hAnsi="Kaiti SC" w:eastAsia="Kaiti SC" w:cs="Kaiti SC"/>
           <w:sz w:val="21"/>
         </w:rPr>
-        <w:t>【发射与任务】Blue Origin：Blue Origin Reassembles New Glenn Access Tower at Cape Canaveral After Hot-Fire Test Explosion in May （bing.com）</w:t>
+        <w:t>【发射与任务】SpaceX：Spectacular Launch of Falcon 9 Rocket Carrying Starlink Satellites （bing.com）</w:t>
       </w:r>
     </w:p>
     <w:p>
@@ -384,7 +384,7 @@
           <w:rFonts w:ascii="Kaiti SC" w:hAnsi="Kaiti SC" w:eastAsia="Kaiti SC" w:cs="Kaiti SC"/>
           <w:sz w:val="21"/>
         </w:rPr>
-        <w:t>【发射与任务】Blue Origin：Blue Origin Reassembles New Glenn Access Tower at Cape Canaveral After Hot-Fire Test Explosion in May （bing.com）</w:t>
+        <w:t>【发射与任务】SpaceX：Spectacular Launch of Falcon 9 Rocket Carrying Starlink Satellites （bing.com）</w:t>
       </w:r>
     </w:p>
     <w:p>
@@ -405,7 +405,7 @@
           <w:rFonts w:ascii="Kaiti SC" w:hAnsi="Kaiti SC" w:eastAsia="Kaiti SC" w:cs="Kaiti SC"/>
           <w:sz w:val="21"/>
         </w:rPr>
-        <w:t>【发射与任务】SpaceX：SpaceX Falcon 9 launches early morning Starlink mission from California (video) （space.com）</w:t>
+        <w:t>【发射与任务】Blue Origin：Why New Glenn’s maiden flight put Blue Origin’s Space Force certification at stake （bing.com）</w:t>
       </w:r>
     </w:p>
     <w:p>
@@ -426,7 +426,7 @@
           <w:rFonts w:ascii="Kaiti SC" w:hAnsi="Kaiti SC" w:eastAsia="Kaiti SC" w:cs="Kaiti SC"/>
           <w:sz w:val="21"/>
         </w:rPr>
-        <w:t>【发射与任务】星际荣耀：商业运载火箭结构研制提速：深蓝航天星云二号贮箱下线，星际荣耀双曲线三号完成关键静力试验 - 未来天玑 （未来天玑）</w:t>
+        <w:t>【发射与任务】Blue Origin：Blue Origin still pushing for return to flight of New Glenn this year （bing.com）</w:t>
       </w:r>
     </w:p>
     <w:p>
@@ -447,7 +447,7 @@
           <w:rFonts w:ascii="Kaiti SC" w:hAnsi="Kaiti SC" w:eastAsia="Kaiti SC" w:cs="Kaiti SC"/>
           <w:sz w:val="21"/>
         </w:rPr>
-        <w:t>【发射与任务】Blue Origin：Blue Origin construction ramps up on new launch pad for larger New Glenn rocket - WFTV （WFTV）</w:t>
+        <w:t>【发射与任务】Blue Origin：Blue Origin still pushing for return to flight of New Glenn this year （bing.com）</w:t>
       </w:r>
     </w:p>
     <w:p>
@@ -468,7 +468,7 @@
           <w:rFonts w:ascii="Kaiti SC" w:hAnsi="Kaiti SC" w:eastAsia="Kaiti SC" w:cs="Kaiti SC"/>
           <w:sz w:val="21"/>
         </w:rPr>
-        <w:t>【发射与任务】Blue Origin：Blue Origin rebuilds its launch pad, expanding operations - FOX 35 Orlando （FOX 35 Orlando）</w:t>
+        <w:t>【发射与任务】Blue Origin：Blue Origin still pushing for return to flight of New Glenn this year （bing.com）</w:t>
       </w:r>
     </w:p>
     <w:p>
@@ -489,70 +489,7 @@
           <w:rFonts w:ascii="Kaiti SC" w:hAnsi="Kaiti SC" w:eastAsia="Kaiti SC" w:cs="Kaiti SC"/>
           <w:sz w:val="21"/>
         </w:rPr>
-        <w:t>【发射与任务】星际荣耀：星际荣耀双曲线三号运载火箭完成关键静力试验 - 观点网 （观点网）</w:t>
-      </w:r>
-    </w:p>
-    <w:p>
-      <w:pPr>
-        <w:keepLines/>
-        <w:spacing w:after="60"/>
-        <w:ind w:left="369" w:hanging="227"/>
-      </w:pPr>
-      <w:r>
-        <w:rPr>
-          <w:rFonts w:ascii="Kaiti SC" w:hAnsi="Kaiti SC" w:eastAsia="Kaiti SC" w:cs="Kaiti SC"/>
-          <w:sz w:val="21"/>
-        </w:rPr>
-        <w:t xml:space="preserve">➢ </w:t>
-      </w:r>
-      <w:r>
-        <w:rPr>
-          <w:rFonts w:ascii="Kaiti SC" w:hAnsi="Kaiti SC" w:eastAsia="Kaiti SC" w:cs="Kaiti SC"/>
-          <w:sz w:val="21"/>
-        </w:rPr>
-        <w:t>【发射与任务】星际荣耀：星际荣耀双曲线三号运载火箭完成关键静力试验 - 观点网 （观点网）</w:t>
-      </w:r>
-    </w:p>
-    <w:p>
-      <w:pPr>
-        <w:keepLines/>
-        <w:spacing w:after="60"/>
-        <w:ind w:left="369" w:hanging="227"/>
-      </w:pPr>
-      <w:r>
-        <w:rPr>
-          <w:rFonts w:ascii="Kaiti SC" w:hAnsi="Kaiti SC" w:eastAsia="Kaiti SC" w:cs="Kaiti SC"/>
-          <w:sz w:val="21"/>
-        </w:rPr>
-        <w:t xml:space="preserve">➢ </w:t>
-      </w:r>
-      <w:r>
-        <w:rPr>
-          <w:rFonts w:ascii="Kaiti SC" w:hAnsi="Kaiti SC" w:eastAsia="Kaiti SC" w:cs="Kaiti SC"/>
-          <w:sz w:val="21"/>
-        </w:rPr>
-        <w:t>【发射与任务】中科宇航：[朝闻天下]力箭二号遥二运载火箭转运至发射区 - CCTV （CCTV）</w:t>
-      </w:r>
-    </w:p>
-    <w:p>
-      <w:pPr>
-        <w:keepLines/>
-        <w:spacing w:after="60"/>
-        <w:ind w:left="369" w:hanging="227"/>
-      </w:pPr>
-      <w:r>
-        <w:rPr>
-          <w:rFonts w:ascii="Kaiti SC" w:hAnsi="Kaiti SC" w:eastAsia="Kaiti SC" w:cs="Kaiti SC"/>
-          <w:sz w:val="21"/>
-        </w:rPr>
-        <w:t xml:space="preserve">➢ </w:t>
-      </w:r>
-      <w:r>
-        <w:rPr>
-          <w:rFonts w:ascii="Kaiti SC" w:hAnsi="Kaiti SC" w:eastAsia="Kaiti SC" w:cs="Kaiti SC"/>
-          <w:sz w:val="21"/>
-        </w:rPr>
-        <w:t>【发射与任务】Blue Origin：Blue Origin rebuilds tower at Cape Canaveral Space Force Base 5 months after New Glenn explosion, CEO says （bing.com）</w:t>
+        <w:t>【其他动态】垣信卫星：上海打造全球卫星互联网产业高地 “千帆星座”年内冲刺324 颗在轨力争具备商业化运行基本条件2026-10-28 - 上海市人民政府 （上海市人民政府）</w:t>
       </w:r>
     </w:p>
     <w:p>
@@ -711,7 +648,7 @@
                 <w:b w:val="0"/>
                 <w:sz w:val="19"/>
               </w:rPr>
-              <w:t>31</w:t>
+              <w:t>13</w:t>
             </w:r>
           </w:p>
         </w:tc>
@@ -752,7 +689,7 @@
                 <w:b w:val="0"/>
                 <w:sz w:val="19"/>
               </w:rPr>
-              <w:t>Launch Preview: Falcon 9 and GSLV rockets scheduled to launch</w:t>
+              <w:t>SpaceX Tells FAA It Alone Expects 10,000 Launches A Year, As It Gears Up To Target $28.5 Trillion Market That Elon Musk Believes Is Inadequate - Wccftech</w:t>
             </w:r>
           </w:p>
         </w:tc>
@@ -798,7 +735,7 @@
                 <w:b w:val="0"/>
                 <w:sz w:val="19"/>
               </w:rPr>
-              <w:t>8</w:t>
+              <w:t>9</w:t>
             </w:r>
           </w:p>
         </w:tc>
@@ -819,7 +756,7 @@
                 <w:b w:val="0"/>
                 <w:sz w:val="19"/>
               </w:rPr>
-              <w:t>发射与任务</w:t>
+              <w:t>发射与任务、其他动态</w:t>
             </w:r>
           </w:p>
         </w:tc>
@@ -839,7 +776,7 @@
                 <w:b w:val="0"/>
                 <w:sz w:val="19"/>
               </w:rPr>
-              <w:t>Blue Origin Reassembles New Glenn Access Tower at Cape Canaveral After Hot-Fire Test Explosion in May</w:t>
+              <w:t>Blue Origin's New Glenn rocket nails first-ever droneship landing</w:t>
             </w:r>
           </w:p>
         </w:tc>
@@ -864,94 +801,7 @@
                 <w:b w:val="0"/>
                 <w:sz w:val="19"/>
               </w:rPr>
-              <w:t>星际荣耀</w:t>
-            </w:r>
-          </w:p>
-        </w:tc>
-        <w:tc>
-          <w:tcPr>
-            <w:tcW w:type="dxa" w:w="2075"/>
-            <w:vAlign w:val="center"/>
-          </w:tcPr>
-          <w:p>
-            <w:pPr>
-              <w:spacing w:after="0" w:line="252" w:lineRule="auto"/>
-              <w:jc w:val="center"/>
-            </w:pPr>
-            <w:r/>
-            <w:r>
-              <w:rPr>
-                <w:rFonts w:ascii="Kaiti SC" w:hAnsi="Kaiti SC" w:eastAsia="Kaiti SC" w:cs="Kaiti SC"/>
-                <w:b w:val="0"/>
-                <w:sz w:val="19"/>
-              </w:rPr>
-              <w:t>3</w:t>
-            </w:r>
-          </w:p>
-        </w:tc>
-        <w:tc>
-          <w:tcPr>
-            <w:tcW w:type="dxa" w:w="2075"/>
-            <w:vAlign w:val="center"/>
-          </w:tcPr>
-          <w:p>
-            <w:pPr>
-              <w:spacing w:after="0" w:line="252" w:lineRule="auto"/>
-              <w:jc w:val="center"/>
-            </w:pPr>
-            <w:r/>
-            <w:r>
-              <w:rPr>
-                <w:rFonts w:ascii="Kaiti SC" w:hAnsi="Kaiti SC" w:eastAsia="Kaiti SC" w:cs="Kaiti SC"/>
-                <w:b w:val="0"/>
-                <w:sz w:val="19"/>
-              </w:rPr>
-              <w:t>发射与任务</w:t>
-            </w:r>
-          </w:p>
-        </w:tc>
-        <w:tc>
-          <w:tcPr>
-            <w:tcW w:type="dxa" w:w="2075"/>
-            <w:vAlign w:val="center"/>
-          </w:tcPr>
-          <w:p>
-            <w:pPr>
-              <w:spacing w:after="0" w:line="252" w:lineRule="auto"/>
-            </w:pPr>
-            <w:r/>
-            <w:r>
-              <w:rPr>
-                <w:rFonts w:ascii="Kaiti SC" w:hAnsi="Kaiti SC" w:eastAsia="Kaiti SC" w:cs="Kaiti SC"/>
-                <w:b w:val="0"/>
-                <w:sz w:val="19"/>
-              </w:rPr>
-              <w:t>商业运载火箭结构研制提速：深蓝航天星云二号贮箱下线，星际荣耀双曲线三号完成关键静力试验 - 未来天玑</w:t>
-            </w:r>
-          </w:p>
-        </w:tc>
-      </w:tr>
-      <w:tr>
-        <w:trPr>
-          <w:cantSplit/>
-        </w:trPr>
-        <w:tc>
-          <w:tcPr>
-            <w:tcW w:type="dxa" w:w="2075"/>
-            <w:vAlign w:val="center"/>
-          </w:tcPr>
-          <w:p>
-            <w:pPr>
-              <w:spacing w:after="0" w:line="252" w:lineRule="auto"/>
-            </w:pPr>
-            <w:r/>
-            <w:r>
-              <w:rPr>
-                <w:rFonts w:ascii="Kaiti SC" w:hAnsi="Kaiti SC" w:eastAsia="Kaiti SC" w:cs="Kaiti SC"/>
-                <w:b w:val="0"/>
-                <w:sz w:val="19"/>
-              </w:rPr>
-              <w:t>中科宇航</w:t>
+              <w:t>垣信卫星</w:t>
             </w:r>
           </w:p>
         </w:tc>
@@ -993,7 +843,7 @@
                 <w:b w:val="0"/>
                 <w:sz w:val="19"/>
               </w:rPr>
-              <w:t>发射与任务</w:t>
+              <w:t>其他动态</w:t>
             </w:r>
           </w:p>
         </w:tc>
@@ -1013,7 +863,7 @@
                 <w:b w:val="0"/>
                 <w:sz w:val="19"/>
               </w:rPr>
-              <w:t>[朝闻天下]力箭二号遥二运载火箭转运至发射区 - CCTV</w:t>
+              <w:t>上海打造全球卫星互联网产业高地 “千帆星座”年内冲刺324 颗在轨力争具备商业化运行基本条件2026-10-28 - 上海市人民政府</w:t>
             </w:r>
           </w:p>
         </w:tc>
@@ -1050,7 +900,7 @@
           <w:rFonts w:ascii="Kaiti SC" w:hAnsi="Kaiti SC" w:eastAsia="Kaiti SC" w:cs="Kaiti SC"/>
           <w:sz w:val="21"/>
         </w:rPr>
-        <w:t>[1] 2026-10-27｜NASASpaceflight｜SpaceX：Launch Preview: Falcon 9 and GSLV rockets scheduled to launch</w:t>
+        <w:t>[1] 2026-10-28｜Wccftech｜SpaceX：SpaceX Tells FAA It Alone Expects 10,000 Launches A Year, As It Gears Up To Target $28.5 Trillion Market That Elon Musk Believes Is Inadequate - Wccftech</w:t>
       </w:r>
     </w:p>
     <w:p>
@@ -1071,7 +921,7 @@
           <w:rFonts w:ascii="Kaiti SC" w:hAnsi="Kaiti SC" w:eastAsia="Kaiti SC" w:cs="Kaiti SC"/>
           <w:sz w:val="21"/>
         </w:rPr>
-        <w:t>[2] 2026-10-27｜edhat｜SpaceX：SpaceX Plans Back-to-Back Vandenberg Launches as California Sets New Annual Record - edhat</w:t>
+        <w:t>[2] 2026-10-28｜bing.com｜Blue Origin：Blue Origin's New Glenn rocket nails first-ever droneship landing</w:t>
       </w:r>
     </w:p>
     <w:p>
@@ -1092,7 +942,7 @@
           <w:rFonts w:ascii="Kaiti SC" w:hAnsi="Kaiti SC" w:eastAsia="Kaiti SC" w:cs="Kaiti SC"/>
           <w:sz w:val="21"/>
         </w:rPr>
-        <w:t>[3] 2026-10-27｜bing.com｜SpaceX：SpaceX launches Starlink satellites on 117th Falcon 9 flight of 2026,</w:t>
+        <w:t>[3] 2026-10-28｜bing.com｜SpaceX：Pentagon watchdog tells lawmakers it won't investigate Starlink slowdowns to Ukraine</w:t>
       </w:r>
     </w:p>
     <w:p>
@@ -1113,7 +963,7 @@
           <w:rFonts w:ascii="Kaiti SC" w:hAnsi="Kaiti SC" w:eastAsia="Kaiti SC" w:cs="Kaiti SC"/>
           <w:sz w:val="21"/>
         </w:rPr>
-        <w:t>[4] 2026-10-27｜TradingView｜SpaceX：SPCX Finds A Spot On BofA’s Top Stock Picks List As Falcon 9 Delivers 27 Starlink Satellites To Orbit - TradingView</w:t>
+        <w:t>[4] 2026-10-28｜bing.com｜SpaceX：Spectacular Launch of Falcon 9 Rocket Carrying Starlink Satellites</w:t>
       </w:r>
     </w:p>
     <w:p>
@@ -1134,7 +984,7 @@
           <w:rFonts w:ascii="Kaiti SC" w:hAnsi="Kaiti SC" w:eastAsia="Kaiti SC" w:cs="Kaiti SC"/>
           <w:sz w:val="21"/>
         </w:rPr>
-        <w:t>[5] 2026-10-27｜bing.com｜Blue Origin：Blue Origin Reassembles New Glenn Access Tower at Cape Canaveral After Hot-Fire Test Explosion in May</w:t>
+        <w:t>[5] 2026-10-28｜bing.com｜SpaceX：Spectacular Launch of Falcon 9 Rocket Carrying Starlink Satellites</w:t>
       </w:r>
     </w:p>
     <w:p>
@@ -1155,7 +1005,7 @@
           <w:rFonts w:ascii="Kaiti SC" w:hAnsi="Kaiti SC" w:eastAsia="Kaiti SC" w:cs="Kaiti SC"/>
           <w:sz w:val="21"/>
         </w:rPr>
-        <w:t>[6] 2026-10-27｜bing.com｜Blue Origin：Blue Origin Reassembles New Glenn Access Tower at Cape Canaveral After Hot-Fire Test Explosion in May</w:t>
+        <w:t>[6] 2026-10-28｜bing.com｜SpaceX：Spectacular Launch of Falcon 9 Rocket Carrying Starlink Satellites</w:t>
       </w:r>
     </w:p>
     <w:p>
@@ -1176,7 +1026,7 @@
           <w:rFonts w:ascii="Kaiti SC" w:hAnsi="Kaiti SC" w:eastAsia="Kaiti SC" w:cs="Kaiti SC"/>
           <w:sz w:val="21"/>
         </w:rPr>
-        <w:t>[7] 2026-10-27｜space.com｜SpaceX：SpaceX Falcon 9 launches early morning Starlink mission from California (video)</w:t>
+        <w:t>[7] 2026-10-28｜bing.com｜Blue Origin：Why New Glenn’s maiden flight put Blue Origin’s Space Force certification at stake</w:t>
       </w:r>
     </w:p>
     <w:p>
@@ -1197,7 +1047,7 @@
           <w:rFonts w:ascii="Kaiti SC" w:hAnsi="Kaiti SC" w:eastAsia="Kaiti SC" w:cs="Kaiti SC"/>
           <w:sz w:val="21"/>
         </w:rPr>
-        <w:t>[8] 2026-10-27｜未来天玑｜星际荣耀：商业运载火箭结构研制提速：深蓝航天星云二号贮箱下线，星际荣耀双曲线三号完成关键静力试验 - 未来天玑</w:t>
+        <w:t>[8] 2026-10-28｜bing.com｜Blue Origin：Blue Origin still pushing for return to flight of New Glenn this year</w:t>
       </w:r>
     </w:p>
     <w:p>
@@ -1218,7 +1068,7 @@
           <w:rFonts w:ascii="Kaiti SC" w:hAnsi="Kaiti SC" w:eastAsia="Kaiti SC" w:cs="Kaiti SC"/>
           <w:sz w:val="21"/>
         </w:rPr>
-        <w:t>[9] 2026-10-27｜WFTV｜Blue Origin：Blue Origin construction ramps up on new launch pad for larger New Glenn rocket - WFTV</w:t>
+        <w:t>[9] 2026-10-28｜bing.com｜Blue Origin：Blue Origin still pushing for return to flight of New Glenn this year</w:t>
       </w:r>
     </w:p>
     <w:p>
@@ -1239,7 +1089,7 @@
           <w:rFonts w:ascii="Kaiti SC" w:hAnsi="Kaiti SC" w:eastAsia="Kaiti SC" w:cs="Kaiti SC"/>
           <w:sz w:val="21"/>
         </w:rPr>
-        <w:t>[10] 2026-10-27｜FOX 35 Orlando｜Blue Origin：Blue Origin rebuilds its launch pad, expanding operations - FOX 35 Orlando</w:t>
+        <w:t>[10] 2026-10-28｜bing.com｜Blue Origin：Blue Origin still pushing for return to flight of New Glenn this year</w:t>
       </w:r>
     </w:p>
     <w:p>
@@ -1260,70 +1110,7 @@
           <w:rFonts w:ascii="Kaiti SC" w:hAnsi="Kaiti SC" w:eastAsia="Kaiti SC" w:cs="Kaiti SC"/>
           <w:sz w:val="21"/>
         </w:rPr>
-        <w:t>[11] 2026-10-27｜观点网｜星际荣耀：星际荣耀双曲线三号运载火箭完成关键静力试验 - 观点网</w:t>
-      </w:r>
-    </w:p>
-    <w:p>
-      <w:pPr>
-        <w:keepLines/>
-        <w:spacing w:after="60"/>
-        <w:ind w:left="369" w:hanging="227"/>
-      </w:pPr>
-      <w:r>
-        <w:rPr>
-          <w:rFonts w:ascii="Kaiti SC" w:hAnsi="Kaiti SC" w:eastAsia="Kaiti SC" w:cs="Kaiti SC"/>
-          <w:sz w:val="21"/>
-        </w:rPr>
-        <w:t xml:space="preserve">✓ </w:t>
-      </w:r>
-      <w:r>
-        <w:rPr>
-          <w:rFonts w:ascii="Kaiti SC" w:hAnsi="Kaiti SC" w:eastAsia="Kaiti SC" w:cs="Kaiti SC"/>
-          <w:sz w:val="21"/>
-        </w:rPr>
-        <w:t>[12] 2026-10-27｜观点网｜星际荣耀：星际荣耀双曲线三号运载火箭完成关键静力试验 - 观点网</w:t>
-      </w:r>
-    </w:p>
-    <w:p>
-      <w:pPr>
-        <w:keepLines/>
-        <w:spacing w:after="60"/>
-        <w:ind w:left="369" w:hanging="227"/>
-      </w:pPr>
-      <w:r>
-        <w:rPr>
-          <w:rFonts w:ascii="Kaiti SC" w:hAnsi="Kaiti SC" w:eastAsia="Kaiti SC" w:cs="Kaiti SC"/>
-          <w:sz w:val="21"/>
-        </w:rPr>
-        <w:t xml:space="preserve">✓ </w:t>
-      </w:r>
-      <w:r>
-        <w:rPr>
-          <w:rFonts w:ascii="Kaiti SC" w:hAnsi="Kaiti SC" w:eastAsia="Kaiti SC" w:cs="Kaiti SC"/>
-          <w:sz w:val="21"/>
-        </w:rPr>
-        <w:t>[13] 2026-10-27｜CCTV｜中科宇航：[朝闻天下]力箭二号遥二运载火箭转运至发射区 - CCTV</w:t>
-      </w:r>
-    </w:p>
-    <w:p>
-      <w:pPr>
-        <w:keepLines/>
-        <w:spacing w:after="60"/>
-        <w:ind w:left="369" w:hanging="227"/>
-      </w:pPr>
-      <w:r>
-        <w:rPr>
-          <w:rFonts w:ascii="Kaiti SC" w:hAnsi="Kaiti SC" w:eastAsia="Kaiti SC" w:cs="Kaiti SC"/>
-          <w:sz w:val="21"/>
-        </w:rPr>
-        <w:t xml:space="preserve">✓ </w:t>
-      </w:r>
-      <w:r>
-        <w:rPr>
-          <w:rFonts w:ascii="Kaiti SC" w:hAnsi="Kaiti SC" w:eastAsia="Kaiti SC" w:cs="Kaiti SC"/>
-          <w:sz w:val="21"/>
-        </w:rPr>
-        <w:t>[14] 2026-10-27｜bing.com｜Blue Origin：Blue Origin rebuilds tower at Cape Canaveral Space Force Base 5 months after New Glenn explosion, CEO says</w:t>
+        <w:t>[11] 2026-10-28｜上海市人民政府｜垣信卫星：上海打造全球卫星互联网产业高地 “千帆星座”年内冲刺324 颗在轨力争具备商业化运行基本条件2026-10-28 - 上海市人民政府</w:t>
       </w:r>
     </w:p>
     <w:sectPr>

--- a/docs/data/reports/daily-documents/latest/previous_daily_report.docx
+++ b/docs/data/reports/daily-documents/latest/previous_daily_report.docx
@@ -26,7 +26,7 @@
           <w:rFonts w:ascii="Kaiti SC" w:hAnsi="Kaiti SC" w:eastAsia="Kaiti SC" w:cs="Kaiti SC"/>
           <w:sz w:val="21"/>
         </w:rPr>
-        <w:t>2026-10-28（上一自然日）</w:t>
+        <w:t>2026-10-29（上一自然日）</w:t>
       </w:r>
     </w:p>
     <w:tbl>
@@ -81,7 +81,7 @@
                 <w:b w:val="0"/>
                 <w:sz w:val="19"/>
               </w:rPr>
-              <w:t>2026-10-28</w:t>
+              <w:t>2026-10-29</w:t>
             </w:r>
           </w:p>
         </w:tc>
@@ -127,7 +127,7 @@
                 <w:b w:val="0"/>
                 <w:sz w:val="19"/>
               </w:rPr>
-              <w:t>23 条 / 3 家</w:t>
+              <w:t>25 条 / 5 家</w:t>
             </w:r>
           </w:p>
         </w:tc>
@@ -173,7 +173,7 @@
                 <w:b w:val="0"/>
                 <w:sz w:val="19"/>
               </w:rPr>
-              <w:t>8 个</w:t>
+              <w:t>12 个</w:t>
             </w:r>
           </w:p>
         </w:tc>
@@ -219,7 +219,7 @@
                 <w:b w:val="0"/>
                 <w:sz w:val="19"/>
               </w:rPr>
-              <w:t>2026-10-29</w:t>
+              <w:t>2026-10-30</w:t>
             </w:r>
           </w:p>
         </w:tc>
@@ -245,7 +245,7 @@
     </w:p>
     <w:p>
       <w:r>
-        <w:t>2026-10-28 共归档 23 条新闻，覆盖 3 家公司、8 个信息来源。 新闻量较多的公司包括 SpaceX、Blue Origin、垣信卫星。</w:t>
+        <w:t>2026-10-29 共归档 25 条新闻，覆盖 5 家公司、12 个信息来源。 新闻量较多的公司包括 SpaceX、Blue Origin、蓝箭航天、中科宇航。</w:t>
       </w:r>
     </w:p>
     <w:p>
@@ -279,7 +279,7 @@
           <w:rFonts w:ascii="Kaiti SC" w:hAnsi="Kaiti SC" w:eastAsia="Kaiti SC" w:cs="Kaiti SC"/>
           <w:sz w:val="21"/>
         </w:rPr>
-        <w:t>【发射与任务】SpaceX：SpaceX Tells FAA It Alone Expects 10,000 Launches A Year, As It Gears Up To Target $28.5 Trillion Market That Elon Musk Believes Is Inadequate - Wccftech （Wccftech）</w:t>
+        <w:t>【其他动态】SpaceX：T-Mobile CEO rules out letting SpaceX's Starlink Mobile run on its network （bing.com）</w:t>
       </w:r>
     </w:p>
     <w:p>
@@ -300,7 +300,7 @@
           <w:rFonts w:ascii="Kaiti SC" w:hAnsi="Kaiti SC" w:eastAsia="Kaiti SC" w:cs="Kaiti SC"/>
           <w:sz w:val="21"/>
         </w:rPr>
-        <w:t>【发射与任务】Blue Origin：Blue Origin's New Glenn rocket nails first-ever droneship landing （bing.com）</w:t>
+        <w:t>【发射与任务】Blue Origin：Blue Origin Launches Earth's First Space Manufacturing Apprenticeship Program - Blue Origin （Blue Origin）</w:t>
       </w:r>
     </w:p>
     <w:p>
@@ -321,7 +321,7 @@
           <w:rFonts w:ascii="Kaiti SC" w:hAnsi="Kaiti SC" w:eastAsia="Kaiti SC" w:cs="Kaiti SC"/>
           <w:sz w:val="21"/>
         </w:rPr>
-        <w:t>【其他动态】SpaceX：Pentagon watchdog tells lawmakers it won't investigate Starlink slowdowns to Ukraine （bing.com）</w:t>
+        <w:t>【发射与任务】Blue Origin：Blue Origin Reconstructs Launch Complex 36 Tower, Targets November Return to Flight for New Glenn - SatNews Publishers （SatNews Publishers）</w:t>
       </w:r>
     </w:p>
     <w:p>
@@ -342,7 +342,7 @@
           <w:rFonts w:ascii="Kaiti SC" w:hAnsi="Kaiti SC" w:eastAsia="Kaiti SC" w:cs="Kaiti SC"/>
           <w:sz w:val="21"/>
         </w:rPr>
-        <w:t>【发射与任务】SpaceX：Spectacular Launch of Falcon 9 Rocket Carrying Starlink Satellites （bing.com）</w:t>
+        <w:t>【发射与任务】SpaceX：SpaceX fires up Starship upper stage ahead of landmark Flight 15 test launch (video) （space.com）</w:t>
       </w:r>
     </w:p>
     <w:p>
@@ -363,7 +363,7 @@
           <w:rFonts w:ascii="Kaiti SC" w:hAnsi="Kaiti SC" w:eastAsia="Kaiti SC" w:cs="Kaiti SC"/>
           <w:sz w:val="21"/>
         </w:rPr>
-        <w:t>【发射与任务】SpaceX：Spectacular Launch of Falcon 9 Rocket Carrying Starlink Satellites （bing.com）</w:t>
+        <w:t>【发射与任务】中科宇航：成飞研究所“某飞行器运载火箭发射服务”中标候选人公示：蓝箭航天、中科宇航入围 - 东方财富 （东方财富）</w:t>
       </w:r>
     </w:p>
     <w:p>
@@ -384,7 +384,7 @@
           <w:rFonts w:ascii="Kaiti SC" w:hAnsi="Kaiti SC" w:eastAsia="Kaiti SC" w:cs="Kaiti SC"/>
           <w:sz w:val="21"/>
         </w:rPr>
-        <w:t>【发射与任务】SpaceX：Spectacular Launch of Falcon 9 Rocket Carrying Starlink Satellites （bing.com）</w:t>
+        <w:t>【发射与任务】SpaceX：Falcon 9 Launch of Starlink Satellites Scheduled For Late Friday Into Early Saturday （bing.com）</w:t>
       </w:r>
     </w:p>
     <w:p>
@@ -405,7 +405,7 @@
           <w:rFonts w:ascii="Kaiti SC" w:hAnsi="Kaiti SC" w:eastAsia="Kaiti SC" w:cs="Kaiti SC"/>
           <w:sz w:val="21"/>
         </w:rPr>
-        <w:t>【发射与任务】Blue Origin：Why New Glenn’s maiden flight put Blue Origin’s Space Force certification at stake （bing.com）</w:t>
+        <w:t>【发射与任务】SpaceX：SpaceX's Starfall capsule delivers cargo for US Air Force in landmark 'point to point' space mission （space.com）</w:t>
       </w:r>
     </w:p>
     <w:p>
@@ -426,7 +426,7 @@
           <w:rFonts w:ascii="Kaiti SC" w:hAnsi="Kaiti SC" w:eastAsia="Kaiti SC" w:cs="Kaiti SC"/>
           <w:sz w:val="21"/>
         </w:rPr>
-        <w:t>【发射与任务】Blue Origin：Blue Origin still pushing for return to flight of New Glenn this year （bing.com）</w:t>
+        <w:t>【其他动态】SpaceX：Get ready for the ‘Year of Starlink’ as airlines battle over superfast WiFi （bing.com）</w:t>
       </w:r>
     </w:p>
     <w:p>
@@ -447,7 +447,7 @@
           <w:rFonts w:ascii="Kaiti SC" w:hAnsi="Kaiti SC" w:eastAsia="Kaiti SC" w:cs="Kaiti SC"/>
           <w:sz w:val="21"/>
         </w:rPr>
-        <w:t>【发射与任务】Blue Origin：Blue Origin still pushing for return to flight of New Glenn this year （bing.com）</w:t>
+        <w:t>【发射与任务】Blue Origin：Bezos’ Blue Origin is growing with new facility in Des Moines （bing.com）</w:t>
       </w:r>
     </w:p>
     <w:p>
@@ -468,7 +468,7 @@
           <w:rFonts w:ascii="Kaiti SC" w:hAnsi="Kaiti SC" w:eastAsia="Kaiti SC" w:cs="Kaiti SC"/>
           <w:sz w:val="21"/>
         </w:rPr>
-        <w:t>【发射与任务】Blue Origin：Blue Origin still pushing for return to flight of New Glenn this year （bing.com）</w:t>
+        <w:t>【发射与任务】中科宇航：成飞研究所“某飞行器运载火箭发射服务”中标候选人公示：蓝箭航天、中科宇航入围 - 新浪财经 （新浪财经）</w:t>
       </w:r>
     </w:p>
     <w:p>
@@ -489,7 +489,112 @@
           <w:rFonts w:ascii="Kaiti SC" w:hAnsi="Kaiti SC" w:eastAsia="Kaiti SC" w:cs="Kaiti SC"/>
           <w:sz w:val="21"/>
         </w:rPr>
-        <w:t>【其他动态】垣信卫星：上海打造全球卫星互联网产业高地 “千帆星座”年内冲刺324 颗在轨力争具备商业化运行基本条件2026-10-28 - 上海市人民政府 （上海市人民政府）</w:t>
+        <w:t>【其他动态】星际荣耀：一年多没发火箭的民商火箭公司星际荣耀，押注可复用型号双曲线三号 - 搜狐网 （搜狐网）</w:t>
+      </w:r>
+    </w:p>
+    <w:p>
+      <w:pPr>
+        <w:keepLines/>
+        <w:spacing w:after="60"/>
+        <w:ind w:left="369" w:hanging="227"/>
+      </w:pPr>
+      <w:r>
+        <w:rPr>
+          <w:rFonts w:ascii="Kaiti SC" w:hAnsi="Kaiti SC" w:eastAsia="Kaiti SC" w:cs="Kaiti SC"/>
+          <w:sz w:val="21"/>
+        </w:rPr>
+        <w:t xml:space="preserve">➢ </w:t>
+      </w:r>
+      <w:r>
+        <w:rPr>
+          <w:rFonts w:ascii="Kaiti SC" w:hAnsi="Kaiti SC" w:eastAsia="Kaiti SC" w:cs="Kaiti SC"/>
+          <w:sz w:val="21"/>
+        </w:rPr>
+        <w:t>【产品与技术】Blue Origin：Debrief: New Glenn Debut, Take 2 - Aviation Week （Aviation Week）</w:t>
+      </w:r>
+    </w:p>
+    <w:p>
+      <w:pPr>
+        <w:keepLines/>
+        <w:spacing w:after="60"/>
+        <w:ind w:left="369" w:hanging="227"/>
+      </w:pPr>
+      <w:r>
+        <w:rPr>
+          <w:rFonts w:ascii="Kaiti SC" w:hAnsi="Kaiti SC" w:eastAsia="Kaiti SC" w:cs="Kaiti SC"/>
+          <w:sz w:val="21"/>
+        </w:rPr>
+        <w:t xml:space="preserve">➢ </w:t>
+      </w:r>
+      <w:r>
+        <w:rPr>
+          <w:rFonts w:ascii="Kaiti SC" w:hAnsi="Kaiti SC" w:eastAsia="Kaiti SC" w:cs="Kaiti SC"/>
+          <w:sz w:val="21"/>
+        </w:rPr>
+        <w:t>【发射与任务】蓝箭航天：成飞研究所“某飞行器运载火箭发射服务”中标候选人公示：蓝箭航天、中科宇航入围 - 东方财富 （东方财富）</w:t>
+      </w:r>
+    </w:p>
+    <w:p>
+      <w:pPr>
+        <w:keepLines/>
+        <w:spacing w:after="60"/>
+        <w:ind w:left="369" w:hanging="227"/>
+      </w:pPr>
+      <w:r>
+        <w:rPr>
+          <w:rFonts w:ascii="Kaiti SC" w:hAnsi="Kaiti SC" w:eastAsia="Kaiti SC" w:cs="Kaiti SC"/>
+          <w:sz w:val="21"/>
+        </w:rPr>
+        <w:t xml:space="preserve">➢ </w:t>
+      </w:r>
+      <w:r>
+        <w:rPr>
+          <w:rFonts w:ascii="Kaiti SC" w:hAnsi="Kaiti SC" w:eastAsia="Kaiti SC" w:cs="Kaiti SC"/>
+          <w:sz w:val="21"/>
+        </w:rPr>
+        <w:t>【订单与合作】蓝箭航天：蓝箭航天、中科宇航，中标候选 - 搜狐网 （搜狐网）</w:t>
+      </w:r>
+    </w:p>
+    <w:p>
+      <w:pPr>
+        <w:keepLines/>
+        <w:spacing w:after="60"/>
+        <w:ind w:left="369" w:hanging="227"/>
+      </w:pPr>
+      <w:r>
+        <w:rPr>
+          <w:rFonts w:ascii="Kaiti SC" w:hAnsi="Kaiti SC" w:eastAsia="Kaiti SC" w:cs="Kaiti SC"/>
+          <w:sz w:val="21"/>
+        </w:rPr>
+        <w:t xml:space="preserve">➢ </w:t>
+      </w:r>
+      <w:r>
+        <w:rPr>
+          <w:rFonts w:ascii="Kaiti SC" w:hAnsi="Kaiti SC" w:eastAsia="Kaiti SC" w:cs="Kaiti SC"/>
+          <w:sz w:val="21"/>
+        </w:rPr>
+        <w:t>【订单与合作】蓝箭航天：蓝箭航天、中科宇航，中标候选 - 搜狐网 （搜狐网）</w:t>
+      </w:r>
+    </w:p>
+    <w:p>
+      <w:pPr>
+        <w:keepLines/>
+        <w:spacing w:after="60"/>
+        <w:ind w:left="369" w:hanging="227"/>
+      </w:pPr>
+      <w:r>
+        <w:rPr>
+          <w:rFonts w:ascii="Kaiti SC" w:hAnsi="Kaiti SC" w:eastAsia="Kaiti SC" w:cs="Kaiti SC"/>
+          <w:sz w:val="21"/>
+        </w:rPr>
+        <w:t xml:space="preserve">➢ </w:t>
+      </w:r>
+      <w:r>
+        <w:rPr>
+          <w:rFonts w:ascii="Kaiti SC" w:hAnsi="Kaiti SC" w:eastAsia="Kaiti SC" w:cs="Kaiti SC"/>
+          <w:sz w:val="21"/>
+        </w:rPr>
+        <w:t>【发射与任务】蓝箭航天：蓝箭航天成功中标“昊龙飞船”发射任务！ - 手机网易网 （手机网易网）</w:t>
       </w:r>
     </w:p>
     <w:p>
@@ -648,7 +753,7 @@
                 <w:b w:val="0"/>
                 <w:sz w:val="19"/>
               </w:rPr>
-              <w:t>13</w:t>
+              <w:t>14</w:t>
             </w:r>
           </w:p>
         </w:tc>
@@ -669,7 +774,7 @@
                 <w:b w:val="0"/>
                 <w:sz w:val="19"/>
               </w:rPr>
-              <w:t>发射与任务、其他动态</w:t>
+              <w:t>其他动态、发射与任务、订单与合作</w:t>
             </w:r>
           </w:p>
         </w:tc>
@@ -689,7 +794,7 @@
                 <w:b w:val="0"/>
                 <w:sz w:val="19"/>
               </w:rPr>
-              <w:t>SpaceX Tells FAA It Alone Expects 10,000 Launches A Year, As It Gears Up To Target $28.5 Trillion Market That Elon Musk Believes Is Inadequate - Wccftech</w:t>
+              <w:t>T-Mobile CEO rules out letting SpaceX's Starlink Mobile run on its network</w:t>
             </w:r>
           </w:p>
         </w:tc>
@@ -735,7 +840,7 @@
                 <w:b w:val="0"/>
                 <w:sz w:val="19"/>
               </w:rPr>
-              <w:t>9</w:t>
+              <w:t>4</w:t>
             </w:r>
           </w:p>
         </w:tc>
@@ -756,7 +861,7 @@
                 <w:b w:val="0"/>
                 <w:sz w:val="19"/>
               </w:rPr>
-              <w:t>发射与任务、其他动态</w:t>
+              <w:t>发射与任务、产品与技术</w:t>
             </w:r>
           </w:p>
         </w:tc>
@@ -776,7 +881,7 @@
                 <w:b w:val="0"/>
                 <w:sz w:val="19"/>
               </w:rPr>
-              <w:t>Blue Origin's New Glenn rocket nails first-ever droneship landing</w:t>
+              <w:t>Blue Origin Launches Earth's First Space Manufacturing Apprenticeship Program - Blue Origin</w:t>
             </w:r>
           </w:p>
         </w:tc>
@@ -801,7 +906,181 @@
                 <w:b w:val="0"/>
                 <w:sz w:val="19"/>
               </w:rPr>
-              <w:t>垣信卫星</w:t>
+              <w:t>蓝箭航天</w:t>
+            </w:r>
+          </w:p>
+        </w:tc>
+        <w:tc>
+          <w:tcPr>
+            <w:tcW w:type="dxa" w:w="2075"/>
+            <w:vAlign w:val="center"/>
+          </w:tcPr>
+          <w:p>
+            <w:pPr>
+              <w:spacing w:after="0" w:line="252" w:lineRule="auto"/>
+              <w:jc w:val="center"/>
+            </w:pPr>
+            <w:r/>
+            <w:r>
+              <w:rPr>
+                <w:rFonts w:ascii="Kaiti SC" w:hAnsi="Kaiti SC" w:eastAsia="Kaiti SC" w:cs="Kaiti SC"/>
+                <w:b w:val="0"/>
+                <w:sz w:val="19"/>
+              </w:rPr>
+              <w:t>4</w:t>
+            </w:r>
+          </w:p>
+        </w:tc>
+        <w:tc>
+          <w:tcPr>
+            <w:tcW w:type="dxa" w:w="2075"/>
+            <w:vAlign w:val="center"/>
+          </w:tcPr>
+          <w:p>
+            <w:pPr>
+              <w:spacing w:after="0" w:line="252" w:lineRule="auto"/>
+              <w:jc w:val="center"/>
+            </w:pPr>
+            <w:r/>
+            <w:r>
+              <w:rPr>
+                <w:rFonts w:ascii="Kaiti SC" w:hAnsi="Kaiti SC" w:eastAsia="Kaiti SC" w:cs="Kaiti SC"/>
+                <w:b w:val="0"/>
+                <w:sz w:val="19"/>
+              </w:rPr>
+              <w:t>发射与任务、订单与合作</w:t>
+            </w:r>
+          </w:p>
+        </w:tc>
+        <w:tc>
+          <w:tcPr>
+            <w:tcW w:type="dxa" w:w="2075"/>
+            <w:vAlign w:val="center"/>
+          </w:tcPr>
+          <w:p>
+            <w:pPr>
+              <w:spacing w:after="0" w:line="252" w:lineRule="auto"/>
+            </w:pPr>
+            <w:r/>
+            <w:r>
+              <w:rPr>
+                <w:rFonts w:ascii="Kaiti SC" w:hAnsi="Kaiti SC" w:eastAsia="Kaiti SC" w:cs="Kaiti SC"/>
+                <w:b w:val="0"/>
+                <w:sz w:val="19"/>
+              </w:rPr>
+              <w:t>成飞研究所“某飞行器运载火箭发射服务”中标候选人公示：蓝箭航天、中科宇航入围 - 东方财富</w:t>
+            </w:r>
+          </w:p>
+        </w:tc>
+      </w:tr>
+      <w:tr>
+        <w:trPr>
+          <w:cantSplit/>
+        </w:trPr>
+        <w:tc>
+          <w:tcPr>
+            <w:tcW w:type="dxa" w:w="2075"/>
+            <w:vAlign w:val="center"/>
+          </w:tcPr>
+          <w:p>
+            <w:pPr>
+              <w:spacing w:after="0" w:line="252" w:lineRule="auto"/>
+            </w:pPr>
+            <w:r/>
+            <w:r>
+              <w:rPr>
+                <w:rFonts w:ascii="Kaiti SC" w:hAnsi="Kaiti SC" w:eastAsia="Kaiti SC" w:cs="Kaiti SC"/>
+                <w:b w:val="0"/>
+                <w:sz w:val="19"/>
+              </w:rPr>
+              <w:t>中科宇航</w:t>
+            </w:r>
+          </w:p>
+        </w:tc>
+        <w:tc>
+          <w:tcPr>
+            <w:tcW w:type="dxa" w:w="2075"/>
+            <w:vAlign w:val="center"/>
+          </w:tcPr>
+          <w:p>
+            <w:pPr>
+              <w:spacing w:after="0" w:line="252" w:lineRule="auto"/>
+              <w:jc w:val="center"/>
+            </w:pPr>
+            <w:r/>
+            <w:r>
+              <w:rPr>
+                <w:rFonts w:ascii="Kaiti SC" w:hAnsi="Kaiti SC" w:eastAsia="Kaiti SC" w:cs="Kaiti SC"/>
+                <w:b w:val="0"/>
+                <w:sz w:val="19"/>
+              </w:rPr>
+              <w:t>2</w:t>
+            </w:r>
+          </w:p>
+        </w:tc>
+        <w:tc>
+          <w:tcPr>
+            <w:tcW w:type="dxa" w:w="2075"/>
+            <w:vAlign w:val="center"/>
+          </w:tcPr>
+          <w:p>
+            <w:pPr>
+              <w:spacing w:after="0" w:line="252" w:lineRule="auto"/>
+              <w:jc w:val="center"/>
+            </w:pPr>
+            <w:r/>
+            <w:r>
+              <w:rPr>
+                <w:rFonts w:ascii="Kaiti SC" w:hAnsi="Kaiti SC" w:eastAsia="Kaiti SC" w:cs="Kaiti SC"/>
+                <w:b w:val="0"/>
+                <w:sz w:val="19"/>
+              </w:rPr>
+              <w:t>发射与任务</w:t>
+            </w:r>
+          </w:p>
+        </w:tc>
+        <w:tc>
+          <w:tcPr>
+            <w:tcW w:type="dxa" w:w="2075"/>
+            <w:vAlign w:val="center"/>
+          </w:tcPr>
+          <w:p>
+            <w:pPr>
+              <w:spacing w:after="0" w:line="252" w:lineRule="auto"/>
+            </w:pPr>
+            <w:r/>
+            <w:r>
+              <w:rPr>
+                <w:rFonts w:ascii="Kaiti SC" w:hAnsi="Kaiti SC" w:eastAsia="Kaiti SC" w:cs="Kaiti SC"/>
+                <w:b w:val="0"/>
+                <w:sz w:val="19"/>
+              </w:rPr>
+              <w:t>成飞研究所“某飞行器运载火箭发射服务”中标候选人公示：蓝箭航天、中科宇航入围 - 东方财富</w:t>
+            </w:r>
+          </w:p>
+        </w:tc>
+      </w:tr>
+      <w:tr>
+        <w:trPr>
+          <w:cantSplit/>
+        </w:trPr>
+        <w:tc>
+          <w:tcPr>
+            <w:tcW w:type="dxa" w:w="2075"/>
+            <w:vAlign w:val="center"/>
+          </w:tcPr>
+          <w:p>
+            <w:pPr>
+              <w:spacing w:after="0" w:line="252" w:lineRule="auto"/>
+            </w:pPr>
+            <w:r/>
+            <w:r>
+              <w:rPr>
+                <w:rFonts w:ascii="Kaiti SC" w:hAnsi="Kaiti SC" w:eastAsia="Kaiti SC" w:cs="Kaiti SC"/>
+                <w:b w:val="0"/>
+                <w:sz w:val="19"/>
+              </w:rPr>
+              <w:t>星际荣耀</w:t>
             </w:r>
           </w:p>
         </w:tc>
@@ -863,7 +1142,7 @@
                 <w:b w:val="0"/>
                 <w:sz w:val="19"/>
               </w:rPr>
-              <w:t>上海打造全球卫星互联网产业高地 “千帆星座”年内冲刺324 颗在轨力争具备商业化运行基本条件2026-10-28 - 上海市人民政府</w:t>
+              <w:t>一年多没发火箭的民商火箭公司星际荣耀，押注可复用型号双曲线三号 - 搜狐网</w:t>
             </w:r>
           </w:p>
         </w:tc>
@@ -900,7 +1179,7 @@
           <w:rFonts w:ascii="Kaiti SC" w:hAnsi="Kaiti SC" w:eastAsia="Kaiti SC" w:cs="Kaiti SC"/>
           <w:sz w:val="21"/>
         </w:rPr>
-        <w:t>[1] 2026-10-28｜Wccftech｜SpaceX：SpaceX Tells FAA It Alone Expects 10,000 Launches A Year, As It Gears Up To Target $28.5 Trillion Market That Elon Musk Believes Is Inadequate - Wccftech</w:t>
+        <w:t>[1] 2026-10-29｜bing.com｜SpaceX：T-Mobile CEO rules out letting SpaceX's Starlink Mobile run on its network</w:t>
       </w:r>
     </w:p>
     <w:p>
@@ -921,7 +1200,7 @@
           <w:rFonts w:ascii="Kaiti SC" w:hAnsi="Kaiti SC" w:eastAsia="Kaiti SC" w:cs="Kaiti SC"/>
           <w:sz w:val="21"/>
         </w:rPr>
-        <w:t>[2] 2026-10-28｜bing.com｜Blue Origin：Blue Origin's New Glenn rocket nails first-ever droneship landing</w:t>
+        <w:t>[2] 2026-10-29｜Blue Origin｜Blue Origin：Blue Origin Launches Earth's First Space Manufacturing Apprenticeship Program - Blue Origin</w:t>
       </w:r>
     </w:p>
     <w:p>
@@ -942,7 +1221,7 @@
           <w:rFonts w:ascii="Kaiti SC" w:hAnsi="Kaiti SC" w:eastAsia="Kaiti SC" w:cs="Kaiti SC"/>
           <w:sz w:val="21"/>
         </w:rPr>
-        <w:t>[3] 2026-10-28｜bing.com｜SpaceX：Pentagon watchdog tells lawmakers it won't investigate Starlink slowdowns to Ukraine</w:t>
+        <w:t>[3] 2026-10-29｜SatNews Publishers｜Blue Origin：Blue Origin Reconstructs Launch Complex 36 Tower, Targets November Return to Flight for New Glenn - SatNews Publishers</w:t>
       </w:r>
     </w:p>
     <w:p>
@@ -963,7 +1242,7 @@
           <w:rFonts w:ascii="Kaiti SC" w:hAnsi="Kaiti SC" w:eastAsia="Kaiti SC" w:cs="Kaiti SC"/>
           <w:sz w:val="21"/>
         </w:rPr>
-        <w:t>[4] 2026-10-28｜bing.com｜SpaceX：Spectacular Launch of Falcon 9 Rocket Carrying Starlink Satellites</w:t>
+        <w:t>[4] 2026-10-29｜space.com｜SpaceX：SpaceX fires up Starship upper stage ahead of landmark Flight 15 test launch (video)</w:t>
       </w:r>
     </w:p>
     <w:p>
@@ -984,7 +1263,7 @@
           <w:rFonts w:ascii="Kaiti SC" w:hAnsi="Kaiti SC" w:eastAsia="Kaiti SC" w:cs="Kaiti SC"/>
           <w:sz w:val="21"/>
         </w:rPr>
-        <w:t>[5] 2026-10-28｜bing.com｜SpaceX：Spectacular Launch of Falcon 9 Rocket Carrying Starlink Satellites</w:t>
+        <w:t>[5] 2026-10-29｜东方财富｜中科宇航：成飞研究所“某飞行器运载火箭发射服务”中标候选人公示：蓝箭航天、中科宇航入围 - 东方财富</w:t>
       </w:r>
     </w:p>
     <w:p>
@@ -1005,7 +1284,7 @@
           <w:rFonts w:ascii="Kaiti SC" w:hAnsi="Kaiti SC" w:eastAsia="Kaiti SC" w:cs="Kaiti SC"/>
           <w:sz w:val="21"/>
         </w:rPr>
-        <w:t>[6] 2026-10-28｜bing.com｜SpaceX：Spectacular Launch of Falcon 9 Rocket Carrying Starlink Satellites</w:t>
+        <w:t>[6] 2026-10-29｜bing.com｜SpaceX：Falcon 9 Launch of Starlink Satellites Scheduled For Late Friday Into Early Saturday</w:t>
       </w:r>
     </w:p>
     <w:p>
@@ -1026,7 +1305,7 @@
           <w:rFonts w:ascii="Kaiti SC" w:hAnsi="Kaiti SC" w:eastAsia="Kaiti SC" w:cs="Kaiti SC"/>
           <w:sz w:val="21"/>
         </w:rPr>
-        <w:t>[7] 2026-10-28｜bing.com｜Blue Origin：Why New Glenn’s maiden flight put Blue Origin’s Space Force certification at stake</w:t>
+        <w:t>[7] 2026-10-29｜space.com｜SpaceX：SpaceX's Starfall capsule delivers cargo for US Air Force in landmark 'point to point' space mission</w:t>
       </w:r>
     </w:p>
     <w:p>
@@ -1047,7 +1326,7 @@
           <w:rFonts w:ascii="Kaiti SC" w:hAnsi="Kaiti SC" w:eastAsia="Kaiti SC" w:cs="Kaiti SC"/>
           <w:sz w:val="21"/>
         </w:rPr>
-        <w:t>[8] 2026-10-28｜bing.com｜Blue Origin：Blue Origin still pushing for return to flight of New Glenn this year</w:t>
+        <w:t>[8] 2026-10-29｜bing.com｜SpaceX：Get ready for the ‘Year of Starlink’ as airlines battle over superfast WiFi</w:t>
       </w:r>
     </w:p>
     <w:p>
@@ -1068,7 +1347,7 @@
           <w:rFonts w:ascii="Kaiti SC" w:hAnsi="Kaiti SC" w:eastAsia="Kaiti SC" w:cs="Kaiti SC"/>
           <w:sz w:val="21"/>
         </w:rPr>
-        <w:t>[9] 2026-10-28｜bing.com｜Blue Origin：Blue Origin still pushing for return to flight of New Glenn this year</w:t>
+        <w:t>[9] 2026-10-29｜bing.com｜Blue Origin：Bezos’ Blue Origin is growing with new facility in Des Moines</w:t>
       </w:r>
     </w:p>
     <w:p>
@@ -1089,7 +1368,7 @@
           <w:rFonts w:ascii="Kaiti SC" w:hAnsi="Kaiti SC" w:eastAsia="Kaiti SC" w:cs="Kaiti SC"/>
           <w:sz w:val="21"/>
         </w:rPr>
-        <w:t>[10] 2026-10-28｜bing.com｜Blue Origin：Blue Origin still pushing for return to flight of New Glenn this year</w:t>
+        <w:t>[10] 2026-10-29｜新浪财经｜中科宇航：成飞研究所“某飞行器运载火箭发射服务”中标候选人公示：蓝箭航天、中科宇航入围 - 新浪财经</w:t>
       </w:r>
     </w:p>
     <w:p>
@@ -1110,7 +1389,112 @@
           <w:rFonts w:ascii="Kaiti SC" w:hAnsi="Kaiti SC" w:eastAsia="Kaiti SC" w:cs="Kaiti SC"/>
           <w:sz w:val="21"/>
         </w:rPr>
-        <w:t>[11] 2026-10-28｜上海市人民政府｜垣信卫星：上海打造全球卫星互联网产业高地 “千帆星座”年内冲刺324 颗在轨力争具备商业化运行基本条件2026-10-28 - 上海市人民政府</w:t>
+        <w:t>[11] 2026-10-29｜搜狐网｜星际荣耀：一年多没发火箭的民商火箭公司星际荣耀，押注可复用型号双曲线三号 - 搜狐网</w:t>
+      </w:r>
+    </w:p>
+    <w:p>
+      <w:pPr>
+        <w:keepLines/>
+        <w:spacing w:after="60"/>
+        <w:ind w:left="369" w:hanging="227"/>
+      </w:pPr>
+      <w:r>
+        <w:rPr>
+          <w:rFonts w:ascii="Kaiti SC" w:hAnsi="Kaiti SC" w:eastAsia="Kaiti SC" w:cs="Kaiti SC"/>
+          <w:sz w:val="21"/>
+        </w:rPr>
+        <w:t xml:space="preserve">✓ </w:t>
+      </w:r>
+      <w:r>
+        <w:rPr>
+          <w:rFonts w:ascii="Kaiti SC" w:hAnsi="Kaiti SC" w:eastAsia="Kaiti SC" w:cs="Kaiti SC"/>
+          <w:sz w:val="21"/>
+        </w:rPr>
+        <w:t>[12] 2026-10-29｜Aviation Week｜Blue Origin：Debrief: New Glenn Debut, Take 2 - Aviation Week</w:t>
+      </w:r>
+    </w:p>
+    <w:p>
+      <w:pPr>
+        <w:keepLines/>
+        <w:spacing w:after="60"/>
+        <w:ind w:left="369" w:hanging="227"/>
+      </w:pPr>
+      <w:r>
+        <w:rPr>
+          <w:rFonts w:ascii="Kaiti SC" w:hAnsi="Kaiti SC" w:eastAsia="Kaiti SC" w:cs="Kaiti SC"/>
+          <w:sz w:val="21"/>
+        </w:rPr>
+        <w:t xml:space="preserve">✓ </w:t>
+      </w:r>
+      <w:r>
+        <w:rPr>
+          <w:rFonts w:ascii="Kaiti SC" w:hAnsi="Kaiti SC" w:eastAsia="Kaiti SC" w:cs="Kaiti SC"/>
+          <w:sz w:val="21"/>
+        </w:rPr>
+        <w:t>[13] 2026-10-29｜东方财富｜蓝箭航天：成飞研究所“某飞行器运载火箭发射服务”中标候选人公示：蓝箭航天、中科宇航入围 - 东方财富</w:t>
+      </w:r>
+    </w:p>
+    <w:p>
+      <w:pPr>
+        <w:keepLines/>
+        <w:spacing w:after="60"/>
+        <w:ind w:left="369" w:hanging="227"/>
+      </w:pPr>
+      <w:r>
+        <w:rPr>
+          <w:rFonts w:ascii="Kaiti SC" w:hAnsi="Kaiti SC" w:eastAsia="Kaiti SC" w:cs="Kaiti SC"/>
+          <w:sz w:val="21"/>
+        </w:rPr>
+        <w:t xml:space="preserve">✓ </w:t>
+      </w:r>
+      <w:r>
+        <w:rPr>
+          <w:rFonts w:ascii="Kaiti SC" w:hAnsi="Kaiti SC" w:eastAsia="Kaiti SC" w:cs="Kaiti SC"/>
+          <w:sz w:val="21"/>
+        </w:rPr>
+        <w:t>[14] 2026-10-29｜搜狐网｜蓝箭航天：蓝箭航天、中科宇航，中标候选 - 搜狐网</w:t>
+      </w:r>
+    </w:p>
+    <w:p>
+      <w:pPr>
+        <w:keepLines/>
+        <w:spacing w:after="60"/>
+        <w:ind w:left="369" w:hanging="227"/>
+      </w:pPr>
+      <w:r>
+        <w:rPr>
+          <w:rFonts w:ascii="Kaiti SC" w:hAnsi="Kaiti SC" w:eastAsia="Kaiti SC" w:cs="Kaiti SC"/>
+          <w:sz w:val="21"/>
+        </w:rPr>
+        <w:t xml:space="preserve">✓ </w:t>
+      </w:r>
+      <w:r>
+        <w:rPr>
+          <w:rFonts w:ascii="Kaiti SC" w:hAnsi="Kaiti SC" w:eastAsia="Kaiti SC" w:cs="Kaiti SC"/>
+          <w:sz w:val="21"/>
+        </w:rPr>
+        <w:t>[15] 2026-10-29｜搜狐网｜蓝箭航天：蓝箭航天、中科宇航，中标候选 - 搜狐网</w:t>
+      </w:r>
+    </w:p>
+    <w:p>
+      <w:pPr>
+        <w:keepLines/>
+        <w:spacing w:after="60"/>
+        <w:ind w:left="369" w:hanging="227"/>
+      </w:pPr>
+      <w:r>
+        <w:rPr>
+          <w:rFonts w:ascii="Kaiti SC" w:hAnsi="Kaiti SC" w:eastAsia="Kaiti SC" w:cs="Kaiti SC"/>
+          <w:sz w:val="21"/>
+        </w:rPr>
+        <w:t xml:space="preserve">✓ </w:t>
+      </w:r>
+      <w:r>
+        <w:rPr>
+          <w:rFonts w:ascii="Kaiti SC" w:hAnsi="Kaiti SC" w:eastAsia="Kaiti SC" w:cs="Kaiti SC"/>
+          <w:sz w:val="21"/>
+        </w:rPr>
+        <w:t>[16] 2026-10-29｜手机网易网｜蓝箭航天：蓝箭航天成功中标“昊龙飞船”发射任务！ - 手机网易网</w:t>
       </w:r>
     </w:p>
     <w:sectPr>

--- a/docs/data/reports/daily-documents/latest/previous_daily_report.docx
+++ b/docs/data/reports/daily-documents/latest/previous_daily_report.docx
@@ -26,7 +26,7 @@
           <w:rFonts w:ascii="Kaiti SC" w:hAnsi="Kaiti SC" w:eastAsia="Kaiti SC" w:cs="Kaiti SC"/>
           <w:sz w:val="21"/>
         </w:rPr>
-        <w:t>2026-10-29（上一自然日）</w:t>
+        <w:t>2026-10-30（上一自然日）</w:t>
       </w:r>
     </w:p>
     <w:tbl>
@@ -81,7 +81,7 @@
                 <w:b w:val="0"/>
                 <w:sz w:val="19"/>
               </w:rPr>
-              <w:t>2026-10-29</w:t>
+              <w:t>2026-10-30</w:t>
             </w:r>
           </w:p>
         </w:tc>
@@ -127,7 +127,7 @@
                 <w:b w:val="0"/>
                 <w:sz w:val="19"/>
               </w:rPr>
-              <w:t>25 条 / 5 家</w:t>
+              <w:t>26 条 / 5 家</w:t>
             </w:r>
           </w:p>
         </w:tc>
@@ -173,7 +173,7 @@
                 <w:b w:val="0"/>
                 <w:sz w:val="19"/>
               </w:rPr>
-              <w:t>12 个</w:t>
+              <w:t>13 个</w:t>
             </w:r>
           </w:p>
         </w:tc>
@@ -219,7 +219,7 @@
                 <w:b w:val="0"/>
                 <w:sz w:val="19"/>
               </w:rPr>
-              <w:t>2026-10-30</w:t>
+              <w:t>2026-10-31</w:t>
             </w:r>
           </w:p>
         </w:tc>
@@ -245,7 +245,7 @@
     </w:p>
     <w:p>
       <w:r>
-        <w:t>2026-10-29 共归档 25 条新闻，覆盖 5 家公司、12 个信息来源。 新闻量较多的公司包括 SpaceX、Blue Origin、蓝箭航天、中科宇航。</w:t>
+        <w:t>2026-10-30 共归档 26 条新闻，覆盖 5 家公司、13 个信息来源。 新闻量较多的公司包括 SpaceX、Blue Origin、中科宇航、中国星网。</w:t>
       </w:r>
     </w:p>
     <w:p>
@@ -279,7 +279,7 @@
           <w:rFonts w:ascii="Kaiti SC" w:hAnsi="Kaiti SC" w:eastAsia="Kaiti SC" w:cs="Kaiti SC"/>
           <w:sz w:val="21"/>
         </w:rPr>
-        <w:t>【其他动态】SpaceX：T-Mobile CEO rules out letting SpaceX's Starlink Mobile run on its network （bing.com）</w:t>
+        <w:t>【发射与任务】SpaceX：SpaceX Falcon 9 Rocket Launch Set for Friday Night at Vandenberg Space Force Base - edhat （edhat）</w:t>
       </w:r>
     </w:p>
     <w:p>
@@ -300,7 +300,7 @@
           <w:rFonts w:ascii="Kaiti SC" w:hAnsi="Kaiti SC" w:eastAsia="Kaiti SC" w:cs="Kaiti SC"/>
           <w:sz w:val="21"/>
         </w:rPr>
-        <w:t>【发射与任务】Blue Origin：Blue Origin Launches Earth's First Space Manufacturing Apprenticeship Program - Blue Origin （Blue Origin）</w:t>
+        <w:t>【发射与任务】SpaceX：SpaceX’s Falcon 9 launch scheduled for tonight: What time can you see it in the U.S.? - Diario AS （Diario AS）</w:t>
       </w:r>
     </w:p>
     <w:p>
@@ -321,7 +321,7 @@
           <w:rFonts w:ascii="Kaiti SC" w:hAnsi="Kaiti SC" w:eastAsia="Kaiti SC" w:cs="Kaiti SC"/>
           <w:sz w:val="21"/>
         </w:rPr>
-        <w:t>【发射与任务】Blue Origin：Blue Origin Reconstructs Launch Complex 36 Tower, Targets November Return to Flight for New Glenn - SatNews Publishers （SatNews Publishers）</w:t>
+        <w:t>【发射与任务】SpaceX：Track next Vandenberg rocket launch after SpaceX helps set record （bing.com）</w:t>
       </w:r>
     </w:p>
     <w:p>
@@ -342,7 +342,7 @@
           <w:rFonts w:ascii="Kaiti SC" w:hAnsi="Kaiti SC" w:eastAsia="Kaiti SC" w:cs="Kaiti SC"/>
           <w:sz w:val="21"/>
         </w:rPr>
-        <w:t>【发射与任务】SpaceX：SpaceX fires up Starship upper stage ahead of landmark Flight 15 test launch (video) （space.com）</w:t>
+        <w:t>【发射与任务】SpaceX：Track next Vandenberg rocket launch after SpaceX helps set record （bing.com）</w:t>
       </w:r>
     </w:p>
     <w:p>
@@ -363,7 +363,7 @@
           <w:rFonts w:ascii="Kaiti SC" w:hAnsi="Kaiti SC" w:eastAsia="Kaiti SC" w:cs="Kaiti SC"/>
           <w:sz w:val="21"/>
         </w:rPr>
-        <w:t>【发射与任务】中科宇航：成飞研究所“某飞行器运载火箭发射服务”中标候选人公示：蓝箭航天、中科宇航入围 - 东方财富 （东方财富）</w:t>
+        <w:t>【发射与任务】SpaceX：SpaceX’s Falcon 9 launch scheduled for tonight: What time can you see it in the U.S.? （bing.com）</w:t>
       </w:r>
     </w:p>
     <w:p>
@@ -384,7 +384,7 @@
           <w:rFonts w:ascii="Kaiti SC" w:hAnsi="Kaiti SC" w:eastAsia="Kaiti SC" w:cs="Kaiti SC"/>
           <w:sz w:val="21"/>
         </w:rPr>
-        <w:t>【发射与任务】SpaceX：Falcon 9 Launch of Starlink Satellites Scheduled For Late Friday Into Early Saturday （bing.com）</w:t>
+        <w:t>【发射与任务】Blue Origin：Blue Origin's New Glenn static-fire test damages booster （bing.com）</w:t>
       </w:r>
     </w:p>
     <w:p>
@@ -405,7 +405,7 @@
           <w:rFonts w:ascii="Kaiti SC" w:hAnsi="Kaiti SC" w:eastAsia="Kaiti SC" w:cs="Kaiti SC"/>
           <w:sz w:val="21"/>
         </w:rPr>
-        <w:t>【发射与任务】SpaceX：SpaceX's Starfall capsule delivers cargo for US Air Force in landmark 'point to point' space mission （space.com）</w:t>
+        <w:t>【发射与任务】Blue Origin：Blue Origin's New Glenn static-fire test damages booster （bing.com）</w:t>
       </w:r>
     </w:p>
     <w:p>
@@ -426,7 +426,7 @@
           <w:rFonts w:ascii="Kaiti SC" w:hAnsi="Kaiti SC" w:eastAsia="Kaiti SC" w:cs="Kaiti SC"/>
           <w:sz w:val="21"/>
         </w:rPr>
-        <w:t>【其他动态】SpaceX：Get ready for the ‘Year of Starlink’ as airlines battle over superfast WiFi （bing.com）</w:t>
+        <w:t>【发射与任务】Blue Origin：Blue Origin's New Glenn static-fire test damages booster （bing.com）</w:t>
       </w:r>
     </w:p>
     <w:p>
@@ -447,7 +447,7 @@
           <w:rFonts w:ascii="Kaiti SC" w:hAnsi="Kaiti SC" w:eastAsia="Kaiti SC" w:cs="Kaiti SC"/>
           <w:sz w:val="21"/>
         </w:rPr>
-        <w:t>【发射与任务】Blue Origin：Bezos’ Blue Origin is growing with new facility in Des Moines （bing.com）</w:t>
+        <w:t>【其他动态】中科宇航：太空制造成果齐聚大湾区科学论坛，中科宇航构建“商业航天+”新生态 - 未来天玑 （未来天玑）</w:t>
       </w:r>
     </w:p>
     <w:p>
@@ -468,7 +468,7 @@
           <w:rFonts w:ascii="Kaiti SC" w:hAnsi="Kaiti SC" w:eastAsia="Kaiti SC" w:cs="Kaiti SC"/>
           <w:sz w:val="21"/>
         </w:rPr>
-        <w:t>【发射与任务】中科宇航：成飞研究所“某飞行器运载火箭发射服务”中标候选人公示：蓝箭航天、中科宇航入围 - 新浪财经 （新浪财经）</w:t>
+        <w:t>【发射与任务】中科宇航：影响市场重大事件：成飞研究所“某飞行器运载火箭发射服务”中标公示：蓝箭航天、中科宇航入围；阿里巴巴关联公司入股绳驱柔性太空机器人研发商弦引未来 - 东方财富 （东方财富）</w:t>
       </w:r>
     </w:p>
     <w:p>
@@ -489,7 +489,7 @@
           <w:rFonts w:ascii="Kaiti SC" w:hAnsi="Kaiti SC" w:eastAsia="Kaiti SC" w:cs="Kaiti SC"/>
           <w:sz w:val="21"/>
         </w:rPr>
-        <w:t>【其他动态】星际荣耀：一年多没发火箭的民商火箭公司星际荣耀，押注可复用型号双曲线三号 - 搜狐网 （搜狐网）</w:t>
+        <w:t>【发射与任务】Blue Origin：Blue Origin launches apprenticeship program to build space workforce - The Business Journals （The Business Journals）</w:t>
       </w:r>
     </w:p>
     <w:p>
@@ -510,7 +510,7 @@
           <w:rFonts w:ascii="Kaiti SC" w:hAnsi="Kaiti SC" w:eastAsia="Kaiti SC" w:cs="Kaiti SC"/>
           <w:sz w:val="21"/>
         </w:rPr>
-        <w:t>【产品与技术】Blue Origin：Debrief: New Glenn Debut, Take 2 - Aviation Week （Aviation Week）</w:t>
+        <w:t>【其他动态】中国星网：长春理工大学科研团队助力中国星网-中国吉林网 - 第一新闻 （第一新闻）</w:t>
       </w:r>
     </w:p>
     <w:p>
@@ -531,70 +531,7 @@
           <w:rFonts w:ascii="Kaiti SC" w:hAnsi="Kaiti SC" w:eastAsia="Kaiti SC" w:cs="Kaiti SC"/>
           <w:sz w:val="21"/>
         </w:rPr>
-        <w:t>【发射与任务】蓝箭航天：成飞研究所“某飞行器运载火箭发射服务”中标候选人公示：蓝箭航天、中科宇航入围 - 东方财富 （东方财富）</w:t>
-      </w:r>
-    </w:p>
-    <w:p>
-      <w:pPr>
-        <w:keepLines/>
-        <w:spacing w:after="60"/>
-        <w:ind w:left="369" w:hanging="227"/>
-      </w:pPr>
-      <w:r>
-        <w:rPr>
-          <w:rFonts w:ascii="Kaiti SC" w:hAnsi="Kaiti SC" w:eastAsia="Kaiti SC" w:cs="Kaiti SC"/>
-          <w:sz w:val="21"/>
-        </w:rPr>
-        <w:t xml:space="preserve">➢ </w:t>
-      </w:r>
-      <w:r>
-        <w:rPr>
-          <w:rFonts w:ascii="Kaiti SC" w:hAnsi="Kaiti SC" w:eastAsia="Kaiti SC" w:cs="Kaiti SC"/>
-          <w:sz w:val="21"/>
-        </w:rPr>
-        <w:t>【订单与合作】蓝箭航天：蓝箭航天、中科宇航，中标候选 - 搜狐网 （搜狐网）</w:t>
-      </w:r>
-    </w:p>
-    <w:p>
-      <w:pPr>
-        <w:keepLines/>
-        <w:spacing w:after="60"/>
-        <w:ind w:left="369" w:hanging="227"/>
-      </w:pPr>
-      <w:r>
-        <w:rPr>
-          <w:rFonts w:ascii="Kaiti SC" w:hAnsi="Kaiti SC" w:eastAsia="Kaiti SC" w:cs="Kaiti SC"/>
-          <w:sz w:val="21"/>
-        </w:rPr>
-        <w:t xml:space="preserve">➢ </w:t>
-      </w:r>
-      <w:r>
-        <w:rPr>
-          <w:rFonts w:ascii="Kaiti SC" w:hAnsi="Kaiti SC" w:eastAsia="Kaiti SC" w:cs="Kaiti SC"/>
-          <w:sz w:val="21"/>
-        </w:rPr>
-        <w:t>【订单与合作】蓝箭航天：蓝箭航天、中科宇航，中标候选 - 搜狐网 （搜狐网）</w:t>
-      </w:r>
-    </w:p>
-    <w:p>
-      <w:pPr>
-        <w:keepLines/>
-        <w:spacing w:after="60"/>
-        <w:ind w:left="369" w:hanging="227"/>
-      </w:pPr>
-      <w:r>
-        <w:rPr>
-          <w:rFonts w:ascii="Kaiti SC" w:hAnsi="Kaiti SC" w:eastAsia="Kaiti SC" w:cs="Kaiti SC"/>
-          <w:sz w:val="21"/>
-        </w:rPr>
-        <w:t xml:space="preserve">➢ </w:t>
-      </w:r>
-      <w:r>
-        <w:rPr>
-          <w:rFonts w:ascii="Kaiti SC" w:hAnsi="Kaiti SC" w:eastAsia="Kaiti SC" w:cs="Kaiti SC"/>
-          <w:sz w:val="21"/>
-        </w:rPr>
-        <w:t>【发射与任务】蓝箭航天：蓝箭航天成功中标“昊龙飞船”发射任务！ - 手机网易网 （手机网易网）</w:t>
+        <w:t>【发射与任务】蓝箭航天：影响市场重大事件：成飞研究所“某飞行器运载火箭发射服务”中标公示：蓝箭航天、中科宇航入围；阿里巴巴关联公司入股绳驱柔性太空机器人研发商弦引未来 - 东方财富 （东方财富）</w:t>
       </w:r>
     </w:p>
     <w:p>
@@ -753,7 +690,7 @@
                 <w:b w:val="0"/>
                 <w:sz w:val="19"/>
               </w:rPr>
-              <w:t>14</w:t>
+              <w:t>18</w:t>
             </w:r>
           </w:p>
         </w:tc>
@@ -774,7 +711,7 @@
                 <w:b w:val="0"/>
                 <w:sz w:val="19"/>
               </w:rPr>
-              <w:t>其他动态、发射与任务、订单与合作</w:t>
+              <w:t>发射与任务、其他动态、订单与合作、监管与政策</w:t>
             </w:r>
           </w:p>
         </w:tc>
@@ -794,7 +731,7 @@
                 <w:b w:val="0"/>
                 <w:sz w:val="19"/>
               </w:rPr>
-              <w:t>T-Mobile CEO rules out letting SpaceX's Starlink Mobile run on its network</w:t>
+              <w:t>SpaceX Falcon 9 Rocket Launch Set for Friday Night at Vandenberg Space Force Base - edhat</w:t>
             </w:r>
           </w:p>
         </w:tc>
@@ -861,7 +798,7 @@
                 <w:b w:val="0"/>
                 <w:sz w:val="19"/>
               </w:rPr>
-              <w:t>发射与任务、产品与技术</w:t>
+              <w:t>发射与任务</w:t>
             </w:r>
           </w:p>
         </w:tc>
@@ -881,94 +818,7 @@
                 <w:b w:val="0"/>
                 <w:sz w:val="19"/>
               </w:rPr>
-              <w:t>Blue Origin Launches Earth's First Space Manufacturing Apprenticeship Program - Blue Origin</w:t>
-            </w:r>
-          </w:p>
-        </w:tc>
-      </w:tr>
-      <w:tr>
-        <w:trPr>
-          <w:cantSplit/>
-        </w:trPr>
-        <w:tc>
-          <w:tcPr>
-            <w:tcW w:type="dxa" w:w="2075"/>
-            <w:vAlign w:val="center"/>
-          </w:tcPr>
-          <w:p>
-            <w:pPr>
-              <w:spacing w:after="0" w:line="252" w:lineRule="auto"/>
-            </w:pPr>
-            <w:r/>
-            <w:r>
-              <w:rPr>
-                <w:rFonts w:ascii="Kaiti SC" w:hAnsi="Kaiti SC" w:eastAsia="Kaiti SC" w:cs="Kaiti SC"/>
-                <w:b w:val="0"/>
-                <w:sz w:val="19"/>
-              </w:rPr>
-              <w:t>蓝箭航天</w:t>
-            </w:r>
-          </w:p>
-        </w:tc>
-        <w:tc>
-          <w:tcPr>
-            <w:tcW w:type="dxa" w:w="2075"/>
-            <w:vAlign w:val="center"/>
-          </w:tcPr>
-          <w:p>
-            <w:pPr>
-              <w:spacing w:after="0" w:line="252" w:lineRule="auto"/>
-              <w:jc w:val="center"/>
-            </w:pPr>
-            <w:r/>
-            <w:r>
-              <w:rPr>
-                <w:rFonts w:ascii="Kaiti SC" w:hAnsi="Kaiti SC" w:eastAsia="Kaiti SC" w:cs="Kaiti SC"/>
-                <w:b w:val="0"/>
-                <w:sz w:val="19"/>
-              </w:rPr>
-              <w:t>4</w:t>
-            </w:r>
-          </w:p>
-        </w:tc>
-        <w:tc>
-          <w:tcPr>
-            <w:tcW w:type="dxa" w:w="2075"/>
-            <w:vAlign w:val="center"/>
-          </w:tcPr>
-          <w:p>
-            <w:pPr>
-              <w:spacing w:after="0" w:line="252" w:lineRule="auto"/>
-              <w:jc w:val="center"/>
-            </w:pPr>
-            <w:r/>
-            <w:r>
-              <w:rPr>
-                <w:rFonts w:ascii="Kaiti SC" w:hAnsi="Kaiti SC" w:eastAsia="Kaiti SC" w:cs="Kaiti SC"/>
-                <w:b w:val="0"/>
-                <w:sz w:val="19"/>
-              </w:rPr>
-              <w:t>发射与任务、订单与合作</w:t>
-            </w:r>
-          </w:p>
-        </w:tc>
-        <w:tc>
-          <w:tcPr>
-            <w:tcW w:type="dxa" w:w="2075"/>
-            <w:vAlign w:val="center"/>
-          </w:tcPr>
-          <w:p>
-            <w:pPr>
-              <w:spacing w:after="0" w:line="252" w:lineRule="auto"/>
-            </w:pPr>
-            <w:r/>
-            <w:r>
-              <w:rPr>
-                <w:rFonts w:ascii="Kaiti SC" w:hAnsi="Kaiti SC" w:eastAsia="Kaiti SC" w:cs="Kaiti SC"/>
-                <w:b w:val="0"/>
-                <w:sz w:val="19"/>
-              </w:rPr>
-              <w:t>成飞研究所“某飞行器运载火箭发射服务”中标候选人公示：蓝箭航天、中科宇航入围 - 东方财富</w:t>
+              <w:t>Blue Origin's New Glenn static-fire test damages booster</w:t>
             </w:r>
           </w:p>
         </w:tc>
@@ -1035,7 +885,7 @@
                 <w:b w:val="0"/>
                 <w:sz w:val="19"/>
               </w:rPr>
-              <w:t>发射与任务</w:t>
+              <w:t>其他动态、发射与任务</w:t>
             </w:r>
           </w:p>
         </w:tc>
@@ -1055,7 +905,7 @@
                 <w:b w:val="0"/>
                 <w:sz w:val="19"/>
               </w:rPr>
-              <w:t>成飞研究所“某飞行器运载火箭发射服务”中标候选人公示：蓝箭航天、中科宇航入围 - 东方财富</w:t>
+              <w:t>太空制造成果齐聚大湾区科学论坛，中科宇航构建“商业航天+”新生态 - 未来天玑</w:t>
             </w:r>
           </w:p>
         </w:tc>
@@ -1080,7 +930,7 @@
                 <w:b w:val="0"/>
                 <w:sz w:val="19"/>
               </w:rPr>
-              <w:t>星际荣耀</w:t>
+              <w:t>中国星网</w:t>
             </w:r>
           </w:p>
         </w:tc>
@@ -1142,7 +992,94 @@
                 <w:b w:val="0"/>
                 <w:sz w:val="19"/>
               </w:rPr>
-              <w:t>一年多没发火箭的民商火箭公司星际荣耀，押注可复用型号双曲线三号 - 搜狐网</w:t>
+              <w:t>长春理工大学科研团队助力中国星网-中国吉林网 - 第一新闻</w:t>
+            </w:r>
+          </w:p>
+        </w:tc>
+      </w:tr>
+      <w:tr>
+        <w:trPr>
+          <w:cantSplit/>
+        </w:trPr>
+        <w:tc>
+          <w:tcPr>
+            <w:tcW w:type="dxa" w:w="2075"/>
+            <w:vAlign w:val="center"/>
+          </w:tcPr>
+          <w:p>
+            <w:pPr>
+              <w:spacing w:after="0" w:line="252" w:lineRule="auto"/>
+            </w:pPr>
+            <w:r/>
+            <w:r>
+              <w:rPr>
+                <w:rFonts w:ascii="Kaiti SC" w:hAnsi="Kaiti SC" w:eastAsia="Kaiti SC" w:cs="Kaiti SC"/>
+                <w:b w:val="0"/>
+                <w:sz w:val="19"/>
+              </w:rPr>
+              <w:t>蓝箭航天</w:t>
+            </w:r>
+          </w:p>
+        </w:tc>
+        <w:tc>
+          <w:tcPr>
+            <w:tcW w:type="dxa" w:w="2075"/>
+            <w:vAlign w:val="center"/>
+          </w:tcPr>
+          <w:p>
+            <w:pPr>
+              <w:spacing w:after="0" w:line="252" w:lineRule="auto"/>
+              <w:jc w:val="center"/>
+            </w:pPr>
+            <w:r/>
+            <w:r>
+              <w:rPr>
+                <w:rFonts w:ascii="Kaiti SC" w:hAnsi="Kaiti SC" w:eastAsia="Kaiti SC" w:cs="Kaiti SC"/>
+                <w:b w:val="0"/>
+                <w:sz w:val="19"/>
+              </w:rPr>
+              <w:t>1</w:t>
+            </w:r>
+          </w:p>
+        </w:tc>
+        <w:tc>
+          <w:tcPr>
+            <w:tcW w:type="dxa" w:w="2075"/>
+            <w:vAlign w:val="center"/>
+          </w:tcPr>
+          <w:p>
+            <w:pPr>
+              <w:spacing w:after="0" w:line="252" w:lineRule="auto"/>
+              <w:jc w:val="center"/>
+            </w:pPr>
+            <w:r/>
+            <w:r>
+              <w:rPr>
+                <w:rFonts w:ascii="Kaiti SC" w:hAnsi="Kaiti SC" w:eastAsia="Kaiti SC" w:cs="Kaiti SC"/>
+                <w:b w:val="0"/>
+                <w:sz w:val="19"/>
+              </w:rPr>
+              <w:t>发射与任务</w:t>
+            </w:r>
+          </w:p>
+        </w:tc>
+        <w:tc>
+          <w:tcPr>
+            <w:tcW w:type="dxa" w:w="2075"/>
+            <w:vAlign w:val="center"/>
+          </w:tcPr>
+          <w:p>
+            <w:pPr>
+              <w:spacing w:after="0" w:line="252" w:lineRule="auto"/>
+            </w:pPr>
+            <w:r/>
+            <w:r>
+              <w:rPr>
+                <w:rFonts w:ascii="Kaiti SC" w:hAnsi="Kaiti SC" w:eastAsia="Kaiti SC" w:cs="Kaiti SC"/>
+                <w:b w:val="0"/>
+                <w:sz w:val="19"/>
+              </w:rPr>
+              <w:t>影响市场重大事件：成飞研究所“某飞行器运载火箭发射服务”中标公示：蓝箭航天、中科宇航入围；阿里巴巴关联公司入股绳驱柔性太空机器人研发商弦引未来 - 东方财富</w:t>
             </w:r>
           </w:p>
         </w:tc>
@@ -1179,7 +1116,7 @@
           <w:rFonts w:ascii="Kaiti SC" w:hAnsi="Kaiti SC" w:eastAsia="Kaiti SC" w:cs="Kaiti SC"/>
           <w:sz w:val="21"/>
         </w:rPr>
-        <w:t>[1] 2026-10-29｜bing.com｜SpaceX：T-Mobile CEO rules out letting SpaceX's Starlink Mobile run on its network</w:t>
+        <w:t>[1] 2026-10-30｜edhat｜SpaceX：SpaceX Falcon 9 Rocket Launch Set for Friday Night at Vandenberg Space Force Base - edhat</w:t>
       </w:r>
     </w:p>
     <w:p>
@@ -1200,7 +1137,7 @@
           <w:rFonts w:ascii="Kaiti SC" w:hAnsi="Kaiti SC" w:eastAsia="Kaiti SC" w:cs="Kaiti SC"/>
           <w:sz w:val="21"/>
         </w:rPr>
-        <w:t>[2] 2026-10-29｜Blue Origin｜Blue Origin：Blue Origin Launches Earth's First Space Manufacturing Apprenticeship Program - Blue Origin</w:t>
+        <w:t>[2] 2026-10-30｜Diario AS｜SpaceX：SpaceX’s Falcon 9 launch scheduled for tonight: What time can you see it in the U.S.? - Diario AS</w:t>
       </w:r>
     </w:p>
     <w:p>
@@ -1221,7 +1158,7 @@
           <w:rFonts w:ascii="Kaiti SC" w:hAnsi="Kaiti SC" w:eastAsia="Kaiti SC" w:cs="Kaiti SC"/>
           <w:sz w:val="21"/>
         </w:rPr>
-        <w:t>[3] 2026-10-29｜SatNews Publishers｜Blue Origin：Blue Origin Reconstructs Launch Complex 36 Tower, Targets November Return to Flight for New Glenn - SatNews Publishers</w:t>
+        <w:t>[3] 2026-10-30｜bing.com｜SpaceX：Track next Vandenberg rocket launch after SpaceX helps set record</w:t>
       </w:r>
     </w:p>
     <w:p>
@@ -1242,7 +1179,7 @@
           <w:rFonts w:ascii="Kaiti SC" w:hAnsi="Kaiti SC" w:eastAsia="Kaiti SC" w:cs="Kaiti SC"/>
           <w:sz w:val="21"/>
         </w:rPr>
-        <w:t>[4] 2026-10-29｜space.com｜SpaceX：SpaceX fires up Starship upper stage ahead of landmark Flight 15 test launch (video)</w:t>
+        <w:t>[4] 2026-10-30｜bing.com｜SpaceX：Track next Vandenberg rocket launch after SpaceX helps set record</w:t>
       </w:r>
     </w:p>
     <w:p>
@@ -1263,7 +1200,7 @@
           <w:rFonts w:ascii="Kaiti SC" w:hAnsi="Kaiti SC" w:eastAsia="Kaiti SC" w:cs="Kaiti SC"/>
           <w:sz w:val="21"/>
         </w:rPr>
-        <w:t>[5] 2026-10-29｜东方财富｜中科宇航：成飞研究所“某飞行器运载火箭发射服务”中标候选人公示：蓝箭航天、中科宇航入围 - 东方财富</w:t>
+        <w:t>[5] 2026-10-30｜bing.com｜SpaceX：SpaceX’s Falcon 9 launch scheduled for tonight: What time can you see it in the U.S.?</w:t>
       </w:r>
     </w:p>
     <w:p>
@@ -1284,7 +1221,7 @@
           <w:rFonts w:ascii="Kaiti SC" w:hAnsi="Kaiti SC" w:eastAsia="Kaiti SC" w:cs="Kaiti SC"/>
           <w:sz w:val="21"/>
         </w:rPr>
-        <w:t>[6] 2026-10-29｜bing.com｜SpaceX：Falcon 9 Launch of Starlink Satellites Scheduled For Late Friday Into Early Saturday</w:t>
+        <w:t>[6] 2026-10-30｜bing.com｜Blue Origin：Blue Origin's New Glenn static-fire test damages booster</w:t>
       </w:r>
     </w:p>
     <w:p>
@@ -1305,7 +1242,7 @@
           <w:rFonts w:ascii="Kaiti SC" w:hAnsi="Kaiti SC" w:eastAsia="Kaiti SC" w:cs="Kaiti SC"/>
           <w:sz w:val="21"/>
         </w:rPr>
-        <w:t>[7] 2026-10-29｜space.com｜SpaceX：SpaceX's Starfall capsule delivers cargo for US Air Force in landmark 'point to point' space mission</w:t>
+        <w:t>[7] 2026-10-30｜bing.com｜Blue Origin：Blue Origin's New Glenn static-fire test damages booster</w:t>
       </w:r>
     </w:p>
     <w:p>
@@ -1326,7 +1263,7 @@
           <w:rFonts w:ascii="Kaiti SC" w:hAnsi="Kaiti SC" w:eastAsia="Kaiti SC" w:cs="Kaiti SC"/>
           <w:sz w:val="21"/>
         </w:rPr>
-        <w:t>[8] 2026-10-29｜bing.com｜SpaceX：Get ready for the ‘Year of Starlink’ as airlines battle over superfast WiFi</w:t>
+        <w:t>[8] 2026-10-30｜bing.com｜Blue Origin：Blue Origin's New Glenn static-fire test damages booster</w:t>
       </w:r>
     </w:p>
     <w:p>
@@ -1347,7 +1284,7 @@
           <w:rFonts w:ascii="Kaiti SC" w:hAnsi="Kaiti SC" w:eastAsia="Kaiti SC" w:cs="Kaiti SC"/>
           <w:sz w:val="21"/>
         </w:rPr>
-        <w:t>[9] 2026-10-29｜bing.com｜Blue Origin：Bezos’ Blue Origin is growing with new facility in Des Moines</w:t>
+        <w:t>[9] 2026-10-30｜未来天玑｜中科宇航：太空制造成果齐聚大湾区科学论坛，中科宇航构建“商业航天+”新生态 - 未来天玑</w:t>
       </w:r>
     </w:p>
     <w:p>
@@ -1368,7 +1305,7 @@
           <w:rFonts w:ascii="Kaiti SC" w:hAnsi="Kaiti SC" w:eastAsia="Kaiti SC" w:cs="Kaiti SC"/>
           <w:sz w:val="21"/>
         </w:rPr>
-        <w:t>[10] 2026-10-29｜新浪财经｜中科宇航：成飞研究所“某飞行器运载火箭发射服务”中标候选人公示：蓝箭航天、中科宇航入围 - 新浪财经</w:t>
+        <w:t>[10] 2026-10-30｜东方财富｜中科宇航：影响市场重大事件：成飞研究所“某飞行器运载火箭发射服务”中标公示：蓝箭航天、中科宇航入围；阿里巴巴关联公司入股绳驱柔性太空机器人研发商弦引未来 - 东方财富</w:t>
       </w:r>
     </w:p>
     <w:p>
@@ -1389,7 +1326,7 @@
           <w:rFonts w:ascii="Kaiti SC" w:hAnsi="Kaiti SC" w:eastAsia="Kaiti SC" w:cs="Kaiti SC"/>
           <w:sz w:val="21"/>
         </w:rPr>
-        <w:t>[11] 2026-10-29｜搜狐网｜星际荣耀：一年多没发火箭的民商火箭公司星际荣耀，押注可复用型号双曲线三号 - 搜狐网</w:t>
+        <w:t>[11] 2026-10-30｜The Business Journals｜Blue Origin：Blue Origin launches apprenticeship program to build space workforce - The Business Journals</w:t>
       </w:r>
     </w:p>
     <w:p>
@@ -1410,7 +1347,7 @@
           <w:rFonts w:ascii="Kaiti SC" w:hAnsi="Kaiti SC" w:eastAsia="Kaiti SC" w:cs="Kaiti SC"/>
           <w:sz w:val="21"/>
         </w:rPr>
-        <w:t>[12] 2026-10-29｜Aviation Week｜Blue Origin：Debrief: New Glenn Debut, Take 2 - Aviation Week</w:t>
+        <w:t>[12] 2026-10-30｜第一新闻｜中国星网：长春理工大学科研团队助力中国星网-中国吉林网 - 第一新闻</w:t>
       </w:r>
     </w:p>
     <w:p>
@@ -1431,70 +1368,7 @@
           <w:rFonts w:ascii="Kaiti SC" w:hAnsi="Kaiti SC" w:eastAsia="Kaiti SC" w:cs="Kaiti SC"/>
           <w:sz w:val="21"/>
         </w:rPr>
-        <w:t>[13] 2026-10-29｜东方财富｜蓝箭航天：成飞研究所“某飞行器运载火箭发射服务”中标候选人公示：蓝箭航天、中科宇航入围 - 东方财富</w:t>
-      </w:r>
-    </w:p>
-    <w:p>
-      <w:pPr>
-        <w:keepLines/>
-        <w:spacing w:after="60"/>
-        <w:ind w:left="369" w:hanging="227"/>
-      </w:pPr>
-      <w:r>
-        <w:rPr>
-          <w:rFonts w:ascii="Kaiti SC" w:hAnsi="Kaiti SC" w:eastAsia="Kaiti SC" w:cs="Kaiti SC"/>
-          <w:sz w:val="21"/>
-        </w:rPr>
-        <w:t xml:space="preserve">✓ </w:t>
-      </w:r>
-      <w:r>
-        <w:rPr>
-          <w:rFonts w:ascii="Kaiti SC" w:hAnsi="Kaiti SC" w:eastAsia="Kaiti SC" w:cs="Kaiti SC"/>
-          <w:sz w:val="21"/>
-        </w:rPr>
-        <w:t>[14] 2026-10-29｜搜狐网｜蓝箭航天：蓝箭航天、中科宇航，中标候选 - 搜狐网</w:t>
-      </w:r>
-    </w:p>
-    <w:p>
-      <w:pPr>
-        <w:keepLines/>
-        <w:spacing w:after="60"/>
-        <w:ind w:left="369" w:hanging="227"/>
-      </w:pPr>
-      <w:r>
-        <w:rPr>
-          <w:rFonts w:ascii="Kaiti SC" w:hAnsi="Kaiti SC" w:eastAsia="Kaiti SC" w:cs="Kaiti SC"/>
-          <w:sz w:val="21"/>
-        </w:rPr>
-        <w:t xml:space="preserve">✓ </w:t>
-      </w:r>
-      <w:r>
-        <w:rPr>
-          <w:rFonts w:ascii="Kaiti SC" w:hAnsi="Kaiti SC" w:eastAsia="Kaiti SC" w:cs="Kaiti SC"/>
-          <w:sz w:val="21"/>
-        </w:rPr>
-        <w:t>[15] 2026-10-29｜搜狐网｜蓝箭航天：蓝箭航天、中科宇航，中标候选 - 搜狐网</w:t>
-      </w:r>
-    </w:p>
-    <w:p>
-      <w:pPr>
-        <w:keepLines/>
-        <w:spacing w:after="60"/>
-        <w:ind w:left="369" w:hanging="227"/>
-      </w:pPr>
-      <w:r>
-        <w:rPr>
-          <w:rFonts w:ascii="Kaiti SC" w:hAnsi="Kaiti SC" w:eastAsia="Kaiti SC" w:cs="Kaiti SC"/>
-          <w:sz w:val="21"/>
-        </w:rPr>
-        <w:t xml:space="preserve">✓ </w:t>
-      </w:r>
-      <w:r>
-        <w:rPr>
-          <w:rFonts w:ascii="Kaiti SC" w:hAnsi="Kaiti SC" w:eastAsia="Kaiti SC" w:cs="Kaiti SC"/>
-          <w:sz w:val="21"/>
-        </w:rPr>
-        <w:t>[16] 2026-10-29｜手机网易网｜蓝箭航天：蓝箭航天成功中标“昊龙飞船”发射任务！ - 手机网易网</w:t>
+        <w:t>[13] 2026-10-30｜东方财富｜蓝箭航天：影响市场重大事件：成飞研究所“某飞行器运载火箭发射服务”中标公示：蓝箭航天、中科宇航入围；阿里巴巴关联公司入股绳驱柔性太空机器人研发商弦引未来 - 东方财富</w:t>
       </w:r>
     </w:p>
     <w:sectPr>
